--- a/06-学生侧材料/讲义/学生专用版/5-无机化学/碳族与硼族元素-超级充实版（学生专用版）.docx
+++ b/06-学生侧材料/讲义/学生专用版/5-无机化学/碳族与硼族元素-超级充实版（学生专用版）.docx
@@ -2,2046 +2,7 @@
 <file path=word/document.xml><?xml version="1.0" encoding="utf-8"?>
 <w:document xmlns:w="http://schemas.openxmlformats.org/wordprocessingml/2006/main" xmlns:m="http://schemas.openxmlformats.org/officeDocument/2006/math" xmlns:r="http://schemas.openxmlformats.org/officeDocument/2006/relationships" xmlns:o="urn:schemas-microsoft-com:office:office" xmlns:v="urn:schemas-microsoft-com:vml" xmlns:w10="urn:schemas-microsoft-com:office:word" xmlns:a="http://schemas.openxmlformats.org/drawingml/2006/main" xmlns:pic="http://schemas.openxmlformats.org/drawingml/2006/picture" xmlns:wp="http://schemas.openxmlformats.org/drawingml/2006/wordprocessingDrawing">
   <w:body>
-    <w:bookmarkStart w:id="76" w:name="碳族与硼族元素-超级充实版自学完整"/>
-    <w:p>
-      <w:pPr>
-        <w:pStyle w:val="Heading1"/>
-        <w:spacing w:before="280" w:after="120"/>
-        <w:jc w:val="center"/>
-      </w:pPr>
-      <w:r>
-        <w:rPr>
-          <w:rFonts w:hint="eastAsia" w:ascii="Times New Roman" w:hAnsi="Times New Roman" w:eastAsia="SimHei" w:cs="Times New Roman"/>
-        </w:rPr>
-        <w:t>碳族与硼族元素</w:t>
-      </w:r>
-      <w:r>
-        <w:rPr>
-          <w:rFonts w:hint="eastAsia" w:ascii="Times New Roman" w:hAnsi="Times New Roman" w:eastAsia="Times New Roman" w:cs="Times New Roman"/>
-        </w:rPr>
-        <w:t>-</w:t>
-      </w:r>
-      <w:r>
-        <w:rPr>
-          <w:rFonts w:hint="eastAsia" w:ascii="Times New Roman" w:hAnsi="Times New Roman" w:eastAsia="SimHei" w:cs="Times New Roman"/>
-        </w:rPr>
-        <w:t>超级充实版</w:t>
-      </w:r>
-      <w:r>
-        <w:rPr>
-          <w:rFonts w:hint="eastAsia" w:ascii="Times New Roman" w:hAnsi="Times New Roman" w:eastAsia="Times New Roman" w:cs="Times New Roman"/>
-        </w:rPr>
-        <w:t>（</w:t>
-      </w:r>
-      <w:r>
-        <w:rPr>
-          <w:rFonts w:hint="eastAsia" w:ascii="Times New Roman" w:hAnsi="Times New Roman" w:eastAsia="SimHei" w:cs="Times New Roman"/>
-        </w:rPr>
-        <w:t>自学完整</w:t>
-      </w:r>
-      <w:r>
-        <w:rPr>
-          <w:rFonts w:hint="eastAsia" w:ascii="Times New Roman" w:hAnsi="Times New Roman" w:eastAsia="Times New Roman" w:cs="Times New Roman"/>
-        </w:rPr>
-        <w:t>）</w:t>
-      </w:r>
-    </w:p>
-    <w:bookmarkStart w:id="9" w:name="学习目标与考纲锚点"/>
-    <w:p>
-      <w:pPr>
-        <w:pStyle w:val="Heading2"/>
-        <w:spacing w:before="280" w:after="120"/>
-      </w:pPr>
-      <w:r>
-        <w:rPr>
-          <w:rFonts w:hint="eastAsia" w:ascii="Times New Roman" w:hAnsi="Times New Roman" w:eastAsia="SimHei" w:cs="Times New Roman"/>
-        </w:rPr>
-        <w:t xml:space="preserve">学习目标与考纲锚点</w:t>
-      </w:r>
-    </w:p>
-    <w:p>
-      <w:pPr>
-        <w:pStyle w:val="BlockText"/>
-        <w:spacing w:after="80"/>
-        <w:ind w:firstLine="420"/>
-      </w:pPr>
-      <w:r>
-        <w:rPr>
-          <w:rFonts w:hint="eastAsia" w:ascii="Times New Roman" w:hAnsi="Times New Roman" w:eastAsia="FangSong" w:cs="Times New Roman"/>
-        </w:rPr>
-        <w:t>对齐考纲</w:t>
-      </w:r>
-      <w:r>
-        <w:rPr>
-          <w:rFonts w:hint="eastAsia" w:ascii="Times New Roman" w:hAnsi="Times New Roman" w:eastAsia="Times New Roman" w:cs="Times New Roman"/>
-        </w:rPr>
-        <w:t>：§13</w:t>
-      </w:r>
-      <w:r>
-        <w:rPr>
-          <w:rFonts w:ascii="Times New Roman" w:hAnsi="Times New Roman" w:eastAsia="Times New Roman" w:cs="Times New Roman"/>
-        </w:rPr>
-        <w:t xml:space="preserve"> </w:t>
-      </w:r>
-      <w:r>
-        <w:rPr>
-          <w:rFonts w:hint="eastAsia" w:ascii="Times New Roman" w:hAnsi="Times New Roman" w:eastAsia="FangSong" w:cs="Times New Roman"/>
-        </w:rPr>
-        <w:t xml:space="preserve">元素化学</w:t>
-      </w:r>
-      <w:r>
-        <w:rPr>
-          <w:rFonts w:ascii="Times New Roman" w:hAnsi="Times New Roman" w:eastAsia="Times New Roman" w:cs="Times New Roman"/>
-        </w:rPr>
-        <w:t xml:space="preserve"> · §04 </w:t>
-      </w:r>
-      <w:r>
-        <w:rPr>
-          <w:rFonts w:hint="eastAsia" w:ascii="Times New Roman" w:hAnsi="Times New Roman" w:eastAsia="FangSong" w:cs="Times New Roman"/>
-        </w:rPr>
-        <w:t xml:space="preserve">元素周期律和元素周期表</w:t>
-      </w:r>
-    </w:p>
-    <w:tbl>
-      <w:tblPr>
-        <w:tblStyle w:val="Table"/>
-        <w:tblW w:type="pct" w:w="5000"/>
-        <w:tblLayout w:type="fixed"/>
-        <w:tblLook w:firstRow="1" w:lastRow="0" w:firstColumn="0" w:lastColumn="0" w:noHBand="0" w:noVBand="0" w:val="0020"/>
-        <w:jc w:val="center"/>
-        <w:tblBorders>
-          <w:top w:val="single" w:sz="12" w:space="0" w:color="333333"/>
-          <w:bottom w:val="single" w:sz="12" w:space="0" w:color="333333"/>
-          <w:left w:val="none"/>
-          <w:right w:val="none"/>
-          <w:insideH w:val="none"/>
-          <w:insideV w:val="none"/>
-        </w:tblBorders>
-      </w:tblPr>
-      <w:tblGrid>
-        <w:gridCol w:w="2640"/>
-        <w:gridCol w:w="2640"/>
-        <w:gridCol w:w="2640"/>
-      </w:tblGrid>
-      <w:tr>
-        <w:trPr>
-          <w:tblHeader w:val="on"/>
-        </w:trPr>
-        <w:tc>
-          <w:tcPr>
-            <w:tcBorders>
-              <w:bottom w:val="single" w:sz="6" w:space="0" w:color="333333"/>
-            </w:tcBorders>
-          </w:tcPr>
-          <w:p>
-            <w:pPr>
-              <w:pStyle w:val="Compact"/>
-              <w:jc w:val="center"/>
-            </w:pPr>
-            <w:r>
-              <w:rPr>
-                <w:rFonts w:hint="eastAsia" w:ascii="Times New Roman" w:hAnsi="Times New Roman" w:eastAsia="SimHei" w:cs="Times New Roman"/>
-                <w:b/>
-              </w:rPr>
-              <w:t xml:space="preserve">考纲锚点</w:t>
-            </w:r>
-          </w:p>
-        </w:tc>
-        <w:tc>
-          <w:tcPr>
-            <w:tcBorders>
-              <w:bottom w:val="single" w:sz="6" w:space="0" w:color="333333"/>
-            </w:tcBorders>
-          </w:tcPr>
-          <w:p>
-            <w:pPr>
-              <w:pStyle w:val="Compact"/>
-              <w:jc w:val="center"/>
-            </w:pPr>
-            <w:r>
-              <w:rPr>
-                <w:rFonts w:hint="eastAsia" w:ascii="Times New Roman" w:hAnsi="Times New Roman" w:eastAsia="SimHei" w:cs="Times New Roman"/>
-                <w:b/>
-              </w:rPr>
-              <w:t xml:space="preserve">核心认知维度</w:t>
-            </w:r>
-          </w:p>
-        </w:tc>
-        <w:tc>
-          <w:tcPr>
-            <w:tcBorders>
-              <w:bottom w:val="single" w:sz="6" w:space="0" w:color="333333"/>
-            </w:tcBorders>
-          </w:tcPr>
-          <w:p>
-            <w:pPr>
-              <w:pStyle w:val="Compact"/>
-              <w:jc w:val="center"/>
-            </w:pPr>
-            <w:r>
-              <w:rPr>
-                <w:rFonts w:hint="eastAsia" w:ascii="Times New Roman" w:hAnsi="Times New Roman" w:eastAsia="SimHei" w:cs="Times New Roman"/>
-                <w:b/>
-              </w:rPr>
-              <w:t xml:space="preserve">竞赛考核能级要求</w:t>
-            </w:r>
-          </w:p>
-        </w:tc>
-      </w:tr>
-      <w:tr>
-        <w:tc>
-          <w:tcPr/>
-          <w:p>
-            <w:pPr>
-              <w:pStyle w:val="Compact"/>
-              <w:jc w:val="center"/>
-            </w:pPr>
-            <w:r>
-              <w:rPr>
-                <w:rFonts w:ascii="Times New Roman" w:hAnsi="Times New Roman" w:eastAsia="Times New Roman" w:cs="Times New Roman"/>
-              </w:rPr>
-              <w:t xml:space="preserve">§13 </w:t>
-            </w:r>
-            <w:r>
-              <w:rPr>
-                <w:rFonts w:hint="eastAsia" w:ascii="Times New Roman" w:hAnsi="Times New Roman" w:eastAsia="FangSong" w:cs="Times New Roman"/>
-              </w:rPr>
-              <w:t xml:space="preserve">元素化学</w:t>
-            </w:r>
-            <w:r>
-              <w:rPr>
-                <w:rFonts w:ascii="Times New Roman" w:hAnsi="Times New Roman" w:eastAsia="Times New Roman" w:cs="Times New Roman"/>
-              </w:rPr>
-              <w:t xml:space="preserve"> · </w:t>
-            </w:r>
-            <w:r>
-              <w:rPr>
-                <w:rFonts w:hint="eastAsia" w:ascii="Times New Roman" w:hAnsi="Times New Roman" w:eastAsia="FangSong" w:cs="Times New Roman"/>
-              </w:rPr>
-              <w:t xml:space="preserve">碳同素异形体与前沿拓扑</w:t>
-            </w:r>
-          </w:p>
-        </w:tc>
-        <w:tc>
-          <w:tcPr/>
-          <w:p>
-            <w:pPr>
-              <w:pStyle w:val="Compact"/>
-              <w:jc w:val="center"/>
-            </w:pPr>
-            <m:oMath>
-              <m:r>
-                <m:rPr>
-                  <m:sty m:val="p"/>
-                </m:rPr>
-                <m:t>s</m:t>
-              </m:r>
-              <m:sSup>
-                <m:e>
-                  <m:r>
-                    <m:rPr>
-                      <m:sty m:val="p"/>
-                    </m:rPr>
-                    <m:t>p</m:t>
-                  </m:r>
-                </m:e>
-                <m:sup>
-                  <m:r>
-                    <m:rPr>
-                      <m:sty m:val="p"/>
-                    </m:rPr>
-                    <m:t>3</m:t>
-                  </m:r>
-                </m:sup>
-              </m:sSup>
-              <m:r>
-                <m:rPr>
-                  <m:sty m:val="p"/>
-                </m:rPr>
-                <m:t>/</m:t>
-              </m:r>
-              <m:r>
-                <m:rPr>
-                  <m:sty m:val="p"/>
-                </m:rPr>
-                <m:t>s</m:t>
-              </m:r>
-              <m:sSup>
-                <m:e>
-                  <m:r>
-                    <m:rPr>
-                      <m:sty m:val="p"/>
-                    </m:rPr>
-                    <m:t>p</m:t>
-                  </m:r>
-                </m:e>
-                <m:sup>
-                  <m:r>
-                    <m:rPr>
-                      <m:sty m:val="p"/>
-                    </m:rPr>
-                    <m:t>2</m:t>
-                  </m:r>
-                </m:sup>
-              </m:sSup>
-            </m:oMath>
-            <w:r>
-              <w:rPr>
-                <w:rFonts w:ascii="Times New Roman" w:hAnsi="Times New Roman" w:eastAsia="Times New Roman" w:cs="Times New Roman"/>
-              </w:rPr>
-              <w:t xml:space="preserve"> </w:t>
-            </w:r>
-            <w:r>
-              <w:rPr>
-                <w:rFonts w:hint="eastAsia" w:ascii="Times New Roman" w:hAnsi="Times New Roman" w:eastAsia="FangSong" w:cs="Times New Roman"/>
-              </w:rPr>
-              <w:t>杂化</w:t>
-            </w:r>
-            <w:r>
-              <w:rPr>
-                <w:rFonts w:hint="eastAsia" w:ascii="Times New Roman" w:hAnsi="Times New Roman" w:eastAsia="Times New Roman" w:cs="Times New Roman"/>
-              </w:rPr>
-              <w:t>、</w:t>
-            </w:r>
-            <w:r>
-              <w:rPr>
-                <w:rFonts w:hint="eastAsia" w:ascii="Times New Roman" w:hAnsi="Times New Roman" w:eastAsia="FangSong" w:cs="Times New Roman"/>
-              </w:rPr>
-              <w:t>离域</w:t>
-            </w:r>
-            <w:r>
-              <w:rPr>
-                <w:rFonts w:ascii="Times New Roman" w:hAnsi="Times New Roman" w:eastAsia="Times New Roman" w:cs="Times New Roman"/>
-              </w:rPr>
-              <w:t xml:space="preserve"> </w:t>
-            </w:r>
-            <m:oMath>
-              <m:r>
-                <m:t>π</m:t>
-              </m:r>
-            </m:oMath>
-            <w:r>
-              <w:rPr>
-                <w:rFonts w:ascii="Times New Roman" w:hAnsi="Times New Roman" w:eastAsia="Times New Roman" w:cs="Times New Roman"/>
-              </w:rPr>
-              <w:t xml:space="preserve"> </w:t>
-            </w:r>
-            <w:r>
-              <w:rPr>
-                <w:rFonts w:hint="eastAsia" w:ascii="Times New Roman" w:hAnsi="Times New Roman" w:eastAsia="FangSong" w:cs="Times New Roman"/>
-              </w:rPr>
-              <w:t>能带</w:t>
-            </w:r>
-            <w:r>
-              <w:rPr>
-                <w:rFonts w:hint="eastAsia" w:ascii="Times New Roman" w:hAnsi="Times New Roman" w:eastAsia="Times New Roman" w:cs="Times New Roman"/>
-              </w:rPr>
-              <w:t>、</w:t>
-            </w:r>
-            <w:r>
-              <w:rPr>
-                <w:rFonts w:hint="eastAsia" w:ascii="Times New Roman" w:hAnsi="Times New Roman" w:eastAsia="FangSong" w:cs="Times New Roman"/>
-              </w:rPr>
-              <w:t>欧拉拓扑闭合与插层</w:t>
-            </w:r>
-          </w:p>
-        </w:tc>
-        <w:tc>
-          <w:tcPr/>
-          <w:p>
-            <w:pPr>
-              <w:pStyle w:val="Compact"/>
-              <w:jc w:val="center"/>
-            </w:pPr>
-            <w:r>
-              <w:rPr>
-                <w:rFonts w:hint="eastAsia" w:ascii="Times New Roman" w:hAnsi="Times New Roman" w:eastAsia="FangSong" w:cs="Times New Roman"/>
-              </w:rPr>
-              <w:t>掌握金刚石</w:t>
-            </w:r>
-            <w:r>
-              <w:rPr>
-                <w:rFonts w:hint="eastAsia" w:ascii="Times New Roman" w:hAnsi="Times New Roman" w:eastAsia="Times New Roman" w:cs="Times New Roman"/>
-              </w:rPr>
-              <w:t>、</w:t>
-            </w:r>
-            <w:r>
-              <w:rPr>
-                <w:rFonts w:hint="eastAsia" w:ascii="Times New Roman" w:hAnsi="Times New Roman" w:eastAsia="FangSong" w:cs="Times New Roman"/>
-              </w:rPr>
-              <w:t>石墨与</w:t>
-            </w:r>
-            <w:r>
-              <w:rPr>
-                <w:rFonts w:ascii="Times New Roman" w:hAnsi="Times New Roman" w:eastAsia="Times New Roman" w:cs="Times New Roman"/>
-              </w:rPr>
-              <w:t xml:space="preserve"> </w:t>
-            </w:r>
-            <m:oMath>
-              <m:sSub>
-                <m:e>
-                  <m:r>
-                    <m:rPr>
-                      <m:sty m:val="p"/>
-                    </m:rPr>
-                    <m:t>C</m:t>
-                  </m:r>
-                </m:e>
-                <m:sub>
-                  <m:r>
-                    <m:rPr>
-                      <m:sty m:val="p"/>
-                    </m:rPr>
-                    <m:t>60</m:t>
-                  </m:r>
-                </m:sub>
-              </m:sSub>
-            </m:oMath>
-            <w:r>
-              <w:rPr>
-                <w:rFonts w:ascii="Times New Roman" w:hAnsi="Times New Roman" w:eastAsia="Times New Roman" w:cs="Times New Roman"/>
-              </w:rPr>
-              <w:t xml:space="preserve"> </w:t>
-            </w:r>
-            <w:r>
-              <w:rPr>
-                <w:rFonts w:hint="eastAsia" w:ascii="Times New Roman" w:hAnsi="Times New Roman" w:eastAsia="FangSong" w:cs="Times New Roman"/>
-              </w:rPr>
-              <w:t xml:space="preserve">截角二十面体的成键特征与稳定性差异</w:t>
-            </w:r>
-          </w:p>
-        </w:tc>
-      </w:tr>
-      <w:tr>
-        <w:tc>
-          <w:tcPr/>
-          <w:p>
-            <w:pPr>
-              <w:pStyle w:val="Compact"/>
-              <w:jc w:val="center"/>
-            </w:pPr>
-            <w:r>
-              <w:rPr>
-                <w:rFonts w:ascii="Times New Roman" w:hAnsi="Times New Roman" w:eastAsia="Times New Roman" w:cs="Times New Roman"/>
-              </w:rPr>
-              <w:t xml:space="preserve">§13 </w:t>
-            </w:r>
-            <w:r>
-              <w:rPr>
-                <w:rFonts w:hint="eastAsia" w:ascii="Times New Roman" w:hAnsi="Times New Roman" w:eastAsia="FangSong" w:cs="Times New Roman"/>
-              </w:rPr>
-              <w:t xml:space="preserve">元素化学</w:t>
-            </w:r>
-            <w:r>
-              <w:rPr>
-                <w:rFonts w:ascii="Times New Roman" w:hAnsi="Times New Roman" w:eastAsia="Times New Roman" w:cs="Times New Roman"/>
-              </w:rPr>
-              <w:t xml:space="preserve"> · </w:t>
-            </w:r>
-            <w:r>
-              <w:rPr>
-                <w:rFonts w:hint="eastAsia" w:ascii="Times New Roman" w:hAnsi="Times New Roman" w:eastAsia="FangSong" w:cs="Times New Roman"/>
-              </w:rPr>
-              <w:t xml:space="preserve">碳氧化物与离子型共价型碳化物</w:t>
-            </w:r>
-          </w:p>
-        </w:tc>
-        <w:tc>
-          <w:tcPr/>
-          <w:p>
-            <w:pPr>
-              <w:pStyle w:val="Compact"/>
-              <w:jc w:val="center"/>
-            </w:pPr>
-            <w:r>
-              <w:rPr>
-                <w:rFonts w:hint="eastAsia" w:ascii="Times New Roman" w:hAnsi="Times New Roman" w:eastAsia="FangSong" w:cs="Times New Roman"/>
-              </w:rPr>
-              <w:t>轨道反转</w:t>
-            </w:r>
-            <w:r>
-              <w:rPr>
-                <w:rFonts w:hint="eastAsia" w:ascii="Times New Roman" w:hAnsi="Times New Roman" w:eastAsia="Times New Roman" w:cs="Times New Roman"/>
-              </w:rPr>
-              <w:t>、</w:t>
-            </w:r>
-            <w:r>
-              <w:rPr>
-                <w:rFonts w:hint="eastAsia" w:ascii="Times New Roman" w:hAnsi="Times New Roman" w:eastAsia="FangSong" w:cs="Times New Roman"/>
-              </w:rPr>
-              <w:t>微弱偶极矩</w:t>
-            </w:r>
-            <w:r>
-              <w:rPr>
-                <w:rFonts w:hint="eastAsia" w:ascii="Times New Roman" w:hAnsi="Times New Roman" w:eastAsia="Times New Roman" w:cs="Times New Roman"/>
-              </w:rPr>
-              <w:t>、</w:t>
-            </w:r>
-            <w:r>
-              <w:rPr>
-                <w:rFonts w:hint="eastAsia" w:ascii="Times New Roman" w:hAnsi="Times New Roman" w:eastAsia="FangSong" w:cs="Times New Roman"/>
-              </w:rPr>
-              <w:t>超临界流体与</w:t>
-            </w:r>
-            <w:r>
-              <w:rPr>
-                <w:rFonts w:ascii="Times New Roman" w:hAnsi="Times New Roman" w:eastAsia="Times New Roman" w:cs="Times New Roman"/>
-              </w:rPr>
-              <w:t xml:space="preserve"> </w:t>
-            </w:r>
-            <m:oMath>
-              <m:sSubSup>
-                <m:e>
-                  <m:r>
-                    <m:rPr>
-                      <m:sty m:val="p"/>
-                    </m:rPr>
-                    <m:t>C</m:t>
-                  </m:r>
-                </m:e>
-                <m:sub>
-                  <m:r>
-                    <m:rPr>
-                      <m:sty m:val="p"/>
-                    </m:rPr>
-                    <m:t>2</m:t>
-                  </m:r>
-                </m:sub>
-                <m:sup>
-                  <m:r>
-                    <m:rPr>
-                      <m:sty m:val="p"/>
-                    </m:rPr>
-                    <m:t>2</m:t>
-                  </m:r>
-                  <m:r>
-                    <m:rPr>
-                      <m:sty m:val="p"/>
-                    </m:rPr>
-                    <m:t>−</m:t>
-                  </m:r>
-                </m:sup>
-              </m:sSubSup>
-            </m:oMath>
-            <w:r>
-              <w:rPr>
-                <w:rFonts w:ascii="Times New Roman" w:hAnsi="Times New Roman" w:eastAsia="Times New Roman" w:cs="Times New Roman"/>
-              </w:rPr>
-              <w:t xml:space="preserve"> </w:t>
-            </w:r>
-            <w:r>
-              <w:rPr>
-                <w:rFonts w:hint="eastAsia" w:ascii="Times New Roman" w:hAnsi="Times New Roman" w:eastAsia="FangSong" w:cs="Times New Roman"/>
-              </w:rPr>
-              <w:t xml:space="preserve">键型</w:t>
-            </w:r>
-          </w:p>
-        </w:tc>
-        <w:tc>
-          <w:tcPr/>
-          <w:p>
-            <w:pPr>
-              <w:pStyle w:val="Compact"/>
-              <w:jc w:val="center"/>
-            </w:pPr>
-            <w:r>
-              <w:rPr>
-                <w:rFonts w:hint="eastAsia" w:ascii="Times New Roman" w:hAnsi="Times New Roman" w:eastAsia="FangSong" w:cs="Times New Roman"/>
-              </w:rPr>
-              <w:t xml:space="preserve">掌握</w:t>
-            </w:r>
-            <w:r>
-              <w:rPr>
-                <w:rFonts w:ascii="Times New Roman" w:hAnsi="Times New Roman" w:eastAsia="Times New Roman" w:cs="Times New Roman"/>
-              </w:rPr>
-              <w:t xml:space="preserve"> </w:t>
-            </w:r>
-            <m:oMath>
-              <m:r>
-                <m:rPr>
-                  <m:sty m:val="p"/>
-                </m:rPr>
-                <m:t>C</m:t>
-              </m:r>
-              <m:r>
-                <m:rPr>
-                  <m:sty m:val="p"/>
-                </m:rPr>
-                <m:t>O</m:t>
-              </m:r>
-            </m:oMath>
-            <w:r>
-              <w:rPr>
-                <w:rFonts w:ascii="Times New Roman" w:hAnsi="Times New Roman" w:eastAsia="Times New Roman" w:cs="Times New Roman"/>
-              </w:rPr>
-              <w:t xml:space="preserve"> </w:t>
-            </w:r>
-            <w:r>
-              <w:rPr>
-                <w:rFonts w:hint="eastAsia" w:ascii="Times New Roman" w:hAnsi="Times New Roman" w:eastAsia="FangSong" w:cs="Times New Roman"/>
-              </w:rPr>
-              <w:t>分子轨道电子排布与反馈配键</w:t>
-            </w:r>
-            <w:r>
-              <w:rPr>
-                <w:rFonts w:hint="eastAsia" w:ascii="Times New Roman" w:hAnsi="Times New Roman" w:eastAsia="Times New Roman" w:cs="Times New Roman"/>
-              </w:rPr>
-              <w:t>、</w:t>
-            </w:r>
-            <m:oMath>
-              <m:r>
-                <m:rPr>
-                  <m:sty m:val="p"/>
-                </m:rPr>
-                <m:t>C</m:t>
-              </m:r>
-              <m:sSub>
-                <m:e>
-                  <m:r>
-                    <m:rPr>
-                      <m:sty m:val="p"/>
-                    </m:rPr>
-                    <m:t>O</m:t>
-                  </m:r>
-                </m:e>
-                <m:sub>
-                  <m:r>
-                    <m:rPr>
-                      <m:sty m:val="p"/>
-                    </m:rPr>
-                    <m:t>2</m:t>
-                  </m:r>
-                </m:sub>
-              </m:sSub>
-            </m:oMath>
-            <w:r>
-              <w:rPr>
-                <w:rFonts w:ascii="Times New Roman" w:hAnsi="Times New Roman" w:eastAsia="Times New Roman" w:cs="Times New Roman"/>
-              </w:rPr>
-              <w:t xml:space="preserve"> </w:t>
-            </w:r>
-            <w:r>
-              <w:rPr>
-                <w:rFonts w:hint="eastAsia" w:ascii="Times New Roman" w:hAnsi="Times New Roman" w:eastAsia="FangSong" w:cs="Times New Roman"/>
-              </w:rPr>
-              <w:t>温压相图三相点热力学</w:t>
-            </w:r>
-            <w:r>
-              <w:rPr>
-                <w:rFonts w:hint="eastAsia" w:ascii="Times New Roman" w:hAnsi="Times New Roman" w:eastAsia="Times New Roman" w:cs="Times New Roman"/>
-              </w:rPr>
-              <w:t>、</w:t>
-            </w:r>
-            <w:r>
-              <w:rPr>
-                <w:rFonts w:hint="eastAsia" w:ascii="Times New Roman" w:hAnsi="Times New Roman" w:eastAsia="FangSong" w:cs="Times New Roman"/>
-              </w:rPr>
-              <w:t>乙炔碳化物水解与甲烷碳化物差异</w:t>
-            </w:r>
-          </w:p>
-        </w:tc>
-      </w:tr>
-      <w:tr>
-        <w:tc>
-          <w:tcPr/>
-          <w:p>
-            <w:pPr>
-              <w:pStyle w:val="Compact"/>
-              <w:jc w:val="center"/>
-            </w:pPr>
-            <w:r>
-              <w:rPr>
-                <w:rFonts w:ascii="Times New Roman" w:hAnsi="Times New Roman" w:eastAsia="Times New Roman" w:cs="Times New Roman"/>
-              </w:rPr>
-              <w:t xml:space="preserve">§13 </w:t>
-            </w:r>
-            <w:r>
-              <w:rPr>
-                <w:rFonts w:hint="eastAsia" w:ascii="Times New Roman" w:hAnsi="Times New Roman" w:eastAsia="FangSong" w:cs="Times New Roman"/>
-              </w:rPr>
-              <w:t xml:space="preserve">元素化学</w:t>
-            </w:r>
-            <w:r>
-              <w:rPr>
-                <w:rFonts w:ascii="Times New Roman" w:hAnsi="Times New Roman" w:eastAsia="Times New Roman" w:cs="Times New Roman"/>
-              </w:rPr>
-              <w:t xml:space="preserve"> · </w:t>
-            </w:r>
-            <w:r>
-              <w:rPr>
-                <w:rFonts w:hint="eastAsia" w:ascii="Times New Roman" w:hAnsi="Times New Roman" w:eastAsia="FangSong" w:cs="Times New Roman"/>
-              </w:rPr>
-              <w:t xml:space="preserve">硅化学与三维分子筛骨架</w:t>
-            </w:r>
-          </w:p>
-        </w:tc>
-        <w:tc>
-          <w:tcPr/>
-          <w:p>
-            <w:pPr>
-              <w:pStyle w:val="Compact"/>
-              <w:jc w:val="center"/>
-            </w:pPr>
-            <m:oMath>
-              <m:r>
-                <m:rPr>
-                  <m:sty m:val="p"/>
-                </m:rPr>
-                <m:t>S</m:t>
-              </m:r>
-              <m:r>
-                <m:rPr>
-                  <m:sty m:val="p"/>
-                </m:rPr>
-                <m:t>i</m:t>
-              </m:r>
-              <m:r>
-                <m:rPr>
-                  <m:sty m:val="p"/>
-                </m:rPr>
-                <m:t>−</m:t>
-              </m:r>
-              <m:r>
-                <m:rPr>
-                  <m:sty m:val="p"/>
-                </m:rPr>
-                <m:t>O</m:t>
-              </m:r>
-            </m:oMath>
-            <w:r>
-              <w:rPr>
-                <w:rFonts w:ascii="Times New Roman" w:hAnsi="Times New Roman" w:eastAsia="Times New Roman" w:cs="Times New Roman"/>
-              </w:rPr>
-              <w:t xml:space="preserve"> </w:t>
-            </w:r>
-            <w:r>
-              <w:rPr>
-                <w:rFonts w:hint="eastAsia" w:ascii="Times New Roman" w:hAnsi="Times New Roman" w:eastAsia="FangSong" w:cs="Times New Roman"/>
-              </w:rPr>
-              <w:t>强键</w:t>
-            </w:r>
-            <w:r>
-              <w:rPr>
-                <w:rFonts w:hint="eastAsia" w:ascii="Times New Roman" w:hAnsi="Times New Roman" w:eastAsia="Times New Roman" w:cs="Times New Roman"/>
-              </w:rPr>
-              <w:t>、</w:t>
-            </w:r>
-            <w:r>
-              <w:rPr>
-                <w:rFonts w:hint="eastAsia" w:ascii="Times New Roman" w:hAnsi="Times New Roman" w:eastAsia="FangSong" w:cs="Times New Roman"/>
-              </w:rPr>
-              <w:t>四面体共顶缩聚度</w:t>
-            </w:r>
-            <w:r>
-              <w:rPr>
-                <w:rFonts w:hint="eastAsia" w:ascii="Times New Roman" w:hAnsi="Times New Roman" w:eastAsia="Times New Roman" w:cs="Times New Roman"/>
-              </w:rPr>
-              <w:t>、</w:t>
-            </w:r>
-            <w:r>
-              <w:rPr>
-                <w:rFonts w:hint="eastAsia" w:ascii="Times New Roman" w:hAnsi="Times New Roman" w:eastAsia="FangSong" w:cs="Times New Roman"/>
-              </w:rPr>
-              <w:t>沸石超笼晶格</w:t>
-            </w:r>
-          </w:p>
-        </w:tc>
-        <w:tc>
-          <w:tcPr/>
-          <w:p>
-            <w:pPr>
-              <w:pStyle w:val="Compact"/>
-              <w:jc w:val="center"/>
-            </w:pPr>
-            <w:r>
-              <w:rPr>
-                <w:rFonts w:hint="eastAsia" w:ascii="Times New Roman" w:hAnsi="Times New Roman" w:eastAsia="FangSong" w:cs="Times New Roman"/>
-              </w:rPr>
-              <w:t xml:space="preserve">掌握硅酸盐基本单元</w:t>
-            </w:r>
-            <w:r>
-              <w:rPr>
-                <w:rFonts w:ascii="Times New Roman" w:hAnsi="Times New Roman" w:eastAsia="Times New Roman" w:cs="Times New Roman"/>
-              </w:rPr>
-              <w:t xml:space="preserve"> </w:t>
-            </w:r>
-            <m:oMath>
-              <m:r>
-                <m:rPr>
-                  <m:sty m:val="p"/>
-                </m:rPr>
-                <m:t>[</m:t>
-              </m:r>
-              <m:r>
-                <m:rPr>
-                  <m:sty m:val="p"/>
-                </m:rPr>
-                <m:t>S</m:t>
-              </m:r>
-              <m:r>
-                <m:rPr>
-                  <m:sty m:val="p"/>
-                </m:rPr>
-                <m:t>i</m:t>
-              </m:r>
-              <m:sSub>
-                <m:e>
-                  <m:r>
-                    <m:rPr>
-                      <m:sty m:val="p"/>
-                    </m:rPr>
-                    <m:t>O</m:t>
-                  </m:r>
-                </m:e>
-                <m:sub>
-                  <m:r>
-                    <m:rPr>
-                      <m:sty m:val="p"/>
-                    </m:rPr>
-                    <m:t>4</m:t>
-                  </m:r>
-                </m:sub>
-              </m:sSub>
-              <m:r>
-                <m:rPr>
-                  <m:sty m:val="p"/>
-                </m:rPr>
-                <m:t>]</m:t>
-              </m:r>
-            </m:oMath>
-            <w:r>
-              <w:rPr>
-                <w:rFonts w:ascii="Times New Roman" w:hAnsi="Times New Roman" w:eastAsia="Times New Roman" w:cs="Times New Roman"/>
-              </w:rPr>
-              <w:t xml:space="preserve"> </w:t>
-            </w:r>
-            <w:r>
-              <w:rPr>
-                <w:rFonts w:hint="eastAsia" w:ascii="Times New Roman" w:hAnsi="Times New Roman" w:eastAsia="FangSong" w:cs="Times New Roman"/>
-              </w:rPr>
-              <w:t>链</w:t>
-            </w:r>
-            <w:r>
-              <w:rPr>
-                <w:rFonts w:hint="eastAsia" w:ascii="Times New Roman" w:hAnsi="Times New Roman" w:eastAsia="Times New Roman" w:cs="Times New Roman"/>
-              </w:rPr>
-              <w:t>/</w:t>
-            </w:r>
-            <w:r>
-              <w:rPr>
-                <w:rFonts w:hint="eastAsia" w:ascii="Times New Roman" w:hAnsi="Times New Roman" w:eastAsia="FangSong" w:cs="Times New Roman"/>
-              </w:rPr>
-              <w:t>层</w:t>
-            </w:r>
-            <w:r>
-              <w:rPr>
-                <w:rFonts w:hint="eastAsia" w:ascii="Times New Roman" w:hAnsi="Times New Roman" w:eastAsia="Times New Roman" w:cs="Times New Roman"/>
-              </w:rPr>
-              <w:t>/</w:t>
-            </w:r>
-            <w:r>
-              <w:rPr>
-                <w:rFonts w:hint="eastAsia" w:ascii="Times New Roman" w:hAnsi="Times New Roman" w:eastAsia="FangSong" w:cs="Times New Roman"/>
-              </w:rPr>
-              <w:t>架规律</w:t>
-            </w:r>
-            <w:r>
-              <w:rPr>
-                <w:rFonts w:hint="eastAsia" w:ascii="Times New Roman" w:hAnsi="Times New Roman" w:eastAsia="Times New Roman" w:cs="Times New Roman"/>
-              </w:rPr>
-              <w:t>、</w:t>
-            </w:r>
-            <m:oMath>
-              <m:r>
-                <m:rPr>
-                  <m:sty m:val="p"/>
-                </m:rPr>
-                <m:t>O</m:t>
-              </m:r>
-              <m:r>
-                <m:rPr>
-                  <m:sty m:val="p"/>
-                </m:rPr>
-                <m:t>/</m:t>
-              </m:r>
-              <m:r>
-                <m:rPr>
-                  <m:sty m:val="p"/>
-                </m:rPr>
-                <m:t>S</m:t>
-              </m:r>
-              <m:r>
-                <m:rPr>
-                  <m:sty m:val="p"/>
-                </m:rPr>
-                <m:t>i</m:t>
-              </m:r>
-            </m:oMath>
-            <w:r>
-              <w:rPr>
-                <w:rFonts w:ascii="Times New Roman" w:hAnsi="Times New Roman" w:eastAsia="Times New Roman" w:cs="Times New Roman"/>
-              </w:rPr>
-              <w:t xml:space="preserve"> </w:t>
-            </w:r>
-            <w:r>
-              <w:rPr>
-                <w:rFonts w:hint="eastAsia" w:ascii="Times New Roman" w:hAnsi="Times New Roman" w:eastAsia="FangSong" w:cs="Times New Roman"/>
-              </w:rPr>
-              <w:t>比例判据</w:t>
-            </w:r>
-            <w:r>
-              <w:rPr>
-                <w:rFonts w:hint="eastAsia" w:ascii="Times New Roman" w:hAnsi="Times New Roman" w:eastAsia="Times New Roman" w:cs="Times New Roman"/>
-              </w:rPr>
-              <w:t>、</w:t>
-            </w:r>
-            <m:oMath>
-              <m:r>
-                <m:rPr>
-                  <m:sty m:val="p"/>
-                </m:rPr>
-                <m:t>L</m:t>
-              </m:r>
-              <m:r>
-                <m:rPr>
-                  <m:sty m:val="p"/>
-                </m:rPr>
-                <m:t>T</m:t>
-              </m:r>
-              <m:r>
-                <m:rPr>
-                  <m:sty m:val="p"/>
-                </m:rPr>
-                <m:t>A</m:t>
-              </m:r>
-            </m:oMath>
-            <w:r>
-              <w:rPr>
-                <w:rFonts w:ascii="Times New Roman" w:hAnsi="Times New Roman" w:eastAsia="Times New Roman" w:cs="Times New Roman"/>
-              </w:rPr>
-              <w:t xml:space="preserve"> </w:t>
-            </w:r>
-            <w:r>
-              <w:rPr>
-                <w:rFonts w:hint="eastAsia" w:ascii="Times New Roman" w:hAnsi="Times New Roman" w:eastAsia="FangSong" w:cs="Times New Roman"/>
-              </w:rPr>
-              <w:t xml:space="preserve">沸石</w:t>
-            </w:r>
-            <w:r>
-              <w:rPr>
-                <w:rFonts w:ascii="Times New Roman" w:hAnsi="Times New Roman" w:eastAsia="Times New Roman" w:cs="Times New Roman"/>
-              </w:rPr>
-              <w:t xml:space="preserve"> </w:t>
-            </w:r>
-            <m:oMath>
-              <m:r>
-                <m:t>α</m:t>
-              </m:r>
-            </m:oMath>
-            <w:r>
-              <w:rPr>
-                <w:rFonts w:ascii="Times New Roman" w:hAnsi="Times New Roman" w:eastAsia="Times New Roman" w:cs="Times New Roman"/>
-              </w:rPr>
-              <w:t xml:space="preserve"> </w:t>
-            </w:r>
-            <w:r>
-              <w:rPr>
-                <w:rFonts w:hint="eastAsia" w:ascii="Times New Roman" w:hAnsi="Times New Roman" w:eastAsia="FangSong" w:cs="Times New Roman"/>
-              </w:rPr>
-              <w:t xml:space="preserve">超笼与</w:t>
-            </w:r>
-            <w:r>
-              <w:rPr>
-                <w:rFonts w:ascii="Times New Roman" w:hAnsi="Times New Roman" w:eastAsia="Times New Roman" w:cs="Times New Roman"/>
-              </w:rPr>
-              <w:t xml:space="preserve"> </w:t>
-            </w:r>
-            <m:oMath>
-              <m:r>
-                <m:t>β</m:t>
-              </m:r>
-            </m:oMath>
-            <w:r>
-              <w:rPr>
-                <w:rFonts w:ascii="Times New Roman" w:hAnsi="Times New Roman" w:eastAsia="Times New Roman" w:cs="Times New Roman"/>
-              </w:rPr>
-              <w:t xml:space="preserve"> </w:t>
-            </w:r>
-            <w:r>
-              <w:rPr>
-                <w:rFonts w:hint="eastAsia" w:ascii="Times New Roman" w:hAnsi="Times New Roman" w:eastAsia="FangSong" w:cs="Times New Roman"/>
-              </w:rPr>
-              <w:t xml:space="preserve">方钠石笼离子交换分子筛机理</w:t>
-            </w:r>
-          </w:p>
-        </w:tc>
-      </w:tr>
-      <w:tr>
-        <w:tc>
-          <w:tcPr/>
-          <w:p>
-            <w:pPr>
-              <w:pStyle w:val="Compact"/>
-              <w:jc w:val="center"/>
-            </w:pPr>
-            <w:r>
-              <w:rPr>
-                <w:rFonts w:ascii="Times New Roman" w:hAnsi="Times New Roman" w:eastAsia="Times New Roman" w:cs="Times New Roman"/>
-              </w:rPr>
-              <w:t xml:space="preserve">§04 </w:t>
-            </w:r>
-            <w:r>
-              <w:rPr>
-                <w:rFonts w:hint="eastAsia" w:ascii="Times New Roman" w:hAnsi="Times New Roman" w:eastAsia="FangSong" w:cs="Times New Roman"/>
-              </w:rPr>
-              <w:t xml:space="preserve">元素周期律</w:t>
-            </w:r>
-            <w:r>
-              <w:rPr>
-                <w:rFonts w:ascii="Times New Roman" w:hAnsi="Times New Roman" w:eastAsia="Times New Roman" w:cs="Times New Roman"/>
-              </w:rPr>
-              <w:t xml:space="preserve"> · </w:t>
-            </w:r>
-            <w:r>
-              <w:rPr>
-                <w:rFonts w:hint="eastAsia" w:ascii="Times New Roman" w:hAnsi="Times New Roman" w:eastAsia="FangSong" w:cs="Times New Roman"/>
-              </w:rPr>
-              <w:t xml:space="preserve">碳族惰性电子对与立体活性孤对</w:t>
-            </w:r>
-          </w:p>
-        </w:tc>
-        <w:tc>
-          <w:tcPr/>
-          <w:p>
-            <w:pPr>
-              <w:pStyle w:val="Compact"/>
-              <w:jc w:val="center"/>
-            </w:pPr>
-            <w:r>
-              <w:rPr>
-                <w:rFonts w:hint="eastAsia" w:ascii="Times New Roman" w:hAnsi="Times New Roman" w:eastAsia="FangSong" w:cs="Times New Roman"/>
-              </w:rPr>
-              <w:t>相对论轨道收缩</w:t>
-            </w:r>
-            <w:r>
-              <w:rPr>
-                <w:rFonts w:hint="eastAsia" w:ascii="Times New Roman" w:hAnsi="Times New Roman" w:eastAsia="Times New Roman" w:cs="Times New Roman"/>
-              </w:rPr>
-              <w:t>、</w:t>
-            </w:r>
-            <w:r>
-              <w:rPr>
-                <w:rFonts w:hint="eastAsia" w:ascii="Times New Roman" w:hAnsi="Times New Roman" w:eastAsia="FangSong" w:cs="Times New Roman"/>
-              </w:rPr>
-              <w:t>低价氧化态热力学锁定与结构畸变</w:t>
-            </w:r>
-          </w:p>
-        </w:tc>
-        <w:tc>
-          <w:tcPr/>
-          <w:p>
-            <w:pPr>
-              <w:pStyle w:val="Compact"/>
-              <w:jc w:val="center"/>
-            </w:pPr>
-            <w:r>
-              <w:rPr>
-                <w:rFonts w:hint="eastAsia" w:ascii="Times New Roman" w:hAnsi="Times New Roman" w:eastAsia="FangSong" w:cs="Times New Roman"/>
-              </w:rPr>
-              <w:t xml:space="preserve">掌握</w:t>
-            </w:r>
-            <w:r>
-              <w:rPr>
-                <w:rFonts w:ascii="Times New Roman" w:hAnsi="Times New Roman" w:eastAsia="Times New Roman" w:cs="Times New Roman"/>
-              </w:rPr>
-              <w:t xml:space="preserve"> </w:t>
-            </w:r>
-            <m:oMath>
-              <m:r>
-                <m:rPr>
-                  <m:sty m:val="p"/>
-                </m:rPr>
-                <m:t>G</m:t>
-              </m:r>
-              <m:r>
-                <m:rPr>
-                  <m:sty m:val="p"/>
-                </m:rPr>
-                <m:t>e</m:t>
-              </m:r>
-              <m:r>
-                <m:rPr>
-                  <m:sty m:val="p"/>
-                </m:rPr>
-                <m:t>/</m:t>
-              </m:r>
-              <m:r>
-                <m:rPr>
-                  <m:sty m:val="p"/>
-                </m:rPr>
-                <m:t>S</m:t>
-              </m:r>
-              <m:r>
-                <m:rPr>
-                  <m:sty m:val="p"/>
-                </m:rPr>
-                <m:t>n</m:t>
-              </m:r>
-              <m:r>
-                <m:rPr>
-                  <m:sty m:val="p"/>
-                </m:rPr>
-                <m:t>/</m:t>
-              </m:r>
-              <m:r>
-                <m:rPr>
-                  <m:sty m:val="p"/>
-                </m:rPr>
-                <m:t>P</m:t>
-              </m:r>
-              <m:r>
-                <m:rPr>
-                  <m:sty m:val="p"/>
-                </m:rPr>
-                <m:t>b</m:t>
-              </m:r>
-            </m:oMath>
-            <w:r>
-              <w:rPr>
-                <w:rFonts w:ascii="Times New Roman" w:hAnsi="Times New Roman" w:eastAsia="Times New Roman" w:cs="Times New Roman"/>
-              </w:rPr>
-              <w:t xml:space="preserve"> </w:t>
-            </w:r>
-            <w:r>
-              <w:rPr>
-                <w:rFonts w:hint="eastAsia" w:ascii="Times New Roman" w:hAnsi="Times New Roman" w:eastAsia="FangSong" w:cs="Times New Roman"/>
-              </w:rPr>
-              <w:t xml:space="preserve">从</w:t>
-            </w:r>
-            <w:r>
-              <w:rPr>
-                <w:rFonts w:ascii="Times New Roman" w:hAnsi="Times New Roman" w:eastAsia="Times New Roman" w:cs="Times New Roman"/>
-              </w:rPr>
-              <w:t xml:space="preserve"> </w:t>
-            </w:r>
-            <m:oMath>
-              <m:r>
-                <m:rPr>
-                  <m:sty m:val="p"/>
-                </m:rPr>
-                <m:t>+</m:t>
-              </m:r>
-              <m:r>
-                <m:t>4</m:t>
-              </m:r>
-            </m:oMath>
-            <w:r>
-              <w:rPr>
-                <w:rFonts w:ascii="Times New Roman" w:hAnsi="Times New Roman" w:eastAsia="Times New Roman" w:cs="Times New Roman"/>
-              </w:rPr>
-              <w:t xml:space="preserve"> </w:t>
-            </w:r>
-            <w:r>
-              <w:rPr>
-                <w:rFonts w:hint="eastAsia" w:ascii="Times New Roman" w:hAnsi="Times New Roman" w:eastAsia="FangSong" w:cs="Times New Roman"/>
-              </w:rPr>
-              <w:t xml:space="preserve">到</w:t>
-            </w:r>
-            <w:r>
-              <w:rPr>
-                <w:rFonts w:ascii="Times New Roman" w:hAnsi="Times New Roman" w:eastAsia="Times New Roman" w:cs="Times New Roman"/>
-              </w:rPr>
-              <w:t xml:space="preserve"> </w:t>
-            </w:r>
-            <m:oMath>
-              <m:r>
-                <m:rPr>
-                  <m:sty m:val="p"/>
-                </m:rPr>
-                <m:t>+</m:t>
-              </m:r>
-              <m:r>
-                <m:t>2</m:t>
-              </m:r>
-            </m:oMath>
-            <w:r>
-              <w:rPr>
-                <w:rFonts w:ascii="Times New Roman" w:hAnsi="Times New Roman" w:eastAsia="Times New Roman" w:cs="Times New Roman"/>
-              </w:rPr>
-              <w:t xml:space="preserve"> </w:t>
-            </w:r>
-            <w:r>
-              <w:rPr>
-                <w:rFonts w:hint="eastAsia" w:ascii="Times New Roman" w:hAnsi="Times New Roman" w:eastAsia="FangSong" w:cs="Times New Roman"/>
-              </w:rPr>
-              <w:t>的氧化态稳定性反转</w:t>
-            </w:r>
-            <w:r>
-              <w:rPr>
-                <w:rFonts w:hint="eastAsia" w:ascii="Times New Roman" w:hAnsi="Times New Roman" w:eastAsia="Times New Roman" w:cs="Times New Roman"/>
-              </w:rPr>
-              <w:t>、</w:t>
-            </w:r>
-            <m:oMath>
-              <m:r>
-                <m:rPr>
-                  <m:sty m:val="p"/>
-                </m:rPr>
-                <m:t>S</m:t>
-              </m:r>
-              <m:sSup>
-                <m:e>
-                  <m:r>
-                    <m:rPr>
-                      <m:sty m:val="p"/>
-                    </m:rPr>
-                    <m:t>n</m:t>
-                  </m:r>
-                </m:e>
-                <m:sup>
-                  <m:r>
-                    <m:rPr>
-                      <m:sty m:val="p"/>
-                    </m:rPr>
-                    <m:t>2</m:t>
-                  </m:r>
-                  <m:r>
-                    <m:rPr>
-                      <m:sty m:val="p"/>
-                    </m:rPr>
-                    <m:t>+</m:t>
-                  </m:r>
-                </m:sup>
-              </m:sSup>
-            </m:oMath>
-            <w:r>
-              <w:rPr>
-                <w:rFonts w:ascii="Times New Roman" w:hAnsi="Times New Roman" w:eastAsia="Times New Roman" w:cs="Times New Roman"/>
-              </w:rPr>
-              <w:t xml:space="preserve"> </w:t>
-            </w:r>
-            <w:r>
-              <w:rPr>
-                <w:rFonts w:hint="eastAsia" w:ascii="Times New Roman" w:hAnsi="Times New Roman" w:eastAsia="FangSong" w:cs="Times New Roman"/>
-              </w:rPr>
-              <w:t>配制抗水解与还原性</w:t>
-            </w:r>
-            <w:r>
-              <w:rPr>
-                <w:rFonts w:hint="eastAsia" w:ascii="Times New Roman" w:hAnsi="Times New Roman" w:eastAsia="Times New Roman" w:cs="Times New Roman"/>
-              </w:rPr>
-              <w:t>、</w:t>
-            </w:r>
-            <m:oMath>
-              <m:r>
-                <m:rPr>
-                  <m:sty m:val="p"/>
-                </m:rPr>
-                <m:t>P</m:t>
-              </m:r>
-              <m:r>
-                <m:rPr>
-                  <m:sty m:val="p"/>
-                </m:rPr>
-                <m:t>b</m:t>
-              </m:r>
-              <m:sSub>
-                <m:e>
-                  <m:r>
-                    <m:rPr>
-                      <m:sty m:val="p"/>
-                    </m:rPr>
-                    <m:t>O</m:t>
-                  </m:r>
-                </m:e>
-                <m:sub>
-                  <m:r>
-                    <m:rPr>
-                      <m:sty m:val="p"/>
-                    </m:rPr>
-                    <m:t>2</m:t>
-                  </m:r>
-                </m:sub>
-              </m:sSub>
-            </m:oMath>
-            <w:r>
-              <w:rPr>
-                <w:rFonts w:ascii="Times New Roman" w:hAnsi="Times New Roman" w:eastAsia="Times New Roman" w:cs="Times New Roman"/>
-              </w:rPr>
-              <w:t xml:space="preserve"> </w:t>
-            </w:r>
-            <w:r>
-              <w:rPr>
-                <w:rFonts w:hint="eastAsia" w:ascii="Times New Roman" w:hAnsi="Times New Roman" w:eastAsia="FangSong" w:cs="Times New Roman"/>
-              </w:rPr>
-              <w:t xml:space="preserve">超强氧化性及</w:t>
-            </w:r>
-            <w:r>
-              <w:rPr>
-                <w:rFonts w:ascii="Times New Roman" w:hAnsi="Times New Roman" w:eastAsia="Times New Roman" w:cs="Times New Roman"/>
-              </w:rPr>
-              <w:t xml:space="preserve"> </w:t>
-            </w:r>
-            <m:oMath>
-              <m:r>
-                <m:rPr>
-                  <m:sty m:val="p"/>
-                </m:rPr>
-                <m:t>P</m:t>
-              </m:r>
-              <m:r>
-                <m:rPr>
-                  <m:sty m:val="p"/>
-                </m:rPr>
-                <m:t>b</m:t>
-              </m:r>
-              <m:r>
-                <m:rPr>
-                  <m:sty m:val="p"/>
-                </m:rPr>
-                <m:t>O</m:t>
-              </m:r>
-            </m:oMath>
-            <w:r>
-              <w:rPr>
-                <w:rFonts w:ascii="Times New Roman" w:hAnsi="Times New Roman" w:eastAsia="Times New Roman" w:cs="Times New Roman"/>
-              </w:rPr>
-              <w:t xml:space="preserve"> </w:t>
-            </w:r>
-            <w:r>
-              <w:rPr>
-                <w:rFonts w:hint="eastAsia" w:ascii="Times New Roman" w:hAnsi="Times New Roman" w:eastAsia="FangSong" w:cs="Times New Roman"/>
-              </w:rPr>
-              <w:t xml:space="preserve">孤对空间凸起</w:t>
-            </w:r>
-          </w:p>
-        </w:tc>
-      </w:tr>
-      <w:tr>
-        <w:tc>
-          <w:tcPr/>
-          <w:p>
-            <w:pPr>
-              <w:pStyle w:val="Compact"/>
-              <w:jc w:val="center"/>
-            </w:pPr>
-            <w:r>
-              <w:rPr>
-                <w:rFonts w:ascii="Times New Roman" w:hAnsi="Times New Roman" w:eastAsia="Times New Roman" w:cs="Times New Roman"/>
-              </w:rPr>
-              <w:t xml:space="preserve">§13 </w:t>
-            </w:r>
-            <w:r>
-              <w:rPr>
-                <w:rFonts w:hint="eastAsia" w:ascii="Times New Roman" w:hAnsi="Times New Roman" w:eastAsia="FangSong" w:cs="Times New Roman"/>
-              </w:rPr>
-              <w:t xml:space="preserve">元素化学</w:t>
-            </w:r>
-            <w:r>
-              <w:rPr>
-                <w:rFonts w:ascii="Times New Roman" w:hAnsi="Times New Roman" w:eastAsia="Times New Roman" w:cs="Times New Roman"/>
-              </w:rPr>
-              <w:t xml:space="preserve"> · </w:t>
-            </w:r>
-            <w:r>
-              <w:rPr>
-                <w:rFonts w:hint="eastAsia" w:ascii="Times New Roman" w:hAnsi="Times New Roman" w:eastAsia="FangSong" w:cs="Times New Roman"/>
-              </w:rPr>
-              <w:t xml:space="preserve">缺电子硼烷多中心成键与</w:t>
-            </w:r>
-            <w:r>
-              <w:rPr>
-                <w:rFonts w:ascii="Times New Roman" w:hAnsi="Times New Roman" w:eastAsia="Times New Roman" w:cs="Times New Roman"/>
-              </w:rPr>
-              <w:t xml:space="preserve"> Wade </w:t>
-            </w:r>
-            <w:r>
-              <w:rPr>
-                <w:rFonts w:hint="eastAsia" w:ascii="Times New Roman" w:hAnsi="Times New Roman" w:eastAsia="FangSong" w:cs="Times New Roman"/>
-              </w:rPr>
-              <w:t xml:space="preserve">规则</w:t>
-            </w:r>
-          </w:p>
-        </w:tc>
-        <w:tc>
-          <w:tcPr/>
-          <w:p>
-            <w:pPr>
-              <w:pStyle w:val="Compact"/>
-              <w:jc w:val="center"/>
-            </w:pPr>
-            <w:r>
-              <w:rPr>
-                <w:rFonts w:hint="eastAsia" w:ascii="Times New Roman" w:hAnsi="Times New Roman" w:eastAsia="FangSong" w:cs="Times New Roman"/>
-              </w:rPr>
-              <w:t>缺电子多面体</w:t>
-            </w:r>
-            <w:r>
-              <w:rPr>
-                <w:rFonts w:hint="eastAsia" w:ascii="Times New Roman" w:hAnsi="Times New Roman" w:eastAsia="Times New Roman" w:cs="Times New Roman"/>
-              </w:rPr>
-              <w:t>、3c-2e</w:t>
-            </w:r>
-            <w:r>
-              <w:rPr>
-                <w:rFonts w:ascii="Times New Roman" w:hAnsi="Times New Roman" w:eastAsia="Times New Roman" w:cs="Times New Roman"/>
-              </w:rPr>
-              <w:t xml:space="preserve"> </w:t>
-            </w:r>
-            <w:r>
-              <w:rPr>
-                <w:rFonts w:hint="eastAsia" w:ascii="Times New Roman" w:hAnsi="Times New Roman" w:eastAsia="FangSong" w:cs="Times New Roman"/>
-              </w:rPr>
-              <w:t>氢桥键与闭式</w:t>
-            </w:r>
-            <w:r>
-              <w:rPr>
-                <w:rFonts w:hint="eastAsia" w:ascii="Times New Roman" w:hAnsi="Times New Roman" w:eastAsia="Times New Roman" w:cs="Times New Roman"/>
-              </w:rPr>
-              <w:t>/</w:t>
-            </w:r>
-            <w:r>
-              <w:rPr>
-                <w:rFonts w:hint="eastAsia" w:ascii="Times New Roman" w:hAnsi="Times New Roman" w:eastAsia="FangSong" w:cs="Times New Roman"/>
-              </w:rPr>
-              <w:t>开式</w:t>
-            </w:r>
-            <w:r>
-              <w:rPr>
-                <w:rFonts w:hint="eastAsia" w:ascii="Times New Roman" w:hAnsi="Times New Roman" w:eastAsia="Times New Roman" w:cs="Times New Roman"/>
-              </w:rPr>
-              <w:t>/</w:t>
-            </w:r>
-            <w:r>
-              <w:rPr>
-                <w:rFonts w:hint="eastAsia" w:ascii="Times New Roman" w:hAnsi="Times New Roman" w:eastAsia="FangSong" w:cs="Times New Roman"/>
-              </w:rPr>
-              <w:t>网式衍生演化</w:t>
-            </w:r>
-          </w:p>
-        </w:tc>
-        <w:tc>
-          <w:tcPr/>
-          <w:p>
-            <w:pPr>
-              <w:pStyle w:val="Compact"/>
-              <w:jc w:val="center"/>
-            </w:pPr>
-            <w:r>
-              <w:rPr>
-                <w:rFonts w:hint="eastAsia" w:ascii="Times New Roman" w:hAnsi="Times New Roman" w:eastAsia="FangSong" w:cs="Times New Roman"/>
-              </w:rPr>
-              <w:t xml:space="preserve">掌握乙硼烷</w:t>
-            </w:r>
-            <w:r>
-              <w:rPr>
-                <w:rFonts w:ascii="Times New Roman" w:hAnsi="Times New Roman" w:eastAsia="Times New Roman" w:cs="Times New Roman"/>
-              </w:rPr>
-              <w:t xml:space="preserve"> </w:t>
-            </w:r>
-            <m:oMath>
-              <m:sSub>
-                <m:e>
-                  <m:r>
-                    <m:rPr>
-                      <m:sty m:val="p"/>
-                    </m:rPr>
-                    <m:t>B</m:t>
-                  </m:r>
-                </m:e>
-                <m:sub>
-                  <m:r>
-                    <m:rPr>
-                      <m:sty m:val="p"/>
-                    </m:rPr>
-                    <m:t>2</m:t>
-                  </m:r>
-                </m:sub>
-              </m:sSub>
-              <m:sSub>
-                <m:e>
-                  <m:r>
-                    <m:rPr>
-                      <m:sty m:val="p"/>
-                    </m:rPr>
-                    <m:t>H</m:t>
-                  </m:r>
-                </m:e>
-                <m:sub>
-                  <m:r>
-                    <m:rPr>
-                      <m:sty m:val="p"/>
-                    </m:rPr>
-                    <m:t>6</m:t>
-                  </m:r>
-                </m:sub>
-              </m:sSub>
-            </m:oMath>
-            <w:r>
-              <w:rPr>
-                <w:rFonts w:ascii="Times New Roman" w:hAnsi="Times New Roman" w:eastAsia="Times New Roman" w:cs="Times New Roman"/>
-              </w:rPr>
-              <w:t xml:space="preserve"> </w:t>
-            </w:r>
-            <w:r>
-              <w:rPr>
-                <w:rFonts w:hint="eastAsia" w:ascii="Times New Roman" w:hAnsi="Times New Roman" w:eastAsia="FangSong" w:cs="Times New Roman"/>
-              </w:rPr>
-              <w:t>桥键轨道本质</w:t>
-            </w:r>
-            <w:r>
-              <w:rPr>
-                <w:rFonts w:hint="eastAsia" w:ascii="Times New Roman" w:hAnsi="Times New Roman" w:eastAsia="Times New Roman" w:cs="Times New Roman"/>
-              </w:rPr>
-              <w:t>、</w:t>
-            </w:r>
-            <m:oMath>
-              <m:sSub>
-                <m:e>
-                  <m:r>
-                    <m:rPr>
-                      <m:sty m:val="p"/>
-                    </m:rPr>
-                    <m:t>B</m:t>
-                  </m:r>
-                </m:e>
-                <m:sub>
-                  <m:r>
-                    <m:rPr>
-                      <m:sty m:val="p"/>
-                    </m:rPr>
-                    <m:t>12</m:t>
-                  </m:r>
-                </m:sub>
-              </m:sSub>
-            </m:oMath>
-            <w:r>
-              <w:rPr>
-                <w:rFonts w:ascii="Times New Roman" w:hAnsi="Times New Roman" w:eastAsia="Times New Roman" w:cs="Times New Roman"/>
-              </w:rPr>
-              <w:t xml:space="preserve"> </w:t>
-            </w:r>
-            <w:r>
-              <w:rPr>
-                <w:rFonts w:hint="eastAsia" w:ascii="Times New Roman" w:hAnsi="Times New Roman" w:eastAsia="FangSong" w:cs="Times New Roman"/>
-              </w:rPr>
-              <w:t xml:space="preserve">正二十面体构架及</w:t>
-            </w:r>
-            <w:r>
-              <w:rPr>
-                <w:rFonts w:ascii="Times New Roman" w:hAnsi="Times New Roman" w:eastAsia="Times New Roman" w:cs="Times New Roman"/>
-              </w:rPr>
-              <w:t xml:space="preserve"> Wade-Mingos </w:t>
-            </w:r>
-            <w:r>
-              <w:rPr>
-                <w:rFonts w:hint="eastAsia" w:ascii="Times New Roman" w:hAnsi="Times New Roman" w:eastAsia="FangSong" w:cs="Times New Roman"/>
-              </w:rPr>
-              <w:t>骨架电子对数</w:t>
-            </w:r>
-            <w:r>
-              <w:rPr>
-                <w:rFonts w:hint="eastAsia" w:ascii="Times New Roman" w:hAnsi="Times New Roman" w:eastAsia="Times New Roman" w:cs="Times New Roman"/>
-              </w:rPr>
-              <w:t>（</w:t>
-            </w:r>
-            <m:oMath>
-              <m:r>
-                <m:t>n</m:t>
-              </m:r>
-              <m:r>
-                <m:rPr>
-                  <m:sty m:val="p"/>
-                </m:rPr>
-                <m:t>+</m:t>
-              </m:r>
-              <m:r>
-                <m:t>1</m:t>
-              </m:r>
-              <m:r>
-                <m:rPr>
-                  <m:sty m:val="p"/>
-                </m:rPr>
-                <m:t>,</m:t>
-              </m:r>
-              <m:r>
-                <m:t>n</m:t>
-              </m:r>
-              <m:r>
-                <m:rPr>
-                  <m:sty m:val="p"/>
-                </m:rPr>
-                <m:t>+</m:t>
-              </m:r>
-              <m:r>
-                <m:t>2</m:t>
-              </m:r>
-              <m:r>
-                <m:rPr>
-                  <m:sty m:val="p"/>
-                </m:rPr>
-                <m:t>,</m:t>
-              </m:r>
-              <m:r>
-                <m:t>n</m:t>
-              </m:r>
-              <m:r>
-                <m:rPr>
-                  <m:sty m:val="p"/>
-                </m:rPr>
-                <m:t>+</m:t>
-              </m:r>
-              <m:r>
-                <m:t>3</m:t>
-              </m:r>
-            </m:oMath>
-            <w:r>
-              <w:rPr>
-                <w:rFonts w:hint="eastAsia" w:ascii="Times New Roman" w:hAnsi="Times New Roman" w:eastAsia="Times New Roman" w:cs="Times New Roman"/>
-              </w:rPr>
-              <w:t>）</w:t>
-            </w:r>
-            <w:r>
-              <w:rPr>
-                <w:rFonts w:hint="eastAsia" w:ascii="Times New Roman" w:hAnsi="Times New Roman" w:eastAsia="FangSong" w:cs="Times New Roman"/>
-              </w:rPr>
-              <w:t>几何衍生法则</w:t>
-            </w:r>
-          </w:p>
-        </w:tc>
-      </w:tr>
-      <w:tr>
-        <w:tc>
-          <w:tcPr/>
-          <w:p>
-            <w:pPr>
-              <w:pStyle w:val="Compact"/>
-              <w:jc w:val="center"/>
-            </w:pPr>
-            <w:r>
-              <w:rPr>
-                <w:rFonts w:ascii="Times New Roman" w:hAnsi="Times New Roman" w:eastAsia="Times New Roman" w:cs="Times New Roman"/>
-              </w:rPr>
-              <w:t xml:space="preserve">§13 </w:t>
-            </w:r>
-            <w:r>
-              <w:rPr>
-                <w:rFonts w:hint="eastAsia" w:ascii="Times New Roman" w:hAnsi="Times New Roman" w:eastAsia="FangSong" w:cs="Times New Roman"/>
-              </w:rPr>
-              <w:t xml:space="preserve">元素化学</w:t>
-            </w:r>
-            <w:r>
-              <w:rPr>
-                <w:rFonts w:ascii="Times New Roman" w:hAnsi="Times New Roman" w:eastAsia="Times New Roman" w:cs="Times New Roman"/>
-              </w:rPr>
-              <w:t xml:space="preserve"> · </w:t>
-            </w:r>
-            <w:r>
-              <w:rPr>
-                <w:rFonts w:hint="eastAsia" w:ascii="Times New Roman" w:hAnsi="Times New Roman" w:eastAsia="FangSong" w:cs="Times New Roman"/>
-              </w:rPr>
-              <w:t xml:space="preserve">硼酸路易斯酸性与卤化硼大派键</w:t>
-            </w:r>
-          </w:p>
-        </w:tc>
-        <w:tc>
-          <w:tcPr/>
-          <w:p>
-            <w:pPr>
-              <w:pStyle w:val="Compact"/>
-              <w:jc w:val="center"/>
-            </w:pPr>
-            <w:r>
-              <w:rPr>
-                <w:rFonts w:hint="eastAsia" w:ascii="Times New Roman" w:hAnsi="Times New Roman" w:eastAsia="FangSong" w:cs="Times New Roman"/>
-              </w:rPr>
-              <w:t>空轨道水合异裂</w:t>
-            </w:r>
-            <w:r>
-              <w:rPr>
-                <w:rFonts w:hint="eastAsia" w:ascii="Times New Roman" w:hAnsi="Times New Roman" w:eastAsia="Times New Roman" w:cs="Times New Roman"/>
-              </w:rPr>
-              <w:t>、</w:t>
-            </w:r>
-            <w:r>
-              <w:rPr>
-                <w:rFonts w:hint="eastAsia" w:ascii="Times New Roman" w:hAnsi="Times New Roman" w:eastAsia="FangSong" w:cs="Times New Roman"/>
-              </w:rPr>
-              <w:t>多元醇螯合增敏与反常路易斯酸性</w:t>
-            </w:r>
-          </w:p>
-        </w:tc>
-        <w:tc>
-          <w:tcPr/>
-          <w:p>
-            <w:pPr>
-              <w:pStyle w:val="Compact"/>
-              <w:jc w:val="center"/>
-            </w:pPr>
-            <w:r>
-              <w:rPr>
-                <w:rFonts w:hint="eastAsia" w:ascii="Times New Roman" w:hAnsi="Times New Roman" w:eastAsia="FangSong" w:cs="Times New Roman"/>
-              </w:rPr>
-              <w:t>掌握单斜片状硼酸氢键网络</w:t>
-            </w:r>
-            <w:r>
-              <w:rPr>
-                <w:rFonts w:hint="eastAsia" w:ascii="Times New Roman" w:hAnsi="Times New Roman" w:eastAsia="Times New Roman" w:cs="Times New Roman"/>
-              </w:rPr>
-              <w:t>、</w:t>
-            </w:r>
-            <w:r>
-              <w:rPr>
-                <w:rFonts w:hint="eastAsia" w:ascii="Times New Roman" w:hAnsi="Times New Roman" w:eastAsia="FangSong" w:cs="Times New Roman"/>
-              </w:rPr>
-              <w:t>顺式邻二醇螯合使表观酸度暴增机理</w:t>
-            </w:r>
-            <w:r>
-              <w:rPr>
-                <w:rFonts w:hint="eastAsia" w:ascii="Times New Roman" w:hAnsi="Times New Roman" w:eastAsia="Times New Roman" w:cs="Times New Roman"/>
-              </w:rPr>
-              <w:t>、</w:t>
-            </w:r>
-            <m:oMath>
-              <m:r>
-                <m:rPr>
-                  <m:sty m:val="p"/>
-                </m:rPr>
-                <m:t>B</m:t>
-              </m:r>
-              <m:sSub>
-                <m:e>
-                  <m:r>
-                    <m:rPr>
-                      <m:sty m:val="p"/>
-                    </m:rPr>
-                    <m:t>F</m:t>
-                  </m:r>
-                </m:e>
-                <m:sub>
-                  <m:r>
-                    <m:rPr>
-                      <m:sty m:val="p"/>
-                    </m:rPr>
-                    <m:t>3</m:t>
-                  </m:r>
-                </m:sub>
-              </m:sSub>
-              <m:r>
-                <m:rPr>
-                  <m:sty m:val="p"/>
-                </m:rPr>
-                <m:t>/</m:t>
-              </m:r>
-              <m:r>
-                <m:rPr>
-                  <m:sty m:val="p"/>
-                </m:rPr>
-                <m:t>B</m:t>
-              </m:r>
-              <m:r>
-                <m:rPr>
-                  <m:sty m:val="p"/>
-                </m:rPr>
-                <m:t>C</m:t>
-              </m:r>
-              <m:sSub>
-                <m:e>
-                  <m:r>
-                    <m:rPr>
-                      <m:sty m:val="p"/>
-                    </m:rPr>
-                    <m:t>l</m:t>
-                  </m:r>
-                </m:e>
-                <m:sub>
-                  <m:r>
-                    <m:rPr>
-                      <m:sty m:val="p"/>
-                    </m:rPr>
-                    <m:t>3</m:t>
-                  </m:r>
-                </m:sub>
-              </m:sSub>
-              <m:r>
-                <m:rPr>
-                  <m:sty m:val="p"/>
-                </m:rPr>
-                <m:t>/</m:t>
-              </m:r>
-              <m:r>
-                <m:rPr>
-                  <m:sty m:val="p"/>
-                </m:rPr>
-                <m:t>B</m:t>
-              </m:r>
-              <m:r>
-                <m:rPr>
-                  <m:sty m:val="p"/>
-                </m:rPr>
-                <m:t>B</m:t>
-              </m:r>
-              <m:sSub>
-                <m:e>
-                  <m:r>
-                    <m:rPr>
-                      <m:sty m:val="p"/>
-                    </m:rPr>
-                    <m:t>r</m:t>
-                  </m:r>
-                </m:e>
-                <m:sub>
-                  <m:r>
-                    <m:rPr>
-                      <m:sty m:val="p"/>
-                    </m:rPr>
-                    <m:t>3</m:t>
-                  </m:r>
-                </m:sub>
-              </m:sSub>
-            </m:oMath>
-            <w:r>
-              <w:rPr>
-                <w:rFonts w:ascii="Times New Roman" w:hAnsi="Times New Roman" w:eastAsia="Times New Roman" w:cs="Times New Roman"/>
-              </w:rPr>
-              <w:t xml:space="preserve"> </w:t>
-            </w:r>
-            <w:r>
-              <w:rPr>
-                <w:rFonts w:hint="eastAsia" w:ascii="Times New Roman" w:hAnsi="Times New Roman" w:eastAsia="FangSong" w:cs="Times New Roman"/>
-              </w:rPr>
-              <w:t xml:space="preserve">大</w:t>
-            </w:r>
-            <w:r>
-              <w:rPr>
-                <w:rFonts w:ascii="Times New Roman" w:hAnsi="Times New Roman" w:eastAsia="Times New Roman" w:cs="Times New Roman"/>
-              </w:rPr>
-              <w:t xml:space="preserve"> </w:t>
-            </w:r>
-            <m:oMath>
-              <m:r>
-                <m:t>π</m:t>
-              </m:r>
-            </m:oMath>
-            <w:r>
-              <w:rPr>
-                <w:rFonts w:ascii="Times New Roman" w:hAnsi="Times New Roman" w:eastAsia="Times New Roman" w:cs="Times New Roman"/>
-              </w:rPr>
-              <w:t xml:space="preserve"> </w:t>
-            </w:r>
-            <w:r>
-              <w:rPr>
-                <w:rFonts w:hint="eastAsia" w:ascii="Times New Roman" w:hAnsi="Times New Roman" w:eastAsia="FangSong" w:cs="Times New Roman"/>
-              </w:rPr>
-              <w:t xml:space="preserve">键重叠效率与酸度反转</w:t>
-            </w:r>
-          </w:p>
-        </w:tc>
-      </w:tr>
-      <w:tr>
-        <w:tc>
-          <w:tcPr/>
-          <w:p>
-            <w:pPr>
-              <w:pStyle w:val="Compact"/>
-              <w:jc w:val="center"/>
-            </w:pPr>
-            <w:r>
-              <w:rPr>
-                <w:rFonts w:ascii="Times New Roman" w:hAnsi="Times New Roman" w:eastAsia="Times New Roman" w:cs="Times New Roman"/>
-              </w:rPr>
-              <w:t xml:space="preserve">§13 </w:t>
-            </w:r>
-            <w:r>
-              <w:rPr>
-                <w:rFonts w:hint="eastAsia" w:ascii="Times New Roman" w:hAnsi="Times New Roman" w:eastAsia="FangSong" w:cs="Times New Roman"/>
-              </w:rPr>
-              <w:t xml:space="preserve">元素化学</w:t>
-            </w:r>
-            <w:r>
-              <w:rPr>
-                <w:rFonts w:ascii="Times New Roman" w:hAnsi="Times New Roman" w:eastAsia="Times New Roman" w:cs="Times New Roman"/>
-              </w:rPr>
-              <w:t xml:space="preserve"> · </w:t>
-            </w:r>
-            <w:r>
-              <w:rPr>
-                <w:rFonts w:hint="eastAsia" w:ascii="Times New Roman" w:hAnsi="Times New Roman" w:eastAsia="FangSong" w:cs="Times New Roman"/>
-              </w:rPr>
-              <w:t xml:space="preserve">铝的两性化学与相变双聚及对角线</w:t>
-            </w:r>
-          </w:p>
-        </w:tc>
-        <w:tc>
-          <w:tcPr/>
-          <w:p>
-            <w:pPr>
-              <w:pStyle w:val="Compact"/>
-              <w:jc w:val="center"/>
-            </w:pPr>
-            <w:r>
-              <w:rPr>
-                <w:rFonts w:hint="eastAsia" w:ascii="Times New Roman" w:hAnsi="Times New Roman" w:eastAsia="FangSong" w:cs="Times New Roman"/>
-              </w:rPr>
-              <w:t>离子极化作用</w:t>
-            </w:r>
-            <w:r>
-              <w:rPr>
-                <w:rFonts w:hint="eastAsia" w:ascii="Times New Roman" w:hAnsi="Times New Roman" w:eastAsia="Times New Roman" w:cs="Times New Roman"/>
-              </w:rPr>
-              <w:t>、</w:t>
-            </w:r>
-            <w:r>
-              <w:rPr>
-                <w:rFonts w:hint="eastAsia" w:ascii="Times New Roman" w:hAnsi="Times New Roman" w:eastAsia="FangSong" w:cs="Times New Roman"/>
-              </w:rPr>
-              <w:t>配位共价桥键双聚体与</w:t>
-            </w:r>
-            <w:r>
-              <w:rPr>
-                <w:rFonts w:ascii="Times New Roman" w:hAnsi="Times New Roman" w:eastAsia="Times New Roman" w:cs="Times New Roman"/>
-              </w:rPr>
-              <w:t xml:space="preserve"> </w:t>
-            </w:r>
-            <m:oMath>
-              <m:r>
-                <m:rPr>
-                  <m:sty m:val="p"/>
-                </m:rPr>
-                <m:t>B</m:t>
-              </m:r>
-              <m:r>
-                <m:rPr>
-                  <m:sty m:val="p"/>
-                </m:rPr>
-                <m:t>−</m:t>
-              </m:r>
-              <m:r>
-                <m:rPr>
-                  <m:sty m:val="p"/>
-                </m:rPr>
-                <m:t>S</m:t>
-              </m:r>
-              <m:r>
-                <m:rPr>
-                  <m:sty m:val="p"/>
-                </m:rPr>
-                <m:t>i</m:t>
-              </m:r>
-            </m:oMath>
-            <w:r>
-              <w:rPr>
-                <w:rFonts w:ascii="Times New Roman" w:hAnsi="Times New Roman" w:eastAsia="Times New Roman" w:cs="Times New Roman"/>
-              </w:rPr>
-              <w:t xml:space="preserve"> </w:t>
-            </w:r>
-            <w:r>
-              <w:rPr>
-                <w:rFonts w:hint="eastAsia" w:ascii="Times New Roman" w:hAnsi="Times New Roman" w:eastAsia="FangSong" w:cs="Times New Roman"/>
-              </w:rPr>
-              <w:t xml:space="preserve">类似性</w:t>
-            </w:r>
-          </w:p>
-        </w:tc>
-        <w:tc>
-          <w:tcPr/>
-          <w:p>
-            <w:pPr>
-              <w:pStyle w:val="Compact"/>
-              <w:jc w:val="center"/>
-            </w:pPr>
-            <w:r>
-              <w:rPr>
-                <w:rFonts w:hint="eastAsia" w:ascii="Times New Roman" w:hAnsi="Times New Roman" w:eastAsia="FangSong" w:cs="Times New Roman"/>
-              </w:rPr>
-              <w:t xml:space="preserve">熟练推导</w:t>
-            </w:r>
-            <w:r>
-              <w:rPr>
-                <w:rFonts w:ascii="Times New Roman" w:hAnsi="Times New Roman" w:eastAsia="Times New Roman" w:cs="Times New Roman"/>
-              </w:rPr>
-              <w:t xml:space="preserve"> </w:t>
-            </w:r>
-            <m:oMath>
-              <m:r>
-                <m:rPr>
-                  <m:sty m:val="p"/>
-                </m:rPr>
-                <m:t>A</m:t>
-              </m:r>
-              <m:sSub>
-                <m:e>
-                  <m:r>
-                    <m:rPr>
-                      <m:sty m:val="p"/>
-                    </m:rPr>
-                    <m:t>l</m:t>
-                  </m:r>
-                </m:e>
-                <m:sub>
-                  <m:r>
-                    <m:rPr>
-                      <m:sty m:val="p"/>
-                    </m:rPr>
-                    <m:t>2</m:t>
-                  </m:r>
-                </m:sub>
-              </m:sSub>
-              <m:r>
-                <m:rPr>
-                  <m:sty m:val="p"/>
-                </m:rPr>
-                <m:t>C</m:t>
-              </m:r>
-              <m:sSub>
-                <m:e>
-                  <m:r>
-                    <m:rPr>
-                      <m:sty m:val="p"/>
-                    </m:rPr>
-                    <m:t>l</m:t>
-                  </m:r>
-                </m:e>
-                <m:sub>
-                  <m:r>
-                    <m:rPr>
-                      <m:sty m:val="p"/>
-                    </m:rPr>
-                    <m:t>6</m:t>
-                  </m:r>
-                </m:sub>
-              </m:sSub>
-            </m:oMath>
-            <w:r>
-              <w:rPr>
-                <w:rFonts w:ascii="Times New Roman" w:hAnsi="Times New Roman" w:eastAsia="Times New Roman" w:cs="Times New Roman"/>
-              </w:rPr>
-              <w:t xml:space="preserve"> </w:t>
-            </w:r>
-            <w:r>
-              <w:rPr>
-                <w:rFonts w:hint="eastAsia" w:ascii="Times New Roman" w:hAnsi="Times New Roman" w:eastAsia="FangSong" w:cs="Times New Roman"/>
-              </w:rPr>
-              <w:t>熔融蒸气双聚体共棱双四面体构型与配位补缺本质</w:t>
-            </w:r>
-            <w:r>
-              <w:rPr>
-                <w:rFonts w:hint="eastAsia" w:ascii="Times New Roman" w:hAnsi="Times New Roman" w:eastAsia="Times New Roman" w:cs="Times New Roman"/>
-              </w:rPr>
-              <w:t>、</w:t>
-            </w:r>
-            <w:r>
-              <w:rPr>
-                <w:rFonts w:hint="eastAsia" w:ascii="Times New Roman" w:hAnsi="Times New Roman" w:eastAsia="FangSong" w:cs="Times New Roman"/>
-              </w:rPr>
-              <w:t>掌握铝热反应超强亲氧热力学与跨族对角线定性规则</w:t>
-            </w:r>
-          </w:p>
-        </w:tc>
-      </w:tr>
-    </w:tbl>
-    <w:bookmarkEnd w:id="9"/>
-    <w:bookmarkStart w:id="19" w:name="碳族元素通性与碳的同素异形体网络"/>
+    <w:bookmarkStart w:id="18" w:name="碳族元素通性与碳的同素异形体网络"/>
     <w:p>
       <w:pPr>
         <w:pStyle w:val="Heading2"/>
@@ -2958,18 +919,18 @@
           <wp:inline>
             <wp:extent cx="2667000" cy="2240280"/>
             <wp:effectExtent b="0" l="0" r="0" t="0"/>
-            <wp:docPr descr="" title="" id="11" name="Picture"/>
+            <wp:docPr descr="" title="" id="10" name="Picture"/>
             <a:graphic>
               <a:graphicData uri="http://schemas.openxmlformats.org/drawingml/2006/picture">
                 <pic:pic>
                   <pic:nvPicPr>
-                    <pic:cNvPr descr="e45fc8ba0b1f587a8ee2afd3b58f39294fc1d5d7d92aff920e18069285f70c1e.jpg" id="12" name="Picture"/>
+                    <pic:cNvPr descr="e45fc8ba0b1f587a8ee2afd3b58f39294fc1d5d7d92aff920e18069285f70c1e.jpg" id="11" name="Picture"/>
                     <pic:cNvPicPr>
                       <a:picLocks noChangeArrowheads="1" noChangeAspect="1"/>
                     </pic:cNvPicPr>
                   </pic:nvPicPr>
                   <pic:blipFill>
-                    <a:blip r:embed="rId10"/>
+                    <a:blip r:embed="rId9"/>
                     <a:stretch>
                       <a:fillRect/>
                     </a:stretch>
@@ -3758,18 +1719,18 @@
           <wp:inline>
             <wp:extent cx="2667000" cy="2463362"/>
             <wp:effectExtent b="0" l="0" r="0" t="0"/>
-            <wp:docPr descr="" title="" id="14" name="Picture"/>
+            <wp:docPr descr="" title="" id="13" name="Picture"/>
             <a:graphic>
               <a:graphicData uri="http://schemas.openxmlformats.org/drawingml/2006/picture">
                 <pic:pic>
                   <pic:nvPicPr>
-                    <pic:cNvPr descr="f6e5ed8edce10a77b628eb6eef3bc803a029b31b716c0b86c6ca720b7f2c1698.jpg" id="15" name="Picture"/>
+                    <pic:cNvPr descr="f6e5ed8edce10a77b628eb6eef3bc803a029b31b716c0b86c6ca720b7f2c1698.jpg" id="14" name="Picture"/>
                     <pic:cNvPicPr>
                       <a:picLocks noChangeArrowheads="1" noChangeAspect="1"/>
                     </pic:cNvPicPr>
                   </pic:nvPicPr>
                   <pic:blipFill>
-                    <a:blip r:embed="rId13"/>
+                    <a:blip r:embed="rId12"/>
                     <a:stretch>
                       <a:fillRect/>
                     </a:stretch>
@@ -4670,18 +2631,18 @@
           <wp:inline>
             <wp:extent cx="2667000" cy="2584715"/>
             <wp:effectExtent b="0" l="0" r="0" t="0"/>
-            <wp:docPr descr="" title="" id="17" name="Picture"/>
+            <wp:docPr descr="" title="" id="16" name="Picture"/>
             <a:graphic>
               <a:graphicData uri="http://schemas.openxmlformats.org/drawingml/2006/picture">
                 <pic:pic>
                   <pic:nvPicPr>
-                    <pic:cNvPr descr="3efff61f9cb3bcc10ebb63b82cabcce63a41402ca2926a858c05eaf9161a8ce4.jpg" id="18" name="Picture"/>
+                    <pic:cNvPr descr="3efff61f9cb3bcc10ebb63b82cabcce63a41402ca2926a858c05eaf9161a8ce4.jpg" id="17" name="Picture"/>
                     <pic:cNvPicPr>
                       <a:picLocks noChangeArrowheads="1" noChangeAspect="1"/>
                     </pic:cNvPicPr>
                   </pic:nvPicPr>
                   <pic:blipFill>
-                    <a:blip r:embed="rId16"/>
+                    <a:blip r:embed="rId15"/>
                     <a:stretch>
                       <a:fillRect/>
                     </a:stretch>
@@ -5492,8 +3453,8 @@
         <w:t>。</w:t>
       </w:r>
     </w:p>
-    <w:bookmarkEnd w:id="19"/>
-    <w:bookmarkStart w:id="29" w:name="碳的特征化合物与微观成键机制"/>
+    <w:bookmarkEnd w:id="18"/>
+    <w:bookmarkStart w:id="28" w:name="碳的特征化合物与微观成键机制"/>
     <w:p>
       <w:pPr>
         <w:pStyle w:val="Heading2"/>
@@ -6986,18 +4947,18 @@
           <wp:inline>
             <wp:extent cx="2667000" cy="2206510"/>
             <wp:effectExtent b="0" l="0" r="0" t="0"/>
-            <wp:docPr descr="" title="" id="21" name="Picture"/>
+            <wp:docPr descr="" title="" id="20" name="Picture"/>
             <a:graphic>
               <a:graphicData uri="http://schemas.openxmlformats.org/drawingml/2006/picture">
                 <pic:pic>
                   <pic:nvPicPr>
-                    <pic:cNvPr descr="37ee95c5f40e7cad3dafca4b5be3a6cc8213c3cd34a16453130dd0b5c6105b3b.jpg" id="22" name="Picture"/>
+                    <pic:cNvPr descr="37ee95c5f40e7cad3dafca4b5be3a6cc8213c3cd34a16453130dd0b5c6105b3b.jpg" id="21" name="Picture"/>
                     <pic:cNvPicPr>
                       <a:picLocks noChangeArrowheads="1" noChangeAspect="1"/>
                     </pic:cNvPicPr>
                   </pic:nvPicPr>
                   <pic:blipFill>
-                    <a:blip r:embed="rId20"/>
+                    <a:blip r:embed="rId19"/>
                     <a:stretch>
                       <a:fillRect/>
                     </a:stretch>
@@ -7739,18 +5700,18 @@
           <wp:inline>
             <wp:extent cx="2667000" cy="2401801"/>
             <wp:effectExtent b="0" l="0" r="0" t="0"/>
-            <wp:docPr descr="" title="" id="24" name="Picture"/>
+            <wp:docPr descr="" title="" id="23" name="Picture"/>
             <a:graphic>
               <a:graphicData uri="http://schemas.openxmlformats.org/drawingml/2006/picture">
                 <pic:pic>
                   <pic:nvPicPr>
-                    <pic:cNvPr descr="9c2b27a2d84bca20ad76aa62d281c7b35d8264d4063a3714742d17044e0dc20f.jpg" id="25" name="Picture"/>
+                    <pic:cNvPr descr="9c2b27a2d84bca20ad76aa62d281c7b35d8264d4063a3714742d17044e0dc20f.jpg" id="24" name="Picture"/>
                     <pic:cNvPicPr>
                       <a:picLocks noChangeArrowheads="1" noChangeAspect="1"/>
                     </pic:cNvPicPr>
                   </pic:nvPicPr>
                   <pic:blipFill>
-                    <a:blip r:embed="rId23"/>
+                    <a:blip r:embed="rId22"/>
                     <a:stretch>
                       <a:fillRect/>
                     </a:stretch>
@@ -8747,18 +6708,18 @@
           <wp:inline>
             <wp:extent cx="2667000" cy="2562274"/>
             <wp:effectExtent b="0" l="0" r="0" t="0"/>
-            <wp:docPr descr="" title="" id="27" name="Picture"/>
+            <wp:docPr descr="" title="" id="26" name="Picture"/>
             <a:graphic>
               <a:graphicData uri="http://schemas.openxmlformats.org/drawingml/2006/picture">
                 <pic:pic>
                   <pic:nvPicPr>
-                    <pic:cNvPr descr="4aac665f6acb5c6dd55e85e0dc41f85b2cd321a1b15111cf4f282109adb1340c.jpg" id="28" name="Picture"/>
+                    <pic:cNvPr descr="4aac665f6acb5c6dd55e85e0dc41f85b2cd321a1b15111cf4f282109adb1340c.jpg" id="27" name="Picture"/>
                     <pic:cNvPicPr>
                       <a:picLocks noChangeArrowheads="1" noChangeAspect="1"/>
                     </pic:cNvPicPr>
                   </pic:nvPicPr>
                   <pic:blipFill>
-                    <a:blip r:embed="rId26"/>
+                    <a:blip r:embed="rId25"/>
                     <a:stretch>
                       <a:fillRect/>
                     </a:stretch>
@@ -12464,8 +10425,8 @@
         <w:t>。</w:t>
       </w:r>
     </w:p>
-    <w:bookmarkEnd w:id="29"/>
-    <w:bookmarkStart w:id="45" w:name="硅单质二氧化硅与多聚硅酸盐三维网架"/>
+    <w:bookmarkEnd w:id="28"/>
+    <w:bookmarkStart w:id="44" w:name="硅单质二氧化硅与多聚硅酸盐三维网架"/>
     <w:p>
       <w:pPr>
         <w:pStyle w:val="Heading2"/>
@@ -13917,18 +11878,18 @@
           <wp:inline>
             <wp:extent cx="2667000" cy="1636480"/>
             <wp:effectExtent b="0" l="0" r="0" t="0"/>
-            <wp:docPr descr="" title="" id="31" name="Picture"/>
+            <wp:docPr descr="" title="" id="30" name="Picture"/>
             <a:graphic>
               <a:graphicData uri="http://schemas.openxmlformats.org/drawingml/2006/picture">
                 <pic:pic>
                   <pic:nvPicPr>
-                    <pic:cNvPr descr="27ac9342a844791755cc810d5d1d429942a710567fd4c89f0083268d01b8ae27.png" id="32" name="Picture"/>
+                    <pic:cNvPr descr="27ac9342a844791755cc810d5d1d429942a710567fd4c89f0083268d01b8ae27.png" id="31" name="Picture"/>
                     <pic:cNvPicPr>
                       <a:picLocks noChangeArrowheads="1" noChangeAspect="1"/>
                     </pic:cNvPicPr>
                   </pic:nvPicPr>
                   <pic:blipFill>
-                    <a:blip r:embed="rId30"/>
+                    <a:blip r:embed="rId29"/>
                     <a:stretch>
                       <a:fillRect/>
                     </a:stretch>
@@ -15067,18 +13028,18 @@
           <wp:inline>
             <wp:extent cx="2667000" cy="869900"/>
             <wp:effectExtent b="0" l="0" r="0" t="0"/>
-            <wp:docPr descr="" title="" id="34" name="Picture"/>
+            <wp:docPr descr="" title="" id="33" name="Picture"/>
             <a:graphic>
               <a:graphicData uri="http://schemas.openxmlformats.org/drawingml/2006/picture">
                 <pic:pic>
                   <pic:nvPicPr>
-                    <pic:cNvPr descr="4dc16a2dd81ebf68fd20f8d08d77951303d65cf1d1c590c0b0fe8efdd6fd49bb.jpg" id="35" name="Picture"/>
+                    <pic:cNvPr descr="4dc16a2dd81ebf68fd20f8d08d77951303d65cf1d1c590c0b0fe8efdd6fd49bb.jpg" id="34" name="Picture"/>
                     <pic:cNvPicPr>
                       <a:picLocks noChangeArrowheads="1" noChangeAspect="1"/>
                     </pic:cNvPicPr>
                   </pic:nvPicPr>
                   <pic:blipFill>
-                    <a:blip r:embed="rId33"/>
+                    <a:blip r:embed="rId32"/>
                     <a:stretch>
                       <a:fillRect/>
                     </a:stretch>
@@ -17150,18 +15111,18 @@
           <wp:inline>
             <wp:extent cx="2667000" cy="2731943"/>
             <wp:effectExtent b="0" l="0" r="0" t="0"/>
-            <wp:docPr descr="" title="" id="37" name="Picture"/>
+            <wp:docPr descr="" title="" id="36" name="Picture"/>
             <a:graphic>
               <a:graphicData uri="http://schemas.openxmlformats.org/drawingml/2006/picture">
                 <pic:pic>
                   <pic:nvPicPr>
-                    <pic:cNvPr descr="0547a4cb0dafb62ee1f93e9ea5064cfcf662616cf23a40b7c29b532faede98e9.jpg" id="38" name="Picture"/>
+                    <pic:cNvPr descr="0547a4cb0dafb62ee1f93e9ea5064cfcf662616cf23a40b7c29b532faede98e9.jpg" id="37" name="Picture"/>
                     <pic:cNvPicPr>
                       <a:picLocks noChangeArrowheads="1" noChangeAspect="1"/>
                     </pic:cNvPicPr>
                   </pic:nvPicPr>
                   <pic:blipFill>
-                    <a:blip r:embed="rId36"/>
+                    <a:blip r:embed="rId35"/>
                     <a:stretch>
                       <a:fillRect/>
                     </a:stretch>
@@ -17680,18 +15641,18 @@
           <wp:inline>
             <wp:extent cx="2667000" cy="1437836"/>
             <wp:effectExtent b="0" l="0" r="0" t="0"/>
-            <wp:docPr descr="" title="" id="40" name="Picture"/>
+            <wp:docPr descr="" title="" id="39" name="Picture"/>
             <a:graphic>
               <a:graphicData uri="http://schemas.openxmlformats.org/drawingml/2006/picture">
                 <pic:pic>
                   <pic:nvPicPr>
-                    <pic:cNvPr descr="20211d9b1030337618ae6820cb223515015e7850b4fdfa2bb6cf8d894ec827bb.png" id="41" name="Picture"/>
+                    <pic:cNvPr descr="20211d9b1030337618ae6820cb223515015e7850b4fdfa2bb6cf8d894ec827bb.png" id="40" name="Picture"/>
                     <pic:cNvPicPr>
                       <a:picLocks noChangeArrowheads="1" noChangeAspect="1"/>
                     </pic:cNvPicPr>
                   </pic:nvPicPr>
                   <pic:blipFill>
-                    <a:blip r:embed="rId39"/>
+                    <a:blip r:embed="rId38"/>
                     <a:stretch>
                       <a:fillRect/>
                     </a:stretch>
@@ -17792,18 +15753,18 @@
           <wp:inline>
             <wp:extent cx="2667000" cy="2340319"/>
             <wp:effectExtent b="0" l="0" r="0" t="0"/>
-            <wp:docPr descr="" title="" id="43" name="Picture"/>
+            <wp:docPr descr="" title="" id="42" name="Picture"/>
             <a:graphic>
               <a:graphicData uri="http://schemas.openxmlformats.org/drawingml/2006/picture">
                 <pic:pic>
                   <pic:nvPicPr>
-                    <pic:cNvPr descr="0e57953cd1dea2b31a83e9b724c006675016988c296a65b8ae67819fe263891e.jpg" id="44" name="Picture"/>
+                    <pic:cNvPr descr="0e57953cd1dea2b31a83e9b724c006675016988c296a65b8ae67819fe263891e.jpg" id="43" name="Picture"/>
                     <pic:cNvPicPr>
                       <a:picLocks noChangeArrowheads="1" noChangeAspect="1"/>
                     </pic:cNvPicPr>
                   </pic:nvPicPr>
                   <pic:blipFill>
-                    <a:blip r:embed="rId42"/>
+                    <a:blip r:embed="rId41"/>
                     <a:stretch>
                       <a:fillRect/>
                     </a:stretch>
@@ -19027,8 +16988,8 @@
         <w:t>。</w:t>
       </w:r>
     </w:p>
-    <w:bookmarkEnd w:id="45"/>
-    <w:bookmarkStart w:id="49" w:name="锗锡铅重主族元素与惰性电子对效应"/>
+    <w:bookmarkEnd w:id="44"/>
+    <w:bookmarkStart w:id="48" w:name="锗锡铅重主族元素与惰性电子对效应"/>
     <w:p>
       <w:pPr>
         <w:pStyle w:val="Heading2"/>
@@ -23501,18 +21462,18 @@
           <wp:inline>
             <wp:extent cx="2667000" cy="1470393"/>
             <wp:effectExtent b="0" l="0" r="0" t="0"/>
-            <wp:docPr descr="" title="" id="47" name="Picture"/>
+            <wp:docPr descr="" title="" id="46" name="Picture"/>
             <a:graphic>
               <a:graphicData uri="http://schemas.openxmlformats.org/drawingml/2006/picture">
                 <pic:pic>
                   <pic:nvPicPr>
-                    <pic:cNvPr descr="a8bdc74df3f8d4fe27290dff2bcae7e804fa7d72310271e30afecac16b7d4b10.png" id="48" name="Picture"/>
+                    <pic:cNvPr descr="a8bdc74df3f8d4fe27290dff2bcae7e804fa7d72310271e30afecac16b7d4b10.png" id="47" name="Picture"/>
                     <pic:cNvPicPr>
                       <a:picLocks noChangeArrowheads="1" noChangeAspect="1"/>
                     </pic:cNvPicPr>
                   </pic:nvPicPr>
                   <pic:blipFill>
-                    <a:blip r:embed="rId46"/>
+                    <a:blip r:embed="rId45"/>
                     <a:stretch>
                       <a:fillRect/>
                     </a:stretch>
@@ -23988,8 +21949,8 @@
         <w:t>。</w:t>
       </w:r>
     </w:p>
-    <w:bookmarkEnd w:id="49"/>
-    <w:bookmarkStart w:id="59" w:name="硼族元素缺电子化学多中心键与硼烷原子簇"/>
+    <w:bookmarkEnd w:id="48"/>
+    <w:bookmarkStart w:id="58" w:name="硼族元素缺电子化学多中心键与硼烷原子簇"/>
     <w:p>
       <w:pPr>
         <w:pStyle w:val="Heading2"/>
@@ -24659,18 +22620,18 @@
           <wp:inline>
             <wp:extent cx="2667000" cy="2894670"/>
             <wp:effectExtent b="0" l="0" r="0" t="0"/>
-            <wp:docPr descr="" title="" id="51" name="Picture"/>
+            <wp:docPr descr="" title="" id="50" name="Picture"/>
             <a:graphic>
               <a:graphicData uri="http://schemas.openxmlformats.org/drawingml/2006/picture">
                 <pic:pic>
                   <pic:nvPicPr>
-                    <pic:cNvPr descr="873cbe75eb3febf36d01f2dec2ee98bdf5d4ec3a688469ba12e1355be002ec44.jpg" id="52" name="Picture"/>
+                    <pic:cNvPr descr="873cbe75eb3febf36d01f2dec2ee98bdf5d4ec3a688469ba12e1355be002ec44.jpg" id="51" name="Picture"/>
                     <pic:cNvPicPr>
                       <a:picLocks noChangeArrowheads="1" noChangeAspect="1"/>
                     </pic:cNvPicPr>
                   </pic:nvPicPr>
                   <pic:blipFill>
-                    <a:blip r:embed="rId50"/>
+                    <a:blip r:embed="rId49"/>
                     <a:stretch>
                       <a:fillRect/>
                     </a:stretch>
@@ -25219,18 +23180,18 @@
           <wp:inline>
             <wp:extent cx="2667000" cy="1658101"/>
             <wp:effectExtent b="0" l="0" r="0" t="0"/>
-            <wp:docPr descr="" title="" id="54" name="Picture"/>
+            <wp:docPr descr="" title="" id="53" name="Picture"/>
             <a:graphic>
               <a:graphicData uri="http://schemas.openxmlformats.org/drawingml/2006/picture">
                 <pic:pic>
                   <pic:nvPicPr>
-                    <pic:cNvPr descr="8c42f36410e8e37837e8ea15bd6ea12e9b7dfbcc8ea8597c2183c4519507c39b.jpg" id="55" name="Picture"/>
+                    <pic:cNvPr descr="8c42f36410e8e37837e8ea15bd6ea12e9b7dfbcc8ea8597c2183c4519507c39b.jpg" id="54" name="Picture"/>
                     <pic:cNvPicPr>
                       <a:picLocks noChangeArrowheads="1" noChangeAspect="1"/>
                     </pic:cNvPicPr>
                   </pic:nvPicPr>
                   <pic:blipFill>
-                    <a:blip r:embed="rId53"/>
+                    <a:blip r:embed="rId52"/>
                     <a:stretch>
                       <a:fillRect/>
                     </a:stretch>
@@ -25319,18 +23280,18 @@
           <wp:inline>
             <wp:extent cx="2667000" cy="1771142"/>
             <wp:effectExtent b="0" l="0" r="0" t="0"/>
-            <wp:docPr descr="" title="" id="57" name="Picture"/>
+            <wp:docPr descr="" title="" id="56" name="Picture"/>
             <a:graphic>
               <a:graphicData uri="http://schemas.openxmlformats.org/drawingml/2006/picture">
                 <pic:pic>
                   <pic:nvPicPr>
-                    <pic:cNvPr descr="8203710cb0f11b53222a04500250e92bbb67961ab7d7c0bf8468755f4859e4ce.jpg" id="58" name="Picture"/>
+                    <pic:cNvPr descr="8203710cb0f11b53222a04500250e92bbb67961ab7d7c0bf8468755f4859e4ce.jpg" id="57" name="Picture"/>
                     <pic:cNvPicPr>
                       <a:picLocks noChangeArrowheads="1" noChangeAspect="1"/>
                     </pic:cNvPicPr>
                   </pic:nvPicPr>
                   <pic:blipFill>
-                    <a:blip r:embed="rId56"/>
+                    <a:blip r:embed="rId55"/>
                     <a:stretch>
                       <a:fillRect/>
                     </a:stretch>
@@ -27199,8 +25160,8 @@
         <w:t>。</w:t>
       </w:r>
     </w:p>
-    <w:bookmarkEnd w:id="59"/>
-    <w:bookmarkStart w:id="69" w:name="硼酸硼砂与缺电子补偿及卤化硼大派键"/>
+    <w:bookmarkEnd w:id="58"/>
+    <w:bookmarkStart w:id="68" w:name="硼酸硼砂与缺电子补偿及卤化硼大派键"/>
     <w:p>
       <w:pPr>
         <w:pStyle w:val="Heading2"/>
@@ -28853,18 +26814,18 @@
           <wp:inline>
             <wp:extent cx="2667000" cy="362504"/>
             <wp:effectExtent b="0" l="0" r="0" t="0"/>
-            <wp:docPr descr="" title="" id="61" name="Picture"/>
+            <wp:docPr descr="" title="" id="60" name="Picture"/>
             <a:graphic>
               <a:graphicData uri="http://schemas.openxmlformats.org/drawingml/2006/picture">
                 <pic:pic>
                   <pic:nvPicPr>
-                    <pic:cNvPr descr="63ab9705e46dd07cabf0890e710d6799d4e94bfa2539f4c851d4cb123f07c53e.jpg" id="62" name="Picture"/>
+                    <pic:cNvPr descr="63ab9705e46dd07cabf0890e710d6799d4e94bfa2539f4c851d4cb123f07c53e.jpg" id="61" name="Picture"/>
                     <pic:cNvPicPr>
                       <a:picLocks noChangeArrowheads="1" noChangeAspect="1"/>
                     </pic:cNvPicPr>
                   </pic:nvPicPr>
                   <pic:blipFill>
-                    <a:blip r:embed="rId60"/>
+                    <a:blip r:embed="rId59"/>
                     <a:stretch>
                       <a:fillRect/>
                     </a:stretch>
@@ -30731,18 +28692,18 @@
           <wp:inline>
             <wp:extent cx="2667000" cy="1181524"/>
             <wp:effectExtent b="0" l="0" r="0" t="0"/>
-            <wp:docPr descr="" title="" id="64" name="Picture"/>
+            <wp:docPr descr="" title="" id="63" name="Picture"/>
             <a:graphic>
               <a:graphicData uri="http://schemas.openxmlformats.org/drawingml/2006/picture">
                 <pic:pic>
                   <pic:nvPicPr>
-                    <pic:cNvPr descr="1a23633cf952c33a7d32cb4b71d0af79dd342d4b696e7f240ed1f986d5e7c4a0.png" id="65" name="Picture"/>
+                    <pic:cNvPr descr="1a23633cf952c33a7d32cb4b71d0af79dd342d4b696e7f240ed1f986d5e7c4a0.png" id="64" name="Picture"/>
                     <pic:cNvPicPr>
                       <a:picLocks noChangeArrowheads="1" noChangeAspect="1"/>
                     </pic:cNvPicPr>
                   </pic:nvPicPr>
                   <pic:blipFill>
-                    <a:blip r:embed="rId63"/>
+                    <a:blip r:embed="rId62"/>
                     <a:stretch>
                       <a:fillRect/>
                     </a:stretch>
@@ -32537,18 +30498,18 @@
           <wp:inline>
             <wp:extent cx="2667000" cy="2156732"/>
             <wp:effectExtent b="0" l="0" r="0" t="0"/>
-            <wp:docPr descr="" title="" id="67" name="Picture"/>
+            <wp:docPr descr="" title="" id="66" name="Picture"/>
             <a:graphic>
               <a:graphicData uri="http://schemas.openxmlformats.org/drawingml/2006/picture">
                 <pic:pic>
                   <pic:nvPicPr>
-                    <pic:cNvPr descr="b695705be186e24a86213af3c4d42109b2f81d56bd76b6f7314f43d500956255.jpg" id="68" name="Picture"/>
+                    <pic:cNvPr descr="b695705be186e24a86213af3c4d42109b2f81d56bd76b6f7314f43d500956255.jpg" id="67" name="Picture"/>
                     <pic:cNvPicPr>
                       <a:picLocks noChangeArrowheads="1" noChangeAspect="1"/>
                     </pic:cNvPicPr>
                   </pic:nvPicPr>
                   <pic:blipFill>
-                    <a:blip r:embed="rId66"/>
+                    <a:blip r:embed="rId65"/>
                     <a:stretch>
                       <a:fillRect/>
                     </a:stretch>
@@ -33244,8 +31205,8 @@
         <w:t>。</w:t>
       </w:r>
     </w:p>
-    <w:bookmarkEnd w:id="69"/>
-    <w:bookmarkStart w:id="73" w:name="铝的两性化学共价双聚相变与对角线规则"/>
+    <w:bookmarkEnd w:id="68"/>
+    <w:bookmarkStart w:id="72" w:name="铝的两性化学共价双聚相变与对角线规则"/>
     <w:p>
       <w:pPr>
         <w:pStyle w:val="Heading2"/>
@@ -35262,18 +33223,18 @@
           <wp:inline>
             <wp:extent cx="2667000" cy="1585586"/>
             <wp:effectExtent b="0" l="0" r="0" t="0"/>
-            <wp:docPr descr="" title="" id="71" name="Picture"/>
+            <wp:docPr descr="" title="" id="70" name="Picture"/>
             <a:graphic>
               <a:graphicData uri="http://schemas.openxmlformats.org/drawingml/2006/picture">
                 <pic:pic>
                   <pic:nvPicPr>
-                    <pic:cNvPr descr="f17db7bdb9b9bd51da5ab21e8b6852fe7593ba9c4be42e2786ba902818e6993c.jpg" id="72" name="Picture"/>
+                    <pic:cNvPr descr="f17db7bdb9b9bd51da5ab21e8b6852fe7593ba9c4be42e2786ba902818e6993c.jpg" id="71" name="Picture"/>
                     <pic:cNvPicPr>
                       <a:picLocks noChangeArrowheads="1" noChangeAspect="1"/>
                     </pic:cNvPicPr>
                   </pic:nvPicPr>
                   <pic:blipFill>
-                    <a:blip r:embed="rId70"/>
+                    <a:blip r:embed="rId69"/>
                     <a:stretch>
                       <a:fillRect/>
                     </a:stretch>
@@ -37511,8 +35472,8 @@
         <w:t>。</w:t>
       </w:r>
     </w:p>
-    <w:bookmarkEnd w:id="73"/>
-    <w:bookmarkStart w:id="74" w:name="常见失分陷阱与认知冲突辨析"/>
+    <w:bookmarkEnd w:id="72"/>
+    <w:bookmarkStart w:id="73" w:name="课后习题"/>
     <w:p>
       <w:pPr>
         <w:pStyle w:val="Heading2"/>
@@ -37528,7 +35489,7 @@
         <w:rPr>
           <w:rFonts w:hint="eastAsia" w:ascii="Times New Roman" w:hAnsi="Times New Roman" w:eastAsia="SimHei" w:cs="Times New Roman"/>
         </w:rPr>
-        <w:t xml:space="preserve">常见失分陷阱与认知冲突辨析</w:t>
+        <w:t xml:space="preserve">课后习题</w:t>
       </w:r>
     </w:p>
     <w:p>
@@ -37538,3319 +35499,11 @@
       </w:pPr>
       <w:r>
         <w:rPr>
-          <w:rFonts w:hint="eastAsia" w:ascii="Times New Roman" w:hAnsi="Times New Roman" w:eastAsia="FangSong" w:cs="Times New Roman"/>
-        </w:rPr>
-        <w:t>在全国初赛与决赛中</w:t>
-      </w:r>
-      <w:r>
-        <w:rPr>
-          <w:rFonts w:hint="eastAsia" w:ascii="Times New Roman" w:hAnsi="Times New Roman" w:eastAsia="Times New Roman" w:cs="Times New Roman"/>
-        </w:rPr>
-        <w:t>，</w:t>
-      </w:r>
-      <w:r>
-        <w:rPr>
-          <w:rFonts w:hint="eastAsia" w:ascii="Times New Roman" w:hAnsi="Times New Roman" w:eastAsia="FangSong" w:cs="Times New Roman"/>
-        </w:rPr>
-        <w:t>碳族与硼族元素因缺电子多中心成键</w:t>
-      </w:r>
-      <w:r>
-        <w:rPr>
-          <w:rFonts w:hint="eastAsia" w:ascii="Times New Roman" w:hAnsi="Times New Roman" w:eastAsia="Times New Roman" w:cs="Times New Roman"/>
-        </w:rPr>
-        <w:t>、</w:t>
-      </w:r>
-      <w:r>
-        <w:rPr>
-          <w:rFonts w:hint="eastAsia" w:ascii="Times New Roman" w:hAnsi="Times New Roman" w:eastAsia="FangSong" w:cs="Times New Roman"/>
-        </w:rPr>
-        <w:t>反常</w:t>
-      </w:r>
-      <w:r>
-        <w:rPr>
-          <w:rFonts w:ascii="Times New Roman" w:hAnsi="Times New Roman" w:eastAsia="Times New Roman" w:cs="Times New Roman"/>
-        </w:rPr>
-        <w:t xml:space="preserve"> Lewis </w:t>
-      </w:r>
-      <w:r>
-        <w:rPr>
-          <w:rFonts w:hint="eastAsia" w:ascii="Times New Roman" w:hAnsi="Times New Roman" w:eastAsia="FangSong" w:cs="Times New Roman"/>
-        </w:rPr>
-        <w:t>酸性</w:t>
-      </w:r>
-      <w:r>
-        <w:rPr>
-          <w:rFonts w:hint="eastAsia" w:ascii="Times New Roman" w:hAnsi="Times New Roman" w:eastAsia="Times New Roman" w:cs="Times New Roman"/>
-        </w:rPr>
-        <w:t>、</w:t>
-      </w:r>
-      <w:r>
-        <w:rPr>
-          <w:rFonts w:hint="eastAsia" w:ascii="Times New Roman" w:hAnsi="Times New Roman" w:eastAsia="FangSong" w:cs="Times New Roman"/>
-        </w:rPr>
-        <w:t>惰性电子对相对论效应及复杂的缩聚矿物网络</w:t>
-      </w:r>
-      <w:r>
-        <w:rPr>
-          <w:rFonts w:hint="eastAsia" w:ascii="Times New Roman" w:hAnsi="Times New Roman" w:eastAsia="Times New Roman" w:cs="Times New Roman"/>
-        </w:rPr>
-        <w:t>，</w:t>
-      </w:r>
-      <w:r>
-        <w:rPr>
-          <w:rFonts w:hint="eastAsia" w:ascii="Times New Roman" w:hAnsi="Times New Roman" w:eastAsia="FangSong" w:cs="Times New Roman"/>
-        </w:rPr>
-        <w:t>失分率长期位居前列</w:t>
-      </w:r>
-      <w:r>
-        <w:rPr>
-          <w:rFonts w:hint="eastAsia" w:ascii="Times New Roman" w:hAnsi="Times New Roman" w:eastAsia="Times New Roman" w:cs="Times New Roman"/>
-        </w:rPr>
-        <w:t>。</w:t>
-      </w:r>
-      <w:r>
-        <w:rPr>
-          <w:rFonts w:hint="eastAsia" w:ascii="Times New Roman" w:hAnsi="Times New Roman" w:eastAsia="FangSong" w:cs="Times New Roman"/>
-        </w:rPr>
-        <w:t>以下按出现频率列出</w:t>
-      </w:r>
-      <w:r>
-        <w:rPr>
-          <w:rFonts w:ascii="Times New Roman" w:hAnsi="Times New Roman" w:eastAsia="Times New Roman" w:cs="Times New Roman"/>
-        </w:rPr>
-        <w:t xml:space="preserve"> 8 </w:t>
-      </w:r>
-      <w:r>
-        <w:rPr>
-          <w:rFonts w:hint="eastAsia" w:ascii="Times New Roman" w:hAnsi="Times New Roman" w:eastAsia="FangSong" w:cs="Times New Roman"/>
-        </w:rPr>
-        <w:t>个易错点</w:t>
-      </w:r>
-      <w:r>
-        <w:rPr>
-          <w:rFonts w:hint="eastAsia" w:ascii="Times New Roman" w:hAnsi="Times New Roman" w:eastAsia="Times New Roman" w:cs="Times New Roman"/>
-        </w:rPr>
-        <w:t>。</w:t>
-      </w:r>
-    </w:p>
-    <w:p>
-      <w:pPr>
-        <w:pStyle w:val="BodyText"/>
-        <w:ind w:firstLine="420"/>
-      </w:pPr>
-      <w:r>
-        <w:rPr>
-          <w:rFonts w:hint="eastAsia" w:ascii="Times New Roman" w:hAnsi="Times New Roman" w:eastAsia="FangSong" w:cs="Times New Roman"/>
-        </w:rPr>
-        <w:t>第一</w:t>
-      </w:r>
-      <w:r>
-        <w:rPr>
-          <w:rFonts w:hint="eastAsia" w:ascii="Times New Roman" w:hAnsi="Times New Roman" w:eastAsia="Times New Roman" w:cs="Times New Roman"/>
-        </w:rPr>
-        <w:t>，</w:t>
-      </w:r>
-      <w:r>
-        <w:rPr>
-          <w:rFonts w:hint="eastAsia" w:ascii="Times New Roman" w:hAnsi="Times New Roman" w:eastAsia="FangSong" w:cs="Times New Roman"/>
-        </w:rPr>
-        <w:t>三卤化硼</w:t>
-      </w:r>
-      <w:r>
-        <w:rPr>
-          <w:rFonts w:ascii="Times New Roman" w:hAnsi="Times New Roman" w:eastAsia="Times New Roman" w:cs="Times New Roman"/>
-        </w:rPr>
-        <w:t xml:space="preserve"> Lewis </w:t>
-      </w:r>
-      <w:r>
-        <w:rPr>
-          <w:rFonts w:hint="eastAsia" w:ascii="Times New Roman" w:hAnsi="Times New Roman" w:eastAsia="FangSong" w:cs="Times New Roman"/>
-        </w:rPr>
-        <w:t>酸性次序倒置陷阱</w:t>
-      </w:r>
-      <w:r>
-        <w:rPr>
-          <w:rFonts w:hint="eastAsia" w:ascii="Times New Roman" w:hAnsi="Times New Roman" w:eastAsia="Times New Roman" w:cs="Times New Roman"/>
-        </w:rPr>
-        <w:t>。</w:t>
-      </w:r>
-      <w:r>
-        <w:rPr>
-          <w:rFonts w:hint="eastAsia" w:ascii="Times New Roman" w:hAnsi="Times New Roman" w:eastAsia="FangSong" w:cs="Times New Roman"/>
-        </w:rPr>
-        <w:t>常见的错误是机械套用</w:t>
-      </w:r>
-      <w:r>
-        <w:rPr>
-          <w:rFonts w:hint="eastAsia" w:ascii="Times New Roman" w:hAnsi="Times New Roman" w:eastAsia="Times New Roman" w:cs="Times New Roman"/>
-        </w:rPr>
-        <w:t>“</w:t>
-      </w:r>
-      <w:r>
-        <w:rPr>
-          <w:rFonts w:hint="eastAsia" w:ascii="Times New Roman" w:hAnsi="Times New Roman" w:eastAsia="FangSong" w:cs="Times New Roman"/>
-        </w:rPr>
-        <w:t>电负性越大吸电子越强</w:t>
-      </w:r>
-      <w:r>
-        <w:rPr>
-          <w:rFonts w:hint="eastAsia" w:ascii="Times New Roman" w:hAnsi="Times New Roman" w:eastAsia="Times New Roman" w:cs="Times New Roman"/>
-        </w:rPr>
-        <w:t>、</w:t>
-      </w:r>
-      <w:r>
-        <w:rPr>
-          <w:rFonts w:hint="eastAsia" w:ascii="Times New Roman" w:hAnsi="Times New Roman" w:eastAsia="FangSong" w:cs="Times New Roman"/>
-        </w:rPr>
-        <w:t>中心原子正电性越高</w:t>
-      </w:r>
-      <w:r>
-        <w:rPr>
-          <w:rFonts w:hint="eastAsia" w:ascii="Times New Roman" w:hAnsi="Times New Roman" w:eastAsia="Times New Roman" w:cs="Times New Roman"/>
-        </w:rPr>
-        <w:t>”</w:t>
-      </w:r>
-      <w:r>
-        <w:rPr>
-          <w:rFonts w:hint="eastAsia" w:ascii="Times New Roman" w:hAnsi="Times New Roman" w:eastAsia="FangSong" w:cs="Times New Roman"/>
-        </w:rPr>
-        <w:t>的初等静电直觉</w:t>
-      </w:r>
-      <w:r>
-        <w:rPr>
-          <w:rFonts w:hint="eastAsia" w:ascii="Times New Roman" w:hAnsi="Times New Roman" w:eastAsia="Times New Roman" w:cs="Times New Roman"/>
-        </w:rPr>
-        <w:t>，</w:t>
-      </w:r>
-      <w:r>
-        <w:rPr>
-          <w:rFonts w:hint="eastAsia" w:ascii="Times New Roman" w:hAnsi="Times New Roman" w:eastAsia="FangSong" w:cs="Times New Roman"/>
-        </w:rPr>
-        <w:t>在被问及三卤化硼</w:t>
-      </w:r>
-      <w:r>
-        <w:rPr>
-          <w:rFonts w:ascii="Times New Roman" w:hAnsi="Times New Roman" w:eastAsia="Times New Roman" w:cs="Times New Roman"/>
-        </w:rPr>
-        <w:t xml:space="preserve"> Lewis </w:t>
-      </w:r>
-      <w:r>
-        <w:rPr>
-          <w:rFonts w:hint="eastAsia" w:ascii="Times New Roman" w:hAnsi="Times New Roman" w:eastAsia="FangSong" w:cs="Times New Roman"/>
-        </w:rPr>
-        <w:t xml:space="preserve">酸性强弱时盲目写出</w:t>
-      </w:r>
-      <w:r>
-        <w:rPr>
-          <w:rFonts w:ascii="Times New Roman" w:hAnsi="Times New Roman" w:eastAsia="Times New Roman" w:cs="Times New Roman"/>
-        </w:rPr>
-        <w:t xml:space="preserve"> </w:t>
-      </w:r>
-      <m:oMath>
-        <m:oMathPr>
-          <m:ctrlPr>
-            <w:rPr>
-              <w:sz w:val="28"/>
-              <w:szCs w:val="28"/>
-            </w:rPr>
-          </m:ctrlPr>
-        </m:oMathPr>
-        <m:r>
-          <m:rPr>
-            <m:sty m:val="p"/>
-          </m:rPr>
-          <m:t>B</m:t>
-        </m:r>
-        <m:sSub>
-          <m:e>
-            <m:r>
-              <m:rPr>
-                <m:sty m:val="p"/>
-              </m:rPr>
-              <m:t>F</m:t>
-            </m:r>
-          </m:e>
-          <m:sub>
-            <m:r>
-              <m:rPr>
-                <m:sty m:val="p"/>
-              </m:rPr>
-              <m:t>3</m:t>
-            </m:r>
-          </m:sub>
-        </m:sSub>
-        <m:r>
-          <m:rPr>
-            <m:sty m:val="p"/>
-          </m:rPr>
-          <m:t>&gt;</m:t>
-        </m:r>
-        <m:r>
-          <m:rPr>
-            <m:sty m:val="p"/>
-          </m:rPr>
-          <m:t>B</m:t>
-        </m:r>
-        <m:r>
-          <m:rPr>
-            <m:sty m:val="p"/>
-          </m:rPr>
-          <m:t>C</m:t>
-        </m:r>
-        <m:sSub>
-          <m:e>
-            <m:r>
-              <m:rPr>
-                <m:sty m:val="p"/>
-              </m:rPr>
-              <m:t>l</m:t>
-            </m:r>
-          </m:e>
-          <m:sub>
-            <m:r>
-              <m:rPr>
-                <m:sty m:val="p"/>
-              </m:rPr>
-              <m:t>3</m:t>
-            </m:r>
-          </m:sub>
-        </m:sSub>
-        <m:r>
-          <m:rPr>
-            <m:sty m:val="p"/>
-          </m:rPr>
-          <m:t>&gt;</m:t>
-        </m:r>
-        <m:r>
-          <m:rPr>
-            <m:sty m:val="p"/>
-          </m:rPr>
-          <m:t>B</m:t>
-        </m:r>
-        <m:r>
-          <m:rPr>
-            <m:sty m:val="p"/>
-          </m:rPr>
-          <m:t>B</m:t>
-        </m:r>
-        <m:sSub>
-          <m:e>
-            <m:r>
-              <m:rPr>
-                <m:sty m:val="p"/>
-              </m:rPr>
-              <m:t>r</m:t>
-            </m:r>
-          </m:e>
-          <m:sub>
-            <m:r>
-              <m:rPr>
-                <m:sty m:val="p"/>
-              </m:rPr>
-              <m:t>3</m:t>
-            </m:r>
-          </m:sub>
-        </m:sSub>
-      </m:oMath>
-      <w:r>
-        <w:rPr>
-          <w:rFonts w:hint="eastAsia" w:ascii="Times New Roman" w:hAnsi="Times New Roman" w:eastAsia="Times New Roman" w:cs="Times New Roman"/>
-        </w:rPr>
-        <w:t>。</w:t>
-      </w:r>
-      <w:r>
-        <w:rPr>
-          <w:rFonts w:hint="eastAsia" w:ascii="Times New Roman" w:hAnsi="Times New Roman" w:eastAsia="FangSong" w:cs="Times New Roman"/>
-        </w:rPr>
-        <w:t>应牢记</w:t>
-      </w:r>
-      <w:r>
-        <w:rPr>
-          <w:rFonts w:hint="eastAsia" w:ascii="Times New Roman" w:hAnsi="Times New Roman" w:eastAsia="Times New Roman" w:cs="Times New Roman"/>
-        </w:rPr>
-        <w:t>：</w:t>
-      </w:r>
-      <w:r>
-        <w:rPr>
-          <w:rFonts w:ascii="Times New Roman" w:hAnsi="Times New Roman" w:eastAsia="Times New Roman" w:cs="Times New Roman"/>
-        </w:rPr>
-        <w:t xml:space="preserve"> </w:t>
-      </w:r>
-      <m:oMath>
-        <m:r>
-          <m:rPr>
-            <m:sty m:val="p"/>
-          </m:rPr>
-          <m:t>B</m:t>
-        </m:r>
-        <m:sSub>
-          <m:e>
-            <m:r>
-              <m:rPr>
-                <m:sty m:val="p"/>
-              </m:rPr>
-              <m:t>F</m:t>
-            </m:r>
-          </m:e>
-          <m:sub>
-            <m:r>
-              <m:rPr>
-                <m:sty m:val="p"/>
-              </m:rPr>
-              <m:t>3</m:t>
-            </m:r>
-          </m:sub>
-        </m:sSub>
-      </m:oMath>
-      <w:r>
-        <w:rPr>
-          <w:rFonts w:ascii="Times New Roman" w:hAnsi="Times New Roman" w:eastAsia="Times New Roman" w:cs="Times New Roman"/>
-        </w:rPr>
-        <w:t xml:space="preserve"> </w:t>
-      </w:r>
-      <w:r>
-        <w:rPr>
-          <w:rFonts w:hint="eastAsia" w:ascii="Times New Roman" w:hAnsi="Times New Roman" w:eastAsia="FangSong" w:cs="Times New Roman"/>
-        </w:rPr>
-        <w:t xml:space="preserve">内部存在极强的主量子数匹配</w:t>
-      </w:r>
-      <w:r>
-        <w:rPr>
-          <w:rFonts w:ascii="Times New Roman" w:hAnsi="Times New Roman" w:eastAsia="Times New Roman" w:cs="Times New Roman"/>
-        </w:rPr>
-        <w:t xml:space="preserve"> </w:t>
-      </w:r>
-      <m:oMath>
-        <m:r>
-          <m:t>2</m:t>
-        </m:r>
-        <m:r>
-          <m:t>p</m:t>
-        </m:r>
-        <m:r>
-          <m:rPr>
-            <m:nor/>
-            <m:sty m:val="p"/>
-          </m:rPr>
-          <m:t>-</m:t>
-        </m:r>
-        <m:r>
-          <m:t>2</m:t>
-        </m:r>
-        <m:r>
-          <m:t>p</m:t>
-        </m:r>
-      </m:oMath>
-      <w:r>
-        <w:rPr>
-          <w:rFonts w:ascii="Times New Roman" w:hAnsi="Times New Roman" w:eastAsia="Times New Roman" w:cs="Times New Roman"/>
-        </w:rPr>
-        <w:t xml:space="preserve"> </w:t>
-      </w:r>
-      <w:r>
-        <w:rPr>
-          <w:rFonts w:hint="eastAsia" w:ascii="Times New Roman" w:hAnsi="Times New Roman" w:eastAsia="FangSong" w:cs="Times New Roman"/>
-        </w:rPr>
-        <w:t xml:space="preserve">分子内四中心六电子离域反馈大</w:t>
-      </w:r>
-      <w:r>
-        <w:rPr>
-          <w:rFonts w:ascii="Times New Roman" w:hAnsi="Times New Roman" w:eastAsia="Times New Roman" w:cs="Times New Roman"/>
-        </w:rPr>
-        <w:t xml:space="preserve"> </w:t>
-      </w:r>
-      <m:oMath>
-        <m:r>
-          <m:t>π</m:t>
-        </m:r>
-      </m:oMath>
-      <w:r>
-        <w:rPr>
-          <w:rFonts w:ascii="Times New Roman" w:hAnsi="Times New Roman" w:eastAsia="Times New Roman" w:cs="Times New Roman"/>
-        </w:rPr>
-        <w:t xml:space="preserve"> </w:t>
-      </w:r>
-      <w:r>
-        <w:rPr>
-          <w:rFonts w:hint="eastAsia" w:ascii="Times New Roman" w:hAnsi="Times New Roman" w:eastAsia="FangSong" w:cs="Times New Roman"/>
-        </w:rPr>
-        <w:t>键</w:t>
-      </w:r>
-      <w:r>
-        <w:rPr>
-          <w:rFonts w:hint="eastAsia" w:ascii="Times New Roman" w:hAnsi="Times New Roman" w:eastAsia="Times New Roman" w:cs="Times New Roman"/>
-        </w:rPr>
-        <w:t>（</w:t>
-      </w:r>
-      <m:oMath>
-        <m:sSubSup>
-          <m:e>
-            <m:r>
-              <m:rPr>
-                <m:sty m:val="p"/>
-              </m:rPr>
-              <m:t>Π</m:t>
-            </m:r>
-          </m:e>
-          <m:sub>
-            <m:r>
-              <m:t>4</m:t>
-            </m:r>
-          </m:sub>
-          <m:sup>
-            <m:r>
-              <m:t>6</m:t>
-            </m:r>
-          </m:sup>
-        </m:sSubSup>
-      </m:oMath>
-      <w:r>
-        <w:rPr>
-          <w:rFonts w:hint="eastAsia" w:ascii="Times New Roman" w:hAnsi="Times New Roman" w:eastAsia="Times New Roman" w:cs="Times New Roman"/>
-        </w:rPr>
-        <w:t>），</w:t>
-      </w:r>
-      <w:r>
-        <w:rPr>
-          <w:rFonts w:hint="eastAsia" w:ascii="Times New Roman" w:hAnsi="Times New Roman" w:eastAsia="FangSong" w:cs="Times New Roman"/>
-        </w:rPr>
-        <w:t>在接纳外来配体时必须承担被打断的巨大重构能垒</w:t>
-      </w:r>
-      <w:r>
-        <w:rPr>
-          <w:rFonts w:hint="eastAsia" w:ascii="Times New Roman" w:hAnsi="Times New Roman" w:eastAsia="Times New Roman" w:cs="Times New Roman"/>
-        </w:rPr>
-        <w:t>，</w:t>
-      </w:r>
-      <w:r>
-        <w:rPr>
-          <w:rFonts w:hint="eastAsia" w:ascii="Times New Roman" w:hAnsi="Times New Roman" w:eastAsia="FangSong" w:cs="Times New Roman"/>
-        </w:rPr>
-        <w:t>而重卤素轨道重叠微弱</w:t>
-      </w:r>
-      <w:r>
-        <w:rPr>
-          <w:rFonts w:hint="eastAsia" w:ascii="Times New Roman" w:hAnsi="Times New Roman" w:eastAsia="Times New Roman" w:cs="Times New Roman"/>
-        </w:rPr>
-        <w:t>，</w:t>
-      </w:r>
-      <w:r>
-        <w:rPr>
-          <w:rFonts w:hint="eastAsia" w:ascii="Times New Roman" w:hAnsi="Times New Roman" w:eastAsia="FangSong" w:cs="Times New Roman"/>
-        </w:rPr>
-        <w:t>真实酸性严格反向为</w:t>
-      </w:r>
-      <w:r>
-        <w:rPr>
-          <w:rFonts w:ascii="Times New Roman" w:hAnsi="Times New Roman" w:eastAsia="Times New Roman" w:cs="Times New Roman"/>
-        </w:rPr>
-        <w:t xml:space="preserve"> </w:t>
-      </w:r>
-      <m:oMath>
-        <m:oMathPr>
-          <m:ctrlPr>
-            <w:rPr>
-              <w:sz w:val="28"/>
-              <w:szCs w:val="28"/>
-            </w:rPr>
-          </m:ctrlPr>
-        </m:oMathPr>
-        <m:r>
-          <m:rPr>
-            <m:sty m:val="p"/>
-          </m:rPr>
-          <m:t>B</m:t>
-        </m:r>
-        <m:sSub>
-          <m:e>
-            <m:r>
-              <m:rPr>
-                <m:sty m:val="p"/>
-              </m:rPr>
-              <m:t>F</m:t>
-            </m:r>
-          </m:e>
-          <m:sub>
-            <m:r>
-              <m:rPr>
-                <m:sty m:val="p"/>
-              </m:rPr>
-              <m:t>3</m:t>
-            </m:r>
-          </m:sub>
-        </m:sSub>
-        <m:r>
-          <m:rPr>
-            <m:sty m:val="p"/>
-          </m:rPr>
-          <m:t>&lt;</m:t>
-        </m:r>
-        <m:r>
-          <m:rPr>
-            <m:sty m:val="p"/>
-          </m:rPr>
-          <m:t>B</m:t>
-        </m:r>
-        <m:r>
-          <m:rPr>
-            <m:sty m:val="p"/>
-          </m:rPr>
-          <m:t>C</m:t>
-        </m:r>
-        <m:sSub>
-          <m:e>
-            <m:r>
-              <m:rPr>
-                <m:sty m:val="p"/>
-              </m:rPr>
-              <m:t>l</m:t>
-            </m:r>
-          </m:e>
-          <m:sub>
-            <m:r>
-              <m:rPr>
-                <m:sty m:val="p"/>
-              </m:rPr>
-              <m:t>3</m:t>
-            </m:r>
-          </m:sub>
-        </m:sSub>
-        <m:r>
-          <m:rPr>
-            <m:sty m:val="p"/>
-          </m:rPr>
-          <m:t>&lt;</m:t>
-        </m:r>
-        <m:r>
-          <m:rPr>
-            <m:sty m:val="p"/>
-          </m:rPr>
-          <m:t>B</m:t>
-        </m:r>
-        <m:r>
-          <m:rPr>
-            <m:sty m:val="p"/>
-          </m:rPr>
-          <m:t>B</m:t>
-        </m:r>
-        <m:sSub>
-          <m:e>
-            <m:r>
-              <m:rPr>
-                <m:sty m:val="p"/>
-              </m:rPr>
-              <m:t>r</m:t>
-            </m:r>
-          </m:e>
-          <m:sub>
-            <m:r>
-              <m:rPr>
-                <m:sty m:val="p"/>
-              </m:rPr>
-              <m:t>3</m:t>
-            </m:r>
-          </m:sub>
-        </m:sSub>
-        <m:r>
-          <m:rPr>
-            <m:sty m:val="p"/>
-          </m:rPr>
-          <m:t>&lt;</m:t>
-        </m:r>
-        <m:r>
-          <m:rPr>
-            <m:sty m:val="p"/>
-          </m:rPr>
-          <m:t>B</m:t>
-        </m:r>
-        <m:sSub>
-          <m:e>
-            <m:r>
-              <m:rPr>
-                <m:sty m:val="p"/>
-              </m:rPr>
-              <m:t>I</m:t>
-            </m:r>
-          </m:e>
-          <m:sub>
-            <m:r>
-              <m:rPr>
-                <m:sty m:val="p"/>
-              </m:rPr>
-              <m:t>3</m:t>
-            </m:r>
-          </m:sub>
-        </m:sSub>
-      </m:oMath>
-      <w:r>
-        <w:rPr>
-          <w:rFonts w:hint="eastAsia" w:ascii="Times New Roman" w:hAnsi="Times New Roman" w:eastAsia="Times New Roman" w:cs="Times New Roman"/>
-        </w:rPr>
-        <w:t>。</w:t>
-      </w:r>
-      <w:r>
-        <w:rPr>
-          <w:rFonts w:hint="eastAsia" w:ascii="Times New Roman" w:hAnsi="Times New Roman" w:eastAsia="FangSong" w:cs="Times New Roman"/>
-        </w:rPr>
-        <w:t>颠倒此顺序会导致整题失分</w:t>
-      </w:r>
-      <w:r>
-        <w:rPr>
-          <w:rFonts w:hint="eastAsia" w:ascii="Times New Roman" w:hAnsi="Times New Roman" w:eastAsia="Times New Roman" w:cs="Times New Roman"/>
-        </w:rPr>
-        <w:t>。</w:t>
-      </w:r>
-    </w:p>
-    <w:p>
-      <w:pPr>
-        <w:pStyle w:val="BodyText"/>
-        <w:ind w:firstLine="420"/>
-      </w:pPr>
-      <w:r>
-        <w:rPr>
-          <w:rFonts w:hint="eastAsia" w:ascii="Times New Roman" w:hAnsi="Times New Roman" w:eastAsia="FangSong" w:cs="Times New Roman"/>
-        </w:rPr>
-        <w:t>第二</w:t>
-      </w:r>
-      <w:r>
-        <w:rPr>
-          <w:rFonts w:hint="eastAsia" w:ascii="Times New Roman" w:hAnsi="Times New Roman" w:eastAsia="Times New Roman" w:cs="Times New Roman"/>
-        </w:rPr>
-        <w:t>，</w:t>
-      </w:r>
-      <w:r>
-        <w:rPr>
-          <w:rFonts w:hint="eastAsia" w:ascii="Times New Roman" w:hAnsi="Times New Roman" w:eastAsia="FangSong" w:cs="Times New Roman"/>
-        </w:rPr>
-        <w:t>硼酸酸度元数与路易斯酸性电离本质盲区陷阱</w:t>
-      </w:r>
-      <w:r>
-        <w:rPr>
-          <w:rFonts w:hint="eastAsia" w:ascii="Times New Roman" w:hAnsi="Times New Roman" w:eastAsia="Times New Roman" w:cs="Times New Roman"/>
-        </w:rPr>
-        <w:t>。</w:t>
-      </w:r>
-      <w:r>
-        <w:rPr>
-          <w:rFonts w:hint="eastAsia" w:ascii="Times New Roman" w:hAnsi="Times New Roman" w:eastAsia="FangSong" w:cs="Times New Roman"/>
-        </w:rPr>
-        <w:t>常见的错误是只看分子式</w:t>
-      </w:r>
-      <w:r>
-        <w:rPr>
-          <w:rFonts w:ascii="Times New Roman" w:hAnsi="Times New Roman" w:eastAsia="Times New Roman" w:cs="Times New Roman"/>
-        </w:rPr>
-        <w:t xml:space="preserve"> </w:t>
-      </w:r>
-      <m:oMath>
-        <m:sSub>
-          <m:e>
-            <m:r>
-              <m:rPr>
-                <m:sty m:val="p"/>
-              </m:rPr>
-              <m:t>H</m:t>
-            </m:r>
-          </m:e>
-          <m:sub>
-            <m:r>
-              <m:rPr>
-                <m:sty m:val="p"/>
-              </m:rPr>
-              <m:t>3</m:t>
-            </m:r>
-          </m:sub>
-        </m:sSub>
-        <m:r>
-          <m:rPr>
-            <m:sty m:val="p"/>
-          </m:rPr>
-          <m:t>B</m:t>
-        </m:r>
-        <m:sSub>
-          <m:e>
-            <m:r>
-              <m:rPr>
-                <m:sty m:val="p"/>
-              </m:rPr>
-              <m:t>O</m:t>
-            </m:r>
-          </m:e>
-          <m:sub>
-            <m:r>
-              <m:rPr>
-                <m:sty m:val="p"/>
-              </m:rPr>
-              <m:t>3</m:t>
-            </m:r>
-          </m:sub>
-        </m:sSub>
-      </m:oMath>
-      <w:r>
-        <w:rPr>
-          <w:rFonts w:ascii="Times New Roman" w:hAnsi="Times New Roman" w:eastAsia="Times New Roman" w:cs="Times New Roman"/>
-        </w:rPr>
-        <w:t xml:space="preserve"> </w:t>
-      </w:r>
-      <w:r>
-        <w:rPr>
-          <w:rFonts w:hint="eastAsia" w:ascii="Times New Roman" w:hAnsi="Times New Roman" w:eastAsia="FangSong" w:cs="Times New Roman"/>
-        </w:rPr>
-        <w:t xml:space="preserve">带有</w:t>
-      </w:r>
-      <w:r>
-        <w:rPr>
-          <w:rFonts w:ascii="Times New Roman" w:hAnsi="Times New Roman" w:eastAsia="Times New Roman" w:cs="Times New Roman"/>
-        </w:rPr>
-        <w:t xml:space="preserve"> 3 </w:t>
-      </w:r>
-      <w:r>
-        <w:rPr>
-          <w:rFonts w:hint="eastAsia" w:ascii="Times New Roman" w:hAnsi="Times New Roman" w:eastAsia="FangSong" w:cs="Times New Roman"/>
-        </w:rPr>
-        <w:t>个氢</w:t>
-      </w:r>
-      <w:r>
-        <w:rPr>
-          <w:rFonts w:hint="eastAsia" w:ascii="Times New Roman" w:hAnsi="Times New Roman" w:eastAsia="Times New Roman" w:cs="Times New Roman"/>
-        </w:rPr>
-        <w:t>，</w:t>
-      </w:r>
-      <w:r>
-        <w:rPr>
-          <w:rFonts w:hint="eastAsia" w:ascii="Times New Roman" w:hAnsi="Times New Roman" w:eastAsia="FangSong" w:cs="Times New Roman"/>
-        </w:rPr>
-        <w:t>误将其判作三元中强酸或三元弱酸</w:t>
-      </w:r>
-      <w:r>
-        <w:rPr>
-          <w:rFonts w:hint="eastAsia" w:ascii="Times New Roman" w:hAnsi="Times New Roman" w:eastAsia="Times New Roman" w:cs="Times New Roman"/>
-        </w:rPr>
-        <w:t>。</w:t>
-      </w:r>
-      <w:r>
-        <w:rPr>
-          <w:rFonts w:hint="eastAsia" w:ascii="Times New Roman" w:hAnsi="Times New Roman" w:eastAsia="FangSong" w:cs="Times New Roman"/>
-        </w:rPr>
-        <w:t>应牢记</w:t>
-      </w:r>
-      <w:r>
-        <w:rPr>
-          <w:rFonts w:hint="eastAsia" w:ascii="Times New Roman" w:hAnsi="Times New Roman" w:eastAsia="Times New Roman" w:cs="Times New Roman"/>
-        </w:rPr>
-        <w:t>：</w:t>
-      </w:r>
-      <w:r>
-        <w:rPr>
-          <w:rFonts w:hint="eastAsia" w:ascii="Times New Roman" w:hAnsi="Times New Roman" w:eastAsia="FangSong" w:cs="Times New Roman"/>
-        </w:rPr>
-        <w:t>硼酸是一元极弱酸</w:t>
-      </w:r>
-      <w:r>
-        <w:rPr>
-          <w:rFonts w:hint="eastAsia" w:ascii="Times New Roman" w:hAnsi="Times New Roman" w:eastAsia="Times New Roman" w:cs="Times New Roman"/>
-        </w:rPr>
-        <w:t>。</w:t>
-      </w:r>
-      <w:r>
-        <w:rPr>
-          <w:rFonts w:hint="eastAsia" w:ascii="Times New Roman" w:hAnsi="Times New Roman" w:eastAsia="FangSong" w:cs="Times New Roman"/>
-        </w:rPr>
-        <w:t>其水相显酸性绝非自身提供羟基质子</w:t>
-      </w:r>
-      <w:r>
-        <w:rPr>
-          <w:rFonts w:hint="eastAsia" w:ascii="Times New Roman" w:hAnsi="Times New Roman" w:eastAsia="Times New Roman" w:cs="Times New Roman"/>
-        </w:rPr>
-        <w:t>，</w:t>
-      </w:r>
-      <w:r>
-        <w:rPr>
-          <w:rFonts w:hint="eastAsia" w:ascii="Times New Roman" w:hAnsi="Times New Roman" w:eastAsia="FangSong" w:cs="Times New Roman"/>
-        </w:rPr>
-        <w:t>而是利用空的</w:t>
-      </w:r>
-      <w:r>
-        <w:rPr>
-          <w:rFonts w:ascii="Times New Roman" w:hAnsi="Times New Roman" w:eastAsia="Times New Roman" w:cs="Times New Roman"/>
-        </w:rPr>
-        <w:t xml:space="preserve"> </w:t>
-      </w:r>
-      <m:oMath>
-        <m:r>
-          <m:t>2</m:t>
-        </m:r>
-        <m:r>
-          <m:t>p</m:t>
-        </m:r>
-      </m:oMath>
-      <w:r>
-        <w:rPr>
-          <w:rFonts w:ascii="Times New Roman" w:hAnsi="Times New Roman" w:eastAsia="Times New Roman" w:cs="Times New Roman"/>
-        </w:rPr>
-        <w:t xml:space="preserve"> </w:t>
-      </w:r>
-      <w:r>
-        <w:rPr>
-          <w:rFonts w:hint="eastAsia" w:ascii="Times New Roman" w:hAnsi="Times New Roman" w:eastAsia="FangSong" w:cs="Times New Roman"/>
-        </w:rPr>
-        <w:t>轨道亲电配位结合水分子中的氢氧根释放出质子</w:t>
-      </w:r>
-      <w:r>
-        <w:rPr>
-          <w:rFonts w:hint="eastAsia" w:ascii="Times New Roman" w:hAnsi="Times New Roman" w:eastAsia="Times New Roman" w:cs="Times New Roman"/>
-        </w:rPr>
-        <w:t>（</w:t>
-      </w:r>
-      <m:oMath>
-        <m:oMathPr>
-          <m:ctrlPr>
-            <w:rPr>
-              <w:sz w:val="28"/>
-              <w:szCs w:val="28"/>
-            </w:rPr>
-          </m:ctrlPr>
-        </m:oMathPr>
-        <m:r>
-          <m:rPr>
-            <m:sty m:val="p"/>
-          </m:rPr>
-          <m:t>B</m:t>
-        </m:r>
-        <m:r>
-          <m:rPr>
-            <m:sty m:val="p"/>
-          </m:rPr>
-          <m:t>(</m:t>
-        </m:r>
-        <m:r>
-          <m:rPr>
-            <m:sty m:val="p"/>
-          </m:rPr>
-          <m:t>O</m:t>
-        </m:r>
-        <m:r>
-          <m:rPr>
-            <m:sty m:val="p"/>
-          </m:rPr>
-          <m:t>H</m:t>
-        </m:r>
-        <m:sSub>
-          <m:e>
-            <m:r>
-              <m:rPr>
-                <m:sty m:val="p"/>
-              </m:rPr>
-              <m:t>)</m:t>
-            </m:r>
-          </m:e>
-          <m:sub>
-            <m:r>
-              <m:rPr>
-                <m:sty m:val="p"/>
-              </m:rPr>
-              <m:t>3</m:t>
-            </m:r>
-          </m:sub>
-        </m:sSub>
-        <m:r>
-          <m:rPr>
-            <m:sty m:val="p"/>
-          </m:rPr>
-          <m:t>+</m:t>
-        </m:r>
-        <m:r>
-          <m:rPr>
-            <m:sty m:val="p"/>
-          </m:rPr>
-          <m:t>2</m:t>
-        </m:r>
-        <m:sSub>
-          <m:e>
-            <m:r>
-              <m:rPr>
-                <m:sty m:val="p"/>
-              </m:rPr>
-              <m:t>H</m:t>
-            </m:r>
-          </m:e>
-          <m:sub>
-            <m:r>
-              <m:rPr>
-                <m:sty m:val="p"/>
-              </m:rPr>
-              <m:t>2</m:t>
-            </m:r>
-          </m:sub>
-        </m:sSub>
-        <m:r>
-          <m:rPr>
-            <m:sty m:val="p"/>
-          </m:rPr>
-          <m:t>O</m:t>
-        </m:r>
-        <m:r>
-          <m:rPr>
-            <m:sty m:val="p"/>
-          </m:rPr>
-          <m:t>⇌</m:t>
-        </m:r>
-        <m:r>
-          <m:rPr>
-            <m:sty m:val="p"/>
-          </m:rPr>
-          <m:t>[</m:t>
-        </m:r>
-        <m:r>
-          <m:rPr>
-            <m:sty m:val="p"/>
-          </m:rPr>
-          <m:t>B</m:t>
-        </m:r>
-        <m:r>
-          <m:rPr>
-            <m:sty m:val="p"/>
-          </m:rPr>
-          <m:t>(</m:t>
-        </m:r>
-        <m:r>
-          <m:rPr>
-            <m:sty m:val="p"/>
-          </m:rPr>
-          <m:t>O</m:t>
-        </m:r>
-        <m:r>
-          <m:rPr>
-            <m:sty m:val="p"/>
-          </m:rPr>
-          <m:t>H</m:t>
-        </m:r>
-        <m:sSub>
-          <m:e>
-            <m:r>
-              <m:rPr>
-                <m:sty m:val="p"/>
-              </m:rPr>
-              <m:t>)</m:t>
-            </m:r>
-          </m:e>
-          <m:sub>
-            <m:r>
-              <m:rPr>
-                <m:sty m:val="p"/>
-              </m:rPr>
-              <m:t>4</m:t>
-            </m:r>
-          </m:sub>
-        </m:sSub>
-        <m:sSup>
-          <m:e>
-            <m:r>
-              <m:rPr>
-                <m:sty m:val="p"/>
-              </m:rPr>
-              <m:t>]</m:t>
-            </m:r>
-          </m:e>
-          <m:sup>
-            <m:r>
-              <m:rPr>
-                <m:sty m:val="p"/>
-              </m:rPr>
-              <m:t>−</m:t>
-            </m:r>
-          </m:sup>
-        </m:sSup>
-        <m:r>
-          <m:rPr>
-            <m:sty m:val="p"/>
-          </m:rPr>
-          <m:t>+</m:t>
-        </m:r>
-        <m:sSub>
-          <m:e>
-            <m:r>
-              <m:rPr>
-                <m:sty m:val="p"/>
-              </m:rPr>
-              <m:t>H</m:t>
-            </m:r>
-          </m:e>
-          <m:sub>
-            <m:r>
-              <m:rPr>
-                <m:sty m:val="p"/>
-              </m:rPr>
-              <m:t>3</m:t>
-            </m:r>
-          </m:sub>
-        </m:sSub>
-        <m:sSup>
-          <m:e>
-            <m:r>
-              <m:rPr>
-                <m:sty m:val="p"/>
-              </m:rPr>
-              <m:t>O</m:t>
-            </m:r>
-          </m:e>
-          <m:sup>
-            <m:r>
-              <m:rPr>
-                <m:sty m:val="p"/>
-              </m:rPr>
-              <m:t>+</m:t>
-            </m:r>
-          </m:sup>
-        </m:sSup>
-      </m:oMath>
-      <w:r>
-        <w:rPr>
-          <w:rFonts w:hint="eastAsia" w:ascii="Times New Roman" w:hAnsi="Times New Roman" w:eastAsia="Times New Roman" w:cs="Times New Roman"/>
-        </w:rPr>
-        <w:t>）。</w:t>
-      </w:r>
-      <w:r>
-        <w:rPr>
-          <w:rFonts w:hint="eastAsia" w:ascii="Times New Roman" w:hAnsi="Times New Roman" w:eastAsia="FangSong" w:cs="Times New Roman"/>
-        </w:rPr>
-        <w:t>同时应掌握常规滴定无法进行</w:t>
-      </w:r>
-      <w:r>
-        <w:rPr>
-          <w:rFonts w:hint="eastAsia" w:ascii="Times New Roman" w:hAnsi="Times New Roman" w:eastAsia="Times New Roman" w:cs="Times New Roman"/>
-        </w:rPr>
-        <w:t>，</w:t>
-      </w:r>
-      <w:r>
-        <w:rPr>
-          <w:rFonts w:hint="eastAsia" w:ascii="Times New Roman" w:hAnsi="Times New Roman" w:eastAsia="FangSong" w:cs="Times New Roman"/>
-        </w:rPr>
-        <w:t>唯有加入顺式邻二醇螯合生成稳定五元环双二元醇硼酸螯合物方能使表观酸度暴增而被标准碱精准滴定</w:t>
-      </w:r>
-      <w:r>
-        <w:rPr>
-          <w:rFonts w:hint="eastAsia" w:ascii="Times New Roman" w:hAnsi="Times New Roman" w:eastAsia="Times New Roman" w:cs="Times New Roman"/>
-        </w:rPr>
-        <w:t>。</w:t>
-      </w:r>
-    </w:p>
-    <w:p>
-      <w:pPr>
-        <w:pStyle w:val="BodyText"/>
-        <w:ind w:firstLine="420"/>
-      </w:pPr>
-      <w:r>
-        <w:rPr>
-          <w:rFonts w:hint="eastAsia" w:ascii="Times New Roman" w:hAnsi="Times New Roman" w:eastAsia="FangSong" w:cs="Times New Roman"/>
-        </w:rPr>
-        <w:t>第三</w:t>
-      </w:r>
-      <w:r>
-        <w:rPr>
-          <w:rFonts w:hint="eastAsia" w:ascii="Times New Roman" w:hAnsi="Times New Roman" w:eastAsia="Times New Roman" w:cs="Times New Roman"/>
-        </w:rPr>
-        <w:t>，</w:t>
-      </w:r>
-      <w:r>
-        <w:rPr>
-          <w:rFonts w:hint="eastAsia" w:ascii="Times New Roman" w:hAnsi="Times New Roman" w:eastAsia="FangSong" w:cs="Times New Roman"/>
-        </w:rPr>
-        <w:t>乙硼烷分子成键电子记账与氢原子分类混淆陷阱</w:t>
-      </w:r>
-      <w:r>
-        <w:rPr>
-          <w:rFonts w:hint="eastAsia" w:ascii="Times New Roman" w:hAnsi="Times New Roman" w:eastAsia="Times New Roman" w:cs="Times New Roman"/>
-        </w:rPr>
-        <w:t>。</w:t>
-      </w:r>
-      <w:r>
-        <w:rPr>
-          <w:rFonts w:hint="eastAsia" w:ascii="Times New Roman" w:hAnsi="Times New Roman" w:eastAsia="FangSong" w:cs="Times New Roman"/>
-        </w:rPr>
-        <w:t>把乙硼烷</w:t>
-      </w:r>
-      <w:r>
-        <w:rPr>
-          <w:rFonts w:ascii="Times New Roman" w:hAnsi="Times New Roman" w:eastAsia="Times New Roman" w:cs="Times New Roman"/>
-        </w:rPr>
-        <w:t xml:space="preserve"> </w:t>
-      </w:r>
-      <m:oMath>
-        <m:sSub>
-          <m:e>
-            <m:r>
-              <m:rPr>
-                <m:sty m:val="p"/>
-              </m:rPr>
-              <m:t>B</m:t>
-            </m:r>
-          </m:e>
-          <m:sub>
-            <m:r>
-              <m:rPr>
-                <m:sty m:val="p"/>
-              </m:rPr>
-              <m:t>2</m:t>
-            </m:r>
-          </m:sub>
-        </m:sSub>
-        <m:sSub>
-          <m:e>
-            <m:r>
-              <m:rPr>
-                <m:sty m:val="p"/>
-              </m:rPr>
-              <m:t>H</m:t>
-            </m:r>
-          </m:e>
-          <m:sub>
-            <m:r>
-              <m:rPr>
-                <m:sty m:val="p"/>
-              </m:rPr>
-              <m:t>6</m:t>
-            </m:r>
-          </m:sub>
-        </m:sSub>
-      </m:oMath>
-      <w:r>
-        <w:rPr>
-          <w:rFonts w:ascii="Times New Roman" w:hAnsi="Times New Roman" w:eastAsia="Times New Roman" w:cs="Times New Roman"/>
-        </w:rPr>
-        <w:t xml:space="preserve"> </w:t>
-      </w:r>
-      <w:r>
-        <w:rPr>
-          <w:rFonts w:hint="eastAsia" w:ascii="Times New Roman" w:hAnsi="Times New Roman" w:eastAsia="FangSong" w:cs="Times New Roman"/>
-        </w:rPr>
-        <w:t>机械等同于乙烷</w:t>
-      </w:r>
-      <w:r>
-        <w:rPr>
-          <w:rFonts w:hint="eastAsia" w:ascii="Times New Roman" w:hAnsi="Times New Roman" w:eastAsia="Times New Roman" w:cs="Times New Roman"/>
-        </w:rPr>
-        <w:t>，</w:t>
-      </w:r>
-      <w:r>
-        <w:rPr>
-          <w:rFonts w:hint="eastAsia" w:ascii="Times New Roman" w:hAnsi="Times New Roman" w:eastAsia="FangSong" w:cs="Times New Roman"/>
-        </w:rPr>
-        <w:t>常被误认为其含有</w:t>
-      </w:r>
-      <w:r>
-        <w:rPr>
-          <w:rFonts w:ascii="Times New Roman" w:hAnsi="Times New Roman" w:eastAsia="Times New Roman" w:cs="Times New Roman"/>
-        </w:rPr>
-        <w:t xml:space="preserve"> 7 </w:t>
-      </w:r>
-      <w:r>
-        <w:rPr>
-          <w:rFonts w:hint="eastAsia" w:ascii="Times New Roman" w:hAnsi="Times New Roman" w:eastAsia="FangSong" w:cs="Times New Roman"/>
-        </w:rPr>
-        <w:t xml:space="preserve">根正常单键或含有</w:t>
-      </w:r>
-      <w:r>
-        <w:rPr>
-          <w:rFonts w:ascii="Times New Roman" w:hAnsi="Times New Roman" w:eastAsia="Times New Roman" w:cs="Times New Roman"/>
-        </w:rPr>
-        <w:t xml:space="preserve"> </w:t>
-      </w:r>
-      <m:oMath>
-        <m:r>
-          <m:rPr>
-            <m:sty m:val="p"/>
-          </m:rPr>
-          <m:t>B</m:t>
-        </m:r>
-        <m:r>
-          <m:rPr>
-            <m:sty m:val="p"/>
-          </m:rPr>
-          <m:t>−</m:t>
-        </m:r>
-        <m:r>
-          <m:rPr>
-            <m:sty m:val="p"/>
-          </m:rPr>
-          <m:t>B</m:t>
-        </m:r>
-      </m:oMath>
-      <w:r>
-        <w:rPr>
-          <w:rFonts w:ascii="Times New Roman" w:hAnsi="Times New Roman" w:eastAsia="Times New Roman" w:cs="Times New Roman"/>
-        </w:rPr>
-        <w:t xml:space="preserve"> </w:t>
-      </w:r>
-      <w:r>
-        <w:rPr>
-          <w:rFonts w:hint="eastAsia" w:ascii="Times New Roman" w:hAnsi="Times New Roman" w:eastAsia="FangSong" w:cs="Times New Roman"/>
-        </w:rPr>
-        <w:t>直接单键</w:t>
-      </w:r>
-      <w:r>
-        <w:rPr>
-          <w:rFonts w:hint="eastAsia" w:ascii="Times New Roman" w:hAnsi="Times New Roman" w:eastAsia="Times New Roman" w:cs="Times New Roman"/>
-        </w:rPr>
-        <w:t>。</w:t>
-      </w:r>
-      <w:r>
-        <w:rPr>
-          <w:rFonts w:hint="eastAsia" w:ascii="Times New Roman" w:hAnsi="Times New Roman" w:eastAsia="FangSong" w:cs="Times New Roman"/>
-        </w:rPr>
-        <w:t>应牢记</w:t>
-      </w:r>
-      <w:r>
-        <w:rPr>
-          <w:rFonts w:hint="eastAsia" w:ascii="Times New Roman" w:hAnsi="Times New Roman" w:eastAsia="Times New Roman" w:cs="Times New Roman"/>
-        </w:rPr>
-        <w:t>：</w:t>
-      </w:r>
-      <w:r>
-        <w:rPr>
-          <w:rFonts w:hint="eastAsia" w:ascii="Times New Roman" w:hAnsi="Times New Roman" w:eastAsia="FangSong" w:cs="Times New Roman"/>
-        </w:rPr>
-        <w:t>乙硼烷全分子只有</w:t>
-      </w:r>
-      <w:r>
-        <w:rPr>
-          <w:rFonts w:ascii="Times New Roman" w:hAnsi="Times New Roman" w:eastAsia="Times New Roman" w:cs="Times New Roman"/>
-        </w:rPr>
-        <w:t xml:space="preserve"> 12 </w:t>
-      </w:r>
-      <w:r>
-        <w:rPr>
-          <w:rFonts w:hint="eastAsia" w:ascii="Times New Roman" w:hAnsi="Times New Roman" w:eastAsia="FangSong" w:cs="Times New Roman"/>
-        </w:rPr>
-        <w:t>个价电子</w:t>
-      </w:r>
-      <w:r>
-        <w:rPr>
-          <w:rFonts w:hint="eastAsia" w:ascii="Times New Roman" w:hAnsi="Times New Roman" w:eastAsia="Times New Roman" w:cs="Times New Roman"/>
-        </w:rPr>
-        <w:t>，</w:t>
-      </w:r>
-      <w:r>
-        <w:rPr>
-          <w:rFonts w:hint="eastAsia" w:ascii="Times New Roman" w:hAnsi="Times New Roman" w:eastAsia="FangSong" w:cs="Times New Roman"/>
-        </w:rPr>
-        <w:t>不存在直接相连的</w:t>
-      </w:r>
-      <w:r>
-        <w:rPr>
-          <w:rFonts w:ascii="Times New Roman" w:hAnsi="Times New Roman" w:eastAsia="Times New Roman" w:cs="Times New Roman"/>
-        </w:rPr>
-        <w:t xml:space="preserve"> </w:t>
-      </w:r>
-      <m:oMath>
-        <m:r>
-          <m:rPr>
-            <m:sty m:val="p"/>
-          </m:rPr>
-          <m:t>B</m:t>
-        </m:r>
-        <m:r>
-          <m:rPr>
-            <m:sty m:val="p"/>
-          </m:rPr>
-          <m:t>−</m:t>
-        </m:r>
-        <m:r>
-          <m:rPr>
-            <m:sty m:val="p"/>
-          </m:rPr>
-          <m:t>B</m:t>
-        </m:r>
-      </m:oMath>
-      <w:r>
-        <w:rPr>
-          <w:rFonts w:ascii="Times New Roman" w:hAnsi="Times New Roman" w:eastAsia="Times New Roman" w:cs="Times New Roman"/>
-        </w:rPr>
-        <w:t xml:space="preserve"> </w:t>
-      </w:r>
-      <w:r>
-        <w:rPr>
-          <w:rFonts w:hint="eastAsia" w:ascii="Times New Roman" w:hAnsi="Times New Roman" w:eastAsia="FangSong" w:cs="Times New Roman"/>
-        </w:rPr>
-        <w:t>共价键</w:t>
-      </w:r>
-      <w:r>
-        <w:rPr>
-          <w:rFonts w:hint="eastAsia" w:ascii="Times New Roman" w:hAnsi="Times New Roman" w:eastAsia="Times New Roman" w:cs="Times New Roman"/>
-        </w:rPr>
-        <w:t>！</w:t>
-      </w:r>
-      <w:r>
-        <w:rPr>
-          <w:rFonts w:hint="eastAsia" w:ascii="Times New Roman" w:hAnsi="Times New Roman" w:eastAsia="FangSong" w:cs="Times New Roman"/>
-        </w:rPr>
-        <w:t>全分子包含</w:t>
-      </w:r>
-      <w:r>
-        <w:rPr>
-          <w:rFonts w:ascii="Times New Roman" w:hAnsi="Times New Roman" w:eastAsia="Times New Roman" w:cs="Times New Roman"/>
-        </w:rPr>
-        <w:t xml:space="preserve"> 4 </w:t>
-      </w:r>
-      <w:r>
-        <w:rPr>
-          <w:rFonts w:hint="eastAsia" w:ascii="Times New Roman" w:hAnsi="Times New Roman" w:eastAsia="FangSong" w:cs="Times New Roman"/>
-        </w:rPr>
-        <w:t xml:space="preserve">根端基</w:t>
-      </w:r>
-      <w:r>
-        <w:rPr>
-          <w:rFonts w:ascii="Times New Roman" w:hAnsi="Times New Roman" w:eastAsia="Times New Roman" w:cs="Times New Roman"/>
-        </w:rPr>
-        <w:t xml:space="preserve"> 2c-2e</w:t>
-      </w:r>
-      <w:r>
-        <w:rPr>
-          <w:rFonts w:ascii="Times New Roman" w:hAnsi="Times New Roman" w:eastAsia="Times New Roman" w:cs="Times New Roman"/>
-        </w:rPr>
-        <w:t xml:space="preserve"> </w:t>
-      </w:r>
-      <m:oMath>
-        <m:r>
-          <m:rPr>
-            <m:sty m:val="p"/>
-          </m:rPr>
-          <m:t>B</m:t>
-        </m:r>
-        <m:r>
-          <m:rPr>
-            <m:sty m:val="p"/>
-          </m:rPr>
-          <m:t>−</m:t>
-        </m:r>
-        <m:sSub>
-          <m:e>
-            <m:r>
-              <m:rPr>
-                <m:sty m:val="p"/>
-              </m:rPr>
-              <m:t>H</m:t>
-            </m:r>
-          </m:e>
-          <m:sub>
-            <m:r>
-              <m:rPr>
-                <m:sty m:val="p"/>
-              </m:rPr>
-              <m:t>t</m:t>
-            </m:r>
-          </m:sub>
-        </m:sSub>
-      </m:oMath>
-      <w:r>
-        <w:rPr>
-          <w:rFonts w:ascii="Times New Roman" w:hAnsi="Times New Roman" w:eastAsia="Times New Roman" w:cs="Times New Roman"/>
-        </w:rPr>
-        <w:t xml:space="preserve"> </w:t>
-      </w:r>
-      <w:r>
-        <w:rPr>
-          <w:rFonts w:hint="eastAsia" w:ascii="Times New Roman" w:hAnsi="Times New Roman" w:eastAsia="FangSong" w:cs="Times New Roman"/>
-        </w:rPr>
-        <w:t xml:space="preserve">正常单键和</w:t>
-      </w:r>
-      <w:r>
-        <w:rPr>
-          <w:rFonts w:ascii="Times New Roman" w:hAnsi="Times New Roman" w:eastAsia="Times New Roman" w:cs="Times New Roman"/>
-        </w:rPr>
-        <w:t xml:space="preserve"> 2 </w:t>
-      </w:r>
-      <w:r>
-        <w:rPr>
-          <w:rFonts w:hint="eastAsia" w:ascii="Times New Roman" w:hAnsi="Times New Roman" w:eastAsia="FangSong" w:cs="Times New Roman"/>
-        </w:rPr>
-        <w:t>根上下跨越的三中心两电子</w:t>
-      </w:r>
-      <w:r>
-        <w:rPr>
-          <w:rFonts w:hint="eastAsia" w:ascii="Times New Roman" w:hAnsi="Times New Roman" w:eastAsia="Times New Roman" w:cs="Times New Roman"/>
-        </w:rPr>
-        <w:t>（3c-2e</w:t>
-      </w:r>
-      <w:r>
-        <w:rPr>
-          <w:rFonts w:ascii="Times New Roman" w:hAnsi="Times New Roman" w:eastAsia="Times New Roman" w:cs="Times New Roman"/>
-        </w:rPr>
-        <w:t xml:space="preserve"> </w:t>
-      </w:r>
-      <m:oMath>
-        <m:oMathPr>
-          <m:ctrlPr>
-            <w:rPr>
-              <w:sz w:val="28"/>
-              <w:szCs w:val="28"/>
-            </w:rPr>
-          </m:ctrlPr>
-        </m:oMathPr>
-        <m:r>
-          <m:rPr>
-            <m:sty m:val="p"/>
-          </m:rPr>
-          <m:t>B</m:t>
-        </m:r>
-        <m:r>
-          <m:rPr>
-            <m:sty m:val="p"/>
-          </m:rPr>
-          <m:t>−</m:t>
-        </m:r>
-        <m:sSub>
-          <m:e>
-            <m:r>
-              <m:rPr>
-                <m:sty m:val="p"/>
-              </m:rPr>
-              <m:t>H</m:t>
-            </m:r>
-          </m:e>
-          <m:sub>
-            <m:r>
-              <m:rPr>
-                <m:sty m:val="p"/>
-              </m:rPr>
-              <m:t>b</m:t>
-            </m:r>
-          </m:sub>
-        </m:sSub>
-        <m:r>
-          <m:rPr>
-            <m:sty m:val="p"/>
-          </m:rPr>
-          <m:t>−</m:t>
-        </m:r>
-        <m:r>
-          <m:rPr>
-            <m:sty m:val="p"/>
-          </m:rPr>
-          <m:t>B</m:t>
-        </m:r>
-      </m:oMath>
-      <w:r>
-        <w:rPr>
-          <w:rFonts w:hint="eastAsia" w:ascii="Times New Roman" w:hAnsi="Times New Roman" w:eastAsia="Times New Roman" w:cs="Times New Roman"/>
-        </w:rPr>
-        <w:t>）</w:t>
-      </w:r>
-      <w:r>
-        <w:rPr>
-          <w:rFonts w:hint="eastAsia" w:ascii="Times New Roman" w:hAnsi="Times New Roman" w:eastAsia="FangSong" w:cs="Times New Roman"/>
-        </w:rPr>
-        <w:t>氢桥键</w:t>
-      </w:r>
-      <w:r>
-        <w:rPr>
-          <w:rFonts w:hint="eastAsia" w:ascii="Times New Roman" w:hAnsi="Times New Roman" w:eastAsia="Times New Roman" w:cs="Times New Roman"/>
-        </w:rPr>
-        <w:t>。</w:t>
-      </w:r>
-      <w:r>
-        <w:rPr>
-          <w:rFonts w:hint="eastAsia" w:ascii="Times New Roman" w:hAnsi="Times New Roman" w:eastAsia="FangSong" w:cs="Times New Roman"/>
-        </w:rPr>
-        <w:t>在书写亲核裂解反应时</w:t>
-      </w:r>
-      <w:r>
-        <w:rPr>
-          <w:rFonts w:hint="eastAsia" w:ascii="Times New Roman" w:hAnsi="Times New Roman" w:eastAsia="Times New Roman" w:cs="Times New Roman"/>
-        </w:rPr>
-        <w:t>，</w:t>
-      </w:r>
-      <w:r>
-        <w:rPr>
-          <w:rFonts w:hint="eastAsia" w:ascii="Times New Roman" w:hAnsi="Times New Roman" w:eastAsia="FangSong" w:cs="Times New Roman"/>
-        </w:rPr>
-        <w:t>对称裂解与不对称裂解产物必须严格区分</w:t>
-      </w:r>
-      <w:r>
-        <w:rPr>
-          <w:rFonts w:hint="eastAsia" w:ascii="Times New Roman" w:hAnsi="Times New Roman" w:eastAsia="Times New Roman" w:cs="Times New Roman"/>
-        </w:rPr>
-        <w:t>。</w:t>
-      </w:r>
-    </w:p>
-    <w:p>
-      <w:pPr>
-        <w:pStyle w:val="BodyText"/>
-        <w:ind w:firstLine="420"/>
-      </w:pPr>
-      <w:r>
-        <w:rPr>
-          <w:rFonts w:hint="eastAsia" w:ascii="Times New Roman" w:hAnsi="Times New Roman" w:eastAsia="FangSong" w:cs="Times New Roman"/>
-        </w:rPr>
-        <w:t>第四</w:t>
-      </w:r>
-      <w:r>
-        <w:rPr>
-          <w:rFonts w:hint="eastAsia" w:ascii="Times New Roman" w:hAnsi="Times New Roman" w:eastAsia="Times New Roman" w:cs="Times New Roman"/>
-        </w:rPr>
-        <w:t>，</w:t>
-      </w:r>
-      <w:r>
-        <w:rPr>
-          <w:rFonts w:hint="eastAsia" w:ascii="Times New Roman" w:hAnsi="Times New Roman" w:eastAsia="FangSong" w:cs="Times New Roman"/>
-        </w:rPr>
-        <w:t>四氯化硅与四氯化碳水解反应两极分化归因陷阱</w:t>
-      </w:r>
-      <w:r>
-        <w:rPr>
-          <w:rFonts w:hint="eastAsia" w:ascii="Times New Roman" w:hAnsi="Times New Roman" w:eastAsia="Times New Roman" w:cs="Times New Roman"/>
-        </w:rPr>
-        <w:t>。</w:t>
-      </w:r>
-      <w:r>
-        <w:rPr>
-          <w:rFonts w:hint="eastAsia" w:ascii="Times New Roman" w:hAnsi="Times New Roman" w:eastAsia="FangSong" w:cs="Times New Roman"/>
-        </w:rPr>
-        <w:t>把</w:t>
-      </w:r>
-      <w:r>
-        <w:rPr>
-          <w:rFonts w:hint="eastAsia" w:ascii="Times New Roman" w:hAnsi="Times New Roman" w:eastAsia="Times New Roman" w:cs="Times New Roman"/>
-        </w:rPr>
-        <w:t>“</w:t>
-      </w:r>
-      <w:r>
-        <w:rPr>
-          <w:rFonts w:hint="eastAsia" w:ascii="Times New Roman" w:hAnsi="Times New Roman" w:eastAsia="FangSong" w:cs="Times New Roman"/>
-        </w:rPr>
-        <w:t>四氯化碳不水解而四氯化硅剧烈水解</w:t>
-      </w:r>
-      <w:r>
-        <w:rPr>
-          <w:rFonts w:hint="eastAsia" w:ascii="Times New Roman" w:hAnsi="Times New Roman" w:eastAsia="Times New Roman" w:cs="Times New Roman"/>
-        </w:rPr>
-        <w:t>”</w:t>
-      </w:r>
-      <w:r>
-        <w:rPr>
-          <w:rFonts w:hint="eastAsia" w:ascii="Times New Roman" w:hAnsi="Times New Roman" w:eastAsia="FangSong" w:cs="Times New Roman"/>
-        </w:rPr>
-        <w:t>简单解释为</w:t>
-      </w:r>
-      <w:r>
-        <w:rPr>
-          <w:rFonts w:hint="eastAsia" w:ascii="Times New Roman" w:hAnsi="Times New Roman" w:eastAsia="Times New Roman" w:cs="Times New Roman"/>
-        </w:rPr>
-        <w:t>“</w:t>
-      </w:r>
-      <w:r>
-        <w:rPr>
-          <w:rFonts w:hint="eastAsia" w:ascii="Times New Roman" w:hAnsi="Times New Roman" w:eastAsia="FangSong" w:cs="Times New Roman"/>
-        </w:rPr>
-        <w:t>碳和硅电负性不同</w:t>
-      </w:r>
-      <w:r>
-        <w:rPr>
-          <w:rFonts w:hint="eastAsia" w:ascii="Times New Roman" w:hAnsi="Times New Roman" w:eastAsia="Times New Roman" w:cs="Times New Roman"/>
-        </w:rPr>
-        <w:t>”。</w:t>
-      </w:r>
-      <w:r>
-        <w:rPr>
-          <w:rFonts w:hint="eastAsia" w:ascii="Times New Roman" w:hAnsi="Times New Roman" w:eastAsia="FangSong" w:cs="Times New Roman"/>
-        </w:rPr>
-        <w:t>关键在于</w:t>
-      </w:r>
-      <w:r>
-        <w:rPr>
-          <w:rFonts w:hint="eastAsia" w:ascii="Times New Roman" w:hAnsi="Times New Roman" w:eastAsia="Times New Roman" w:cs="Times New Roman"/>
-        </w:rPr>
-        <w:t>：</w:t>
-      </w:r>
-      <w:r>
-        <w:rPr>
-          <w:rFonts w:hint="eastAsia" w:ascii="Times New Roman" w:hAnsi="Times New Roman" w:eastAsia="FangSong" w:cs="Times New Roman"/>
-        </w:rPr>
-        <w:t>其一</w:t>
-      </w:r>
-      <w:r>
-        <w:rPr>
-          <w:rFonts w:hint="eastAsia" w:ascii="Times New Roman" w:hAnsi="Times New Roman" w:eastAsia="Times New Roman" w:cs="Times New Roman"/>
-        </w:rPr>
-        <w:t>，</w:t>
-      </w:r>
-      <w:r>
-        <w:rPr>
-          <w:rFonts w:hint="eastAsia" w:ascii="Times New Roman" w:hAnsi="Times New Roman" w:eastAsia="FangSong" w:cs="Times New Roman"/>
-        </w:rPr>
-        <w:t>中心原子共价半径差异引发的立体空间位阻</w:t>
-      </w:r>
-      <w:r>
-        <w:rPr>
-          <w:rFonts w:hint="eastAsia" w:ascii="Times New Roman" w:hAnsi="Times New Roman" w:eastAsia="Times New Roman" w:cs="Times New Roman"/>
-        </w:rPr>
-        <w:t>；</w:t>
-      </w:r>
-      <w:r>
-        <w:rPr>
-          <w:rFonts w:hint="eastAsia" w:ascii="Times New Roman" w:hAnsi="Times New Roman" w:eastAsia="FangSong" w:cs="Times New Roman"/>
-        </w:rPr>
-        <w:t>其二</w:t>
-      </w:r>
-      <w:r>
-        <w:rPr>
-          <w:rFonts w:hint="eastAsia" w:ascii="Times New Roman" w:hAnsi="Times New Roman" w:eastAsia="Times New Roman" w:cs="Times New Roman"/>
-        </w:rPr>
-        <w:t>，</w:t>
-      </w:r>
-      <w:r>
-        <w:rPr>
-          <w:rFonts w:hint="eastAsia" w:ascii="Times New Roman" w:hAnsi="Times New Roman" w:eastAsia="FangSong" w:cs="Times New Roman"/>
-        </w:rPr>
-        <w:t>极其关键的是第二周期碳没有低能量的</w:t>
-      </w:r>
-      <w:r>
-        <w:rPr>
-          <w:rFonts w:ascii="Times New Roman" w:hAnsi="Times New Roman" w:eastAsia="Times New Roman" w:cs="Times New Roman"/>
-        </w:rPr>
-        <w:t xml:space="preserve"> </w:t>
-      </w:r>
-      <m:oMath>
-        <m:r>
-          <m:t>d</m:t>
-        </m:r>
-      </m:oMath>
-      <w:r>
-        <w:rPr>
-          <w:rFonts w:ascii="Times New Roman" w:hAnsi="Times New Roman" w:eastAsia="Times New Roman" w:cs="Times New Roman"/>
-        </w:rPr>
-        <w:t xml:space="preserve"> </w:t>
-      </w:r>
-      <w:r>
-        <w:rPr>
-          <w:rFonts w:hint="eastAsia" w:ascii="Times New Roman" w:hAnsi="Times New Roman" w:eastAsia="FangSong" w:cs="Times New Roman"/>
-        </w:rPr>
-        <w:t>轨道</w:t>
-      </w:r>
-      <w:r>
-        <w:rPr>
-          <w:rFonts w:hint="eastAsia" w:ascii="Times New Roman" w:hAnsi="Times New Roman" w:eastAsia="Times New Roman" w:cs="Times New Roman"/>
-        </w:rPr>
-        <w:t>，</w:t>
-      </w:r>
-      <w:r>
-        <w:rPr>
-          <w:rFonts w:hint="eastAsia" w:ascii="Times New Roman" w:hAnsi="Times New Roman" w:eastAsia="FangSong" w:cs="Times New Roman"/>
-        </w:rPr>
-        <w:t>无法接纳水分子进攻形成五配位中间体</w:t>
-      </w:r>
-      <w:r>
-        <w:rPr>
-          <w:rFonts w:hint="eastAsia" w:ascii="Times New Roman" w:hAnsi="Times New Roman" w:eastAsia="Times New Roman" w:cs="Times New Roman"/>
-        </w:rPr>
-        <w:t>，</w:t>
-      </w:r>
-      <w:r>
-        <w:rPr>
-          <w:rFonts w:hint="eastAsia" w:ascii="Times New Roman" w:hAnsi="Times New Roman" w:eastAsia="FangSong" w:cs="Times New Roman"/>
-        </w:rPr>
-        <w:t>而第三周期硅拥有能量匹配的空</w:t>
-      </w:r>
-      <w:r>
-        <w:rPr>
-          <w:rFonts w:ascii="Times New Roman" w:hAnsi="Times New Roman" w:eastAsia="Times New Roman" w:cs="Times New Roman"/>
-        </w:rPr>
-        <w:t xml:space="preserve"> </w:t>
-      </w:r>
-      <m:oMath>
-        <m:r>
-          <m:t>3</m:t>
-        </m:r>
-        <m:r>
-          <m:t>d</m:t>
-        </m:r>
-      </m:oMath>
-      <w:r>
-        <w:rPr>
-          <w:rFonts w:ascii="Times New Roman" w:hAnsi="Times New Roman" w:eastAsia="Times New Roman" w:cs="Times New Roman"/>
-        </w:rPr>
-        <w:t xml:space="preserve"> </w:t>
-      </w:r>
-      <w:r>
-        <w:rPr>
-          <w:rFonts w:hint="eastAsia" w:ascii="Times New Roman" w:hAnsi="Times New Roman" w:eastAsia="FangSong" w:cs="Times New Roman"/>
-        </w:rPr>
-        <w:t>轨道</w:t>
-      </w:r>
-      <w:r>
-        <w:rPr>
-          <w:rFonts w:hint="eastAsia" w:ascii="Times New Roman" w:hAnsi="Times New Roman" w:eastAsia="Times New Roman" w:cs="Times New Roman"/>
-        </w:rPr>
-        <w:t>，</w:t>
-      </w:r>
-      <w:r>
-        <w:rPr>
-          <w:rFonts w:hint="eastAsia" w:ascii="Times New Roman" w:hAnsi="Times New Roman" w:eastAsia="FangSong" w:cs="Times New Roman"/>
-        </w:rPr>
-        <w:t>能够发生低能垒亲核配位过渡态</w:t>
-      </w:r>
-      <w:r>
-        <w:rPr>
-          <w:rFonts w:hint="eastAsia" w:ascii="Times New Roman" w:hAnsi="Times New Roman" w:eastAsia="Times New Roman" w:cs="Times New Roman"/>
-        </w:rPr>
-        <w:t>，</w:t>
-      </w:r>
-      <w:r>
-        <w:rPr>
-          <w:rFonts w:hint="eastAsia" w:ascii="Times New Roman" w:hAnsi="Times New Roman" w:eastAsia="FangSong" w:cs="Times New Roman"/>
-        </w:rPr>
-        <w:t>引发瞬态剧烈放热水解并释放氯化氢白雾</w:t>
-      </w:r>
-      <w:r>
-        <w:rPr>
-          <w:rFonts w:hint="eastAsia" w:ascii="Times New Roman" w:hAnsi="Times New Roman" w:eastAsia="Times New Roman" w:cs="Times New Roman"/>
-        </w:rPr>
-        <w:t>。</w:t>
-      </w:r>
-    </w:p>
-    <w:p>
-      <w:pPr>
-        <w:pStyle w:val="BodyText"/>
-        <w:ind w:firstLine="420"/>
-      </w:pPr>
-      <w:r>
-        <w:rPr>
-          <w:rFonts w:hint="eastAsia" w:ascii="Times New Roman" w:hAnsi="Times New Roman" w:eastAsia="FangSong" w:cs="Times New Roman"/>
-        </w:rPr>
-        <w:t>第五</w:t>
-      </w:r>
-      <w:r>
-        <w:rPr>
-          <w:rFonts w:hint="eastAsia" w:ascii="Times New Roman" w:hAnsi="Times New Roman" w:eastAsia="Times New Roman" w:cs="Times New Roman"/>
-        </w:rPr>
-        <w:t>，</w:t>
-      </w:r>
-      <w:r>
-        <w:rPr>
-          <w:rFonts w:hint="eastAsia" w:ascii="Times New Roman" w:hAnsi="Times New Roman" w:eastAsia="FangSong" w:cs="Times New Roman"/>
-        </w:rPr>
-        <w:t>氯化亚锡溶液配制忽视双重水解与氧化的操作陷阱</w:t>
-      </w:r>
-      <w:r>
-        <w:rPr>
-          <w:rFonts w:hint="eastAsia" w:ascii="Times New Roman" w:hAnsi="Times New Roman" w:eastAsia="Times New Roman" w:cs="Times New Roman"/>
-        </w:rPr>
-        <w:t>。</w:t>
-      </w:r>
-      <w:r>
-        <w:rPr>
-          <w:rFonts w:hint="eastAsia" w:ascii="Times New Roman" w:hAnsi="Times New Roman" w:eastAsia="FangSong" w:cs="Times New Roman"/>
-        </w:rPr>
-        <w:t>在实验推断题中</w:t>
-      </w:r>
-      <w:r>
-        <w:rPr>
-          <w:rFonts w:hint="eastAsia" w:ascii="Times New Roman" w:hAnsi="Times New Roman" w:eastAsia="Times New Roman" w:cs="Times New Roman"/>
-        </w:rPr>
-        <w:t>，</w:t>
-      </w:r>
-      <w:r>
-        <w:rPr>
-          <w:rFonts w:hint="eastAsia" w:ascii="Times New Roman" w:hAnsi="Times New Roman" w:eastAsia="FangSong" w:cs="Times New Roman"/>
-        </w:rPr>
-        <w:t>简单地写</w:t>
-      </w:r>
-      <w:r>
-        <w:rPr>
-          <w:rFonts w:hint="eastAsia" w:ascii="Times New Roman" w:hAnsi="Times New Roman" w:eastAsia="Times New Roman" w:cs="Times New Roman"/>
-        </w:rPr>
-        <w:t>“</w:t>
-      </w:r>
-      <w:r>
-        <w:rPr>
-          <w:rFonts w:hint="eastAsia" w:ascii="Times New Roman" w:hAnsi="Times New Roman" w:eastAsia="FangSong" w:cs="Times New Roman"/>
-        </w:rPr>
-        <w:t>将氯化亚锡固体溶于水</w:t>
-      </w:r>
-      <w:r>
-        <w:rPr>
-          <w:rFonts w:hint="eastAsia" w:ascii="Times New Roman" w:hAnsi="Times New Roman" w:eastAsia="Times New Roman" w:cs="Times New Roman"/>
-        </w:rPr>
-        <w:t>”。</w:t>
-      </w:r>
-      <w:r>
-        <w:rPr>
-          <w:rFonts w:hint="eastAsia" w:ascii="Times New Roman" w:hAnsi="Times New Roman" w:eastAsia="FangSong" w:cs="Times New Roman"/>
-        </w:rPr>
-        <w:t>应牢记按双重防线作答</w:t>
-      </w:r>
-      <w:r>
-        <w:rPr>
-          <w:rFonts w:hint="eastAsia" w:ascii="Times New Roman" w:hAnsi="Times New Roman" w:eastAsia="Times New Roman" w:cs="Times New Roman"/>
-        </w:rPr>
-        <w:t>：</w:t>
-      </w:r>
-      <w:r>
-        <w:rPr>
-          <w:rFonts w:hint="eastAsia" w:ascii="Times New Roman" w:hAnsi="Times New Roman" w:eastAsia="FangSong" w:cs="Times New Roman"/>
-        </w:rPr>
-        <w:t>必须先用足量浓盐酸溶解</w:t>
-      </w:r>
-      <w:r>
-        <w:rPr>
-          <w:rFonts w:ascii="Times New Roman" w:hAnsi="Times New Roman" w:eastAsia="Times New Roman" w:cs="Times New Roman"/>
-        </w:rPr>
-        <w:t xml:space="preserve"> </w:t>
-      </w:r>
-      <m:oMath>
-        <m:r>
-          <m:rPr>
-            <m:sty m:val="p"/>
-          </m:rPr>
-          <m:t>S</m:t>
-        </m:r>
-        <m:r>
-          <m:rPr>
-            <m:sty m:val="p"/>
-          </m:rPr>
-          <m:t>n</m:t>
-        </m:r>
-        <m:r>
-          <m:rPr>
-            <m:sty m:val="p"/>
-          </m:rPr>
-          <m:t>C</m:t>
-        </m:r>
-        <m:sSub>
-          <m:e>
-            <m:r>
-              <m:rPr>
-                <m:sty m:val="p"/>
-              </m:rPr>
-              <m:t>l</m:t>
-            </m:r>
-          </m:e>
-          <m:sub>
-            <m:r>
-              <m:rPr>
-                <m:sty m:val="p"/>
-              </m:rPr>
-              <m:t>2</m:t>
-            </m:r>
-          </m:sub>
-        </m:sSub>
-      </m:oMath>
-      <w:r>
-        <w:rPr>
-          <w:rFonts w:ascii="Times New Roman" w:hAnsi="Times New Roman" w:eastAsia="Times New Roman" w:cs="Times New Roman"/>
-        </w:rPr>
-        <w:t xml:space="preserve"> </w:t>
-      </w:r>
-      <w:r>
-        <w:rPr>
-          <w:rFonts w:hint="eastAsia" w:ascii="Times New Roman" w:hAnsi="Times New Roman" w:eastAsia="FangSong" w:cs="Times New Roman"/>
-        </w:rPr>
-        <w:t>固体以强行抑制二价锡的强烈水解沉淀</w:t>
-      </w:r>
-      <w:r>
-        <w:rPr>
-          <w:rFonts w:hint="eastAsia" w:ascii="Times New Roman" w:hAnsi="Times New Roman" w:eastAsia="Times New Roman" w:cs="Times New Roman"/>
-        </w:rPr>
-        <w:t>，</w:t>
-      </w:r>
-      <w:r>
-        <w:rPr>
-          <w:rFonts w:hint="eastAsia" w:ascii="Times New Roman" w:hAnsi="Times New Roman" w:eastAsia="FangSong" w:cs="Times New Roman"/>
-        </w:rPr>
-        <w:t>再用除氧蒸馏水稀释</w:t>
-      </w:r>
-      <w:r>
-        <w:rPr>
-          <w:rFonts w:hint="eastAsia" w:ascii="Times New Roman" w:hAnsi="Times New Roman" w:eastAsia="Times New Roman" w:cs="Times New Roman"/>
-        </w:rPr>
-        <w:t>，</w:t>
-      </w:r>
-      <w:r>
-        <w:rPr>
-          <w:rFonts w:hint="eastAsia" w:ascii="Times New Roman" w:hAnsi="Times New Roman" w:eastAsia="FangSong" w:cs="Times New Roman"/>
-        </w:rPr>
-        <w:t>并在保存瓶内加入足量单质纯金属锡粒</w:t>
-      </w:r>
-      <w:r>
-        <w:rPr>
-          <w:rFonts w:hint="eastAsia" w:ascii="Times New Roman" w:hAnsi="Times New Roman" w:eastAsia="Times New Roman" w:cs="Times New Roman"/>
-        </w:rPr>
-        <w:t>（</w:t>
-      </w:r>
-      <m:oMath>
-        <m:r>
-          <m:rPr>
-            <m:sty m:val="p"/>
-          </m:rPr>
-          <m:t>S</m:t>
-        </m:r>
-        <m:r>
-          <m:rPr>
-            <m:sty m:val="p"/>
-          </m:rPr>
-          <m:t>n</m:t>
-        </m:r>
-      </m:oMath>
-      <w:r>
-        <w:rPr>
-          <w:rFonts w:hint="eastAsia" w:ascii="Times New Roman" w:hAnsi="Times New Roman" w:eastAsia="Times New Roman" w:cs="Times New Roman"/>
-        </w:rPr>
-        <w:t>），</w:t>
-      </w:r>
-      <w:r>
-        <w:rPr>
-          <w:rFonts w:hint="eastAsia" w:ascii="Times New Roman" w:hAnsi="Times New Roman" w:eastAsia="FangSong" w:cs="Times New Roman"/>
-        </w:rPr>
-        <w:t>依靠归中反应持续吸收被空气氧化的四价锡杂质</w:t>
-      </w:r>
-      <w:r>
-        <w:rPr>
-          <w:rFonts w:hint="eastAsia" w:ascii="Times New Roman" w:hAnsi="Times New Roman" w:eastAsia="Times New Roman" w:cs="Times New Roman"/>
-        </w:rPr>
-        <w:t>。</w:t>
-      </w:r>
-      <w:r>
-        <w:rPr>
-          <w:rFonts w:hint="eastAsia" w:ascii="Times New Roman" w:hAnsi="Times New Roman" w:eastAsia="FangSong" w:cs="Times New Roman"/>
-        </w:rPr>
-        <w:t>遗漏浓盐酸或金属锡粒会明显失分</w:t>
-      </w:r>
-      <w:r>
-        <w:rPr>
-          <w:rFonts w:hint="eastAsia" w:ascii="Times New Roman" w:hAnsi="Times New Roman" w:eastAsia="Times New Roman" w:cs="Times New Roman"/>
-        </w:rPr>
-        <w:t>。</w:t>
-      </w:r>
-    </w:p>
-    <w:p>
-      <w:pPr>
-        <w:pStyle w:val="BodyText"/>
-        <w:ind w:firstLine="420"/>
-      </w:pPr>
-      <w:r>
-        <w:rPr>
-          <w:rFonts w:hint="eastAsia" w:ascii="Times New Roman" w:hAnsi="Times New Roman" w:eastAsia="FangSong" w:cs="Times New Roman"/>
-        </w:rPr>
-        <w:t>第六</w:t>
-      </w:r>
-      <w:r>
-        <w:rPr>
-          <w:rFonts w:hint="eastAsia" w:ascii="Times New Roman" w:hAnsi="Times New Roman" w:eastAsia="Times New Roman" w:cs="Times New Roman"/>
-        </w:rPr>
-        <w:t>，</w:t>
-      </w:r>
-      <w:r>
-        <w:rPr>
-          <w:rFonts w:hint="eastAsia" w:ascii="Times New Roman" w:hAnsi="Times New Roman" w:eastAsia="FangSong" w:cs="Times New Roman"/>
-        </w:rPr>
-        <w:t>二氧化铅超强氧化性与红丹价态拆解失误陷阱</w:t>
-      </w:r>
-      <w:r>
-        <w:rPr>
-          <w:rFonts w:hint="eastAsia" w:ascii="Times New Roman" w:hAnsi="Times New Roman" w:eastAsia="Times New Roman" w:cs="Times New Roman"/>
-        </w:rPr>
-        <w:t>。</w:t>
-      </w:r>
-      <w:r>
-        <w:rPr>
-          <w:rFonts w:hint="eastAsia" w:ascii="Times New Roman" w:hAnsi="Times New Roman" w:eastAsia="FangSong" w:cs="Times New Roman"/>
-        </w:rPr>
-        <w:t>面对铅丹</w:t>
-      </w:r>
-      <w:r>
-        <w:rPr>
-          <w:rFonts w:hint="eastAsia" w:ascii="Times New Roman" w:hAnsi="Times New Roman" w:eastAsia="Times New Roman" w:cs="Times New Roman"/>
-        </w:rPr>
-        <w:t>（</w:t>
-      </w:r>
-      <w:r>
-        <w:rPr>
-          <w:rFonts w:hint="eastAsia" w:ascii="Times New Roman" w:hAnsi="Times New Roman" w:eastAsia="FangSong" w:cs="Times New Roman"/>
-        </w:rPr>
-        <w:t>红丹</w:t>
-      </w:r>
-      <w:r>
-        <w:rPr>
-          <w:rFonts w:hint="eastAsia" w:ascii="Times New Roman" w:hAnsi="Times New Roman" w:eastAsia="Times New Roman" w:cs="Times New Roman"/>
-        </w:rPr>
-        <w:t>，</w:t>
-      </w:r>
-      <m:oMath>
-        <m:r>
-          <m:rPr>
-            <m:sty m:val="p"/>
-          </m:rPr>
-          <m:t>P</m:t>
-        </m:r>
-        <m:sSub>
-          <m:e>
-            <m:r>
-              <m:rPr>
-                <m:sty m:val="p"/>
-              </m:rPr>
-              <m:t>b</m:t>
-            </m:r>
-          </m:e>
-          <m:sub>
-            <m:r>
-              <m:rPr>
-                <m:sty m:val="p"/>
-              </m:rPr>
-              <m:t>3</m:t>
-            </m:r>
-          </m:sub>
-        </m:sSub>
-        <m:sSub>
-          <m:e>
-            <m:r>
-              <m:rPr>
-                <m:sty m:val="p"/>
-              </m:rPr>
-              <m:t>O</m:t>
-            </m:r>
-          </m:e>
-          <m:sub>
-            <m:r>
-              <m:rPr>
-                <m:sty m:val="p"/>
-              </m:rPr>
-              <m:t>4</m:t>
-            </m:r>
-          </m:sub>
-        </m:sSub>
-      </m:oMath>
-      <w:r>
-        <w:rPr>
-          <w:rFonts w:hint="eastAsia" w:ascii="Times New Roman" w:hAnsi="Times New Roman" w:eastAsia="Times New Roman" w:cs="Times New Roman"/>
-        </w:rPr>
-        <w:t>）</w:t>
-      </w:r>
-      <w:r>
-        <w:rPr>
-          <w:rFonts w:hint="eastAsia" w:ascii="Times New Roman" w:hAnsi="Times New Roman" w:eastAsia="FangSong" w:cs="Times New Roman"/>
-        </w:rPr>
-        <w:t>与稀硝酸的反应</w:t>
-      </w:r>
-      <w:r>
-        <w:rPr>
-          <w:rFonts w:hint="eastAsia" w:ascii="Times New Roman" w:hAnsi="Times New Roman" w:eastAsia="Times New Roman" w:cs="Times New Roman"/>
-        </w:rPr>
-        <w:t>，</w:t>
-      </w:r>
-      <w:r>
-        <w:rPr>
-          <w:rFonts w:hint="eastAsia" w:ascii="Times New Roman" w:hAnsi="Times New Roman" w:eastAsia="FangSong" w:cs="Times New Roman"/>
-        </w:rPr>
-        <w:t>常被误认为所有铅元素全部溶解或释放氧气</w:t>
-      </w:r>
-      <w:r>
-        <w:rPr>
-          <w:rFonts w:hint="eastAsia" w:ascii="Times New Roman" w:hAnsi="Times New Roman" w:eastAsia="Times New Roman" w:cs="Times New Roman"/>
-        </w:rPr>
-        <w:t>。</w:t>
-      </w:r>
-      <w:r>
-        <w:rPr>
-          <w:rFonts w:hint="eastAsia" w:ascii="Times New Roman" w:hAnsi="Times New Roman" w:eastAsia="FangSong" w:cs="Times New Roman"/>
-        </w:rPr>
-        <w:t>应牢记红丹微观本质为混合价态复盐</w:t>
-      </w:r>
-      <w:r>
-        <w:rPr>
-          <w:rFonts w:ascii="Times New Roman" w:hAnsi="Times New Roman" w:eastAsia="Times New Roman" w:cs="Times New Roman"/>
-        </w:rPr>
-        <w:t xml:space="preserve"> </w:t>
-      </w:r>
-      <m:oMath>
-        <m:oMathPr>
-          <m:ctrlPr>
-            <w:rPr>
-              <w:sz w:val="28"/>
-              <w:szCs w:val="28"/>
-            </w:rPr>
-          </m:ctrlPr>
-        </m:oMathPr>
-        <m:r>
-          <m:rPr>
-            <m:sty m:val="p"/>
-          </m:rPr>
-          <m:t>2</m:t>
-        </m:r>
-        <m:r>
-          <m:rPr>
-            <m:sty m:val="p"/>
-          </m:rPr>
-          <m:t>P</m:t>
-        </m:r>
-        <m:r>
-          <m:rPr>
-            <m:sty m:val="p"/>
-          </m:rPr>
-          <m:t>b</m:t>
-        </m:r>
-        <m:r>
-          <m:rPr>
-            <m:sty m:val="p"/>
-          </m:rPr>
-          <m:t>O</m:t>
-        </m:r>
-        <m:r>
-          <m:rPr>
-            <m:sty m:val="p"/>
-          </m:rPr>
-          <m:t>⋅</m:t>
-        </m:r>
-        <m:r>
-          <m:rPr>
-            <m:sty m:val="p"/>
-          </m:rPr>
-          <m:t>P</m:t>
-        </m:r>
-        <m:r>
-          <m:rPr>
-            <m:sty m:val="p"/>
-          </m:rPr>
-          <m:t>b</m:t>
-        </m:r>
-        <m:sSub>
-          <m:e>
-            <m:r>
-              <m:rPr>
-                <m:sty m:val="p"/>
-              </m:rPr>
-              <m:t>O</m:t>
-            </m:r>
-          </m:e>
-          <m:sub>
-            <m:r>
-              <m:rPr>
-                <m:sty m:val="p"/>
-              </m:rPr>
-              <m:t>2</m:t>
-            </m:r>
-          </m:sub>
-        </m:sSub>
-      </m:oMath>
-      <w:r>
-        <w:rPr>
-          <w:rFonts w:hint="eastAsia" w:ascii="Times New Roman" w:hAnsi="Times New Roman" w:eastAsia="Times New Roman" w:cs="Times New Roman"/>
-        </w:rPr>
-        <w:t>：</w:t>
-      </w:r>
-      <w:r>
-        <w:rPr>
-          <w:rFonts w:hint="eastAsia" w:ascii="Times New Roman" w:hAnsi="Times New Roman" w:eastAsia="FangSong" w:cs="Times New Roman"/>
-        </w:rPr>
-        <w:t>二价铅作为碱性氧化物溶于硝酸生成可溶性</w:t>
-      </w:r>
-      <w:r>
-        <w:rPr>
-          <w:rFonts w:ascii="Times New Roman" w:hAnsi="Times New Roman" w:eastAsia="Times New Roman" w:cs="Times New Roman"/>
-        </w:rPr>
-        <w:t xml:space="preserve"> </w:t>
-      </w:r>
-      <m:oMath>
-        <m:oMathPr>
-          <m:ctrlPr>
-            <w:rPr>
-              <w:sz w:val="28"/>
-              <w:szCs w:val="28"/>
-            </w:rPr>
-          </m:ctrlPr>
-        </m:oMathPr>
-        <m:r>
-          <m:rPr>
-            <m:sty m:val="p"/>
-          </m:rPr>
-          <m:t>P</m:t>
-        </m:r>
-        <m:r>
-          <m:rPr>
-            <m:sty m:val="p"/>
-          </m:rPr>
-          <m:t>b</m:t>
-        </m:r>
-        <m:r>
-          <m:rPr>
-            <m:sty m:val="p"/>
-          </m:rPr>
-          <m:t>(</m:t>
-        </m:r>
-        <m:r>
-          <m:rPr>
-            <m:sty m:val="p"/>
-          </m:rPr>
-          <m:t>N</m:t>
-        </m:r>
-        <m:sSub>
-          <m:e>
-            <m:r>
-              <m:rPr>
-                <m:sty m:val="p"/>
-              </m:rPr>
-              <m:t>O</m:t>
-            </m:r>
-          </m:e>
-          <m:sub>
-            <m:r>
-              <m:rPr>
-                <m:sty m:val="p"/>
-              </m:rPr>
-              <m:t>3</m:t>
-            </m:r>
-          </m:sub>
-        </m:sSub>
-        <m:sSub>
-          <m:e>
-            <m:r>
-              <m:rPr>
-                <m:sty m:val="p"/>
-              </m:rPr>
-              <m:t>)</m:t>
-            </m:r>
-          </m:e>
-          <m:sub>
-            <m:r>
-              <m:rPr>
-                <m:sty m:val="p"/>
-              </m:rPr>
-              <m:t>2</m:t>
-            </m:r>
-          </m:sub>
-        </m:sSub>
-      </m:oMath>
-      <w:r>
-        <w:rPr>
-          <w:rFonts w:hint="eastAsia" w:ascii="Times New Roman" w:hAnsi="Times New Roman" w:eastAsia="Times New Roman" w:cs="Times New Roman"/>
-        </w:rPr>
-        <w:t>，</w:t>
-      </w:r>
-      <w:r>
-        <w:rPr>
-          <w:rFonts w:hint="eastAsia" w:ascii="Times New Roman" w:hAnsi="Times New Roman" w:eastAsia="FangSong" w:cs="Times New Roman"/>
-        </w:rPr>
-        <w:t>而四价铅作为不溶性酸性氧化物全部以棕黑色</w:t>
-      </w:r>
-      <w:r>
-        <w:rPr>
-          <w:rFonts w:ascii="Times New Roman" w:hAnsi="Times New Roman" w:eastAsia="Times New Roman" w:cs="Times New Roman"/>
-        </w:rPr>
-        <w:t xml:space="preserve"> </w:t>
-      </w:r>
-      <m:oMath>
-        <m:r>
-          <m:rPr>
-            <m:sty m:val="p"/>
-          </m:rPr>
-          <m:t>P</m:t>
-        </m:r>
-        <m:r>
-          <m:rPr>
-            <m:sty m:val="p"/>
-          </m:rPr>
-          <m:t>b</m:t>
-        </m:r>
-        <m:sSub>
-          <m:e>
-            <m:r>
-              <m:rPr>
-                <m:sty m:val="p"/>
-              </m:rPr>
-              <m:t>O</m:t>
-            </m:r>
-          </m:e>
-          <m:sub>
-            <m:r>
-              <m:rPr>
-                <m:sty m:val="p"/>
-              </m:rPr>
-              <m:t>2</m:t>
-            </m:r>
-          </m:sub>
-        </m:sSub>
-      </m:oMath>
-      <w:r>
-        <w:rPr>
-          <w:rFonts w:ascii="Times New Roman" w:hAnsi="Times New Roman" w:eastAsia="Times New Roman" w:cs="Times New Roman"/>
-        </w:rPr>
-        <w:t xml:space="preserve"> </w:t>
-      </w:r>
-      <w:r>
-        <w:rPr>
-          <w:rFonts w:hint="eastAsia" w:ascii="Times New Roman" w:hAnsi="Times New Roman" w:eastAsia="FangSong" w:cs="Times New Roman"/>
-        </w:rPr>
-        <w:t>沉淀析出</w:t>
-      </w:r>
-      <w:r>
-        <w:rPr>
-          <w:rFonts w:hint="eastAsia" w:ascii="Times New Roman" w:hAnsi="Times New Roman" w:eastAsia="Times New Roman" w:cs="Times New Roman"/>
-        </w:rPr>
-        <w:t>，</w:t>
-      </w:r>
-      <w:r>
-        <w:rPr>
-          <w:rFonts w:hint="eastAsia" w:ascii="Times New Roman" w:hAnsi="Times New Roman" w:eastAsia="FangSong" w:cs="Times New Roman"/>
-        </w:rPr>
-        <w:t>反应无任何气体产生</w:t>
-      </w:r>
-      <w:r>
-        <w:rPr>
-          <w:rFonts w:hint="eastAsia" w:ascii="Times New Roman" w:hAnsi="Times New Roman" w:eastAsia="Times New Roman" w:cs="Times New Roman"/>
-        </w:rPr>
-        <w:t>。</w:t>
-      </w:r>
-      <w:r>
-        <w:rPr>
-          <w:rFonts w:hint="eastAsia" w:ascii="Times New Roman" w:hAnsi="Times New Roman" w:eastAsia="FangSong" w:cs="Times New Roman"/>
-        </w:rPr>
-        <w:t>同时应掌握酸性介质中二氧化铅能将二价锰瞬间氧化为深紫红色高锰酸根</w:t>
-      </w:r>
-      <w:r>
-        <w:rPr>
-          <w:rFonts w:hint="eastAsia" w:ascii="Times New Roman" w:hAnsi="Times New Roman" w:eastAsia="Times New Roman" w:cs="Times New Roman"/>
-        </w:rPr>
-        <w:t>（</w:t>
-      </w:r>
-      <m:oMath>
-        <m:r>
-          <m:rPr>
-            <m:sty m:val="p"/>
-          </m:rPr>
-          <m:t>M</m:t>
-        </m:r>
-        <m:r>
-          <m:rPr>
-            <m:sty m:val="p"/>
-          </m:rPr>
-          <m:t>n</m:t>
-        </m:r>
-        <m:sSubSup>
-          <m:e>
-            <m:r>
-              <m:rPr>
-                <m:sty m:val="p"/>
-              </m:rPr>
-              <m:t>O</m:t>
-            </m:r>
-          </m:e>
-          <m:sub>
-            <m:r>
-              <m:rPr>
-                <m:sty m:val="p"/>
-              </m:rPr>
-              <m:t>4</m:t>
-            </m:r>
-          </m:sub>
-          <m:sup>
-            <m:r>
-              <m:rPr>
-                <m:sty m:val="p"/>
-              </m:rPr>
-              <m:t>−</m:t>
-            </m:r>
-          </m:sup>
-        </m:sSubSup>
-      </m:oMath>
-      <w:r>
-        <w:rPr>
-          <w:rFonts w:hint="eastAsia" w:ascii="Times New Roman" w:hAnsi="Times New Roman" w:eastAsia="Times New Roman" w:cs="Times New Roman"/>
-        </w:rPr>
-        <w:t>）</w:t>
-      </w:r>
-      <w:r>
-        <w:rPr>
-          <w:rFonts w:hint="eastAsia" w:ascii="Times New Roman" w:hAnsi="Times New Roman" w:eastAsia="FangSong" w:cs="Times New Roman"/>
-        </w:rPr>
-        <w:t>的特征反应</w:t>
-      </w:r>
-      <w:r>
-        <w:rPr>
-          <w:rFonts w:hint="eastAsia" w:ascii="Times New Roman" w:hAnsi="Times New Roman" w:eastAsia="Times New Roman" w:cs="Times New Roman"/>
-        </w:rPr>
-        <w:t>。</w:t>
-      </w:r>
-    </w:p>
-    <w:p>
-      <w:pPr>
-        <w:pStyle w:val="BodyText"/>
-        <w:ind w:firstLine="420"/>
-      </w:pPr>
-      <w:r>
-        <w:rPr>
-          <w:rFonts w:hint="eastAsia" w:ascii="Times New Roman" w:hAnsi="Times New Roman" w:eastAsia="FangSong" w:cs="Times New Roman"/>
-        </w:rPr>
-        <w:t>第七</w:t>
-      </w:r>
-      <w:r>
-        <w:rPr>
-          <w:rFonts w:hint="eastAsia" w:ascii="Times New Roman" w:hAnsi="Times New Roman" w:eastAsia="Times New Roman" w:cs="Times New Roman"/>
-        </w:rPr>
-        <w:t>，Wade</w:t>
-      </w:r>
-      <w:r>
-        <w:rPr>
-          <w:rFonts w:ascii="Times New Roman" w:hAnsi="Times New Roman" w:eastAsia="Times New Roman" w:cs="Times New Roman"/>
-        </w:rPr>
-        <w:t xml:space="preserve"> </w:t>
-      </w:r>
-      <w:r>
-        <w:rPr>
-          <w:rFonts w:hint="eastAsia" w:ascii="Times New Roman" w:hAnsi="Times New Roman" w:eastAsia="FangSong" w:cs="Times New Roman"/>
-        </w:rPr>
-        <w:t>规则骨架电子对数与顶点数母体衍生脱节陷阱</w:t>
-      </w:r>
-      <w:r>
-        <w:rPr>
-          <w:rFonts w:hint="eastAsia" w:ascii="Times New Roman" w:hAnsi="Times New Roman" w:eastAsia="Times New Roman" w:cs="Times New Roman"/>
-        </w:rPr>
-        <w:t>。</w:t>
-      </w:r>
-      <w:r>
-        <w:rPr>
-          <w:rFonts w:hint="eastAsia" w:ascii="Times New Roman" w:hAnsi="Times New Roman" w:eastAsia="FangSong" w:cs="Times New Roman"/>
-        </w:rPr>
-        <w:t>在判定复杂多面体硼烷</w:t>
-      </w:r>
-      <w:r>
-        <w:rPr>
-          <w:rFonts w:hint="eastAsia" w:ascii="Times New Roman" w:hAnsi="Times New Roman" w:eastAsia="Times New Roman" w:cs="Times New Roman"/>
-        </w:rPr>
-        <w:t>（</w:t>
-      </w:r>
-      <w:r>
-        <w:rPr>
-          <w:rFonts w:hint="eastAsia" w:ascii="Times New Roman" w:hAnsi="Times New Roman" w:eastAsia="FangSong" w:cs="Times New Roman"/>
-        </w:rPr>
-        <w:t>如</w:t>
-      </w:r>
-      <w:r>
-        <w:rPr>
-          <w:rFonts w:ascii="Times New Roman" w:hAnsi="Times New Roman" w:eastAsia="Times New Roman" w:cs="Times New Roman"/>
-        </w:rPr>
-        <w:t xml:space="preserve"> </w:t>
-      </w:r>
-      <m:oMath>
-        <m:sSub>
-          <m:e>
-            <m:r>
-              <m:rPr>
-                <m:sty m:val="p"/>
-              </m:rPr>
-              <m:t>B</m:t>
-            </m:r>
-          </m:e>
-          <m:sub>
-            <m:r>
-              <m:rPr>
-                <m:sty m:val="p"/>
-              </m:rPr>
-              <m:t>5</m:t>
-            </m:r>
-          </m:sub>
-        </m:sSub>
-        <m:sSub>
-          <m:e>
-            <m:r>
-              <m:rPr>
-                <m:sty m:val="p"/>
-              </m:rPr>
-              <m:t>H</m:t>
-            </m:r>
-          </m:e>
-          <m:sub>
-            <m:r>
-              <m:rPr>
-                <m:sty m:val="p"/>
-              </m:rPr>
-              <m:t>9</m:t>
-            </m:r>
-          </m:sub>
-        </m:sSub>
-      </m:oMath>
-      <w:r>
-        <w:rPr>
-          <w:rFonts w:ascii="Times New Roman" w:hAnsi="Times New Roman" w:eastAsia="Times New Roman" w:cs="Times New Roman"/>
-        </w:rPr>
-        <w:t xml:space="preserve"> </w:t>
-      </w:r>
-      <w:r>
-        <w:rPr>
-          <w:rFonts w:hint="eastAsia" w:ascii="Times New Roman" w:hAnsi="Times New Roman" w:eastAsia="FangSong" w:cs="Times New Roman"/>
-        </w:rPr>
-        <w:t xml:space="preserve">或</w:t>
-      </w:r>
-      <w:r>
-        <w:rPr>
-          <w:rFonts w:ascii="Times New Roman" w:hAnsi="Times New Roman" w:eastAsia="Times New Roman" w:cs="Times New Roman"/>
-        </w:rPr>
-        <w:t xml:space="preserve"> </w:t>
-      </w:r>
-      <m:oMath>
-        <m:sSub>
-          <m:e>
-            <m:r>
-              <m:rPr>
-                <m:sty m:val="p"/>
-              </m:rPr>
-              <m:t>B</m:t>
-            </m:r>
-          </m:e>
-          <m:sub>
-            <m:r>
-              <m:rPr>
-                <m:sty m:val="p"/>
-              </m:rPr>
-              <m:t>4</m:t>
-            </m:r>
-          </m:sub>
-        </m:sSub>
-        <m:sSub>
-          <m:e>
-            <m:r>
-              <m:rPr>
-                <m:sty m:val="p"/>
-              </m:rPr>
-              <m:t>H</m:t>
-            </m:r>
-          </m:e>
-          <m:sub>
-            <m:r>
-              <m:rPr>
-                <m:sty m:val="p"/>
-              </m:rPr>
-              <m:t>10</m:t>
-            </m:r>
-          </m:sub>
-        </m:sSub>
-      </m:oMath>
-      <w:r>
-        <w:rPr>
-          <w:rFonts w:hint="eastAsia" w:ascii="Times New Roman" w:hAnsi="Times New Roman" w:eastAsia="Times New Roman" w:cs="Times New Roman"/>
-        </w:rPr>
-        <w:t>）</w:t>
-      </w:r>
-      <w:r>
-        <w:rPr>
-          <w:rFonts w:hint="eastAsia" w:ascii="Times New Roman" w:hAnsi="Times New Roman" w:eastAsia="FangSong" w:cs="Times New Roman"/>
-        </w:rPr>
-        <w:t>的几何构型时</w:t>
-      </w:r>
-      <w:r>
-        <w:rPr>
-          <w:rFonts w:hint="eastAsia" w:ascii="Times New Roman" w:hAnsi="Times New Roman" w:eastAsia="Times New Roman" w:cs="Times New Roman"/>
-        </w:rPr>
-        <w:t>，</w:t>
-      </w:r>
-      <w:r>
-        <w:rPr>
-          <w:rFonts w:hint="eastAsia" w:ascii="Times New Roman" w:hAnsi="Times New Roman" w:eastAsia="FangSong" w:cs="Times New Roman"/>
-        </w:rPr>
-        <w:t>常被误认为硼原子数即母体多面体的顶点数</w:t>
-      </w:r>
-      <w:r>
-        <w:rPr>
-          <w:rFonts w:hint="eastAsia" w:ascii="Times New Roman" w:hAnsi="Times New Roman" w:eastAsia="Times New Roman" w:cs="Times New Roman"/>
-        </w:rPr>
-        <w:t>。</w:t>
-      </w:r>
-      <w:r>
-        <w:rPr>
-          <w:rFonts w:hint="eastAsia" w:ascii="Times New Roman" w:hAnsi="Times New Roman" w:eastAsia="FangSong" w:cs="Times New Roman"/>
-        </w:rPr>
-        <w:t>应牢记</w:t>
-      </w:r>
-      <w:r>
-        <w:rPr>
-          <w:rFonts w:hint="eastAsia" w:ascii="Times New Roman" w:hAnsi="Times New Roman" w:eastAsia="Times New Roman" w:cs="Times New Roman"/>
-        </w:rPr>
-        <w:t>：</w:t>
-      </w:r>
-      <w:r>
-        <w:rPr>
-          <w:rFonts w:hint="eastAsia" w:ascii="Times New Roman" w:hAnsi="Times New Roman" w:eastAsia="FangSong" w:cs="Times New Roman"/>
-        </w:rPr>
-        <w:t>先用总骨架电子对数</w:t>
-      </w:r>
-      <w:r>
-        <w:rPr>
-          <w:rFonts w:ascii="Times New Roman" w:hAnsi="Times New Roman" w:eastAsia="Times New Roman" w:cs="Times New Roman"/>
-        </w:rPr>
-        <w:t xml:space="preserve"> </w:t>
-      </w:r>
-      <m:oMath>
-        <m:oMathPr>
-          <m:ctrlPr>
-            <w:rPr>
-              <w:sz w:val="28"/>
-              <w:szCs w:val="28"/>
-            </w:rPr>
-          </m:ctrlPr>
-        </m:oMathPr>
-        <m:r>
-          <m:t>S</m:t>
-        </m:r>
-        <m:r>
-          <m:rPr>
-            <m:sty m:val="p"/>
-          </m:rPr>
-          <m:t>=</m:t>
-        </m:r>
-        <m:r>
-          <m:rPr>
-            <m:sty m:val="p"/>
-          </m:rPr>
-          <m:t>(</m:t>
-        </m:r>
-        <m:r>
-          <m:t>n</m:t>
-        </m:r>
-        <m:r>
-          <m:rPr>
-            <m:sty m:val="p"/>
-          </m:rPr>
-          <m:t>+</m:t>
-        </m:r>
-        <m:r>
-          <m:t>m</m:t>
-        </m:r>
-        <m:r>
-          <m:rPr>
-            <m:sty m:val="p"/>
-          </m:rPr>
-          <m:t>+</m:t>
-        </m:r>
-        <m:r>
-          <m:t>c</m:t>
-        </m:r>
-        <m:r>
-          <m:rPr>
-            <m:sty m:val="p"/>
-          </m:rPr>
-          <m:t>)</m:t>
-        </m:r>
-        <m:r>
-          <m:rPr>
-            <m:sty m:val="p"/>
-          </m:rPr>
-          <m:t>/</m:t>
-        </m:r>
-        <m:r>
-          <m:t>2</m:t>
-        </m:r>
-      </m:oMath>
-      <w:r>
-        <w:rPr>
-          <w:rFonts w:ascii="Times New Roman" w:hAnsi="Times New Roman" w:eastAsia="Times New Roman" w:cs="Times New Roman"/>
-        </w:rPr>
-        <w:t xml:space="preserve"> </w:t>
-      </w:r>
-      <w:r>
-        <w:rPr>
-          <w:rFonts w:hint="eastAsia" w:ascii="Times New Roman" w:hAnsi="Times New Roman" w:eastAsia="FangSong" w:cs="Times New Roman"/>
-        </w:rPr>
-        <w:t xml:space="preserve">判定闭式母体的顶点数等于</w:t>
-      </w:r>
-      <w:r>
-        <w:rPr>
-          <w:rFonts w:ascii="Times New Roman" w:hAnsi="Times New Roman" w:eastAsia="Times New Roman" w:cs="Times New Roman"/>
-        </w:rPr>
-        <w:t xml:space="preserve"> </w:t>
-      </w:r>
-      <m:oMath>
-        <m:r>
-          <m:rPr>
-            <m:sty m:val="p"/>
-          </m:rPr>
-          <m:t>(</m:t>
-        </m:r>
-        <m:r>
-          <m:t>S</m:t>
-        </m:r>
-        <m:r>
-          <m:rPr>
-            <m:sty m:val="p"/>
-          </m:rPr>
-          <m:t>−</m:t>
-        </m:r>
-        <m:r>
-          <m:t>1</m:t>
-        </m:r>
-        <m:r>
-          <m:rPr>
-            <m:sty m:val="p"/>
-          </m:rPr>
-          <m:t>)</m:t>
-        </m:r>
-      </m:oMath>
-      <w:r>
-        <w:rPr>
-          <w:rFonts w:hint="eastAsia" w:ascii="Times New Roman" w:hAnsi="Times New Roman" w:eastAsia="Times New Roman" w:cs="Times New Roman"/>
-        </w:rPr>
-        <w:t>！</w:t>
-      </w:r>
-      <w:r>
-        <w:rPr>
-          <w:rFonts w:hint="eastAsia" w:ascii="Times New Roman" w:hAnsi="Times New Roman" w:eastAsia="FangSong" w:cs="Times New Roman"/>
-        </w:rPr>
-        <w:t>例如五硼烷</w:t>
-      </w:r>
-      <w:r>
-        <w:rPr>
-          <w:rFonts w:hint="eastAsia" w:ascii="Times New Roman" w:hAnsi="Times New Roman" w:eastAsia="Times New Roman" w:cs="Times New Roman"/>
-        </w:rPr>
-        <w:t>-9（</w:t>
-      </w:r>
-      <m:oMath>
-        <m:sSub>
-          <m:e>
-            <m:r>
-              <m:rPr>
-                <m:sty m:val="p"/>
-              </m:rPr>
-              <m:t>B</m:t>
-            </m:r>
-          </m:e>
-          <m:sub>
-            <m:r>
-              <m:rPr>
-                <m:sty m:val="p"/>
-              </m:rPr>
-              <m:t>5</m:t>
-            </m:r>
-          </m:sub>
-        </m:sSub>
-        <m:sSub>
-          <m:e>
-            <m:r>
-              <m:rPr>
-                <m:sty m:val="p"/>
-              </m:rPr>
-              <m:t>H</m:t>
-            </m:r>
-          </m:e>
-          <m:sub>
-            <m:r>
-              <m:rPr>
-                <m:sty m:val="p"/>
-              </m:rPr>
-              <m:t>9</m:t>
-            </m:r>
-          </m:sub>
-        </m:sSub>
-      </m:oMath>
-      <w:r>
-        <w:rPr>
-          <w:rFonts w:hint="eastAsia" w:ascii="Times New Roman" w:hAnsi="Times New Roman" w:eastAsia="Times New Roman" w:cs="Times New Roman"/>
-        </w:rPr>
-        <w:t xml:space="preserve">），</w:t>
-      </w:r>
-      <m:oMath>
-        <m:oMathPr>
-          <m:ctrlPr>
-            <w:rPr>
-              <w:sz w:val="28"/>
-              <w:szCs w:val="28"/>
-            </w:rPr>
-          </m:ctrlPr>
-        </m:oMathPr>
-        <m:r>
-          <m:t>S</m:t>
-        </m:r>
-        <m:r>
-          <m:rPr>
-            <m:sty m:val="p"/>
-          </m:rPr>
-          <m:t>=</m:t>
-        </m:r>
-        <m:r>
-          <m:rPr>
-            <m:sty m:val="p"/>
-          </m:rPr>
-          <m:t>(</m:t>
-        </m:r>
-        <m:r>
-          <m:t>5</m:t>
-        </m:r>
-        <m:r>
-          <m:rPr>
-            <m:sty m:val="p"/>
-          </m:rPr>
-          <m:t>+</m:t>
-        </m:r>
-        <m:r>
-          <m:t>9</m:t>
-        </m:r>
-        <m:r>
-          <m:rPr>
-            <m:sty m:val="p"/>
-          </m:rPr>
-          <m:t>)</m:t>
-        </m:r>
-        <m:r>
-          <m:rPr>
-            <m:sty m:val="p"/>
-          </m:rPr>
-          <m:t>/</m:t>
-        </m:r>
-        <m:r>
-          <m:t>2</m:t>
-        </m:r>
-        <m:r>
-          <m:rPr>
-            <m:sty m:val="p"/>
-          </m:rPr>
-          <m:t>=</m:t>
-        </m:r>
-        <m:r>
-          <m:t>7</m:t>
-        </m:r>
-      </m:oMath>
-      <w:r>
-        <w:rPr>
-          <w:rFonts w:ascii="Times New Roman" w:hAnsi="Times New Roman" w:eastAsia="Times New Roman" w:cs="Times New Roman"/>
-        </w:rPr>
-        <w:t xml:space="preserve"> </w:t>
-      </w:r>
-      <w:r>
-        <w:rPr>
-          <w:rFonts w:hint="eastAsia" w:ascii="Times New Roman" w:hAnsi="Times New Roman" w:eastAsia="FangSong" w:cs="Times New Roman"/>
-        </w:rPr>
-        <w:t>对</w:t>
-      </w:r>
-      <w:r>
-        <w:rPr>
-          <w:rFonts w:hint="eastAsia" w:ascii="Times New Roman" w:hAnsi="Times New Roman" w:eastAsia="Times New Roman" w:cs="Times New Roman"/>
-        </w:rPr>
-        <w:t>，</w:t>
-      </w:r>
-      <w:r>
-        <w:rPr>
-          <w:rFonts w:hint="eastAsia" w:ascii="Times New Roman" w:hAnsi="Times New Roman" w:eastAsia="FangSong" w:cs="Times New Roman"/>
-        </w:rPr>
-        <w:t>对应的闭式母体顶点数必须为</w:t>
-      </w:r>
-      <w:r>
-        <w:rPr>
-          <w:rFonts w:ascii="Times New Roman" w:hAnsi="Times New Roman" w:eastAsia="Times New Roman" w:cs="Times New Roman"/>
-        </w:rPr>
-        <w:t xml:space="preserve"> </w:t>
-      </w:r>
-      <m:oMath>
-        <m:r>
-          <m:t>7</m:t>
-        </m:r>
-        <m:r>
-          <m:rPr>
-            <m:sty m:val="p"/>
-          </m:rPr>
-          <m:t>−</m:t>
-        </m:r>
-        <m:r>
-          <m:t>1</m:t>
-        </m:r>
-        <m:r>
-          <m:rPr>
-            <m:sty m:val="p"/>
-          </m:rPr>
-          <m:t>=</m:t>
-        </m:r>
-        <m:r>
-          <m:t>6</m:t>
-        </m:r>
-      </m:oMath>
-      <w:r>
-        <w:rPr>
-          <w:rFonts w:hint="eastAsia" w:ascii="Times New Roman" w:hAnsi="Times New Roman" w:eastAsia="Times New Roman" w:cs="Times New Roman"/>
-        </w:rPr>
-        <w:t>（</w:t>
-      </w:r>
-      <w:r>
-        <w:rPr>
-          <w:rFonts w:hint="eastAsia" w:ascii="Times New Roman" w:hAnsi="Times New Roman" w:eastAsia="FangSong" w:cs="Times New Roman"/>
-        </w:rPr>
-        <w:t>正八面体</w:t>
-      </w:r>
-      <w:r>
-        <w:rPr>
-          <w:rFonts w:hint="eastAsia" w:ascii="Times New Roman" w:hAnsi="Times New Roman" w:eastAsia="Times New Roman" w:cs="Times New Roman"/>
-        </w:rPr>
-        <w:t>），</w:t>
-      </w:r>
-      <w:r>
-        <w:rPr>
-          <w:rFonts w:hint="eastAsia" w:ascii="Times New Roman" w:hAnsi="Times New Roman" w:eastAsia="FangSong" w:cs="Times New Roman"/>
-        </w:rPr>
-        <w:t>因此其几何构型是正八面体切除</w:t>
-      </w:r>
-      <w:r>
-        <w:rPr>
-          <w:rFonts w:ascii="Times New Roman" w:hAnsi="Times New Roman" w:eastAsia="Times New Roman" w:cs="Times New Roman"/>
-        </w:rPr>
-        <w:t xml:space="preserve"> 1 </w:t>
-      </w:r>
-      <w:r>
-        <w:rPr>
-          <w:rFonts w:hint="eastAsia" w:ascii="Times New Roman" w:hAnsi="Times New Roman" w:eastAsia="FangSong" w:cs="Times New Roman"/>
-        </w:rPr>
-        <w:t>个顶点的四角锥巢式</w:t>
-      </w:r>
-      <w:r>
-        <w:rPr>
-          <w:rFonts w:hint="eastAsia" w:ascii="Times New Roman" w:hAnsi="Times New Roman" w:eastAsia="Times New Roman" w:cs="Times New Roman"/>
-        </w:rPr>
-        <w:t>（nido）</w:t>
-      </w:r>
-      <w:r>
-        <w:rPr>
-          <w:rFonts w:hint="eastAsia" w:ascii="Times New Roman" w:hAnsi="Times New Roman" w:eastAsia="FangSong" w:cs="Times New Roman"/>
-        </w:rPr>
-        <w:t>多面体</w:t>
-      </w:r>
-      <w:r>
-        <w:rPr>
-          <w:rFonts w:hint="eastAsia" w:ascii="Times New Roman" w:hAnsi="Times New Roman" w:eastAsia="Times New Roman" w:cs="Times New Roman"/>
-        </w:rPr>
-        <w:t>，</w:t>
-      </w:r>
-      <w:r>
-        <w:rPr>
-          <w:rFonts w:hint="eastAsia" w:ascii="Times New Roman" w:hAnsi="Times New Roman" w:eastAsia="FangSong" w:cs="Times New Roman"/>
-        </w:rPr>
-        <w:t>而非五顶点的三方双锥</w:t>
-      </w:r>
-      <w:r>
-        <w:rPr>
-          <w:rFonts w:hint="eastAsia" w:ascii="Times New Roman" w:hAnsi="Times New Roman" w:eastAsia="Times New Roman" w:cs="Times New Roman"/>
-        </w:rPr>
-        <w:t>。</w:t>
-      </w:r>
-    </w:p>
-    <w:p>
-      <w:pPr>
-        <w:pStyle w:val="BodyText"/>
-        <w:ind w:firstLine="420"/>
-      </w:pPr>
-      <w:r>
-        <w:rPr>
-          <w:rFonts w:hint="eastAsia" w:ascii="Times New Roman" w:hAnsi="Times New Roman" w:eastAsia="FangSong" w:cs="Times New Roman"/>
-        </w:rPr>
-        <w:t>第八</w:t>
-      </w:r>
-      <w:r>
-        <w:rPr>
-          <w:rFonts w:hint="eastAsia" w:ascii="Times New Roman" w:hAnsi="Times New Roman" w:eastAsia="Times New Roman" w:cs="Times New Roman"/>
-        </w:rPr>
-        <w:t>，</w:t>
-      </w:r>
-      <w:r>
-        <w:rPr>
-          <w:rFonts w:hint="eastAsia" w:ascii="Times New Roman" w:hAnsi="Times New Roman" w:eastAsia="FangSong" w:cs="Times New Roman"/>
-        </w:rPr>
-        <w:t>王水与氢氟酸对二氧化硅腐蚀特异性的混淆陷阱</w:t>
-      </w:r>
-      <w:r>
-        <w:rPr>
-          <w:rFonts w:hint="eastAsia" w:ascii="Times New Roman" w:hAnsi="Times New Roman" w:eastAsia="Times New Roman" w:cs="Times New Roman"/>
-        </w:rPr>
-        <w:t>。</w:t>
-      </w:r>
-      <w:r>
-        <w:rPr>
-          <w:rFonts w:hint="eastAsia" w:ascii="Times New Roman" w:hAnsi="Times New Roman" w:eastAsia="FangSong" w:cs="Times New Roman"/>
-        </w:rPr>
-        <w:t>常被误认为王水氧化性与酸性极强因而能溶解二氧化硅</w:t>
-      </w:r>
-      <w:r>
-        <w:rPr>
-          <w:rFonts w:hint="eastAsia" w:ascii="Times New Roman" w:hAnsi="Times New Roman" w:eastAsia="Times New Roman" w:cs="Times New Roman"/>
-        </w:rPr>
-        <w:t>。</w:t>
-      </w:r>
-      <w:r>
-        <w:rPr>
-          <w:rFonts w:hint="eastAsia" w:ascii="Times New Roman" w:hAnsi="Times New Roman" w:eastAsia="FangSong" w:cs="Times New Roman"/>
-        </w:rPr>
-        <w:t>应牢记</w:t>
-      </w:r>
-      <w:r>
-        <w:rPr>
-          <w:rFonts w:hint="eastAsia" w:ascii="Times New Roman" w:hAnsi="Times New Roman" w:eastAsia="Times New Roman" w:cs="Times New Roman"/>
-        </w:rPr>
-        <w:t>：</w:t>
-      </w:r>
-      <w:r>
-        <w:rPr>
-          <w:rFonts w:hint="eastAsia" w:ascii="Times New Roman" w:hAnsi="Times New Roman" w:eastAsia="FangSong" w:cs="Times New Roman"/>
-        </w:rPr>
-        <w:t>纯二氧化硅对王水</w:t>
-      </w:r>
-      <w:r>
-        <w:rPr>
-          <w:rFonts w:hint="eastAsia" w:ascii="Times New Roman" w:hAnsi="Times New Roman" w:eastAsia="Times New Roman" w:cs="Times New Roman"/>
-        </w:rPr>
-        <w:t>、</w:t>
-      </w:r>
-      <w:r>
-        <w:rPr>
-          <w:rFonts w:hint="eastAsia" w:ascii="Times New Roman" w:hAnsi="Times New Roman" w:eastAsia="FangSong" w:cs="Times New Roman"/>
-        </w:rPr>
-        <w:t>浓硫酸毫发无损</w:t>
-      </w:r>
-      <w:r>
-        <w:rPr>
-          <w:rFonts w:hint="eastAsia" w:ascii="Times New Roman" w:hAnsi="Times New Roman" w:eastAsia="Times New Roman" w:cs="Times New Roman"/>
-        </w:rPr>
-        <w:t>！</w:t>
-      </w:r>
-      <w:r>
-        <w:rPr>
-          <w:rFonts w:hint="eastAsia" w:ascii="Times New Roman" w:hAnsi="Times New Roman" w:eastAsia="FangSong" w:cs="Times New Roman"/>
-        </w:rPr>
-        <w:t>唯一能在水相中高效溶解二氧化硅的无机强酸是氢氟酸</w:t>
-      </w:r>
-      <w:r>
-        <w:rPr>
-          <w:rFonts w:hint="eastAsia" w:ascii="Times New Roman" w:hAnsi="Times New Roman" w:eastAsia="Times New Roman" w:cs="Times New Roman"/>
-        </w:rPr>
-        <w:t>（HF），</w:t>
-      </w:r>
-      <w:r>
-        <w:rPr>
-          <w:rFonts w:hint="eastAsia" w:ascii="Times New Roman" w:hAnsi="Times New Roman" w:eastAsia="FangSong" w:cs="Times New Roman"/>
-        </w:rPr>
-        <w:t>其微观本质并非单纯的酸碱反应</w:t>
-      </w:r>
-      <w:r>
-        <w:rPr>
-          <w:rFonts w:hint="eastAsia" w:ascii="Times New Roman" w:hAnsi="Times New Roman" w:eastAsia="Times New Roman" w:cs="Times New Roman"/>
-        </w:rPr>
-        <w:t>，</w:t>
-      </w:r>
-      <w:r>
-        <w:rPr>
-          <w:rFonts w:hint="eastAsia" w:ascii="Times New Roman" w:hAnsi="Times New Roman" w:eastAsia="FangSong" w:cs="Times New Roman"/>
-        </w:rPr>
-        <w:t>而是微观硅原子对氟离子展现出极强的特殊亲和力</w:t>
-      </w:r>
-      <w:r>
-        <w:rPr>
-          <w:rFonts w:hint="eastAsia" w:ascii="Times New Roman" w:hAnsi="Times New Roman" w:eastAsia="Times New Roman" w:cs="Times New Roman"/>
-        </w:rPr>
-        <w:t>，</w:t>
-      </w:r>
-      <w:r>
-        <w:rPr>
-          <w:rFonts w:hint="eastAsia" w:ascii="Times New Roman" w:hAnsi="Times New Roman" w:eastAsia="FangSong" w:cs="Times New Roman"/>
-        </w:rPr>
-        <w:t>通过生成超稳定的气态四氟化硅</w:t>
-      </w:r>
-      <w:r>
-        <w:rPr>
-          <w:rFonts w:hint="eastAsia" w:ascii="Times New Roman" w:hAnsi="Times New Roman" w:eastAsia="Times New Roman" w:cs="Times New Roman"/>
-        </w:rPr>
-        <w:t>（</w:t>
-      </w:r>
-      <m:oMath>
-        <m:r>
-          <m:rPr>
-            <m:sty m:val="p"/>
-          </m:rPr>
-          <m:t>S</m:t>
-        </m:r>
-        <m:r>
-          <m:rPr>
-            <m:sty m:val="p"/>
-          </m:rPr>
-          <m:t>i</m:t>
-        </m:r>
-        <m:sSub>
-          <m:e>
-            <m:r>
-              <m:rPr>
-                <m:sty m:val="p"/>
-              </m:rPr>
-              <m:t>F</m:t>
-            </m:r>
-          </m:e>
-          <m:sub>
-            <m:r>
-              <m:rPr>
-                <m:sty m:val="p"/>
-              </m:rPr>
-              <m:t>4</m:t>
-            </m:r>
-          </m:sub>
-        </m:sSub>
-        <m:r>
-          <m:rPr>
-            <m:sty m:val="p"/>
-          </m:rPr>
-          <m:t>↑</m:t>
-        </m:r>
-      </m:oMath>
-      <w:r>
-        <w:rPr>
-          <w:rFonts w:hint="eastAsia" w:ascii="Times New Roman" w:hAnsi="Times New Roman" w:eastAsia="Times New Roman" w:cs="Times New Roman"/>
-        </w:rPr>
-        <w:t>）</w:t>
-      </w:r>
-      <w:r>
-        <w:rPr>
-          <w:rFonts w:hint="eastAsia" w:ascii="Times New Roman" w:hAnsi="Times New Roman" w:eastAsia="FangSong" w:cs="Times New Roman"/>
-        </w:rPr>
-        <w:t>或六氟硅酸根配离子</w:t>
-      </w:r>
-      <w:r>
-        <w:rPr>
-          <w:rFonts w:hint="eastAsia" w:ascii="Times New Roman" w:hAnsi="Times New Roman" w:eastAsia="Times New Roman" w:cs="Times New Roman"/>
-        </w:rPr>
-        <w:t>（</w:t>
-      </w:r>
-      <m:oMath>
-        <m:oMathPr>
-          <m:ctrlPr>
-            <w:rPr>
-              <w:sz w:val="28"/>
-              <w:szCs w:val="28"/>
-            </w:rPr>
-          </m:ctrlPr>
-        </m:oMathPr>
-        <m:r>
-          <m:rPr>
-            <m:sty m:val="p"/>
-          </m:rPr>
-          <m:t>[</m:t>
-        </m:r>
-        <m:r>
-          <m:rPr>
-            <m:sty m:val="p"/>
-          </m:rPr>
-          <m:t>S</m:t>
-        </m:r>
-        <m:r>
-          <m:rPr>
-            <m:sty m:val="p"/>
-          </m:rPr>
-          <m:t>i</m:t>
-        </m:r>
-        <m:sSub>
-          <m:e>
-            <m:r>
-              <m:rPr>
-                <m:sty m:val="p"/>
-              </m:rPr>
-              <m:t>F</m:t>
-            </m:r>
-          </m:e>
-          <m:sub>
-            <m:r>
-              <m:rPr>
-                <m:sty m:val="p"/>
-              </m:rPr>
-              <m:t>6</m:t>
-            </m:r>
-          </m:sub>
-        </m:sSub>
-        <m:sSup>
-          <m:e>
-            <m:r>
-              <m:rPr>
-                <m:sty m:val="p"/>
-              </m:rPr>
-              <m:t>]</m:t>
-            </m:r>
-          </m:e>
-          <m:sup>
-            <m:r>
-              <m:rPr>
-                <m:sty m:val="p"/>
-              </m:rPr>
-              <m:t>2</m:t>
-            </m:r>
-            <m:r>
-              <m:rPr>
-                <m:sty m:val="p"/>
-              </m:rPr>
-              <m:t>−</m:t>
-            </m:r>
-          </m:sup>
-        </m:sSup>
-      </m:oMath>
-      <w:r>
-        <w:rPr>
-          <w:rFonts w:hint="eastAsia" w:ascii="Times New Roman" w:hAnsi="Times New Roman" w:eastAsia="Times New Roman" w:cs="Times New Roman"/>
-        </w:rPr>
-        <w:t>）</w:t>
-      </w:r>
-      <w:r>
-        <w:rPr>
-          <w:rFonts w:hint="eastAsia" w:ascii="Times New Roman" w:hAnsi="Times New Roman" w:eastAsia="FangSong" w:cs="Times New Roman"/>
-        </w:rPr>
-        <w:t>拉动平衡彻底溶解</w:t>
-      </w:r>
-      <w:r>
-        <w:rPr>
-          <w:rFonts w:hint="eastAsia" w:ascii="Times New Roman" w:hAnsi="Times New Roman" w:eastAsia="Times New Roman" w:cs="Times New Roman"/>
-        </w:rPr>
-        <w:t>。</w:t>
-      </w:r>
-    </w:p>
-    <w:bookmarkEnd w:id="74"/>
-    <w:bookmarkStart w:id="75" w:name="竞赛思考强化题与微观机理精解"/>
-    <w:p>
-      <w:pPr>
-        <w:pStyle w:val="Heading2"/>
-        <w:spacing w:before="280" w:after="120"/>
-      </w:pPr>
-      <w:r>
-        <w:rPr>
-          <w:rFonts w:ascii="Times New Roman" w:hAnsi="Times New Roman" w:eastAsia="Times New Roman" w:cs="Times New Roman"/>
-        </w:rPr>
-        <w:t xml:space="preserve">§9 </w:t>
-      </w:r>
-      <w:r>
-        <w:rPr>
-          <w:rFonts w:hint="eastAsia" w:ascii="Times New Roman" w:hAnsi="Times New Roman" w:eastAsia="SimHei" w:cs="Times New Roman"/>
-        </w:rPr>
-        <w:t xml:space="preserve">竞赛思考强化题与微观机理精解</w:t>
-      </w:r>
-    </w:p>
-    <w:p>
-      <w:pPr>
-        <w:pStyle w:val="FirstParagraph"/>
-        <w:ind w:firstLine="420"/>
-      </w:pPr>
-      <w:r>
-        <w:rPr>
           <w:rFonts w:ascii="Times New Roman" w:hAnsi="Times New Roman" w:eastAsia="Times New Roman" w:cs="Times New Roman"/>
           <w:b/>
           <w:bCs/>
         </w:rPr>
         <w:t xml:space="preserve">1.</w:t>
-      </w:r>
-      <w:r>
-        <w:rPr>
-          <w:rFonts w:ascii="Times New Roman" w:hAnsi="Times New Roman" w:eastAsia="Times New Roman" w:cs="Times New Roman"/>
-        </w:rPr>
-        <w:t xml:space="preserve"> </w:t>
-      </w:r>
-      <w:r>
-        <w:rPr>
-          <w:rFonts w:hint="eastAsia" w:ascii="Times New Roman" w:hAnsi="Times New Roman" w:eastAsia="Times New Roman" w:cs="Times New Roman"/>
-        </w:rPr>
-        <w:t>[</w:t>
-      </w:r>
-      <w:r>
-        <w:rPr>
-          <w:rFonts w:hint="eastAsia" w:ascii="Times New Roman" w:hAnsi="Times New Roman" w:eastAsia="FangSong" w:cs="Times New Roman"/>
-        </w:rPr>
-        <w:t>无机例习</w:t>
-      </w:r>
-      <w:r>
-        <w:rPr>
-          <w:rFonts w:hint="eastAsia" w:ascii="Times New Roman" w:hAnsi="Times New Roman" w:eastAsia="Times New Roman" w:cs="Times New Roman"/>
-        </w:rPr>
-        <w:t>14.51]</w:t>
       </w:r>
       <w:r>
         <w:rPr>
@@ -41025,30 +35678,6 @@
       </w:r>
       <w:r>
         <w:rPr>
-          <w:rFonts w:hint="eastAsia" w:ascii="Times New Roman" w:hAnsi="Times New Roman" w:eastAsia="Times New Roman" w:cs="Times New Roman"/>
-        </w:rPr>
-        <w:t>[</w:t>
-      </w:r>
-      <w:r>
-        <w:rPr>
-          <w:rFonts w:hint="eastAsia" w:ascii="Times New Roman" w:hAnsi="Times New Roman" w:eastAsia="FangSong" w:cs="Times New Roman"/>
-        </w:rPr>
-        <w:t>无机例习</w:t>
-      </w:r>
-      <w:r>
-        <w:rPr>
-          <w:rFonts w:hint="eastAsia" w:ascii="Times New Roman" w:hAnsi="Times New Roman" w:eastAsia="Times New Roman" w:cs="Times New Roman"/>
-        </w:rPr>
-        <w:t>14.54]</w:t>
-      </w:r>
-      <w:r>
-        <w:rPr>
-          <w:rFonts w:ascii="Times New Roman" w:hAnsi="Times New Roman" w:eastAsia="Times New Roman" w:cs="Times New Roman"/>
-        </w:rPr>
-        <w:t xml:space="preserve"> </w:t>
-      </w:r>
-      <w:r>
-        <w:rPr>
           <w:rFonts w:hint="eastAsia" w:ascii="Times New Roman" w:hAnsi="Times New Roman" w:eastAsia="FangSong" w:cs="Times New Roman"/>
         </w:rPr>
         <w:t>解释下列事实</w:t>
@@ -41292,30 +35921,6 @@
       </w:r>
       <w:r>
         <w:rPr>
-          <w:rFonts w:hint="eastAsia" w:ascii="Times New Roman" w:hAnsi="Times New Roman" w:eastAsia="Times New Roman" w:cs="Times New Roman"/>
-        </w:rPr>
-        <w:t>[</w:t>
-      </w:r>
-      <w:r>
-        <w:rPr>
-          <w:rFonts w:hint="eastAsia" w:ascii="Times New Roman" w:hAnsi="Times New Roman" w:eastAsia="FangSong" w:cs="Times New Roman"/>
-        </w:rPr>
-        <w:t>无机例习</w:t>
-      </w:r>
-      <w:r>
-        <w:rPr>
-          <w:rFonts w:hint="eastAsia" w:ascii="Times New Roman" w:hAnsi="Times New Roman" w:eastAsia="Times New Roman" w:cs="Times New Roman"/>
-        </w:rPr>
-        <w:t>14.52]</w:t>
-      </w:r>
-      <w:r>
-        <w:rPr>
-          <w:rFonts w:ascii="Times New Roman" w:hAnsi="Times New Roman" w:eastAsia="Times New Roman" w:cs="Times New Roman"/>
-        </w:rPr>
-        <w:t xml:space="preserve"> </w:t>
-      </w:r>
-      <w:r>
-        <w:rPr>
           <w:rFonts w:hint="eastAsia" w:ascii="Times New Roman" w:hAnsi="Times New Roman" w:eastAsia="FangSong" w:cs="Times New Roman"/>
         </w:rPr>
         <w:t>解释下列现象</w:t>
@@ -41489,30 +36094,6 @@
       </w:r>
       <w:r>
         <w:rPr>
-          <w:rFonts w:hint="eastAsia" w:ascii="Times New Roman" w:hAnsi="Times New Roman" w:eastAsia="Times New Roman" w:cs="Times New Roman"/>
-        </w:rPr>
-        <w:t>[</w:t>
-      </w:r>
-      <w:r>
-        <w:rPr>
-          <w:rFonts w:hint="eastAsia" w:ascii="Times New Roman" w:hAnsi="Times New Roman" w:eastAsia="FangSong" w:cs="Times New Roman"/>
-        </w:rPr>
-        <w:t>无机例习</w:t>
-      </w:r>
-      <w:r>
-        <w:rPr>
-          <w:rFonts w:hint="eastAsia" w:ascii="Times New Roman" w:hAnsi="Times New Roman" w:eastAsia="Times New Roman" w:cs="Times New Roman"/>
-        </w:rPr>
-        <w:t>14.56]</w:t>
-      </w:r>
-      <w:r>
-        <w:rPr>
-          <w:rFonts w:ascii="Times New Roman" w:hAnsi="Times New Roman" w:eastAsia="Times New Roman" w:cs="Times New Roman"/>
-        </w:rPr>
-        <w:t xml:space="preserve"> </w:t>
-      </w:r>
-      <w:r>
-        <w:rPr>
           <w:rFonts w:hint="eastAsia" w:ascii="Times New Roman" w:hAnsi="Times New Roman" w:eastAsia="FangSong" w:cs="Times New Roman"/>
         </w:rPr>
         <w:t xml:space="preserve">比较</w:t>
@@ -41720,30 +36301,6 @@
       </w:r>
       <w:r>
         <w:rPr>
-          <w:rFonts w:hint="eastAsia" w:ascii="Times New Roman" w:hAnsi="Times New Roman" w:eastAsia="Times New Roman" w:cs="Times New Roman"/>
-        </w:rPr>
-        <w:t>[</w:t>
-      </w:r>
-      <w:r>
-        <w:rPr>
-          <w:rFonts w:hint="eastAsia" w:ascii="Times New Roman" w:hAnsi="Times New Roman" w:eastAsia="FangSong" w:cs="Times New Roman"/>
-        </w:rPr>
-        <w:t>无机例习</w:t>
-      </w:r>
-      <w:r>
-        <w:rPr>
-          <w:rFonts w:hint="eastAsia" w:ascii="Times New Roman" w:hAnsi="Times New Roman" w:eastAsia="Times New Roman" w:cs="Times New Roman"/>
-        </w:rPr>
-        <w:t>14.59]</w:t>
-      </w:r>
-      <w:r>
-        <w:rPr>
-          <w:rFonts w:ascii="Times New Roman" w:hAnsi="Times New Roman" w:eastAsia="Times New Roman" w:cs="Times New Roman"/>
-        </w:rPr>
-        <w:t xml:space="preserve"> </w:t>
-      </w:r>
-      <w:r>
-        <w:rPr>
           <w:rFonts w:hint="eastAsia" w:ascii="Times New Roman" w:hAnsi="Times New Roman" w:eastAsia="FangSong" w:cs="Times New Roman"/>
         </w:rPr>
         <w:t>从原子结构的角度解释为什么碳能形成很长的碳链和各种环状结构</w:t>
@@ -41805,30 +36362,6 @@
       </w:r>
       <w:r>
         <w:rPr>
-          <w:rFonts w:hint="eastAsia" w:ascii="Times New Roman" w:hAnsi="Times New Roman" w:eastAsia="Times New Roman" w:cs="Times New Roman"/>
-        </w:rPr>
-        <w:t>[</w:t>
-      </w:r>
-      <w:r>
-        <w:rPr>
-          <w:rFonts w:hint="eastAsia" w:ascii="Times New Roman" w:hAnsi="Times New Roman" w:eastAsia="FangSong" w:cs="Times New Roman"/>
-        </w:rPr>
-        <w:t>无机例习</w:t>
-      </w:r>
-      <w:r>
-        <w:rPr>
-          <w:rFonts w:hint="eastAsia" w:ascii="Times New Roman" w:hAnsi="Times New Roman" w:eastAsia="Times New Roman" w:cs="Times New Roman"/>
-        </w:rPr>
-        <w:t>14.53]</w:t>
-      </w:r>
-      <w:r>
-        <w:rPr>
-          <w:rFonts w:ascii="Times New Roman" w:hAnsi="Times New Roman" w:eastAsia="Times New Roman" w:cs="Times New Roman"/>
-        </w:rPr>
-        <w:t xml:space="preserve"> </w:t>
-      </w:r>
-      <w:r>
-        <w:rPr>
           <w:rFonts w:hint="eastAsia" w:ascii="Times New Roman" w:hAnsi="Times New Roman" w:eastAsia="FangSong" w:cs="Times New Roman"/>
         </w:rPr>
         <w:t>硅酸盐的基本结构单元是什么</w:t>
@@ -41902,30 +36435,6 @@
       </w:r>
       <w:r>
         <w:rPr>
-          <w:rFonts w:hint="eastAsia" w:ascii="Times New Roman" w:hAnsi="Times New Roman" w:eastAsia="Times New Roman" w:cs="Times New Roman"/>
-        </w:rPr>
-        <w:t>[</w:t>
-      </w:r>
-      <w:r>
-        <w:rPr>
-          <w:rFonts w:hint="eastAsia" w:ascii="Times New Roman" w:hAnsi="Times New Roman" w:eastAsia="FangSong" w:cs="Times New Roman"/>
-        </w:rPr>
-        <w:t>无机例习</w:t>
-      </w:r>
-      <w:r>
-        <w:rPr>
-          <w:rFonts w:hint="eastAsia" w:ascii="Times New Roman" w:hAnsi="Times New Roman" w:eastAsia="Times New Roman" w:cs="Times New Roman"/>
-        </w:rPr>
-        <w:t>14.64]</w:t>
-      </w:r>
-      <w:r>
-        <w:rPr>
-          <w:rFonts w:ascii="Times New Roman" w:hAnsi="Times New Roman" w:eastAsia="Times New Roman" w:cs="Times New Roman"/>
-        </w:rPr>
-        <w:t xml:space="preserve"> </w:t>
-      </w:r>
-      <w:r>
-        <w:rPr>
           <w:rFonts w:hint="eastAsia" w:ascii="Times New Roman" w:hAnsi="Times New Roman" w:eastAsia="FangSong" w:cs="Times New Roman"/>
         </w:rPr>
         <w:t xml:space="preserve">从</w:t>
@@ -42087,30 +36596,6 @@
       </w:r>
       <w:r>
         <w:rPr>
-          <w:rFonts w:hint="eastAsia" w:ascii="Times New Roman" w:hAnsi="Times New Roman" w:eastAsia="Times New Roman" w:cs="Times New Roman"/>
-        </w:rPr>
-        <w:t>[</w:t>
-      </w:r>
-      <w:r>
-        <w:rPr>
-          <w:rFonts w:hint="eastAsia" w:ascii="Times New Roman" w:hAnsi="Times New Roman" w:eastAsia="FangSong" w:cs="Times New Roman"/>
-        </w:rPr>
-        <w:t>无机例习</w:t>
-      </w:r>
-      <w:r>
-        <w:rPr>
-          <w:rFonts w:hint="eastAsia" w:ascii="Times New Roman" w:hAnsi="Times New Roman" w:eastAsia="Times New Roman" w:cs="Times New Roman"/>
-        </w:rPr>
-        <w:t>14.60]</w:t>
-      </w:r>
-      <w:r>
-        <w:rPr>
-          <w:rFonts w:ascii="Times New Roman" w:hAnsi="Times New Roman" w:eastAsia="Times New Roman" w:cs="Times New Roman"/>
-        </w:rPr>
-        <w:t xml:space="preserve"> </w:t>
-      </w:r>
-      <w:r>
-        <w:rPr>
           <w:rFonts w:hint="eastAsia" w:ascii="Times New Roman" w:hAnsi="Times New Roman" w:eastAsia="FangSong" w:cs="Times New Roman"/>
         </w:rPr>
         <w:t xml:space="preserve">解释为什么</w:t>
@@ -42316,30 +36801,6 @@
       </w:r>
       <w:r>
         <w:rPr>
-          <w:rFonts w:hint="eastAsia" w:ascii="Times New Roman" w:hAnsi="Times New Roman" w:eastAsia="Times New Roman" w:cs="Times New Roman"/>
-        </w:rPr>
-        <w:t>[</w:t>
-      </w:r>
-      <w:r>
-        <w:rPr>
-          <w:rFonts w:hint="eastAsia" w:ascii="Times New Roman" w:hAnsi="Times New Roman" w:eastAsia="FangSong" w:cs="Times New Roman"/>
-        </w:rPr>
-        <w:t>无机例习</w:t>
-      </w:r>
-      <w:r>
-        <w:rPr>
-          <w:rFonts w:hint="eastAsia" w:ascii="Times New Roman" w:hAnsi="Times New Roman" w:eastAsia="Times New Roman" w:cs="Times New Roman"/>
-        </w:rPr>
-        <w:t>14.58]</w:t>
-      </w:r>
-      <w:r>
-        <w:rPr>
-          <w:rFonts w:ascii="Times New Roman" w:hAnsi="Times New Roman" w:eastAsia="Times New Roman" w:cs="Times New Roman"/>
-        </w:rPr>
-        <w:t xml:space="preserve"> </w:t>
-      </w:r>
-      <w:r>
-        <w:rPr>
           <w:rFonts w:hint="eastAsia" w:ascii="Times New Roman" w:hAnsi="Times New Roman" w:eastAsia="FangSong" w:cs="Times New Roman"/>
         </w:rPr>
         <w:t xml:space="preserve">试解释</w:t>
@@ -42489,30 +36950,6 @@
       </w:r>
       <w:r>
         <w:rPr>
-          <w:rFonts w:hint="eastAsia" w:ascii="Times New Roman" w:hAnsi="Times New Roman" w:eastAsia="Times New Roman" w:cs="Times New Roman"/>
-        </w:rPr>
-        <w:t>[</w:t>
-      </w:r>
-      <w:r>
-        <w:rPr>
-          <w:rFonts w:hint="eastAsia" w:ascii="Times New Roman" w:hAnsi="Times New Roman" w:eastAsia="FangSong" w:cs="Times New Roman"/>
-        </w:rPr>
-        <w:t>无机例习</w:t>
-      </w:r>
-      <w:r>
-        <w:rPr>
-          <w:rFonts w:hint="eastAsia" w:ascii="Times New Roman" w:hAnsi="Times New Roman" w:eastAsia="Times New Roman" w:cs="Times New Roman"/>
-        </w:rPr>
-        <w:t>14.61]</w:t>
-      </w:r>
-      <w:r>
-        <w:rPr>
-          <w:rFonts w:ascii="Times New Roman" w:hAnsi="Times New Roman" w:eastAsia="Times New Roman" w:cs="Times New Roman"/>
-        </w:rPr>
-        <w:t xml:space="preserve"> </w:t>
-      </w:r>
-      <w:r>
-        <w:rPr>
           <w:rFonts w:hint="eastAsia" w:ascii="Times New Roman" w:hAnsi="Times New Roman" w:eastAsia="FangSong" w:cs="Times New Roman"/>
         </w:rPr>
         <w:t>试从热力学角度分析</w:t>
@@ -42612,30 +37049,6 @@
       </w:r>
       <w:r>
         <w:rPr>
-          <w:rFonts w:hint="eastAsia" w:ascii="Times New Roman" w:hAnsi="Times New Roman" w:eastAsia="Times New Roman" w:cs="Times New Roman"/>
-        </w:rPr>
-        <w:t>[</w:t>
-      </w:r>
-      <w:r>
-        <w:rPr>
-          <w:rFonts w:hint="eastAsia" w:ascii="Times New Roman" w:hAnsi="Times New Roman" w:eastAsia="FangSong" w:cs="Times New Roman"/>
-        </w:rPr>
-        <w:t>无机例习</w:t>
-      </w:r>
-      <w:r>
-        <w:rPr>
-          <w:rFonts w:hint="eastAsia" w:ascii="Times New Roman" w:hAnsi="Times New Roman" w:eastAsia="Times New Roman" w:cs="Times New Roman"/>
-        </w:rPr>
-        <w:t>14.62]</w:t>
-      </w:r>
-      <w:r>
-        <w:rPr>
-          <w:rFonts w:ascii="Times New Roman" w:hAnsi="Times New Roman" w:eastAsia="Times New Roman" w:cs="Times New Roman"/>
-        </w:rPr>
-        <w:t xml:space="preserve"> </w:t>
-      </w:r>
-      <w:r>
-        <w:rPr>
           <w:rFonts w:hint="eastAsia" w:ascii="Times New Roman" w:hAnsi="Times New Roman" w:eastAsia="FangSong" w:cs="Times New Roman"/>
         </w:rPr>
         <w:t xml:space="preserve">为什么</w:t>
@@ -42881,30 +37294,6 @@
       </w:r>
       <w:r>
         <w:rPr>
-          <w:rFonts w:hint="eastAsia" w:ascii="Times New Roman" w:hAnsi="Times New Roman" w:eastAsia="Times New Roman" w:cs="Times New Roman"/>
-        </w:rPr>
-        <w:t>[</w:t>
-      </w:r>
-      <w:r>
-        <w:rPr>
-          <w:rFonts w:hint="eastAsia" w:ascii="Times New Roman" w:hAnsi="Times New Roman" w:eastAsia="FangSong" w:cs="Times New Roman"/>
-        </w:rPr>
-        <w:t>无机例习</w:t>
-      </w:r>
-      <w:r>
-        <w:rPr>
-          <w:rFonts w:hint="eastAsia" w:ascii="Times New Roman" w:hAnsi="Times New Roman" w:eastAsia="Times New Roman" w:cs="Times New Roman"/>
-        </w:rPr>
-        <w:t>14.63]</w:t>
-      </w:r>
-      <w:r>
-        <w:rPr>
-          <w:rFonts w:ascii="Times New Roman" w:hAnsi="Times New Roman" w:eastAsia="Times New Roman" w:cs="Times New Roman"/>
-        </w:rPr>
-        <w:t xml:space="preserve"> </w:t>
-      </w:r>
-      <w:r>
-        <w:rPr>
           <w:rFonts w:hint="eastAsia" w:ascii="Times New Roman" w:hAnsi="Times New Roman" w:eastAsia="FangSong" w:cs="Times New Roman"/>
         </w:rPr>
         <w:t>用化学方法区分下列各组物质</w:t>
@@ -43218,30 +37607,6 @@
       </w:r>
       <w:r>
         <w:rPr>
-          <w:rFonts w:hint="eastAsia" w:ascii="Times New Roman" w:hAnsi="Times New Roman" w:eastAsia="Times New Roman" w:cs="Times New Roman"/>
-        </w:rPr>
-        <w:t>[</w:t>
-      </w:r>
-      <w:r>
-        <w:rPr>
-          <w:rFonts w:hint="eastAsia" w:ascii="Times New Roman" w:hAnsi="Times New Roman" w:eastAsia="FangSong" w:cs="Times New Roman"/>
-        </w:rPr>
-        <w:t>无机例习</w:t>
-      </w:r>
-      <w:r>
-        <w:rPr>
-          <w:rFonts w:hint="eastAsia" w:ascii="Times New Roman" w:hAnsi="Times New Roman" w:eastAsia="Times New Roman" w:cs="Times New Roman"/>
-        </w:rPr>
-        <w:t>14.65]</w:t>
-      </w:r>
-      <w:r>
-        <w:rPr>
-          <w:rFonts w:ascii="Times New Roman" w:hAnsi="Times New Roman" w:eastAsia="Times New Roman" w:cs="Times New Roman"/>
-        </w:rPr>
-        <w:t xml:space="preserve"> </w:t>
-      </w:r>
-      <w:r>
-        <w:rPr>
           <w:rFonts w:hint="eastAsia" w:ascii="Times New Roman" w:hAnsi="Times New Roman" w:eastAsia="FangSong" w:cs="Times New Roman"/>
         </w:rPr>
         <w:t>试解释下列事实</w:t>
@@ -43707,30 +38072,6 @@
       </w:r>
       <w:r>
         <w:rPr>
-          <w:rFonts w:hint="eastAsia" w:ascii="Times New Roman" w:hAnsi="Times New Roman" w:eastAsia="Times New Roman" w:cs="Times New Roman"/>
-        </w:rPr>
-        <w:t>[</w:t>
-      </w:r>
-      <w:r>
-        <w:rPr>
-          <w:rFonts w:hint="eastAsia" w:ascii="Times New Roman" w:hAnsi="Times New Roman" w:eastAsia="FangSong" w:cs="Times New Roman"/>
-        </w:rPr>
-        <w:t>无机例习</w:t>
-      </w:r>
-      <w:r>
-        <w:rPr>
-          <w:rFonts w:hint="eastAsia" w:ascii="Times New Roman" w:hAnsi="Times New Roman" w:eastAsia="Times New Roman" w:cs="Times New Roman"/>
-        </w:rPr>
-        <w:t>13.44]</w:t>
-      </w:r>
-      <w:r>
-        <w:rPr>
-          <w:rFonts w:ascii="Times New Roman" w:hAnsi="Times New Roman" w:eastAsia="Times New Roman" w:cs="Times New Roman"/>
-        </w:rPr>
-        <w:t xml:space="preserve"> </w:t>
-      </w:r>
-      <w:r>
-        <w:rPr>
           <w:rFonts w:hint="eastAsia" w:ascii="Times New Roman" w:hAnsi="Times New Roman" w:eastAsia="FangSong" w:cs="Times New Roman"/>
         </w:rPr>
         <w:t>试用化学键理论解释下列事实</w:t>
@@ -44080,30 +38421,6 @@
       </w:r>
       <w:r>
         <w:rPr>
-          <w:rFonts w:hint="eastAsia" w:ascii="Times New Roman" w:hAnsi="Times New Roman" w:eastAsia="Times New Roman" w:cs="Times New Roman"/>
-        </w:rPr>
-        <w:t>[</w:t>
-      </w:r>
-      <w:r>
-        <w:rPr>
-          <w:rFonts w:hint="eastAsia" w:ascii="Times New Roman" w:hAnsi="Times New Roman" w:eastAsia="FangSong" w:cs="Times New Roman"/>
-        </w:rPr>
-        <w:t>无机例习</w:t>
-      </w:r>
-      <w:r>
-        <w:rPr>
-          <w:rFonts w:hint="eastAsia" w:ascii="Times New Roman" w:hAnsi="Times New Roman" w:eastAsia="Times New Roman" w:cs="Times New Roman"/>
-        </w:rPr>
-        <w:t>13.46]</w:t>
-      </w:r>
-      <w:r>
-        <w:rPr>
-          <w:rFonts w:ascii="Times New Roman" w:hAnsi="Times New Roman" w:eastAsia="Times New Roman" w:cs="Times New Roman"/>
-        </w:rPr>
-        <w:t xml:space="preserve"> </w:t>
-      </w:r>
-      <w:r>
-        <w:rPr>
           <w:rFonts w:hint="eastAsia" w:ascii="Times New Roman" w:hAnsi="Times New Roman" w:eastAsia="FangSong" w:cs="Times New Roman"/>
         </w:rPr>
         <w:t>解释下列事实</w:t>
@@ -44439,30 +38756,6 @@
       </w:r>
       <w:r>
         <w:rPr>
-          <w:rFonts w:hint="eastAsia" w:ascii="Times New Roman" w:hAnsi="Times New Roman" w:eastAsia="Times New Roman" w:cs="Times New Roman"/>
-        </w:rPr>
-        <w:t>[</w:t>
-      </w:r>
-      <w:r>
-        <w:rPr>
-          <w:rFonts w:hint="eastAsia" w:ascii="Times New Roman" w:hAnsi="Times New Roman" w:eastAsia="FangSong" w:cs="Times New Roman"/>
-        </w:rPr>
-        <w:t>无机例习</w:t>
-      </w:r>
-      <w:r>
-        <w:rPr>
-          <w:rFonts w:hint="eastAsia" w:ascii="Times New Roman" w:hAnsi="Times New Roman" w:eastAsia="Times New Roman" w:cs="Times New Roman"/>
-        </w:rPr>
-        <w:t>13.47]</w:t>
-      </w:r>
-      <w:r>
-        <w:rPr>
-          <w:rFonts w:ascii="Times New Roman" w:hAnsi="Times New Roman" w:eastAsia="Times New Roman" w:cs="Times New Roman"/>
-        </w:rPr>
-        <w:t xml:space="preserve"> </w:t>
-      </w:r>
-      <w:r>
-        <w:rPr>
           <w:rFonts w:hint="eastAsia" w:ascii="Times New Roman" w:hAnsi="Times New Roman" w:eastAsia="FangSong" w:cs="Times New Roman"/>
         </w:rPr>
         <w:t>解释下列事实</w:t>
@@ -44594,30 +38887,6 @@
       </w:r>
       <w:r>
         <w:rPr>
-          <w:rFonts w:hint="eastAsia" w:ascii="Times New Roman" w:hAnsi="Times New Roman" w:eastAsia="Times New Roman" w:cs="Times New Roman"/>
-        </w:rPr>
-        <w:t>[</w:t>
-      </w:r>
-      <w:r>
-        <w:rPr>
-          <w:rFonts w:hint="eastAsia" w:ascii="Times New Roman" w:hAnsi="Times New Roman" w:eastAsia="FangSong" w:cs="Times New Roman"/>
-        </w:rPr>
-        <w:t>无机例习</w:t>
-      </w:r>
-      <w:r>
-        <w:rPr>
-          <w:rFonts w:hint="eastAsia" w:ascii="Times New Roman" w:hAnsi="Times New Roman" w:eastAsia="Times New Roman" w:cs="Times New Roman"/>
-        </w:rPr>
-        <w:t>13.52]</w:t>
-      </w:r>
-      <w:r>
-        <w:rPr>
-          <w:rFonts w:ascii="Times New Roman" w:hAnsi="Times New Roman" w:eastAsia="Times New Roman" w:cs="Times New Roman"/>
-        </w:rPr>
-        <w:t xml:space="preserve"> </w:t>
-      </w:r>
-      <w:r>
-        <w:rPr>
           <w:rFonts w:hint="eastAsia" w:ascii="Times New Roman" w:hAnsi="Times New Roman" w:eastAsia="FangSong" w:cs="Times New Roman"/>
         </w:rPr>
         <w:t>试比较硼酸与磷酸的酸性强弱</w:t>
@@ -44667,30 +38936,6 @@
       </w:r>
       <w:r>
         <w:rPr>
-          <w:rFonts w:hint="eastAsia" w:ascii="Times New Roman" w:hAnsi="Times New Roman" w:eastAsia="Times New Roman" w:cs="Times New Roman"/>
-        </w:rPr>
-        <w:t>[</w:t>
-      </w:r>
-      <w:r>
-        <w:rPr>
-          <w:rFonts w:hint="eastAsia" w:ascii="Times New Roman" w:hAnsi="Times New Roman" w:eastAsia="FangSong" w:cs="Times New Roman"/>
-        </w:rPr>
-        <w:t>无机例习</w:t>
-      </w:r>
-      <w:r>
-        <w:rPr>
-          <w:rFonts w:hint="eastAsia" w:ascii="Times New Roman" w:hAnsi="Times New Roman" w:eastAsia="Times New Roman" w:cs="Times New Roman"/>
-        </w:rPr>
-        <w:t>13.45]</w:t>
-      </w:r>
-      <w:r>
-        <w:rPr>
-          <w:rFonts w:ascii="Times New Roman" w:hAnsi="Times New Roman" w:eastAsia="Times New Roman" w:cs="Times New Roman"/>
-        </w:rPr>
-        <w:t xml:space="preserve"> </w:t>
-      </w:r>
-      <w:r>
-        <w:rPr>
           <w:rFonts w:hint="eastAsia" w:ascii="Times New Roman" w:hAnsi="Times New Roman" w:eastAsia="FangSong" w:cs="Times New Roman"/>
         </w:rPr>
         <w:t xml:space="preserve">从</w:t>
@@ -44974,30 +39219,6 @@
       </w:r>
       <w:r>
         <w:rPr>
-          <w:rFonts w:hint="eastAsia" w:ascii="Times New Roman" w:hAnsi="Times New Roman" w:eastAsia="Times New Roman" w:cs="Times New Roman"/>
-        </w:rPr>
-        <w:t>[</w:t>
-      </w:r>
-      <w:r>
-        <w:rPr>
-          <w:rFonts w:hint="eastAsia" w:ascii="Times New Roman" w:hAnsi="Times New Roman" w:eastAsia="FangSong" w:cs="Times New Roman"/>
-        </w:rPr>
-        <w:t>无机例习</w:t>
-      </w:r>
-      <w:r>
-        <w:rPr>
-          <w:rFonts w:hint="eastAsia" w:ascii="Times New Roman" w:hAnsi="Times New Roman" w:eastAsia="Times New Roman" w:cs="Times New Roman"/>
-        </w:rPr>
-        <w:t>13.48]</w:t>
-      </w:r>
-      <w:r>
-        <w:rPr>
-          <w:rFonts w:ascii="Times New Roman" w:hAnsi="Times New Roman" w:eastAsia="Times New Roman" w:cs="Times New Roman"/>
-        </w:rPr>
-        <w:t xml:space="preserve"> </w:t>
-      </w:r>
-      <w:r>
-        <w:rPr>
           <w:rFonts w:hint="eastAsia" w:ascii="Times New Roman" w:hAnsi="Times New Roman" w:eastAsia="FangSong" w:cs="Times New Roman"/>
         </w:rPr>
         <w:t>比较下列各对化合物的热稳定性</w:t>
@@ -45399,30 +39620,6 @@
       </w:r>
       <w:r>
         <w:rPr>
-          <w:rFonts w:hint="eastAsia" w:ascii="Times New Roman" w:hAnsi="Times New Roman" w:eastAsia="Times New Roman" w:cs="Times New Roman"/>
-        </w:rPr>
-        <w:t>[</w:t>
-      </w:r>
-      <w:r>
-        <w:rPr>
-          <w:rFonts w:hint="eastAsia" w:ascii="Times New Roman" w:hAnsi="Times New Roman" w:eastAsia="FangSong" w:cs="Times New Roman"/>
-        </w:rPr>
-        <w:t>无机例习</w:t>
-      </w:r>
-      <w:r>
-        <w:rPr>
-          <w:rFonts w:hint="eastAsia" w:ascii="Times New Roman" w:hAnsi="Times New Roman" w:eastAsia="Times New Roman" w:cs="Times New Roman"/>
-        </w:rPr>
-        <w:t>13.53]</w:t>
-      </w:r>
-      <w:r>
-        <w:rPr>
-          <w:rFonts w:ascii="Times New Roman" w:hAnsi="Times New Roman" w:eastAsia="Times New Roman" w:cs="Times New Roman"/>
-        </w:rPr>
-        <w:t xml:space="preserve"> </w:t>
-      </w:r>
-      <w:r>
-        <w:rPr>
           <w:rFonts w:hint="eastAsia" w:ascii="Times New Roman" w:hAnsi="Times New Roman" w:eastAsia="FangSong" w:cs="Times New Roman"/>
         </w:rPr>
         <w:t xml:space="preserve">从</w:t>
@@ -45496,30 +39693,6 @@
       </w:r>
       <w:r>
         <w:rPr>
-          <w:rFonts w:hint="eastAsia" w:ascii="Times New Roman" w:hAnsi="Times New Roman" w:eastAsia="Times New Roman" w:cs="Times New Roman"/>
-        </w:rPr>
-        <w:t>[</w:t>
-      </w:r>
-      <w:r>
-        <w:rPr>
-          <w:rFonts w:hint="eastAsia" w:ascii="Times New Roman" w:hAnsi="Times New Roman" w:eastAsia="FangSong" w:cs="Times New Roman"/>
-        </w:rPr>
-        <w:t>无机例习</w:t>
-      </w:r>
-      <w:r>
-        <w:rPr>
-          <w:rFonts w:hint="eastAsia" w:ascii="Times New Roman" w:hAnsi="Times New Roman" w:eastAsia="Times New Roman" w:cs="Times New Roman"/>
-        </w:rPr>
-        <w:t>13.49]</w:t>
-      </w:r>
-      <w:r>
-        <w:rPr>
-          <w:rFonts w:ascii="Times New Roman" w:hAnsi="Times New Roman" w:eastAsia="Times New Roman" w:cs="Times New Roman"/>
-        </w:rPr>
-        <w:t xml:space="preserve"> </w:t>
-      </w:r>
-      <w:r>
-        <w:rPr>
           <w:rFonts w:hint="eastAsia" w:ascii="Times New Roman" w:hAnsi="Times New Roman" w:eastAsia="FangSong" w:cs="Times New Roman"/>
         </w:rPr>
         <w:t>用反应方程式表示下列转化过程</w:t>
@@ -45789,30 +39962,6 @@
       </w:r>
       <w:r>
         <w:rPr>
-          <w:rFonts w:hint="eastAsia" w:ascii="Times New Roman" w:hAnsi="Times New Roman" w:eastAsia="Times New Roman" w:cs="Times New Roman"/>
-        </w:rPr>
-        <w:t>[</w:t>
-      </w:r>
-      <w:r>
-        <w:rPr>
-          <w:rFonts w:hint="eastAsia" w:ascii="Times New Roman" w:hAnsi="Times New Roman" w:eastAsia="FangSong" w:cs="Times New Roman"/>
-        </w:rPr>
-        <w:t>无机例习</w:t>
-      </w:r>
-      <w:r>
-        <w:rPr>
-          <w:rFonts w:hint="eastAsia" w:ascii="Times New Roman" w:hAnsi="Times New Roman" w:eastAsia="Times New Roman" w:cs="Times New Roman"/>
-        </w:rPr>
-        <w:t>13.50]</w:t>
-      </w:r>
-      <w:r>
-        <w:rPr>
-          <w:rFonts w:ascii="Times New Roman" w:hAnsi="Times New Roman" w:eastAsia="Times New Roman" w:cs="Times New Roman"/>
-        </w:rPr>
-        <w:t xml:space="preserve"> </w:t>
-      </w:r>
-      <w:r>
-        <w:rPr>
           <w:rFonts w:hint="eastAsia" w:ascii="Times New Roman" w:hAnsi="Times New Roman" w:eastAsia="FangSong" w:cs="Times New Roman"/>
         </w:rPr>
         <w:t>用反应方程式表示下列转化过程</w:t>
@@ -46116,30 +40265,6 @@
         </w:rPr>
         <w:t xml:space="preserve"> </w:t>
       </w:r>
-      <w:r>
-        <w:rPr>
-          <w:rFonts w:hint="eastAsia" w:ascii="Times New Roman" w:hAnsi="Times New Roman" w:eastAsia="Times New Roman" w:cs="Times New Roman"/>
-        </w:rPr>
-        <w:t>[</w:t>
-      </w:r>
-      <w:r>
-        <w:rPr>
-          <w:rFonts w:hint="eastAsia" w:ascii="Times New Roman" w:hAnsi="Times New Roman" w:eastAsia="FangSong" w:cs="Times New Roman"/>
-        </w:rPr>
-        <w:t>无机例习</w:t>
-      </w:r>
-      <w:r>
-        <w:rPr>
-          <w:rFonts w:hint="eastAsia" w:ascii="Times New Roman" w:hAnsi="Times New Roman" w:eastAsia="Times New Roman" w:cs="Times New Roman"/>
-        </w:rPr>
-        <w:t>13.51]</w:t>
-      </w:r>
-      <w:r>
-        <w:rPr>
-          <w:rFonts w:ascii="Times New Roman" w:hAnsi="Times New Roman" w:eastAsia="Times New Roman" w:cs="Times New Roman"/>
-        </w:rPr>
-        <w:t xml:space="preserve"> </w:t>
-      </w:r>
       <m:oMath>
         <m:r>
           <m:rPr>
@@ -46247,30 +40372,6 @@
       </w:r>
       <w:r>
         <w:rPr>
-          <w:rFonts w:hint="eastAsia" w:ascii="Times New Roman" w:hAnsi="Times New Roman" w:eastAsia="Times New Roman" w:cs="Times New Roman"/>
-        </w:rPr>
-        <w:t>[</w:t>
-      </w:r>
-      <w:r>
-        <w:rPr>
-          <w:rFonts w:hint="eastAsia" w:ascii="Times New Roman" w:hAnsi="Times New Roman" w:eastAsia="FangSong" w:cs="Times New Roman"/>
-        </w:rPr>
-        <w:t>无机例习</w:t>
-      </w:r>
-      <w:r>
-        <w:rPr>
-          <w:rFonts w:hint="eastAsia" w:ascii="Times New Roman" w:hAnsi="Times New Roman" w:eastAsia="Times New Roman" w:cs="Times New Roman"/>
-        </w:rPr>
-        <w:t>13.54]</w:t>
-      </w:r>
-      <w:r>
-        <w:rPr>
-          <w:rFonts w:ascii="Times New Roman" w:hAnsi="Times New Roman" w:eastAsia="Times New Roman" w:cs="Times New Roman"/>
-        </w:rPr>
-        <w:t xml:space="preserve"> </w:t>
-      </w:r>
-      <w:r>
-        <w:rPr>
           <w:rFonts w:hint="eastAsia" w:ascii="Times New Roman" w:hAnsi="Times New Roman" w:eastAsia="FangSong" w:cs="Times New Roman"/>
         </w:rPr>
         <w:t>写出下列反应的方程式</w:t>
@@ -46520,30 +40621,6 @@
       </w:r>
       <w:r>
         <w:rPr>
-          <w:rFonts w:hint="eastAsia" w:ascii="Times New Roman" w:hAnsi="Times New Roman" w:eastAsia="Times New Roman" w:cs="Times New Roman"/>
-        </w:rPr>
-        <w:t>[</w:t>
-      </w:r>
-      <w:r>
-        <w:rPr>
-          <w:rFonts w:hint="eastAsia" w:ascii="Times New Roman" w:hAnsi="Times New Roman" w:eastAsia="FangSong" w:cs="Times New Roman"/>
-        </w:rPr>
-        <w:t>无机例习</w:t>
-      </w:r>
-      <w:r>
-        <w:rPr>
-          <w:rFonts w:hint="eastAsia" w:ascii="Times New Roman" w:hAnsi="Times New Roman" w:eastAsia="Times New Roman" w:cs="Times New Roman"/>
-        </w:rPr>
-        <w:t>13.55]</w:t>
-      </w:r>
-      <w:r>
-        <w:rPr>
-          <w:rFonts w:ascii="Times New Roman" w:hAnsi="Times New Roman" w:eastAsia="Times New Roman" w:cs="Times New Roman"/>
-        </w:rPr>
-        <w:t xml:space="preserve"> </w:t>
-      </w:r>
-      <w:r>
-        <w:rPr>
           <w:rFonts w:hint="eastAsia" w:ascii="Times New Roman" w:hAnsi="Times New Roman" w:eastAsia="FangSong" w:cs="Times New Roman"/>
         </w:rPr>
         <w:t>完成并配平下列反应方程式</w:t>
@@ -47073,10 +41150,9 @@
         <w:pStyle w:val="BodyText"/>
       </w:pPr>
     </w:p>
-    <w:bookmarkEnd w:id="75"/>
-    <w:bookmarkEnd w:id="76"/>
+    <w:bookmarkEnd w:id="73"/>
     <w:sectPr>
-      <w:footerReference w:type="default" r:id="rId9"/>
+      <w:footerReference w:type="default" r:id="rId10"/>
       <w:footnotePr>
         <w:numRestart w:val="eachSect"/>
       </w:footnotePr>

--- a/06-学生侧材料/讲义/学生专用版/5-无机化学/碳族与硼族元素-超级充实版（学生专用版）.docx
+++ b/06-学生侧材料/讲义/学生专用版/5-无机化学/碳族与硼族元素-超级充实版（学生专用版）.docx
@@ -346,7 +346,7 @@
         <w:rPr>
           <w:rFonts w:hint="eastAsia" w:ascii="Times New Roman" w:hAnsi="Times New Roman" w:eastAsia="FangSong" w:cs="Times New Roman"/>
         </w:rPr>
-        <w:t>轨道能量极其接近</w:t>
+        <w:t>轨道能量接近</w:t>
       </w:r>
       <w:r>
         <w:rPr>
@@ -482,7 +482,7 @@
         <w:rPr>
           <w:rFonts w:hint="eastAsia" w:ascii="Times New Roman" w:hAnsi="Times New Roman" w:eastAsia="FangSong" w:cs="Times New Roman"/>
         </w:rPr>
-        <w:t>极其稳定的自身</w:t>
+        <w:t>稳定的自身</w:t>
       </w:r>
       <w:r>
         <w:rPr>
@@ -1572,7 +1572,7 @@
         <w:rPr>
           <w:rFonts w:hint="eastAsia" w:ascii="Times New Roman" w:hAnsi="Times New Roman" w:eastAsia="FangSong" w:cs="Times New Roman"/>
         </w:rPr>
-        <w:t>赋予了金刚石在室温下极为突出的超凡热导率</w:t>
+        <w:t>赋予了金刚石在室温下突出的超凡热导率</w:t>
       </w:r>
       <w:r>
         <w:rPr>
@@ -4310,7 +4310,7 @@
         <w:rPr>
           <w:rFonts w:hint="eastAsia" w:ascii="Times New Roman" w:hAnsi="Times New Roman" w:eastAsia="FangSong" w:cs="Times New Roman"/>
         </w:rPr>
-        <w:t xml:space="preserve">键离解能高达惊人的</w:t>
+        <w:t xml:space="preserve">键离解能高达</w:t>
       </w:r>
       <w:r>
         <w:rPr>
@@ -4410,7 +4410,7 @@
         <w:rPr>
           <w:rFonts w:hint="eastAsia" w:ascii="Times New Roman" w:hAnsi="Times New Roman" w:eastAsia="FangSong" w:cs="Times New Roman"/>
         </w:rPr>
-        <w:t>极为迷人的是</w:t>
+        <w:t>迷人的是</w:t>
       </w:r>
       <w:r>
         <w:rPr>
@@ -4570,7 +4570,7 @@
         <w:rPr>
           <w:rFonts w:hint="eastAsia" w:ascii="Times New Roman" w:hAnsi="Times New Roman" w:eastAsia="FangSong" w:cs="Times New Roman"/>
         </w:rPr>
-        <w:t>且偶极矩方向出现极其罕见的极性倒置</w:t>
+        <w:t>且偶极矩方向出现罕见的极性倒置</w:t>
       </w:r>
       <w:r>
         <w:rPr>
@@ -7395,7 +7395,7 @@
         <w:rPr>
           <w:rFonts w:hint="eastAsia" w:ascii="Times New Roman" w:hAnsi="Times New Roman" w:eastAsia="FangSong" w:cs="Times New Roman"/>
         </w:rPr>
-        <w:t>发生极其猛烈且剧烈放热的水解反应</w:t>
+        <w:t>发生猛烈且剧烈放热的水解反应</w:t>
       </w:r>
       <w:r>
         <w:rPr>
@@ -8522,7 +8522,7 @@
         <w:rPr>
           <w:rFonts w:hint="eastAsia" w:ascii="Times New Roman" w:hAnsi="Times New Roman" w:eastAsia="FangSong" w:cs="Times New Roman"/>
         </w:rPr>
-        <w:t>在受热分解与水溶解度上展现出极为经典的周期律规律</w:t>
+        <w:t>在受热分解与水溶解度上展现出经典的周期律规律</w:t>
       </w:r>
       <w:r>
         <w:rPr>
@@ -10392,7 +10392,7 @@
         <w:rPr>
           <w:rFonts w:hint="eastAsia" w:ascii="Times New Roman" w:hAnsi="Times New Roman" w:eastAsia="FangSong" w:cs="Times New Roman"/>
         </w:rPr>
-        <w:t>阴离子在空间交联构筑成极其紧密的无限一维共价氢键链条</w:t>
+        <w:t>阴离子在空间交联构筑成紧密的无限一维共价氢键链条</w:t>
       </w:r>
       <w:r>
         <w:rPr>
@@ -10992,7 +10992,7 @@
         <w:rPr>
           <w:rFonts w:hint="eastAsia" w:ascii="Times New Roman" w:hAnsi="Times New Roman" w:eastAsia="FangSong" w:cs="Times New Roman"/>
         </w:rPr>
-        <w:t>轨道侧面重叠效率呈断崖式下跌</w:t>
+        <w:t>轨道侧面重叠效率呈显著下跌</w:t>
       </w:r>
       <w:r>
         <w:rPr>
@@ -11054,7 +11054,7 @@
         <w:rPr>
           <w:rFonts w:hint="eastAsia" w:ascii="Times New Roman" w:hAnsi="Times New Roman" w:eastAsia="FangSong" w:cs="Times New Roman"/>
         </w:rPr>
-        <w:t>键能仅有极其微弱的约</w:t>
+        <w:t>键能仅有微弱的约</w:t>
       </w:r>
       <w:r>
         <w:rPr>
@@ -11665,7 +11665,7 @@
         <w:rPr>
           <w:rFonts w:hint="eastAsia" w:ascii="Times New Roman" w:hAnsi="Times New Roman" w:eastAsia="FangSong" w:cs="Times New Roman"/>
         </w:rPr>
-        <w:t>能够极其敏捷地接纳水分子中氧原子的孤对电子进攻形成五配位或六配位过渡态</w:t>
+        <w:t>能够敏捷地接纳水分子中氧原子的孤对电子进攻形成五配位或六配位过渡态</w:t>
       </w:r>
       <w:r>
         <w:rPr>
@@ -11677,7 +11677,7 @@
         <w:rPr>
           <w:rFonts w:hint="eastAsia" w:ascii="Times New Roman" w:hAnsi="Times New Roman" w:eastAsia="FangSong" w:cs="Times New Roman"/>
         </w:rPr>
-        <w:t>引发极其剧烈的瞬态放热水解并释放出大量浓白酸雾</w:t>
+        <w:t>引发剧烈的瞬态放热水解并释放出大量浓白酸雾</w:t>
       </w:r>
       <w:r>
         <w:rPr>
@@ -12452,7 +12452,7 @@
         <w:rPr>
           <w:rFonts w:hint="eastAsia" w:ascii="Times New Roman" w:hAnsi="Times New Roman" w:eastAsia="FangSong" w:cs="Times New Roman"/>
         </w:rPr>
-        <w:t>由于三维共价键极其坚固</w:t>
+        <w:t>由于三维共价键坚固</w:t>
       </w:r>
       <w:r>
         <w:rPr>
@@ -13123,7 +13123,7 @@
         <w:rPr>
           <w:rFonts w:hint="eastAsia" w:ascii="Times New Roman" w:hAnsi="Times New Roman" w:eastAsia="FangSong" w:cs="Times New Roman"/>
         </w:rPr>
-        <w:t>体系遵循极其严密而清晰的几何共顶缩聚规律</w:t>
+        <w:t>体系遵循严密而清晰的几何共顶缩聚规律</w:t>
       </w:r>
       <w:r>
         <w:rPr>
@@ -16967,7 +16967,7 @@
         <w:rPr>
           <w:rFonts w:hint="eastAsia" w:ascii="Times New Roman" w:hAnsi="Times New Roman" w:eastAsia="FangSong" w:cs="Times New Roman"/>
         </w:rPr>
-        <w:t>能够极其精准地将直链正构烷烃从带支链的异构烷烃中通过分子筛分彻底分离</w:t>
+        <w:t>能够精准地将直链正构烷烃从带支链的异构烷烃中通过分子筛分彻底分离</w:t>
       </w:r>
       <w:r>
         <w:rPr>
@@ -17343,7 +17343,7 @@
         <w:rPr>
           <w:rFonts w:hint="eastAsia" w:ascii="Times New Roman" w:hAnsi="Times New Roman" w:eastAsia="FangSong" w:cs="Times New Roman"/>
         </w:rPr>
-        <w:t>极度罕见且具有强还原性</w:t>
+        <w:t>罕见且具有强还原性</w:t>
       </w:r>
       <w:r>
         <w:rPr>
@@ -17704,7 +17704,7 @@
         <w:rPr>
           <w:rFonts w:hint="eastAsia" w:ascii="Times New Roman" w:hAnsi="Times New Roman" w:eastAsia="FangSong" w:cs="Times New Roman"/>
         </w:rPr>
-        <w:t>则退化为极度亚稳且具有强氧化活性的高能价态</w:t>
+        <w:t>则退化为亚稳且具有强氧化活性的高能价态</w:t>
       </w:r>
       <w:r>
         <w:rPr>
@@ -18134,7 +18134,7 @@
         <w:rPr>
           <w:rFonts w:hint="eastAsia" w:ascii="Times New Roman" w:hAnsi="Times New Roman" w:eastAsia="FangSong" w:cs="Times New Roman"/>
         </w:rPr>
-        <w:t>呈现出极为鲜明的对峙</w:t>
+        <w:t>呈现出鲜明的对峙</w:t>
       </w:r>
       <w:r>
         <w:rPr>
@@ -19158,7 +19158,7 @@
         <w:rPr>
           <w:rFonts w:hint="eastAsia" w:ascii="Times New Roman" w:hAnsi="Times New Roman" w:eastAsia="FangSong" w:cs="Times New Roman"/>
         </w:rPr>
-        <w:t>常年面临两大致命陷阱</w:t>
+        <w:t>常年面临两大关键陷阱</w:t>
       </w:r>
       <w:r>
         <w:rPr>
@@ -19836,7 +19836,7 @@
         <w:rPr>
           <w:rFonts w:hint="eastAsia" w:ascii="Times New Roman" w:hAnsi="Times New Roman" w:eastAsia="FangSong" w:cs="Times New Roman"/>
         </w:rPr>
-        <w:t>其标准还原电位高达惊人的</w:t>
+        <w:t>其标准还原电位高达</w:t>
       </w:r>
       <w:r>
         <w:rPr>
@@ -21569,7 +21569,7 @@
         <w:rPr>
           <w:rFonts w:hint="eastAsia" w:ascii="Times New Roman" w:hAnsi="Times New Roman" w:eastAsia="FangSong" w:cs="Times New Roman"/>
         </w:rPr>
-        <w:t>极其值得深思的是</w:t>
+        <w:t>值得深思的是</w:t>
       </w:r>
       <w:r>
         <w:rPr>
@@ -21676,7 +21676,7 @@
         <w:rPr>
           <w:rFonts w:hint="eastAsia" w:ascii="Times New Roman" w:hAnsi="Times New Roman" w:eastAsia="FangSong" w:cs="Times New Roman"/>
         </w:rPr>
-        <w:t>中子衍射与高精度电子云密度计算揭示了一个惊人的立体化学事实</w:t>
+        <w:t>中子衍射与高精度电子云密度计算揭示了一个显著的立体化学事实</w:t>
       </w:r>
       <w:r>
         <w:rPr>
@@ -21688,7 +21688,7 @@
         <w:rPr>
           <w:rFonts w:hint="eastAsia" w:ascii="Times New Roman" w:hAnsi="Times New Roman" w:eastAsia="FangSong" w:cs="Times New Roman"/>
         </w:rPr>
-        <w:t>晶格呈现极其反常的非共面不对称畸变层状结构</w:t>
+        <w:t>晶格呈现反常的非共面不对称畸变层状结构</w:t>
       </w:r>
       <w:r>
         <w:rPr>
@@ -23139,7 +23139,7 @@
         <w:rPr>
           <w:rFonts w:hint="eastAsia" w:ascii="Times New Roman" w:hAnsi="Times New Roman" w:eastAsia="FangSong" w:cs="Times New Roman"/>
         </w:rPr>
-        <w:t>与仅次于金刚石的惊人硬度</w:t>
+        <w:t>与仅次于金刚石的显著硬度</w:t>
       </w:r>
       <w:r>
         <w:rPr>
@@ -26063,7 +26063,7 @@
         <w:rPr>
           <w:rFonts w:hint="eastAsia" w:ascii="Times New Roman" w:hAnsi="Times New Roman" w:eastAsia="FangSong" w:cs="Times New Roman"/>
         </w:rPr>
-        <w:t>层内所有分子之间通过极其密集的</w:t>
+        <w:t>层内所有分子之间通过密集的</w:t>
       </w:r>
       <w:r>
         <w:rPr>
@@ -26331,7 +26331,7 @@
         <w:rPr>
           <w:rFonts w:hint="eastAsia" w:ascii="Times New Roman" w:hAnsi="Times New Roman" w:eastAsia="FangSong" w:cs="Times New Roman"/>
         </w:rPr>
-        <w:t>极其关键的是</w:t>
+        <w:t>关键的是</w:t>
       </w:r>
       <w:r>
         <w:rPr>
@@ -27063,7 +27063,7 @@
         <w:rPr>
           <w:rFonts w:hint="eastAsia" w:ascii="Times New Roman" w:hAnsi="Times New Roman" w:eastAsia="FangSong" w:cs="Times New Roman"/>
         </w:rPr>
-        <w:t>顺式邻二醇分子中处于同侧的两个醇羟基氧原子能与硼原子发生极其猛烈的双齿双齿螯合缩合脱水反应</w:t>
+        <w:t>顺式邻二醇分子中处于同侧的两个醇羟基氧原子能与硼原子发生猛烈的双齿双齿螯合缩合脱水反应</w:t>
       </w:r>
       <w:r>
         <w:rPr>
@@ -27075,7 +27075,7 @@
         <w:rPr>
           <w:rFonts w:hint="eastAsia" w:ascii="Times New Roman" w:hAnsi="Times New Roman" w:eastAsia="FangSong" w:cs="Times New Roman"/>
         </w:rPr>
-        <w:t>形成极其稳定的五元螺环双二元醇硼酸螯合酸阴离子</w:t>
+        <w:t>形成稳定的五元螺环双二元醇硼酸螯合酸阴离子</w:t>
       </w:r>
       <w:r>
         <w:rPr>
@@ -27123,7 +27123,7 @@
         <w:rPr>
           <w:rFonts w:hint="eastAsia" w:ascii="Times New Roman" w:hAnsi="Times New Roman" w:eastAsia="FangSong" w:cs="Times New Roman"/>
         </w:rPr>
-        <w:t>使得螯合酸根的生成平衡常数暴增数万倍以上</w:t>
+        <w:t>使得螯合酸根的生成平衡常数显著增大数万倍以上</w:t>
       </w:r>
       <w:r>
         <w:rPr>
@@ -27264,7 +27264,7 @@
         <w:rPr>
           <w:rFonts w:hint="eastAsia" w:ascii="Times New Roman" w:hAnsi="Times New Roman" w:eastAsia="FangSong" w:cs="Times New Roman"/>
         </w:rPr>
-        <w:t>利用标准氢氧化钠溶液极其敏锐且定量滴定的中强一元酸</w:t>
+        <w:t>利用标准氢氧化钠溶液敏锐且定量滴定的中强一元酸</w:t>
       </w:r>
       <w:r>
         <w:rPr>
@@ -27276,7 +27276,7 @@
         <w:rPr>
           <w:rFonts w:hint="eastAsia" w:ascii="Times New Roman" w:hAnsi="Times New Roman" w:eastAsia="FangSong" w:cs="Times New Roman"/>
         </w:rPr>
-        <w:t>成为经典容量分析测定硼元素的金标准</w:t>
+        <w:t>成为经典容量分析测定硼元素的判据</w:t>
       </w:r>
       <w:r>
         <w:rPr>
@@ -28948,7 +28948,7 @@
         <w:rPr>
           <w:rFonts w:hint="eastAsia" w:ascii="Times New Roman" w:hAnsi="Times New Roman" w:eastAsia="FangSong" w:cs="Times New Roman"/>
         </w:rPr>
-        <w:t>键的形成引发了化学竞赛中最负盛名的</w:t>
+        <w:t>键的形成引发了化学竞赛中典型的</w:t>
       </w:r>
       <w:r>
         <w:rPr>
@@ -29572,7 +29572,7 @@
         <w:rPr>
           <w:rFonts w:hint="eastAsia" w:ascii="Times New Roman" w:hAnsi="Times New Roman" w:eastAsia="FangSong" w:cs="Times New Roman"/>
         </w:rPr>
-        <w:t>使得轨道在空间发生极其高效紧密的侧面最大重叠</w:t>
+        <w:t>使得轨道在空间发生高效紧密的侧面最大重叠</w:t>
       </w:r>
       <w:r>
         <w:rPr>
@@ -30260,7 +30260,7 @@
         <w:rPr>
           <w:rFonts w:hint="eastAsia" w:ascii="Times New Roman" w:hAnsi="Times New Roman" w:eastAsia="FangSong" w:cs="Times New Roman"/>
         </w:rPr>
-        <w:t>轨道在空间重叠积分呈断崖式归零</w:t>
+        <w:t>轨道在空间重叠积分呈显著归零</w:t>
       </w:r>
       <w:r>
         <w:rPr>
@@ -31335,7 +31335,7 @@
         <w:rPr>
           <w:rFonts w:hint="eastAsia" w:ascii="Times New Roman" w:hAnsi="Times New Roman" w:eastAsia="FangSong" w:cs="Times New Roman"/>
         </w:rPr>
-        <w:t>由于处于金属与非金属的分水岭过渡地带</w:t>
+        <w:t>由于处于金属与非金属的过渡地带</w:t>
       </w:r>
       <w:r>
         <w:rPr>
@@ -31359,7 +31359,7 @@
         <w:rPr>
           <w:rFonts w:hint="eastAsia" w:ascii="Times New Roman" w:hAnsi="Times New Roman" w:eastAsia="FangSong" w:cs="Times New Roman"/>
         </w:rPr>
-        <w:t>氧化物与氢氧化物展现出极富代表性的</w:t>
+        <w:t>氧化物与氢氧化物展现出富有代表性的</w:t>
       </w:r>
       <w:r>
         <w:rPr>
@@ -33048,7 +33048,7 @@
         <w:rPr>
           <w:rFonts w:hint="eastAsia" w:ascii="Times New Roman" w:hAnsi="Times New Roman" w:eastAsia="FangSong" w:cs="Times New Roman"/>
         </w:rPr>
-        <w:t>晶格能极其巨大</w:t>
+        <w:t>晶格能巨大</w:t>
       </w:r>
       <w:r>
         <w:rPr>
@@ -33633,7 +33633,7 @@
         <w:rPr>
           <w:rFonts w:hint="eastAsia" w:ascii="Times New Roman" w:hAnsi="Times New Roman" w:eastAsia="FangSong" w:cs="Times New Roman"/>
         </w:rPr>
-        <w:t>发生极为罕见的反常升华</w:t>
+        <w:t>发生罕见的反常升华</w:t>
       </w:r>
       <w:r>
         <w:rPr>
@@ -34624,7 +34624,7 @@
         <w:rPr>
           <w:rFonts w:hint="eastAsia" w:ascii="Times New Roman" w:hAnsi="Times New Roman" w:eastAsia="FangSong" w:cs="Times New Roman"/>
         </w:rPr>
-        <w:t>使得处于对角线位置的元素具有极其接近的离子电荷</w:t>
+        <w:t>使得处于对角线位置的元素具有接近的离子电荷</w:t>
       </w:r>
       <w:r>
         <w:rPr>
@@ -34692,7 +34692,7 @@
         <w:rPr>
           <w:rFonts w:hint="eastAsia" w:ascii="Times New Roman" w:hAnsi="Times New Roman" w:eastAsia="FangSong" w:cs="Times New Roman"/>
         </w:rPr>
-        <w:t>与极为相似的共价电负性</w:t>
+        <w:t>与相似的共价电负性</w:t>
       </w:r>
       <w:r>
         <w:rPr>
@@ -34734,7 +34734,7 @@
         <w:rPr>
           <w:rFonts w:hint="eastAsia" w:ascii="Times New Roman" w:hAnsi="Times New Roman" w:eastAsia="FangSong" w:cs="Times New Roman"/>
         </w:rPr>
-        <w:t>的惊人相似性</w:t>
+        <w:t>的显著相似性</w:t>
       </w:r>
       <w:r>
         <w:rPr>

--- a/06-学生侧材料/讲义/学生专用版/5-无机化学/碳族与硼族元素-超级充实版（学生专用版）.docx
+++ b/06-学生侧材料/讲义/学生专用版/5-无机化学/碳族与硼族元素-超级充实版（学生专用版）.docx
@@ -18333,7 +18333,7 @@
     </w:p>
     <w:bookmarkEnd w:id="57"/>
     <w:bookmarkEnd w:id="58"/>
-    <w:bookmarkStart w:id="68" w:name="锗锡铅重主族元素与惰性电子对效应"/>
+    <w:bookmarkStart w:id="69" w:name="锗锡铅重主族元素与惰性电子对效应"/>
     <w:p>
       <w:pPr>
         <w:pStyle w:val="Heading2"/>
@@ -23499,7 +23499,5235 @@
       </w:r>
     </w:p>
     <w:bookmarkEnd w:id="66"/>
-    <w:bookmarkStart w:id="67" w:name="碳族反应方程式速查"/>
+    <w:bookmarkStart w:id="67" w:name="碳族物质速查俗名颜色性质反应"/>
+    <w:p>
+      <w:pPr>
+        <w:pStyle w:val="Heading3"/>
+        <w:spacing w:after="120" w:before="280"/>
+      </w:pPr>
+      <w:r>
+        <w:rPr>
+          <w:rFonts w:ascii="Times New Roman" w:hAnsi="Times New Roman" w:eastAsia="Times New Roman" w:cs="Times New Roman"/>
+        </w:rPr>
+        <w:t xml:space="preserve">4.8 </w:t>
+      </w:r>
+      <w:r>
+        <w:rPr>
+          <w:rFonts w:hint="eastAsia" w:ascii="Times New Roman" w:hAnsi="Times New Roman" w:eastAsia="SimHei" w:cs="Times New Roman"/>
+        </w:rPr>
+        <w:t>碳族物质速查</w:t>
+      </w:r>
+      <w:r>
+        <w:rPr>
+          <w:rFonts w:hint="eastAsia" w:ascii="Times New Roman" w:hAnsi="Times New Roman" w:eastAsia="Times New Roman" w:cs="Times New Roman"/>
+        </w:rPr>
+        <w:t>（</w:t>
+      </w:r>
+      <w:r>
+        <w:rPr>
+          <w:rFonts w:hint="eastAsia" w:ascii="Times New Roman" w:hAnsi="Times New Roman" w:eastAsia="SimHei" w:cs="Times New Roman"/>
+        </w:rPr>
+        <w:t>俗名</w:t>
+      </w:r>
+      <w:r>
+        <w:rPr>
+          <w:rFonts w:hint="eastAsia" w:ascii="Times New Roman" w:hAnsi="Times New Roman" w:eastAsia="Times New Roman" w:cs="Times New Roman"/>
+        </w:rPr>
+        <w:t>·</w:t>
+      </w:r>
+      <w:r>
+        <w:rPr>
+          <w:rFonts w:hint="eastAsia" w:ascii="Times New Roman" w:hAnsi="Times New Roman" w:eastAsia="SimHei" w:cs="Times New Roman"/>
+        </w:rPr>
+        <w:t>颜色</w:t>
+      </w:r>
+      <w:r>
+        <w:rPr>
+          <w:rFonts w:hint="eastAsia" w:ascii="Times New Roman" w:hAnsi="Times New Roman" w:eastAsia="Times New Roman" w:cs="Times New Roman"/>
+        </w:rPr>
+        <w:t>·</w:t>
+      </w:r>
+      <w:r>
+        <w:rPr>
+          <w:rFonts w:hint="eastAsia" w:ascii="Times New Roman" w:hAnsi="Times New Roman" w:eastAsia="SimHei" w:cs="Times New Roman"/>
+        </w:rPr>
+        <w:t>性质</w:t>
+      </w:r>
+      <w:r>
+        <w:rPr>
+          <w:rFonts w:hint="eastAsia" w:ascii="Times New Roman" w:hAnsi="Times New Roman" w:eastAsia="Times New Roman" w:cs="Times New Roman"/>
+        </w:rPr>
+        <w:t>·</w:t>
+      </w:r>
+      <w:r>
+        <w:rPr>
+          <w:rFonts w:hint="eastAsia" w:ascii="Times New Roman" w:hAnsi="Times New Roman" w:eastAsia="SimHei" w:cs="Times New Roman"/>
+        </w:rPr>
+        <w:t>反应</w:t>
+      </w:r>
+      <w:r>
+        <w:rPr>
+          <w:rFonts w:hint="eastAsia" w:ascii="Times New Roman" w:hAnsi="Times New Roman" w:eastAsia="Times New Roman" w:cs="Times New Roman"/>
+        </w:rPr>
+        <w:t>）</w:t>
+      </w:r>
+    </w:p>
+    <w:tbl>
+      <w:tblPr>
+        <w:tblStyle w:val="Table"/>
+        <w:tblW w:type="pct" w:w="5000"/>
+        <w:tblLayout w:type="fixed"/>
+        <w:tblLook w:firstRow="1" w:lastRow="0" w:firstColumn="0" w:lastColumn="0" w:noHBand="0" w:noVBand="0" w:val="0020"/>
+        <w:jc w:val="center"/>
+        <w:tblBorders>
+          <w:top w:val="single" w:sz="12" w:space="0" w:color="333333"/>
+          <w:bottom w:val="single" w:sz="12" w:space="0" w:color="333333"/>
+          <w:left w:val="none"/>
+          <w:right w:val="none"/>
+          <w:insideH w:val="none"/>
+          <w:insideV w:val="none"/>
+        </w:tblBorders>
+      </w:tblPr>
+      <w:tblGrid>
+        <w:gridCol w:w="1584"/>
+        <w:gridCol w:w="1584"/>
+        <w:gridCol w:w="1584"/>
+        <w:gridCol w:w="1584"/>
+        <w:gridCol w:w="1584"/>
+      </w:tblGrid>
+      <w:tr>
+        <w:trPr>
+          <w:tblHeader w:val="on"/>
+        </w:trPr>
+        <w:tc>
+          <w:tcPr>
+            <w:tcBorders>
+              <w:bottom w:val="single" w:sz="6" w:space="0" w:color="333333"/>
+            </w:tcBorders>
+          </w:tcPr>
+          <w:p>
+            <w:pPr>
+              <w:pStyle w:val="Compact"/>
+              <w:jc w:val="center"/>
+            </w:pPr>
+            <w:r>
+              <w:rPr>
+                <w:rFonts w:hint="eastAsia" w:ascii="Times New Roman" w:hAnsi="Times New Roman" w:eastAsia="SimHei" w:cs="Times New Roman"/>
+                <w:b/>
+              </w:rPr>
+              <w:t xml:space="preserve">物质</w:t>
+            </w:r>
+          </w:p>
+        </w:tc>
+        <w:tc>
+          <w:tcPr>
+            <w:tcBorders>
+              <w:bottom w:val="single" w:sz="6" w:space="0" w:color="333333"/>
+            </w:tcBorders>
+          </w:tcPr>
+          <w:p>
+            <w:pPr>
+              <w:pStyle w:val="Compact"/>
+              <w:jc w:val="center"/>
+            </w:pPr>
+            <w:r>
+              <w:rPr>
+                <w:rFonts w:hint="eastAsia" w:ascii="Times New Roman" w:hAnsi="Times New Roman" w:eastAsia="SimHei" w:cs="Times New Roman"/>
+                <w:b/>
+              </w:rPr>
+              <w:t xml:space="preserve">俗名</w:t>
+            </w:r>
+          </w:p>
+        </w:tc>
+        <w:tc>
+          <w:tcPr>
+            <w:tcBorders>
+              <w:bottom w:val="single" w:sz="6" w:space="0" w:color="333333"/>
+            </w:tcBorders>
+          </w:tcPr>
+          <w:p>
+            <w:pPr>
+              <w:pStyle w:val="Compact"/>
+              <w:jc w:val="center"/>
+            </w:pPr>
+            <w:r>
+              <w:rPr>
+                <w:rFonts w:hint="eastAsia" w:ascii="Times New Roman" w:hAnsi="Times New Roman" w:eastAsia="SimHei" w:cs="Times New Roman"/>
+                <w:b/>
+              </w:rPr>
+              <w:t>颜色</w:t>
+            </w:r>
+            <w:r>
+              <w:rPr>
+                <w:rFonts w:hint="eastAsia" w:ascii="Times New Roman" w:hAnsi="Times New Roman" w:eastAsia="Times New Roman" w:cs="Times New Roman"/>
+                <w:b/>
+              </w:rPr>
+              <w:t>·</w:t>
+            </w:r>
+            <w:r>
+              <w:rPr>
+                <w:rFonts w:hint="eastAsia" w:ascii="Times New Roman" w:hAnsi="Times New Roman" w:eastAsia="SimHei" w:cs="Times New Roman"/>
+                <w:b/>
+              </w:rPr>
+              <w:t>状态</w:t>
+            </w:r>
+          </w:p>
+        </w:tc>
+        <w:tc>
+          <w:tcPr>
+            <w:tcBorders>
+              <w:bottom w:val="single" w:sz="6" w:space="0" w:color="333333"/>
+            </w:tcBorders>
+          </w:tcPr>
+          <w:p>
+            <w:pPr>
+              <w:pStyle w:val="Compact"/>
+              <w:jc w:val="center"/>
+            </w:pPr>
+            <w:r>
+              <w:rPr>
+                <w:rFonts w:hint="eastAsia" w:ascii="Times New Roman" w:hAnsi="Times New Roman" w:eastAsia="SimHei" w:cs="Times New Roman"/>
+                <w:b/>
+              </w:rPr>
+              <w:t xml:space="preserve">关键性质</w:t>
+            </w:r>
+          </w:p>
+        </w:tc>
+        <w:tc>
+          <w:tcPr>
+            <w:tcBorders>
+              <w:bottom w:val="single" w:sz="6" w:space="0" w:color="333333"/>
+            </w:tcBorders>
+          </w:tcPr>
+          <w:p>
+            <w:pPr>
+              <w:pStyle w:val="Compact"/>
+              <w:jc w:val="center"/>
+            </w:pPr>
+            <w:r>
+              <w:rPr>
+                <w:rFonts w:hint="eastAsia" w:ascii="Times New Roman" w:hAnsi="Times New Roman" w:eastAsia="SimHei" w:cs="Times New Roman"/>
+                <w:b/>
+              </w:rPr>
+              <w:t xml:space="preserve">特征反应</w:t>
+            </w:r>
+          </w:p>
+        </w:tc>
+      </w:tr>
+      <w:tr>
+        <w:tc>
+          <w:tcPr/>
+          <w:p>
+            <w:pPr>
+              <w:pStyle w:val="Compact"/>
+              <w:jc w:val="center"/>
+            </w:pPr>
+            <w:r>
+              <w:rPr>
+                <w:rFonts w:hint="eastAsia" w:ascii="Times New Roman" w:hAnsi="Times New Roman" w:eastAsia="FangSong" w:cs="Times New Roman"/>
+              </w:rPr>
+              <w:t xml:space="preserve">金刚石</w:t>
+            </w:r>
+          </w:p>
+        </w:tc>
+        <w:tc>
+          <w:tcPr/>
+          <w:p>
+            <w:pPr>
+              <w:pStyle w:val="Compact"/>
+              <w:jc w:val="center"/>
+            </w:pPr>
+            <w:r>
+              <w:rPr>
+                <w:rFonts w:hint="eastAsia" w:ascii="Times New Roman" w:hAnsi="Times New Roman" w:eastAsia="FangSong" w:cs="Times New Roman"/>
+              </w:rPr>
+              <w:t xml:space="preserve">金刚石</w:t>
+            </w:r>
+          </w:p>
+        </w:tc>
+        <w:tc>
+          <w:tcPr/>
+          <w:p>
+            <w:pPr>
+              <w:pStyle w:val="Compact"/>
+              <w:jc w:val="center"/>
+            </w:pPr>
+            <w:r>
+              <w:rPr>
+                <w:rFonts w:hint="eastAsia" w:ascii="Times New Roman" w:hAnsi="Times New Roman" w:eastAsia="FangSong" w:cs="Times New Roman"/>
+              </w:rPr>
+              <w:t xml:space="preserve">无色透明晶体</w:t>
+            </w:r>
+          </w:p>
+        </w:tc>
+        <w:tc>
+          <w:tcPr/>
+          <w:p>
+            <w:pPr>
+              <w:pStyle w:val="Compact"/>
+              <w:jc w:val="center"/>
+            </w:pPr>
+            <w:r>
+              <w:rPr>
+                <w:rFonts w:hint="eastAsia" w:ascii="Times New Roman" w:hAnsi="Times New Roman" w:eastAsia="FangSong" w:cs="Times New Roman"/>
+              </w:rPr>
+              <w:t xml:space="preserve">硬度</w:t>
+            </w:r>
+            <w:r>
+              <w:rPr>
+                <w:rFonts w:ascii="Times New Roman" w:hAnsi="Times New Roman" w:eastAsia="Times New Roman" w:cs="Times New Roman"/>
+              </w:rPr>
+              <w:t xml:space="preserve"> </w:t>
+            </w:r>
+            <w:r>
+              <w:rPr>
+                <w:rFonts w:hint="eastAsia" w:ascii="Times New Roman" w:hAnsi="Times New Roman" w:eastAsia="Times New Roman" w:cs="Times New Roman"/>
+              </w:rPr>
+              <w:t>10、</w:t>
+            </w:r>
+            <w:r>
+              <w:rPr>
+                <w:rFonts w:hint="eastAsia" w:ascii="Times New Roman" w:hAnsi="Times New Roman" w:eastAsia="FangSong" w:cs="Times New Roman"/>
+              </w:rPr>
+              <w:t>绝缘</w:t>
+            </w:r>
+            <w:r>
+              <w:rPr>
+                <w:rFonts w:hint="eastAsia" w:ascii="Times New Roman" w:hAnsi="Times New Roman" w:eastAsia="Times New Roman" w:cs="Times New Roman"/>
+              </w:rPr>
+              <w:t>、</w:t>
+            </w:r>
+            <w:r>
+              <w:rPr>
+                <w:rFonts w:hint="eastAsia" w:ascii="Times New Roman" w:hAnsi="Times New Roman" w:eastAsia="FangSong" w:cs="Times New Roman"/>
+              </w:rPr>
+              <w:t>导热极佳</w:t>
+            </w:r>
+          </w:p>
+        </w:tc>
+        <w:tc>
+          <w:tcPr/>
+          <w:p>
+            <w:pPr>
+              <w:pStyle w:val="Compact"/>
+              <w:jc w:val="center"/>
+            </w:pPr>
+            <w:r>
+              <w:rPr>
+                <w:rFonts w:hint="eastAsia" w:ascii="Times New Roman" w:hAnsi="Times New Roman" w:eastAsia="FangSong" w:cs="Times New Roman"/>
+              </w:rPr>
+              <w:t xml:space="preserve">高温与</w:t>
+            </w:r>
+            <w:r>
+              <w:rPr>
+                <w:rFonts w:ascii="Times New Roman" w:hAnsi="Times New Roman" w:eastAsia="Times New Roman" w:cs="Times New Roman"/>
+              </w:rPr>
+              <w:t xml:space="preserve"> </w:t>
+            </w:r>
+            <m:oMath>
+              <m:sSub>
+                <m:e>
+                  <m:r>
+                    <m:rPr>
+                      <m:sty m:val="p"/>
+                    </m:rPr>
+                    <m:t>O</m:t>
+                  </m:r>
+                </m:e>
+                <m:sub>
+                  <m:r>
+                    <m:rPr>
+                      <m:sty m:val="p"/>
+                    </m:rPr>
+                    <m:t>2</m:t>
+                  </m:r>
+                </m:sub>
+              </m:sSub>
+            </m:oMath>
+            <w:r>
+              <w:rPr>
+                <w:rFonts w:ascii="Times New Roman" w:hAnsi="Times New Roman" w:eastAsia="Times New Roman" w:cs="Times New Roman"/>
+              </w:rPr>
+              <w:t xml:space="preserve"> </w:t>
+            </w:r>
+            <w:r>
+              <w:rPr>
+                <w:rFonts w:hint="eastAsia" w:ascii="Times New Roman" w:hAnsi="Times New Roman" w:eastAsia="FangSong" w:cs="Times New Roman"/>
+              </w:rPr>
+              <w:t xml:space="preserve">反应生成</w:t>
+            </w:r>
+            <w:r>
+              <w:rPr>
+                <w:rFonts w:ascii="Times New Roman" w:hAnsi="Times New Roman" w:eastAsia="Times New Roman" w:cs="Times New Roman"/>
+              </w:rPr>
+              <w:t xml:space="preserve"> </w:t>
+            </w:r>
+            <m:oMath>
+              <m:r>
+                <m:rPr>
+                  <m:sty m:val="p"/>
+                </m:rPr>
+                <m:t>C</m:t>
+              </m:r>
+              <m:sSub>
+                <m:e>
+                  <m:r>
+                    <m:rPr>
+                      <m:sty m:val="p"/>
+                    </m:rPr>
+                    <m:t>O</m:t>
+                  </m:r>
+                </m:e>
+                <m:sub>
+                  <m:r>
+                    <m:rPr>
+                      <m:sty m:val="p"/>
+                    </m:rPr>
+                    <m:t>2</m:t>
+                  </m:r>
+                </m:sub>
+              </m:sSub>
+            </m:oMath>
+          </w:p>
+        </w:tc>
+      </w:tr>
+      <w:tr>
+        <w:tc>
+          <w:tcPr/>
+          <w:p>
+            <w:pPr>
+              <w:pStyle w:val="Compact"/>
+              <w:jc w:val="center"/>
+            </w:pPr>
+            <w:r>
+              <w:rPr>
+                <w:rFonts w:hint="eastAsia" w:ascii="Times New Roman" w:hAnsi="Times New Roman" w:eastAsia="FangSong" w:cs="Times New Roman"/>
+              </w:rPr>
+              <w:t xml:space="preserve">石墨</w:t>
+            </w:r>
+          </w:p>
+        </w:tc>
+        <w:tc>
+          <w:tcPr/>
+          <w:p>
+            <w:pPr>
+              <w:pStyle w:val="Compact"/>
+              <w:jc w:val="center"/>
+            </w:pPr>
+            <w:r>
+              <w:rPr>
+                <w:rFonts w:hint="eastAsia" w:ascii="Times New Roman" w:hAnsi="Times New Roman" w:eastAsia="FangSong" w:cs="Times New Roman"/>
+              </w:rPr>
+              <w:t>石墨</w:t>
+            </w:r>
+            <w:r>
+              <w:rPr>
+                <w:rFonts w:hint="eastAsia" w:ascii="Times New Roman" w:hAnsi="Times New Roman" w:eastAsia="Times New Roman" w:cs="Times New Roman"/>
+              </w:rPr>
+              <w:t>、</w:t>
+            </w:r>
+            <w:r>
+              <w:rPr>
+                <w:rFonts w:hint="eastAsia" w:ascii="Times New Roman" w:hAnsi="Times New Roman" w:eastAsia="FangSong" w:cs="Times New Roman"/>
+              </w:rPr>
+              <w:t>笔铅</w:t>
+            </w:r>
+          </w:p>
+        </w:tc>
+        <w:tc>
+          <w:tcPr/>
+          <w:p>
+            <w:pPr>
+              <w:pStyle w:val="Compact"/>
+              <w:jc w:val="center"/>
+            </w:pPr>
+            <w:r>
+              <w:rPr>
+                <w:rFonts w:hint="eastAsia" w:ascii="Times New Roman" w:hAnsi="Times New Roman" w:eastAsia="FangSong" w:cs="Times New Roman"/>
+              </w:rPr>
+              <w:t xml:space="preserve">灰黑色鳞片状</w:t>
+            </w:r>
+          </w:p>
+        </w:tc>
+        <w:tc>
+          <w:tcPr/>
+          <w:p>
+            <w:pPr>
+              <w:pStyle w:val="Compact"/>
+              <w:jc w:val="center"/>
+            </w:pPr>
+            <w:r>
+              <w:rPr>
+                <w:rFonts w:hint="eastAsia" w:ascii="Times New Roman" w:hAnsi="Times New Roman" w:eastAsia="FangSong" w:cs="Times New Roman"/>
+              </w:rPr>
+              <w:t>层间易滑动</w:t>
+            </w:r>
+            <w:r>
+              <w:rPr>
+                <w:rFonts w:hint="eastAsia" w:ascii="Times New Roman" w:hAnsi="Times New Roman" w:eastAsia="Times New Roman" w:cs="Times New Roman"/>
+              </w:rPr>
+              <w:t>、</w:t>
+            </w:r>
+            <w:r>
+              <w:rPr>
+                <w:rFonts w:hint="eastAsia" w:ascii="Times New Roman" w:hAnsi="Times New Roman" w:eastAsia="FangSong" w:cs="Times New Roman"/>
+              </w:rPr>
+              <w:t>导电</w:t>
+            </w:r>
+            <w:r>
+              <w:rPr>
+                <w:rFonts w:hint="eastAsia" w:ascii="Times New Roman" w:hAnsi="Times New Roman" w:eastAsia="Times New Roman" w:cs="Times New Roman"/>
+              </w:rPr>
+              <w:t>、</w:t>
+            </w:r>
+            <w:r>
+              <w:rPr>
+                <w:rFonts w:hint="eastAsia" w:ascii="Times New Roman" w:hAnsi="Times New Roman" w:eastAsia="FangSong" w:cs="Times New Roman"/>
+              </w:rPr>
+              <w:t>耐高温</w:t>
+            </w:r>
+          </w:p>
+        </w:tc>
+        <w:tc>
+          <w:tcPr/>
+          <w:p>
+            <w:pPr>
+              <w:pStyle w:val="Compact"/>
+              <w:jc w:val="center"/>
+            </w:pPr>
+            <w:r>
+              <w:rPr>
+                <w:rFonts w:hint="eastAsia" w:ascii="Times New Roman" w:hAnsi="Times New Roman" w:eastAsia="FangSong" w:cs="Times New Roman"/>
+              </w:rPr>
+              <w:t xml:space="preserve">与浓</w:t>
+            </w:r>
+            <w:r>
+              <w:rPr>
+                <w:rFonts w:ascii="Times New Roman" w:hAnsi="Times New Roman" w:eastAsia="Times New Roman" w:cs="Times New Roman"/>
+              </w:rPr>
+              <w:t xml:space="preserve"> </w:t>
+            </w:r>
+            <m:oMath>
+              <m:r>
+                <m:rPr>
+                  <m:sty m:val="p"/>
+                </m:rPr>
+                <m:t>H</m:t>
+              </m:r>
+              <m:r>
+                <m:rPr>
+                  <m:sty m:val="p"/>
+                </m:rPr>
+                <m:t>N</m:t>
+              </m:r>
+              <m:sSub>
+                <m:e>
+                  <m:r>
+                    <m:rPr>
+                      <m:sty m:val="p"/>
+                    </m:rPr>
+                    <m:t>O</m:t>
+                  </m:r>
+                </m:e>
+                <m:sub>
+                  <m:r>
+                    <m:rPr>
+                      <m:sty m:val="p"/>
+                    </m:rPr>
+                    <m:t>3</m:t>
+                  </m:r>
+                </m:sub>
+              </m:sSub>
+            </m:oMath>
+            <w:r>
+              <w:rPr>
+                <w:rFonts w:hint="eastAsia" w:ascii="Times New Roman" w:hAnsi="Times New Roman" w:eastAsia="Times New Roman" w:cs="Times New Roman"/>
+              </w:rPr>
+              <w:t>／</w:t>
+            </w:r>
+            <w:r>
+              <w:rPr>
+                <w:rFonts w:hint="eastAsia" w:ascii="Times New Roman" w:hAnsi="Times New Roman" w:eastAsia="FangSong" w:cs="Times New Roman"/>
+              </w:rPr>
+              <w:t>浓</w:t>
+            </w:r>
+            <w:r>
+              <w:rPr>
+                <w:rFonts w:ascii="Times New Roman" w:hAnsi="Times New Roman" w:eastAsia="Times New Roman" w:cs="Times New Roman"/>
+              </w:rPr>
+              <w:t xml:space="preserve"> </w:t>
+            </w:r>
+            <m:oMath>
+              <m:sSub>
+                <m:e>
+                  <m:r>
+                    <m:rPr>
+                      <m:sty m:val="p"/>
+                    </m:rPr>
+                    <m:t>H</m:t>
+                  </m:r>
+                </m:e>
+                <m:sub>
+                  <m:r>
+                    <m:rPr>
+                      <m:sty m:val="p"/>
+                    </m:rPr>
+                    <m:t>2</m:t>
+                  </m:r>
+                </m:sub>
+              </m:sSub>
+              <m:r>
+                <m:rPr>
+                  <m:sty m:val="p"/>
+                </m:rPr>
+                <m:t>S</m:t>
+              </m:r>
+              <m:sSub>
+                <m:e>
+                  <m:r>
+                    <m:rPr>
+                      <m:sty m:val="p"/>
+                    </m:rPr>
+                    <m:t>O</m:t>
+                  </m:r>
+                </m:e>
+                <m:sub>
+                  <m:r>
+                    <m:rPr>
+                      <m:sty m:val="p"/>
+                    </m:rPr>
+                    <m:t>4</m:t>
+                  </m:r>
+                </m:sub>
+              </m:sSub>
+            </m:oMath>
+            <w:r>
+              <w:rPr>
+                <w:rFonts w:ascii="Times New Roman" w:hAnsi="Times New Roman" w:eastAsia="Times New Roman" w:cs="Times New Roman"/>
+              </w:rPr>
+              <w:t xml:space="preserve"> </w:t>
+            </w:r>
+            <w:r>
+              <w:rPr>
+                <w:rFonts w:hint="eastAsia" w:ascii="Times New Roman" w:hAnsi="Times New Roman" w:eastAsia="FangSong" w:cs="Times New Roman"/>
+              </w:rPr>
+              <w:t xml:space="preserve">形成层间化合物</w:t>
+            </w:r>
+          </w:p>
+        </w:tc>
+      </w:tr>
+      <w:tr>
+        <w:tc>
+          <w:tcPr/>
+          <w:p>
+            <w:pPr>
+              <w:pStyle w:val="Compact"/>
+              <w:jc w:val="center"/>
+            </w:pPr>
+            <m:oMath>
+              <m:sSub>
+                <m:e>
+                  <m:r>
+                    <m:rPr>
+                      <m:sty m:val="p"/>
+                    </m:rPr>
+                    <m:t>C</m:t>
+                  </m:r>
+                </m:e>
+                <m:sub>
+                  <m:r>
+                    <m:rPr>
+                      <m:sty m:val="p"/>
+                    </m:rPr>
+                    <m:t>60</m:t>
+                  </m:r>
+                </m:sub>
+              </m:sSub>
+            </m:oMath>
+            <w:r>
+              <w:rPr>
+                <w:rFonts w:ascii="Times New Roman" w:hAnsi="Times New Roman" w:eastAsia="Times New Roman" w:cs="Times New Roman"/>
+              </w:rPr>
+              <w:t xml:space="preserve">​</w:t>
+            </w:r>
+          </w:p>
+        </w:tc>
+        <w:tc>
+          <w:tcPr/>
+          <w:p>
+            <w:pPr>
+              <w:pStyle w:val="Compact"/>
+              <w:jc w:val="center"/>
+            </w:pPr>
+            <w:r>
+              <w:rPr>
+                <w:rFonts w:hint="eastAsia" w:ascii="Times New Roman" w:hAnsi="Times New Roman" w:eastAsia="FangSong" w:cs="Times New Roman"/>
+              </w:rPr>
+              <w:t xml:space="preserve">足球烯</w:t>
+            </w:r>
+          </w:p>
+        </w:tc>
+        <w:tc>
+          <w:tcPr/>
+          <w:p>
+            <w:pPr>
+              <w:pStyle w:val="Compact"/>
+              <w:jc w:val="center"/>
+            </w:pPr>
+            <w:r>
+              <w:rPr>
+                <w:rFonts w:hint="eastAsia" w:ascii="Times New Roman" w:hAnsi="Times New Roman" w:eastAsia="FangSong" w:cs="Times New Roman"/>
+              </w:rPr>
+              <w:t xml:space="preserve">黑色粉末</w:t>
+            </w:r>
+          </w:p>
+        </w:tc>
+        <w:tc>
+          <w:tcPr/>
+          <w:p>
+            <w:pPr>
+              <w:pStyle w:val="Compact"/>
+              <w:jc w:val="center"/>
+            </w:pPr>
+            <w:r>
+              <w:rPr>
+                <w:rFonts w:hint="eastAsia" w:ascii="Times New Roman" w:hAnsi="Times New Roman" w:eastAsia="FangSong" w:cs="Times New Roman"/>
+              </w:rPr>
+              <w:t>分子晶体</w:t>
+            </w:r>
+            <w:r>
+              <w:rPr>
+                <w:rFonts w:hint="eastAsia" w:ascii="Times New Roman" w:hAnsi="Times New Roman" w:eastAsia="Times New Roman" w:cs="Times New Roman"/>
+              </w:rPr>
+              <w:t>、</w:t>
+            </w:r>
+            <w:r>
+              <w:rPr>
+                <w:rFonts w:hint="eastAsia" w:ascii="Times New Roman" w:hAnsi="Times New Roman" w:eastAsia="FangSong" w:cs="Times New Roman"/>
+              </w:rPr>
+              <w:t>可发生加成</w:t>
+            </w:r>
+          </w:p>
+        </w:tc>
+        <w:tc>
+          <w:tcPr/>
+          <w:p>
+            <w:pPr>
+              <w:pStyle w:val="Compact"/>
+              <w:jc w:val="center"/>
+            </w:pPr>
+            <w:r>
+              <w:rPr>
+                <w:rFonts w:hint="eastAsia" w:ascii="Times New Roman" w:hAnsi="Times New Roman" w:eastAsia="FangSong" w:cs="Times New Roman"/>
+              </w:rPr>
+              <w:t xml:space="preserve">与</w:t>
+            </w:r>
+            <w:r>
+              <w:rPr>
+                <w:rFonts w:ascii="Times New Roman" w:hAnsi="Times New Roman" w:eastAsia="Times New Roman" w:cs="Times New Roman"/>
+              </w:rPr>
+              <w:t xml:space="preserve"> </w:t>
+            </w:r>
+            <m:oMath>
+              <m:r>
+                <m:rPr>
+                  <m:sty m:val="p"/>
+                </m:rPr>
+                <m:t>K</m:t>
+              </m:r>
+            </m:oMath>
+            <w:r>
+              <w:rPr>
+                <w:rFonts w:ascii="Times New Roman" w:hAnsi="Times New Roman" w:eastAsia="Times New Roman" w:cs="Times New Roman"/>
+              </w:rPr>
+              <w:t xml:space="preserve"> </w:t>
+            </w:r>
+            <w:r>
+              <w:rPr>
+                <w:rFonts w:hint="eastAsia" w:ascii="Times New Roman" w:hAnsi="Times New Roman" w:eastAsia="FangSong" w:cs="Times New Roman"/>
+              </w:rPr>
+              <w:t xml:space="preserve">生成超导性</w:t>
+            </w:r>
+            <w:r>
+              <w:rPr>
+                <w:rFonts w:ascii="Times New Roman" w:hAnsi="Times New Roman" w:eastAsia="Times New Roman" w:cs="Times New Roman"/>
+              </w:rPr>
+              <w:t xml:space="preserve"> </w:t>
+            </w:r>
+            <m:oMath>
+              <m:sSub>
+                <m:e>
+                  <m:r>
+                    <m:rPr>
+                      <m:sty m:val="p"/>
+                    </m:rPr>
+                    <m:t>K</m:t>
+                  </m:r>
+                </m:e>
+                <m:sub>
+                  <m:r>
+                    <m:rPr>
+                      <m:sty m:val="p"/>
+                    </m:rPr>
+                    <m:t>3</m:t>
+                  </m:r>
+                </m:sub>
+              </m:sSub>
+              <m:sSub>
+                <m:e>
+                  <m:r>
+                    <m:rPr>
+                      <m:sty m:val="p"/>
+                    </m:rPr>
+                    <m:t>C</m:t>
+                  </m:r>
+                </m:e>
+                <m:sub>
+                  <m:r>
+                    <m:rPr>
+                      <m:sty m:val="p"/>
+                    </m:rPr>
+                    <m:t>60</m:t>
+                  </m:r>
+                </m:sub>
+              </m:sSub>
+            </m:oMath>
+          </w:p>
+        </w:tc>
+      </w:tr>
+      <w:tr>
+        <w:tc>
+          <w:tcPr/>
+          <w:p>
+            <w:pPr>
+              <w:pStyle w:val="Compact"/>
+              <w:jc w:val="center"/>
+            </w:pPr>
+            <m:oMath>
+              <m:r>
+                <m:rPr>
+                  <m:sty m:val="p"/>
+                </m:rPr>
+                <m:t>C</m:t>
+              </m:r>
+              <m:sSub>
+                <m:e>
+                  <m:r>
+                    <m:rPr>
+                      <m:sty m:val="p"/>
+                    </m:rPr>
+                    <m:t>O</m:t>
+                  </m:r>
+                </m:e>
+                <m:sub>
+                  <m:r>
+                    <m:rPr>
+                      <m:sty m:val="p"/>
+                    </m:rPr>
+                    <m:t>2</m:t>
+                  </m:r>
+                </m:sub>
+              </m:sSub>
+            </m:oMath>
+            <w:r>
+              <w:rPr>
+                <w:rFonts w:hint="eastAsia" w:ascii="Times New Roman" w:hAnsi="Times New Roman" w:eastAsia="Times New Roman" w:cs="Times New Roman"/>
+              </w:rPr>
+              <w:t>（</w:t>
+            </w:r>
+            <w:r>
+              <w:rPr>
+                <w:rFonts w:hint="eastAsia" w:ascii="Times New Roman" w:hAnsi="Times New Roman" w:eastAsia="FangSong" w:cs="Times New Roman"/>
+              </w:rPr>
+              <w:t>固</w:t>
+            </w:r>
+            <w:r>
+              <w:rPr>
+                <w:rFonts w:hint="eastAsia" w:ascii="Times New Roman" w:hAnsi="Times New Roman" w:eastAsia="Times New Roman" w:cs="Times New Roman"/>
+              </w:rPr>
+              <w:t>）</w:t>
+            </w:r>
+          </w:p>
+        </w:tc>
+        <w:tc>
+          <w:tcPr/>
+          <w:p>
+            <w:pPr>
+              <w:pStyle w:val="Compact"/>
+              <w:jc w:val="center"/>
+            </w:pPr>
+            <w:r>
+              <w:rPr>
+                <w:rFonts w:hint="eastAsia" w:ascii="Times New Roman" w:hAnsi="Times New Roman" w:eastAsia="FangSong" w:cs="Times New Roman"/>
+              </w:rPr>
+              <w:t xml:space="preserve">干冰</w:t>
+            </w:r>
+          </w:p>
+        </w:tc>
+        <w:tc>
+          <w:tcPr/>
+          <w:p>
+            <w:pPr>
+              <w:pStyle w:val="Compact"/>
+              <w:jc w:val="center"/>
+            </w:pPr>
+            <w:r>
+              <w:rPr>
+                <w:rFonts w:hint="eastAsia" w:ascii="Times New Roman" w:hAnsi="Times New Roman" w:eastAsia="FangSong" w:cs="Times New Roman"/>
+              </w:rPr>
+              <w:t xml:space="preserve">白色雪状固体</w:t>
+            </w:r>
+          </w:p>
+        </w:tc>
+        <w:tc>
+          <w:tcPr/>
+          <w:p>
+            <w:pPr>
+              <w:pStyle w:val="Compact"/>
+              <w:jc w:val="center"/>
+            </w:pPr>
+            <w:r>
+              <w:rPr>
+                <w:rFonts w:hint="eastAsia" w:ascii="Times New Roman" w:hAnsi="Times New Roman" w:eastAsia="FangSong" w:cs="Times New Roman"/>
+              </w:rPr>
+              <w:t>常压直接升华</w:t>
+            </w:r>
+            <w:r>
+              <w:rPr>
+                <w:rFonts w:hint="eastAsia" w:ascii="Times New Roman" w:hAnsi="Times New Roman" w:eastAsia="Times New Roman" w:cs="Times New Roman"/>
+              </w:rPr>
+              <w:t>（</w:t>
+            </w:r>
+            <m:oMath>
+              <m:r>
+                <m:rPr>
+                  <m:sty m:val="p"/>
+                </m:rPr>
+                <m:t>−</m:t>
+              </m:r>
+              <m:r>
+                <m:t>78.5</m:t>
+              </m:r>
+              <m:r>
+                <m:rPr>
+                  <m:sty m:val="p"/>
+                </m:rPr>
+                <m:t>°</m:t>
+              </m:r>
+              <m:r>
+                <m:rPr>
+                  <m:sty m:val="p"/>
+                </m:rPr>
+                <m:t>C</m:t>
+              </m:r>
+            </m:oMath>
+            <w:r>
+              <w:rPr>
+                <w:rFonts w:hint="eastAsia" w:ascii="Times New Roman" w:hAnsi="Times New Roman" w:eastAsia="Times New Roman" w:cs="Times New Roman"/>
+              </w:rPr>
+              <w:t xml:space="preserve">）</w:t>
+            </w:r>
+          </w:p>
+        </w:tc>
+        <w:tc>
+          <w:tcPr/>
+          <w:p>
+            <w:pPr>
+              <w:pStyle w:val="Compact"/>
+              <w:jc w:val="center"/>
+            </w:pPr>
+            <m:oMath>
+              <m:r>
+                <m:rPr>
+                  <m:sty m:val="p"/>
+                </m:rPr>
+                <m:t>C</m:t>
+              </m:r>
+              <m:sSub>
+                <m:e>
+                  <m:r>
+                    <m:rPr>
+                      <m:sty m:val="p"/>
+                    </m:rPr>
+                    <m:t>O</m:t>
+                  </m:r>
+                </m:e>
+                <m:sub>
+                  <m:r>
+                    <m:rPr>
+                      <m:sty m:val="p"/>
+                    </m:rPr>
+                    <m:t>2</m:t>
+                  </m:r>
+                </m:sub>
+              </m:sSub>
+              <m:r>
+                <m:rPr>
+                  <m:sty m:val="p"/>
+                </m:rPr>
+                <m:t>+</m:t>
+              </m:r>
+              <m:r>
+                <m:rPr>
+                  <m:sty m:val="p"/>
+                </m:rPr>
+                <m:t>C</m:t>
+              </m:r>
+              <m:r>
+                <m:rPr>
+                  <m:sty m:val="p"/>
+                </m:rPr>
+                <m:t>a</m:t>
+              </m:r>
+              <m:r>
+                <m:rPr>
+                  <m:sty m:val="p"/>
+                </m:rPr>
+                <m:t>(</m:t>
+              </m:r>
+              <m:r>
+                <m:rPr>
+                  <m:sty m:val="p"/>
+                </m:rPr>
+                <m:t>O</m:t>
+              </m:r>
+              <m:r>
+                <m:rPr>
+                  <m:sty m:val="p"/>
+                </m:rPr>
+                <m:t>H</m:t>
+              </m:r>
+              <m:sSub>
+                <m:e>
+                  <m:r>
+                    <m:rPr>
+                      <m:sty m:val="p"/>
+                    </m:rPr>
+                    <m:t>)</m:t>
+                  </m:r>
+                </m:e>
+                <m:sub>
+                  <m:r>
+                    <m:rPr>
+                      <m:sty m:val="p"/>
+                    </m:rPr>
+                    <m:t>2</m:t>
+                  </m:r>
+                </m:sub>
+              </m:sSub>
+              <m:r>
+                <m:rPr>
+                  <m:sty m:val="p"/>
+                </m:rPr>
+                <m:t>→</m:t>
+              </m:r>
+              <m:r>
+                <m:rPr>
+                  <m:sty m:val="p"/>
+                </m:rPr>
+                <m:t>C</m:t>
+              </m:r>
+              <m:r>
+                <m:rPr>
+                  <m:sty m:val="p"/>
+                </m:rPr>
+                <m:t>a</m:t>
+              </m:r>
+              <m:r>
+                <m:rPr>
+                  <m:sty m:val="p"/>
+                </m:rPr>
+                <m:t>C</m:t>
+              </m:r>
+              <m:sSub>
+                <m:e>
+                  <m:r>
+                    <m:rPr>
+                      <m:sty m:val="p"/>
+                    </m:rPr>
+                    <m:t>O</m:t>
+                  </m:r>
+                </m:e>
+                <m:sub>
+                  <m:r>
+                    <m:rPr>
+                      <m:sty m:val="p"/>
+                    </m:rPr>
+                    <m:t>3</m:t>
+                  </m:r>
+                </m:sub>
+              </m:sSub>
+              <m:r>
+                <m:rPr>
+                  <m:sty m:val="p"/>
+                </m:rPr>
+                <m:t>↓</m:t>
+              </m:r>
+              <m:r>
+                <m:rPr>
+                  <m:sty m:val="p"/>
+                </m:rPr>
+                <m:t>+</m:t>
+              </m:r>
+              <m:sSub>
+                <m:e>
+                  <m:r>
+                    <m:rPr>
+                      <m:sty m:val="p"/>
+                    </m:rPr>
+                    <m:t>H</m:t>
+                  </m:r>
+                </m:e>
+                <m:sub>
+                  <m:r>
+                    <m:rPr>
+                      <m:sty m:val="p"/>
+                    </m:rPr>
+                    <m:t>2</m:t>
+                  </m:r>
+                </m:sub>
+              </m:sSub>
+              <m:r>
+                <m:rPr>
+                  <m:sty m:val="p"/>
+                </m:rPr>
+                <m:t>O</m:t>
+              </m:r>
+            </m:oMath>
+            <w:r>
+              <w:rPr>
+                <w:rFonts w:ascii="Times New Roman" w:hAnsi="Times New Roman" w:eastAsia="Times New Roman" w:cs="Times New Roman"/>
+              </w:rPr>
+              <w:t xml:space="preserve">​</w:t>
+            </w:r>
+          </w:p>
+        </w:tc>
+      </w:tr>
+      <w:tr>
+        <w:tc>
+          <w:tcPr/>
+          <w:p>
+            <w:pPr>
+              <w:pStyle w:val="Compact"/>
+              <w:jc w:val="center"/>
+            </w:pPr>
+            <m:oMath>
+              <m:r>
+                <m:rPr>
+                  <m:sty m:val="p"/>
+                </m:rPr>
+                <m:t>C</m:t>
+              </m:r>
+              <m:r>
+                <m:rPr>
+                  <m:sty m:val="p"/>
+                </m:rPr>
+                <m:t>a</m:t>
+              </m:r>
+              <m:sSub>
+                <m:e>
+                  <m:r>
+                    <m:rPr>
+                      <m:sty m:val="p"/>
+                    </m:rPr>
+                    <m:t>C</m:t>
+                  </m:r>
+                </m:e>
+                <m:sub>
+                  <m:r>
+                    <m:rPr>
+                      <m:sty m:val="p"/>
+                    </m:rPr>
+                    <m:t>2</m:t>
+                  </m:r>
+                </m:sub>
+              </m:sSub>
+            </m:oMath>
+            <w:r>
+              <w:rPr>
+                <w:rFonts w:ascii="Times New Roman" w:hAnsi="Times New Roman" w:eastAsia="Times New Roman" w:cs="Times New Roman"/>
+              </w:rPr>
+              <w:t xml:space="preserve">​</w:t>
+            </w:r>
+          </w:p>
+        </w:tc>
+        <w:tc>
+          <w:tcPr/>
+          <w:p>
+            <w:pPr>
+              <w:pStyle w:val="Compact"/>
+              <w:jc w:val="center"/>
+            </w:pPr>
+            <w:r>
+              <w:rPr>
+                <w:rFonts w:hint="eastAsia" w:ascii="Times New Roman" w:hAnsi="Times New Roman" w:eastAsia="FangSong" w:cs="Times New Roman"/>
+              </w:rPr>
+              <w:t xml:space="preserve">电石</w:t>
+            </w:r>
+          </w:p>
+        </w:tc>
+        <w:tc>
+          <w:tcPr/>
+          <w:p>
+            <w:pPr>
+              <w:pStyle w:val="Compact"/>
+              <w:jc w:val="center"/>
+            </w:pPr>
+            <w:r>
+              <w:rPr>
+                <w:rFonts w:hint="eastAsia" w:ascii="Times New Roman" w:hAnsi="Times New Roman" w:eastAsia="FangSong" w:cs="Times New Roman"/>
+              </w:rPr>
+              <w:t xml:space="preserve">灰黑色块状</w:t>
+            </w:r>
+          </w:p>
+        </w:tc>
+        <w:tc>
+          <w:tcPr/>
+          <w:p>
+            <w:pPr>
+              <w:pStyle w:val="Compact"/>
+              <w:jc w:val="center"/>
+            </w:pPr>
+            <w:r>
+              <w:rPr>
+                <w:rFonts w:hint="eastAsia" w:ascii="Times New Roman" w:hAnsi="Times New Roman" w:eastAsia="FangSong" w:cs="Times New Roman"/>
+              </w:rPr>
+              <w:t xml:space="preserve">遇水放出可燃气体</w:t>
+            </w:r>
+          </w:p>
+        </w:tc>
+        <w:tc>
+          <w:tcPr/>
+          <w:p>
+            <w:pPr>
+              <w:pStyle w:val="Compact"/>
+              <w:jc w:val="center"/>
+            </w:pPr>
+            <m:oMath>
+              <m:r>
+                <m:rPr>
+                  <m:sty m:val="p"/>
+                </m:rPr>
+                <m:t>C</m:t>
+              </m:r>
+              <m:r>
+                <m:rPr>
+                  <m:sty m:val="p"/>
+                </m:rPr>
+                <m:t>a</m:t>
+              </m:r>
+              <m:sSub>
+                <m:e>
+                  <m:r>
+                    <m:rPr>
+                      <m:sty m:val="p"/>
+                    </m:rPr>
+                    <m:t>C</m:t>
+                  </m:r>
+                </m:e>
+                <m:sub>
+                  <m:r>
+                    <m:rPr>
+                      <m:sty m:val="p"/>
+                    </m:rPr>
+                    <m:t>2</m:t>
+                  </m:r>
+                </m:sub>
+              </m:sSub>
+              <m:r>
+                <m:rPr>
+                  <m:sty m:val="p"/>
+                </m:rPr>
+                <m:t>+</m:t>
+              </m:r>
+              <m:r>
+                <m:rPr>
+                  <m:sty m:val="p"/>
+                </m:rPr>
+                <m:t>2</m:t>
+              </m:r>
+              <m:sSub>
+                <m:e>
+                  <m:r>
+                    <m:rPr>
+                      <m:sty m:val="p"/>
+                    </m:rPr>
+                    <m:t>H</m:t>
+                  </m:r>
+                </m:e>
+                <m:sub>
+                  <m:r>
+                    <m:rPr>
+                      <m:sty m:val="p"/>
+                    </m:rPr>
+                    <m:t>2</m:t>
+                  </m:r>
+                </m:sub>
+              </m:sSub>
+              <m:r>
+                <m:rPr>
+                  <m:sty m:val="p"/>
+                </m:rPr>
+                <m:t>O</m:t>
+              </m:r>
+              <m:r>
+                <m:rPr>
+                  <m:sty m:val="p"/>
+                </m:rPr>
+                <m:t>→</m:t>
+              </m:r>
+              <m:r>
+                <m:rPr>
+                  <m:sty m:val="p"/>
+                </m:rPr>
+                <m:t>C</m:t>
+              </m:r>
+              <m:r>
+                <m:rPr>
+                  <m:sty m:val="p"/>
+                </m:rPr>
+                <m:t>a</m:t>
+              </m:r>
+              <m:r>
+                <m:rPr>
+                  <m:sty m:val="p"/>
+                </m:rPr>
+                <m:t>(</m:t>
+              </m:r>
+              <m:r>
+                <m:rPr>
+                  <m:sty m:val="p"/>
+                </m:rPr>
+                <m:t>O</m:t>
+              </m:r>
+              <m:r>
+                <m:rPr>
+                  <m:sty m:val="p"/>
+                </m:rPr>
+                <m:t>H</m:t>
+              </m:r>
+              <m:sSub>
+                <m:e>
+                  <m:r>
+                    <m:rPr>
+                      <m:sty m:val="p"/>
+                    </m:rPr>
+                    <m:t>)</m:t>
+                  </m:r>
+                </m:e>
+                <m:sub>
+                  <m:r>
+                    <m:rPr>
+                      <m:sty m:val="p"/>
+                    </m:rPr>
+                    <m:t>2</m:t>
+                  </m:r>
+                </m:sub>
+              </m:sSub>
+              <m:r>
+                <m:rPr>
+                  <m:sty m:val="p"/>
+                </m:rPr>
+                <m:t>+</m:t>
+              </m:r>
+              <m:sSub>
+                <m:e>
+                  <m:r>
+                    <m:rPr>
+                      <m:sty m:val="p"/>
+                    </m:rPr>
+                    <m:t>C</m:t>
+                  </m:r>
+                </m:e>
+                <m:sub>
+                  <m:r>
+                    <m:rPr>
+                      <m:sty m:val="p"/>
+                    </m:rPr>
+                    <m:t>2</m:t>
+                  </m:r>
+                </m:sub>
+              </m:sSub>
+              <m:sSub>
+                <m:e>
+                  <m:r>
+                    <m:rPr>
+                      <m:sty m:val="p"/>
+                    </m:rPr>
+                    <m:t>H</m:t>
+                  </m:r>
+                </m:e>
+                <m:sub>
+                  <m:r>
+                    <m:rPr>
+                      <m:sty m:val="p"/>
+                    </m:rPr>
+                    <m:t>2</m:t>
+                  </m:r>
+                </m:sub>
+              </m:sSub>
+              <m:r>
+                <m:rPr>
+                  <m:sty m:val="p"/>
+                </m:rPr>
+                <m:t>↑</m:t>
+              </m:r>
+            </m:oMath>
+            <w:r>
+              <w:rPr>
+                <w:rFonts w:ascii="Times New Roman" w:hAnsi="Times New Roman" w:eastAsia="Times New Roman" w:cs="Times New Roman"/>
+              </w:rPr>
+              <w:t xml:space="preserve">​</w:t>
+            </w:r>
+          </w:p>
+        </w:tc>
+      </w:tr>
+      <w:tr>
+        <w:tc>
+          <w:tcPr/>
+          <w:p>
+            <w:pPr>
+              <w:pStyle w:val="Compact"/>
+              <w:jc w:val="center"/>
+            </w:pPr>
+            <m:oMath>
+              <m:r>
+                <m:rPr>
+                  <m:sty m:val="p"/>
+                </m:rPr>
+                <m:t>S</m:t>
+              </m:r>
+              <m:r>
+                <m:rPr>
+                  <m:sty m:val="p"/>
+                </m:rPr>
+                <m:t>i</m:t>
+              </m:r>
+              <m:r>
+                <m:rPr>
+                  <m:sty m:val="p"/>
+                </m:rPr>
+                <m:t>C</m:t>
+              </m:r>
+            </m:oMath>
+            <w:r>
+              <w:rPr>
+                <w:rFonts w:ascii="Times New Roman" w:hAnsi="Times New Roman" w:eastAsia="Times New Roman" w:cs="Times New Roman"/>
+              </w:rPr>
+              <w:t xml:space="preserve">​</w:t>
+            </w:r>
+          </w:p>
+        </w:tc>
+        <w:tc>
+          <w:tcPr/>
+          <w:p>
+            <w:pPr>
+              <w:pStyle w:val="Compact"/>
+              <w:jc w:val="center"/>
+            </w:pPr>
+            <w:r>
+              <w:rPr>
+                <w:rFonts w:hint="eastAsia" w:ascii="Times New Roman" w:hAnsi="Times New Roman" w:eastAsia="FangSong" w:cs="Times New Roman"/>
+              </w:rPr>
+              <w:t xml:space="preserve">金刚砂</w:t>
+            </w:r>
+          </w:p>
+        </w:tc>
+        <w:tc>
+          <w:tcPr/>
+          <w:p>
+            <w:pPr>
+              <w:pStyle w:val="Compact"/>
+              <w:jc w:val="center"/>
+            </w:pPr>
+            <w:r>
+              <w:rPr>
+                <w:rFonts w:hint="eastAsia" w:ascii="Times New Roman" w:hAnsi="Times New Roman" w:eastAsia="FangSong" w:cs="Times New Roman"/>
+              </w:rPr>
+              <w:t xml:space="preserve">无色至墨绿色晶体</w:t>
+            </w:r>
+          </w:p>
+        </w:tc>
+        <w:tc>
+          <w:tcPr/>
+          <w:p>
+            <w:pPr>
+              <w:pStyle w:val="Compact"/>
+              <w:jc w:val="center"/>
+            </w:pPr>
+            <w:r>
+              <w:rPr>
+                <w:rFonts w:hint="eastAsia" w:ascii="Times New Roman" w:hAnsi="Times New Roman" w:eastAsia="FangSong" w:cs="Times New Roman"/>
+              </w:rPr>
+              <w:t xml:space="preserve">硬度</w:t>
+            </w:r>
+            <w:r>
+              <w:rPr>
+                <w:rFonts w:ascii="Times New Roman" w:hAnsi="Times New Roman" w:eastAsia="Times New Roman" w:cs="Times New Roman"/>
+              </w:rPr>
+              <w:t xml:space="preserve"> </w:t>
+            </w:r>
+            <w:r>
+              <w:rPr>
+                <w:rFonts w:hint="eastAsia" w:ascii="Times New Roman" w:hAnsi="Times New Roman" w:eastAsia="Times New Roman" w:cs="Times New Roman"/>
+              </w:rPr>
+              <w:t>9.5、</w:t>
+            </w:r>
+            <w:r>
+              <w:rPr>
+                <w:rFonts w:hint="eastAsia" w:ascii="Times New Roman" w:hAnsi="Times New Roman" w:eastAsia="FangSong" w:cs="Times New Roman"/>
+              </w:rPr>
+              <w:t>耐磨耐高温</w:t>
+            </w:r>
+          </w:p>
+        </w:tc>
+        <w:tc>
+          <w:tcPr/>
+          <w:p>
+            <w:pPr>
+              <w:pStyle w:val="Compact"/>
+              <w:jc w:val="center"/>
+            </w:pPr>
+            <m:oMath>
+              <m:r>
+                <m:rPr>
+                  <m:sty m:val="p"/>
+                </m:rPr>
+                <m:t>S</m:t>
+              </m:r>
+              <m:r>
+                <m:rPr>
+                  <m:sty m:val="p"/>
+                </m:rPr>
+                <m:t>i</m:t>
+              </m:r>
+              <m:r>
+                <m:rPr>
+                  <m:sty m:val="p"/>
+                </m:rPr>
+                <m:t>C</m:t>
+              </m:r>
+              <m:r>
+                <m:rPr>
+                  <m:sty m:val="p"/>
+                </m:rPr>
+                <m:t>+</m:t>
+              </m:r>
+              <m:r>
+                <m:rPr>
+                  <m:sty m:val="p"/>
+                </m:rPr>
+                <m:t>2</m:t>
+              </m:r>
+              <m:r>
+                <m:rPr>
+                  <m:sty m:val="p"/>
+                </m:rPr>
+                <m:t>N</m:t>
+              </m:r>
+              <m:r>
+                <m:rPr>
+                  <m:sty m:val="p"/>
+                </m:rPr>
+                <m:t>a</m:t>
+              </m:r>
+              <m:r>
+                <m:rPr>
+                  <m:sty m:val="p"/>
+                </m:rPr>
+                <m:t>O</m:t>
+              </m:r>
+              <m:r>
+                <m:rPr>
+                  <m:sty m:val="p"/>
+                </m:rPr>
+                <m:t>H</m:t>
+              </m:r>
+              <m:r>
+                <m:rPr>
+                  <m:sty m:val="p"/>
+                </m:rPr>
+                <m:t>+</m:t>
+              </m:r>
+              <m:r>
+                <m:rPr>
+                  <m:sty m:val="p"/>
+                </m:rPr>
+                <m:t>2</m:t>
+              </m:r>
+              <m:sSub>
+                <m:e>
+                  <m:r>
+                    <m:rPr>
+                      <m:sty m:val="p"/>
+                    </m:rPr>
+                    <m:t>O</m:t>
+                  </m:r>
+                </m:e>
+                <m:sub>
+                  <m:r>
+                    <m:rPr>
+                      <m:sty m:val="p"/>
+                    </m:rPr>
+                    <m:t>2</m:t>
+                  </m:r>
+                </m:sub>
+              </m:sSub>
+              <m:r>
+                <m:rPr>
+                  <m:sty m:val="p"/>
+                </m:rPr>
+                <m:t>→</m:t>
+              </m:r>
+              <m:r>
+                <m:rPr>
+                  <m:sty m:val="p"/>
+                </m:rPr>
+                <m:t>N</m:t>
+              </m:r>
+              <m:sSub>
+                <m:e>
+                  <m:r>
+                    <m:rPr>
+                      <m:sty m:val="p"/>
+                    </m:rPr>
+                    <m:t>a</m:t>
+                  </m:r>
+                </m:e>
+                <m:sub>
+                  <m:r>
+                    <m:rPr>
+                      <m:sty m:val="p"/>
+                    </m:rPr>
+                    <m:t>2</m:t>
+                  </m:r>
+                </m:sub>
+              </m:sSub>
+              <m:r>
+                <m:rPr>
+                  <m:sty m:val="p"/>
+                </m:rPr>
+                <m:t>S</m:t>
+              </m:r>
+              <m:r>
+                <m:rPr>
+                  <m:sty m:val="p"/>
+                </m:rPr>
+                <m:t>i</m:t>
+              </m:r>
+              <m:sSub>
+                <m:e>
+                  <m:r>
+                    <m:rPr>
+                      <m:sty m:val="p"/>
+                    </m:rPr>
+                    <m:t>O</m:t>
+                  </m:r>
+                </m:e>
+                <m:sub>
+                  <m:r>
+                    <m:rPr>
+                      <m:sty m:val="p"/>
+                    </m:rPr>
+                    <m:t>3</m:t>
+                  </m:r>
+                </m:sub>
+              </m:sSub>
+              <m:r>
+                <m:rPr>
+                  <m:sty m:val="p"/>
+                </m:rPr>
+                <m:t>+</m:t>
+              </m:r>
+              <m:r>
+                <m:rPr>
+                  <m:sty m:val="p"/>
+                </m:rPr>
+                <m:t>N</m:t>
+              </m:r>
+              <m:sSub>
+                <m:e>
+                  <m:r>
+                    <m:rPr>
+                      <m:sty m:val="p"/>
+                    </m:rPr>
+                    <m:t>a</m:t>
+                  </m:r>
+                </m:e>
+                <m:sub>
+                  <m:r>
+                    <m:rPr>
+                      <m:sty m:val="p"/>
+                    </m:rPr>
+                    <m:t>2</m:t>
+                  </m:r>
+                </m:sub>
+              </m:sSub>
+              <m:r>
+                <m:rPr>
+                  <m:sty m:val="p"/>
+                </m:rPr>
+                <m:t>C</m:t>
+              </m:r>
+              <m:sSub>
+                <m:e>
+                  <m:r>
+                    <m:rPr>
+                      <m:sty m:val="p"/>
+                    </m:rPr>
+                    <m:t>O</m:t>
+                  </m:r>
+                </m:e>
+                <m:sub>
+                  <m:r>
+                    <m:rPr>
+                      <m:sty m:val="p"/>
+                    </m:rPr>
+                    <m:t>3</m:t>
+                  </m:r>
+                </m:sub>
+              </m:sSub>
+              <m:r>
+                <m:rPr>
+                  <m:sty m:val="p"/>
+                </m:rPr>
+                <m:t>+</m:t>
+              </m:r>
+              <m:sSub>
+                <m:e>
+                  <m:r>
+                    <m:rPr>
+                      <m:sty m:val="p"/>
+                    </m:rPr>
+                    <m:t>H</m:t>
+                  </m:r>
+                </m:e>
+                <m:sub>
+                  <m:r>
+                    <m:rPr>
+                      <m:sty m:val="p"/>
+                    </m:rPr>
+                    <m:t>2</m:t>
+                  </m:r>
+                </m:sub>
+              </m:sSub>
+              <m:r>
+                <m:rPr>
+                  <m:sty m:val="p"/>
+                </m:rPr>
+                <m:t>O</m:t>
+              </m:r>
+            </m:oMath>
+            <w:r>
+              <w:rPr>
+                <w:rFonts w:ascii="Times New Roman" w:hAnsi="Times New Roman" w:eastAsia="Times New Roman" w:cs="Times New Roman"/>
+              </w:rPr>
+              <w:t xml:space="preserve">​</w:t>
+            </w:r>
+          </w:p>
+        </w:tc>
+      </w:tr>
+      <w:tr>
+        <w:tc>
+          <w:tcPr/>
+          <w:p>
+            <w:pPr>
+              <w:pStyle w:val="Compact"/>
+              <w:jc w:val="center"/>
+            </w:pPr>
+            <m:oMath>
+              <m:r>
+                <m:rPr>
+                  <m:sty m:val="p"/>
+                </m:rPr>
+                <m:t>S</m:t>
+              </m:r>
+              <m:r>
+                <m:rPr>
+                  <m:sty m:val="p"/>
+                </m:rPr>
+                <m:t>i</m:t>
+              </m:r>
+              <m:sSub>
+                <m:e>
+                  <m:r>
+                    <m:rPr>
+                      <m:sty m:val="p"/>
+                    </m:rPr>
+                    <m:t>O</m:t>
+                  </m:r>
+                </m:e>
+                <m:sub>
+                  <m:r>
+                    <m:rPr>
+                      <m:sty m:val="p"/>
+                    </m:rPr>
+                    <m:t>2</m:t>
+                  </m:r>
+                </m:sub>
+              </m:sSub>
+            </m:oMath>
+            <w:r>
+              <w:rPr>
+                <w:rFonts w:ascii="Times New Roman" w:hAnsi="Times New Roman" w:eastAsia="Times New Roman" w:cs="Times New Roman"/>
+              </w:rPr>
+              <w:t xml:space="preserve">​</w:t>
+            </w:r>
+          </w:p>
+        </w:tc>
+        <w:tc>
+          <w:tcPr/>
+          <w:p>
+            <w:pPr>
+              <w:pStyle w:val="Compact"/>
+              <w:jc w:val="center"/>
+            </w:pPr>
+            <w:r>
+              <w:rPr>
+                <w:rFonts w:hint="eastAsia" w:ascii="Times New Roman" w:hAnsi="Times New Roman" w:eastAsia="FangSong" w:cs="Times New Roman"/>
+              </w:rPr>
+              <w:t>石英</w:t>
+            </w:r>
+            <w:r>
+              <w:rPr>
+                <w:rFonts w:hint="eastAsia" w:ascii="Times New Roman" w:hAnsi="Times New Roman" w:eastAsia="Times New Roman" w:cs="Times New Roman"/>
+              </w:rPr>
+              <w:t>、</w:t>
+            </w:r>
+            <w:r>
+              <w:rPr>
+                <w:rFonts w:hint="eastAsia" w:ascii="Times New Roman" w:hAnsi="Times New Roman" w:eastAsia="FangSong" w:cs="Times New Roman"/>
+              </w:rPr>
+              <w:t>水晶</w:t>
+            </w:r>
+            <w:r>
+              <w:rPr>
+                <w:rFonts w:hint="eastAsia" w:ascii="Times New Roman" w:hAnsi="Times New Roman" w:eastAsia="Times New Roman" w:cs="Times New Roman"/>
+              </w:rPr>
+              <w:t>、</w:t>
+            </w:r>
+            <w:r>
+              <w:rPr>
+                <w:rFonts w:hint="eastAsia" w:ascii="Times New Roman" w:hAnsi="Times New Roman" w:eastAsia="FangSong" w:cs="Times New Roman"/>
+              </w:rPr>
+              <w:t>砂石</w:t>
+            </w:r>
+          </w:p>
+        </w:tc>
+        <w:tc>
+          <w:tcPr/>
+          <w:p>
+            <w:pPr>
+              <w:pStyle w:val="Compact"/>
+              <w:jc w:val="center"/>
+            </w:pPr>
+            <w:r>
+              <w:rPr>
+                <w:rFonts w:hint="eastAsia" w:ascii="Times New Roman" w:hAnsi="Times New Roman" w:eastAsia="FangSong" w:cs="Times New Roman"/>
+              </w:rPr>
+              <w:t xml:space="preserve">无色透明晶体</w:t>
+            </w:r>
+          </w:p>
+        </w:tc>
+        <w:tc>
+          <w:tcPr/>
+          <w:p>
+            <w:pPr>
+              <w:pStyle w:val="Compact"/>
+              <w:jc w:val="center"/>
+            </w:pPr>
+            <w:r>
+              <w:rPr>
+                <w:rFonts w:hint="eastAsia" w:ascii="Times New Roman" w:hAnsi="Times New Roman" w:eastAsia="FangSong" w:cs="Times New Roman"/>
+              </w:rPr>
+              <w:t xml:space="preserve">熔点</w:t>
+            </w:r>
+            <w:r>
+              <w:rPr>
+                <w:rFonts w:ascii="Times New Roman" w:hAnsi="Times New Roman" w:eastAsia="Times New Roman" w:cs="Times New Roman"/>
+              </w:rPr>
+              <w:t xml:space="preserve"> </w:t>
+            </w:r>
+            <m:oMath>
+              <m:r>
+                <m:t>1710</m:t>
+              </m:r>
+              <m:r>
+                <m:rPr>
+                  <m:sty m:val="p"/>
+                </m:rPr>
+                <m:t>°</m:t>
+              </m:r>
+              <m:r>
+                <m:rPr>
+                  <m:sty m:val="p"/>
+                </m:rPr>
+                <m:t>C</m:t>
+              </m:r>
+            </m:oMath>
+            <w:r>
+              <w:rPr>
+                <w:rFonts w:hint="eastAsia" w:ascii="Times New Roman" w:hAnsi="Times New Roman" w:eastAsia="Times New Roman" w:cs="Times New Roman"/>
+              </w:rPr>
+              <w:t>、</w:t>
+            </w:r>
+            <w:r>
+              <w:rPr>
+                <w:rFonts w:hint="eastAsia" w:ascii="Times New Roman" w:hAnsi="Times New Roman" w:eastAsia="FangSong" w:cs="Times New Roman"/>
+              </w:rPr>
+              <w:t>耐酸</w:t>
+            </w:r>
+          </w:p>
+        </w:tc>
+        <w:tc>
+          <w:tcPr/>
+          <w:p>
+            <w:pPr>
+              <w:pStyle w:val="Compact"/>
+              <w:jc w:val="center"/>
+            </w:pPr>
+            <m:oMath>
+              <m:r>
+                <m:rPr>
+                  <m:sty m:val="p"/>
+                </m:rPr>
+                <m:t>S</m:t>
+              </m:r>
+              <m:r>
+                <m:rPr>
+                  <m:sty m:val="p"/>
+                </m:rPr>
+                <m:t>i</m:t>
+              </m:r>
+              <m:sSub>
+                <m:e>
+                  <m:r>
+                    <m:rPr>
+                      <m:sty m:val="p"/>
+                    </m:rPr>
+                    <m:t>O</m:t>
+                  </m:r>
+                </m:e>
+                <m:sub>
+                  <m:r>
+                    <m:rPr>
+                      <m:sty m:val="p"/>
+                    </m:rPr>
+                    <m:t>2</m:t>
+                  </m:r>
+                </m:sub>
+              </m:sSub>
+              <m:r>
+                <m:rPr>
+                  <m:sty m:val="p"/>
+                </m:rPr>
+                <m:t>+</m:t>
+              </m:r>
+              <m:r>
+                <m:rPr>
+                  <m:sty m:val="p"/>
+                </m:rPr>
+                <m:t>4</m:t>
+              </m:r>
+              <m:r>
+                <m:rPr>
+                  <m:sty m:val="p"/>
+                </m:rPr>
+                <m:t>H</m:t>
+              </m:r>
+              <m:r>
+                <m:rPr>
+                  <m:sty m:val="p"/>
+                </m:rPr>
+                <m:t>F</m:t>
+              </m:r>
+              <m:r>
+                <m:rPr>
+                  <m:sty m:val="p"/>
+                </m:rPr>
+                <m:t>→</m:t>
+              </m:r>
+              <m:r>
+                <m:rPr>
+                  <m:sty m:val="p"/>
+                </m:rPr>
+                <m:t>S</m:t>
+              </m:r>
+              <m:r>
+                <m:rPr>
+                  <m:sty m:val="p"/>
+                </m:rPr>
+                <m:t>i</m:t>
+              </m:r>
+              <m:sSub>
+                <m:e>
+                  <m:r>
+                    <m:rPr>
+                      <m:sty m:val="p"/>
+                    </m:rPr>
+                    <m:t>F</m:t>
+                  </m:r>
+                </m:e>
+                <m:sub>
+                  <m:r>
+                    <m:rPr>
+                      <m:sty m:val="p"/>
+                    </m:rPr>
+                    <m:t>4</m:t>
+                  </m:r>
+                </m:sub>
+              </m:sSub>
+              <m:r>
+                <m:rPr>
+                  <m:sty m:val="p"/>
+                </m:rPr>
+                <m:t>↑</m:t>
+              </m:r>
+              <m:r>
+                <m:rPr>
+                  <m:sty m:val="p"/>
+                </m:rPr>
+                <m:t>+</m:t>
+              </m:r>
+              <m:r>
+                <m:rPr>
+                  <m:sty m:val="p"/>
+                </m:rPr>
+                <m:t>2</m:t>
+              </m:r>
+              <m:sSub>
+                <m:e>
+                  <m:r>
+                    <m:rPr>
+                      <m:sty m:val="p"/>
+                    </m:rPr>
+                    <m:t>H</m:t>
+                  </m:r>
+                </m:e>
+                <m:sub>
+                  <m:r>
+                    <m:rPr>
+                      <m:sty m:val="p"/>
+                    </m:rPr>
+                    <m:t>2</m:t>
+                  </m:r>
+                </m:sub>
+              </m:sSub>
+              <m:r>
+                <m:rPr>
+                  <m:sty m:val="p"/>
+                </m:rPr>
+                <m:t>O</m:t>
+              </m:r>
+            </m:oMath>
+            <w:r>
+              <w:rPr>
+                <w:rFonts w:ascii="Times New Roman" w:hAnsi="Times New Roman" w:eastAsia="Times New Roman" w:cs="Times New Roman"/>
+              </w:rPr>
+              <w:t xml:space="preserve">​</w:t>
+            </w:r>
+          </w:p>
+        </w:tc>
+      </w:tr>
+      <w:tr>
+        <w:tc>
+          <w:tcPr/>
+          <w:p>
+            <w:pPr>
+              <w:pStyle w:val="Compact"/>
+              <w:jc w:val="center"/>
+            </w:pPr>
+            <m:oMath>
+              <m:r>
+                <m:rPr>
+                  <m:sty m:val="p"/>
+                </m:rPr>
+                <m:t>S</m:t>
+              </m:r>
+              <m:r>
+                <m:rPr>
+                  <m:sty m:val="p"/>
+                </m:rPr>
+                <m:t>i</m:t>
+              </m:r>
+              <m:r>
+                <m:rPr>
+                  <m:sty m:val="p"/>
+                </m:rPr>
+                <m:t>C</m:t>
+              </m:r>
+              <m:sSub>
+                <m:e>
+                  <m:r>
+                    <m:rPr>
+                      <m:sty m:val="p"/>
+                    </m:rPr>
+                    <m:t>l</m:t>
+                  </m:r>
+                </m:e>
+                <m:sub>
+                  <m:r>
+                    <m:rPr>
+                      <m:sty m:val="p"/>
+                    </m:rPr>
+                    <m:t>4</m:t>
+                  </m:r>
+                </m:sub>
+              </m:sSub>
+            </m:oMath>
+            <w:r>
+              <w:rPr>
+                <w:rFonts w:ascii="Times New Roman" w:hAnsi="Times New Roman" w:eastAsia="Times New Roman" w:cs="Times New Roman"/>
+              </w:rPr>
+              <w:t xml:space="preserve">​</w:t>
+            </w:r>
+          </w:p>
+        </w:tc>
+        <w:tc>
+          <w:tcPr/>
+          <w:p>
+            <w:pPr>
+              <w:pStyle w:val="Compact"/>
+              <w:jc w:val="center"/>
+            </w:pPr>
+            <w:r>
+              <w:rPr>
+                <w:rFonts w:hint="eastAsia" w:ascii="Times New Roman" w:hAnsi="Times New Roman" w:eastAsia="FangSong" w:cs="Times New Roman"/>
+              </w:rPr>
+              <w:t xml:space="preserve">四氯化硅</w:t>
+            </w:r>
+          </w:p>
+        </w:tc>
+        <w:tc>
+          <w:tcPr/>
+          <w:p>
+            <w:pPr>
+              <w:pStyle w:val="Compact"/>
+              <w:jc w:val="center"/>
+            </w:pPr>
+            <w:r>
+              <w:rPr>
+                <w:rFonts w:hint="eastAsia" w:ascii="Times New Roman" w:hAnsi="Times New Roman" w:eastAsia="FangSong" w:cs="Times New Roman"/>
+              </w:rPr>
+              <w:t xml:space="preserve">无色发烟液体</w:t>
+            </w:r>
+          </w:p>
+        </w:tc>
+        <w:tc>
+          <w:tcPr/>
+          <w:p>
+            <w:pPr>
+              <w:pStyle w:val="Compact"/>
+              <w:jc w:val="center"/>
+            </w:pPr>
+            <w:r>
+              <w:rPr>
+                <w:rFonts w:hint="eastAsia" w:ascii="Times New Roman" w:hAnsi="Times New Roman" w:eastAsia="FangSong" w:cs="Times New Roman"/>
+              </w:rPr>
+              <w:t xml:space="preserve">极易水解</w:t>
+            </w:r>
+          </w:p>
+        </w:tc>
+        <w:tc>
+          <w:tcPr/>
+          <w:p>
+            <w:pPr>
+              <w:pStyle w:val="Compact"/>
+              <w:jc w:val="center"/>
+            </w:pPr>
+            <m:oMath>
+              <m:r>
+                <m:rPr>
+                  <m:sty m:val="p"/>
+                </m:rPr>
+                <m:t>S</m:t>
+              </m:r>
+              <m:r>
+                <m:rPr>
+                  <m:sty m:val="p"/>
+                </m:rPr>
+                <m:t>i</m:t>
+              </m:r>
+              <m:r>
+                <m:rPr>
+                  <m:sty m:val="p"/>
+                </m:rPr>
+                <m:t>C</m:t>
+              </m:r>
+              <m:sSub>
+                <m:e>
+                  <m:r>
+                    <m:rPr>
+                      <m:sty m:val="p"/>
+                    </m:rPr>
+                    <m:t>l</m:t>
+                  </m:r>
+                </m:e>
+                <m:sub>
+                  <m:r>
+                    <m:rPr>
+                      <m:sty m:val="p"/>
+                    </m:rPr>
+                    <m:t>4</m:t>
+                  </m:r>
+                </m:sub>
+              </m:sSub>
+              <m:r>
+                <m:rPr>
+                  <m:sty m:val="p"/>
+                </m:rPr>
+                <m:t>+</m:t>
+              </m:r>
+              <m:r>
+                <m:rPr>
+                  <m:sty m:val="p"/>
+                </m:rPr>
+                <m:t>4</m:t>
+              </m:r>
+              <m:sSub>
+                <m:e>
+                  <m:r>
+                    <m:rPr>
+                      <m:sty m:val="p"/>
+                    </m:rPr>
+                    <m:t>H</m:t>
+                  </m:r>
+                </m:e>
+                <m:sub>
+                  <m:r>
+                    <m:rPr>
+                      <m:sty m:val="p"/>
+                    </m:rPr>
+                    <m:t>2</m:t>
+                  </m:r>
+                </m:sub>
+              </m:sSub>
+              <m:r>
+                <m:rPr>
+                  <m:sty m:val="p"/>
+                </m:rPr>
+                <m:t>O</m:t>
+              </m:r>
+              <m:r>
+                <m:rPr>
+                  <m:sty m:val="p"/>
+                </m:rPr>
+                <m:t>→</m:t>
+              </m:r>
+              <m:sSub>
+                <m:e>
+                  <m:r>
+                    <m:rPr>
+                      <m:sty m:val="p"/>
+                    </m:rPr>
+                    <m:t>H</m:t>
+                  </m:r>
+                </m:e>
+                <m:sub>
+                  <m:r>
+                    <m:rPr>
+                      <m:sty m:val="p"/>
+                    </m:rPr>
+                    <m:t>4</m:t>
+                  </m:r>
+                </m:sub>
+              </m:sSub>
+              <m:r>
+                <m:rPr>
+                  <m:sty m:val="p"/>
+                </m:rPr>
+                <m:t>S</m:t>
+              </m:r>
+              <m:r>
+                <m:rPr>
+                  <m:sty m:val="p"/>
+                </m:rPr>
+                <m:t>i</m:t>
+              </m:r>
+              <m:sSub>
+                <m:e>
+                  <m:r>
+                    <m:rPr>
+                      <m:sty m:val="p"/>
+                    </m:rPr>
+                    <m:t>O</m:t>
+                  </m:r>
+                </m:e>
+                <m:sub>
+                  <m:r>
+                    <m:rPr>
+                      <m:sty m:val="p"/>
+                    </m:rPr>
+                    <m:t>4</m:t>
+                  </m:r>
+                </m:sub>
+              </m:sSub>
+              <m:r>
+                <m:rPr>
+                  <m:sty m:val="p"/>
+                </m:rPr>
+                <m:t>+</m:t>
+              </m:r>
+              <m:r>
+                <m:rPr>
+                  <m:sty m:val="p"/>
+                </m:rPr>
+                <m:t>4</m:t>
+              </m:r>
+              <m:r>
+                <m:rPr>
+                  <m:sty m:val="p"/>
+                </m:rPr>
+                <m:t>H</m:t>
+              </m:r>
+              <m:r>
+                <m:rPr>
+                  <m:sty m:val="p"/>
+                </m:rPr>
+                <m:t>C</m:t>
+              </m:r>
+              <m:r>
+                <m:rPr>
+                  <m:sty m:val="p"/>
+                </m:rPr>
+                <m:t>l</m:t>
+              </m:r>
+            </m:oMath>
+            <w:r>
+              <w:rPr>
+                <w:rFonts w:ascii="Times New Roman" w:hAnsi="Times New Roman" w:eastAsia="Times New Roman" w:cs="Times New Roman"/>
+              </w:rPr>
+              <w:t xml:space="preserve">​</w:t>
+            </w:r>
+          </w:p>
+        </w:tc>
+      </w:tr>
+      <w:tr>
+        <w:tc>
+          <w:tcPr/>
+          <w:p>
+            <w:pPr>
+              <w:pStyle w:val="Compact"/>
+              <w:jc w:val="center"/>
+            </w:pPr>
+            <m:oMath>
+              <m:r>
+                <m:rPr>
+                  <m:sty m:val="p"/>
+                </m:rPr>
+                <m:t>N</m:t>
+              </m:r>
+              <m:sSub>
+                <m:e>
+                  <m:r>
+                    <m:rPr>
+                      <m:sty m:val="p"/>
+                    </m:rPr>
+                    <m:t>a</m:t>
+                  </m:r>
+                </m:e>
+                <m:sub>
+                  <m:r>
+                    <m:rPr>
+                      <m:sty m:val="p"/>
+                    </m:rPr>
+                    <m:t>2</m:t>
+                  </m:r>
+                </m:sub>
+              </m:sSub>
+              <m:r>
+                <m:rPr>
+                  <m:sty m:val="p"/>
+                </m:rPr>
+                <m:t>S</m:t>
+              </m:r>
+              <m:r>
+                <m:rPr>
+                  <m:sty m:val="p"/>
+                </m:rPr>
+                <m:t>i</m:t>
+              </m:r>
+              <m:sSub>
+                <m:e>
+                  <m:r>
+                    <m:rPr>
+                      <m:sty m:val="p"/>
+                    </m:rPr>
+                    <m:t>O</m:t>
+                  </m:r>
+                </m:e>
+                <m:sub>
+                  <m:r>
+                    <m:rPr>
+                      <m:sty m:val="p"/>
+                    </m:rPr>
+                    <m:t>3</m:t>
+                  </m:r>
+                </m:sub>
+              </m:sSub>
+            </m:oMath>
+            <w:r>
+              <w:rPr>
+                <w:rFonts w:ascii="Times New Roman" w:hAnsi="Times New Roman" w:eastAsia="Times New Roman" w:cs="Times New Roman"/>
+              </w:rPr>
+              <w:t xml:space="preserve">​</w:t>
+            </w:r>
+          </w:p>
+        </w:tc>
+        <w:tc>
+          <w:tcPr/>
+          <w:p>
+            <w:pPr>
+              <w:pStyle w:val="Compact"/>
+              <w:jc w:val="center"/>
+            </w:pPr>
+            <w:r>
+              <w:rPr>
+                <w:rFonts w:hint="eastAsia" w:ascii="Times New Roman" w:hAnsi="Times New Roman" w:eastAsia="FangSong" w:cs="Times New Roman"/>
+              </w:rPr>
+              <w:t>水玻璃</w:t>
+            </w:r>
+            <w:r>
+              <w:rPr>
+                <w:rFonts w:hint="eastAsia" w:ascii="Times New Roman" w:hAnsi="Times New Roman" w:eastAsia="Times New Roman" w:cs="Times New Roman"/>
+              </w:rPr>
+              <w:t>、</w:t>
+            </w:r>
+            <w:r>
+              <w:rPr>
+                <w:rFonts w:hint="eastAsia" w:ascii="Times New Roman" w:hAnsi="Times New Roman" w:eastAsia="FangSong" w:cs="Times New Roman"/>
+              </w:rPr>
+              <w:t>泡花碱</w:t>
+            </w:r>
+          </w:p>
+        </w:tc>
+        <w:tc>
+          <w:tcPr/>
+          <w:p>
+            <w:pPr>
+              <w:pStyle w:val="Compact"/>
+              <w:jc w:val="center"/>
+            </w:pPr>
+            <w:r>
+              <w:rPr>
+                <w:rFonts w:hint="eastAsia" w:ascii="Times New Roman" w:hAnsi="Times New Roman" w:eastAsia="FangSong" w:cs="Times New Roman"/>
+              </w:rPr>
+              <w:t xml:space="preserve">无色黏稠液体</w:t>
+            </w:r>
+          </w:p>
+        </w:tc>
+        <w:tc>
+          <w:tcPr/>
+          <w:p>
+            <w:pPr>
+              <w:pStyle w:val="Compact"/>
+              <w:jc w:val="center"/>
+            </w:pPr>
+            <w:r>
+              <w:rPr>
+                <w:rFonts w:hint="eastAsia" w:ascii="Times New Roman" w:hAnsi="Times New Roman" w:eastAsia="FangSong" w:cs="Times New Roman"/>
+              </w:rPr>
+              <w:t>黏合</w:t>
+            </w:r>
+            <w:r>
+              <w:rPr>
+                <w:rFonts w:hint="eastAsia" w:ascii="Times New Roman" w:hAnsi="Times New Roman" w:eastAsia="Times New Roman" w:cs="Times New Roman"/>
+              </w:rPr>
+              <w:t>、</w:t>
+            </w:r>
+            <w:r>
+              <w:rPr>
+                <w:rFonts w:hint="eastAsia" w:ascii="Times New Roman" w:hAnsi="Times New Roman" w:eastAsia="FangSong" w:cs="Times New Roman"/>
+              </w:rPr>
+              <w:t>防火</w:t>
+            </w:r>
+            <w:r>
+              <w:rPr>
+                <w:rFonts w:hint="eastAsia" w:ascii="Times New Roman" w:hAnsi="Times New Roman" w:eastAsia="Times New Roman" w:cs="Times New Roman"/>
+              </w:rPr>
+              <w:t>、</w:t>
+            </w:r>
+            <w:r>
+              <w:rPr>
+                <w:rFonts w:hint="eastAsia" w:ascii="Times New Roman" w:hAnsi="Times New Roman" w:eastAsia="FangSong" w:cs="Times New Roman"/>
+              </w:rPr>
+              <w:t>防腐</w:t>
+            </w:r>
+          </w:p>
+        </w:tc>
+        <w:tc>
+          <w:tcPr/>
+          <w:p>
+            <w:pPr>
+              <w:pStyle w:val="Compact"/>
+              <w:jc w:val="center"/>
+            </w:pPr>
+            <m:oMath>
+              <m:r>
+                <m:rPr>
+                  <m:sty m:val="p"/>
+                </m:rPr>
+                <m:t>N</m:t>
+              </m:r>
+              <m:sSub>
+                <m:e>
+                  <m:r>
+                    <m:rPr>
+                      <m:sty m:val="p"/>
+                    </m:rPr>
+                    <m:t>a</m:t>
+                  </m:r>
+                </m:e>
+                <m:sub>
+                  <m:r>
+                    <m:rPr>
+                      <m:sty m:val="p"/>
+                    </m:rPr>
+                    <m:t>2</m:t>
+                  </m:r>
+                </m:sub>
+              </m:sSub>
+              <m:r>
+                <m:rPr>
+                  <m:sty m:val="p"/>
+                </m:rPr>
+                <m:t>S</m:t>
+              </m:r>
+              <m:r>
+                <m:rPr>
+                  <m:sty m:val="p"/>
+                </m:rPr>
+                <m:t>i</m:t>
+              </m:r>
+              <m:sSub>
+                <m:e>
+                  <m:r>
+                    <m:rPr>
+                      <m:sty m:val="p"/>
+                    </m:rPr>
+                    <m:t>O</m:t>
+                  </m:r>
+                </m:e>
+                <m:sub>
+                  <m:r>
+                    <m:rPr>
+                      <m:sty m:val="p"/>
+                    </m:rPr>
+                    <m:t>3</m:t>
+                  </m:r>
+                </m:sub>
+              </m:sSub>
+              <m:r>
+                <m:rPr>
+                  <m:sty m:val="p"/>
+                </m:rPr>
+                <m:t>+</m:t>
+              </m:r>
+              <m:r>
+                <m:rPr>
+                  <m:sty m:val="p"/>
+                </m:rPr>
+                <m:t>C</m:t>
+              </m:r>
+              <m:sSub>
+                <m:e>
+                  <m:r>
+                    <m:rPr>
+                      <m:sty m:val="p"/>
+                    </m:rPr>
+                    <m:t>O</m:t>
+                  </m:r>
+                </m:e>
+                <m:sub>
+                  <m:r>
+                    <m:rPr>
+                      <m:sty m:val="p"/>
+                    </m:rPr>
+                    <m:t>2</m:t>
+                  </m:r>
+                </m:sub>
+              </m:sSub>
+              <m:r>
+                <m:rPr>
+                  <m:sty m:val="p"/>
+                </m:rPr>
+                <m:t>+</m:t>
+              </m:r>
+              <m:sSub>
+                <m:e>
+                  <m:r>
+                    <m:rPr>
+                      <m:sty m:val="p"/>
+                    </m:rPr>
+                    <m:t>H</m:t>
+                  </m:r>
+                </m:e>
+                <m:sub>
+                  <m:r>
+                    <m:rPr>
+                      <m:sty m:val="p"/>
+                    </m:rPr>
+                    <m:t>2</m:t>
+                  </m:r>
+                </m:sub>
+              </m:sSub>
+              <m:r>
+                <m:rPr>
+                  <m:sty m:val="p"/>
+                </m:rPr>
+                <m:t>O</m:t>
+              </m:r>
+              <m:r>
+                <m:rPr>
+                  <m:sty m:val="p"/>
+                </m:rPr>
+                <m:t>→</m:t>
+              </m:r>
+              <m:sSub>
+                <m:e>
+                  <m:r>
+                    <m:rPr>
+                      <m:sty m:val="p"/>
+                    </m:rPr>
+                    <m:t>H</m:t>
+                  </m:r>
+                </m:e>
+                <m:sub>
+                  <m:r>
+                    <m:rPr>
+                      <m:sty m:val="p"/>
+                    </m:rPr>
+                    <m:t>2</m:t>
+                  </m:r>
+                </m:sub>
+              </m:sSub>
+              <m:r>
+                <m:rPr>
+                  <m:sty m:val="p"/>
+                </m:rPr>
+                <m:t>S</m:t>
+              </m:r>
+              <m:r>
+                <m:rPr>
+                  <m:sty m:val="p"/>
+                </m:rPr>
+                <m:t>i</m:t>
+              </m:r>
+              <m:sSub>
+                <m:e>
+                  <m:r>
+                    <m:rPr>
+                      <m:sty m:val="p"/>
+                    </m:rPr>
+                    <m:t>O</m:t>
+                  </m:r>
+                </m:e>
+                <m:sub>
+                  <m:r>
+                    <m:rPr>
+                      <m:sty m:val="p"/>
+                    </m:rPr>
+                    <m:t>3</m:t>
+                  </m:r>
+                </m:sub>
+              </m:sSub>
+              <m:r>
+                <m:rPr>
+                  <m:sty m:val="p"/>
+                </m:rPr>
+                <m:t>↓</m:t>
+              </m:r>
+              <m:r>
+                <m:rPr>
+                  <m:sty m:val="p"/>
+                </m:rPr>
+                <m:t>+</m:t>
+              </m:r>
+              <m:r>
+                <m:rPr>
+                  <m:sty m:val="p"/>
+                </m:rPr>
+                <m:t>N</m:t>
+              </m:r>
+              <m:sSub>
+                <m:e>
+                  <m:r>
+                    <m:rPr>
+                      <m:sty m:val="p"/>
+                    </m:rPr>
+                    <m:t>a</m:t>
+                  </m:r>
+                </m:e>
+                <m:sub>
+                  <m:r>
+                    <m:rPr>
+                      <m:sty m:val="p"/>
+                    </m:rPr>
+                    <m:t>2</m:t>
+                  </m:r>
+                </m:sub>
+              </m:sSub>
+              <m:r>
+                <m:rPr>
+                  <m:sty m:val="p"/>
+                </m:rPr>
+                <m:t>C</m:t>
+              </m:r>
+              <m:sSub>
+                <m:e>
+                  <m:r>
+                    <m:rPr>
+                      <m:sty m:val="p"/>
+                    </m:rPr>
+                    <m:t>O</m:t>
+                  </m:r>
+                </m:e>
+                <m:sub>
+                  <m:r>
+                    <m:rPr>
+                      <m:sty m:val="p"/>
+                    </m:rPr>
+                    <m:t>3</m:t>
+                  </m:r>
+                </m:sub>
+              </m:sSub>
+            </m:oMath>
+            <w:r>
+              <w:rPr>
+                <w:rFonts w:ascii="Times New Roman" w:hAnsi="Times New Roman" w:eastAsia="Times New Roman" w:cs="Times New Roman"/>
+              </w:rPr>
+              <w:t xml:space="preserve">​</w:t>
+            </w:r>
+          </w:p>
+        </w:tc>
+      </w:tr>
+      <w:tr>
+        <w:tc>
+          <w:tcPr/>
+          <w:p>
+            <w:pPr>
+              <w:pStyle w:val="Compact"/>
+              <w:jc w:val="center"/>
+            </w:pPr>
+            <m:oMath>
+              <m:r>
+                <m:rPr>
+                  <m:sty m:val="p"/>
+                </m:rPr>
+                <m:t>S</m:t>
+              </m:r>
+              <m:r>
+                <m:rPr>
+                  <m:sty m:val="p"/>
+                </m:rPr>
+                <m:t>n</m:t>
+              </m:r>
+              <m:sSub>
+                <m:e>
+                  <m:r>
+                    <m:rPr>
+                      <m:sty m:val="p"/>
+                    </m:rPr>
+                    <m:t>O</m:t>
+                  </m:r>
+                </m:e>
+                <m:sub>
+                  <m:r>
+                    <m:rPr>
+                      <m:sty m:val="p"/>
+                    </m:rPr>
+                    <m:t>2</m:t>
+                  </m:r>
+                </m:sub>
+              </m:sSub>
+            </m:oMath>
+            <w:r>
+              <w:rPr>
+                <w:rFonts w:ascii="Times New Roman" w:hAnsi="Times New Roman" w:eastAsia="Times New Roman" w:cs="Times New Roman"/>
+              </w:rPr>
+              <w:t xml:space="preserve">​</w:t>
+            </w:r>
+          </w:p>
+        </w:tc>
+        <w:tc>
+          <w:tcPr/>
+          <w:p>
+            <w:pPr>
+              <w:pStyle w:val="Compact"/>
+              <w:jc w:val="center"/>
+            </w:pPr>
+            <w:r>
+              <w:rPr>
+                <w:rFonts w:hint="eastAsia" w:ascii="Times New Roman" w:hAnsi="Times New Roman" w:eastAsia="FangSong" w:cs="Times New Roman"/>
+              </w:rPr>
+              <w:t xml:space="preserve">锡石</w:t>
+            </w:r>
+          </w:p>
+        </w:tc>
+        <w:tc>
+          <w:tcPr/>
+          <w:p>
+            <w:pPr>
+              <w:pStyle w:val="Compact"/>
+              <w:jc w:val="center"/>
+            </w:pPr>
+            <w:r>
+              <w:rPr>
+                <w:rFonts w:hint="eastAsia" w:ascii="Times New Roman" w:hAnsi="Times New Roman" w:eastAsia="FangSong" w:cs="Times New Roman"/>
+              </w:rPr>
+              <w:t xml:space="preserve">白色固体</w:t>
+            </w:r>
+          </w:p>
+        </w:tc>
+        <w:tc>
+          <w:tcPr/>
+          <w:p>
+            <w:pPr>
+              <w:pStyle w:val="Compact"/>
+              <w:jc w:val="center"/>
+            </w:pPr>
+            <w:r>
+              <w:rPr>
+                <w:rFonts w:hint="eastAsia" w:ascii="Times New Roman" w:hAnsi="Times New Roman" w:eastAsia="FangSong" w:cs="Times New Roman"/>
+              </w:rPr>
+              <w:t>难溶</w:t>
+            </w:r>
+            <w:r>
+              <w:rPr>
+                <w:rFonts w:hint="eastAsia" w:ascii="Times New Roman" w:hAnsi="Times New Roman" w:eastAsia="Times New Roman" w:cs="Times New Roman"/>
+              </w:rPr>
+              <w:t>、</w:t>
+            </w:r>
+            <w:r>
+              <w:rPr>
+                <w:rFonts w:hint="eastAsia" w:ascii="Times New Roman" w:hAnsi="Times New Roman" w:eastAsia="FangSong" w:cs="Times New Roman"/>
+              </w:rPr>
+              <w:t>偏酸性</w:t>
+            </w:r>
+          </w:p>
+        </w:tc>
+        <w:tc>
+          <w:tcPr/>
+          <w:p>
+            <w:pPr>
+              <w:pStyle w:val="Compact"/>
+              <w:jc w:val="center"/>
+            </w:pPr>
+            <m:oMath>
+              <m:r>
+                <m:rPr>
+                  <m:sty m:val="p"/>
+                </m:rPr>
+                <m:t>S</m:t>
+              </m:r>
+              <m:r>
+                <m:rPr>
+                  <m:sty m:val="p"/>
+                </m:rPr>
+                <m:t>n</m:t>
+              </m:r>
+              <m:sSub>
+                <m:e>
+                  <m:r>
+                    <m:rPr>
+                      <m:sty m:val="p"/>
+                    </m:rPr>
+                    <m:t>O</m:t>
+                  </m:r>
+                </m:e>
+                <m:sub>
+                  <m:r>
+                    <m:rPr>
+                      <m:sty m:val="p"/>
+                    </m:rPr>
+                    <m:t>2</m:t>
+                  </m:r>
+                </m:sub>
+              </m:sSub>
+              <m:r>
+                <m:rPr>
+                  <m:sty m:val="p"/>
+                </m:rPr>
+                <m:t>+</m:t>
+              </m:r>
+              <m:r>
+                <m:rPr>
+                  <m:sty m:val="p"/>
+                </m:rPr>
+                <m:t>2</m:t>
+              </m:r>
+              <m:r>
+                <m:rPr>
+                  <m:sty m:val="p"/>
+                </m:rPr>
+                <m:t>N</m:t>
+              </m:r>
+              <m:r>
+                <m:rPr>
+                  <m:sty m:val="p"/>
+                </m:rPr>
+                <m:t>a</m:t>
+              </m:r>
+              <m:r>
+                <m:rPr>
+                  <m:sty m:val="p"/>
+                </m:rPr>
+                <m:t>O</m:t>
+              </m:r>
+              <m:r>
+                <m:rPr>
+                  <m:sty m:val="p"/>
+                </m:rPr>
+                <m:t>H</m:t>
+              </m:r>
+              <m:r>
+                <m:rPr>
+                  <m:sty m:val="p"/>
+                </m:rPr>
+                <m:t>→</m:t>
+              </m:r>
+              <m:r>
+                <m:rPr>
+                  <m:sty m:val="p"/>
+                </m:rPr>
+                <m:t>N</m:t>
+              </m:r>
+              <m:sSub>
+                <m:e>
+                  <m:r>
+                    <m:rPr>
+                      <m:sty m:val="p"/>
+                    </m:rPr>
+                    <m:t>a</m:t>
+                  </m:r>
+                </m:e>
+                <m:sub>
+                  <m:r>
+                    <m:rPr>
+                      <m:sty m:val="p"/>
+                    </m:rPr>
+                    <m:t>2</m:t>
+                  </m:r>
+                </m:sub>
+              </m:sSub>
+              <m:r>
+                <m:rPr>
+                  <m:sty m:val="p"/>
+                </m:rPr>
+                <m:t>S</m:t>
+              </m:r>
+              <m:r>
+                <m:rPr>
+                  <m:sty m:val="p"/>
+                </m:rPr>
+                <m:t>n</m:t>
+              </m:r>
+              <m:sSub>
+                <m:e>
+                  <m:r>
+                    <m:rPr>
+                      <m:sty m:val="p"/>
+                    </m:rPr>
+                    <m:t>O</m:t>
+                  </m:r>
+                </m:e>
+                <m:sub>
+                  <m:r>
+                    <m:rPr>
+                      <m:sty m:val="p"/>
+                    </m:rPr>
+                    <m:t>3</m:t>
+                  </m:r>
+                </m:sub>
+              </m:sSub>
+              <m:r>
+                <m:rPr>
+                  <m:sty m:val="p"/>
+                </m:rPr>
+                <m:t>+</m:t>
+              </m:r>
+              <m:sSub>
+                <m:e>
+                  <m:r>
+                    <m:rPr>
+                      <m:sty m:val="p"/>
+                    </m:rPr>
+                    <m:t>H</m:t>
+                  </m:r>
+                </m:e>
+                <m:sub>
+                  <m:r>
+                    <m:rPr>
+                      <m:sty m:val="p"/>
+                    </m:rPr>
+                    <m:t>2</m:t>
+                  </m:r>
+                </m:sub>
+              </m:sSub>
+              <m:r>
+                <m:rPr>
+                  <m:sty m:val="p"/>
+                </m:rPr>
+                <m:t>O</m:t>
+              </m:r>
+            </m:oMath>
+            <w:r>
+              <w:rPr>
+                <w:rFonts w:ascii="Times New Roman" w:hAnsi="Times New Roman" w:eastAsia="Times New Roman" w:cs="Times New Roman"/>
+              </w:rPr>
+              <w:t xml:space="preserve">​</w:t>
+            </w:r>
+          </w:p>
+        </w:tc>
+      </w:tr>
+      <w:tr>
+        <w:tc>
+          <w:tcPr/>
+          <w:p>
+            <w:pPr>
+              <w:pStyle w:val="Compact"/>
+              <w:jc w:val="center"/>
+            </w:pPr>
+            <m:oMath>
+              <m:r>
+                <m:rPr>
+                  <m:sty m:val="p"/>
+                </m:rPr>
+                <m:t>S</m:t>
+              </m:r>
+              <m:r>
+                <m:rPr>
+                  <m:sty m:val="p"/>
+                </m:rPr>
+                <m:t>n</m:t>
+              </m:r>
+              <m:sSub>
+                <m:e>
+                  <m:r>
+                    <m:rPr>
+                      <m:sty m:val="p"/>
+                    </m:rPr>
+                    <m:t>S</m:t>
+                  </m:r>
+                </m:e>
+                <m:sub>
+                  <m:r>
+                    <m:rPr>
+                      <m:sty m:val="p"/>
+                    </m:rPr>
+                    <m:t>2</m:t>
+                  </m:r>
+                </m:sub>
+              </m:sSub>
+            </m:oMath>
+            <w:r>
+              <w:rPr>
+                <w:rFonts w:ascii="Times New Roman" w:hAnsi="Times New Roman" w:eastAsia="Times New Roman" w:cs="Times New Roman"/>
+              </w:rPr>
+              <w:t xml:space="preserve">​</w:t>
+            </w:r>
+          </w:p>
+        </w:tc>
+        <w:tc>
+          <w:tcPr/>
+          <w:p>
+            <w:pPr>
+              <w:pStyle w:val="Compact"/>
+              <w:jc w:val="center"/>
+            </w:pPr>
+            <w:r>
+              <w:rPr>
+                <w:rFonts w:hint="eastAsia" w:ascii="Times New Roman" w:hAnsi="Times New Roman" w:eastAsia="FangSong" w:cs="Times New Roman"/>
+              </w:rPr>
+              <w:t>金粉</w:t>
+            </w:r>
+            <w:r>
+              <w:rPr>
+                <w:rFonts w:hint="eastAsia" w:ascii="Times New Roman" w:hAnsi="Times New Roman" w:eastAsia="Times New Roman" w:cs="Times New Roman"/>
+              </w:rPr>
+              <w:t>（</w:t>
+            </w:r>
+            <w:r>
+              <w:rPr>
+                <w:rFonts w:hint="eastAsia" w:ascii="Times New Roman" w:hAnsi="Times New Roman" w:eastAsia="FangSong" w:cs="Times New Roman"/>
+              </w:rPr>
+              <w:t>彩金</w:t>
+            </w:r>
+            <w:r>
+              <w:rPr>
+                <w:rFonts w:hint="eastAsia" w:ascii="Times New Roman" w:hAnsi="Times New Roman" w:eastAsia="Times New Roman" w:cs="Times New Roman"/>
+              </w:rPr>
+              <w:t>）</w:t>
+            </w:r>
+          </w:p>
+        </w:tc>
+        <w:tc>
+          <w:tcPr/>
+          <w:p>
+            <w:pPr>
+              <w:pStyle w:val="Compact"/>
+              <w:jc w:val="center"/>
+            </w:pPr>
+            <w:r>
+              <w:rPr>
+                <w:rFonts w:hint="eastAsia" w:ascii="Times New Roman" w:hAnsi="Times New Roman" w:eastAsia="FangSong" w:cs="Times New Roman"/>
+              </w:rPr>
+              <w:t xml:space="preserve">金黄色鳞片状</w:t>
+            </w:r>
+          </w:p>
+        </w:tc>
+        <w:tc>
+          <w:tcPr/>
+          <w:p>
+            <w:pPr>
+              <w:pStyle w:val="Compact"/>
+              <w:jc w:val="center"/>
+            </w:pPr>
+            <w:r>
+              <w:rPr>
+                <w:rFonts w:hint="eastAsia" w:ascii="Times New Roman" w:hAnsi="Times New Roman" w:eastAsia="FangSong" w:cs="Times New Roman"/>
+              </w:rPr>
+              <w:t xml:space="preserve">受热分解</w:t>
+            </w:r>
+          </w:p>
+        </w:tc>
+        <w:tc>
+          <w:tcPr/>
+          <w:p>
+            <w:pPr>
+              <w:pStyle w:val="Compact"/>
+              <w:jc w:val="center"/>
+            </w:pPr>
+            <m:oMath>
+              <m:r>
+                <m:rPr>
+                  <m:sty m:val="p"/>
+                </m:rPr>
+                <m:t>S</m:t>
+              </m:r>
+              <m:r>
+                <m:rPr>
+                  <m:sty m:val="p"/>
+                </m:rPr>
+                <m:t>n</m:t>
+              </m:r>
+              <m:sSub>
+                <m:e>
+                  <m:r>
+                    <m:rPr>
+                      <m:sty m:val="p"/>
+                    </m:rPr>
+                    <m:t>S</m:t>
+                  </m:r>
+                </m:e>
+                <m:sub>
+                  <m:r>
+                    <m:rPr>
+                      <m:sty m:val="p"/>
+                    </m:rPr>
+                    <m:t>2</m:t>
+                  </m:r>
+                </m:sub>
+              </m:sSub>
+              <m:limUpp>
+                <m:e>
+                  <m:r>
+                    <m:rPr>
+                      <m:sty m:val="p"/>
+                    </m:rPr>
+                    <m:t>→</m:t>
+                  </m:r>
+                </m:e>
+                <m:lim>
+                  <m:r>
+                    <m:rPr>
+                      <m:sty m:val="p"/>
+                    </m:rPr>
+                    <m:t>Δ</m:t>
+                  </m:r>
+                </m:lim>
+              </m:limUpp>
+              <m:r>
+                <m:rPr>
+                  <m:sty m:val="p"/>
+                </m:rPr>
+                <m:t>S</m:t>
+              </m:r>
+              <m:r>
+                <m:rPr>
+                  <m:sty m:val="p"/>
+                </m:rPr>
+                <m:t>n</m:t>
+              </m:r>
+              <m:r>
+                <m:rPr>
+                  <m:sty m:val="p"/>
+                </m:rPr>
+                <m:t>S</m:t>
+              </m:r>
+              <m:r>
+                <m:rPr>
+                  <m:sty m:val="p"/>
+                </m:rPr>
+                <m:t>+</m:t>
+              </m:r>
+              <m:r>
+                <m:rPr>
+                  <m:sty m:val="p"/>
+                </m:rPr>
+                <m:t>S</m:t>
+              </m:r>
+            </m:oMath>
+            <w:r>
+              <w:rPr>
+                <w:rFonts w:ascii="Times New Roman" w:hAnsi="Times New Roman" w:eastAsia="Times New Roman" w:cs="Times New Roman"/>
+              </w:rPr>
+              <w:t xml:space="preserve">​</w:t>
+            </w:r>
+          </w:p>
+        </w:tc>
+      </w:tr>
+      <w:tr>
+        <w:tc>
+          <w:tcPr/>
+          <w:p>
+            <w:pPr>
+              <w:pStyle w:val="Compact"/>
+              <w:jc w:val="center"/>
+            </w:pPr>
+            <m:oMath>
+              <m:r>
+                <m:rPr>
+                  <m:sty m:val="p"/>
+                </m:rPr>
+                <m:t>P</m:t>
+              </m:r>
+              <m:r>
+                <m:rPr>
+                  <m:sty m:val="p"/>
+                </m:rPr>
+                <m:t>b</m:t>
+              </m:r>
+              <m:r>
+                <m:rPr>
+                  <m:sty m:val="p"/>
+                </m:rPr>
+                <m:t>O</m:t>
+              </m:r>
+            </m:oMath>
+            <w:r>
+              <w:rPr>
+                <w:rFonts w:ascii="Times New Roman" w:hAnsi="Times New Roman" w:eastAsia="Times New Roman" w:cs="Times New Roman"/>
+              </w:rPr>
+              <w:t xml:space="preserve">​</w:t>
+            </w:r>
+          </w:p>
+        </w:tc>
+        <w:tc>
+          <w:tcPr/>
+          <w:p>
+            <w:pPr>
+              <w:pStyle w:val="Compact"/>
+              <w:jc w:val="center"/>
+            </w:pPr>
+            <w:r>
+              <w:rPr>
+                <w:rFonts w:hint="eastAsia" w:ascii="Times New Roman" w:hAnsi="Times New Roman" w:eastAsia="FangSong" w:cs="Times New Roman"/>
+              </w:rPr>
+              <w:t>密陀僧</w:t>
+            </w:r>
+            <w:r>
+              <w:rPr>
+                <w:rFonts w:hint="eastAsia" w:ascii="Times New Roman" w:hAnsi="Times New Roman" w:eastAsia="Times New Roman" w:cs="Times New Roman"/>
+              </w:rPr>
+              <w:t>、</w:t>
+            </w:r>
+            <w:r>
+              <w:rPr>
+                <w:rFonts w:hint="eastAsia" w:ascii="Times New Roman" w:hAnsi="Times New Roman" w:eastAsia="FangSong" w:cs="Times New Roman"/>
+              </w:rPr>
+              <w:t>黄丹</w:t>
+            </w:r>
+            <w:r>
+              <w:rPr>
+                <w:rFonts w:hint="eastAsia" w:ascii="Times New Roman" w:hAnsi="Times New Roman" w:eastAsia="Times New Roman" w:cs="Times New Roman"/>
+              </w:rPr>
+              <w:t>（</w:t>
+            </w:r>
+            <w:r>
+              <w:rPr>
+                <w:rFonts w:hint="eastAsia" w:ascii="Times New Roman" w:hAnsi="Times New Roman" w:eastAsia="FangSong" w:cs="Times New Roman"/>
+              </w:rPr>
+              <w:t>黄</w:t>
+            </w:r>
+            <w:r>
+              <w:rPr>
+                <w:rFonts w:hint="eastAsia" w:ascii="Times New Roman" w:hAnsi="Times New Roman" w:eastAsia="Times New Roman" w:cs="Times New Roman"/>
+              </w:rPr>
+              <w:t>）／</w:t>
+            </w:r>
+            <w:r>
+              <w:rPr>
+                <w:rFonts w:hint="eastAsia" w:ascii="Times New Roman" w:hAnsi="Times New Roman" w:eastAsia="FangSong" w:cs="Times New Roman"/>
+              </w:rPr>
+              <w:t>铅黄</w:t>
+            </w:r>
+          </w:p>
+        </w:tc>
+        <w:tc>
+          <w:tcPr/>
+          <w:p>
+            <w:pPr>
+              <w:pStyle w:val="Compact"/>
+              <w:jc w:val="center"/>
+            </w:pPr>
+            <w:r>
+              <w:rPr>
+                <w:rFonts w:hint="eastAsia" w:ascii="Times New Roman" w:hAnsi="Times New Roman" w:eastAsia="FangSong" w:cs="Times New Roman"/>
+              </w:rPr>
+              <w:t xml:space="preserve">黄色至红色固体</w:t>
+            </w:r>
+          </w:p>
+        </w:tc>
+        <w:tc>
+          <w:tcPr/>
+          <w:p>
+            <w:pPr>
+              <w:pStyle w:val="Compact"/>
+              <w:jc w:val="center"/>
+            </w:pPr>
+            <w:r>
+              <w:rPr>
+                <w:rFonts w:hint="eastAsia" w:ascii="Times New Roman" w:hAnsi="Times New Roman" w:eastAsia="FangSong" w:cs="Times New Roman"/>
+              </w:rPr>
+              <w:t xml:space="preserve">两性偏碱</w:t>
+            </w:r>
+          </w:p>
+        </w:tc>
+        <w:tc>
+          <w:tcPr/>
+          <w:p>
+            <w:pPr>
+              <w:pStyle w:val="Compact"/>
+              <w:jc w:val="center"/>
+            </w:pPr>
+            <m:oMath>
+              <m:r>
+                <m:rPr>
+                  <m:sty m:val="p"/>
+                </m:rPr>
+                <m:t>P</m:t>
+              </m:r>
+              <m:r>
+                <m:rPr>
+                  <m:sty m:val="p"/>
+                </m:rPr>
+                <m:t>b</m:t>
+              </m:r>
+              <m:r>
+                <m:rPr>
+                  <m:sty m:val="p"/>
+                </m:rPr>
+                <m:t>O</m:t>
+              </m:r>
+              <m:r>
+                <m:rPr>
+                  <m:sty m:val="p"/>
+                </m:rPr>
+                <m:t>+</m:t>
+              </m:r>
+              <m:r>
+                <m:rPr>
+                  <m:sty m:val="p"/>
+                </m:rPr>
+                <m:t>2</m:t>
+              </m:r>
+              <m:r>
+                <m:rPr>
+                  <m:sty m:val="p"/>
+                </m:rPr>
+                <m:t>H</m:t>
+              </m:r>
+              <m:r>
+                <m:rPr>
+                  <m:sty m:val="p"/>
+                </m:rPr>
+                <m:t>N</m:t>
+              </m:r>
+              <m:sSub>
+                <m:e>
+                  <m:r>
+                    <m:rPr>
+                      <m:sty m:val="p"/>
+                    </m:rPr>
+                    <m:t>O</m:t>
+                  </m:r>
+                </m:e>
+                <m:sub>
+                  <m:r>
+                    <m:rPr>
+                      <m:sty m:val="p"/>
+                    </m:rPr>
+                    <m:t>3</m:t>
+                  </m:r>
+                </m:sub>
+              </m:sSub>
+              <m:r>
+                <m:rPr>
+                  <m:sty m:val="p"/>
+                </m:rPr>
+                <m:t>→</m:t>
+              </m:r>
+              <m:r>
+                <m:rPr>
+                  <m:sty m:val="p"/>
+                </m:rPr>
+                <m:t>P</m:t>
+              </m:r>
+              <m:r>
+                <m:rPr>
+                  <m:sty m:val="p"/>
+                </m:rPr>
+                <m:t>b</m:t>
+              </m:r>
+              <m:r>
+                <m:rPr>
+                  <m:sty m:val="p"/>
+                </m:rPr>
+                <m:t>(</m:t>
+              </m:r>
+              <m:r>
+                <m:rPr>
+                  <m:sty m:val="p"/>
+                </m:rPr>
+                <m:t>N</m:t>
+              </m:r>
+              <m:sSub>
+                <m:e>
+                  <m:r>
+                    <m:rPr>
+                      <m:sty m:val="p"/>
+                    </m:rPr>
+                    <m:t>O</m:t>
+                  </m:r>
+                </m:e>
+                <m:sub>
+                  <m:r>
+                    <m:rPr>
+                      <m:sty m:val="p"/>
+                    </m:rPr>
+                    <m:t>3</m:t>
+                  </m:r>
+                </m:sub>
+              </m:sSub>
+              <m:sSub>
+                <m:e>
+                  <m:r>
+                    <m:rPr>
+                      <m:sty m:val="p"/>
+                    </m:rPr>
+                    <m:t>)</m:t>
+                  </m:r>
+                </m:e>
+                <m:sub>
+                  <m:r>
+                    <m:rPr>
+                      <m:sty m:val="p"/>
+                    </m:rPr>
+                    <m:t>2</m:t>
+                  </m:r>
+                </m:sub>
+              </m:sSub>
+              <m:r>
+                <m:rPr>
+                  <m:sty m:val="p"/>
+                </m:rPr>
+                <m:t>+</m:t>
+              </m:r>
+              <m:sSub>
+                <m:e>
+                  <m:r>
+                    <m:rPr>
+                      <m:sty m:val="p"/>
+                    </m:rPr>
+                    <m:t>H</m:t>
+                  </m:r>
+                </m:e>
+                <m:sub>
+                  <m:r>
+                    <m:rPr>
+                      <m:sty m:val="p"/>
+                    </m:rPr>
+                    <m:t>2</m:t>
+                  </m:r>
+                </m:sub>
+              </m:sSub>
+              <m:r>
+                <m:rPr>
+                  <m:sty m:val="p"/>
+                </m:rPr>
+                <m:t>O</m:t>
+              </m:r>
+            </m:oMath>
+            <w:r>
+              <w:rPr>
+                <w:rFonts w:ascii="Times New Roman" w:hAnsi="Times New Roman" w:eastAsia="Times New Roman" w:cs="Times New Roman"/>
+              </w:rPr>
+              <w:t xml:space="preserve">​</w:t>
+            </w:r>
+          </w:p>
+        </w:tc>
+      </w:tr>
+      <w:tr>
+        <w:tc>
+          <w:tcPr/>
+          <w:p>
+            <w:pPr>
+              <w:pStyle w:val="Compact"/>
+              <w:jc w:val="center"/>
+            </w:pPr>
+            <m:oMath>
+              <m:r>
+                <m:rPr>
+                  <m:sty m:val="p"/>
+                </m:rPr>
+                <m:t>P</m:t>
+              </m:r>
+              <m:sSub>
+                <m:e>
+                  <m:r>
+                    <m:rPr>
+                      <m:sty m:val="p"/>
+                    </m:rPr>
+                    <m:t>b</m:t>
+                  </m:r>
+                </m:e>
+                <m:sub>
+                  <m:r>
+                    <m:rPr>
+                      <m:sty m:val="p"/>
+                    </m:rPr>
+                    <m:t>3</m:t>
+                  </m:r>
+                </m:sub>
+              </m:sSub>
+              <m:sSub>
+                <m:e>
+                  <m:r>
+                    <m:rPr>
+                      <m:sty m:val="p"/>
+                    </m:rPr>
+                    <m:t>O</m:t>
+                  </m:r>
+                </m:e>
+                <m:sub>
+                  <m:r>
+                    <m:rPr>
+                      <m:sty m:val="p"/>
+                    </m:rPr>
+                    <m:t>4</m:t>
+                  </m:r>
+                </m:sub>
+              </m:sSub>
+            </m:oMath>
+            <w:r>
+              <w:rPr>
+                <w:rFonts w:ascii="Times New Roman" w:hAnsi="Times New Roman" w:eastAsia="Times New Roman" w:cs="Times New Roman"/>
+              </w:rPr>
+              <w:t xml:space="preserve">​</w:t>
+            </w:r>
+          </w:p>
+        </w:tc>
+        <w:tc>
+          <w:tcPr/>
+          <w:p>
+            <w:pPr>
+              <w:pStyle w:val="Compact"/>
+              <w:jc w:val="center"/>
+            </w:pPr>
+            <w:r>
+              <w:rPr>
+                <w:rFonts w:hint="eastAsia" w:ascii="Times New Roman" w:hAnsi="Times New Roman" w:eastAsia="FangSong" w:cs="Times New Roman"/>
+              </w:rPr>
+              <w:t>铅丹</w:t>
+            </w:r>
+            <w:r>
+              <w:rPr>
+                <w:rFonts w:hint="eastAsia" w:ascii="Times New Roman" w:hAnsi="Times New Roman" w:eastAsia="Times New Roman" w:cs="Times New Roman"/>
+              </w:rPr>
+              <w:t>、</w:t>
+            </w:r>
+            <w:r>
+              <w:rPr>
+                <w:rFonts w:hint="eastAsia" w:ascii="Times New Roman" w:hAnsi="Times New Roman" w:eastAsia="FangSong" w:cs="Times New Roman"/>
+              </w:rPr>
+              <w:t>红丹</w:t>
+            </w:r>
+          </w:p>
+        </w:tc>
+        <w:tc>
+          <w:tcPr/>
+          <w:p>
+            <w:pPr>
+              <w:pStyle w:val="Compact"/>
+              <w:jc w:val="center"/>
+            </w:pPr>
+            <w:r>
+              <w:rPr>
+                <w:rFonts w:hint="eastAsia" w:ascii="Times New Roman" w:hAnsi="Times New Roman" w:eastAsia="FangSong" w:cs="Times New Roman"/>
+              </w:rPr>
+              <w:t xml:space="preserve">鲜红色粉末</w:t>
+            </w:r>
+          </w:p>
+        </w:tc>
+        <w:tc>
+          <w:tcPr/>
+          <w:p>
+            <w:pPr>
+              <w:pStyle w:val="Compact"/>
+              <w:jc w:val="center"/>
+            </w:pPr>
+            <w:r>
+              <w:rPr>
+                <w:rFonts w:hint="eastAsia" w:ascii="Times New Roman" w:hAnsi="Times New Roman" w:eastAsia="FangSong" w:cs="Times New Roman"/>
+              </w:rPr>
+              <w:t xml:space="preserve">混合价</w:t>
+            </w:r>
+            <w:r>
+              <w:rPr>
+                <w:rFonts w:ascii="Times New Roman" w:hAnsi="Times New Roman" w:eastAsia="Times New Roman" w:cs="Times New Roman"/>
+              </w:rPr>
+              <w:t xml:space="preserve"> </w:t>
+            </w:r>
+            <m:oMath>
+              <m:r>
+                <m:rPr>
+                  <m:sty m:val="p"/>
+                </m:rPr>
+                <m:t>P</m:t>
+              </m:r>
+              <m:r>
+                <m:rPr>
+                  <m:sty m:val="p"/>
+                </m:rPr>
+                <m:t>b</m:t>
+              </m:r>
+              <m:r>
+                <m:rPr>
+                  <m:sty m:val="p"/>
+                </m:rPr>
+                <m:t>(</m:t>
+              </m:r>
+              <m:r>
+                <m:rPr>
+                  <m:sty m:val="p"/>
+                </m:rPr>
+                <m:t>I</m:t>
+              </m:r>
+              <m:r>
+                <m:rPr>
+                  <m:sty m:val="p"/>
+                </m:rPr>
+                <m:t>I</m:t>
+              </m:r>
+              <m:r>
+                <m:rPr>
+                  <m:sty m:val="p"/>
+                </m:rPr>
+                <m:t>)</m:t>
+              </m:r>
+              <m:r>
+                <m:rPr>
+                  <m:sty m:val="p"/>
+                </m:rPr>
+                <m:t>+</m:t>
+              </m:r>
+              <m:r>
+                <m:rPr>
+                  <m:sty m:val="p"/>
+                </m:rPr>
+                <m:t>P</m:t>
+              </m:r>
+              <m:r>
+                <m:rPr>
+                  <m:sty m:val="p"/>
+                </m:rPr>
+                <m:t>b</m:t>
+              </m:r>
+              <m:r>
+                <m:rPr>
+                  <m:sty m:val="p"/>
+                </m:rPr>
+                <m:t>(</m:t>
+              </m:r>
+              <m:r>
+                <m:rPr>
+                  <m:sty m:val="p"/>
+                </m:rPr>
+                <m:t>I</m:t>
+              </m:r>
+              <m:r>
+                <m:rPr>
+                  <m:sty m:val="p"/>
+                </m:rPr>
+                <m:t>V</m:t>
+              </m:r>
+              <m:r>
+                <m:rPr>
+                  <m:sty m:val="p"/>
+                </m:rPr>
+                <m:t>)</m:t>
+              </m:r>
+            </m:oMath>
+          </w:p>
+        </w:tc>
+        <w:tc>
+          <w:tcPr/>
+          <w:p>
+            <w:pPr>
+              <w:pStyle w:val="Compact"/>
+              <w:jc w:val="center"/>
+            </w:pPr>
+            <m:oMath>
+              <m:r>
+                <m:rPr>
+                  <m:sty m:val="p"/>
+                </m:rPr>
+                <m:t>P</m:t>
+              </m:r>
+              <m:sSub>
+                <m:e>
+                  <m:r>
+                    <m:rPr>
+                      <m:sty m:val="p"/>
+                    </m:rPr>
+                    <m:t>b</m:t>
+                  </m:r>
+                </m:e>
+                <m:sub>
+                  <m:r>
+                    <m:rPr>
+                      <m:sty m:val="p"/>
+                    </m:rPr>
+                    <m:t>3</m:t>
+                  </m:r>
+                </m:sub>
+              </m:sSub>
+              <m:sSub>
+                <m:e>
+                  <m:r>
+                    <m:rPr>
+                      <m:sty m:val="p"/>
+                    </m:rPr>
+                    <m:t>O</m:t>
+                  </m:r>
+                </m:e>
+                <m:sub>
+                  <m:r>
+                    <m:rPr>
+                      <m:sty m:val="p"/>
+                    </m:rPr>
+                    <m:t>4</m:t>
+                  </m:r>
+                </m:sub>
+              </m:sSub>
+              <m:r>
+                <m:rPr>
+                  <m:sty m:val="p"/>
+                </m:rPr>
+                <m:t>+</m:t>
+              </m:r>
+              <m:r>
+                <m:rPr>
+                  <m:sty m:val="p"/>
+                </m:rPr>
+                <m:t>4</m:t>
+              </m:r>
+              <m:r>
+                <m:rPr>
+                  <m:sty m:val="p"/>
+                </m:rPr>
+                <m:t>H</m:t>
+              </m:r>
+              <m:r>
+                <m:rPr>
+                  <m:sty m:val="p"/>
+                </m:rPr>
+                <m:t>N</m:t>
+              </m:r>
+              <m:sSub>
+                <m:e>
+                  <m:r>
+                    <m:rPr>
+                      <m:sty m:val="p"/>
+                    </m:rPr>
+                    <m:t>O</m:t>
+                  </m:r>
+                </m:e>
+                <m:sub>
+                  <m:r>
+                    <m:rPr>
+                      <m:sty m:val="p"/>
+                    </m:rPr>
+                    <m:t>3</m:t>
+                  </m:r>
+                </m:sub>
+              </m:sSub>
+              <m:r>
+                <m:rPr>
+                  <m:sty m:val="p"/>
+                </m:rPr>
+                <m:t>→</m:t>
+              </m:r>
+              <m:r>
+                <m:rPr>
+                  <m:sty m:val="p"/>
+                </m:rPr>
+                <m:t>2</m:t>
+              </m:r>
+              <m:r>
+                <m:rPr>
+                  <m:sty m:val="p"/>
+                </m:rPr>
+                <m:t>P</m:t>
+              </m:r>
+              <m:r>
+                <m:rPr>
+                  <m:sty m:val="p"/>
+                </m:rPr>
+                <m:t>b</m:t>
+              </m:r>
+              <m:r>
+                <m:rPr>
+                  <m:sty m:val="p"/>
+                </m:rPr>
+                <m:t>(</m:t>
+              </m:r>
+              <m:r>
+                <m:rPr>
+                  <m:sty m:val="p"/>
+                </m:rPr>
+                <m:t>N</m:t>
+              </m:r>
+              <m:sSub>
+                <m:e>
+                  <m:r>
+                    <m:rPr>
+                      <m:sty m:val="p"/>
+                    </m:rPr>
+                    <m:t>O</m:t>
+                  </m:r>
+                </m:e>
+                <m:sub>
+                  <m:r>
+                    <m:rPr>
+                      <m:sty m:val="p"/>
+                    </m:rPr>
+                    <m:t>3</m:t>
+                  </m:r>
+                </m:sub>
+              </m:sSub>
+              <m:sSub>
+                <m:e>
+                  <m:r>
+                    <m:rPr>
+                      <m:sty m:val="p"/>
+                    </m:rPr>
+                    <m:t>)</m:t>
+                  </m:r>
+                </m:e>
+                <m:sub>
+                  <m:r>
+                    <m:rPr>
+                      <m:sty m:val="p"/>
+                    </m:rPr>
+                    <m:t>2</m:t>
+                  </m:r>
+                </m:sub>
+              </m:sSub>
+              <m:r>
+                <m:rPr>
+                  <m:sty m:val="p"/>
+                </m:rPr>
+                <m:t>+</m:t>
+              </m:r>
+              <m:r>
+                <m:rPr>
+                  <m:sty m:val="p"/>
+                </m:rPr>
+                <m:t>P</m:t>
+              </m:r>
+              <m:r>
+                <m:rPr>
+                  <m:sty m:val="p"/>
+                </m:rPr>
+                <m:t>b</m:t>
+              </m:r>
+              <m:sSub>
+                <m:e>
+                  <m:r>
+                    <m:rPr>
+                      <m:sty m:val="p"/>
+                    </m:rPr>
+                    <m:t>O</m:t>
+                  </m:r>
+                </m:e>
+                <m:sub>
+                  <m:r>
+                    <m:rPr>
+                      <m:sty m:val="p"/>
+                    </m:rPr>
+                    <m:t>2</m:t>
+                  </m:r>
+                </m:sub>
+              </m:sSub>
+              <m:r>
+                <m:rPr>
+                  <m:sty m:val="p"/>
+                </m:rPr>
+                <m:t>↓</m:t>
+              </m:r>
+              <m:r>
+                <m:rPr>
+                  <m:sty m:val="p"/>
+                </m:rPr>
+                <m:t>+</m:t>
+              </m:r>
+              <m:r>
+                <m:rPr>
+                  <m:sty m:val="p"/>
+                </m:rPr>
+                <m:t>2</m:t>
+              </m:r>
+              <m:sSub>
+                <m:e>
+                  <m:r>
+                    <m:rPr>
+                      <m:sty m:val="p"/>
+                    </m:rPr>
+                    <m:t>H</m:t>
+                  </m:r>
+                </m:e>
+                <m:sub>
+                  <m:r>
+                    <m:rPr>
+                      <m:sty m:val="p"/>
+                    </m:rPr>
+                    <m:t>2</m:t>
+                  </m:r>
+                </m:sub>
+              </m:sSub>
+              <m:r>
+                <m:rPr>
+                  <m:sty m:val="p"/>
+                </m:rPr>
+                <m:t>O</m:t>
+              </m:r>
+            </m:oMath>
+            <w:r>
+              <w:rPr>
+                <w:rFonts w:ascii="Times New Roman" w:hAnsi="Times New Roman" w:eastAsia="Times New Roman" w:cs="Times New Roman"/>
+              </w:rPr>
+              <w:t xml:space="preserve">​</w:t>
+            </w:r>
+          </w:p>
+        </w:tc>
+      </w:tr>
+      <w:tr>
+        <w:tc>
+          <w:tcPr/>
+          <w:p>
+            <w:pPr>
+              <w:pStyle w:val="Compact"/>
+              <w:jc w:val="center"/>
+            </w:pPr>
+            <m:oMath>
+              <m:r>
+                <m:rPr>
+                  <m:sty m:val="p"/>
+                </m:rPr>
+                <m:t>P</m:t>
+              </m:r>
+              <m:r>
+                <m:rPr>
+                  <m:sty m:val="p"/>
+                </m:rPr>
+                <m:t>b</m:t>
+              </m:r>
+              <m:sSub>
+                <m:e>
+                  <m:r>
+                    <m:rPr>
+                      <m:sty m:val="p"/>
+                    </m:rPr>
+                    <m:t>O</m:t>
+                  </m:r>
+                </m:e>
+                <m:sub>
+                  <m:r>
+                    <m:rPr>
+                      <m:sty m:val="p"/>
+                    </m:rPr>
+                    <m:t>2</m:t>
+                  </m:r>
+                </m:sub>
+              </m:sSub>
+            </m:oMath>
+            <w:r>
+              <w:rPr>
+                <w:rFonts w:ascii="Times New Roman" w:hAnsi="Times New Roman" w:eastAsia="Times New Roman" w:cs="Times New Roman"/>
+              </w:rPr>
+              <w:t xml:space="preserve">​</w:t>
+            </w:r>
+          </w:p>
+        </w:tc>
+        <w:tc>
+          <w:tcPr/>
+          <w:p>
+            <w:pPr>
+              <w:pStyle w:val="Compact"/>
+              <w:jc w:val="center"/>
+            </w:pPr>
+            <w:r>
+              <w:rPr>
+                <w:rFonts w:hint="eastAsia" w:ascii="Times New Roman" w:hAnsi="Times New Roman" w:eastAsia="FangSong" w:cs="Times New Roman"/>
+              </w:rPr>
+              <w:t xml:space="preserve">二氧化铅</w:t>
+            </w:r>
+          </w:p>
+        </w:tc>
+        <w:tc>
+          <w:tcPr/>
+          <w:p>
+            <w:pPr>
+              <w:pStyle w:val="Compact"/>
+              <w:jc w:val="center"/>
+            </w:pPr>
+            <w:r>
+              <w:rPr>
+                <w:rFonts w:hint="eastAsia" w:ascii="Times New Roman" w:hAnsi="Times New Roman" w:eastAsia="FangSong" w:cs="Times New Roman"/>
+              </w:rPr>
+              <w:t xml:space="preserve">棕黑色粉末</w:t>
+            </w:r>
+          </w:p>
+        </w:tc>
+        <w:tc>
+          <w:tcPr/>
+          <w:p>
+            <w:pPr>
+              <w:pStyle w:val="Compact"/>
+              <w:jc w:val="center"/>
+            </w:pPr>
+            <w:r>
+              <w:rPr>
+                <w:rFonts w:hint="eastAsia" w:ascii="Times New Roman" w:hAnsi="Times New Roman" w:eastAsia="FangSong" w:cs="Times New Roman"/>
+              </w:rPr>
+              <w:t xml:space="preserve">强氧化剂</w:t>
+            </w:r>
+          </w:p>
+        </w:tc>
+        <w:tc>
+          <w:tcPr/>
+          <w:p>
+            <w:pPr>
+              <w:pStyle w:val="Compact"/>
+              <w:jc w:val="center"/>
+            </w:pPr>
+            <m:oMath>
+              <m:r>
+                <m:rPr>
+                  <m:sty m:val="p"/>
+                </m:rPr>
+                <m:t>5</m:t>
+              </m:r>
+              <m:r>
+                <m:rPr>
+                  <m:sty m:val="p"/>
+                </m:rPr>
+                <m:t>P</m:t>
+              </m:r>
+              <m:r>
+                <m:rPr>
+                  <m:sty m:val="p"/>
+                </m:rPr>
+                <m:t>b</m:t>
+              </m:r>
+              <m:sSub>
+                <m:e>
+                  <m:r>
+                    <m:rPr>
+                      <m:sty m:val="p"/>
+                    </m:rPr>
+                    <m:t>O</m:t>
+                  </m:r>
+                </m:e>
+                <m:sub>
+                  <m:r>
+                    <m:rPr>
+                      <m:sty m:val="p"/>
+                    </m:rPr>
+                    <m:t>2</m:t>
+                  </m:r>
+                </m:sub>
+              </m:sSub>
+              <m:r>
+                <m:rPr>
+                  <m:sty m:val="p"/>
+                </m:rPr>
+                <m:t>+</m:t>
+              </m:r>
+              <m:r>
+                <m:rPr>
+                  <m:sty m:val="p"/>
+                </m:rPr>
+                <m:t>2</m:t>
+              </m:r>
+              <m:r>
+                <m:rPr>
+                  <m:sty m:val="p"/>
+                </m:rPr>
+                <m:t>M</m:t>
+              </m:r>
+              <m:sSup>
+                <m:e>
+                  <m:r>
+                    <m:rPr>
+                      <m:sty m:val="p"/>
+                    </m:rPr>
+                    <m:t>n</m:t>
+                  </m:r>
+                </m:e>
+                <m:sup>
+                  <m:r>
+                    <m:rPr>
+                      <m:sty m:val="p"/>
+                    </m:rPr>
+                    <m:t>2</m:t>
+                  </m:r>
+                  <m:r>
+                    <m:rPr>
+                      <m:sty m:val="p"/>
+                    </m:rPr>
+                    <m:t>+</m:t>
+                  </m:r>
+                </m:sup>
+              </m:sSup>
+              <m:r>
+                <m:rPr>
+                  <m:sty m:val="p"/>
+                </m:rPr>
+                <m:t>+</m:t>
+              </m:r>
+              <m:r>
+                <m:rPr>
+                  <m:sty m:val="p"/>
+                </m:rPr>
+                <m:t>4</m:t>
+              </m:r>
+              <m:sSup>
+                <m:e>
+                  <m:r>
+                    <m:rPr>
+                      <m:sty m:val="p"/>
+                    </m:rPr>
+                    <m:t>H</m:t>
+                  </m:r>
+                </m:e>
+                <m:sup>
+                  <m:r>
+                    <m:rPr>
+                      <m:sty m:val="p"/>
+                    </m:rPr>
+                    <m:t>+</m:t>
+                  </m:r>
+                </m:sup>
+              </m:sSup>
+              <m:r>
+                <m:rPr>
+                  <m:sty m:val="p"/>
+                </m:rPr>
+                <m:t>→</m:t>
+              </m:r>
+              <m:r>
+                <m:rPr>
+                  <m:sty m:val="p"/>
+                </m:rPr>
+                <m:t>5</m:t>
+              </m:r>
+              <m:r>
+                <m:rPr>
+                  <m:sty m:val="p"/>
+                </m:rPr>
+                <m:t>P</m:t>
+              </m:r>
+              <m:sSup>
+                <m:e>
+                  <m:r>
+                    <m:rPr>
+                      <m:sty m:val="p"/>
+                    </m:rPr>
+                    <m:t>b</m:t>
+                  </m:r>
+                </m:e>
+                <m:sup>
+                  <m:r>
+                    <m:rPr>
+                      <m:sty m:val="p"/>
+                    </m:rPr>
+                    <m:t>2</m:t>
+                  </m:r>
+                  <m:r>
+                    <m:rPr>
+                      <m:sty m:val="p"/>
+                    </m:rPr>
+                    <m:t>+</m:t>
+                  </m:r>
+                </m:sup>
+              </m:sSup>
+              <m:r>
+                <m:rPr>
+                  <m:sty m:val="p"/>
+                </m:rPr>
+                <m:t>+</m:t>
+              </m:r>
+              <m:r>
+                <m:rPr>
+                  <m:sty m:val="p"/>
+                </m:rPr>
+                <m:t>2</m:t>
+              </m:r>
+              <m:r>
+                <m:rPr>
+                  <m:sty m:val="p"/>
+                </m:rPr>
+                <m:t>M</m:t>
+              </m:r>
+              <m:r>
+                <m:rPr>
+                  <m:sty m:val="p"/>
+                </m:rPr>
+                <m:t>n</m:t>
+              </m:r>
+              <m:sSubSup>
+                <m:e>
+                  <m:r>
+                    <m:rPr>
+                      <m:sty m:val="p"/>
+                    </m:rPr>
+                    <m:t>O</m:t>
+                  </m:r>
+                </m:e>
+                <m:sub>
+                  <m:r>
+                    <m:rPr>
+                      <m:sty m:val="p"/>
+                    </m:rPr>
+                    <m:t>4</m:t>
+                  </m:r>
+                </m:sub>
+                <m:sup>
+                  <m:r>
+                    <m:rPr>
+                      <m:sty m:val="p"/>
+                    </m:rPr>
+                    <m:t>−</m:t>
+                  </m:r>
+                </m:sup>
+              </m:sSubSup>
+              <m:r>
+                <m:rPr>
+                  <m:sty m:val="p"/>
+                </m:rPr>
+                <m:t>+</m:t>
+              </m:r>
+              <m:r>
+                <m:rPr>
+                  <m:sty m:val="p"/>
+                </m:rPr>
+                <m:t>2</m:t>
+              </m:r>
+              <m:sSub>
+                <m:e>
+                  <m:r>
+                    <m:rPr>
+                      <m:sty m:val="p"/>
+                    </m:rPr>
+                    <m:t>H</m:t>
+                  </m:r>
+                </m:e>
+                <m:sub>
+                  <m:r>
+                    <m:rPr>
+                      <m:sty m:val="p"/>
+                    </m:rPr>
+                    <m:t>2</m:t>
+                  </m:r>
+                </m:sub>
+              </m:sSub>
+              <m:r>
+                <m:rPr>
+                  <m:sty m:val="p"/>
+                </m:rPr>
+                <m:t>O</m:t>
+              </m:r>
+            </m:oMath>
+            <w:r>
+              <w:rPr>
+                <w:rFonts w:ascii="Times New Roman" w:hAnsi="Times New Roman" w:eastAsia="Times New Roman" w:cs="Times New Roman"/>
+              </w:rPr>
+              <w:t xml:space="preserve">​</w:t>
+            </w:r>
+          </w:p>
+        </w:tc>
+      </w:tr>
+      <w:tr>
+        <w:tc>
+          <w:tcPr/>
+          <w:p>
+            <w:pPr>
+              <w:pStyle w:val="Compact"/>
+              <w:jc w:val="center"/>
+            </w:pPr>
+            <m:oMath>
+              <m:r>
+                <m:rPr>
+                  <m:sty m:val="p"/>
+                </m:rPr>
+                <m:t>P</m:t>
+              </m:r>
+              <m:r>
+                <m:rPr>
+                  <m:sty m:val="p"/>
+                </m:rPr>
+                <m:t>b</m:t>
+              </m:r>
+              <m:r>
+                <m:rPr>
+                  <m:sty m:val="p"/>
+                </m:rPr>
+                <m:t>S</m:t>
+              </m:r>
+              <m:sSub>
+                <m:e>
+                  <m:r>
+                    <m:rPr>
+                      <m:sty m:val="p"/>
+                    </m:rPr>
+                    <m:t>O</m:t>
+                  </m:r>
+                </m:e>
+                <m:sub>
+                  <m:r>
+                    <m:rPr>
+                      <m:sty m:val="p"/>
+                    </m:rPr>
+                    <m:t>4</m:t>
+                  </m:r>
+                </m:sub>
+              </m:sSub>
+            </m:oMath>
+            <w:r>
+              <w:rPr>
+                <w:rFonts w:ascii="Times New Roman" w:hAnsi="Times New Roman" w:eastAsia="Times New Roman" w:cs="Times New Roman"/>
+              </w:rPr>
+              <w:t xml:space="preserve">​</w:t>
+            </w:r>
+          </w:p>
+        </w:tc>
+        <w:tc>
+          <w:tcPr/>
+          <w:p>
+            <w:pPr>
+              <w:pStyle w:val="Compact"/>
+              <w:jc w:val="center"/>
+            </w:pPr>
+            <w:r>
+              <w:rPr>
+                <w:rFonts w:hint="eastAsia" w:ascii="Times New Roman" w:hAnsi="Times New Roman" w:eastAsia="FangSong" w:cs="Times New Roman"/>
+              </w:rPr>
+              <w:t xml:space="preserve">铅矾</w:t>
+            </w:r>
+          </w:p>
+        </w:tc>
+        <w:tc>
+          <w:tcPr/>
+          <w:p>
+            <w:pPr>
+              <w:pStyle w:val="Compact"/>
+              <w:jc w:val="center"/>
+            </w:pPr>
+            <w:r>
+              <w:rPr>
+                <w:rFonts w:hint="eastAsia" w:ascii="Times New Roman" w:hAnsi="Times New Roman" w:eastAsia="FangSong" w:cs="Times New Roman"/>
+              </w:rPr>
+              <w:t xml:space="preserve">白色固体</w:t>
+            </w:r>
+          </w:p>
+        </w:tc>
+        <w:tc>
+          <w:tcPr/>
+          <w:p>
+            <w:pPr>
+              <w:pStyle w:val="Compact"/>
+              <w:jc w:val="center"/>
+            </w:pPr>
+            <w:r>
+              <w:rPr>
+                <w:rFonts w:hint="eastAsia" w:ascii="Times New Roman" w:hAnsi="Times New Roman" w:eastAsia="FangSong" w:cs="Times New Roman"/>
+              </w:rPr>
+              <w:t>极难溶</w:t>
+            </w:r>
+            <w:r>
+              <w:rPr>
+                <w:rFonts w:hint="eastAsia" w:ascii="Times New Roman" w:hAnsi="Times New Roman" w:eastAsia="Times New Roman" w:cs="Times New Roman"/>
+              </w:rPr>
+              <w:t>、</w:t>
+            </w:r>
+            <w:r>
+              <w:rPr>
+                <w:rFonts w:hint="eastAsia" w:ascii="Times New Roman" w:hAnsi="Times New Roman" w:eastAsia="FangSong" w:cs="Times New Roman"/>
+              </w:rPr>
+              <w:t>不溶于稀酸</w:t>
+            </w:r>
+          </w:p>
+        </w:tc>
+        <w:tc>
+          <w:tcPr/>
+          <w:p>
+            <w:pPr>
+              <w:pStyle w:val="Compact"/>
+              <w:jc w:val="center"/>
+            </w:pPr>
+            <w:r>
+              <w:rPr>
+                <w:rFonts w:hint="eastAsia" w:ascii="Times New Roman" w:hAnsi="Times New Roman" w:eastAsia="FangSong" w:cs="Times New Roman"/>
+              </w:rPr>
+              <w:t>铅蓄电池放电产物</w:t>
+            </w:r>
+            <w:r>
+              <w:rPr>
+                <w:rFonts w:hint="eastAsia" w:ascii="Times New Roman" w:hAnsi="Times New Roman" w:eastAsia="Times New Roman" w:cs="Times New Roman"/>
+              </w:rPr>
+              <w:t>：</w:t>
+            </w:r>
+            <m:oMath>
+              <m:r>
+                <m:rPr>
+                  <m:sty m:val="p"/>
+                </m:rPr>
+                <m:t>P</m:t>
+              </m:r>
+              <m:r>
+                <m:rPr>
+                  <m:sty m:val="p"/>
+                </m:rPr>
+                <m:t>b</m:t>
+              </m:r>
+              <m:r>
+                <m:rPr>
+                  <m:sty m:val="p"/>
+                </m:rPr>
+                <m:t>+</m:t>
+              </m:r>
+              <m:r>
+                <m:rPr>
+                  <m:sty m:val="p"/>
+                </m:rPr>
+                <m:t>P</m:t>
+              </m:r>
+              <m:r>
+                <m:rPr>
+                  <m:sty m:val="p"/>
+                </m:rPr>
+                <m:t>b</m:t>
+              </m:r>
+              <m:sSub>
+                <m:e>
+                  <m:r>
+                    <m:rPr>
+                      <m:sty m:val="p"/>
+                    </m:rPr>
+                    <m:t>O</m:t>
+                  </m:r>
+                </m:e>
+                <m:sub>
+                  <m:r>
+                    <m:rPr>
+                      <m:sty m:val="p"/>
+                    </m:rPr>
+                    <m:t>2</m:t>
+                  </m:r>
+                </m:sub>
+              </m:sSub>
+              <m:r>
+                <m:rPr>
+                  <m:sty m:val="p"/>
+                </m:rPr>
+                <m:t>+</m:t>
+              </m:r>
+              <m:r>
+                <m:rPr>
+                  <m:sty m:val="p"/>
+                </m:rPr>
+                <m:t>2</m:t>
+              </m:r>
+              <m:sSub>
+                <m:e>
+                  <m:r>
+                    <m:rPr>
+                      <m:sty m:val="p"/>
+                    </m:rPr>
+                    <m:t>H</m:t>
+                  </m:r>
+                </m:e>
+                <m:sub>
+                  <m:r>
+                    <m:rPr>
+                      <m:sty m:val="p"/>
+                    </m:rPr>
+                    <m:t>2</m:t>
+                  </m:r>
+                </m:sub>
+              </m:sSub>
+              <m:r>
+                <m:rPr>
+                  <m:sty m:val="p"/>
+                </m:rPr>
+                <m:t>S</m:t>
+              </m:r>
+              <m:sSub>
+                <m:e>
+                  <m:r>
+                    <m:rPr>
+                      <m:sty m:val="p"/>
+                    </m:rPr>
+                    <m:t>O</m:t>
+                  </m:r>
+                </m:e>
+                <m:sub>
+                  <m:r>
+                    <m:rPr>
+                      <m:sty m:val="p"/>
+                    </m:rPr>
+                    <m:t>4</m:t>
+                  </m:r>
+                </m:sub>
+              </m:sSub>
+              <m:r>
+                <m:rPr>
+                  <m:sty m:val="p"/>
+                </m:rPr>
+                <m:t>→</m:t>
+              </m:r>
+              <m:r>
+                <m:rPr>
+                  <m:sty m:val="p"/>
+                </m:rPr>
+                <m:t>2</m:t>
+              </m:r>
+              <m:r>
+                <m:rPr>
+                  <m:sty m:val="p"/>
+                </m:rPr>
+                <m:t>P</m:t>
+              </m:r>
+              <m:r>
+                <m:rPr>
+                  <m:sty m:val="p"/>
+                </m:rPr>
+                <m:t>b</m:t>
+              </m:r>
+              <m:r>
+                <m:rPr>
+                  <m:sty m:val="p"/>
+                </m:rPr>
+                <m:t>S</m:t>
+              </m:r>
+              <m:sSub>
+                <m:e>
+                  <m:r>
+                    <m:rPr>
+                      <m:sty m:val="p"/>
+                    </m:rPr>
+                    <m:t>O</m:t>
+                  </m:r>
+                </m:e>
+                <m:sub>
+                  <m:r>
+                    <m:rPr>
+                      <m:sty m:val="p"/>
+                    </m:rPr>
+                    <m:t>4</m:t>
+                  </m:r>
+                </m:sub>
+              </m:sSub>
+              <m:r>
+                <m:rPr>
+                  <m:sty m:val="p"/>
+                </m:rPr>
+                <m:t>+</m:t>
+              </m:r>
+              <m:r>
+                <m:rPr>
+                  <m:sty m:val="p"/>
+                </m:rPr>
+                <m:t>2</m:t>
+              </m:r>
+              <m:sSub>
+                <m:e>
+                  <m:r>
+                    <m:rPr>
+                      <m:sty m:val="p"/>
+                    </m:rPr>
+                    <m:t>H</m:t>
+                  </m:r>
+                </m:e>
+                <m:sub>
+                  <m:r>
+                    <m:rPr>
+                      <m:sty m:val="p"/>
+                    </m:rPr>
+                    <m:t>2</m:t>
+                  </m:r>
+                </m:sub>
+              </m:sSub>
+              <m:r>
+                <m:rPr>
+                  <m:sty m:val="p"/>
+                </m:rPr>
+                <m:t>O</m:t>
+              </m:r>
+            </m:oMath>
+          </w:p>
+        </w:tc>
+      </w:tr>
+      <w:tr>
+        <w:tc>
+          <w:tcPr/>
+          <w:p>
+            <w:pPr>
+              <w:pStyle w:val="Compact"/>
+              <w:jc w:val="center"/>
+            </w:pPr>
+            <m:oMath>
+              <m:r>
+                <m:rPr>
+                  <m:sty m:val="p"/>
+                </m:rPr>
+                <m:t>N</m:t>
+              </m:r>
+              <m:sSub>
+                <m:e>
+                  <m:r>
+                    <m:rPr>
+                      <m:sty m:val="p"/>
+                    </m:rPr>
+                    <m:t>a</m:t>
+                  </m:r>
+                </m:e>
+                <m:sub>
+                  <m:r>
+                    <m:rPr>
+                      <m:sty m:val="p"/>
+                    </m:rPr>
+                    <m:t>2</m:t>
+                  </m:r>
+                </m:sub>
+              </m:sSub>
+              <m:r>
+                <m:rPr>
+                  <m:sty m:val="p"/>
+                </m:rPr>
+                <m:t>C</m:t>
+              </m:r>
+              <m:sSub>
+                <m:e>
+                  <m:r>
+                    <m:rPr>
+                      <m:sty m:val="p"/>
+                    </m:rPr>
+                    <m:t>O</m:t>
+                  </m:r>
+                </m:e>
+                <m:sub>
+                  <m:r>
+                    <m:rPr>
+                      <m:sty m:val="p"/>
+                    </m:rPr>
+                    <m:t>3</m:t>
+                  </m:r>
+                </m:sub>
+              </m:sSub>
+            </m:oMath>
+            <w:r>
+              <w:rPr>
+                <w:rFonts w:ascii="Times New Roman" w:hAnsi="Times New Roman" w:eastAsia="Times New Roman" w:cs="Times New Roman"/>
+              </w:rPr>
+              <w:t xml:space="preserve">​</w:t>
+            </w:r>
+          </w:p>
+        </w:tc>
+        <w:tc>
+          <w:tcPr/>
+          <w:p>
+            <w:pPr>
+              <w:pStyle w:val="Compact"/>
+              <w:jc w:val="center"/>
+            </w:pPr>
+            <w:r>
+              <w:rPr>
+                <w:rFonts w:hint="eastAsia" w:ascii="Times New Roman" w:hAnsi="Times New Roman" w:eastAsia="FangSong" w:cs="Times New Roman"/>
+              </w:rPr>
+              <w:t>纯碱</w:t>
+            </w:r>
+            <w:r>
+              <w:rPr>
+                <w:rFonts w:hint="eastAsia" w:ascii="Times New Roman" w:hAnsi="Times New Roman" w:eastAsia="Times New Roman" w:cs="Times New Roman"/>
+              </w:rPr>
+              <w:t>、</w:t>
+            </w:r>
+            <w:r>
+              <w:rPr>
+                <w:rFonts w:hint="eastAsia" w:ascii="Times New Roman" w:hAnsi="Times New Roman" w:eastAsia="FangSong" w:cs="Times New Roman"/>
+              </w:rPr>
+              <w:t>苏打</w:t>
+            </w:r>
+          </w:p>
+        </w:tc>
+        <w:tc>
+          <w:tcPr/>
+          <w:p>
+            <w:pPr>
+              <w:pStyle w:val="Compact"/>
+              <w:jc w:val="center"/>
+            </w:pPr>
+            <w:r>
+              <w:rPr>
+                <w:rFonts w:hint="eastAsia" w:ascii="Times New Roman" w:hAnsi="Times New Roman" w:eastAsia="FangSong" w:cs="Times New Roman"/>
+              </w:rPr>
+              <w:t xml:space="preserve">白色粉末</w:t>
+            </w:r>
+          </w:p>
+        </w:tc>
+        <w:tc>
+          <w:tcPr/>
+          <w:p>
+            <w:pPr>
+              <w:pStyle w:val="Compact"/>
+              <w:jc w:val="center"/>
+            </w:pPr>
+            <w:r>
+              <w:rPr>
+                <w:rFonts w:hint="eastAsia" w:ascii="Times New Roman" w:hAnsi="Times New Roman" w:eastAsia="FangSong" w:cs="Times New Roman"/>
+              </w:rPr>
+              <w:t xml:space="preserve">强碱弱酸盐</w:t>
+            </w:r>
+          </w:p>
+        </w:tc>
+        <w:tc>
+          <w:tcPr/>
+          <w:p>
+            <w:pPr>
+              <w:pStyle w:val="Compact"/>
+              <w:jc w:val="center"/>
+            </w:pPr>
+            <m:oMath>
+              <m:r>
+                <m:rPr>
+                  <m:sty m:val="p"/>
+                </m:rPr>
+                <m:t>N</m:t>
+              </m:r>
+              <m:sSub>
+                <m:e>
+                  <m:r>
+                    <m:rPr>
+                      <m:sty m:val="p"/>
+                    </m:rPr>
+                    <m:t>a</m:t>
+                  </m:r>
+                </m:e>
+                <m:sub>
+                  <m:r>
+                    <m:rPr>
+                      <m:sty m:val="p"/>
+                    </m:rPr>
+                    <m:t>2</m:t>
+                  </m:r>
+                </m:sub>
+              </m:sSub>
+              <m:r>
+                <m:rPr>
+                  <m:sty m:val="p"/>
+                </m:rPr>
+                <m:t>C</m:t>
+              </m:r>
+              <m:sSub>
+                <m:e>
+                  <m:r>
+                    <m:rPr>
+                      <m:sty m:val="p"/>
+                    </m:rPr>
+                    <m:t>O</m:t>
+                  </m:r>
+                </m:e>
+                <m:sub>
+                  <m:r>
+                    <m:rPr>
+                      <m:sty m:val="p"/>
+                    </m:rPr>
+                    <m:t>3</m:t>
+                  </m:r>
+                </m:sub>
+              </m:sSub>
+              <m:r>
+                <m:rPr>
+                  <m:sty m:val="p"/>
+                </m:rPr>
+                <m:t>+</m:t>
+              </m:r>
+              <m:r>
+                <m:rPr>
+                  <m:sty m:val="p"/>
+                </m:rPr>
+                <m:t>2</m:t>
+              </m:r>
+              <m:r>
+                <m:rPr>
+                  <m:sty m:val="p"/>
+                </m:rPr>
+                <m:t>H</m:t>
+              </m:r>
+              <m:r>
+                <m:rPr>
+                  <m:sty m:val="p"/>
+                </m:rPr>
+                <m:t>C</m:t>
+              </m:r>
+              <m:r>
+                <m:rPr>
+                  <m:sty m:val="p"/>
+                </m:rPr>
+                <m:t>l</m:t>
+              </m:r>
+              <m:r>
+                <m:rPr>
+                  <m:sty m:val="p"/>
+                </m:rPr>
+                <m:t>→</m:t>
+              </m:r>
+              <m:r>
+                <m:rPr>
+                  <m:sty m:val="p"/>
+                </m:rPr>
+                <m:t>2</m:t>
+              </m:r>
+              <m:r>
+                <m:rPr>
+                  <m:sty m:val="p"/>
+                </m:rPr>
+                <m:t>N</m:t>
+              </m:r>
+              <m:r>
+                <m:rPr>
+                  <m:sty m:val="p"/>
+                </m:rPr>
+                <m:t>a</m:t>
+              </m:r>
+              <m:r>
+                <m:rPr>
+                  <m:sty m:val="p"/>
+                </m:rPr>
+                <m:t>C</m:t>
+              </m:r>
+              <m:r>
+                <m:rPr>
+                  <m:sty m:val="p"/>
+                </m:rPr>
+                <m:t>l</m:t>
+              </m:r>
+              <m:r>
+                <m:rPr>
+                  <m:sty m:val="p"/>
+                </m:rPr>
+                <m:t>+</m:t>
+              </m:r>
+              <m:r>
+                <m:rPr>
+                  <m:sty m:val="p"/>
+                </m:rPr>
+                <m:t>C</m:t>
+              </m:r>
+              <m:sSub>
+                <m:e>
+                  <m:r>
+                    <m:rPr>
+                      <m:sty m:val="p"/>
+                    </m:rPr>
+                    <m:t>O</m:t>
+                  </m:r>
+                </m:e>
+                <m:sub>
+                  <m:r>
+                    <m:rPr>
+                      <m:sty m:val="p"/>
+                    </m:rPr>
+                    <m:t>2</m:t>
+                  </m:r>
+                </m:sub>
+              </m:sSub>
+              <m:r>
+                <m:rPr>
+                  <m:sty m:val="p"/>
+                </m:rPr>
+                <m:t>↑</m:t>
+              </m:r>
+              <m:r>
+                <m:rPr>
+                  <m:sty m:val="p"/>
+                </m:rPr>
+                <m:t>+</m:t>
+              </m:r>
+              <m:sSub>
+                <m:e>
+                  <m:r>
+                    <m:rPr>
+                      <m:sty m:val="p"/>
+                    </m:rPr>
+                    <m:t>H</m:t>
+                  </m:r>
+                </m:e>
+                <m:sub>
+                  <m:r>
+                    <m:rPr>
+                      <m:sty m:val="p"/>
+                    </m:rPr>
+                    <m:t>2</m:t>
+                  </m:r>
+                </m:sub>
+              </m:sSub>
+              <m:r>
+                <m:rPr>
+                  <m:sty m:val="p"/>
+                </m:rPr>
+                <m:t>O</m:t>
+              </m:r>
+            </m:oMath>
+            <w:r>
+              <w:rPr>
+                <w:rFonts w:ascii="Times New Roman" w:hAnsi="Times New Roman" w:eastAsia="Times New Roman" w:cs="Times New Roman"/>
+              </w:rPr>
+              <w:t xml:space="preserve">​</w:t>
+            </w:r>
+          </w:p>
+        </w:tc>
+      </w:tr>
+      <w:tr>
+        <w:tc>
+          <w:tcPr/>
+          <w:p>
+            <w:pPr>
+              <w:pStyle w:val="Compact"/>
+              <w:jc w:val="center"/>
+            </w:pPr>
+            <m:oMath>
+              <m:r>
+                <m:rPr>
+                  <m:sty m:val="p"/>
+                </m:rPr>
+                <m:t>N</m:t>
+              </m:r>
+              <m:r>
+                <m:rPr>
+                  <m:sty m:val="p"/>
+                </m:rPr>
+                <m:t>a</m:t>
+              </m:r>
+              <m:r>
+                <m:rPr>
+                  <m:sty m:val="p"/>
+                </m:rPr>
+                <m:t>H</m:t>
+              </m:r>
+              <m:r>
+                <m:rPr>
+                  <m:sty m:val="p"/>
+                </m:rPr>
+                <m:t>C</m:t>
+              </m:r>
+              <m:sSub>
+                <m:e>
+                  <m:r>
+                    <m:rPr>
+                      <m:sty m:val="p"/>
+                    </m:rPr>
+                    <m:t>O</m:t>
+                  </m:r>
+                </m:e>
+                <m:sub>
+                  <m:r>
+                    <m:rPr>
+                      <m:sty m:val="p"/>
+                    </m:rPr>
+                    <m:t>3</m:t>
+                  </m:r>
+                </m:sub>
+              </m:sSub>
+            </m:oMath>
+            <w:r>
+              <w:rPr>
+                <w:rFonts w:ascii="Times New Roman" w:hAnsi="Times New Roman" w:eastAsia="Times New Roman" w:cs="Times New Roman"/>
+              </w:rPr>
+              <w:t xml:space="preserve">​</w:t>
+            </w:r>
+          </w:p>
+        </w:tc>
+        <w:tc>
+          <w:tcPr/>
+          <w:p>
+            <w:pPr>
+              <w:pStyle w:val="Compact"/>
+              <w:jc w:val="center"/>
+            </w:pPr>
+            <w:r>
+              <w:rPr>
+                <w:rFonts w:hint="eastAsia" w:ascii="Times New Roman" w:hAnsi="Times New Roman" w:eastAsia="FangSong" w:cs="Times New Roman"/>
+              </w:rPr>
+              <w:t xml:space="preserve">小苏打</w:t>
+            </w:r>
+          </w:p>
+        </w:tc>
+        <w:tc>
+          <w:tcPr/>
+          <w:p>
+            <w:pPr>
+              <w:pStyle w:val="Compact"/>
+              <w:jc w:val="center"/>
+            </w:pPr>
+            <w:r>
+              <w:rPr>
+                <w:rFonts w:hint="eastAsia" w:ascii="Times New Roman" w:hAnsi="Times New Roman" w:eastAsia="FangSong" w:cs="Times New Roman"/>
+              </w:rPr>
+              <w:t xml:space="preserve">白色粉末</w:t>
+            </w:r>
+          </w:p>
+        </w:tc>
+        <w:tc>
+          <w:tcPr/>
+          <w:p>
+            <w:pPr>
+              <w:pStyle w:val="Compact"/>
+              <w:jc w:val="center"/>
+            </w:pPr>
+            <w:r>
+              <w:rPr>
+                <w:rFonts w:hint="eastAsia" w:ascii="Times New Roman" w:hAnsi="Times New Roman" w:eastAsia="FangSong" w:cs="Times New Roman"/>
+              </w:rPr>
+              <w:t xml:space="preserve">受热易分解</w:t>
+            </w:r>
+          </w:p>
+        </w:tc>
+        <w:tc>
+          <w:tcPr/>
+          <w:p>
+            <w:pPr>
+              <w:pStyle w:val="Compact"/>
+              <w:jc w:val="center"/>
+            </w:pPr>
+            <m:oMath>
+              <m:r>
+                <m:rPr>
+                  <m:sty m:val="p"/>
+                </m:rPr>
+                <m:t>2</m:t>
+              </m:r>
+              <m:r>
+                <m:rPr>
+                  <m:sty m:val="p"/>
+                </m:rPr>
+                <m:t>N</m:t>
+              </m:r>
+              <m:r>
+                <m:rPr>
+                  <m:sty m:val="p"/>
+                </m:rPr>
+                <m:t>a</m:t>
+              </m:r>
+              <m:r>
+                <m:rPr>
+                  <m:sty m:val="p"/>
+                </m:rPr>
+                <m:t>H</m:t>
+              </m:r>
+              <m:r>
+                <m:rPr>
+                  <m:sty m:val="p"/>
+                </m:rPr>
+                <m:t>C</m:t>
+              </m:r>
+              <m:sSub>
+                <m:e>
+                  <m:r>
+                    <m:rPr>
+                      <m:sty m:val="p"/>
+                    </m:rPr>
+                    <m:t>O</m:t>
+                  </m:r>
+                </m:e>
+                <m:sub>
+                  <m:r>
+                    <m:rPr>
+                      <m:sty m:val="p"/>
+                    </m:rPr>
+                    <m:t>3</m:t>
+                  </m:r>
+                </m:sub>
+              </m:sSub>
+              <m:limUpp>
+                <m:e>
+                  <m:r>
+                    <m:rPr>
+                      <m:sty m:val="p"/>
+                    </m:rPr>
+                    <m:t>→</m:t>
+                  </m:r>
+                </m:e>
+                <m:lim>
+                  <m:r>
+                    <m:rPr>
+                      <m:sty m:val="p"/>
+                    </m:rPr>
+                    <m:t>Δ</m:t>
+                  </m:r>
+                </m:lim>
+              </m:limUpp>
+              <m:r>
+                <m:rPr>
+                  <m:sty m:val="p"/>
+                </m:rPr>
+                <m:t>N</m:t>
+              </m:r>
+              <m:sSub>
+                <m:e>
+                  <m:r>
+                    <m:rPr>
+                      <m:sty m:val="p"/>
+                    </m:rPr>
+                    <m:t>a</m:t>
+                  </m:r>
+                </m:e>
+                <m:sub>
+                  <m:r>
+                    <m:rPr>
+                      <m:sty m:val="p"/>
+                    </m:rPr>
+                    <m:t>2</m:t>
+                  </m:r>
+                </m:sub>
+              </m:sSub>
+              <m:r>
+                <m:rPr>
+                  <m:sty m:val="p"/>
+                </m:rPr>
+                <m:t>C</m:t>
+              </m:r>
+              <m:sSub>
+                <m:e>
+                  <m:r>
+                    <m:rPr>
+                      <m:sty m:val="p"/>
+                    </m:rPr>
+                    <m:t>O</m:t>
+                  </m:r>
+                </m:e>
+                <m:sub>
+                  <m:r>
+                    <m:rPr>
+                      <m:sty m:val="p"/>
+                    </m:rPr>
+                    <m:t>3</m:t>
+                  </m:r>
+                </m:sub>
+              </m:sSub>
+              <m:r>
+                <m:rPr>
+                  <m:sty m:val="p"/>
+                </m:rPr>
+                <m:t>+</m:t>
+              </m:r>
+              <m:r>
+                <m:rPr>
+                  <m:sty m:val="p"/>
+                </m:rPr>
+                <m:t>C</m:t>
+              </m:r>
+              <m:sSub>
+                <m:e>
+                  <m:r>
+                    <m:rPr>
+                      <m:sty m:val="p"/>
+                    </m:rPr>
+                    <m:t>O</m:t>
+                  </m:r>
+                </m:e>
+                <m:sub>
+                  <m:r>
+                    <m:rPr>
+                      <m:sty m:val="p"/>
+                    </m:rPr>
+                    <m:t>2</m:t>
+                  </m:r>
+                </m:sub>
+              </m:sSub>
+              <m:r>
+                <m:rPr>
+                  <m:sty m:val="p"/>
+                </m:rPr>
+                <m:t>↑</m:t>
+              </m:r>
+              <m:r>
+                <m:rPr>
+                  <m:sty m:val="p"/>
+                </m:rPr>
+                <m:t>+</m:t>
+              </m:r>
+              <m:sSub>
+                <m:e>
+                  <m:r>
+                    <m:rPr>
+                      <m:sty m:val="p"/>
+                    </m:rPr>
+                    <m:t>H</m:t>
+                  </m:r>
+                </m:e>
+                <m:sub>
+                  <m:r>
+                    <m:rPr>
+                      <m:sty m:val="p"/>
+                    </m:rPr>
+                    <m:t>2</m:t>
+                  </m:r>
+                </m:sub>
+              </m:sSub>
+              <m:r>
+                <m:rPr>
+                  <m:sty m:val="p"/>
+                </m:rPr>
+                <m:t>O</m:t>
+              </m:r>
+            </m:oMath>
+            <w:r>
+              <w:rPr>
+                <w:rFonts w:ascii="Times New Roman" w:hAnsi="Times New Roman" w:eastAsia="Times New Roman" w:cs="Times New Roman"/>
+              </w:rPr>
+              <w:t xml:space="preserve">​</w:t>
+            </w:r>
+          </w:p>
+        </w:tc>
+      </w:tr>
+    </w:tbl>
+    <w:bookmarkEnd w:id="67"/>
+    <w:bookmarkStart w:id="68" w:name="碳族反应方程式速查"/>
     <w:p>
       <w:pPr>
         <w:pStyle w:val="Heading3"/>
@@ -26614,9 +31842,9 @@
         </w:tc>
       </w:tr>
     </w:tbl>
-    <w:bookmarkEnd w:id="67"/>
     <w:bookmarkEnd w:id="68"/>
-    <w:bookmarkStart w:id="82" w:name="硼族元素缺电子化学多中心键与硼烷原子簇"/>
+    <w:bookmarkEnd w:id="69"/>
+    <w:bookmarkStart w:id="83" w:name="硼族元素缺电子化学多中心键与硼烷原子簇"/>
     <w:p>
       <w:pPr>
         <w:pStyle w:val="Heading2"/>
@@ -26647,7 +31875,7 @@
         <w:t>多中心键与硼烷原子簇</w:t>
       </w:r>
     </w:p>
-    <w:bookmarkStart w:id="72" w:name="缺电子化学与多中心键"/>
+    <w:bookmarkStart w:id="73" w:name="缺电子化学与多中心键"/>
     <w:p>
       <w:pPr>
         <w:pStyle w:val="Heading3"/>
@@ -27350,18 +32578,18 @@
                 <wp:inline>
                   <wp:extent cx="2667000" cy="2894670"/>
                   <wp:effectExtent b="0" l="0" r="0" t="0"/>
-                  <wp:docPr descr="" title="" id="70" name="Picture"/>
+                  <wp:docPr descr="" title="" id="71" name="Picture"/>
                   <a:graphic>
                     <a:graphicData uri="http://schemas.openxmlformats.org/drawingml/2006/picture">
                       <pic:pic>
                         <pic:nvPicPr>
-                          <pic:cNvPr descr="873cbe75eb3febf36d01f2dec2ee98bdf5d4ec3a688469ba12e1355be002ec44.jpg" id="71" name="Picture"/>
+                          <pic:cNvPr descr="873cbe75eb3febf36d01f2dec2ee98bdf5d4ec3a688469ba12e1355be002ec44.jpg" id="72" name="Picture"/>
                           <pic:cNvPicPr>
                             <a:picLocks noChangeArrowheads="1" noChangeAspect="1"/>
                           </pic:cNvPicPr>
                         </pic:nvPicPr>
                         <pic:blipFill>
-                          <a:blip r:embed="rId69"/>
+                          <a:blip r:embed="rId70"/>
                           <a:stretch>
                             <a:fillRect/>
                           </a:stretch>
@@ -27457,8 +32685,8 @@
         </w:tc>
       </w:tr>
     </w:tbl>
-    <w:bookmarkEnd w:id="72"/>
-    <w:bookmarkStart w:id="79" w:name="单质硼的-b₁₂-二十面体"/>
+    <w:bookmarkEnd w:id="73"/>
+    <w:bookmarkStart w:id="80" w:name="单质硼的-b₁₂-二十面体"/>
     <w:p>
       <w:pPr>
         <w:pStyle w:val="Heading3"/>
@@ -28118,18 +33346,18 @@
                 <wp:inline>
                   <wp:extent cx="2667000" cy="1658101"/>
                   <wp:effectExtent b="0" l="0" r="0" t="0"/>
-                  <wp:docPr descr="" title="" id="74" name="Picture"/>
+                  <wp:docPr descr="" title="" id="75" name="Picture"/>
                   <a:graphic>
                     <a:graphicData uri="http://schemas.openxmlformats.org/drawingml/2006/picture">
                       <pic:pic>
                         <pic:nvPicPr>
-                          <pic:cNvPr descr="8c42f36410e8e37837e8ea15bd6ea12e9b7dfbcc8ea8597c2183c4519507c39b.jpg" id="75" name="Picture"/>
+                          <pic:cNvPr descr="8c42f36410e8e37837e8ea15bd6ea12e9b7dfbcc8ea8597c2183c4519507c39b.jpg" id="76" name="Picture"/>
                           <pic:cNvPicPr>
                             <a:picLocks noChangeArrowheads="1" noChangeAspect="1"/>
                           </pic:cNvPicPr>
                         </pic:nvPicPr>
                         <pic:blipFill>
-                          <a:blip r:embed="rId73"/>
+                          <a:blip r:embed="rId74"/>
                           <a:stretch>
                             <a:fillRect/>
                           </a:stretch>
@@ -28172,18 +33400,18 @@
                 <wp:inline>
                   <wp:extent cx="2667000" cy="1771142"/>
                   <wp:effectExtent b="0" l="0" r="0" t="0"/>
-                  <wp:docPr descr="" title="" id="77" name="Picture"/>
+                  <wp:docPr descr="" title="" id="78" name="Picture"/>
                   <a:graphic>
                     <a:graphicData uri="http://schemas.openxmlformats.org/drawingml/2006/picture">
                       <pic:pic>
                         <pic:nvPicPr>
-                          <pic:cNvPr descr="8203710cb0f11b53222a04500250e92bbb67961ab7d7c0bf8468755f4859e4ce.jpg" id="78" name="Picture"/>
+                          <pic:cNvPr descr="8203710cb0f11b53222a04500250e92bbb67961ab7d7c0bf8468755f4859e4ce.jpg" id="79" name="Picture"/>
                           <pic:cNvPicPr>
                             <a:picLocks noChangeArrowheads="1" noChangeAspect="1"/>
                           </pic:cNvPicPr>
                         </pic:nvPicPr>
                         <pic:blipFill>
-                          <a:blip r:embed="rId76"/>
+                          <a:blip r:embed="rId77"/>
                           <a:stretch>
                             <a:fillRect/>
                           </a:stretch>
@@ -28357,8 +33585,8 @@
         </w:tc>
       </w:tr>
     </w:tbl>
-    <w:bookmarkEnd w:id="79"/>
-    <w:bookmarkStart w:id="80" w:name="乙硼烷的三中心两电子桥键"/>
+    <w:bookmarkEnd w:id="80"/>
+    <w:bookmarkStart w:id="81" w:name="乙硼烷的三中心两电子桥键"/>
     <w:p>
       <w:pPr>
         <w:pStyle w:val="Heading3"/>
@@ -30230,8 +35458,8 @@
         <w:t>。</w:t>
       </w:r>
     </w:p>
-    <w:bookmarkEnd w:id="80"/>
-    <w:bookmarkStart w:id="81" w:name="硼烷的闭式巢式网式分类"/>
+    <w:bookmarkEnd w:id="81"/>
+    <w:bookmarkStart w:id="82" w:name="硼烷的闭式巢式网式分类"/>
     <w:p>
       <w:pPr>
         <w:pStyle w:val="Heading3"/>
@@ -30757,9 +35985,9 @@
         <w:t>。</w:t>
       </w:r>
     </w:p>
-    <w:bookmarkEnd w:id="81"/>
     <w:bookmarkEnd w:id="82"/>
-    <w:bookmarkStart w:id="98" w:name="硼酸硼砂与缺电子补偿及卤化硼大派键"/>
+    <w:bookmarkEnd w:id="83"/>
+    <w:bookmarkStart w:id="99" w:name="硼酸硼砂与缺电子补偿及卤化硼大派键"/>
     <w:p>
       <w:pPr>
         <w:pStyle w:val="Heading2"/>
@@ -30790,7 +36018,7 @@
         <w:t>硼砂与缺电子补偿及卤化硼大派键</w:t>
       </w:r>
     </w:p>
-    <w:bookmarkStart w:id="83" w:name="缺电子的三种补偿方式"/>
+    <w:bookmarkStart w:id="84" w:name="缺电子的三种补偿方式"/>
     <w:p>
       <w:pPr>
         <w:pStyle w:val="Heading3"/>
@@ -31353,8 +36581,8 @@
         <w:t>。</w:t>
       </w:r>
     </w:p>
-    <w:bookmarkEnd w:id="83"/>
-    <w:bookmarkStart w:id="87" w:name="硼酸的结构与路易斯酸性"/>
+    <w:bookmarkEnd w:id="84"/>
+    <w:bookmarkStart w:id="88" w:name="硼酸的结构与路易斯酸性"/>
     <w:p>
       <w:pPr>
         <w:pStyle w:val="Heading3"/>
@@ -32498,18 +37726,18 @@
                 <wp:inline>
                   <wp:extent cx="2667000" cy="362504"/>
                   <wp:effectExtent b="0" l="0" r="0" t="0"/>
-                  <wp:docPr descr="" title="" id="85" name="Picture"/>
+                  <wp:docPr descr="" title="" id="86" name="Picture"/>
                   <a:graphic>
                     <a:graphicData uri="http://schemas.openxmlformats.org/drawingml/2006/picture">
                       <pic:pic>
                         <pic:nvPicPr>
-                          <pic:cNvPr descr="63ab9705e46dd07cabf0890e710d6799d4e94bfa2539f4c851d4cb123f07c53e.jpg" id="86" name="Picture"/>
+                          <pic:cNvPr descr="63ab9705e46dd07cabf0890e710d6799d4e94bfa2539f4c851d4cb123f07c53e.jpg" id="87" name="Picture"/>
                           <pic:cNvPicPr>
                             <a:picLocks noChangeArrowheads="1" noChangeAspect="1"/>
                           </pic:cNvPicPr>
                         </pic:nvPicPr>
                         <pic:blipFill>
-                          <a:blip r:embed="rId84"/>
+                          <a:blip r:embed="rId85"/>
                           <a:stretch>
                             <a:fillRect/>
                           </a:stretch>
@@ -32580,8 +37808,8 @@
         </w:tc>
       </w:tr>
     </w:tbl>
-    <w:bookmarkEnd w:id="87"/>
-    <w:bookmarkStart w:id="88" w:name="多元醇强化与硼酸的滴定"/>
+    <w:bookmarkEnd w:id="88"/>
+    <w:bookmarkStart w:id="89" w:name="多元醇强化与硼酸的滴定"/>
     <w:p>
       <w:pPr>
         <w:pStyle w:val="Heading3"/>
@@ -32997,8 +38225,8 @@
         <w:t>。</w:t>
       </w:r>
     </w:p>
-    <w:bookmarkEnd w:id="88"/>
-    <w:bookmarkStart w:id="92" w:name="硼砂的结构与硼砂珠实验"/>
+    <w:bookmarkEnd w:id="89"/>
+    <w:bookmarkStart w:id="93" w:name="硼砂的结构与硼砂珠实验"/>
     <w:p>
       <w:pPr>
         <w:pStyle w:val="Heading3"/>
@@ -34499,18 +39727,18 @@
                 <wp:inline>
                   <wp:extent cx="2667000" cy="1181524"/>
                   <wp:effectExtent b="0" l="0" r="0" t="0"/>
-                  <wp:docPr descr="" title="" id="90" name="Picture"/>
+                  <wp:docPr descr="" title="" id="91" name="Picture"/>
                   <a:graphic>
                     <a:graphicData uri="http://schemas.openxmlformats.org/drawingml/2006/picture">
                       <pic:pic>
                         <pic:nvPicPr>
-                          <pic:cNvPr descr="1a23633cf952c33a7d32cb4b71d0af79dd342d4b696e7f240ed1f986d5e7c4a0.png" id="91" name="Picture"/>
+                          <pic:cNvPr descr="1a23633cf952c33a7d32cb4b71d0af79dd342d4b696e7f240ed1f986d5e7c4a0.png" id="92" name="Picture"/>
                           <pic:cNvPicPr>
                             <a:picLocks noChangeArrowheads="1" noChangeAspect="1"/>
                           </pic:cNvPicPr>
                         </pic:nvPicPr>
                         <pic:blipFill>
-                          <a:blip r:embed="rId89"/>
+                          <a:blip r:embed="rId90"/>
                           <a:stretch>
                             <a:fillRect/>
                           </a:stretch>
@@ -34606,8 +39834,8 @@
         </w:tc>
       </w:tr>
     </w:tbl>
-    <w:bookmarkEnd w:id="92"/>
-    <w:bookmarkStart w:id="96" w:name="卤化硼的路易斯酸性顺序"/>
+    <w:bookmarkEnd w:id="93"/>
+    <w:bookmarkStart w:id="97" w:name="卤化硼的路易斯酸性顺序"/>
     <w:p>
       <w:pPr>
         <w:pStyle w:val="Heading3"/>
@@ -36393,18 +41621,18 @@
                 <wp:inline>
                   <wp:extent cx="2667000" cy="2156732"/>
                   <wp:effectExtent b="0" l="0" r="0" t="0"/>
-                  <wp:docPr descr="" title="" id="94" name="Picture"/>
+                  <wp:docPr descr="" title="" id="95" name="Picture"/>
                   <a:graphic>
                     <a:graphicData uri="http://schemas.openxmlformats.org/drawingml/2006/picture">
                       <pic:pic>
                         <pic:nvPicPr>
-                          <pic:cNvPr descr="b695705be186e24a86213af3c4d42109b2f81d56bd76b6f7314f43d500956255.jpg" id="95" name="Picture"/>
+                          <pic:cNvPr descr="b695705be186e24a86213af3c4d42109b2f81d56bd76b6f7314f43d500956255.jpg" id="96" name="Picture"/>
                           <pic:cNvPicPr>
                             <a:picLocks noChangeArrowheads="1" noChangeAspect="1"/>
                           </pic:cNvPicPr>
                         </pic:nvPicPr>
                         <pic:blipFill>
-                          <a:blip r:embed="rId93"/>
+                          <a:blip r:embed="rId94"/>
                           <a:stretch>
                             <a:fillRect/>
                           </a:stretch>
@@ -36475,8 +41703,8 @@
         </w:tc>
       </w:tr>
     </w:tbl>
-    <w:bookmarkEnd w:id="96"/>
-    <w:bookmarkStart w:id="97" w:name="氮化硼与金刚石的类比"/>
+    <w:bookmarkEnd w:id="97"/>
+    <w:bookmarkStart w:id="98" w:name="氮化硼与金刚石的类比"/>
     <w:p>
       <w:pPr>
         <w:pStyle w:val="Heading3"/>
@@ -37104,9 +42332,9 @@
         <w:t>。</w:t>
       </w:r>
     </w:p>
-    <w:bookmarkEnd w:id="97"/>
     <w:bookmarkEnd w:id="98"/>
-    <w:bookmarkStart w:id="107" w:name="铝的两性化学共价双聚相变与对角线规则"/>
+    <w:bookmarkEnd w:id="99"/>
+    <w:bookmarkStart w:id="109" w:name="铝的两性化学共价双聚相变与对角线规则"/>
     <w:p>
       <w:pPr>
         <w:pStyle w:val="Heading2"/>
@@ -37137,7 +42365,7 @@
         <w:t>共价双聚相变与对角线规则</w:t>
       </w:r>
     </w:p>
-    <w:bookmarkStart w:id="99" w:name="铝的亲氧性与铝热反应"/>
+    <w:bookmarkStart w:id="100" w:name="铝的亲氧性与铝热反应"/>
     <w:p>
       <w:pPr>
         <w:pStyle w:val="Heading3"/>
@@ -38158,8 +43386,8 @@
         <w:t>。</w:t>
       </w:r>
     </w:p>
-    <w:bookmarkEnd w:id="99"/>
-    <w:bookmarkStart w:id="103" w:name="氧化铝与氢氧化铝的两性"/>
+    <w:bookmarkEnd w:id="100"/>
+    <w:bookmarkStart w:id="104" w:name="氧化铝与氢氧化铝的两性"/>
     <w:p>
       <w:pPr>
         <w:pStyle w:val="Heading3"/>
@@ -39246,18 +44474,18 @@
                 <wp:inline>
                   <wp:extent cx="2667000" cy="1585586"/>
                   <wp:effectExtent b="0" l="0" r="0" t="0"/>
-                  <wp:docPr descr="" title="" id="101" name="Picture"/>
+                  <wp:docPr descr="" title="" id="102" name="Picture"/>
                   <a:graphic>
                     <a:graphicData uri="http://schemas.openxmlformats.org/drawingml/2006/picture">
                       <pic:pic>
                         <pic:nvPicPr>
-                          <pic:cNvPr descr="f17db7bdb9b9bd51da5ab21e8b6852fe7593ba9c4be42e2786ba902818e6993c.jpg" id="102" name="Picture"/>
+                          <pic:cNvPr descr="f17db7bdb9b9bd51da5ab21e8b6852fe7593ba9c4be42e2786ba902818e6993c.jpg" id="103" name="Picture"/>
                           <pic:cNvPicPr>
                             <a:picLocks noChangeArrowheads="1" noChangeAspect="1"/>
                           </pic:cNvPicPr>
                         </pic:nvPicPr>
                         <pic:blipFill>
-                          <a:blip r:embed="rId100"/>
+                          <a:blip r:embed="rId101"/>
                           <a:stretch>
                             <a:fillRect/>
                           </a:stretch>
@@ -39354,8 +44582,8 @@
         </w:tc>
       </w:tr>
     </w:tbl>
-    <w:bookmarkEnd w:id="103"/>
-    <w:bookmarkStart w:id="104" w:name="氯化铝的双聚与相变"/>
+    <w:bookmarkEnd w:id="104"/>
+    <w:bookmarkStart w:id="105" w:name="氯化铝的双聚与相变"/>
     <w:p>
       <w:pPr>
         <w:pStyle w:val="Heading3"/>
@@ -40488,8 +45716,8 @@
         <w:t>。</w:t>
       </w:r>
     </w:p>
-    <w:bookmarkEnd w:id="104"/>
-    <w:bookmarkStart w:id="105" w:name="bsi-与-beal-的对角线相似性"/>
+    <w:bookmarkEnd w:id="105"/>
+    <w:bookmarkStart w:id="106" w:name="bsi-与-beal-的对角线相似性"/>
     <w:p>
       <w:pPr>
         <w:pStyle w:val="Heading3"/>
@@ -41569,8 +46797,4005 @@
         <w:t>。</w:t>
       </w:r>
     </w:p>
-    <w:bookmarkEnd w:id="105"/>
-    <w:bookmarkStart w:id="106" w:name="硼族反应方程式速查"/>
+    <w:bookmarkEnd w:id="106"/>
+    <w:bookmarkStart w:id="107" w:name="硼族物质速查俗名颜色性质反应"/>
+    <w:p>
+      <w:pPr>
+        <w:pStyle w:val="Heading3"/>
+        <w:spacing w:after="120" w:before="280"/>
+      </w:pPr>
+      <w:r>
+        <w:rPr>
+          <w:rFonts w:ascii="Times New Roman" w:hAnsi="Times New Roman" w:eastAsia="Times New Roman" w:cs="Times New Roman"/>
+        </w:rPr>
+        <w:t xml:space="preserve">7.6 </w:t>
+      </w:r>
+      <w:r>
+        <w:rPr>
+          <w:rFonts w:hint="eastAsia" w:ascii="Times New Roman" w:hAnsi="Times New Roman" w:eastAsia="SimHei" w:cs="Times New Roman"/>
+        </w:rPr>
+        <w:t>硼族物质速查</w:t>
+      </w:r>
+      <w:r>
+        <w:rPr>
+          <w:rFonts w:hint="eastAsia" w:ascii="Times New Roman" w:hAnsi="Times New Roman" w:eastAsia="Times New Roman" w:cs="Times New Roman"/>
+        </w:rPr>
+        <w:t>（</w:t>
+      </w:r>
+      <w:r>
+        <w:rPr>
+          <w:rFonts w:hint="eastAsia" w:ascii="Times New Roman" w:hAnsi="Times New Roman" w:eastAsia="SimHei" w:cs="Times New Roman"/>
+        </w:rPr>
+        <w:t>俗名</w:t>
+      </w:r>
+      <w:r>
+        <w:rPr>
+          <w:rFonts w:hint="eastAsia" w:ascii="Times New Roman" w:hAnsi="Times New Roman" w:eastAsia="Times New Roman" w:cs="Times New Roman"/>
+        </w:rPr>
+        <w:t>·</w:t>
+      </w:r>
+      <w:r>
+        <w:rPr>
+          <w:rFonts w:hint="eastAsia" w:ascii="Times New Roman" w:hAnsi="Times New Roman" w:eastAsia="SimHei" w:cs="Times New Roman"/>
+        </w:rPr>
+        <w:t>颜色</w:t>
+      </w:r>
+      <w:r>
+        <w:rPr>
+          <w:rFonts w:hint="eastAsia" w:ascii="Times New Roman" w:hAnsi="Times New Roman" w:eastAsia="Times New Roman" w:cs="Times New Roman"/>
+        </w:rPr>
+        <w:t>·</w:t>
+      </w:r>
+      <w:r>
+        <w:rPr>
+          <w:rFonts w:hint="eastAsia" w:ascii="Times New Roman" w:hAnsi="Times New Roman" w:eastAsia="SimHei" w:cs="Times New Roman"/>
+        </w:rPr>
+        <w:t>性质</w:t>
+      </w:r>
+      <w:r>
+        <w:rPr>
+          <w:rFonts w:hint="eastAsia" w:ascii="Times New Roman" w:hAnsi="Times New Roman" w:eastAsia="Times New Roman" w:cs="Times New Roman"/>
+        </w:rPr>
+        <w:t>·</w:t>
+      </w:r>
+      <w:r>
+        <w:rPr>
+          <w:rFonts w:hint="eastAsia" w:ascii="Times New Roman" w:hAnsi="Times New Roman" w:eastAsia="SimHei" w:cs="Times New Roman"/>
+        </w:rPr>
+        <w:t>反应</w:t>
+      </w:r>
+      <w:r>
+        <w:rPr>
+          <w:rFonts w:hint="eastAsia" w:ascii="Times New Roman" w:hAnsi="Times New Roman" w:eastAsia="Times New Roman" w:cs="Times New Roman"/>
+        </w:rPr>
+        <w:t>）</w:t>
+      </w:r>
+    </w:p>
+    <w:tbl>
+      <w:tblPr>
+        <w:tblStyle w:val="Table"/>
+        <w:tblW w:type="pct" w:w="5000"/>
+        <w:tblLayout w:type="fixed"/>
+        <w:tblLook w:firstRow="1" w:lastRow="0" w:firstColumn="0" w:lastColumn="0" w:noHBand="0" w:noVBand="0" w:val="0020"/>
+        <w:jc w:val="center"/>
+        <w:tblBorders>
+          <w:top w:val="single" w:sz="12" w:space="0" w:color="333333"/>
+          <w:bottom w:val="single" w:sz="12" w:space="0" w:color="333333"/>
+          <w:left w:val="none"/>
+          <w:right w:val="none"/>
+          <w:insideH w:val="none"/>
+          <w:insideV w:val="none"/>
+        </w:tblBorders>
+      </w:tblPr>
+      <w:tblGrid>
+        <w:gridCol w:w="1584"/>
+        <w:gridCol w:w="1584"/>
+        <w:gridCol w:w="1584"/>
+        <w:gridCol w:w="1584"/>
+        <w:gridCol w:w="1584"/>
+      </w:tblGrid>
+      <w:tr>
+        <w:trPr>
+          <w:tblHeader w:val="on"/>
+        </w:trPr>
+        <w:tc>
+          <w:tcPr>
+            <w:tcBorders>
+              <w:bottom w:val="single" w:sz="6" w:space="0" w:color="333333"/>
+            </w:tcBorders>
+          </w:tcPr>
+          <w:p>
+            <w:pPr>
+              <w:pStyle w:val="Compact"/>
+              <w:jc w:val="center"/>
+            </w:pPr>
+            <w:r>
+              <w:rPr>
+                <w:rFonts w:hint="eastAsia" w:ascii="Times New Roman" w:hAnsi="Times New Roman" w:eastAsia="SimHei" w:cs="Times New Roman"/>
+                <w:b/>
+              </w:rPr>
+              <w:t xml:space="preserve">物质</w:t>
+            </w:r>
+          </w:p>
+        </w:tc>
+        <w:tc>
+          <w:tcPr>
+            <w:tcBorders>
+              <w:bottom w:val="single" w:sz="6" w:space="0" w:color="333333"/>
+            </w:tcBorders>
+          </w:tcPr>
+          <w:p>
+            <w:pPr>
+              <w:pStyle w:val="Compact"/>
+              <w:jc w:val="center"/>
+            </w:pPr>
+            <w:r>
+              <w:rPr>
+                <w:rFonts w:hint="eastAsia" w:ascii="Times New Roman" w:hAnsi="Times New Roman" w:eastAsia="SimHei" w:cs="Times New Roman"/>
+                <w:b/>
+              </w:rPr>
+              <w:t xml:space="preserve">俗名</w:t>
+            </w:r>
+          </w:p>
+        </w:tc>
+        <w:tc>
+          <w:tcPr>
+            <w:tcBorders>
+              <w:bottom w:val="single" w:sz="6" w:space="0" w:color="333333"/>
+            </w:tcBorders>
+          </w:tcPr>
+          <w:p>
+            <w:pPr>
+              <w:pStyle w:val="Compact"/>
+              <w:jc w:val="center"/>
+            </w:pPr>
+            <w:r>
+              <w:rPr>
+                <w:rFonts w:hint="eastAsia" w:ascii="Times New Roman" w:hAnsi="Times New Roman" w:eastAsia="SimHei" w:cs="Times New Roman"/>
+                <w:b/>
+              </w:rPr>
+              <w:t>颜色</w:t>
+            </w:r>
+            <w:r>
+              <w:rPr>
+                <w:rFonts w:hint="eastAsia" w:ascii="Times New Roman" w:hAnsi="Times New Roman" w:eastAsia="Times New Roman" w:cs="Times New Roman"/>
+                <w:b/>
+              </w:rPr>
+              <w:t>·</w:t>
+            </w:r>
+            <w:r>
+              <w:rPr>
+                <w:rFonts w:hint="eastAsia" w:ascii="Times New Roman" w:hAnsi="Times New Roman" w:eastAsia="SimHei" w:cs="Times New Roman"/>
+                <w:b/>
+              </w:rPr>
+              <w:t>状态</w:t>
+            </w:r>
+          </w:p>
+        </w:tc>
+        <w:tc>
+          <w:tcPr>
+            <w:tcBorders>
+              <w:bottom w:val="single" w:sz="6" w:space="0" w:color="333333"/>
+            </w:tcBorders>
+          </w:tcPr>
+          <w:p>
+            <w:pPr>
+              <w:pStyle w:val="Compact"/>
+              <w:jc w:val="center"/>
+            </w:pPr>
+            <w:r>
+              <w:rPr>
+                <w:rFonts w:hint="eastAsia" w:ascii="Times New Roman" w:hAnsi="Times New Roman" w:eastAsia="SimHei" w:cs="Times New Roman"/>
+                <w:b/>
+              </w:rPr>
+              <w:t xml:space="preserve">关键性质</w:t>
+            </w:r>
+          </w:p>
+        </w:tc>
+        <w:tc>
+          <w:tcPr>
+            <w:tcBorders>
+              <w:bottom w:val="single" w:sz="6" w:space="0" w:color="333333"/>
+            </w:tcBorders>
+          </w:tcPr>
+          <w:p>
+            <w:pPr>
+              <w:pStyle w:val="Compact"/>
+              <w:jc w:val="center"/>
+            </w:pPr>
+            <w:r>
+              <w:rPr>
+                <w:rFonts w:hint="eastAsia" w:ascii="Times New Roman" w:hAnsi="Times New Roman" w:eastAsia="SimHei" w:cs="Times New Roman"/>
+                <w:b/>
+              </w:rPr>
+              <w:t xml:space="preserve">特征反应</w:t>
+            </w:r>
+          </w:p>
+        </w:tc>
+      </w:tr>
+      <w:tr>
+        <w:tc>
+          <w:tcPr/>
+          <w:p>
+            <w:pPr>
+              <w:pStyle w:val="Compact"/>
+              <w:jc w:val="center"/>
+            </w:pPr>
+            <m:oMath>
+              <m:sSub>
+                <m:e>
+                  <m:r>
+                    <m:rPr>
+                      <m:sty m:val="p"/>
+                    </m:rPr>
+                    <m:t>B</m:t>
+                  </m:r>
+                </m:e>
+                <m:sub>
+                  <m:r>
+                    <m:rPr>
+                      <m:sty m:val="p"/>
+                    </m:rPr>
+                    <m:t>2</m:t>
+                  </m:r>
+                </m:sub>
+              </m:sSub>
+              <m:sSub>
+                <m:e>
+                  <m:r>
+                    <m:rPr>
+                      <m:sty m:val="p"/>
+                    </m:rPr>
+                    <m:t>O</m:t>
+                  </m:r>
+                </m:e>
+                <m:sub>
+                  <m:r>
+                    <m:rPr>
+                      <m:sty m:val="p"/>
+                    </m:rPr>
+                    <m:t>3</m:t>
+                  </m:r>
+                </m:sub>
+              </m:sSub>
+            </m:oMath>
+            <w:r>
+              <w:rPr>
+                <w:rFonts w:ascii="Times New Roman" w:hAnsi="Times New Roman" w:eastAsia="Times New Roman" w:cs="Times New Roman"/>
+              </w:rPr>
+              <w:t xml:space="preserve">​</w:t>
+            </w:r>
+          </w:p>
+        </w:tc>
+        <w:tc>
+          <w:tcPr/>
+          <w:p>
+            <w:pPr>
+              <w:pStyle w:val="Compact"/>
+              <w:jc w:val="center"/>
+            </w:pPr>
+            <w:r>
+              <w:rPr>
+                <w:rFonts w:hint="eastAsia" w:ascii="Times New Roman" w:hAnsi="Times New Roman" w:eastAsia="FangSong" w:cs="Times New Roman"/>
+              </w:rPr>
+              <w:t xml:space="preserve">硼酐</w:t>
+            </w:r>
+          </w:p>
+        </w:tc>
+        <w:tc>
+          <w:tcPr/>
+          <w:p>
+            <w:pPr>
+              <w:pStyle w:val="Compact"/>
+              <w:jc w:val="center"/>
+            </w:pPr>
+            <w:r>
+              <w:rPr>
+                <w:rFonts w:hint="eastAsia" w:ascii="Times New Roman" w:hAnsi="Times New Roman" w:eastAsia="FangSong" w:cs="Times New Roman"/>
+              </w:rPr>
+              <w:t xml:space="preserve">无色玻璃状固体</w:t>
+            </w:r>
+          </w:p>
+        </w:tc>
+        <w:tc>
+          <w:tcPr/>
+          <w:p>
+            <w:pPr>
+              <w:pStyle w:val="Compact"/>
+              <w:jc w:val="center"/>
+            </w:pPr>
+            <w:r>
+              <w:rPr>
+                <w:rFonts w:hint="eastAsia" w:ascii="Times New Roman" w:hAnsi="Times New Roman" w:eastAsia="FangSong" w:cs="Times New Roman"/>
+              </w:rPr>
+              <w:t>酸性氧化物</w:t>
+            </w:r>
+            <w:r>
+              <w:rPr>
+                <w:rFonts w:hint="eastAsia" w:ascii="Times New Roman" w:hAnsi="Times New Roman" w:eastAsia="Times New Roman" w:cs="Times New Roman"/>
+              </w:rPr>
+              <w:t>、</w:t>
+            </w:r>
+            <w:r>
+              <w:rPr>
+                <w:rFonts w:hint="eastAsia" w:ascii="Times New Roman" w:hAnsi="Times New Roman" w:eastAsia="FangSong" w:cs="Times New Roman"/>
+              </w:rPr>
+              <w:t>易吸水</w:t>
+            </w:r>
+          </w:p>
+        </w:tc>
+        <w:tc>
+          <w:tcPr/>
+          <w:p>
+            <w:pPr>
+              <w:pStyle w:val="Compact"/>
+              <w:jc w:val="center"/>
+            </w:pPr>
+            <m:oMath>
+              <m:sSub>
+                <m:e>
+                  <m:r>
+                    <m:rPr>
+                      <m:sty m:val="p"/>
+                    </m:rPr>
+                    <m:t>B</m:t>
+                  </m:r>
+                </m:e>
+                <m:sub>
+                  <m:r>
+                    <m:rPr>
+                      <m:sty m:val="p"/>
+                    </m:rPr>
+                    <m:t>2</m:t>
+                  </m:r>
+                </m:sub>
+              </m:sSub>
+              <m:sSub>
+                <m:e>
+                  <m:r>
+                    <m:rPr>
+                      <m:sty m:val="p"/>
+                    </m:rPr>
+                    <m:t>O</m:t>
+                  </m:r>
+                </m:e>
+                <m:sub>
+                  <m:r>
+                    <m:rPr>
+                      <m:sty m:val="p"/>
+                    </m:rPr>
+                    <m:t>3</m:t>
+                  </m:r>
+                </m:sub>
+              </m:sSub>
+              <m:r>
+                <m:rPr>
+                  <m:sty m:val="p"/>
+                </m:rPr>
+                <m:t>+</m:t>
+              </m:r>
+              <m:r>
+                <m:rPr>
+                  <m:sty m:val="p"/>
+                </m:rPr>
+                <m:t>3</m:t>
+              </m:r>
+              <m:sSub>
+                <m:e>
+                  <m:r>
+                    <m:rPr>
+                      <m:sty m:val="p"/>
+                    </m:rPr>
+                    <m:t>H</m:t>
+                  </m:r>
+                </m:e>
+                <m:sub>
+                  <m:r>
+                    <m:rPr>
+                      <m:sty m:val="p"/>
+                    </m:rPr>
+                    <m:t>2</m:t>
+                  </m:r>
+                </m:sub>
+              </m:sSub>
+              <m:r>
+                <m:rPr>
+                  <m:sty m:val="p"/>
+                </m:rPr>
+                <m:t>O</m:t>
+              </m:r>
+              <m:r>
+                <m:rPr>
+                  <m:sty m:val="p"/>
+                </m:rPr>
+                <m:t>→</m:t>
+              </m:r>
+              <m:r>
+                <m:rPr>
+                  <m:sty m:val="p"/>
+                </m:rPr>
+                <m:t>2</m:t>
+              </m:r>
+              <m:sSub>
+                <m:e>
+                  <m:r>
+                    <m:rPr>
+                      <m:sty m:val="p"/>
+                    </m:rPr>
+                    <m:t>H</m:t>
+                  </m:r>
+                </m:e>
+                <m:sub>
+                  <m:r>
+                    <m:rPr>
+                      <m:sty m:val="p"/>
+                    </m:rPr>
+                    <m:t>3</m:t>
+                  </m:r>
+                </m:sub>
+              </m:sSub>
+              <m:r>
+                <m:rPr>
+                  <m:sty m:val="p"/>
+                </m:rPr>
+                <m:t>B</m:t>
+              </m:r>
+              <m:sSub>
+                <m:e>
+                  <m:r>
+                    <m:rPr>
+                      <m:sty m:val="p"/>
+                    </m:rPr>
+                    <m:t>O</m:t>
+                  </m:r>
+                </m:e>
+                <m:sub>
+                  <m:r>
+                    <m:rPr>
+                      <m:sty m:val="p"/>
+                    </m:rPr>
+                    <m:t>3</m:t>
+                  </m:r>
+                </m:sub>
+              </m:sSub>
+            </m:oMath>
+            <w:r>
+              <w:rPr>
+                <w:rFonts w:ascii="Times New Roman" w:hAnsi="Times New Roman" w:eastAsia="Times New Roman" w:cs="Times New Roman"/>
+              </w:rPr>
+              <w:t xml:space="preserve">​</w:t>
+            </w:r>
+          </w:p>
+        </w:tc>
+      </w:tr>
+      <w:tr>
+        <w:tc>
+          <w:tcPr/>
+          <w:p>
+            <w:pPr>
+              <w:pStyle w:val="Compact"/>
+              <w:jc w:val="center"/>
+            </w:pPr>
+            <m:oMath>
+              <m:sSub>
+                <m:e>
+                  <m:r>
+                    <m:rPr>
+                      <m:sty m:val="p"/>
+                    </m:rPr>
+                    <m:t>H</m:t>
+                  </m:r>
+                </m:e>
+                <m:sub>
+                  <m:r>
+                    <m:rPr>
+                      <m:sty m:val="p"/>
+                    </m:rPr>
+                    <m:t>3</m:t>
+                  </m:r>
+                </m:sub>
+              </m:sSub>
+              <m:r>
+                <m:rPr>
+                  <m:sty m:val="p"/>
+                </m:rPr>
+                <m:t>B</m:t>
+              </m:r>
+              <m:sSub>
+                <m:e>
+                  <m:r>
+                    <m:rPr>
+                      <m:sty m:val="p"/>
+                    </m:rPr>
+                    <m:t>O</m:t>
+                  </m:r>
+                </m:e>
+                <m:sub>
+                  <m:r>
+                    <m:rPr>
+                      <m:sty m:val="p"/>
+                    </m:rPr>
+                    <m:t>3</m:t>
+                  </m:r>
+                </m:sub>
+              </m:sSub>
+            </m:oMath>
+            <w:r>
+              <w:rPr>
+                <w:rFonts w:ascii="Times New Roman" w:hAnsi="Times New Roman" w:eastAsia="Times New Roman" w:cs="Times New Roman"/>
+              </w:rPr>
+              <w:t xml:space="preserve">​</w:t>
+            </w:r>
+          </w:p>
+        </w:tc>
+        <w:tc>
+          <w:tcPr/>
+          <w:p>
+            <w:pPr>
+              <w:pStyle w:val="Compact"/>
+              <w:jc w:val="center"/>
+            </w:pPr>
+            <w:r>
+              <w:rPr>
+                <w:rFonts w:hint="eastAsia" w:ascii="Times New Roman" w:hAnsi="Times New Roman" w:eastAsia="FangSong" w:cs="Times New Roman"/>
+              </w:rPr>
+              <w:t xml:space="preserve">硼酸</w:t>
+            </w:r>
+          </w:p>
+        </w:tc>
+        <w:tc>
+          <w:tcPr/>
+          <w:p>
+            <w:pPr>
+              <w:pStyle w:val="Compact"/>
+              <w:jc w:val="center"/>
+            </w:pPr>
+            <w:r>
+              <w:rPr>
+                <w:rFonts w:hint="eastAsia" w:ascii="Times New Roman" w:hAnsi="Times New Roman" w:eastAsia="FangSong" w:cs="Times New Roman"/>
+              </w:rPr>
+              <w:t xml:space="preserve">白色片状晶体</w:t>
+            </w:r>
+          </w:p>
+        </w:tc>
+        <w:tc>
+          <w:tcPr/>
+          <w:p>
+            <w:pPr>
+              <w:pStyle w:val="Compact"/>
+              <w:jc w:val="center"/>
+            </w:pPr>
+            <w:r>
+              <w:rPr>
+                <w:rFonts w:hint="eastAsia" w:ascii="Times New Roman" w:hAnsi="Times New Roman" w:eastAsia="FangSong" w:cs="Times New Roman"/>
+              </w:rPr>
+              <w:t>一元弱酸</w:t>
+            </w:r>
+            <w:r>
+              <w:rPr>
+                <w:rFonts w:hint="eastAsia" w:ascii="Times New Roman" w:hAnsi="Times New Roman" w:eastAsia="Times New Roman" w:cs="Times New Roman"/>
+              </w:rPr>
+              <w:t>（</w:t>
+            </w:r>
+            <m:oMath>
+              <m:r>
+                <m:rPr>
+                  <m:sty m:val="p"/>
+                </m:rPr>
+                <m:t>p</m:t>
+              </m:r>
+              <m:sSub>
+                <m:e>
+                  <m:r>
+                    <m:t>K</m:t>
+                  </m:r>
+                </m:e>
+                <m:sub>
+                  <m:r>
+                    <m:rPr>
+                      <m:sty m:val="p"/>
+                    </m:rPr>
+                    <m:t>a</m:t>
+                  </m:r>
+                </m:sub>
+              </m:sSub>
+              <m:r>
+                <m:rPr>
+                  <m:sty m:val="p"/>
+                </m:rPr>
+                <m:t>=</m:t>
+              </m:r>
+              <m:r>
+                <m:t>9.24</m:t>
+              </m:r>
+            </m:oMath>
+            <w:r>
+              <w:rPr>
+                <w:rFonts w:hint="eastAsia" w:ascii="Times New Roman" w:hAnsi="Times New Roman" w:eastAsia="Times New Roman" w:cs="Times New Roman"/>
+              </w:rPr>
+              <w:t xml:space="preserve">）</w:t>
+            </w:r>
+          </w:p>
+        </w:tc>
+        <w:tc>
+          <w:tcPr/>
+          <w:p>
+            <w:pPr>
+              <w:pStyle w:val="Compact"/>
+              <w:jc w:val="center"/>
+            </w:pPr>
+            <m:oMath>
+              <m:r>
+                <m:rPr>
+                  <m:sty m:val="p"/>
+                </m:rPr>
+                <m:t>B</m:t>
+              </m:r>
+              <m:r>
+                <m:rPr>
+                  <m:sty m:val="p"/>
+                </m:rPr>
+                <m:t>(</m:t>
+              </m:r>
+              <m:r>
+                <m:rPr>
+                  <m:sty m:val="p"/>
+                </m:rPr>
+                <m:t>O</m:t>
+              </m:r>
+              <m:r>
+                <m:rPr>
+                  <m:sty m:val="p"/>
+                </m:rPr>
+                <m:t>H</m:t>
+              </m:r>
+              <m:sSub>
+                <m:e>
+                  <m:r>
+                    <m:rPr>
+                      <m:sty m:val="p"/>
+                    </m:rPr>
+                    <m:t>)</m:t>
+                  </m:r>
+                </m:e>
+                <m:sub>
+                  <m:r>
+                    <m:rPr>
+                      <m:sty m:val="p"/>
+                    </m:rPr>
+                    <m:t>3</m:t>
+                  </m:r>
+                </m:sub>
+              </m:sSub>
+              <m:r>
+                <m:rPr>
+                  <m:sty m:val="p"/>
+                </m:rPr>
+                <m:t>+</m:t>
+              </m:r>
+              <m:r>
+                <m:rPr>
+                  <m:sty m:val="p"/>
+                </m:rPr>
+                <m:t>2</m:t>
+              </m:r>
+              <m:sSub>
+                <m:e>
+                  <m:r>
+                    <m:rPr>
+                      <m:sty m:val="p"/>
+                    </m:rPr>
+                    <m:t>H</m:t>
+                  </m:r>
+                </m:e>
+                <m:sub>
+                  <m:r>
+                    <m:rPr>
+                      <m:sty m:val="p"/>
+                    </m:rPr>
+                    <m:t>2</m:t>
+                  </m:r>
+                </m:sub>
+              </m:sSub>
+              <m:r>
+                <m:rPr>
+                  <m:sty m:val="p"/>
+                </m:rPr>
+                <m:t>O</m:t>
+              </m:r>
+              <m:r>
+                <m:rPr>
+                  <m:sty m:val="p"/>
+                </m:rPr>
+                <m:t>⇌</m:t>
+              </m:r>
+              <m:r>
+                <m:rPr>
+                  <m:sty m:val="p"/>
+                </m:rPr>
+                <m:t>[</m:t>
+              </m:r>
+              <m:r>
+                <m:rPr>
+                  <m:sty m:val="p"/>
+                </m:rPr>
+                <m:t>B</m:t>
+              </m:r>
+              <m:r>
+                <m:rPr>
+                  <m:sty m:val="p"/>
+                </m:rPr>
+                <m:t>(</m:t>
+              </m:r>
+              <m:r>
+                <m:rPr>
+                  <m:sty m:val="p"/>
+                </m:rPr>
+                <m:t>O</m:t>
+              </m:r>
+              <m:r>
+                <m:rPr>
+                  <m:sty m:val="p"/>
+                </m:rPr>
+                <m:t>H</m:t>
+              </m:r>
+              <m:sSub>
+                <m:e>
+                  <m:r>
+                    <m:rPr>
+                      <m:sty m:val="p"/>
+                    </m:rPr>
+                    <m:t>)</m:t>
+                  </m:r>
+                </m:e>
+                <m:sub>
+                  <m:r>
+                    <m:rPr>
+                      <m:sty m:val="p"/>
+                    </m:rPr>
+                    <m:t>4</m:t>
+                  </m:r>
+                </m:sub>
+              </m:sSub>
+              <m:sSup>
+                <m:e>
+                  <m:r>
+                    <m:rPr>
+                      <m:sty m:val="p"/>
+                    </m:rPr>
+                    <m:t>]</m:t>
+                  </m:r>
+                </m:e>
+                <m:sup>
+                  <m:r>
+                    <m:rPr>
+                      <m:sty m:val="p"/>
+                    </m:rPr>
+                    <m:t>−</m:t>
+                  </m:r>
+                </m:sup>
+              </m:sSup>
+              <m:r>
+                <m:rPr>
+                  <m:sty m:val="p"/>
+                </m:rPr>
+                <m:t>+</m:t>
+              </m:r>
+              <m:sSub>
+                <m:e>
+                  <m:r>
+                    <m:rPr>
+                      <m:sty m:val="p"/>
+                    </m:rPr>
+                    <m:t>H</m:t>
+                  </m:r>
+                </m:e>
+                <m:sub>
+                  <m:r>
+                    <m:rPr>
+                      <m:sty m:val="p"/>
+                    </m:rPr>
+                    <m:t>3</m:t>
+                  </m:r>
+                </m:sub>
+              </m:sSub>
+              <m:sSup>
+                <m:e>
+                  <m:r>
+                    <m:rPr>
+                      <m:sty m:val="p"/>
+                    </m:rPr>
+                    <m:t>O</m:t>
+                  </m:r>
+                </m:e>
+                <m:sup>
+                  <m:r>
+                    <m:rPr>
+                      <m:sty m:val="p"/>
+                    </m:rPr>
+                    <m:t>+</m:t>
+                  </m:r>
+                </m:sup>
+              </m:sSup>
+            </m:oMath>
+            <w:r>
+              <w:rPr>
+                <w:rFonts w:ascii="Times New Roman" w:hAnsi="Times New Roman" w:eastAsia="Times New Roman" w:cs="Times New Roman"/>
+              </w:rPr>
+              <w:t xml:space="preserve">​</w:t>
+            </w:r>
+          </w:p>
+        </w:tc>
+      </w:tr>
+      <w:tr>
+        <w:tc>
+          <w:tcPr/>
+          <w:p>
+            <w:pPr>
+              <w:pStyle w:val="Compact"/>
+              <w:jc w:val="center"/>
+            </w:pPr>
+            <m:oMath>
+              <m:r>
+                <m:rPr>
+                  <m:sty m:val="p"/>
+                </m:rPr>
+                <m:t>N</m:t>
+              </m:r>
+              <m:sSub>
+                <m:e>
+                  <m:r>
+                    <m:rPr>
+                      <m:sty m:val="p"/>
+                    </m:rPr>
+                    <m:t>a</m:t>
+                  </m:r>
+                </m:e>
+                <m:sub>
+                  <m:r>
+                    <m:rPr>
+                      <m:sty m:val="p"/>
+                    </m:rPr>
+                    <m:t>2</m:t>
+                  </m:r>
+                </m:sub>
+              </m:sSub>
+              <m:sSub>
+                <m:e>
+                  <m:r>
+                    <m:rPr>
+                      <m:sty m:val="p"/>
+                    </m:rPr>
+                    <m:t>B</m:t>
+                  </m:r>
+                </m:e>
+                <m:sub>
+                  <m:r>
+                    <m:rPr>
+                      <m:sty m:val="p"/>
+                    </m:rPr>
+                    <m:t>4</m:t>
+                  </m:r>
+                </m:sub>
+              </m:sSub>
+              <m:sSub>
+                <m:e>
+                  <m:r>
+                    <m:rPr>
+                      <m:sty m:val="p"/>
+                    </m:rPr>
+                    <m:t>O</m:t>
+                  </m:r>
+                </m:e>
+                <m:sub>
+                  <m:r>
+                    <m:rPr>
+                      <m:sty m:val="p"/>
+                    </m:rPr>
+                    <m:t>7</m:t>
+                  </m:r>
+                </m:sub>
+              </m:sSub>
+              <m:r>
+                <m:rPr>
+                  <m:sty m:val="p"/>
+                </m:rPr>
+                <m:t>⋅</m:t>
+              </m:r>
+              <m:r>
+                <m:rPr>
+                  <m:sty m:val="p"/>
+                </m:rPr>
+                <m:t>10</m:t>
+              </m:r>
+              <m:sSub>
+                <m:e>
+                  <m:r>
+                    <m:rPr>
+                      <m:sty m:val="p"/>
+                    </m:rPr>
+                    <m:t>H</m:t>
+                  </m:r>
+                </m:e>
+                <m:sub>
+                  <m:r>
+                    <m:rPr>
+                      <m:sty m:val="p"/>
+                    </m:rPr>
+                    <m:t>2</m:t>
+                  </m:r>
+                </m:sub>
+              </m:sSub>
+              <m:r>
+                <m:rPr>
+                  <m:sty m:val="p"/>
+                </m:rPr>
+                <m:t>O</m:t>
+              </m:r>
+            </m:oMath>
+            <w:r>
+              <w:rPr>
+                <w:rFonts w:ascii="Times New Roman" w:hAnsi="Times New Roman" w:eastAsia="Times New Roman" w:cs="Times New Roman"/>
+              </w:rPr>
+              <w:t xml:space="preserve">​</w:t>
+            </w:r>
+          </w:p>
+        </w:tc>
+        <w:tc>
+          <w:tcPr/>
+          <w:p>
+            <w:pPr>
+              <w:pStyle w:val="Compact"/>
+              <w:jc w:val="center"/>
+            </w:pPr>
+            <w:r>
+              <w:rPr>
+                <w:rFonts w:hint="eastAsia" w:ascii="Times New Roman" w:hAnsi="Times New Roman" w:eastAsia="FangSong" w:cs="Times New Roman"/>
+              </w:rPr>
+              <w:t xml:space="preserve">硼砂</w:t>
+            </w:r>
+          </w:p>
+        </w:tc>
+        <w:tc>
+          <w:tcPr/>
+          <w:p>
+            <w:pPr>
+              <w:pStyle w:val="Compact"/>
+              <w:jc w:val="center"/>
+            </w:pPr>
+            <w:r>
+              <w:rPr>
+                <w:rFonts w:hint="eastAsia" w:ascii="Times New Roman" w:hAnsi="Times New Roman" w:eastAsia="FangSong" w:cs="Times New Roman"/>
+              </w:rPr>
+              <w:t xml:space="preserve">无色透明晶体</w:t>
+            </w:r>
+          </w:p>
+        </w:tc>
+        <w:tc>
+          <w:tcPr/>
+          <w:p>
+            <w:pPr>
+              <w:pStyle w:val="Compact"/>
+              <w:jc w:val="center"/>
+            </w:pPr>
+            <w:r>
+              <w:rPr>
+                <w:rFonts w:hint="eastAsia" w:ascii="Times New Roman" w:hAnsi="Times New Roman" w:eastAsia="FangSong" w:cs="Times New Roman"/>
+              </w:rPr>
+              <w:t>缓冲溶液</w:t>
+            </w:r>
+            <w:r>
+              <w:rPr>
+                <w:rFonts w:hint="eastAsia" w:ascii="Times New Roman" w:hAnsi="Times New Roman" w:eastAsia="Times New Roman" w:cs="Times New Roman"/>
+              </w:rPr>
+              <w:t>、</w:t>
+            </w:r>
+            <w:r>
+              <w:rPr>
+                <w:rFonts w:hint="eastAsia" w:ascii="Times New Roman" w:hAnsi="Times New Roman" w:eastAsia="FangSong" w:cs="Times New Roman"/>
+              </w:rPr>
+              <w:t>助熔</w:t>
+            </w:r>
+          </w:p>
+        </w:tc>
+        <w:tc>
+          <w:tcPr/>
+          <w:p>
+            <w:pPr>
+              <w:pStyle w:val="Compact"/>
+              <w:jc w:val="center"/>
+            </w:pPr>
+            <w:r>
+              <w:rPr>
+                <w:rFonts w:hint="eastAsia" w:ascii="Times New Roman" w:hAnsi="Times New Roman" w:eastAsia="FangSong" w:cs="Times New Roman"/>
+              </w:rPr>
+              <w:t>硼砂珠实验</w:t>
+            </w:r>
+            <w:r>
+              <w:rPr>
+                <w:rFonts w:hint="eastAsia" w:ascii="Times New Roman" w:hAnsi="Times New Roman" w:eastAsia="Times New Roman" w:cs="Times New Roman"/>
+              </w:rPr>
+              <w:t>：</w:t>
+            </w:r>
+            <m:oMath>
+              <m:sSub>
+                <m:e>
+                  <m:r>
+                    <m:rPr>
+                      <m:sty m:val="p"/>
+                    </m:rPr>
+                    <m:t>B</m:t>
+                  </m:r>
+                </m:e>
+                <m:sub>
+                  <m:r>
+                    <m:rPr>
+                      <m:sty m:val="p"/>
+                    </m:rPr>
+                    <m:t>2</m:t>
+                  </m:r>
+                </m:sub>
+              </m:sSub>
+              <m:sSub>
+                <m:e>
+                  <m:r>
+                    <m:rPr>
+                      <m:sty m:val="p"/>
+                    </m:rPr>
+                    <m:t>O</m:t>
+                  </m:r>
+                </m:e>
+                <m:sub>
+                  <m:r>
+                    <m:rPr>
+                      <m:sty m:val="p"/>
+                    </m:rPr>
+                    <m:t>3</m:t>
+                  </m:r>
+                </m:sub>
+              </m:sSub>
+              <m:r>
+                <m:rPr>
+                  <m:sty m:val="p"/>
+                </m:rPr>
+                <m:t>+</m:t>
+              </m:r>
+              <m:r>
+                <m:rPr>
+                  <m:sty m:val="p"/>
+                </m:rPr>
+                <m:t>C</m:t>
+              </m:r>
+              <m:r>
+                <m:rPr>
+                  <m:sty m:val="p"/>
+                </m:rPr>
+                <m:t>o</m:t>
+              </m:r>
+              <m:r>
+                <m:rPr>
+                  <m:sty m:val="p"/>
+                </m:rPr>
+                <m:t>O</m:t>
+              </m:r>
+              <m:r>
+                <m:rPr>
+                  <m:sty m:val="p"/>
+                </m:rPr>
+                <m:t>→</m:t>
+              </m:r>
+              <m:r>
+                <m:rPr>
+                  <m:sty m:val="p"/>
+                </m:rPr>
+                <m:t>C</m:t>
+              </m:r>
+              <m:r>
+                <m:rPr>
+                  <m:sty m:val="p"/>
+                </m:rPr>
+                <m:t>o</m:t>
+              </m:r>
+              <m:r>
+                <m:rPr>
+                  <m:sty m:val="p"/>
+                </m:rPr>
+                <m:t>(</m:t>
+              </m:r>
+              <m:r>
+                <m:rPr>
+                  <m:sty m:val="p"/>
+                </m:rPr>
+                <m:t>B</m:t>
+              </m:r>
+              <m:sSub>
+                <m:e>
+                  <m:r>
+                    <m:rPr>
+                      <m:sty m:val="p"/>
+                    </m:rPr>
+                    <m:t>O</m:t>
+                  </m:r>
+                </m:e>
+                <m:sub>
+                  <m:r>
+                    <m:rPr>
+                      <m:sty m:val="p"/>
+                    </m:rPr>
+                    <m:t>2</m:t>
+                  </m:r>
+                </m:sub>
+              </m:sSub>
+              <m:sSub>
+                <m:e>
+                  <m:r>
+                    <m:rPr>
+                      <m:sty m:val="p"/>
+                    </m:rPr>
+                    <m:t>)</m:t>
+                  </m:r>
+                </m:e>
+                <m:sub>
+                  <m:r>
+                    <m:rPr>
+                      <m:sty m:val="p"/>
+                    </m:rPr>
+                    <m:t>2</m:t>
+                  </m:r>
+                </m:sub>
+              </m:sSub>
+            </m:oMath>
+            <w:r>
+              <w:rPr>
+                <w:rFonts w:hint="eastAsia" w:ascii="Times New Roman" w:hAnsi="Times New Roman" w:eastAsia="Times New Roman" w:cs="Times New Roman"/>
+              </w:rPr>
+              <w:t>（</w:t>
+            </w:r>
+            <w:r>
+              <w:rPr>
+                <w:rFonts w:hint="eastAsia" w:ascii="Times New Roman" w:hAnsi="Times New Roman" w:eastAsia="FangSong" w:cs="Times New Roman"/>
+              </w:rPr>
+              <w:t>深蓝</w:t>
+            </w:r>
+            <w:r>
+              <w:rPr>
+                <w:rFonts w:hint="eastAsia" w:ascii="Times New Roman" w:hAnsi="Times New Roman" w:eastAsia="Times New Roman" w:cs="Times New Roman"/>
+              </w:rPr>
+              <w:t>）</w:t>
+            </w:r>
+          </w:p>
+        </w:tc>
+      </w:tr>
+      <w:tr>
+        <w:tc>
+          <w:tcPr/>
+          <w:p>
+            <w:pPr>
+              <w:pStyle w:val="Compact"/>
+              <w:jc w:val="center"/>
+            </w:pPr>
+            <m:oMath>
+              <m:sSub>
+                <m:e>
+                  <m:r>
+                    <m:rPr>
+                      <m:sty m:val="p"/>
+                    </m:rPr>
+                    <m:t>B</m:t>
+                  </m:r>
+                </m:e>
+                <m:sub>
+                  <m:r>
+                    <m:rPr>
+                      <m:sty m:val="p"/>
+                    </m:rPr>
+                    <m:t>2</m:t>
+                  </m:r>
+                </m:sub>
+              </m:sSub>
+              <m:sSub>
+                <m:e>
+                  <m:r>
+                    <m:rPr>
+                      <m:sty m:val="p"/>
+                    </m:rPr>
+                    <m:t>H</m:t>
+                  </m:r>
+                </m:e>
+                <m:sub>
+                  <m:r>
+                    <m:rPr>
+                      <m:sty m:val="p"/>
+                    </m:rPr>
+                    <m:t>6</m:t>
+                  </m:r>
+                </m:sub>
+              </m:sSub>
+            </m:oMath>
+            <w:r>
+              <w:rPr>
+                <w:rFonts w:ascii="Times New Roman" w:hAnsi="Times New Roman" w:eastAsia="Times New Roman" w:cs="Times New Roman"/>
+              </w:rPr>
+              <w:t xml:space="preserve">​</w:t>
+            </w:r>
+          </w:p>
+        </w:tc>
+        <w:tc>
+          <w:tcPr/>
+          <w:p>
+            <w:pPr>
+              <w:pStyle w:val="Compact"/>
+              <w:jc w:val="center"/>
+            </w:pPr>
+            <w:r>
+              <w:rPr>
+                <w:rFonts w:hint="eastAsia" w:ascii="Times New Roman" w:hAnsi="Times New Roman" w:eastAsia="FangSong" w:cs="Times New Roman"/>
+              </w:rPr>
+              <w:t xml:space="preserve">乙硼烷</w:t>
+            </w:r>
+          </w:p>
+        </w:tc>
+        <w:tc>
+          <w:tcPr/>
+          <w:p>
+            <w:pPr>
+              <w:pStyle w:val="Compact"/>
+              <w:jc w:val="center"/>
+            </w:pPr>
+            <w:r>
+              <w:rPr>
+                <w:rFonts w:hint="eastAsia" w:ascii="Times New Roman" w:hAnsi="Times New Roman" w:eastAsia="FangSong" w:cs="Times New Roman"/>
+              </w:rPr>
+              <w:t xml:space="preserve">无色气体</w:t>
+            </w:r>
+          </w:p>
+        </w:tc>
+        <w:tc>
+          <w:tcPr/>
+          <w:p>
+            <w:pPr>
+              <w:pStyle w:val="Compact"/>
+              <w:jc w:val="center"/>
+            </w:pPr>
+            <w:r>
+              <w:rPr>
+                <w:rFonts w:hint="eastAsia" w:ascii="Times New Roman" w:hAnsi="Times New Roman" w:eastAsia="FangSong" w:cs="Times New Roman"/>
+              </w:rPr>
+              <w:t>缺电子</w:t>
+            </w:r>
+            <w:r>
+              <w:rPr>
+                <w:rFonts w:hint="eastAsia" w:ascii="Times New Roman" w:hAnsi="Times New Roman" w:eastAsia="Times New Roman" w:cs="Times New Roman"/>
+              </w:rPr>
+              <w:t>、</w:t>
+            </w:r>
+            <w:r>
+              <w:rPr>
+                <w:rFonts w:hint="eastAsia" w:ascii="Times New Roman" w:hAnsi="Times New Roman" w:eastAsia="FangSong" w:cs="Times New Roman"/>
+              </w:rPr>
+              <w:t>易水解</w:t>
+            </w:r>
+            <w:r>
+              <w:rPr>
+                <w:rFonts w:hint="eastAsia" w:ascii="Times New Roman" w:hAnsi="Times New Roman" w:eastAsia="Times New Roman" w:cs="Times New Roman"/>
+              </w:rPr>
+              <w:t>、</w:t>
+            </w:r>
+            <w:r>
+              <w:rPr>
+                <w:rFonts w:hint="eastAsia" w:ascii="Times New Roman" w:hAnsi="Times New Roman" w:eastAsia="FangSong" w:cs="Times New Roman"/>
+              </w:rPr>
+              <w:t>易燃</w:t>
+            </w:r>
+          </w:p>
+        </w:tc>
+        <w:tc>
+          <w:tcPr/>
+          <w:p>
+            <w:pPr>
+              <w:pStyle w:val="Compact"/>
+              <w:jc w:val="center"/>
+            </w:pPr>
+            <m:oMath>
+              <m:sSub>
+                <m:e>
+                  <m:r>
+                    <m:rPr>
+                      <m:sty m:val="p"/>
+                    </m:rPr>
+                    <m:t>B</m:t>
+                  </m:r>
+                </m:e>
+                <m:sub>
+                  <m:r>
+                    <m:rPr>
+                      <m:sty m:val="p"/>
+                    </m:rPr>
+                    <m:t>2</m:t>
+                  </m:r>
+                </m:sub>
+              </m:sSub>
+              <m:sSub>
+                <m:e>
+                  <m:r>
+                    <m:rPr>
+                      <m:sty m:val="p"/>
+                    </m:rPr>
+                    <m:t>H</m:t>
+                  </m:r>
+                </m:e>
+                <m:sub>
+                  <m:r>
+                    <m:rPr>
+                      <m:sty m:val="p"/>
+                    </m:rPr>
+                    <m:t>6</m:t>
+                  </m:r>
+                </m:sub>
+              </m:sSub>
+              <m:r>
+                <m:rPr>
+                  <m:sty m:val="p"/>
+                </m:rPr>
+                <m:t>+</m:t>
+              </m:r>
+              <m:r>
+                <m:rPr>
+                  <m:sty m:val="p"/>
+                </m:rPr>
+                <m:t>6</m:t>
+              </m:r>
+              <m:sSub>
+                <m:e>
+                  <m:r>
+                    <m:rPr>
+                      <m:sty m:val="p"/>
+                    </m:rPr>
+                    <m:t>H</m:t>
+                  </m:r>
+                </m:e>
+                <m:sub>
+                  <m:r>
+                    <m:rPr>
+                      <m:sty m:val="p"/>
+                    </m:rPr>
+                    <m:t>2</m:t>
+                  </m:r>
+                </m:sub>
+              </m:sSub>
+              <m:r>
+                <m:rPr>
+                  <m:sty m:val="p"/>
+                </m:rPr>
+                <m:t>O</m:t>
+              </m:r>
+              <m:r>
+                <m:rPr>
+                  <m:sty m:val="p"/>
+                </m:rPr>
+                <m:t>→</m:t>
+              </m:r>
+              <m:r>
+                <m:rPr>
+                  <m:sty m:val="p"/>
+                </m:rPr>
+                <m:t>2</m:t>
+              </m:r>
+              <m:sSub>
+                <m:e>
+                  <m:r>
+                    <m:rPr>
+                      <m:sty m:val="p"/>
+                    </m:rPr>
+                    <m:t>H</m:t>
+                  </m:r>
+                </m:e>
+                <m:sub>
+                  <m:r>
+                    <m:rPr>
+                      <m:sty m:val="p"/>
+                    </m:rPr>
+                    <m:t>3</m:t>
+                  </m:r>
+                </m:sub>
+              </m:sSub>
+              <m:r>
+                <m:rPr>
+                  <m:sty m:val="p"/>
+                </m:rPr>
+                <m:t>B</m:t>
+              </m:r>
+              <m:sSub>
+                <m:e>
+                  <m:r>
+                    <m:rPr>
+                      <m:sty m:val="p"/>
+                    </m:rPr>
+                    <m:t>O</m:t>
+                  </m:r>
+                </m:e>
+                <m:sub>
+                  <m:r>
+                    <m:rPr>
+                      <m:sty m:val="p"/>
+                    </m:rPr>
+                    <m:t>3</m:t>
+                  </m:r>
+                </m:sub>
+              </m:sSub>
+              <m:r>
+                <m:rPr>
+                  <m:sty m:val="p"/>
+                </m:rPr>
+                <m:t>+</m:t>
+              </m:r>
+              <m:r>
+                <m:rPr>
+                  <m:sty m:val="p"/>
+                </m:rPr>
+                <m:t>6</m:t>
+              </m:r>
+              <m:sSub>
+                <m:e>
+                  <m:r>
+                    <m:rPr>
+                      <m:sty m:val="p"/>
+                    </m:rPr>
+                    <m:t>H</m:t>
+                  </m:r>
+                </m:e>
+                <m:sub>
+                  <m:r>
+                    <m:rPr>
+                      <m:sty m:val="p"/>
+                    </m:rPr>
+                    <m:t>2</m:t>
+                  </m:r>
+                </m:sub>
+              </m:sSub>
+              <m:r>
+                <m:rPr>
+                  <m:sty m:val="p"/>
+                </m:rPr>
+                <m:t>↑</m:t>
+              </m:r>
+            </m:oMath>
+            <w:r>
+              <w:rPr>
+                <w:rFonts w:ascii="Times New Roman" w:hAnsi="Times New Roman" w:eastAsia="Times New Roman" w:cs="Times New Roman"/>
+              </w:rPr>
+              <w:t xml:space="preserve">​</w:t>
+            </w:r>
+          </w:p>
+        </w:tc>
+      </w:tr>
+      <w:tr>
+        <w:tc>
+          <w:tcPr/>
+          <w:p>
+            <w:pPr>
+              <w:pStyle w:val="Compact"/>
+              <w:jc w:val="center"/>
+            </w:pPr>
+            <m:oMath>
+              <m:r>
+                <m:rPr>
+                  <m:sty m:val="p"/>
+                </m:rPr>
+                <m:t>B</m:t>
+              </m:r>
+              <m:sSub>
+                <m:e>
+                  <m:r>
+                    <m:rPr>
+                      <m:sty m:val="p"/>
+                    </m:rPr>
+                    <m:t>F</m:t>
+                  </m:r>
+                </m:e>
+                <m:sub>
+                  <m:r>
+                    <m:rPr>
+                      <m:sty m:val="p"/>
+                    </m:rPr>
+                    <m:t>3</m:t>
+                  </m:r>
+                </m:sub>
+              </m:sSub>
+            </m:oMath>
+            <w:r>
+              <w:rPr>
+                <w:rFonts w:ascii="Times New Roman" w:hAnsi="Times New Roman" w:eastAsia="Times New Roman" w:cs="Times New Roman"/>
+              </w:rPr>
+              <w:t xml:space="preserve">​</w:t>
+            </w:r>
+          </w:p>
+        </w:tc>
+        <w:tc>
+          <w:tcPr/>
+          <w:p>
+            <w:pPr>
+              <w:pStyle w:val="Compact"/>
+              <w:jc w:val="center"/>
+            </w:pPr>
+            <w:r>
+              <w:rPr>
+                <w:rFonts w:hint="eastAsia" w:ascii="Times New Roman" w:hAnsi="Times New Roman" w:eastAsia="FangSong" w:cs="Times New Roman"/>
+              </w:rPr>
+              <w:t xml:space="preserve">三氟化硼</w:t>
+            </w:r>
+          </w:p>
+        </w:tc>
+        <w:tc>
+          <w:tcPr/>
+          <w:p>
+            <w:pPr>
+              <w:pStyle w:val="Compact"/>
+              <w:jc w:val="center"/>
+            </w:pPr>
+            <w:r>
+              <w:rPr>
+                <w:rFonts w:hint="eastAsia" w:ascii="Times New Roman" w:hAnsi="Times New Roman" w:eastAsia="FangSong" w:cs="Times New Roman"/>
+              </w:rPr>
+              <w:t xml:space="preserve">无色气体</w:t>
+            </w:r>
+          </w:p>
+        </w:tc>
+        <w:tc>
+          <w:tcPr/>
+          <w:p>
+            <w:pPr>
+              <w:pStyle w:val="Compact"/>
+              <w:jc w:val="center"/>
+            </w:pPr>
+            <w:r>
+              <w:rPr>
+                <w:rFonts w:hint="eastAsia" w:ascii="Times New Roman" w:hAnsi="Times New Roman" w:eastAsia="FangSong" w:cs="Times New Roman"/>
+              </w:rPr>
+              <w:t xml:space="preserve">强路易斯酸</w:t>
+            </w:r>
+          </w:p>
+        </w:tc>
+        <w:tc>
+          <w:tcPr/>
+          <w:p>
+            <w:pPr>
+              <w:pStyle w:val="Compact"/>
+              <w:jc w:val="center"/>
+            </w:pPr>
+            <m:oMath>
+              <m:r>
+                <m:rPr>
+                  <m:sty m:val="p"/>
+                </m:rPr>
+                <m:t>B</m:t>
+              </m:r>
+              <m:sSub>
+                <m:e>
+                  <m:r>
+                    <m:rPr>
+                      <m:sty m:val="p"/>
+                    </m:rPr>
+                    <m:t>F</m:t>
+                  </m:r>
+                </m:e>
+                <m:sub>
+                  <m:r>
+                    <m:rPr>
+                      <m:sty m:val="p"/>
+                    </m:rPr>
+                    <m:t>3</m:t>
+                  </m:r>
+                </m:sub>
+              </m:sSub>
+              <m:r>
+                <m:rPr>
+                  <m:sty m:val="p"/>
+                </m:rPr>
+                <m:t>+</m:t>
+              </m:r>
+              <m:r>
+                <m:rPr>
+                  <m:sty m:val="p"/>
+                </m:rPr>
+                <m:t>N</m:t>
+              </m:r>
+              <m:sSub>
+                <m:e>
+                  <m:r>
+                    <m:rPr>
+                      <m:sty m:val="p"/>
+                    </m:rPr>
+                    <m:t>H</m:t>
+                  </m:r>
+                </m:e>
+                <m:sub>
+                  <m:r>
+                    <m:rPr>
+                      <m:sty m:val="p"/>
+                    </m:rPr>
+                    <m:t>3</m:t>
+                  </m:r>
+                </m:sub>
+              </m:sSub>
+              <m:r>
+                <m:rPr>
+                  <m:sty m:val="p"/>
+                </m:rPr>
+                <m:t>→</m:t>
+              </m:r>
+              <m:sSub>
+                <m:e>
+                  <m:r>
+                    <m:rPr>
+                      <m:sty m:val="p"/>
+                    </m:rPr>
+                    <m:t>F</m:t>
+                  </m:r>
+                </m:e>
+                <m:sub>
+                  <m:r>
+                    <m:rPr>
+                      <m:sty m:val="p"/>
+                    </m:rPr>
+                    <m:t>3</m:t>
+                  </m:r>
+                </m:sub>
+              </m:sSub>
+              <m:r>
+                <m:rPr>
+                  <m:sty m:val="p"/>
+                </m:rPr>
+                <m:t>B</m:t>
+              </m:r>
+              <m:r>
+                <m:rPr>
+                  <m:sty m:val="p"/>
+                </m:rPr>
+                <m:t>⋅</m:t>
+              </m:r>
+              <m:r>
+                <m:rPr>
+                  <m:sty m:val="p"/>
+                </m:rPr>
+                <m:t>N</m:t>
+              </m:r>
+              <m:sSub>
+                <m:e>
+                  <m:r>
+                    <m:rPr>
+                      <m:sty m:val="p"/>
+                    </m:rPr>
+                    <m:t>H</m:t>
+                  </m:r>
+                </m:e>
+                <m:sub>
+                  <m:r>
+                    <m:rPr>
+                      <m:sty m:val="p"/>
+                    </m:rPr>
+                    <m:t>3</m:t>
+                  </m:r>
+                </m:sub>
+              </m:sSub>
+            </m:oMath>
+            <w:r>
+              <w:rPr>
+                <w:rFonts w:ascii="Times New Roman" w:hAnsi="Times New Roman" w:eastAsia="Times New Roman" w:cs="Times New Roman"/>
+              </w:rPr>
+              <w:t xml:space="preserve">​</w:t>
+            </w:r>
+          </w:p>
+        </w:tc>
+      </w:tr>
+      <w:tr>
+        <w:tc>
+          <w:tcPr/>
+          <w:p>
+            <w:pPr>
+              <w:pStyle w:val="Compact"/>
+              <w:jc w:val="center"/>
+            </w:pPr>
+            <m:oMath>
+              <m:r>
+                <m:rPr>
+                  <m:sty m:val="p"/>
+                </m:rPr>
+                <m:t>B</m:t>
+              </m:r>
+              <m:r>
+                <m:rPr>
+                  <m:sty m:val="p"/>
+                </m:rPr>
+                <m:t>C</m:t>
+              </m:r>
+              <m:sSub>
+                <m:e>
+                  <m:r>
+                    <m:rPr>
+                      <m:sty m:val="p"/>
+                    </m:rPr>
+                    <m:t>l</m:t>
+                  </m:r>
+                </m:e>
+                <m:sub>
+                  <m:r>
+                    <m:rPr>
+                      <m:sty m:val="p"/>
+                    </m:rPr>
+                    <m:t>3</m:t>
+                  </m:r>
+                </m:sub>
+              </m:sSub>
+            </m:oMath>
+            <w:r>
+              <w:rPr>
+                <w:rFonts w:ascii="Times New Roman" w:hAnsi="Times New Roman" w:eastAsia="Times New Roman" w:cs="Times New Roman"/>
+              </w:rPr>
+              <w:t xml:space="preserve">​</w:t>
+            </w:r>
+          </w:p>
+        </w:tc>
+        <w:tc>
+          <w:tcPr/>
+          <w:p>
+            <w:pPr>
+              <w:pStyle w:val="Compact"/>
+              <w:jc w:val="center"/>
+            </w:pPr>
+            <w:r>
+              <w:rPr>
+                <w:rFonts w:hint="eastAsia" w:ascii="Times New Roman" w:hAnsi="Times New Roman" w:eastAsia="FangSong" w:cs="Times New Roman"/>
+              </w:rPr>
+              <w:t xml:space="preserve">三氯化硼</w:t>
+            </w:r>
+          </w:p>
+        </w:tc>
+        <w:tc>
+          <w:tcPr/>
+          <w:p>
+            <w:pPr>
+              <w:pStyle w:val="Compact"/>
+              <w:jc w:val="center"/>
+            </w:pPr>
+            <w:r>
+              <w:rPr>
+                <w:rFonts w:hint="eastAsia" w:ascii="Times New Roman" w:hAnsi="Times New Roman" w:eastAsia="FangSong" w:cs="Times New Roman"/>
+              </w:rPr>
+              <w:t xml:space="preserve">无色发烟液体</w:t>
+            </w:r>
+          </w:p>
+        </w:tc>
+        <w:tc>
+          <w:tcPr/>
+          <w:p>
+            <w:pPr>
+              <w:pStyle w:val="Compact"/>
+              <w:jc w:val="center"/>
+            </w:pPr>
+            <w:r>
+              <w:rPr>
+                <w:rFonts w:hint="eastAsia" w:ascii="Times New Roman" w:hAnsi="Times New Roman" w:eastAsia="FangSong" w:cs="Times New Roman"/>
+              </w:rPr>
+              <w:t>强路易斯酸</w:t>
+            </w:r>
+            <w:r>
+              <w:rPr>
+                <w:rFonts w:hint="eastAsia" w:ascii="Times New Roman" w:hAnsi="Times New Roman" w:eastAsia="Times New Roman" w:cs="Times New Roman"/>
+              </w:rPr>
+              <w:t>、</w:t>
+            </w:r>
+            <w:r>
+              <w:rPr>
+                <w:rFonts w:hint="eastAsia" w:ascii="Times New Roman" w:hAnsi="Times New Roman" w:eastAsia="FangSong" w:cs="Times New Roman"/>
+              </w:rPr>
+              <w:t>易水解</w:t>
+            </w:r>
+          </w:p>
+        </w:tc>
+        <w:tc>
+          <w:tcPr/>
+          <w:p>
+            <w:pPr>
+              <w:pStyle w:val="Compact"/>
+              <w:jc w:val="center"/>
+            </w:pPr>
+            <m:oMath>
+              <m:r>
+                <m:rPr>
+                  <m:sty m:val="p"/>
+                </m:rPr>
+                <m:t>B</m:t>
+              </m:r>
+              <m:r>
+                <m:rPr>
+                  <m:sty m:val="p"/>
+                </m:rPr>
+                <m:t>C</m:t>
+              </m:r>
+              <m:sSub>
+                <m:e>
+                  <m:r>
+                    <m:rPr>
+                      <m:sty m:val="p"/>
+                    </m:rPr>
+                    <m:t>l</m:t>
+                  </m:r>
+                </m:e>
+                <m:sub>
+                  <m:r>
+                    <m:rPr>
+                      <m:sty m:val="p"/>
+                    </m:rPr>
+                    <m:t>3</m:t>
+                  </m:r>
+                </m:sub>
+              </m:sSub>
+              <m:r>
+                <m:rPr>
+                  <m:sty m:val="p"/>
+                </m:rPr>
+                <m:t>+</m:t>
+              </m:r>
+              <m:r>
+                <m:rPr>
+                  <m:sty m:val="p"/>
+                </m:rPr>
+                <m:t>3</m:t>
+              </m:r>
+              <m:sSub>
+                <m:e>
+                  <m:r>
+                    <m:rPr>
+                      <m:sty m:val="p"/>
+                    </m:rPr>
+                    <m:t>H</m:t>
+                  </m:r>
+                </m:e>
+                <m:sub>
+                  <m:r>
+                    <m:rPr>
+                      <m:sty m:val="p"/>
+                    </m:rPr>
+                    <m:t>2</m:t>
+                  </m:r>
+                </m:sub>
+              </m:sSub>
+              <m:r>
+                <m:rPr>
+                  <m:sty m:val="p"/>
+                </m:rPr>
+                <m:t>O</m:t>
+              </m:r>
+              <m:r>
+                <m:rPr>
+                  <m:sty m:val="p"/>
+                </m:rPr>
+                <m:t>→</m:t>
+              </m:r>
+              <m:sSub>
+                <m:e>
+                  <m:r>
+                    <m:rPr>
+                      <m:sty m:val="p"/>
+                    </m:rPr>
+                    <m:t>H</m:t>
+                  </m:r>
+                </m:e>
+                <m:sub>
+                  <m:r>
+                    <m:rPr>
+                      <m:sty m:val="p"/>
+                    </m:rPr>
+                    <m:t>3</m:t>
+                  </m:r>
+                </m:sub>
+              </m:sSub>
+              <m:r>
+                <m:rPr>
+                  <m:sty m:val="p"/>
+                </m:rPr>
+                <m:t>B</m:t>
+              </m:r>
+              <m:sSub>
+                <m:e>
+                  <m:r>
+                    <m:rPr>
+                      <m:sty m:val="p"/>
+                    </m:rPr>
+                    <m:t>O</m:t>
+                  </m:r>
+                </m:e>
+                <m:sub>
+                  <m:r>
+                    <m:rPr>
+                      <m:sty m:val="p"/>
+                    </m:rPr>
+                    <m:t>3</m:t>
+                  </m:r>
+                </m:sub>
+              </m:sSub>
+              <m:r>
+                <m:rPr>
+                  <m:sty m:val="p"/>
+                </m:rPr>
+                <m:t>+</m:t>
+              </m:r>
+              <m:r>
+                <m:rPr>
+                  <m:sty m:val="p"/>
+                </m:rPr>
+                <m:t>3</m:t>
+              </m:r>
+              <m:r>
+                <m:rPr>
+                  <m:sty m:val="p"/>
+                </m:rPr>
+                <m:t>H</m:t>
+              </m:r>
+              <m:r>
+                <m:rPr>
+                  <m:sty m:val="p"/>
+                </m:rPr>
+                <m:t>C</m:t>
+              </m:r>
+              <m:r>
+                <m:rPr>
+                  <m:sty m:val="p"/>
+                </m:rPr>
+                <m:t>l</m:t>
+              </m:r>
+            </m:oMath>
+            <w:r>
+              <w:rPr>
+                <w:rFonts w:ascii="Times New Roman" w:hAnsi="Times New Roman" w:eastAsia="Times New Roman" w:cs="Times New Roman"/>
+              </w:rPr>
+              <w:t xml:space="preserve">​</w:t>
+            </w:r>
+          </w:p>
+        </w:tc>
+      </w:tr>
+      <w:tr>
+        <w:tc>
+          <w:tcPr/>
+          <w:p>
+            <w:pPr>
+              <w:pStyle w:val="Compact"/>
+              <w:jc w:val="center"/>
+            </w:pPr>
+            <w:r>
+              <w:rPr>
+                <w:rFonts w:hint="eastAsia" w:ascii="Times New Roman" w:hAnsi="Times New Roman" w:eastAsia="Times New Roman" w:cs="Times New Roman"/>
+              </w:rPr>
+              <w:t>BN（</w:t>
+            </w:r>
+            <w:r>
+              <w:rPr>
+                <w:rFonts w:hint="eastAsia" w:ascii="Times New Roman" w:hAnsi="Times New Roman" w:eastAsia="FangSong" w:cs="Times New Roman"/>
+              </w:rPr>
+              <w:t>六方</w:t>
+            </w:r>
+            <w:r>
+              <w:rPr>
+                <w:rFonts w:hint="eastAsia" w:ascii="Times New Roman" w:hAnsi="Times New Roman" w:eastAsia="Times New Roman" w:cs="Times New Roman"/>
+              </w:rPr>
+              <w:t>）</w:t>
+            </w:r>
+          </w:p>
+        </w:tc>
+        <w:tc>
+          <w:tcPr/>
+          <w:p>
+            <w:pPr>
+              <w:pStyle w:val="Compact"/>
+              <w:jc w:val="center"/>
+            </w:pPr>
+            <w:r>
+              <w:rPr>
+                <w:rFonts w:hint="eastAsia" w:ascii="Times New Roman" w:hAnsi="Times New Roman" w:eastAsia="FangSong" w:cs="Times New Roman"/>
+              </w:rPr>
+              <w:t xml:space="preserve">白石墨</w:t>
+            </w:r>
+          </w:p>
+        </w:tc>
+        <w:tc>
+          <w:tcPr/>
+          <w:p>
+            <w:pPr>
+              <w:pStyle w:val="Compact"/>
+              <w:jc w:val="center"/>
+            </w:pPr>
+            <w:r>
+              <w:rPr>
+                <w:rFonts w:hint="eastAsia" w:ascii="Times New Roman" w:hAnsi="Times New Roman" w:eastAsia="FangSong" w:cs="Times New Roman"/>
+              </w:rPr>
+              <w:t xml:space="preserve">白色鳞片状</w:t>
+            </w:r>
+          </w:p>
+        </w:tc>
+        <w:tc>
+          <w:tcPr/>
+          <w:p>
+            <w:pPr>
+              <w:pStyle w:val="Compact"/>
+              <w:jc w:val="center"/>
+            </w:pPr>
+            <w:r>
+              <w:rPr>
+                <w:rFonts w:hint="eastAsia" w:ascii="Times New Roman" w:hAnsi="Times New Roman" w:eastAsia="FangSong" w:cs="Times New Roman"/>
+              </w:rPr>
+              <w:t>润滑</w:t>
+            </w:r>
+            <w:r>
+              <w:rPr>
+                <w:rFonts w:hint="eastAsia" w:ascii="Times New Roman" w:hAnsi="Times New Roman" w:eastAsia="Times New Roman" w:cs="Times New Roman"/>
+              </w:rPr>
+              <w:t>、</w:t>
+            </w:r>
+            <w:r>
+              <w:rPr>
+                <w:rFonts w:hint="eastAsia" w:ascii="Times New Roman" w:hAnsi="Times New Roman" w:eastAsia="FangSong" w:cs="Times New Roman"/>
+              </w:rPr>
+              <w:t>绝缘</w:t>
+            </w:r>
+            <w:r>
+              <w:rPr>
+                <w:rFonts w:hint="eastAsia" w:ascii="Times New Roman" w:hAnsi="Times New Roman" w:eastAsia="Times New Roman" w:cs="Times New Roman"/>
+              </w:rPr>
+              <w:t>、</w:t>
+            </w:r>
+            <w:r>
+              <w:rPr>
+                <w:rFonts w:hint="eastAsia" w:ascii="Times New Roman" w:hAnsi="Times New Roman" w:eastAsia="FangSong" w:cs="Times New Roman"/>
+              </w:rPr>
+              <w:t>耐高温</w:t>
+            </w:r>
+          </w:p>
+        </w:tc>
+        <w:tc>
+          <w:tcPr/>
+          <w:p>
+            <w:pPr>
+              <w:pStyle w:val="Compact"/>
+              <w:jc w:val="center"/>
+            </w:pPr>
+            <w:r>
+              <w:rPr>
+                <w:rFonts w:hint="eastAsia" w:ascii="Times New Roman" w:hAnsi="Times New Roman" w:eastAsia="FangSong" w:cs="Times New Roman"/>
+              </w:rPr>
+              <w:t>与石墨同构</w:t>
+            </w:r>
+            <w:r>
+              <w:rPr>
+                <w:rFonts w:hint="eastAsia" w:ascii="Times New Roman" w:hAnsi="Times New Roman" w:eastAsia="Times New Roman" w:cs="Times New Roman"/>
+              </w:rPr>
+              <w:t>，</w:t>
+            </w:r>
+            <w:r>
+              <w:rPr>
+                <w:rFonts w:hint="eastAsia" w:ascii="Times New Roman" w:hAnsi="Times New Roman" w:eastAsia="FangSong" w:cs="Times New Roman"/>
+              </w:rPr>
+              <w:t>层间为范德华力</w:t>
+            </w:r>
+          </w:p>
+        </w:tc>
+      </w:tr>
+      <w:tr>
+        <w:tc>
+          <w:tcPr/>
+          <w:p>
+            <w:pPr>
+              <w:pStyle w:val="Compact"/>
+              <w:jc w:val="center"/>
+            </w:pPr>
+            <w:r>
+              <w:rPr>
+                <w:rFonts w:hint="eastAsia" w:ascii="Times New Roman" w:hAnsi="Times New Roman" w:eastAsia="Times New Roman" w:cs="Times New Roman"/>
+              </w:rPr>
+              <w:t>BN（</w:t>
+            </w:r>
+            <w:r>
+              <w:rPr>
+                <w:rFonts w:hint="eastAsia" w:ascii="Times New Roman" w:hAnsi="Times New Roman" w:eastAsia="FangSong" w:cs="Times New Roman"/>
+              </w:rPr>
+              <w:t>立方</w:t>
+            </w:r>
+            <w:r>
+              <w:rPr>
+                <w:rFonts w:hint="eastAsia" w:ascii="Times New Roman" w:hAnsi="Times New Roman" w:eastAsia="Times New Roman" w:cs="Times New Roman"/>
+              </w:rPr>
+              <w:t>）</w:t>
+            </w:r>
+          </w:p>
+        </w:tc>
+        <w:tc>
+          <w:tcPr/>
+          <w:p>
+            <w:pPr>
+              <w:pStyle w:val="Compact"/>
+              <w:jc w:val="center"/>
+            </w:pPr>
+            <w:r>
+              <w:rPr>
+                <w:rFonts w:hint="eastAsia" w:ascii="Times New Roman" w:hAnsi="Times New Roman" w:eastAsia="FangSong" w:cs="Times New Roman"/>
+              </w:rPr>
+              <w:t xml:space="preserve">立方氮化硼</w:t>
+            </w:r>
+          </w:p>
+        </w:tc>
+        <w:tc>
+          <w:tcPr/>
+          <w:p>
+            <w:pPr>
+              <w:pStyle w:val="Compact"/>
+              <w:jc w:val="center"/>
+            </w:pPr>
+            <w:r>
+              <w:rPr>
+                <w:rFonts w:hint="eastAsia" w:ascii="Times New Roman" w:hAnsi="Times New Roman" w:eastAsia="FangSong" w:cs="Times New Roman"/>
+              </w:rPr>
+              <w:t xml:space="preserve">无色晶体</w:t>
+            </w:r>
+          </w:p>
+        </w:tc>
+        <w:tc>
+          <w:tcPr/>
+          <w:p>
+            <w:pPr>
+              <w:pStyle w:val="Compact"/>
+              <w:jc w:val="center"/>
+            </w:pPr>
+            <w:r>
+              <w:rPr>
+                <w:rFonts w:hint="eastAsia" w:ascii="Times New Roman" w:hAnsi="Times New Roman" w:eastAsia="FangSong" w:cs="Times New Roman"/>
+              </w:rPr>
+              <w:t xml:space="preserve">硬度</w:t>
+            </w:r>
+            <w:r>
+              <w:rPr>
+                <w:rFonts w:ascii="Times New Roman" w:hAnsi="Times New Roman" w:eastAsia="Times New Roman" w:cs="Times New Roman"/>
+              </w:rPr>
+              <w:t xml:space="preserve"> </w:t>
+            </w:r>
+            <w:r>
+              <w:rPr>
+                <w:rFonts w:hint="eastAsia" w:ascii="Times New Roman" w:hAnsi="Times New Roman" w:eastAsia="Times New Roman" w:cs="Times New Roman"/>
+              </w:rPr>
+              <w:t>9.8，</w:t>
+            </w:r>
+            <w:r>
+              <w:rPr>
+                <w:rFonts w:hint="eastAsia" w:ascii="Times New Roman" w:hAnsi="Times New Roman" w:eastAsia="FangSong" w:cs="Times New Roman"/>
+              </w:rPr>
+              <w:t>仅次于金刚石</w:t>
+            </w:r>
+          </w:p>
+        </w:tc>
+        <w:tc>
+          <w:tcPr/>
+          <w:p>
+            <w:pPr>
+              <w:pStyle w:val="Compact"/>
+              <w:jc w:val="center"/>
+            </w:pPr>
+            <w:r>
+              <w:rPr>
+                <w:rFonts w:hint="eastAsia" w:ascii="Times New Roman" w:hAnsi="Times New Roman" w:eastAsia="FangSong" w:cs="Times New Roman"/>
+              </w:rPr>
+              <w:t xml:space="preserve">高温高压由六方相转变</w:t>
+            </w:r>
+          </w:p>
+        </w:tc>
+      </w:tr>
+      <w:tr>
+        <w:tc>
+          <w:tcPr/>
+          <w:p>
+            <w:pPr>
+              <w:pStyle w:val="Compact"/>
+              <w:jc w:val="center"/>
+            </w:pPr>
+            <m:oMath>
+              <m:r>
+                <m:rPr>
+                  <m:sty m:val="p"/>
+                </m:rPr>
+                <m:t>A</m:t>
+              </m:r>
+              <m:sSub>
+                <m:e>
+                  <m:r>
+                    <m:rPr>
+                      <m:sty m:val="p"/>
+                    </m:rPr>
+                    <m:t>l</m:t>
+                  </m:r>
+                </m:e>
+                <m:sub>
+                  <m:r>
+                    <m:rPr>
+                      <m:sty m:val="p"/>
+                    </m:rPr>
+                    <m:t>2</m:t>
+                  </m:r>
+                </m:sub>
+              </m:sSub>
+              <m:sSub>
+                <m:e>
+                  <m:r>
+                    <m:rPr>
+                      <m:sty m:val="p"/>
+                    </m:rPr>
+                    <m:t>O</m:t>
+                  </m:r>
+                </m:e>
+                <m:sub>
+                  <m:r>
+                    <m:rPr>
+                      <m:sty m:val="p"/>
+                    </m:rPr>
+                    <m:t>3</m:t>
+                  </m:r>
+                </m:sub>
+              </m:sSub>
+            </m:oMath>
+            <w:r>
+              <w:rPr>
+                <w:rFonts w:ascii="Times New Roman" w:hAnsi="Times New Roman" w:eastAsia="Times New Roman" w:cs="Times New Roman"/>
+              </w:rPr>
+              <w:t xml:space="preserve">​</w:t>
+            </w:r>
+          </w:p>
+        </w:tc>
+        <w:tc>
+          <w:tcPr/>
+          <w:p>
+            <w:pPr>
+              <w:pStyle w:val="Compact"/>
+              <w:jc w:val="center"/>
+            </w:pPr>
+            <w:r>
+              <w:rPr>
+                <w:rFonts w:hint="eastAsia" w:ascii="Times New Roman" w:hAnsi="Times New Roman" w:eastAsia="FangSong" w:cs="Times New Roman"/>
+              </w:rPr>
+              <w:t>刚玉</w:t>
+            </w:r>
+            <w:r>
+              <w:rPr>
+                <w:rFonts w:hint="eastAsia" w:ascii="Times New Roman" w:hAnsi="Times New Roman" w:eastAsia="Times New Roman" w:cs="Times New Roman"/>
+              </w:rPr>
+              <w:t>（</w:t>
+            </w:r>
+            <w:r>
+              <w:rPr>
+                <w:rFonts w:hint="eastAsia" w:ascii="Times New Roman" w:hAnsi="Times New Roman" w:eastAsia="FangSong" w:cs="Times New Roman"/>
+              </w:rPr>
+              <w:t>红宝石</w:t>
+            </w:r>
+            <w:r>
+              <w:rPr>
+                <w:rFonts w:hint="eastAsia" w:ascii="Times New Roman" w:hAnsi="Times New Roman" w:eastAsia="Times New Roman" w:cs="Times New Roman"/>
+              </w:rPr>
+              <w:t>／</w:t>
+            </w:r>
+            <w:r>
+              <w:rPr>
+                <w:rFonts w:hint="eastAsia" w:ascii="Times New Roman" w:hAnsi="Times New Roman" w:eastAsia="FangSong" w:cs="Times New Roman"/>
+              </w:rPr>
+              <w:t>蓝宝石</w:t>
+            </w:r>
+            <w:r>
+              <w:rPr>
+                <w:rFonts w:hint="eastAsia" w:ascii="Times New Roman" w:hAnsi="Times New Roman" w:eastAsia="Times New Roman" w:cs="Times New Roman"/>
+              </w:rPr>
+              <w:t>）</w:t>
+            </w:r>
+          </w:p>
+        </w:tc>
+        <w:tc>
+          <w:tcPr/>
+          <w:p>
+            <w:pPr>
+              <w:pStyle w:val="Compact"/>
+              <w:jc w:val="center"/>
+            </w:pPr>
+            <w:r>
+              <w:rPr>
+                <w:rFonts w:hint="eastAsia" w:ascii="Times New Roman" w:hAnsi="Times New Roman" w:eastAsia="FangSong" w:cs="Times New Roman"/>
+              </w:rPr>
+              <w:t>无色晶体</w:t>
+            </w:r>
+            <w:r>
+              <w:rPr>
+                <w:rFonts w:hint="eastAsia" w:ascii="Times New Roman" w:hAnsi="Times New Roman" w:eastAsia="Times New Roman" w:cs="Times New Roman"/>
+              </w:rPr>
+              <w:t>（</w:t>
+            </w:r>
+            <w:r>
+              <w:rPr>
+                <w:rFonts w:hint="eastAsia" w:ascii="Times New Roman" w:hAnsi="Times New Roman" w:eastAsia="FangSong" w:cs="Times New Roman"/>
+              </w:rPr>
+              <w:t>掺杂呈红或蓝</w:t>
+            </w:r>
+            <w:r>
+              <w:rPr>
+                <w:rFonts w:hint="eastAsia" w:ascii="Times New Roman" w:hAnsi="Times New Roman" w:eastAsia="Times New Roman" w:cs="Times New Roman"/>
+              </w:rPr>
+              <w:t>）</w:t>
+            </w:r>
+          </w:p>
+        </w:tc>
+        <w:tc>
+          <w:tcPr/>
+          <w:p>
+            <w:pPr>
+              <w:pStyle w:val="Compact"/>
+              <w:jc w:val="center"/>
+            </w:pPr>
+            <w:r>
+              <w:rPr>
+                <w:rFonts w:hint="eastAsia" w:ascii="Times New Roman" w:hAnsi="Times New Roman" w:eastAsia="FangSong" w:cs="Times New Roman"/>
+              </w:rPr>
+              <w:t>两性</w:t>
+            </w:r>
+            <w:r>
+              <w:rPr>
+                <w:rFonts w:hint="eastAsia" w:ascii="Times New Roman" w:hAnsi="Times New Roman" w:eastAsia="Times New Roman" w:cs="Times New Roman"/>
+              </w:rPr>
+              <w:t>、</w:t>
+            </w:r>
+            <w:r>
+              <w:rPr>
+                <w:rFonts w:hint="eastAsia" w:ascii="Times New Roman" w:hAnsi="Times New Roman" w:eastAsia="FangSong" w:cs="Times New Roman"/>
+              </w:rPr>
+              <w:t>硬度</w:t>
+            </w:r>
+            <w:r>
+              <w:rPr>
+                <w:rFonts w:ascii="Times New Roman" w:hAnsi="Times New Roman" w:eastAsia="Times New Roman" w:cs="Times New Roman"/>
+              </w:rPr>
+              <w:t xml:space="preserve"> 9</w:t>
+            </w:r>
+          </w:p>
+        </w:tc>
+        <w:tc>
+          <w:tcPr/>
+          <w:p>
+            <w:pPr>
+              <w:pStyle w:val="Compact"/>
+              <w:jc w:val="center"/>
+            </w:pPr>
+            <m:oMath>
+              <m:r>
+                <m:rPr>
+                  <m:sty m:val="p"/>
+                </m:rPr>
+                <m:t>A</m:t>
+              </m:r>
+              <m:sSub>
+                <m:e>
+                  <m:r>
+                    <m:rPr>
+                      <m:sty m:val="p"/>
+                    </m:rPr>
+                    <m:t>l</m:t>
+                  </m:r>
+                </m:e>
+                <m:sub>
+                  <m:r>
+                    <m:rPr>
+                      <m:sty m:val="p"/>
+                    </m:rPr>
+                    <m:t>2</m:t>
+                  </m:r>
+                </m:sub>
+              </m:sSub>
+              <m:sSub>
+                <m:e>
+                  <m:r>
+                    <m:rPr>
+                      <m:sty m:val="p"/>
+                    </m:rPr>
+                    <m:t>O</m:t>
+                  </m:r>
+                </m:e>
+                <m:sub>
+                  <m:r>
+                    <m:rPr>
+                      <m:sty m:val="p"/>
+                    </m:rPr>
+                    <m:t>3</m:t>
+                  </m:r>
+                </m:sub>
+              </m:sSub>
+              <m:r>
+                <m:rPr>
+                  <m:sty m:val="p"/>
+                </m:rPr>
+                <m:t>+</m:t>
+              </m:r>
+              <m:r>
+                <m:rPr>
+                  <m:sty m:val="p"/>
+                </m:rPr>
+                <m:t>2</m:t>
+              </m:r>
+              <m:r>
+                <m:rPr>
+                  <m:sty m:val="p"/>
+                </m:rPr>
+                <m:t>N</m:t>
+              </m:r>
+              <m:r>
+                <m:rPr>
+                  <m:sty m:val="p"/>
+                </m:rPr>
+                <m:t>a</m:t>
+              </m:r>
+              <m:r>
+                <m:rPr>
+                  <m:sty m:val="p"/>
+                </m:rPr>
+                <m:t>O</m:t>
+              </m:r>
+              <m:r>
+                <m:rPr>
+                  <m:sty m:val="p"/>
+                </m:rPr>
+                <m:t>H</m:t>
+              </m:r>
+              <m:r>
+                <m:rPr>
+                  <m:sty m:val="p"/>
+                </m:rPr>
+                <m:t>→</m:t>
+              </m:r>
+              <m:r>
+                <m:rPr>
+                  <m:sty m:val="p"/>
+                </m:rPr>
+                <m:t>2</m:t>
+              </m:r>
+              <m:r>
+                <m:rPr>
+                  <m:sty m:val="p"/>
+                </m:rPr>
+                <m:t>N</m:t>
+              </m:r>
+              <m:r>
+                <m:rPr>
+                  <m:sty m:val="p"/>
+                </m:rPr>
+                <m:t>a</m:t>
+              </m:r>
+              <m:r>
+                <m:rPr>
+                  <m:sty m:val="p"/>
+                </m:rPr>
+                <m:t>A</m:t>
+              </m:r>
+              <m:r>
+                <m:rPr>
+                  <m:sty m:val="p"/>
+                </m:rPr>
+                <m:t>l</m:t>
+              </m:r>
+              <m:sSub>
+                <m:e>
+                  <m:r>
+                    <m:rPr>
+                      <m:sty m:val="p"/>
+                    </m:rPr>
+                    <m:t>O</m:t>
+                  </m:r>
+                </m:e>
+                <m:sub>
+                  <m:r>
+                    <m:rPr>
+                      <m:sty m:val="p"/>
+                    </m:rPr>
+                    <m:t>2</m:t>
+                  </m:r>
+                </m:sub>
+              </m:sSub>
+              <m:r>
+                <m:rPr>
+                  <m:sty m:val="p"/>
+                </m:rPr>
+                <m:t>+</m:t>
+              </m:r>
+              <m:sSub>
+                <m:e>
+                  <m:r>
+                    <m:rPr>
+                      <m:sty m:val="p"/>
+                    </m:rPr>
+                    <m:t>H</m:t>
+                  </m:r>
+                </m:e>
+                <m:sub>
+                  <m:r>
+                    <m:rPr>
+                      <m:sty m:val="p"/>
+                    </m:rPr>
+                    <m:t>2</m:t>
+                  </m:r>
+                </m:sub>
+              </m:sSub>
+              <m:r>
+                <m:rPr>
+                  <m:sty m:val="p"/>
+                </m:rPr>
+                <m:t>O</m:t>
+              </m:r>
+            </m:oMath>
+            <w:r>
+              <w:rPr>
+                <w:rFonts w:ascii="Times New Roman" w:hAnsi="Times New Roman" w:eastAsia="Times New Roman" w:cs="Times New Roman"/>
+              </w:rPr>
+              <w:t xml:space="preserve">​</w:t>
+            </w:r>
+          </w:p>
+        </w:tc>
+      </w:tr>
+      <w:tr>
+        <w:tc>
+          <w:tcPr/>
+          <w:p>
+            <w:pPr>
+              <w:pStyle w:val="Compact"/>
+              <w:jc w:val="center"/>
+            </w:pPr>
+            <m:oMath>
+              <m:r>
+                <m:rPr>
+                  <m:sty m:val="p"/>
+                </m:rPr>
+                <m:t>A</m:t>
+              </m:r>
+              <m:r>
+                <m:rPr>
+                  <m:sty m:val="p"/>
+                </m:rPr>
+                <m:t>l</m:t>
+              </m:r>
+              <m:r>
+                <m:rPr>
+                  <m:sty m:val="p"/>
+                </m:rPr>
+                <m:t>(</m:t>
+              </m:r>
+              <m:r>
+                <m:rPr>
+                  <m:sty m:val="p"/>
+                </m:rPr>
+                <m:t>O</m:t>
+              </m:r>
+              <m:r>
+                <m:rPr>
+                  <m:sty m:val="p"/>
+                </m:rPr>
+                <m:t>H</m:t>
+              </m:r>
+              <m:sSub>
+                <m:e>
+                  <m:r>
+                    <m:rPr>
+                      <m:sty m:val="p"/>
+                    </m:rPr>
+                    <m:t>)</m:t>
+                  </m:r>
+                </m:e>
+                <m:sub>
+                  <m:r>
+                    <m:rPr>
+                      <m:sty m:val="p"/>
+                    </m:rPr>
+                    <m:t>3</m:t>
+                  </m:r>
+                </m:sub>
+              </m:sSub>
+            </m:oMath>
+            <w:r>
+              <w:rPr>
+                <w:rFonts w:ascii="Times New Roman" w:hAnsi="Times New Roman" w:eastAsia="Times New Roman" w:cs="Times New Roman"/>
+              </w:rPr>
+              <w:t xml:space="preserve">​</w:t>
+            </w:r>
+          </w:p>
+        </w:tc>
+        <w:tc>
+          <w:tcPr/>
+          <w:p>
+            <w:pPr>
+              <w:pStyle w:val="Compact"/>
+              <w:jc w:val="center"/>
+            </w:pPr>
+            <w:r>
+              <w:rPr>
+                <w:rFonts w:hint="eastAsia" w:ascii="Times New Roman" w:hAnsi="Times New Roman" w:eastAsia="FangSong" w:cs="Times New Roman"/>
+              </w:rPr>
+              <w:t xml:space="preserve">氢氧化铝</w:t>
+            </w:r>
+          </w:p>
+        </w:tc>
+        <w:tc>
+          <w:tcPr/>
+          <w:p>
+            <w:pPr>
+              <w:pStyle w:val="Compact"/>
+              <w:jc w:val="center"/>
+            </w:pPr>
+            <w:r>
+              <w:rPr>
+                <w:rFonts w:hint="eastAsia" w:ascii="Times New Roman" w:hAnsi="Times New Roman" w:eastAsia="FangSong" w:cs="Times New Roman"/>
+              </w:rPr>
+              <w:t xml:space="preserve">白色胶状沉淀</w:t>
+            </w:r>
+          </w:p>
+        </w:tc>
+        <w:tc>
+          <w:tcPr/>
+          <w:p>
+            <w:pPr>
+              <w:pStyle w:val="Compact"/>
+              <w:jc w:val="center"/>
+            </w:pPr>
+            <w:r>
+              <w:rPr>
+                <w:rFonts w:hint="eastAsia" w:ascii="Times New Roman" w:hAnsi="Times New Roman" w:eastAsia="FangSong" w:cs="Times New Roman"/>
+              </w:rPr>
+              <w:t xml:space="preserve">两性</w:t>
+            </w:r>
+          </w:p>
+        </w:tc>
+        <w:tc>
+          <w:tcPr/>
+          <w:p>
+            <w:pPr>
+              <w:pStyle w:val="Compact"/>
+              <w:jc w:val="center"/>
+            </w:pPr>
+            <m:oMath>
+              <m:r>
+                <m:rPr>
+                  <m:sty m:val="p"/>
+                </m:rPr>
+                <m:t>A</m:t>
+              </m:r>
+              <m:r>
+                <m:rPr>
+                  <m:sty m:val="p"/>
+                </m:rPr>
+                <m:t>l</m:t>
+              </m:r>
+              <m:r>
+                <m:rPr>
+                  <m:sty m:val="p"/>
+                </m:rPr>
+                <m:t>(</m:t>
+              </m:r>
+              <m:r>
+                <m:rPr>
+                  <m:sty m:val="p"/>
+                </m:rPr>
+                <m:t>O</m:t>
+              </m:r>
+              <m:r>
+                <m:rPr>
+                  <m:sty m:val="p"/>
+                </m:rPr>
+                <m:t>H</m:t>
+              </m:r>
+              <m:sSub>
+                <m:e>
+                  <m:r>
+                    <m:rPr>
+                      <m:sty m:val="p"/>
+                    </m:rPr>
+                    <m:t>)</m:t>
+                  </m:r>
+                </m:e>
+                <m:sub>
+                  <m:r>
+                    <m:rPr>
+                      <m:sty m:val="p"/>
+                    </m:rPr>
+                    <m:t>3</m:t>
+                  </m:r>
+                </m:sub>
+              </m:sSub>
+              <m:r>
+                <m:rPr>
+                  <m:sty m:val="p"/>
+                </m:rPr>
+                <m:t>+</m:t>
+              </m:r>
+              <m:r>
+                <m:rPr>
+                  <m:sty m:val="p"/>
+                </m:rPr>
+                <m:t>O</m:t>
+              </m:r>
+              <m:sSup>
+                <m:e>
+                  <m:r>
+                    <m:rPr>
+                      <m:sty m:val="p"/>
+                    </m:rPr>
+                    <m:t>H</m:t>
+                  </m:r>
+                </m:e>
+                <m:sup>
+                  <m:r>
+                    <m:rPr>
+                      <m:sty m:val="p"/>
+                    </m:rPr>
+                    <m:t>−</m:t>
+                  </m:r>
+                </m:sup>
+              </m:sSup>
+              <m:r>
+                <m:rPr>
+                  <m:sty m:val="p"/>
+                </m:rPr>
+                <m:t>→</m:t>
+              </m:r>
+              <m:r>
+                <m:rPr>
+                  <m:sty m:val="p"/>
+                </m:rPr>
+                <m:t>[</m:t>
+              </m:r>
+              <m:r>
+                <m:rPr>
+                  <m:sty m:val="p"/>
+                </m:rPr>
+                <m:t>A</m:t>
+              </m:r>
+              <m:r>
+                <m:rPr>
+                  <m:sty m:val="p"/>
+                </m:rPr>
+                <m:t>l</m:t>
+              </m:r>
+              <m:r>
+                <m:rPr>
+                  <m:sty m:val="p"/>
+                </m:rPr>
+                <m:t>(</m:t>
+              </m:r>
+              <m:r>
+                <m:rPr>
+                  <m:sty m:val="p"/>
+                </m:rPr>
+                <m:t>O</m:t>
+              </m:r>
+              <m:r>
+                <m:rPr>
+                  <m:sty m:val="p"/>
+                </m:rPr>
+                <m:t>H</m:t>
+              </m:r>
+              <m:sSub>
+                <m:e>
+                  <m:r>
+                    <m:rPr>
+                      <m:sty m:val="p"/>
+                    </m:rPr>
+                    <m:t>)</m:t>
+                  </m:r>
+                </m:e>
+                <m:sub>
+                  <m:r>
+                    <m:rPr>
+                      <m:sty m:val="p"/>
+                    </m:rPr>
+                    <m:t>4</m:t>
+                  </m:r>
+                </m:sub>
+              </m:sSub>
+              <m:sSup>
+                <m:e>
+                  <m:r>
+                    <m:rPr>
+                      <m:sty m:val="p"/>
+                    </m:rPr>
+                    <m:t>]</m:t>
+                  </m:r>
+                </m:e>
+                <m:sup>
+                  <m:r>
+                    <m:rPr>
+                      <m:sty m:val="p"/>
+                    </m:rPr>
+                    <m:t>−</m:t>
+                  </m:r>
+                </m:sup>
+              </m:sSup>
+            </m:oMath>
+            <w:r>
+              <w:rPr>
+                <w:rFonts w:ascii="Times New Roman" w:hAnsi="Times New Roman" w:eastAsia="Times New Roman" w:cs="Times New Roman"/>
+              </w:rPr>
+              <w:t xml:space="preserve">​</w:t>
+            </w:r>
+          </w:p>
+        </w:tc>
+      </w:tr>
+      <w:tr>
+        <w:tc>
+          <w:tcPr/>
+          <w:p>
+            <w:pPr>
+              <w:pStyle w:val="Compact"/>
+              <w:jc w:val="center"/>
+            </w:pPr>
+            <m:oMath>
+              <m:r>
+                <m:rPr>
+                  <m:sty m:val="p"/>
+                </m:rPr>
+                <m:t>A</m:t>
+              </m:r>
+              <m:r>
+                <m:rPr>
+                  <m:sty m:val="p"/>
+                </m:rPr>
+                <m:t>l</m:t>
+              </m:r>
+              <m:r>
+                <m:rPr>
+                  <m:sty m:val="p"/>
+                </m:rPr>
+                <m:t>C</m:t>
+              </m:r>
+              <m:sSub>
+                <m:e>
+                  <m:r>
+                    <m:rPr>
+                      <m:sty m:val="p"/>
+                    </m:rPr>
+                    <m:t>l</m:t>
+                  </m:r>
+                </m:e>
+                <m:sub>
+                  <m:r>
+                    <m:rPr>
+                      <m:sty m:val="p"/>
+                    </m:rPr>
+                    <m:t>3</m:t>
+                  </m:r>
+                </m:sub>
+              </m:sSub>
+            </m:oMath>
+            <w:r>
+              <w:rPr>
+                <w:rFonts w:ascii="Times New Roman" w:hAnsi="Times New Roman" w:eastAsia="Times New Roman" w:cs="Times New Roman"/>
+              </w:rPr>
+              <w:t xml:space="preserve">​</w:t>
+            </w:r>
+          </w:p>
+        </w:tc>
+        <w:tc>
+          <w:tcPr/>
+          <w:p>
+            <w:pPr>
+              <w:pStyle w:val="Compact"/>
+              <w:jc w:val="center"/>
+            </w:pPr>
+            <w:r>
+              <w:rPr>
+                <w:rFonts w:hint="eastAsia" w:ascii="Times New Roman" w:hAnsi="Times New Roman" w:eastAsia="FangSong" w:cs="Times New Roman"/>
+              </w:rPr>
+              <w:t xml:space="preserve">三氯化铝</w:t>
+            </w:r>
+          </w:p>
+        </w:tc>
+        <w:tc>
+          <w:tcPr/>
+          <w:p>
+            <w:pPr>
+              <w:pStyle w:val="Compact"/>
+              <w:jc w:val="center"/>
+            </w:pPr>
+            <w:r>
+              <w:rPr>
+                <w:rFonts w:hint="eastAsia" w:ascii="Times New Roman" w:hAnsi="Times New Roman" w:eastAsia="FangSong" w:cs="Times New Roman"/>
+              </w:rPr>
+              <w:t>白色</w:t>
+            </w:r>
+            <w:r>
+              <w:rPr>
+                <w:rFonts w:hint="eastAsia" w:ascii="Times New Roman" w:hAnsi="Times New Roman" w:eastAsia="Times New Roman" w:cs="Times New Roman"/>
+              </w:rPr>
+              <w:t>（</w:t>
+            </w:r>
+            <w:r>
+              <w:rPr>
+                <w:rFonts w:hint="eastAsia" w:ascii="Times New Roman" w:hAnsi="Times New Roman" w:eastAsia="FangSong" w:cs="Times New Roman"/>
+              </w:rPr>
+              <w:t>含铁杂质时呈黄色</w:t>
+            </w:r>
+            <w:r>
+              <w:rPr>
+                <w:rFonts w:hint="eastAsia" w:ascii="Times New Roman" w:hAnsi="Times New Roman" w:eastAsia="Times New Roman" w:cs="Times New Roman"/>
+              </w:rPr>
+              <w:t>）</w:t>
+            </w:r>
+          </w:p>
+        </w:tc>
+        <w:tc>
+          <w:tcPr/>
+          <w:p>
+            <w:pPr>
+              <w:pStyle w:val="Compact"/>
+              <w:jc w:val="center"/>
+            </w:pPr>
+            <w:r>
+              <w:rPr>
+                <w:rFonts w:hint="eastAsia" w:ascii="Times New Roman" w:hAnsi="Times New Roman" w:eastAsia="FangSong" w:cs="Times New Roman"/>
+              </w:rPr>
+              <w:t>升华</w:t>
+            </w:r>
+            <w:r>
+              <w:rPr>
+                <w:rFonts w:hint="eastAsia" w:ascii="Times New Roman" w:hAnsi="Times New Roman" w:eastAsia="Times New Roman" w:cs="Times New Roman"/>
+              </w:rPr>
+              <w:t>、</w:t>
+            </w:r>
+            <w:r>
+              <w:rPr>
+                <w:rFonts w:hint="eastAsia" w:ascii="Times New Roman" w:hAnsi="Times New Roman" w:eastAsia="FangSong" w:cs="Times New Roman"/>
+              </w:rPr>
+              <w:t>双聚</w:t>
+            </w:r>
+            <w:r>
+              <w:rPr>
+                <w:rFonts w:hint="eastAsia" w:ascii="Times New Roman" w:hAnsi="Times New Roman" w:eastAsia="Times New Roman" w:cs="Times New Roman"/>
+              </w:rPr>
+              <w:t>、</w:t>
+            </w:r>
+            <w:r>
+              <w:rPr>
+                <w:rFonts w:hint="eastAsia" w:ascii="Times New Roman" w:hAnsi="Times New Roman" w:eastAsia="FangSong" w:cs="Times New Roman"/>
+              </w:rPr>
+              <w:t>强路易斯酸</w:t>
+            </w:r>
+          </w:p>
+        </w:tc>
+        <w:tc>
+          <w:tcPr/>
+          <w:p>
+            <w:pPr>
+              <w:pStyle w:val="Compact"/>
+              <w:jc w:val="center"/>
+            </w:pPr>
+            <m:oMath>
+              <m:r>
+                <m:rPr>
+                  <m:sty m:val="p"/>
+                </m:rPr>
+                <m:t>A</m:t>
+              </m:r>
+              <m:sSub>
+                <m:e>
+                  <m:r>
+                    <m:rPr>
+                      <m:sty m:val="p"/>
+                    </m:rPr>
+                    <m:t>l</m:t>
+                  </m:r>
+                </m:e>
+                <m:sub>
+                  <m:r>
+                    <m:rPr>
+                      <m:sty m:val="p"/>
+                    </m:rPr>
+                    <m:t>2</m:t>
+                  </m:r>
+                </m:sub>
+              </m:sSub>
+              <m:r>
+                <m:rPr>
+                  <m:sty m:val="p"/>
+                </m:rPr>
+                <m:t>C</m:t>
+              </m:r>
+              <m:sSub>
+                <m:e>
+                  <m:r>
+                    <m:rPr>
+                      <m:sty m:val="p"/>
+                    </m:rPr>
+                    <m:t>l</m:t>
+                  </m:r>
+                </m:e>
+                <m:sub>
+                  <m:r>
+                    <m:rPr>
+                      <m:sty m:val="p"/>
+                    </m:rPr>
+                    <m:t>6</m:t>
+                  </m:r>
+                </m:sub>
+              </m:sSub>
+              <m:r>
+                <m:rPr>
+                  <m:sty m:val="p"/>
+                </m:rPr>
+                <m:t>⇌</m:t>
+              </m:r>
+              <m:r>
+                <m:rPr>
+                  <m:sty m:val="p"/>
+                </m:rPr>
+                <m:t>2</m:t>
+              </m:r>
+              <m:r>
+                <m:rPr>
+                  <m:sty m:val="p"/>
+                </m:rPr>
+                <m:t>A</m:t>
+              </m:r>
+              <m:r>
+                <m:rPr>
+                  <m:sty m:val="p"/>
+                </m:rPr>
+                <m:t>l</m:t>
+              </m:r>
+              <m:r>
+                <m:rPr>
+                  <m:sty m:val="p"/>
+                </m:rPr>
+                <m:t>C</m:t>
+              </m:r>
+              <m:sSub>
+                <m:e>
+                  <m:r>
+                    <m:rPr>
+                      <m:sty m:val="p"/>
+                    </m:rPr>
+                    <m:t>l</m:t>
+                  </m:r>
+                </m:e>
+                <m:sub>
+                  <m:r>
+                    <m:rPr>
+                      <m:sty m:val="p"/>
+                    </m:rPr>
+                    <m:t>3</m:t>
+                  </m:r>
+                </m:sub>
+              </m:sSub>
+            </m:oMath>
+            <w:r>
+              <w:rPr>
+                <w:rFonts w:ascii="Times New Roman" w:hAnsi="Times New Roman" w:eastAsia="Times New Roman" w:cs="Times New Roman"/>
+              </w:rPr>
+              <w:t xml:space="preserve">​</w:t>
+            </w:r>
+          </w:p>
+        </w:tc>
+      </w:tr>
+      <w:tr>
+        <w:tc>
+          <w:tcPr/>
+          <w:p>
+            <w:pPr>
+              <w:pStyle w:val="Compact"/>
+              <w:jc w:val="center"/>
+            </w:pPr>
+            <m:oMath>
+              <m:r>
+                <m:rPr>
+                  <m:sty m:val="p"/>
+                </m:rPr>
+                <m:t>N</m:t>
+              </m:r>
+              <m:sSub>
+                <m:e>
+                  <m:r>
+                    <m:rPr>
+                      <m:sty m:val="p"/>
+                    </m:rPr>
+                    <m:t>a</m:t>
+                  </m:r>
+                </m:e>
+                <m:sub>
+                  <m:r>
+                    <m:rPr>
+                      <m:sty m:val="p"/>
+                    </m:rPr>
+                    <m:t>3</m:t>
+                  </m:r>
+                </m:sub>
+              </m:sSub>
+              <m:r>
+                <m:rPr>
+                  <m:sty m:val="p"/>
+                </m:rPr>
+                <m:t>A</m:t>
+              </m:r>
+              <m:r>
+                <m:rPr>
+                  <m:sty m:val="p"/>
+                </m:rPr>
+                <m:t>l</m:t>
+              </m:r>
+              <m:sSub>
+                <m:e>
+                  <m:r>
+                    <m:rPr>
+                      <m:sty m:val="p"/>
+                    </m:rPr>
+                    <m:t>F</m:t>
+                  </m:r>
+                </m:e>
+                <m:sub>
+                  <m:r>
+                    <m:rPr>
+                      <m:sty m:val="p"/>
+                    </m:rPr>
+                    <m:t>6</m:t>
+                  </m:r>
+                </m:sub>
+              </m:sSub>
+            </m:oMath>
+            <w:r>
+              <w:rPr>
+                <w:rFonts w:ascii="Times New Roman" w:hAnsi="Times New Roman" w:eastAsia="Times New Roman" w:cs="Times New Roman"/>
+              </w:rPr>
+              <w:t xml:space="preserve">​</w:t>
+            </w:r>
+          </w:p>
+        </w:tc>
+        <w:tc>
+          <w:tcPr/>
+          <w:p>
+            <w:pPr>
+              <w:pStyle w:val="Compact"/>
+              <w:jc w:val="center"/>
+            </w:pPr>
+            <w:r>
+              <w:rPr>
+                <w:rFonts w:hint="eastAsia" w:ascii="Times New Roman" w:hAnsi="Times New Roman" w:eastAsia="FangSong" w:cs="Times New Roman"/>
+              </w:rPr>
+              <w:t xml:space="preserve">冰晶石</w:t>
+            </w:r>
+          </w:p>
+        </w:tc>
+        <w:tc>
+          <w:tcPr/>
+          <w:p>
+            <w:pPr>
+              <w:pStyle w:val="Compact"/>
+              <w:jc w:val="center"/>
+            </w:pPr>
+            <w:r>
+              <w:rPr>
+                <w:rFonts w:hint="eastAsia" w:ascii="Times New Roman" w:hAnsi="Times New Roman" w:eastAsia="FangSong" w:cs="Times New Roman"/>
+              </w:rPr>
+              <w:t xml:space="preserve">白色晶体</w:t>
+            </w:r>
+          </w:p>
+        </w:tc>
+        <w:tc>
+          <w:tcPr/>
+          <w:p>
+            <w:pPr>
+              <w:pStyle w:val="Compact"/>
+              <w:jc w:val="center"/>
+            </w:pPr>
+            <w:r>
+              <w:rPr>
+                <w:rFonts w:hint="eastAsia" w:ascii="Times New Roman" w:hAnsi="Times New Roman" w:eastAsia="FangSong" w:cs="Times New Roman"/>
+              </w:rPr>
+              <w:t>助熔剂</w:t>
+            </w:r>
+            <w:r>
+              <w:rPr>
+                <w:rFonts w:hint="eastAsia" w:ascii="Times New Roman" w:hAnsi="Times New Roman" w:eastAsia="Times New Roman" w:cs="Times New Roman"/>
+              </w:rPr>
+              <w:t>、</w:t>
+            </w:r>
+            <w:r>
+              <w:rPr>
+                <w:rFonts w:hint="eastAsia" w:ascii="Times New Roman" w:hAnsi="Times New Roman" w:eastAsia="FangSong" w:cs="Times New Roman"/>
+              </w:rPr>
+              <w:t>降低熔点</w:t>
+            </w:r>
+          </w:p>
+        </w:tc>
+        <w:tc>
+          <w:tcPr/>
+          <w:p>
+            <w:pPr>
+              <w:pStyle w:val="Compact"/>
+              <w:jc w:val="center"/>
+            </w:pPr>
+            <w:r>
+              <w:rPr>
+                <w:rFonts w:hint="eastAsia" w:ascii="Times New Roman" w:hAnsi="Times New Roman" w:eastAsia="FangSong" w:cs="Times New Roman"/>
+              </w:rPr>
+              <w:t>电解铝</w:t>
+            </w:r>
+            <w:r>
+              <w:rPr>
+                <w:rFonts w:hint="eastAsia" w:ascii="Times New Roman" w:hAnsi="Times New Roman" w:eastAsia="Times New Roman" w:cs="Times New Roman"/>
+              </w:rPr>
+              <w:t>：</w:t>
+            </w:r>
+            <m:oMath>
+              <m:r>
+                <m:rPr>
+                  <m:sty m:val="p"/>
+                </m:rPr>
+                <m:t>2</m:t>
+              </m:r>
+              <m:r>
+                <m:rPr>
+                  <m:sty m:val="p"/>
+                </m:rPr>
+                <m:t>A</m:t>
+              </m:r>
+              <m:sSub>
+                <m:e>
+                  <m:r>
+                    <m:rPr>
+                      <m:sty m:val="p"/>
+                    </m:rPr>
+                    <m:t>l</m:t>
+                  </m:r>
+                </m:e>
+                <m:sub>
+                  <m:r>
+                    <m:rPr>
+                      <m:sty m:val="p"/>
+                    </m:rPr>
+                    <m:t>2</m:t>
+                  </m:r>
+                </m:sub>
+              </m:sSub>
+              <m:sSub>
+                <m:e>
+                  <m:r>
+                    <m:rPr>
+                      <m:sty m:val="p"/>
+                    </m:rPr>
+                    <m:t>O</m:t>
+                  </m:r>
+                </m:e>
+                <m:sub>
+                  <m:r>
+                    <m:rPr>
+                      <m:sty m:val="p"/>
+                    </m:rPr>
+                    <m:t>3</m:t>
+                  </m:r>
+                </m:sub>
+              </m:sSub>
+              <m:r>
+                <m:rPr>
+                  <m:sty m:val="p"/>
+                </m:rPr>
+                <m:t>→</m:t>
+              </m:r>
+              <m:r>
+                <m:rPr>
+                  <m:sty m:val="p"/>
+                </m:rPr>
+                <m:t>4</m:t>
+              </m:r>
+              <m:r>
+                <m:rPr>
+                  <m:sty m:val="p"/>
+                </m:rPr>
+                <m:t>A</m:t>
+              </m:r>
+              <m:r>
+                <m:rPr>
+                  <m:sty m:val="p"/>
+                </m:rPr>
+                <m:t>l</m:t>
+              </m:r>
+              <m:r>
+                <m:rPr>
+                  <m:sty m:val="p"/>
+                </m:rPr>
+                <m:t>+</m:t>
+              </m:r>
+              <m:r>
+                <m:rPr>
+                  <m:sty m:val="p"/>
+                </m:rPr>
+                <m:t>3</m:t>
+              </m:r>
+              <m:sSub>
+                <m:e>
+                  <m:r>
+                    <m:rPr>
+                      <m:sty m:val="p"/>
+                    </m:rPr>
+                    <m:t>O</m:t>
+                  </m:r>
+                </m:e>
+                <m:sub>
+                  <m:r>
+                    <m:rPr>
+                      <m:sty m:val="p"/>
+                    </m:rPr>
+                    <m:t>2</m:t>
+                  </m:r>
+                </m:sub>
+              </m:sSub>
+              <m:r>
+                <m:rPr>
+                  <m:sty m:val="p"/>
+                </m:rPr>
+                <m:t>↑</m:t>
+              </m:r>
+            </m:oMath>
+          </w:p>
+        </w:tc>
+      </w:tr>
+      <w:tr>
+        <w:tc>
+          <w:tcPr/>
+          <w:p>
+            <w:pPr>
+              <w:pStyle w:val="Compact"/>
+              <w:jc w:val="center"/>
+            </w:pPr>
+            <m:oMath>
+              <m:r>
+                <m:rPr>
+                  <m:sty m:val="p"/>
+                </m:rPr>
+                <m:t>K</m:t>
+              </m:r>
+              <m:r>
+                <m:rPr>
+                  <m:sty m:val="p"/>
+                </m:rPr>
+                <m:t>A</m:t>
+              </m:r>
+              <m:r>
+                <m:rPr>
+                  <m:sty m:val="p"/>
+                </m:rPr>
+                <m:t>l</m:t>
+              </m:r>
+              <m:r>
+                <m:rPr>
+                  <m:sty m:val="p"/>
+                </m:rPr>
+                <m:t>(</m:t>
+              </m:r>
+              <m:r>
+                <m:rPr>
+                  <m:sty m:val="p"/>
+                </m:rPr>
+                <m:t>S</m:t>
+              </m:r>
+              <m:sSub>
+                <m:e>
+                  <m:r>
+                    <m:rPr>
+                      <m:sty m:val="p"/>
+                    </m:rPr>
+                    <m:t>O</m:t>
+                  </m:r>
+                </m:e>
+                <m:sub>
+                  <m:r>
+                    <m:rPr>
+                      <m:sty m:val="p"/>
+                    </m:rPr>
+                    <m:t>4</m:t>
+                  </m:r>
+                </m:sub>
+              </m:sSub>
+              <m:sSub>
+                <m:e>
+                  <m:r>
+                    <m:rPr>
+                      <m:sty m:val="p"/>
+                    </m:rPr>
+                    <m:t>)</m:t>
+                  </m:r>
+                </m:e>
+                <m:sub>
+                  <m:r>
+                    <m:rPr>
+                      <m:sty m:val="p"/>
+                    </m:rPr>
+                    <m:t>2</m:t>
+                  </m:r>
+                </m:sub>
+              </m:sSub>
+              <m:r>
+                <m:rPr>
+                  <m:sty m:val="p"/>
+                </m:rPr>
+                <m:t>⋅</m:t>
+              </m:r>
+              <m:r>
+                <m:rPr>
+                  <m:sty m:val="p"/>
+                </m:rPr>
+                <m:t>12</m:t>
+              </m:r>
+              <m:sSub>
+                <m:e>
+                  <m:r>
+                    <m:rPr>
+                      <m:sty m:val="p"/>
+                    </m:rPr>
+                    <m:t>H</m:t>
+                  </m:r>
+                </m:e>
+                <m:sub>
+                  <m:r>
+                    <m:rPr>
+                      <m:sty m:val="p"/>
+                    </m:rPr>
+                    <m:t>2</m:t>
+                  </m:r>
+                </m:sub>
+              </m:sSub>
+              <m:r>
+                <m:rPr>
+                  <m:sty m:val="p"/>
+                </m:rPr>
+                <m:t>O</m:t>
+              </m:r>
+            </m:oMath>
+            <w:r>
+              <w:rPr>
+                <w:rFonts w:ascii="Times New Roman" w:hAnsi="Times New Roman" w:eastAsia="Times New Roman" w:cs="Times New Roman"/>
+              </w:rPr>
+              <w:t xml:space="preserve">​</w:t>
+            </w:r>
+          </w:p>
+        </w:tc>
+        <w:tc>
+          <w:tcPr/>
+          <w:p>
+            <w:pPr>
+              <w:pStyle w:val="Compact"/>
+              <w:jc w:val="center"/>
+            </w:pPr>
+            <w:r>
+              <w:rPr>
+                <w:rFonts w:hint="eastAsia" w:ascii="Times New Roman" w:hAnsi="Times New Roman" w:eastAsia="FangSong" w:cs="Times New Roman"/>
+              </w:rPr>
+              <w:t xml:space="preserve">明矾</w:t>
+            </w:r>
+          </w:p>
+        </w:tc>
+        <w:tc>
+          <w:tcPr/>
+          <w:p>
+            <w:pPr>
+              <w:pStyle w:val="Compact"/>
+              <w:jc w:val="center"/>
+            </w:pPr>
+            <w:r>
+              <w:rPr>
+                <w:rFonts w:hint="eastAsia" w:ascii="Times New Roman" w:hAnsi="Times New Roman" w:eastAsia="FangSong" w:cs="Times New Roman"/>
+              </w:rPr>
+              <w:t xml:space="preserve">无色八面体晶体</w:t>
+            </w:r>
+          </w:p>
+        </w:tc>
+        <w:tc>
+          <w:tcPr/>
+          <w:p>
+            <w:pPr>
+              <w:pStyle w:val="Compact"/>
+              <w:jc w:val="center"/>
+            </w:pPr>
+            <w:r>
+              <w:rPr>
+                <w:rFonts w:hint="eastAsia" w:ascii="Times New Roman" w:hAnsi="Times New Roman" w:eastAsia="FangSong" w:cs="Times New Roman"/>
+              </w:rPr>
+              <w:t>水解生成胶体</w:t>
+            </w:r>
+            <w:r>
+              <w:rPr>
+                <w:rFonts w:hint="eastAsia" w:ascii="Times New Roman" w:hAnsi="Times New Roman" w:eastAsia="Times New Roman" w:cs="Times New Roman"/>
+              </w:rPr>
+              <w:t>、</w:t>
+            </w:r>
+            <w:r>
+              <w:rPr>
+                <w:rFonts w:hint="eastAsia" w:ascii="Times New Roman" w:hAnsi="Times New Roman" w:eastAsia="FangSong" w:cs="Times New Roman"/>
+              </w:rPr>
+              <w:t>净水</w:t>
+            </w:r>
+          </w:p>
+        </w:tc>
+        <w:tc>
+          <w:tcPr/>
+          <w:p>
+            <w:pPr>
+              <w:pStyle w:val="Compact"/>
+              <w:jc w:val="center"/>
+            </w:pPr>
+            <m:oMath>
+              <m:r>
+                <m:rPr>
+                  <m:sty m:val="p"/>
+                </m:rPr>
+                <m:t>A</m:t>
+              </m:r>
+              <m:sSup>
+                <m:e>
+                  <m:r>
+                    <m:rPr>
+                      <m:sty m:val="p"/>
+                    </m:rPr>
+                    <m:t>l</m:t>
+                  </m:r>
+                </m:e>
+                <m:sup>
+                  <m:r>
+                    <m:rPr>
+                      <m:sty m:val="p"/>
+                    </m:rPr>
+                    <m:t>3</m:t>
+                  </m:r>
+                  <m:r>
+                    <m:rPr>
+                      <m:sty m:val="p"/>
+                    </m:rPr>
+                    <m:t>+</m:t>
+                  </m:r>
+                </m:sup>
+              </m:sSup>
+              <m:r>
+                <m:rPr>
+                  <m:sty m:val="p"/>
+                </m:rPr>
+                <m:t>+</m:t>
+              </m:r>
+              <m:r>
+                <m:rPr>
+                  <m:sty m:val="p"/>
+                </m:rPr>
+                <m:t>3</m:t>
+              </m:r>
+              <m:sSub>
+                <m:e>
+                  <m:r>
+                    <m:rPr>
+                      <m:sty m:val="p"/>
+                    </m:rPr>
+                    <m:t>H</m:t>
+                  </m:r>
+                </m:e>
+                <m:sub>
+                  <m:r>
+                    <m:rPr>
+                      <m:sty m:val="p"/>
+                    </m:rPr>
+                    <m:t>2</m:t>
+                  </m:r>
+                </m:sub>
+              </m:sSub>
+              <m:r>
+                <m:rPr>
+                  <m:sty m:val="p"/>
+                </m:rPr>
+                <m:t>O</m:t>
+              </m:r>
+              <m:r>
+                <m:rPr>
+                  <m:sty m:val="p"/>
+                </m:rPr>
+                <m:t>⇌</m:t>
+              </m:r>
+              <m:r>
+                <m:rPr>
+                  <m:sty m:val="p"/>
+                </m:rPr>
+                <m:t>A</m:t>
+              </m:r>
+              <m:r>
+                <m:rPr>
+                  <m:sty m:val="p"/>
+                </m:rPr>
+                <m:t>l</m:t>
+              </m:r>
+              <m:r>
+                <m:rPr>
+                  <m:sty m:val="p"/>
+                </m:rPr>
+                <m:t>(</m:t>
+              </m:r>
+              <m:r>
+                <m:rPr>
+                  <m:sty m:val="p"/>
+                </m:rPr>
+                <m:t>O</m:t>
+              </m:r>
+              <m:r>
+                <m:rPr>
+                  <m:sty m:val="p"/>
+                </m:rPr>
+                <m:t>H</m:t>
+              </m:r>
+              <m:sSub>
+                <m:e>
+                  <m:r>
+                    <m:rPr>
+                      <m:sty m:val="p"/>
+                    </m:rPr>
+                    <m:t>)</m:t>
+                  </m:r>
+                </m:e>
+                <m:sub>
+                  <m:r>
+                    <m:rPr>
+                      <m:sty m:val="p"/>
+                    </m:rPr>
+                    <m:t>3</m:t>
+                  </m:r>
+                </m:sub>
+              </m:sSub>
+              <m:r>
+                <m:rPr>
+                  <m:sty m:val="p"/>
+                </m:rPr>
+                <m:t>+</m:t>
+              </m:r>
+              <m:r>
+                <m:rPr>
+                  <m:sty m:val="p"/>
+                </m:rPr>
+                <m:t>3</m:t>
+              </m:r>
+              <m:sSup>
+                <m:e>
+                  <m:r>
+                    <m:rPr>
+                      <m:sty m:val="p"/>
+                    </m:rPr>
+                    <m:t>H</m:t>
+                  </m:r>
+                </m:e>
+                <m:sup>
+                  <m:r>
+                    <m:rPr>
+                      <m:sty m:val="p"/>
+                    </m:rPr>
+                    <m:t>+</m:t>
+                  </m:r>
+                </m:sup>
+              </m:sSup>
+            </m:oMath>
+            <w:r>
+              <w:rPr>
+                <w:rFonts w:ascii="Times New Roman" w:hAnsi="Times New Roman" w:eastAsia="Times New Roman" w:cs="Times New Roman"/>
+              </w:rPr>
+              <w:t xml:space="preserve">​</w:t>
+            </w:r>
+          </w:p>
+        </w:tc>
+      </w:tr>
+      <w:tr>
+        <w:tc>
+          <w:tcPr/>
+          <w:p>
+            <w:pPr>
+              <w:pStyle w:val="Compact"/>
+              <w:jc w:val="center"/>
+            </w:pPr>
+            <m:oMath>
+              <m:r>
+                <m:rPr>
+                  <m:sty m:val="p"/>
+                </m:rPr>
+                <m:t>A</m:t>
+              </m:r>
+              <m:sSub>
+                <m:e>
+                  <m:r>
+                    <m:rPr>
+                      <m:sty m:val="p"/>
+                    </m:rPr>
+                    <m:t>l</m:t>
+                  </m:r>
+                </m:e>
+                <m:sub>
+                  <m:r>
+                    <m:rPr>
+                      <m:sty m:val="p"/>
+                    </m:rPr>
+                    <m:t>4</m:t>
+                  </m:r>
+                </m:sub>
+              </m:sSub>
+              <m:sSub>
+                <m:e>
+                  <m:r>
+                    <m:rPr>
+                      <m:sty m:val="p"/>
+                    </m:rPr>
+                    <m:t>C</m:t>
+                  </m:r>
+                </m:e>
+                <m:sub>
+                  <m:r>
+                    <m:rPr>
+                      <m:sty m:val="p"/>
+                    </m:rPr>
+                    <m:t>3</m:t>
+                  </m:r>
+                </m:sub>
+              </m:sSub>
+            </m:oMath>
+            <w:r>
+              <w:rPr>
+                <w:rFonts w:ascii="Times New Roman" w:hAnsi="Times New Roman" w:eastAsia="Times New Roman" w:cs="Times New Roman"/>
+              </w:rPr>
+              <w:t xml:space="preserve">​</w:t>
+            </w:r>
+          </w:p>
+        </w:tc>
+        <w:tc>
+          <w:tcPr/>
+          <w:p>
+            <w:pPr>
+              <w:pStyle w:val="Compact"/>
+              <w:jc w:val="center"/>
+            </w:pPr>
+            <w:r>
+              <w:rPr>
+                <w:rFonts w:hint="eastAsia" w:ascii="Times New Roman" w:hAnsi="Times New Roman" w:eastAsia="FangSong" w:cs="Times New Roman"/>
+              </w:rPr>
+              <w:t xml:space="preserve">碳化铝</w:t>
+            </w:r>
+          </w:p>
+        </w:tc>
+        <w:tc>
+          <w:tcPr/>
+          <w:p>
+            <w:pPr>
+              <w:pStyle w:val="Compact"/>
+              <w:jc w:val="center"/>
+            </w:pPr>
+            <w:r>
+              <w:rPr>
+                <w:rFonts w:hint="eastAsia" w:ascii="Times New Roman" w:hAnsi="Times New Roman" w:eastAsia="FangSong" w:cs="Times New Roman"/>
+              </w:rPr>
+              <w:t xml:space="preserve">淡黄色晶体</w:t>
+            </w:r>
+          </w:p>
+        </w:tc>
+        <w:tc>
+          <w:tcPr/>
+          <w:p>
+            <w:pPr>
+              <w:pStyle w:val="Compact"/>
+              <w:jc w:val="center"/>
+            </w:pPr>
+            <w:r>
+              <w:rPr>
+                <w:rFonts w:hint="eastAsia" w:ascii="Times New Roman" w:hAnsi="Times New Roman" w:eastAsia="FangSong" w:cs="Times New Roman"/>
+              </w:rPr>
+              <w:t xml:space="preserve">遇水放出甲烷</w:t>
+            </w:r>
+          </w:p>
+        </w:tc>
+        <w:tc>
+          <w:tcPr/>
+          <w:p>
+            <w:pPr>
+              <w:pStyle w:val="Compact"/>
+              <w:jc w:val="center"/>
+            </w:pPr>
+            <m:oMath>
+              <m:r>
+                <m:rPr>
+                  <m:sty m:val="p"/>
+                </m:rPr>
+                <m:t>A</m:t>
+              </m:r>
+              <m:sSub>
+                <m:e>
+                  <m:r>
+                    <m:rPr>
+                      <m:sty m:val="p"/>
+                    </m:rPr>
+                    <m:t>l</m:t>
+                  </m:r>
+                </m:e>
+                <m:sub>
+                  <m:r>
+                    <m:rPr>
+                      <m:sty m:val="p"/>
+                    </m:rPr>
+                    <m:t>4</m:t>
+                  </m:r>
+                </m:sub>
+              </m:sSub>
+              <m:sSub>
+                <m:e>
+                  <m:r>
+                    <m:rPr>
+                      <m:sty m:val="p"/>
+                    </m:rPr>
+                    <m:t>C</m:t>
+                  </m:r>
+                </m:e>
+                <m:sub>
+                  <m:r>
+                    <m:rPr>
+                      <m:sty m:val="p"/>
+                    </m:rPr>
+                    <m:t>3</m:t>
+                  </m:r>
+                </m:sub>
+              </m:sSub>
+              <m:r>
+                <m:rPr>
+                  <m:sty m:val="p"/>
+                </m:rPr>
+                <m:t>+</m:t>
+              </m:r>
+              <m:r>
+                <m:rPr>
+                  <m:sty m:val="p"/>
+                </m:rPr>
+                <m:t>12</m:t>
+              </m:r>
+              <m:sSub>
+                <m:e>
+                  <m:r>
+                    <m:rPr>
+                      <m:sty m:val="p"/>
+                    </m:rPr>
+                    <m:t>H</m:t>
+                  </m:r>
+                </m:e>
+                <m:sub>
+                  <m:r>
+                    <m:rPr>
+                      <m:sty m:val="p"/>
+                    </m:rPr>
+                    <m:t>2</m:t>
+                  </m:r>
+                </m:sub>
+              </m:sSub>
+              <m:r>
+                <m:rPr>
+                  <m:sty m:val="p"/>
+                </m:rPr>
+                <m:t>O</m:t>
+              </m:r>
+              <m:r>
+                <m:rPr>
+                  <m:sty m:val="p"/>
+                </m:rPr>
+                <m:t>→</m:t>
+              </m:r>
+              <m:r>
+                <m:rPr>
+                  <m:sty m:val="p"/>
+                </m:rPr>
+                <m:t>4</m:t>
+              </m:r>
+              <m:r>
+                <m:rPr>
+                  <m:sty m:val="p"/>
+                </m:rPr>
+                <m:t>A</m:t>
+              </m:r>
+              <m:r>
+                <m:rPr>
+                  <m:sty m:val="p"/>
+                </m:rPr>
+                <m:t>l</m:t>
+              </m:r>
+              <m:r>
+                <m:rPr>
+                  <m:sty m:val="p"/>
+                </m:rPr>
+                <m:t>(</m:t>
+              </m:r>
+              <m:r>
+                <m:rPr>
+                  <m:sty m:val="p"/>
+                </m:rPr>
+                <m:t>O</m:t>
+              </m:r>
+              <m:r>
+                <m:rPr>
+                  <m:sty m:val="p"/>
+                </m:rPr>
+                <m:t>H</m:t>
+              </m:r>
+              <m:sSub>
+                <m:e>
+                  <m:r>
+                    <m:rPr>
+                      <m:sty m:val="p"/>
+                    </m:rPr>
+                    <m:t>)</m:t>
+                  </m:r>
+                </m:e>
+                <m:sub>
+                  <m:r>
+                    <m:rPr>
+                      <m:sty m:val="p"/>
+                    </m:rPr>
+                    <m:t>3</m:t>
+                  </m:r>
+                </m:sub>
+              </m:sSub>
+              <m:r>
+                <m:rPr>
+                  <m:sty m:val="p"/>
+                </m:rPr>
+                <m:t>↓</m:t>
+              </m:r>
+              <m:r>
+                <m:rPr>
+                  <m:sty m:val="p"/>
+                </m:rPr>
+                <m:t>+</m:t>
+              </m:r>
+              <m:r>
+                <m:rPr>
+                  <m:sty m:val="p"/>
+                </m:rPr>
+                <m:t>3</m:t>
+              </m:r>
+              <m:r>
+                <m:rPr>
+                  <m:sty m:val="p"/>
+                </m:rPr>
+                <m:t>C</m:t>
+              </m:r>
+              <m:sSub>
+                <m:e>
+                  <m:r>
+                    <m:rPr>
+                      <m:sty m:val="p"/>
+                    </m:rPr>
+                    <m:t>H</m:t>
+                  </m:r>
+                </m:e>
+                <m:sub>
+                  <m:r>
+                    <m:rPr>
+                      <m:sty m:val="p"/>
+                    </m:rPr>
+                    <m:t>4</m:t>
+                  </m:r>
+                </m:sub>
+              </m:sSub>
+              <m:r>
+                <m:rPr>
+                  <m:sty m:val="p"/>
+                </m:rPr>
+                <m:t>↑</m:t>
+              </m:r>
+            </m:oMath>
+            <w:r>
+              <w:rPr>
+                <w:rFonts w:ascii="Times New Roman" w:hAnsi="Times New Roman" w:eastAsia="Times New Roman" w:cs="Times New Roman"/>
+              </w:rPr>
+              <w:t xml:space="preserve">​</w:t>
+            </w:r>
+          </w:p>
+        </w:tc>
+      </w:tr>
+    </w:tbl>
+    <w:bookmarkEnd w:id="107"/>
+    <w:bookmarkStart w:id="108" w:name="硼族反应方程式速查"/>
     <w:p>
       <w:pPr>
         <w:pStyle w:val="Heading3"/>
@@ -44391,9 +53616,9 @@
         </w:tc>
       </w:tr>
     </w:tbl>
-    <w:bookmarkEnd w:id="106"/>
-    <w:bookmarkEnd w:id="107"/>
-    <w:bookmarkStart w:id="108" w:name="课后习题"/>
+    <w:bookmarkEnd w:id="108"/>
+    <w:bookmarkEnd w:id="109"/>
+    <w:bookmarkStart w:id="110" w:name="课后习题"/>
     <w:p>
       <w:pPr>
         <w:pStyle w:val="Heading2"/>
@@ -50070,7 +59295,7 @@
         <w:pStyle w:val="BodyText"/>
       </w:pPr>
     </w:p>
-    <w:bookmarkEnd w:id="108"/>
+    <w:bookmarkEnd w:id="110"/>
     <w:sectPr>
       <w:footerReference w:type="default" r:id="rId10"/>
       <w:footnotePr>

--- a/06-学生侧材料/讲义/学生专用版/5-无机化学/碳族与硼族元素-超级充实版（学生专用版）.docx
+++ b/06-学生侧材料/讲义/学生专用版/5-无机化学/碳族与硼族元素-超级充实版（学生专用版）.docx
@@ -21,7 +21,7 @@
         <w:t xml:space="preserve">碳族元素通性与碳的同素异形体网络</w:t>
       </w:r>
     </w:p>
-    <w:bookmarkStart w:id="12" w:name="通性与成键特征"/>
+    <w:bookmarkStart w:id="9" w:name="通性与成键特征"/>
     <w:p>
       <w:pPr>
         <w:pStyle w:val="Heading3"/>
@@ -620,8 +620,7 @@
     <w:tbl>
       <w:tblPr>
         <w:tblStyle w:val="Table"/>
-        <w:tblW w:type="pct" w:w="5000"/>
-        <w:tblLayout w:type="fixed"/>
+        <w:tblW w:type="auto" w:w="0"/>
         <w:tblLook w:firstRow="1" w:lastRow="0" w:firstColumn="0" w:lastColumn="0" w:noHBand="0" w:noVBand="0" w:val="0020"/>
         <w:jc w:val="center"/>
         <w:tblBorders>
@@ -641,28 +640,6 @@
           <w:tblHeader w:val="on"/>
         </w:trPr>
         <w:tc>
-          <w:tcPr>
-            <w:tcBorders>
-              <w:bottom w:val="single" w:sz="6" w:space="0" w:color="333333"/>
-            </w:tcBorders>
-          </w:tcPr>
-          <w:p>
-            <w:pPr>
-              <w:pStyle w:val="Compact"/>
-              <w:jc w:val="center"/>
-            </w:pPr>
-            <w:r>
-              <w:rPr>
-                <w:rFonts w:hint="eastAsia" w:ascii="Times New Roman" w:hAnsi="Times New Roman" w:eastAsia="SimHei" w:cs="Times New Roman"/>
-                <w:b/>
-              </w:rPr>
-              <w:t xml:space="preserve">金刚石骨架</w:t>
-            </w:r>
-          </w:p>
-        </w:tc>
-      </w:tr>
-      <w:tr>
-        <w:tc>
           <w:tcPr/>
           <w:p>
             <w:pPr>
@@ -671,96 +648,17 @@
             </w:pPr>
             <w:r>
               <w:rPr>
-                <w:rFonts w:ascii="Times New Roman" w:hAnsi="Times New Roman" w:eastAsia="Times New Roman" w:cs="Times New Roman"/>
-              </w:rPr>
-              <w:drawing>
-                <wp:inline>
-                  <wp:extent cx="2667000" cy="2240280"/>
-                  <wp:effectExtent b="0" l="0" r="0" t="0"/>
-                  <wp:docPr descr="" title="" id="10" name="Picture"/>
-                  <a:graphic>
-                    <a:graphicData uri="http://schemas.openxmlformats.org/drawingml/2006/picture">
-                      <pic:pic>
-                        <pic:nvPicPr>
-                          <pic:cNvPr descr="e45fc8ba0b1f587a8ee2afd3b58f39294fc1d5d7d92aff920e18069285f70c1e.jpg" id="11" name="Picture"/>
-                          <pic:cNvPicPr>
-                            <a:picLocks noChangeArrowheads="1" noChangeAspect="1"/>
-                          </pic:cNvPicPr>
-                        </pic:nvPicPr>
-                        <pic:blipFill>
-                          <a:blip r:embed="rId9"/>
-                          <a:stretch>
-                            <a:fillRect/>
-                          </a:stretch>
-                        </pic:blipFill>
-                        <pic:spPr bwMode="auto">
-                          <a:xfrm>
-                            <a:off x="0" y="0"/>
-                            <a:ext cx="2667000" cy="2240280"/>
-                          </a:xfrm>
-                          <a:prstGeom prst="rect">
-                            <a:avLst/>
-                          </a:prstGeom>
-                          <a:noFill/>
-                          <a:ln w="9525">
-                            <a:noFill/>
-                            <a:headEnd/>
-                            <a:tailEnd/>
-                          </a:ln>
-                        </pic:spPr>
-                      </pic:pic>
-                    </a:graphicData>
-                  </a:graphic>
-                </wp:inline>
-              </w:drawing>
-            </w:r>
-          </w:p>
-        </w:tc>
-      </w:tr>
-      <w:tr>
-        <w:tc>
-          <w:tcPr/>
-          <w:p>
-            <w:pPr>
-              <w:pStyle w:val="Compact"/>
-              <w:jc w:val="center"/>
-            </w:pPr>
-            <w:r>
-              <w:rPr>
-                <w:rFonts w:ascii="Times New Roman" w:hAnsi="Times New Roman" w:eastAsia="Times New Roman" w:cs="Times New Roman"/>
-              </w:rPr>
-              <w:t xml:space="preserve">&gt; </w:t>
-            </w:r>
-            <w:r>
-              <w:rPr>
-                <w:rFonts w:hint="eastAsia" w:ascii="Times New Roman" w:hAnsi="Times New Roman" w:eastAsia="FangSong" w:cs="Times New Roman"/>
-              </w:rPr>
-              <w:t xml:space="preserve">图</w:t>
-            </w:r>
-            <w:r>
-              <w:rPr>
-                <w:rFonts w:ascii="Times New Roman" w:hAnsi="Times New Roman" w:eastAsia="Times New Roman" w:cs="Times New Roman"/>
-              </w:rPr>
-              <w:t xml:space="preserve"> </w:t>
-            </w:r>
-            <w:r>
-              <w:rPr>
-                <w:rFonts w:hint="eastAsia" w:ascii="Times New Roman" w:hAnsi="Times New Roman" w:eastAsia="Times New Roman" w:cs="Times New Roman"/>
-              </w:rPr>
-              <w:t>3-1：</w:t>
-            </w:r>
-            <w:r>
-              <w:rPr>
-                <w:rFonts w:hint="eastAsia" w:ascii="Times New Roman" w:hAnsi="Times New Roman" w:eastAsia="FangSong" w:cs="Times New Roman"/>
-              </w:rPr>
-              <w:t>金刚石的三维共价骨架</w:t>
+                <w:rFonts w:hint="eastAsia" w:ascii="Times New Roman" w:hAnsi="Times New Roman" w:eastAsia="SimHei" w:cs="Times New Roman"/>
+                <w:b/>
+              </w:rPr>
+              <w:t xml:space="preserve">金刚石骨架</w:t>
             </w:r>
           </w:p>
         </w:tc>
       </w:tr>
     </w:tbl>
-    <w:bookmarkEnd w:id="12"/>
-    <w:bookmarkStart w:id="16" w:name="金刚石"/>
+    <w:bookmarkEnd w:id="9"/>
+    <w:bookmarkStart w:id="13" w:name="金刚石"/>
     <w:p>
       <w:pPr>
         <w:pStyle w:val="Heading3"/>
@@ -782,6 +680,112 @@
     <w:p>
       <w:pPr>
         <w:pStyle w:val="FirstParagraph"/>
+        <w:spacing w:before="160" w:after="80"/>
+        <w:jc w:val="center"/>
+      </w:pPr>
+      <w:r>
+        <w:rPr>
+          <w:rFonts w:ascii="Times New Roman" w:hAnsi="Times New Roman" w:eastAsia="Times New Roman" w:cs="Times New Roman"/>
+        </w:rPr>
+        <w:drawing>
+          <wp:inline>
+            <wp:extent cx="2667000" cy="2240280"/>
+            <wp:effectExtent b="0" l="0" r="0" t="0"/>
+            <wp:docPr descr="" title="" id="11" name="Picture"/>
+            <a:graphic>
+              <a:graphicData uri="http://schemas.openxmlformats.org/drawingml/2006/picture">
+                <pic:pic>
+                  <pic:nvPicPr>
+                    <pic:cNvPr descr="e45fc8ba0b1f587a8ee2afd3b58f39294fc1d5d7d92aff920e18069285f70c1e.jpg" id="12" name="Picture"/>
+                    <pic:cNvPicPr>
+                      <a:picLocks noChangeArrowheads="1" noChangeAspect="1"/>
+                    </pic:cNvPicPr>
+                  </pic:nvPicPr>
+                  <pic:blipFill>
+                    <a:blip r:embed="rId10"/>
+                    <a:stretch>
+                      <a:fillRect/>
+                    </a:stretch>
+                  </pic:blipFill>
+                  <pic:spPr bwMode="auto">
+                    <a:xfrm>
+                      <a:off x="0" y="0"/>
+                      <a:ext cx="2667000" cy="2240280"/>
+                    </a:xfrm>
+                    <a:prstGeom prst="rect">
+                      <a:avLst/>
+                    </a:prstGeom>
+                    <a:noFill/>
+                    <a:ln w="9525">
+                      <a:noFill/>
+                      <a:headEnd/>
+                      <a:tailEnd/>
+                    </a:ln>
+                  </pic:spPr>
+                </pic:pic>
+              </a:graphicData>
+            </a:graphic>
+          </wp:inline>
+        </w:drawing>
+      </w:r>
+      <w:r>
+        <w:rPr>
+          <w:rFonts w:ascii="Times New Roman" w:hAnsi="Times New Roman" w:eastAsia="Times New Roman" w:cs="Times New Roman"/>
+        </w:rPr>
+        <w:t xml:space="preserve"> </w:t>
+      </w:r>
+      <w:r>
+        <w:rPr>
+          <w:rFonts w:ascii="Times New Roman" w:hAnsi="Times New Roman" w:eastAsia="Times New Roman" w:cs="Times New Roman"/>
+        </w:rPr>
+        <w:t xml:space="preserve">|</w:t>
+      </w:r>
+      <w:r>
+        <w:rPr>
+          <w:rFonts w:ascii="Times New Roman" w:hAnsi="Times New Roman" w:eastAsia="Times New Roman" w:cs="Times New Roman"/>
+        </w:rPr>
+        <w:br/>
+      </w:r>
+      <w:r>
+        <w:rPr>
+          <w:rFonts w:ascii="Times New Roman" w:hAnsi="Times New Roman" w:eastAsia="Times New Roman" w:cs="Times New Roman"/>
+        </w:rPr>
+        <w:t xml:space="preserve">&gt; </w:t>
+      </w:r>
+      <w:r>
+        <w:rPr>
+          <w:rFonts w:hint="eastAsia" w:ascii="Times New Roman" w:hAnsi="Times New Roman" w:eastAsia="FangSong" w:cs="Times New Roman"/>
+        </w:rPr>
+        <w:t xml:space="preserve">图</w:t>
+      </w:r>
+      <w:r>
+        <w:rPr>
+          <w:rFonts w:ascii="Times New Roman" w:hAnsi="Times New Roman" w:eastAsia="Times New Roman" w:cs="Times New Roman"/>
+        </w:rPr>
+        <w:t xml:space="preserve"> </w:t>
+      </w:r>
+      <w:r>
+        <w:rPr>
+          <w:rFonts w:hint="eastAsia" w:ascii="Times New Roman" w:hAnsi="Times New Roman" w:eastAsia="Times New Roman" w:cs="Times New Roman"/>
+        </w:rPr>
+        <w:t>3-1：</w:t>
+      </w:r>
+      <w:r>
+        <w:rPr>
+          <w:rFonts w:hint="eastAsia" w:ascii="Times New Roman" w:hAnsi="Times New Roman" w:eastAsia="FangSong" w:cs="Times New Roman"/>
+        </w:rPr>
+        <w:t>金刚石的三维共价骨架</w:t>
+      </w:r>
+      <w:r>
+        <w:rPr>
+          <w:rFonts w:ascii="Times New Roman" w:hAnsi="Times New Roman" w:eastAsia="Times New Roman" w:cs="Times New Roman"/>
+        </w:rPr>
+        <w:t xml:space="preserve"> |</w:t>
+      </w:r>
+    </w:p>
+    <w:p>
+      <w:pPr>
+        <w:pStyle w:val="BodyText"/>
         <w:spacing w:after="80"/>
         <w:ind w:firstLine="420"/>
       </w:pPr>
@@ -1200,8 +1204,7 @@
     <w:tbl>
       <w:tblPr>
         <w:tblStyle w:val="Table"/>
-        <w:tblW w:type="pct" w:w="5000"/>
-        <w:tblLayout w:type="fixed"/>
+        <w:tblW w:type="auto" w:w="0"/>
         <w:tblLook w:firstRow="1" w:lastRow="0" w:firstColumn="0" w:lastColumn="0" w:noHBand="0" w:noVBand="0" w:val="0020"/>
         <w:jc w:val="center"/>
         <w:tblBorders>
@@ -1221,28 +1224,6 @@
           <w:tblHeader w:val="on"/>
         </w:trPr>
         <w:tc>
-          <w:tcPr>
-            <w:tcBorders>
-              <w:bottom w:val="single" w:sz="6" w:space="0" w:color="333333"/>
-            </w:tcBorders>
-          </w:tcPr>
-          <w:p>
-            <w:pPr>
-              <w:pStyle w:val="Compact"/>
-              <w:jc w:val="center"/>
-            </w:pPr>
-            <w:r>
-              <w:rPr>
-                <w:rFonts w:hint="eastAsia" w:ascii="Times New Roman" w:hAnsi="Times New Roman" w:eastAsia="SimHei" w:cs="Times New Roman"/>
-                <w:b/>
-              </w:rPr>
-              <w:t xml:space="preserve">石墨层结构</w:t>
-            </w:r>
-          </w:p>
-        </w:tc>
-      </w:tr>
-      <w:tr>
-        <w:tc>
           <w:tcPr/>
           <w:p>
             <w:pPr>
@@ -1251,96 +1232,17 @@
             </w:pPr>
             <w:r>
               <w:rPr>
-                <w:rFonts w:ascii="Times New Roman" w:hAnsi="Times New Roman" w:eastAsia="Times New Roman" w:cs="Times New Roman"/>
-              </w:rPr>
-              <w:drawing>
-                <wp:inline>
-                  <wp:extent cx="2667000" cy="2463362"/>
-                  <wp:effectExtent b="0" l="0" r="0" t="0"/>
-                  <wp:docPr descr="" title="" id="14" name="Picture"/>
-                  <a:graphic>
-                    <a:graphicData uri="http://schemas.openxmlformats.org/drawingml/2006/picture">
-                      <pic:pic>
-                        <pic:nvPicPr>
-                          <pic:cNvPr descr="f6e5ed8edce10a77b628eb6eef3bc803a029b31b716c0b86c6ca720b7f2c1698.jpg" id="15" name="Picture"/>
-                          <pic:cNvPicPr>
-                            <a:picLocks noChangeArrowheads="1" noChangeAspect="1"/>
-                          </pic:cNvPicPr>
-                        </pic:nvPicPr>
-                        <pic:blipFill>
-                          <a:blip r:embed="rId13"/>
-                          <a:stretch>
-                            <a:fillRect/>
-                          </a:stretch>
-                        </pic:blipFill>
-                        <pic:spPr bwMode="auto">
-                          <a:xfrm>
-                            <a:off x="0" y="0"/>
-                            <a:ext cx="2667000" cy="2463362"/>
-                          </a:xfrm>
-                          <a:prstGeom prst="rect">
-                            <a:avLst/>
-                          </a:prstGeom>
-                          <a:noFill/>
-                          <a:ln w="9525">
-                            <a:noFill/>
-                            <a:headEnd/>
-                            <a:tailEnd/>
-                          </a:ln>
-                        </pic:spPr>
-                      </pic:pic>
-                    </a:graphicData>
-                  </a:graphic>
-                </wp:inline>
-              </w:drawing>
-            </w:r>
-          </w:p>
-        </w:tc>
-      </w:tr>
-      <w:tr>
-        <w:tc>
-          <w:tcPr/>
-          <w:p>
-            <w:pPr>
-              <w:pStyle w:val="Compact"/>
-              <w:jc w:val="center"/>
-            </w:pPr>
-            <w:r>
-              <w:rPr>
-                <w:rFonts w:ascii="Times New Roman" w:hAnsi="Times New Roman" w:eastAsia="Times New Roman" w:cs="Times New Roman"/>
-              </w:rPr>
-              <w:t xml:space="preserve">&gt; </w:t>
-            </w:r>
-            <w:r>
-              <w:rPr>
-                <w:rFonts w:hint="eastAsia" w:ascii="Times New Roman" w:hAnsi="Times New Roman" w:eastAsia="FangSong" w:cs="Times New Roman"/>
-              </w:rPr>
-              <w:t xml:space="preserve">图</w:t>
-            </w:r>
-            <w:r>
-              <w:rPr>
-                <w:rFonts w:ascii="Times New Roman" w:hAnsi="Times New Roman" w:eastAsia="Times New Roman" w:cs="Times New Roman"/>
-              </w:rPr>
-              <w:t xml:space="preserve"> </w:t>
-            </w:r>
-            <w:r>
-              <w:rPr>
-                <w:rFonts w:hint="eastAsia" w:ascii="Times New Roman" w:hAnsi="Times New Roman" w:eastAsia="Times New Roman" w:cs="Times New Roman"/>
-              </w:rPr>
-              <w:t>3-2：</w:t>
-            </w:r>
-            <w:r>
-              <w:rPr>
-                <w:rFonts w:hint="eastAsia" w:ascii="Times New Roman" w:hAnsi="Times New Roman" w:eastAsia="FangSong" w:cs="Times New Roman"/>
-              </w:rPr>
-              <w:t>石墨的层状六元环结构</w:t>
+                <w:rFonts w:hint="eastAsia" w:ascii="Times New Roman" w:hAnsi="Times New Roman" w:eastAsia="SimHei" w:cs="Times New Roman"/>
+                <w:b/>
+              </w:rPr>
+              <w:t xml:space="preserve">石墨层结构</w:t>
             </w:r>
           </w:p>
         </w:tc>
       </w:tr>
     </w:tbl>
-    <w:bookmarkEnd w:id="16"/>
-    <w:bookmarkStart w:id="20" w:name="石墨"/>
+    <w:bookmarkEnd w:id="13"/>
+    <w:bookmarkStart w:id="17" w:name="石墨"/>
     <w:p>
       <w:pPr>
         <w:pStyle w:val="Heading3"/>
@@ -1362,6 +1264,112 @@
     <w:p>
       <w:pPr>
         <w:pStyle w:val="FirstParagraph"/>
+        <w:spacing w:before="160" w:after="80"/>
+        <w:jc w:val="center"/>
+      </w:pPr>
+      <w:r>
+        <w:rPr>
+          <w:rFonts w:ascii="Times New Roman" w:hAnsi="Times New Roman" w:eastAsia="Times New Roman" w:cs="Times New Roman"/>
+        </w:rPr>
+        <w:drawing>
+          <wp:inline>
+            <wp:extent cx="2667000" cy="2463362"/>
+            <wp:effectExtent b="0" l="0" r="0" t="0"/>
+            <wp:docPr descr="" title="" id="15" name="Picture"/>
+            <a:graphic>
+              <a:graphicData uri="http://schemas.openxmlformats.org/drawingml/2006/picture">
+                <pic:pic>
+                  <pic:nvPicPr>
+                    <pic:cNvPr descr="f6e5ed8edce10a77b628eb6eef3bc803a029b31b716c0b86c6ca720b7f2c1698.jpg" id="16" name="Picture"/>
+                    <pic:cNvPicPr>
+                      <a:picLocks noChangeArrowheads="1" noChangeAspect="1"/>
+                    </pic:cNvPicPr>
+                  </pic:nvPicPr>
+                  <pic:blipFill>
+                    <a:blip r:embed="rId14"/>
+                    <a:stretch>
+                      <a:fillRect/>
+                    </a:stretch>
+                  </pic:blipFill>
+                  <pic:spPr bwMode="auto">
+                    <a:xfrm>
+                      <a:off x="0" y="0"/>
+                      <a:ext cx="2667000" cy="2463362"/>
+                    </a:xfrm>
+                    <a:prstGeom prst="rect">
+                      <a:avLst/>
+                    </a:prstGeom>
+                    <a:noFill/>
+                    <a:ln w="9525">
+                      <a:noFill/>
+                      <a:headEnd/>
+                      <a:tailEnd/>
+                    </a:ln>
+                  </pic:spPr>
+                </pic:pic>
+              </a:graphicData>
+            </a:graphic>
+          </wp:inline>
+        </w:drawing>
+      </w:r>
+      <w:r>
+        <w:rPr>
+          <w:rFonts w:ascii="Times New Roman" w:hAnsi="Times New Roman" w:eastAsia="Times New Roman" w:cs="Times New Roman"/>
+        </w:rPr>
+        <w:t xml:space="preserve"> </w:t>
+      </w:r>
+      <w:r>
+        <w:rPr>
+          <w:rFonts w:ascii="Times New Roman" w:hAnsi="Times New Roman" w:eastAsia="Times New Roman" w:cs="Times New Roman"/>
+        </w:rPr>
+        <w:t xml:space="preserve">|</w:t>
+      </w:r>
+      <w:r>
+        <w:rPr>
+          <w:rFonts w:ascii="Times New Roman" w:hAnsi="Times New Roman" w:eastAsia="Times New Roman" w:cs="Times New Roman"/>
+        </w:rPr>
+        <w:br/>
+      </w:r>
+      <w:r>
+        <w:rPr>
+          <w:rFonts w:ascii="Times New Roman" w:hAnsi="Times New Roman" w:eastAsia="Times New Roman" w:cs="Times New Roman"/>
+        </w:rPr>
+        <w:t xml:space="preserve">&gt; </w:t>
+      </w:r>
+      <w:r>
+        <w:rPr>
+          <w:rFonts w:hint="eastAsia" w:ascii="Times New Roman" w:hAnsi="Times New Roman" w:eastAsia="FangSong" w:cs="Times New Roman"/>
+        </w:rPr>
+        <w:t xml:space="preserve">图</w:t>
+      </w:r>
+      <w:r>
+        <w:rPr>
+          <w:rFonts w:ascii="Times New Roman" w:hAnsi="Times New Roman" w:eastAsia="Times New Roman" w:cs="Times New Roman"/>
+        </w:rPr>
+        <w:t xml:space="preserve"> </w:t>
+      </w:r>
+      <w:r>
+        <w:rPr>
+          <w:rFonts w:hint="eastAsia" w:ascii="Times New Roman" w:hAnsi="Times New Roman" w:eastAsia="Times New Roman" w:cs="Times New Roman"/>
+        </w:rPr>
+        <w:t>3-2：</w:t>
+      </w:r>
+      <w:r>
+        <w:rPr>
+          <w:rFonts w:hint="eastAsia" w:ascii="Times New Roman" w:hAnsi="Times New Roman" w:eastAsia="FangSong" w:cs="Times New Roman"/>
+        </w:rPr>
+        <w:t>石墨的层状六元环结构</w:t>
+      </w:r>
+      <w:r>
+        <w:rPr>
+          <w:rFonts w:ascii="Times New Roman" w:hAnsi="Times New Roman" w:eastAsia="Times New Roman" w:cs="Times New Roman"/>
+        </w:rPr>
+        <w:t xml:space="preserve"> |</w:t>
+      </w:r>
+    </w:p>
+    <w:p>
+      <w:pPr>
+        <w:pStyle w:val="BodyText"/>
         <w:spacing w:after="80"/>
         <w:ind w:firstLine="420"/>
       </w:pPr>
@@ -1940,8 +1948,7 @@
     <w:tbl>
       <w:tblPr>
         <w:tblStyle w:val="Table"/>
-        <w:tblW w:type="pct" w:w="5000"/>
-        <w:tblLayout w:type="fixed"/>
+        <w:tblW w:type="auto" w:w="0"/>
         <w:tblLook w:firstRow="1" w:lastRow="0" w:firstColumn="0" w:lastColumn="0" w:noHBand="0" w:noVBand="0" w:val="0020"/>
         <w:jc w:val="center"/>
         <w:tblBorders>
@@ -1961,50 +1968,6 @@
           <w:tblHeader w:val="on"/>
         </w:trPr>
         <w:tc>
-          <w:tcPr>
-            <w:tcBorders>
-              <w:bottom w:val="single" w:sz="6" w:space="0" w:color="333333"/>
-            </w:tcBorders>
-          </w:tcPr>
-          <w:p>
-            <w:pPr>
-              <w:pStyle w:val="Compact"/>
-              <w:jc w:val="center"/>
-            </w:pPr>
-            <w:r>
-              <w:rPr>
-                <w:rFonts w:ascii="Times New Roman" w:hAnsi="Times New Roman" w:eastAsia="Times New Roman" w:cs="Times New Roman"/>
-                <w:b/>
-              </w:rPr>
-              <w:t>C</w:t>
-            </w:r>
-            <w:r>
-              <w:rPr>
-                <w:rFonts w:ascii="Times New Roman" w:hAnsi="Times New Roman" w:eastAsia="Times New Roman" w:cs="Times New Roman"/>
-                <w:b/>
-                <w:vertAlign w:val="subscript"/>
-              </w:rPr>
-              <w:t>60</w:t>
-            </w:r>
-            <w:r>
-              <w:rPr>
-                <w:rFonts w:ascii="Times New Roman" w:hAnsi="Times New Roman" w:eastAsia="Times New Roman" w:cs="Times New Roman"/>
-                <w:b/>
-              </w:rPr>
-              <w:t xml:space="preserve"> </w:t>
-            </w:r>
-            <w:r>
-              <w:rPr>
-                <w:rFonts w:hint="eastAsia" w:ascii="Times New Roman" w:hAnsi="Times New Roman" w:eastAsia="SimHei" w:cs="Times New Roman"/>
-                <w:b/>
-              </w:rPr>
-              <w:t xml:space="preserve">骨架</w:t>
-            </w:r>
-          </w:p>
-        </w:tc>
-      </w:tr>
-      <w:tr>
-        <w:tc>
           <w:tcPr/>
           <w:p>
             <w:pPr>
@@ -2014,107 +1977,37 @@
             <w:r>
               <w:rPr>
                 <w:rFonts w:ascii="Times New Roman" w:hAnsi="Times New Roman" w:eastAsia="Times New Roman" w:cs="Times New Roman"/>
-              </w:rPr>
-              <w:drawing>
-                <wp:inline>
-                  <wp:extent cx="2667000" cy="2584715"/>
-                  <wp:effectExtent b="0" l="0" r="0" t="0"/>
-                  <wp:docPr descr="" title="" id="18" name="Picture"/>
-                  <a:graphic>
-                    <a:graphicData uri="http://schemas.openxmlformats.org/drawingml/2006/picture">
-                      <pic:pic>
-                        <pic:nvPicPr>
-                          <pic:cNvPr descr="3efff61f9cb3bcc10ebb63b82cabcce63a41402ca2926a858c05eaf9161a8ce4.jpg" id="19" name="Picture"/>
-                          <pic:cNvPicPr>
-                            <a:picLocks noChangeArrowheads="1" noChangeAspect="1"/>
-                          </pic:cNvPicPr>
-                        </pic:nvPicPr>
-                        <pic:blipFill>
-                          <a:blip r:embed="rId17"/>
-                          <a:stretch>
-                            <a:fillRect/>
-                          </a:stretch>
-                        </pic:blipFill>
-                        <pic:spPr bwMode="auto">
-                          <a:xfrm>
-                            <a:off x="0" y="0"/>
-                            <a:ext cx="2667000" cy="2584715"/>
-                          </a:xfrm>
-                          <a:prstGeom prst="rect">
-                            <a:avLst/>
-                          </a:prstGeom>
-                          <a:noFill/>
-                          <a:ln w="9525">
-                            <a:noFill/>
-                            <a:headEnd/>
-                            <a:tailEnd/>
-                          </a:ln>
-                        </pic:spPr>
-                      </pic:pic>
-                    </a:graphicData>
-                  </a:graphic>
-                </wp:inline>
-              </w:drawing>
-            </w:r>
-          </w:p>
-        </w:tc>
-      </w:tr>
-      <w:tr>
-        <w:tc>
-          <w:tcPr/>
-          <w:p>
-            <w:pPr>
-              <w:pStyle w:val="Compact"/>
-              <w:jc w:val="center"/>
-            </w:pPr>
+                <w:b/>
+              </w:rPr>
+              <w:t>C</w:t>
+            </w:r>
             <w:r>
               <w:rPr>
                 <w:rFonts w:ascii="Times New Roman" w:hAnsi="Times New Roman" w:eastAsia="Times New Roman" w:cs="Times New Roman"/>
-              </w:rPr>
-              <w:t xml:space="preserve">&gt; </w:t>
-            </w:r>
-            <w:r>
-              <w:rPr>
-                <w:rFonts w:hint="eastAsia" w:ascii="Times New Roman" w:hAnsi="Times New Roman" w:eastAsia="FangSong" w:cs="Times New Roman"/>
-              </w:rPr>
-              <w:t xml:space="preserve">图</w:t>
+                <w:b/>
+                <w:vertAlign w:val="subscript"/>
+              </w:rPr>
+              <w:t>60</w:t>
             </w:r>
             <w:r>
               <w:rPr>
                 <w:rFonts w:ascii="Times New Roman" w:hAnsi="Times New Roman" w:eastAsia="Times New Roman" w:cs="Times New Roman"/>
+                <w:b/>
               </w:rPr>
               <w:t xml:space="preserve"> </w:t>
             </w:r>
             <w:r>
               <w:rPr>
-                <w:rFonts w:hint="eastAsia" w:ascii="Times New Roman" w:hAnsi="Times New Roman" w:eastAsia="Times New Roman" w:cs="Times New Roman"/>
-              </w:rPr>
-              <w:t>3-3：C</w:t>
-            </w:r>
-            <w:r>
-              <w:rPr>
-                <w:rFonts w:hint="eastAsia" w:ascii="Times New Roman" w:hAnsi="Times New Roman" w:eastAsia="Times New Roman" w:cs="Times New Roman"/>
-                <w:vertAlign w:val="subscript"/>
-              </w:rPr>
-              <w:t>60</w:t>
-            </w:r>
-            <w:r>
-              <w:rPr>
-                <w:rFonts w:ascii="Times New Roman" w:hAnsi="Times New Roman" w:eastAsia="Times New Roman" w:cs="Times New Roman"/>
-              </w:rPr>
-              <w:t xml:space="preserve"> </w:t>
-            </w:r>
-            <w:r>
-              <w:rPr>
-                <w:rFonts w:hint="eastAsia" w:ascii="Times New Roman" w:hAnsi="Times New Roman" w:eastAsia="FangSong" w:cs="Times New Roman"/>
-              </w:rPr>
-              <w:t xml:space="preserve">的截角二十面体骨架</w:t>
+                <w:rFonts w:hint="eastAsia" w:ascii="Times New Roman" w:hAnsi="Times New Roman" w:eastAsia="SimHei" w:cs="Times New Roman"/>
+                <w:b/>
+              </w:rPr>
+              <w:t xml:space="preserve">骨架</w:t>
             </w:r>
           </w:p>
         </w:tc>
       </w:tr>
     </w:tbl>
-    <w:bookmarkEnd w:id="20"/>
+    <w:bookmarkEnd w:id="17"/>
     <w:bookmarkStart w:id="21" w:name="富勒烯与孤立五元环规则"/>
     <w:p>
       <w:pPr>
@@ -2137,6 +2030,125 @@
     <w:p>
       <w:pPr>
         <w:pStyle w:val="FirstParagraph"/>
+        <w:spacing w:before="160" w:after="80"/>
+        <w:jc w:val="center"/>
+      </w:pPr>
+      <w:r>
+        <w:rPr>
+          <w:rFonts w:ascii="Times New Roman" w:hAnsi="Times New Roman" w:eastAsia="Times New Roman" w:cs="Times New Roman"/>
+        </w:rPr>
+        <w:drawing>
+          <wp:inline>
+            <wp:extent cx="2667000" cy="2584715"/>
+            <wp:effectExtent b="0" l="0" r="0" t="0"/>
+            <wp:docPr descr="" title="" id="19" name="Picture"/>
+            <a:graphic>
+              <a:graphicData uri="http://schemas.openxmlformats.org/drawingml/2006/picture">
+                <pic:pic>
+                  <pic:nvPicPr>
+                    <pic:cNvPr descr="3efff61f9cb3bcc10ebb63b82cabcce63a41402ca2926a858c05eaf9161a8ce4.jpg" id="20" name="Picture"/>
+                    <pic:cNvPicPr>
+                      <a:picLocks noChangeArrowheads="1" noChangeAspect="1"/>
+                    </pic:cNvPicPr>
+                  </pic:nvPicPr>
+                  <pic:blipFill>
+                    <a:blip r:embed="rId18"/>
+                    <a:stretch>
+                      <a:fillRect/>
+                    </a:stretch>
+                  </pic:blipFill>
+                  <pic:spPr bwMode="auto">
+                    <a:xfrm>
+                      <a:off x="0" y="0"/>
+                      <a:ext cx="2667000" cy="2584715"/>
+                    </a:xfrm>
+                    <a:prstGeom prst="rect">
+                      <a:avLst/>
+                    </a:prstGeom>
+                    <a:noFill/>
+                    <a:ln w="9525">
+                      <a:noFill/>
+                      <a:headEnd/>
+                      <a:tailEnd/>
+                    </a:ln>
+                  </pic:spPr>
+                </pic:pic>
+              </a:graphicData>
+            </a:graphic>
+          </wp:inline>
+        </w:drawing>
+      </w:r>
+      <w:r>
+        <w:rPr>
+          <w:rFonts w:ascii="Times New Roman" w:hAnsi="Times New Roman" w:eastAsia="Times New Roman" w:cs="Times New Roman"/>
+        </w:rPr>
+        <w:t xml:space="preserve"> </w:t>
+      </w:r>
+      <w:r>
+        <w:rPr>
+          <w:rFonts w:ascii="Times New Roman" w:hAnsi="Times New Roman" w:eastAsia="Times New Roman" w:cs="Times New Roman"/>
+        </w:rPr>
+        <w:t xml:space="preserve">|</w:t>
+      </w:r>
+      <w:r>
+        <w:rPr>
+          <w:rFonts w:ascii="Times New Roman" w:hAnsi="Times New Roman" w:eastAsia="Times New Roman" w:cs="Times New Roman"/>
+        </w:rPr>
+        <w:br/>
+      </w:r>
+      <w:r>
+        <w:rPr>
+          <w:rFonts w:ascii="Times New Roman" w:hAnsi="Times New Roman" w:eastAsia="Times New Roman" w:cs="Times New Roman"/>
+        </w:rPr>
+        <w:t xml:space="preserve">&gt; </w:t>
+      </w:r>
+      <w:r>
+        <w:rPr>
+          <w:rFonts w:hint="eastAsia" w:ascii="Times New Roman" w:hAnsi="Times New Roman" w:eastAsia="FangSong" w:cs="Times New Roman"/>
+        </w:rPr>
+        <w:t xml:space="preserve">图</w:t>
+      </w:r>
+      <w:r>
+        <w:rPr>
+          <w:rFonts w:ascii="Times New Roman" w:hAnsi="Times New Roman" w:eastAsia="Times New Roman" w:cs="Times New Roman"/>
+        </w:rPr>
+        <w:t xml:space="preserve"> </w:t>
+      </w:r>
+      <w:r>
+        <w:rPr>
+          <w:rFonts w:hint="eastAsia" w:ascii="Times New Roman" w:hAnsi="Times New Roman" w:eastAsia="Times New Roman" w:cs="Times New Roman"/>
+        </w:rPr>
+        <w:t>3-3：C</w:t>
+      </w:r>
+      <w:r>
+        <w:rPr>
+          <w:rFonts w:hint="eastAsia" w:ascii="Times New Roman" w:hAnsi="Times New Roman" w:eastAsia="Times New Roman" w:cs="Times New Roman"/>
+          <w:vertAlign w:val="subscript"/>
+        </w:rPr>
+        <w:t>60</w:t>
+      </w:r>
+      <w:r>
+        <w:rPr>
+          <w:rFonts w:ascii="Times New Roman" w:hAnsi="Times New Roman" w:eastAsia="Times New Roman" w:cs="Times New Roman"/>
+        </w:rPr>
+        <w:t xml:space="preserve"> </w:t>
+      </w:r>
+      <w:r>
+        <w:rPr>
+          <w:rFonts w:hint="eastAsia" w:ascii="Times New Roman" w:hAnsi="Times New Roman" w:eastAsia="FangSong" w:cs="Times New Roman"/>
+        </w:rPr>
+        <w:t xml:space="preserve">的截角二十面体骨架</w:t>
+      </w:r>
+      <w:r>
+        <w:rPr>
+          <w:rFonts w:ascii="Times New Roman" w:hAnsi="Times New Roman" w:eastAsia="Times New Roman" w:cs="Times New Roman"/>
+        </w:rPr>
+        <w:t xml:space="preserve"> |</w:t>
+      </w:r>
+    </w:p>
+    <w:p>
+      <w:pPr>
+        <w:pStyle w:val="BodyText"/>
         <w:ind w:firstLine="420"/>
       </w:pPr>
       <w:r>
@@ -2654,7 +2666,7 @@
       </w:r>
     </w:p>
     <w:bookmarkEnd w:id="23"/>
-    <w:bookmarkStart w:id="27" w:name="一氧化碳的成键与配位"/>
+    <w:bookmarkStart w:id="24" w:name="一氧化碳的成键与配位"/>
     <w:p>
       <w:pPr>
         <w:pStyle w:val="Heading3"/>
@@ -3353,8 +3365,7 @@
     <w:tbl>
       <w:tblPr>
         <w:tblStyle w:val="Table"/>
-        <w:tblW w:type="pct" w:w="5000"/>
-        <w:tblLayout w:type="fixed"/>
+        <w:tblW w:type="auto" w:w="0"/>
         <w:tblLook w:firstRow="1" w:lastRow="0" w:firstColumn="0" w:lastColumn="0" w:noHBand="0" w:noVBand="0" w:val="0020"/>
         <w:jc w:val="center"/>
         <w:tblBorders>
@@ -3374,50 +3385,6 @@
           <w:tblHeader w:val="on"/>
         </w:trPr>
         <w:tc>
-          <w:tcPr>
-            <w:tcBorders>
-              <w:bottom w:val="single" w:sz="6" w:space="0" w:color="333333"/>
-            </w:tcBorders>
-          </w:tcPr>
-          <w:p>
-            <w:pPr>
-              <w:pStyle w:val="Compact"/>
-              <w:jc w:val="center"/>
-            </w:pPr>
-            <w:r>
-              <w:rPr>
-                <w:rFonts w:ascii="Times New Roman" w:hAnsi="Times New Roman" w:eastAsia="Times New Roman" w:cs="Times New Roman"/>
-                <w:b/>
-              </w:rPr>
-              <w:t>CO</w:t>
-            </w:r>
-            <w:r>
-              <w:rPr>
-                <w:rFonts w:ascii="Times New Roman" w:hAnsi="Times New Roman" w:eastAsia="Times New Roman" w:cs="Times New Roman"/>
-                <w:b/>
-                <w:vertAlign w:val="subscript"/>
-              </w:rPr>
-              <w:t>2</w:t>
-            </w:r>
-            <w:r>
-              <w:rPr>
-                <w:rFonts w:ascii="Times New Roman" w:hAnsi="Times New Roman" w:eastAsia="Times New Roman" w:cs="Times New Roman"/>
-                <w:b/>
-              </w:rPr>
-              <w:t xml:space="preserve"> </w:t>
-            </w:r>
-            <w:r>
-              <w:rPr>
-                <w:rFonts w:hint="eastAsia" w:ascii="Times New Roman" w:hAnsi="Times New Roman" w:eastAsia="SimHei" w:cs="Times New Roman"/>
-                <w:b/>
-              </w:rPr>
-              <w:t xml:space="preserve">晶胞</w:t>
-            </w:r>
-          </w:p>
-        </w:tc>
-      </w:tr>
-      <w:tr>
-        <w:tc>
           <w:tcPr/>
           <w:p>
             <w:pPr>
@@ -3427,108 +3394,38 @@
             <w:r>
               <w:rPr>
                 <w:rFonts w:ascii="Times New Roman" w:hAnsi="Times New Roman" w:eastAsia="Times New Roman" w:cs="Times New Roman"/>
-              </w:rPr>
-              <w:drawing>
-                <wp:inline>
-                  <wp:extent cx="2667000" cy="2206510"/>
-                  <wp:effectExtent b="0" l="0" r="0" t="0"/>
-                  <wp:docPr descr="" title="" id="25" name="Picture"/>
-                  <a:graphic>
-                    <a:graphicData uri="http://schemas.openxmlformats.org/drawingml/2006/picture">
-                      <pic:pic>
-                        <pic:nvPicPr>
-                          <pic:cNvPr descr="37ee95c5f40e7cad3dafca4b5be3a6cc8213c3cd34a16453130dd0b5c6105b3b.jpg" id="26" name="Picture"/>
-                          <pic:cNvPicPr>
-                            <a:picLocks noChangeArrowheads="1" noChangeAspect="1"/>
-                          </pic:cNvPicPr>
-                        </pic:nvPicPr>
-                        <pic:blipFill>
-                          <a:blip r:embed="rId24"/>
-                          <a:stretch>
-                            <a:fillRect/>
-                          </a:stretch>
-                        </pic:blipFill>
-                        <pic:spPr bwMode="auto">
-                          <a:xfrm>
-                            <a:off x="0" y="0"/>
-                            <a:ext cx="2667000" cy="2206510"/>
-                          </a:xfrm>
-                          <a:prstGeom prst="rect">
-                            <a:avLst/>
-                          </a:prstGeom>
-                          <a:noFill/>
-                          <a:ln w="9525">
-                            <a:noFill/>
-                            <a:headEnd/>
-                            <a:tailEnd/>
-                          </a:ln>
-                        </pic:spPr>
-                      </pic:pic>
-                    </a:graphicData>
-                  </a:graphic>
-                </wp:inline>
-              </w:drawing>
-            </w:r>
-          </w:p>
-        </w:tc>
-      </w:tr>
-      <w:tr>
-        <w:tc>
-          <w:tcPr/>
-          <w:p>
-            <w:pPr>
-              <w:pStyle w:val="Compact"/>
-              <w:jc w:val="center"/>
-            </w:pPr>
+                <w:b/>
+              </w:rPr>
+              <w:t>CO</w:t>
+            </w:r>
             <w:r>
               <w:rPr>
                 <w:rFonts w:ascii="Times New Roman" w:hAnsi="Times New Roman" w:eastAsia="Times New Roman" w:cs="Times New Roman"/>
-              </w:rPr>
-              <w:t xml:space="preserve">&gt; </w:t>
-            </w:r>
-            <w:r>
-              <w:rPr>
-                <w:rFonts w:hint="eastAsia" w:ascii="Times New Roman" w:hAnsi="Times New Roman" w:eastAsia="FangSong" w:cs="Times New Roman"/>
-              </w:rPr>
-              <w:t xml:space="preserve">图</w:t>
+                <w:b/>
+                <w:vertAlign w:val="subscript"/>
+              </w:rPr>
+              <w:t>2</w:t>
             </w:r>
             <w:r>
               <w:rPr>
                 <w:rFonts w:ascii="Times New Roman" w:hAnsi="Times New Roman" w:eastAsia="Times New Roman" w:cs="Times New Roman"/>
+                <w:b/>
               </w:rPr>
               <w:t xml:space="preserve"> </w:t>
             </w:r>
             <w:r>
               <w:rPr>
-                <w:rFonts w:hint="eastAsia" w:ascii="Times New Roman" w:hAnsi="Times New Roman" w:eastAsia="Times New Roman" w:cs="Times New Roman"/>
-              </w:rPr>
-              <w:t>3-4：CO</w:t>
-            </w:r>
-            <w:r>
-              <w:rPr>
-                <w:rFonts w:hint="eastAsia" w:ascii="Times New Roman" w:hAnsi="Times New Roman" w:eastAsia="Times New Roman" w:cs="Times New Roman"/>
-                <w:vertAlign w:val="subscript"/>
-              </w:rPr>
-              <w:t>2</w:t>
-            </w:r>
-            <w:r>
-              <w:rPr>
-                <w:rFonts w:ascii="Times New Roman" w:hAnsi="Times New Roman" w:eastAsia="Times New Roman" w:cs="Times New Roman"/>
-              </w:rPr>
-              <w:t xml:space="preserve"> </w:t>
-            </w:r>
-            <w:r>
-              <w:rPr>
-                <w:rFonts w:hint="eastAsia" w:ascii="Times New Roman" w:hAnsi="Times New Roman" w:eastAsia="FangSong" w:cs="Times New Roman"/>
-              </w:rPr>
-              <w:t xml:space="preserve">分子晶体的晶胞取向</w:t>
+                <w:rFonts w:hint="eastAsia" w:ascii="Times New Roman" w:hAnsi="Times New Roman" w:eastAsia="SimHei" w:cs="Times New Roman"/>
+                <w:b/>
+              </w:rPr>
+              <w:t xml:space="preserve">晶胞</w:t>
             </w:r>
           </w:p>
         </w:tc>
       </w:tr>
     </w:tbl>
-    <w:bookmarkEnd w:id="27"/>
-    <w:bookmarkStart w:id="34" w:name="二氧化碳的结构与相图"/>
+    <w:bookmarkEnd w:id="24"/>
+    <w:bookmarkStart w:id="31" w:name="二氧化碳的结构与相图"/>
     <w:p>
       <w:pPr>
         <w:pStyle w:val="Heading3"/>
@@ -3550,6 +3447,125 @@
     <w:p>
       <w:pPr>
         <w:pStyle w:val="FirstParagraph"/>
+        <w:spacing w:before="160" w:after="80"/>
+        <w:jc w:val="center"/>
+      </w:pPr>
+      <w:r>
+        <w:rPr>
+          <w:rFonts w:ascii="Times New Roman" w:hAnsi="Times New Roman" w:eastAsia="Times New Roman" w:cs="Times New Roman"/>
+        </w:rPr>
+        <w:drawing>
+          <wp:inline>
+            <wp:extent cx="2667000" cy="2206510"/>
+            <wp:effectExtent b="0" l="0" r="0" t="0"/>
+            <wp:docPr descr="" title="" id="26" name="Picture"/>
+            <a:graphic>
+              <a:graphicData uri="http://schemas.openxmlformats.org/drawingml/2006/picture">
+                <pic:pic>
+                  <pic:nvPicPr>
+                    <pic:cNvPr descr="37ee95c5f40e7cad3dafca4b5be3a6cc8213c3cd34a16453130dd0b5c6105b3b.jpg" id="27" name="Picture"/>
+                    <pic:cNvPicPr>
+                      <a:picLocks noChangeArrowheads="1" noChangeAspect="1"/>
+                    </pic:cNvPicPr>
+                  </pic:nvPicPr>
+                  <pic:blipFill>
+                    <a:blip r:embed="rId25"/>
+                    <a:stretch>
+                      <a:fillRect/>
+                    </a:stretch>
+                  </pic:blipFill>
+                  <pic:spPr bwMode="auto">
+                    <a:xfrm>
+                      <a:off x="0" y="0"/>
+                      <a:ext cx="2667000" cy="2206510"/>
+                    </a:xfrm>
+                    <a:prstGeom prst="rect">
+                      <a:avLst/>
+                    </a:prstGeom>
+                    <a:noFill/>
+                    <a:ln w="9525">
+                      <a:noFill/>
+                      <a:headEnd/>
+                      <a:tailEnd/>
+                    </a:ln>
+                  </pic:spPr>
+                </pic:pic>
+              </a:graphicData>
+            </a:graphic>
+          </wp:inline>
+        </w:drawing>
+      </w:r>
+      <w:r>
+        <w:rPr>
+          <w:rFonts w:ascii="Times New Roman" w:hAnsi="Times New Roman" w:eastAsia="Times New Roman" w:cs="Times New Roman"/>
+        </w:rPr>
+        <w:t xml:space="preserve"> </w:t>
+      </w:r>
+      <w:r>
+        <w:rPr>
+          <w:rFonts w:ascii="Times New Roman" w:hAnsi="Times New Roman" w:eastAsia="Times New Roman" w:cs="Times New Roman"/>
+        </w:rPr>
+        <w:t xml:space="preserve">|</w:t>
+      </w:r>
+      <w:r>
+        <w:rPr>
+          <w:rFonts w:ascii="Times New Roman" w:hAnsi="Times New Roman" w:eastAsia="Times New Roman" w:cs="Times New Roman"/>
+        </w:rPr>
+        <w:br/>
+      </w:r>
+      <w:r>
+        <w:rPr>
+          <w:rFonts w:ascii="Times New Roman" w:hAnsi="Times New Roman" w:eastAsia="Times New Roman" w:cs="Times New Roman"/>
+        </w:rPr>
+        <w:t xml:space="preserve">&gt; </w:t>
+      </w:r>
+      <w:r>
+        <w:rPr>
+          <w:rFonts w:hint="eastAsia" w:ascii="Times New Roman" w:hAnsi="Times New Roman" w:eastAsia="FangSong" w:cs="Times New Roman"/>
+        </w:rPr>
+        <w:t xml:space="preserve">图</w:t>
+      </w:r>
+      <w:r>
+        <w:rPr>
+          <w:rFonts w:ascii="Times New Roman" w:hAnsi="Times New Roman" w:eastAsia="Times New Roman" w:cs="Times New Roman"/>
+        </w:rPr>
+        <w:t xml:space="preserve"> </w:t>
+      </w:r>
+      <w:r>
+        <w:rPr>
+          <w:rFonts w:hint="eastAsia" w:ascii="Times New Roman" w:hAnsi="Times New Roman" w:eastAsia="Times New Roman" w:cs="Times New Roman"/>
+        </w:rPr>
+        <w:t>3-4：CO</w:t>
+      </w:r>
+      <w:r>
+        <w:rPr>
+          <w:rFonts w:hint="eastAsia" w:ascii="Times New Roman" w:hAnsi="Times New Roman" w:eastAsia="Times New Roman" w:cs="Times New Roman"/>
+          <w:vertAlign w:val="subscript"/>
+        </w:rPr>
+        <w:t>2</w:t>
+      </w:r>
+      <w:r>
+        <w:rPr>
+          <w:rFonts w:ascii="Times New Roman" w:hAnsi="Times New Roman" w:eastAsia="Times New Roman" w:cs="Times New Roman"/>
+        </w:rPr>
+        <w:t xml:space="preserve"> </w:t>
+      </w:r>
+      <w:r>
+        <w:rPr>
+          <w:rFonts w:hint="eastAsia" w:ascii="Times New Roman" w:hAnsi="Times New Roman" w:eastAsia="FangSong" w:cs="Times New Roman"/>
+        </w:rPr>
+        <w:t xml:space="preserve">分子晶体的晶胞取向</w:t>
+      </w:r>
+      <w:r>
+        <w:rPr>
+          <w:rFonts w:ascii="Times New Roman" w:hAnsi="Times New Roman" w:eastAsia="Times New Roman" w:cs="Times New Roman"/>
+        </w:rPr>
+        <w:t xml:space="preserve"> |</w:t>
+      </w:r>
+    </w:p>
+    <w:p>
+      <w:pPr>
+        <w:pStyle w:val="BodyText"/>
         <w:spacing w:after="80"/>
         <w:ind w:firstLine="420"/>
       </w:pPr>
@@ -4556,8 +4572,7 @@
     <w:tbl>
       <w:tblPr>
         <w:tblStyle w:val="Table"/>
-        <w:tblW w:type="pct" w:w="5000"/>
-        <w:tblLayout w:type="fixed"/>
+        <w:tblW w:type="auto" w:w="0"/>
         <w:tblLook w:firstRow="1" w:lastRow="0" w:firstColumn="0" w:lastColumn="0" w:noHBand="0" w:noVBand="0" w:val="0020"/>
         <w:jc w:val="center"/>
         <w:tblBorders>
@@ -4577,50 +4592,6 @@
           <w:tblHeader w:val="on"/>
         </w:trPr>
         <w:tc>
-          <w:tcPr>
-            <w:tcBorders>
-              <w:bottom w:val="single" w:sz="6" w:space="0" w:color="333333"/>
-            </w:tcBorders>
-          </w:tcPr>
-          <w:p>
-            <w:pPr>
-              <w:pStyle w:val="Compact"/>
-              <w:jc w:val="center"/>
-            </w:pPr>
-            <w:r>
-              <w:rPr>
-                <w:rFonts w:ascii="Times New Roman" w:hAnsi="Times New Roman" w:eastAsia="Times New Roman" w:cs="Times New Roman"/>
-                <w:b/>
-              </w:rPr>
-              <w:t>CaC</w:t>
-            </w:r>
-            <w:r>
-              <w:rPr>
-                <w:rFonts w:ascii="Times New Roman" w:hAnsi="Times New Roman" w:eastAsia="Times New Roman" w:cs="Times New Roman"/>
-                <w:b/>
-                <w:vertAlign w:val="subscript"/>
-              </w:rPr>
-              <w:t>2</w:t>
-            </w:r>
-            <w:r>
-              <w:rPr>
-                <w:rFonts w:ascii="Times New Roman" w:hAnsi="Times New Roman" w:eastAsia="Times New Roman" w:cs="Times New Roman"/>
-                <w:b/>
-              </w:rPr>
-              <w:t xml:space="preserve"> </w:t>
-            </w:r>
-            <w:r>
-              <w:rPr>
-                <w:rFonts w:hint="eastAsia" w:ascii="Times New Roman" w:hAnsi="Times New Roman" w:eastAsia="SimHei" w:cs="Times New Roman"/>
-                <w:b/>
-              </w:rPr>
-              <w:t xml:space="preserve">晶胞</w:t>
-            </w:r>
-          </w:p>
-        </w:tc>
-      </w:tr>
-      <w:tr>
-        <w:tc>
           <w:tcPr/>
           <w:p>
             <w:pPr>
@@ -4630,107 +4601,37 @@
             <w:r>
               <w:rPr>
                 <w:rFonts w:ascii="Times New Roman" w:hAnsi="Times New Roman" w:eastAsia="Times New Roman" w:cs="Times New Roman"/>
-              </w:rPr>
-              <w:drawing>
-                <wp:inline>
-                  <wp:extent cx="2667000" cy="2562274"/>
-                  <wp:effectExtent b="0" l="0" r="0" t="0"/>
-                  <wp:docPr descr="" title="" id="32" name="Picture"/>
-                  <a:graphic>
-                    <a:graphicData uri="http://schemas.openxmlformats.org/drawingml/2006/picture">
-                      <pic:pic>
-                        <pic:nvPicPr>
-                          <pic:cNvPr descr="4aac665f6acb5c6dd55e85e0dc41f85b2cd321a1b15111cf4f282109adb1340c.jpg" id="33" name="Picture"/>
-                          <pic:cNvPicPr>
-                            <a:picLocks noChangeArrowheads="1" noChangeAspect="1"/>
-                          </pic:cNvPicPr>
-                        </pic:nvPicPr>
-                        <pic:blipFill>
-                          <a:blip r:embed="rId31"/>
-                          <a:stretch>
-                            <a:fillRect/>
-                          </a:stretch>
-                        </pic:blipFill>
-                        <pic:spPr bwMode="auto">
-                          <a:xfrm>
-                            <a:off x="0" y="0"/>
-                            <a:ext cx="2667000" cy="2562274"/>
-                          </a:xfrm>
-                          <a:prstGeom prst="rect">
-                            <a:avLst/>
-                          </a:prstGeom>
-                          <a:noFill/>
-                          <a:ln w="9525">
-                            <a:noFill/>
-                            <a:headEnd/>
-                            <a:tailEnd/>
-                          </a:ln>
-                        </pic:spPr>
-                      </pic:pic>
-                    </a:graphicData>
-                  </a:graphic>
-                </wp:inline>
-              </w:drawing>
-            </w:r>
-          </w:p>
-        </w:tc>
-      </w:tr>
-      <w:tr>
-        <w:tc>
-          <w:tcPr/>
-          <w:p>
-            <w:pPr>
-              <w:pStyle w:val="Compact"/>
-              <w:jc w:val="center"/>
-            </w:pPr>
+                <w:b/>
+              </w:rPr>
+              <w:t>CaC</w:t>
+            </w:r>
             <w:r>
               <w:rPr>
                 <w:rFonts w:ascii="Times New Roman" w:hAnsi="Times New Roman" w:eastAsia="Times New Roman" w:cs="Times New Roman"/>
-              </w:rPr>
-              <w:t xml:space="preserve">&gt; </w:t>
-            </w:r>
-            <w:r>
-              <w:rPr>
-                <w:rFonts w:hint="eastAsia" w:ascii="Times New Roman" w:hAnsi="Times New Roman" w:eastAsia="FangSong" w:cs="Times New Roman"/>
-              </w:rPr>
-              <w:t xml:space="preserve">图</w:t>
+                <w:b/>
+                <w:vertAlign w:val="subscript"/>
+              </w:rPr>
+              <w:t>2</w:t>
             </w:r>
             <w:r>
               <w:rPr>
                 <w:rFonts w:ascii="Times New Roman" w:hAnsi="Times New Roman" w:eastAsia="Times New Roman" w:cs="Times New Roman"/>
+                <w:b/>
               </w:rPr>
               <w:t xml:space="preserve"> </w:t>
             </w:r>
             <w:r>
               <w:rPr>
-                <w:rFonts w:hint="eastAsia" w:ascii="Times New Roman" w:hAnsi="Times New Roman" w:eastAsia="Times New Roman" w:cs="Times New Roman"/>
-              </w:rPr>
-              <w:t>3-6：CaC</w:t>
-            </w:r>
-            <w:r>
-              <w:rPr>
-                <w:rFonts w:hint="eastAsia" w:ascii="Times New Roman" w:hAnsi="Times New Roman" w:eastAsia="Times New Roman" w:cs="Times New Roman"/>
-                <w:vertAlign w:val="subscript"/>
-              </w:rPr>
-              <w:t>2</w:t>
-            </w:r>
-            <w:r>
-              <w:rPr>
-                <w:rFonts w:ascii="Times New Roman" w:hAnsi="Times New Roman" w:eastAsia="Times New Roman" w:cs="Times New Roman"/>
-              </w:rPr>
-              <w:t xml:space="preserve"> </w:t>
-            </w:r>
-            <w:r>
-              <w:rPr>
-                <w:rFonts w:hint="eastAsia" w:ascii="Times New Roman" w:hAnsi="Times New Roman" w:eastAsia="FangSong" w:cs="Times New Roman"/>
-              </w:rPr>
-              <w:t xml:space="preserve">四方晶胞中乙炔根的取向</w:t>
+                <w:rFonts w:hint="eastAsia" w:ascii="Times New Roman" w:hAnsi="Times New Roman" w:eastAsia="SimHei" w:cs="Times New Roman"/>
+                <w:b/>
+              </w:rPr>
+              <w:t xml:space="preserve">晶胞</w:t>
             </w:r>
           </w:p>
         </w:tc>
       </w:tr>
     </w:tbl>
-    <w:bookmarkEnd w:id="34"/>
+    <w:bookmarkEnd w:id="31"/>
     <w:bookmarkStart w:id="35" w:name="碳化物的三类及其水解"/>
     <w:p>
       <w:pPr>
@@ -4753,6 +4654,125 @@
     <w:p>
       <w:pPr>
         <w:pStyle w:val="FirstParagraph"/>
+        <w:spacing w:before="160" w:after="80"/>
+        <w:jc w:val="center"/>
+      </w:pPr>
+      <w:r>
+        <w:rPr>
+          <w:rFonts w:ascii="Times New Roman" w:hAnsi="Times New Roman" w:eastAsia="Times New Roman" w:cs="Times New Roman"/>
+        </w:rPr>
+        <w:drawing>
+          <wp:inline>
+            <wp:extent cx="2667000" cy="2562274"/>
+            <wp:effectExtent b="0" l="0" r="0" t="0"/>
+            <wp:docPr descr="" title="" id="33" name="Picture"/>
+            <a:graphic>
+              <a:graphicData uri="http://schemas.openxmlformats.org/drawingml/2006/picture">
+                <pic:pic>
+                  <pic:nvPicPr>
+                    <pic:cNvPr descr="4aac665f6acb5c6dd55e85e0dc41f85b2cd321a1b15111cf4f282109adb1340c.jpg" id="34" name="Picture"/>
+                    <pic:cNvPicPr>
+                      <a:picLocks noChangeArrowheads="1" noChangeAspect="1"/>
+                    </pic:cNvPicPr>
+                  </pic:nvPicPr>
+                  <pic:blipFill>
+                    <a:blip r:embed="rId32"/>
+                    <a:stretch>
+                      <a:fillRect/>
+                    </a:stretch>
+                  </pic:blipFill>
+                  <pic:spPr bwMode="auto">
+                    <a:xfrm>
+                      <a:off x="0" y="0"/>
+                      <a:ext cx="2667000" cy="2562274"/>
+                    </a:xfrm>
+                    <a:prstGeom prst="rect">
+                      <a:avLst/>
+                    </a:prstGeom>
+                    <a:noFill/>
+                    <a:ln w="9525">
+                      <a:noFill/>
+                      <a:headEnd/>
+                      <a:tailEnd/>
+                    </a:ln>
+                  </pic:spPr>
+                </pic:pic>
+              </a:graphicData>
+            </a:graphic>
+          </wp:inline>
+        </w:drawing>
+      </w:r>
+      <w:r>
+        <w:rPr>
+          <w:rFonts w:ascii="Times New Roman" w:hAnsi="Times New Roman" w:eastAsia="Times New Roman" w:cs="Times New Roman"/>
+        </w:rPr>
+        <w:t xml:space="preserve"> </w:t>
+      </w:r>
+      <w:r>
+        <w:rPr>
+          <w:rFonts w:ascii="Times New Roman" w:hAnsi="Times New Roman" w:eastAsia="Times New Roman" w:cs="Times New Roman"/>
+        </w:rPr>
+        <w:t xml:space="preserve">|</w:t>
+      </w:r>
+      <w:r>
+        <w:rPr>
+          <w:rFonts w:ascii="Times New Roman" w:hAnsi="Times New Roman" w:eastAsia="Times New Roman" w:cs="Times New Roman"/>
+        </w:rPr>
+        <w:br/>
+      </w:r>
+      <w:r>
+        <w:rPr>
+          <w:rFonts w:ascii="Times New Roman" w:hAnsi="Times New Roman" w:eastAsia="Times New Roman" w:cs="Times New Roman"/>
+        </w:rPr>
+        <w:t xml:space="preserve">&gt; </w:t>
+      </w:r>
+      <w:r>
+        <w:rPr>
+          <w:rFonts w:hint="eastAsia" w:ascii="Times New Roman" w:hAnsi="Times New Roman" w:eastAsia="FangSong" w:cs="Times New Roman"/>
+        </w:rPr>
+        <w:t xml:space="preserve">图</w:t>
+      </w:r>
+      <w:r>
+        <w:rPr>
+          <w:rFonts w:ascii="Times New Roman" w:hAnsi="Times New Roman" w:eastAsia="Times New Roman" w:cs="Times New Roman"/>
+        </w:rPr>
+        <w:t xml:space="preserve"> </w:t>
+      </w:r>
+      <w:r>
+        <w:rPr>
+          <w:rFonts w:hint="eastAsia" w:ascii="Times New Roman" w:hAnsi="Times New Roman" w:eastAsia="Times New Roman" w:cs="Times New Roman"/>
+        </w:rPr>
+        <w:t>3-6：CaC</w:t>
+      </w:r>
+      <w:r>
+        <w:rPr>
+          <w:rFonts w:hint="eastAsia" w:ascii="Times New Roman" w:hAnsi="Times New Roman" w:eastAsia="Times New Roman" w:cs="Times New Roman"/>
+          <w:vertAlign w:val="subscript"/>
+        </w:rPr>
+        <w:t>2</w:t>
+      </w:r>
+      <w:r>
+        <w:rPr>
+          <w:rFonts w:ascii="Times New Roman" w:hAnsi="Times New Roman" w:eastAsia="Times New Roman" w:cs="Times New Roman"/>
+        </w:rPr>
+        <w:t xml:space="preserve"> </w:t>
+      </w:r>
+      <w:r>
+        <w:rPr>
+          <w:rFonts w:hint="eastAsia" w:ascii="Times New Roman" w:hAnsi="Times New Roman" w:eastAsia="FangSong" w:cs="Times New Roman"/>
+        </w:rPr>
+        <w:t xml:space="preserve">四方晶胞中乙炔根的取向</w:t>
+      </w:r>
+      <w:r>
+        <w:rPr>
+          <w:rFonts w:ascii="Times New Roman" w:hAnsi="Times New Roman" w:eastAsia="Times New Roman" w:cs="Times New Roman"/>
+        </w:rPr>
+        <w:t xml:space="preserve"> |</w:t>
+      </w:r>
+    </w:p>
+    <w:p>
+      <w:pPr>
+        <w:pStyle w:val="BodyText"/>
         <w:spacing w:after="80"/>
         <w:ind w:firstLine="420"/>
       </w:pPr>
@@ -8018,7 +8038,7 @@
         <w:t>二氧化硅与多聚硅酸盐三维网架</w:t>
       </w:r>
     </w:p>
-    <w:bookmarkStart w:id="41" w:name="硅的亲氧性与四氯化硅水解"/>
+    <w:bookmarkStart w:id="38" w:name="硅的亲氧性与四氯化硅水解"/>
     <w:p>
       <w:pPr>
         <w:pStyle w:val="Heading3"/>
@@ -9034,8 +9054,7 @@
     <w:tbl>
       <w:tblPr>
         <w:tblStyle w:val="Table"/>
-        <w:tblW w:type="pct" w:w="5000"/>
-        <w:tblLayout w:type="fixed"/>
+        <w:tblW w:type="auto" w:w="0"/>
         <w:tblLook w:firstRow="1" w:lastRow="0" w:firstColumn="0" w:lastColumn="0" w:noHBand="0" w:noVBand="0" w:val="0020"/>
         <w:jc w:val="center"/>
         <w:tblBorders>
@@ -9055,28 +9074,6 @@
           <w:tblHeader w:val="on"/>
         </w:trPr>
         <w:tc>
-          <w:tcPr>
-            <w:tcBorders>
-              <w:bottom w:val="single" w:sz="6" w:space="0" w:color="333333"/>
-            </w:tcBorders>
-          </w:tcPr>
-          <w:p>
-            <w:pPr>
-              <w:pStyle w:val="Compact"/>
-              <w:jc w:val="center"/>
-            </w:pPr>
-            <w:r>
-              <w:rPr>
-                <w:rFonts w:hint="eastAsia" w:ascii="Times New Roman" w:hAnsi="Times New Roman" w:eastAsia="SimHei" w:cs="Times New Roman"/>
-                <w:b/>
-              </w:rPr>
-              <w:t xml:space="preserve">石英对比</w:t>
-            </w:r>
-          </w:p>
-        </w:tc>
-      </w:tr>
-      <w:tr>
-        <w:tc>
           <w:tcPr/>
           <w:p>
             <w:pPr>
@@ -9085,96 +9082,17 @@
             </w:pPr>
             <w:r>
               <w:rPr>
-                <w:rFonts w:ascii="Times New Roman" w:hAnsi="Times New Roman" w:eastAsia="Times New Roman" w:cs="Times New Roman"/>
-              </w:rPr>
-              <w:drawing>
-                <wp:inline>
-                  <wp:extent cx="2667000" cy="1636480"/>
-                  <wp:effectExtent b="0" l="0" r="0" t="0"/>
-                  <wp:docPr descr="" title="" id="39" name="Picture"/>
-                  <a:graphic>
-                    <a:graphicData uri="http://schemas.openxmlformats.org/drawingml/2006/picture">
-                      <pic:pic>
-                        <pic:nvPicPr>
-                          <pic:cNvPr descr="27ac9342a844791755cc810d5d1d429942a710567fd4c89f0083268d01b8ae27.png" id="40" name="Picture"/>
-                          <pic:cNvPicPr>
-                            <a:picLocks noChangeArrowheads="1" noChangeAspect="1"/>
-                          </pic:cNvPicPr>
-                        </pic:nvPicPr>
-                        <pic:blipFill>
-                          <a:blip r:embed="rId38"/>
-                          <a:stretch>
-                            <a:fillRect/>
-                          </a:stretch>
-                        </pic:blipFill>
-                        <pic:spPr bwMode="auto">
-                          <a:xfrm>
-                            <a:off x="0" y="0"/>
-                            <a:ext cx="2667000" cy="1636480"/>
-                          </a:xfrm>
-                          <a:prstGeom prst="rect">
-                            <a:avLst/>
-                          </a:prstGeom>
-                          <a:noFill/>
-                          <a:ln w="9525">
-                            <a:noFill/>
-                            <a:headEnd/>
-                            <a:tailEnd/>
-                          </a:ln>
-                        </pic:spPr>
-                      </pic:pic>
-                    </a:graphicData>
-                  </a:graphic>
-                </wp:inline>
-              </w:drawing>
-            </w:r>
-          </w:p>
-        </w:tc>
-      </w:tr>
-      <w:tr>
-        <w:tc>
-          <w:tcPr/>
-          <w:p>
-            <w:pPr>
-              <w:pStyle w:val="Compact"/>
-              <w:jc w:val="center"/>
-            </w:pPr>
-            <w:r>
-              <w:rPr>
-                <w:rFonts w:ascii="Times New Roman" w:hAnsi="Times New Roman" w:eastAsia="Times New Roman" w:cs="Times New Roman"/>
-              </w:rPr>
-              <w:t xml:space="preserve">&gt; </w:t>
-            </w:r>
-            <w:r>
-              <w:rPr>
-                <w:rFonts w:hint="eastAsia" w:ascii="Times New Roman" w:hAnsi="Times New Roman" w:eastAsia="FangSong" w:cs="Times New Roman"/>
-              </w:rPr>
-              <w:t xml:space="preserve">图</w:t>
-            </w:r>
-            <w:r>
-              <w:rPr>
-                <w:rFonts w:ascii="Times New Roman" w:hAnsi="Times New Roman" w:eastAsia="Times New Roman" w:cs="Times New Roman"/>
-              </w:rPr>
-              <w:t xml:space="preserve"> </w:t>
-            </w:r>
-            <w:r>
-              <w:rPr>
-                <w:rFonts w:hint="eastAsia" w:ascii="Times New Roman" w:hAnsi="Times New Roman" w:eastAsia="Times New Roman" w:cs="Times New Roman"/>
-              </w:rPr>
-              <w:t>3-7：</w:t>
-            </w:r>
-            <w:r>
-              <w:rPr>
-                <w:rFonts w:hint="eastAsia" w:ascii="Times New Roman" w:hAnsi="Times New Roman" w:eastAsia="FangSong" w:cs="Times New Roman"/>
-              </w:rPr>
-              <w:t>石英晶体与石英玻璃的拓扑对比</w:t>
+                <w:rFonts w:hint="eastAsia" w:ascii="Times New Roman" w:hAnsi="Times New Roman" w:eastAsia="SimHei" w:cs="Times New Roman"/>
+                <w:b/>
+              </w:rPr>
+              <w:t xml:space="preserve">石英对比</w:t>
             </w:r>
           </w:p>
         </w:tc>
       </w:tr>
     </w:tbl>
-    <w:bookmarkEnd w:id="41"/>
-    <w:bookmarkStart w:id="45" w:name="二氧化硅与石英玻璃"/>
+    <w:bookmarkEnd w:id="38"/>
+    <w:bookmarkStart w:id="42" w:name="二氧化硅与石英玻璃"/>
     <w:p>
       <w:pPr>
         <w:pStyle w:val="Heading3"/>
@@ -9196,6 +9114,112 @@
     <w:p>
       <w:pPr>
         <w:pStyle w:val="FirstParagraph"/>
+        <w:spacing w:before="160" w:after="80"/>
+        <w:jc w:val="center"/>
+      </w:pPr>
+      <w:r>
+        <w:rPr>
+          <w:rFonts w:ascii="Times New Roman" w:hAnsi="Times New Roman" w:eastAsia="Times New Roman" w:cs="Times New Roman"/>
+        </w:rPr>
+        <w:drawing>
+          <wp:inline>
+            <wp:extent cx="2667000" cy="1636480"/>
+            <wp:effectExtent b="0" l="0" r="0" t="0"/>
+            <wp:docPr descr="" title="" id="40" name="Picture"/>
+            <a:graphic>
+              <a:graphicData uri="http://schemas.openxmlformats.org/drawingml/2006/picture">
+                <pic:pic>
+                  <pic:nvPicPr>
+                    <pic:cNvPr descr="27ac9342a844791755cc810d5d1d429942a710567fd4c89f0083268d01b8ae27.png" id="41" name="Picture"/>
+                    <pic:cNvPicPr>
+                      <a:picLocks noChangeArrowheads="1" noChangeAspect="1"/>
+                    </pic:cNvPicPr>
+                  </pic:nvPicPr>
+                  <pic:blipFill>
+                    <a:blip r:embed="rId39"/>
+                    <a:stretch>
+                      <a:fillRect/>
+                    </a:stretch>
+                  </pic:blipFill>
+                  <pic:spPr bwMode="auto">
+                    <a:xfrm>
+                      <a:off x="0" y="0"/>
+                      <a:ext cx="2667000" cy="1636480"/>
+                    </a:xfrm>
+                    <a:prstGeom prst="rect">
+                      <a:avLst/>
+                    </a:prstGeom>
+                    <a:noFill/>
+                    <a:ln w="9525">
+                      <a:noFill/>
+                      <a:headEnd/>
+                      <a:tailEnd/>
+                    </a:ln>
+                  </pic:spPr>
+                </pic:pic>
+              </a:graphicData>
+            </a:graphic>
+          </wp:inline>
+        </w:drawing>
+      </w:r>
+      <w:r>
+        <w:rPr>
+          <w:rFonts w:ascii="Times New Roman" w:hAnsi="Times New Roman" w:eastAsia="Times New Roman" w:cs="Times New Roman"/>
+        </w:rPr>
+        <w:t xml:space="preserve"> </w:t>
+      </w:r>
+      <w:r>
+        <w:rPr>
+          <w:rFonts w:ascii="Times New Roman" w:hAnsi="Times New Roman" w:eastAsia="Times New Roman" w:cs="Times New Roman"/>
+        </w:rPr>
+        <w:t xml:space="preserve">|</w:t>
+      </w:r>
+      <w:r>
+        <w:rPr>
+          <w:rFonts w:ascii="Times New Roman" w:hAnsi="Times New Roman" w:eastAsia="Times New Roman" w:cs="Times New Roman"/>
+        </w:rPr>
+        <w:br/>
+      </w:r>
+      <w:r>
+        <w:rPr>
+          <w:rFonts w:ascii="Times New Roman" w:hAnsi="Times New Roman" w:eastAsia="Times New Roman" w:cs="Times New Roman"/>
+        </w:rPr>
+        <w:t xml:space="preserve">&gt; </w:t>
+      </w:r>
+      <w:r>
+        <w:rPr>
+          <w:rFonts w:hint="eastAsia" w:ascii="Times New Roman" w:hAnsi="Times New Roman" w:eastAsia="FangSong" w:cs="Times New Roman"/>
+        </w:rPr>
+        <w:t xml:space="preserve">图</w:t>
+      </w:r>
+      <w:r>
+        <w:rPr>
+          <w:rFonts w:ascii="Times New Roman" w:hAnsi="Times New Roman" w:eastAsia="Times New Roman" w:cs="Times New Roman"/>
+        </w:rPr>
+        <w:t xml:space="preserve"> </w:t>
+      </w:r>
+      <w:r>
+        <w:rPr>
+          <w:rFonts w:hint="eastAsia" w:ascii="Times New Roman" w:hAnsi="Times New Roman" w:eastAsia="Times New Roman" w:cs="Times New Roman"/>
+        </w:rPr>
+        <w:t>3-7：</w:t>
+      </w:r>
+      <w:r>
+        <w:rPr>
+          <w:rFonts w:hint="eastAsia" w:ascii="Times New Roman" w:hAnsi="Times New Roman" w:eastAsia="FangSong" w:cs="Times New Roman"/>
+        </w:rPr>
+        <w:t>石英晶体与石英玻璃的拓扑对比</w:t>
+      </w:r>
+      <w:r>
+        <w:rPr>
+          <w:rFonts w:ascii="Times New Roman" w:hAnsi="Times New Roman" w:eastAsia="Times New Roman" w:cs="Times New Roman"/>
+        </w:rPr>
+        <w:t xml:space="preserve"> |</w:t>
+      </w:r>
+    </w:p>
+    <w:p>
+      <w:pPr>
+        <w:pStyle w:val="BodyText"/>
         <w:ind w:firstLine="420"/>
       </w:pPr>
       <w:r>
@@ -10152,8 +10176,7 @@
     <w:tbl>
       <w:tblPr>
         <w:tblStyle w:val="Table"/>
-        <w:tblW w:type="pct" w:w="5000"/>
-        <w:tblLayout w:type="fixed"/>
+        <w:tblW w:type="auto" w:w="0"/>
         <w:tblLook w:firstRow="1" w:lastRow="0" w:firstColumn="0" w:lastColumn="0" w:noHBand="0" w:noVBand="0" w:val="0020"/>
         <w:jc w:val="center"/>
         <w:tblBorders>
@@ -10173,28 +10196,6 @@
           <w:tblHeader w:val="on"/>
         </w:trPr>
         <w:tc>
-          <w:tcPr>
-            <w:tcBorders>
-              <w:bottom w:val="single" w:sz="6" w:space="0" w:color="333333"/>
-            </w:tcBorders>
-          </w:tcPr>
-          <w:p>
-            <w:pPr>
-              <w:pStyle w:val="Compact"/>
-              <w:jc w:val="center"/>
-            </w:pPr>
-            <w:r>
-              <w:rPr>
-                <w:rFonts w:hint="eastAsia" w:ascii="Times New Roman" w:hAnsi="Times New Roman" w:eastAsia="SimHei" w:cs="Times New Roman"/>
-                <w:b/>
-              </w:rPr>
-              <w:t xml:space="preserve">硅酸结构</w:t>
-            </w:r>
-          </w:p>
-        </w:tc>
-      </w:tr>
-      <w:tr>
-        <w:tc>
           <w:tcPr/>
           <w:p>
             <w:pPr>
@@ -10203,96 +10204,17 @@
             </w:pPr>
             <w:r>
               <w:rPr>
-                <w:rFonts w:ascii="Times New Roman" w:hAnsi="Times New Roman" w:eastAsia="Times New Roman" w:cs="Times New Roman"/>
-              </w:rPr>
-              <w:drawing>
-                <wp:inline>
-                  <wp:extent cx="2667000" cy="869900"/>
-                  <wp:effectExtent b="0" l="0" r="0" t="0"/>
-                  <wp:docPr descr="" title="" id="43" name="Picture"/>
-                  <a:graphic>
-                    <a:graphicData uri="http://schemas.openxmlformats.org/drawingml/2006/picture">
-                      <pic:pic>
-                        <pic:nvPicPr>
-                          <pic:cNvPr descr="4dc16a2dd81ebf68fd20f8d08d77951303d65cf1d1c590c0b0fe8efdd6fd49bb.jpg" id="44" name="Picture"/>
-                          <pic:cNvPicPr>
-                            <a:picLocks noChangeArrowheads="1" noChangeAspect="1"/>
-                          </pic:cNvPicPr>
-                        </pic:nvPicPr>
-                        <pic:blipFill>
-                          <a:blip r:embed="rId42"/>
-                          <a:stretch>
-                            <a:fillRect/>
-                          </a:stretch>
-                        </pic:blipFill>
-                        <pic:spPr bwMode="auto">
-                          <a:xfrm>
-                            <a:off x="0" y="0"/>
-                            <a:ext cx="2667000" cy="869900"/>
-                          </a:xfrm>
-                          <a:prstGeom prst="rect">
-                            <a:avLst/>
-                          </a:prstGeom>
-                          <a:noFill/>
-                          <a:ln w="9525">
-                            <a:noFill/>
-                            <a:headEnd/>
-                            <a:tailEnd/>
-                          </a:ln>
-                        </pic:spPr>
-                      </pic:pic>
-                    </a:graphicData>
-                  </a:graphic>
-                </wp:inline>
-              </w:drawing>
-            </w:r>
-          </w:p>
-        </w:tc>
-      </w:tr>
-      <w:tr>
-        <w:tc>
-          <w:tcPr/>
-          <w:p>
-            <w:pPr>
-              <w:pStyle w:val="Compact"/>
-              <w:jc w:val="center"/>
-            </w:pPr>
-            <w:r>
-              <w:rPr>
-                <w:rFonts w:ascii="Times New Roman" w:hAnsi="Times New Roman" w:eastAsia="Times New Roman" w:cs="Times New Roman"/>
-              </w:rPr>
-              <w:t xml:space="preserve">&gt; </w:t>
-            </w:r>
-            <w:r>
-              <w:rPr>
-                <w:rFonts w:hint="eastAsia" w:ascii="Times New Roman" w:hAnsi="Times New Roman" w:eastAsia="FangSong" w:cs="Times New Roman"/>
-              </w:rPr>
-              <w:t xml:space="preserve">图</w:t>
-            </w:r>
-            <w:r>
-              <w:rPr>
-                <w:rFonts w:ascii="Times New Roman" w:hAnsi="Times New Roman" w:eastAsia="Times New Roman" w:cs="Times New Roman"/>
-              </w:rPr>
-              <w:t xml:space="preserve"> </w:t>
-            </w:r>
-            <w:r>
-              <w:rPr>
-                <w:rFonts w:hint="eastAsia" w:ascii="Times New Roman" w:hAnsi="Times New Roman" w:eastAsia="Times New Roman" w:cs="Times New Roman"/>
-              </w:rPr>
-              <w:t>3-8：</w:t>
-            </w:r>
-            <w:r>
-              <w:rPr>
-                <w:rFonts w:hint="eastAsia" w:ascii="Times New Roman" w:hAnsi="Times New Roman" w:eastAsia="FangSong" w:cs="Times New Roman"/>
-              </w:rPr>
-              <w:t>偏硅酸与链状偏硅酸根的结构对比</w:t>
+                <w:rFonts w:hint="eastAsia" w:ascii="Times New Roman" w:hAnsi="Times New Roman" w:eastAsia="SimHei" w:cs="Times New Roman"/>
+                <w:b/>
+              </w:rPr>
+              <w:t xml:space="preserve">硅酸结构</w:t>
             </w:r>
           </w:p>
         </w:tc>
       </w:tr>
     </w:tbl>
-    <w:bookmarkEnd w:id="45"/>
-    <w:bookmarkStart w:id="49" w:name="硅酸盐的分类"/>
+    <w:bookmarkEnd w:id="42"/>
+    <w:bookmarkStart w:id="46" w:name="硅酸盐的分类"/>
     <w:p>
       <w:pPr>
         <w:pStyle w:val="Heading3"/>
@@ -10314,6 +10236,112 @@
     <w:p>
       <w:pPr>
         <w:pStyle w:val="FirstParagraph"/>
+        <w:spacing w:before="160" w:after="80"/>
+        <w:jc w:val="center"/>
+      </w:pPr>
+      <w:r>
+        <w:rPr>
+          <w:rFonts w:ascii="Times New Roman" w:hAnsi="Times New Roman" w:eastAsia="Times New Roman" w:cs="Times New Roman"/>
+        </w:rPr>
+        <w:drawing>
+          <wp:inline>
+            <wp:extent cx="2667000" cy="869900"/>
+            <wp:effectExtent b="0" l="0" r="0" t="0"/>
+            <wp:docPr descr="" title="" id="44" name="Picture"/>
+            <a:graphic>
+              <a:graphicData uri="http://schemas.openxmlformats.org/drawingml/2006/picture">
+                <pic:pic>
+                  <pic:nvPicPr>
+                    <pic:cNvPr descr="4dc16a2dd81ebf68fd20f8d08d77951303d65cf1d1c590c0b0fe8efdd6fd49bb.jpg" id="45" name="Picture"/>
+                    <pic:cNvPicPr>
+                      <a:picLocks noChangeArrowheads="1" noChangeAspect="1"/>
+                    </pic:cNvPicPr>
+                  </pic:nvPicPr>
+                  <pic:blipFill>
+                    <a:blip r:embed="rId43"/>
+                    <a:stretch>
+                      <a:fillRect/>
+                    </a:stretch>
+                  </pic:blipFill>
+                  <pic:spPr bwMode="auto">
+                    <a:xfrm>
+                      <a:off x="0" y="0"/>
+                      <a:ext cx="2667000" cy="869900"/>
+                    </a:xfrm>
+                    <a:prstGeom prst="rect">
+                      <a:avLst/>
+                    </a:prstGeom>
+                    <a:noFill/>
+                    <a:ln w="9525">
+                      <a:noFill/>
+                      <a:headEnd/>
+                      <a:tailEnd/>
+                    </a:ln>
+                  </pic:spPr>
+                </pic:pic>
+              </a:graphicData>
+            </a:graphic>
+          </wp:inline>
+        </w:drawing>
+      </w:r>
+      <w:r>
+        <w:rPr>
+          <w:rFonts w:ascii="Times New Roman" w:hAnsi="Times New Roman" w:eastAsia="Times New Roman" w:cs="Times New Roman"/>
+        </w:rPr>
+        <w:t xml:space="preserve"> </w:t>
+      </w:r>
+      <w:r>
+        <w:rPr>
+          <w:rFonts w:ascii="Times New Roman" w:hAnsi="Times New Roman" w:eastAsia="Times New Roman" w:cs="Times New Roman"/>
+        </w:rPr>
+        <w:t xml:space="preserve">|</w:t>
+      </w:r>
+      <w:r>
+        <w:rPr>
+          <w:rFonts w:ascii="Times New Roman" w:hAnsi="Times New Roman" w:eastAsia="Times New Roman" w:cs="Times New Roman"/>
+        </w:rPr>
+        <w:br/>
+      </w:r>
+      <w:r>
+        <w:rPr>
+          <w:rFonts w:ascii="Times New Roman" w:hAnsi="Times New Roman" w:eastAsia="Times New Roman" w:cs="Times New Roman"/>
+        </w:rPr>
+        <w:t xml:space="preserve">&gt; </w:t>
+      </w:r>
+      <w:r>
+        <w:rPr>
+          <w:rFonts w:hint="eastAsia" w:ascii="Times New Roman" w:hAnsi="Times New Roman" w:eastAsia="FangSong" w:cs="Times New Roman"/>
+        </w:rPr>
+        <w:t xml:space="preserve">图</w:t>
+      </w:r>
+      <w:r>
+        <w:rPr>
+          <w:rFonts w:ascii="Times New Roman" w:hAnsi="Times New Roman" w:eastAsia="Times New Roman" w:cs="Times New Roman"/>
+        </w:rPr>
+        <w:t xml:space="preserve"> </w:t>
+      </w:r>
+      <w:r>
+        <w:rPr>
+          <w:rFonts w:hint="eastAsia" w:ascii="Times New Roman" w:hAnsi="Times New Roman" w:eastAsia="Times New Roman" w:cs="Times New Roman"/>
+        </w:rPr>
+        <w:t>3-8：</w:t>
+      </w:r>
+      <w:r>
+        <w:rPr>
+          <w:rFonts w:hint="eastAsia" w:ascii="Times New Roman" w:hAnsi="Times New Roman" w:eastAsia="FangSong" w:cs="Times New Roman"/>
+        </w:rPr>
+        <w:t>偏硅酸与链状偏硅酸根的结构对比</w:t>
+      </w:r>
+      <w:r>
+        <w:rPr>
+          <w:rFonts w:ascii="Times New Roman" w:hAnsi="Times New Roman" w:eastAsia="Times New Roman" w:cs="Times New Roman"/>
+        </w:rPr>
+        <w:t xml:space="preserve"> |</w:t>
+      </w:r>
+    </w:p>
+    <w:p>
+      <w:pPr>
+        <w:pStyle w:val="BodyText"/>
         <w:spacing w:after="80"/>
         <w:ind w:firstLine="420"/>
       </w:pPr>
@@ -11985,8 +12013,7 @@
     <w:tbl>
       <w:tblPr>
         <w:tblStyle w:val="Table"/>
-        <w:tblW w:type="pct" w:w="5000"/>
-        <w:tblLayout w:type="fixed"/>
+        <w:tblW w:type="auto" w:w="0"/>
         <w:tblLook w:firstRow="1" w:lastRow="0" w:firstColumn="0" w:lastColumn="0" w:noHBand="0" w:noVBand="0" w:val="0020"/>
         <w:jc w:val="center"/>
         <w:tblBorders>
@@ -12006,28 +12033,6 @@
           <w:tblHeader w:val="on"/>
         </w:trPr>
         <w:tc>
-          <w:tcPr>
-            <w:tcBorders>
-              <w:bottom w:val="single" w:sz="6" w:space="0" w:color="333333"/>
-            </w:tcBorders>
-          </w:tcPr>
-          <w:p>
-            <w:pPr>
-              <w:pStyle w:val="Compact"/>
-              <w:jc w:val="center"/>
-            </w:pPr>
-            <w:r>
-              <w:rPr>
-                <w:rFonts w:hint="eastAsia" w:ascii="Times New Roman" w:hAnsi="Times New Roman" w:eastAsia="SimHei" w:cs="Times New Roman"/>
-                <w:b/>
-              </w:rPr>
-              <w:t xml:space="preserve">层状硅酸盐</w:t>
-            </w:r>
-          </w:p>
-        </w:tc>
-      </w:tr>
-      <w:tr>
-        <w:tc>
           <w:tcPr/>
           <w:p>
             <w:pPr>
@@ -12036,96 +12041,17 @@
             </w:pPr>
             <w:r>
               <w:rPr>
-                <w:rFonts w:ascii="Times New Roman" w:hAnsi="Times New Roman" w:eastAsia="Times New Roman" w:cs="Times New Roman"/>
-              </w:rPr>
-              <w:drawing>
-                <wp:inline>
-                  <wp:extent cx="2667000" cy="2731943"/>
-                  <wp:effectExtent b="0" l="0" r="0" t="0"/>
-                  <wp:docPr descr="" title="" id="47" name="Picture"/>
-                  <a:graphic>
-                    <a:graphicData uri="http://schemas.openxmlformats.org/drawingml/2006/picture">
-                      <pic:pic>
-                        <pic:nvPicPr>
-                          <pic:cNvPr descr="0547a4cb0dafb62ee1f93e9ea5064cfcf662616cf23a40b7c29b532faede98e9.jpg" id="48" name="Picture"/>
-                          <pic:cNvPicPr>
-                            <a:picLocks noChangeArrowheads="1" noChangeAspect="1"/>
-                          </pic:cNvPicPr>
-                        </pic:nvPicPr>
-                        <pic:blipFill>
-                          <a:blip r:embed="rId46"/>
-                          <a:stretch>
-                            <a:fillRect/>
-                          </a:stretch>
-                        </pic:blipFill>
-                        <pic:spPr bwMode="auto">
-                          <a:xfrm>
-                            <a:off x="0" y="0"/>
-                            <a:ext cx="2667000" cy="2731943"/>
-                          </a:xfrm>
-                          <a:prstGeom prst="rect">
-                            <a:avLst/>
-                          </a:prstGeom>
-                          <a:noFill/>
-                          <a:ln w="9525">
-                            <a:noFill/>
-                            <a:headEnd/>
-                            <a:tailEnd/>
-                          </a:ln>
-                        </pic:spPr>
-                      </pic:pic>
-                    </a:graphicData>
-                  </a:graphic>
-                </wp:inline>
-              </w:drawing>
-            </w:r>
-          </w:p>
-        </w:tc>
-      </w:tr>
-      <w:tr>
-        <w:tc>
-          <w:tcPr/>
-          <w:p>
-            <w:pPr>
-              <w:pStyle w:val="Compact"/>
-              <w:jc w:val="center"/>
-            </w:pPr>
-            <w:r>
-              <w:rPr>
-                <w:rFonts w:ascii="Times New Roman" w:hAnsi="Times New Roman" w:eastAsia="Times New Roman" w:cs="Times New Roman"/>
-              </w:rPr>
-              <w:t xml:space="preserve">&gt; </w:t>
-            </w:r>
-            <w:r>
-              <w:rPr>
-                <w:rFonts w:hint="eastAsia" w:ascii="Times New Roman" w:hAnsi="Times New Roman" w:eastAsia="FangSong" w:cs="Times New Roman"/>
-              </w:rPr>
-              <w:t xml:space="preserve">图</w:t>
-            </w:r>
-            <w:r>
-              <w:rPr>
-                <w:rFonts w:ascii="Times New Roman" w:hAnsi="Times New Roman" w:eastAsia="Times New Roman" w:cs="Times New Roman"/>
-              </w:rPr>
-              <w:t xml:space="preserve"> </w:t>
-            </w:r>
-            <w:r>
-              <w:rPr>
-                <w:rFonts w:hint="eastAsia" w:ascii="Times New Roman" w:hAnsi="Times New Roman" w:eastAsia="Times New Roman" w:cs="Times New Roman"/>
-              </w:rPr>
-              <w:t>3-9：</w:t>
-            </w:r>
-            <w:r>
-              <w:rPr>
-                <w:rFonts w:hint="eastAsia" w:ascii="Times New Roman" w:hAnsi="Times New Roman" w:eastAsia="FangSong" w:cs="Times New Roman"/>
-              </w:rPr>
-              <w:t>层状硅酸盐的六元环网格与云母</w:t>
+                <w:rFonts w:hint="eastAsia" w:ascii="Times New Roman" w:hAnsi="Times New Roman" w:eastAsia="SimHei" w:cs="Times New Roman"/>
+                <w:b/>
+              </w:rPr>
+              <w:t xml:space="preserve">层状硅酸盐</w:t>
             </w:r>
           </w:p>
         </w:tc>
       </w:tr>
     </w:tbl>
-    <w:bookmarkEnd w:id="49"/>
-    <w:bookmarkStart w:id="56" w:name="层状硅酸盐与云母"/>
+    <w:bookmarkEnd w:id="46"/>
+    <w:bookmarkStart w:id="50" w:name="层状硅酸盐与云母"/>
     <w:p>
       <w:pPr>
         <w:pStyle w:val="Heading3"/>
@@ -12147,6 +12073,112 @@
     <w:p>
       <w:pPr>
         <w:pStyle w:val="FirstParagraph"/>
+        <w:spacing w:before="160" w:after="80"/>
+        <w:jc w:val="center"/>
+      </w:pPr>
+      <w:r>
+        <w:rPr>
+          <w:rFonts w:ascii="Times New Roman" w:hAnsi="Times New Roman" w:eastAsia="Times New Roman" w:cs="Times New Roman"/>
+        </w:rPr>
+        <w:drawing>
+          <wp:inline>
+            <wp:extent cx="2667000" cy="2731943"/>
+            <wp:effectExtent b="0" l="0" r="0" t="0"/>
+            <wp:docPr descr="" title="" id="48" name="Picture"/>
+            <a:graphic>
+              <a:graphicData uri="http://schemas.openxmlformats.org/drawingml/2006/picture">
+                <pic:pic>
+                  <pic:nvPicPr>
+                    <pic:cNvPr descr="0547a4cb0dafb62ee1f93e9ea5064cfcf662616cf23a40b7c29b532faede98e9.jpg" id="49" name="Picture"/>
+                    <pic:cNvPicPr>
+                      <a:picLocks noChangeArrowheads="1" noChangeAspect="1"/>
+                    </pic:cNvPicPr>
+                  </pic:nvPicPr>
+                  <pic:blipFill>
+                    <a:blip r:embed="rId47"/>
+                    <a:stretch>
+                      <a:fillRect/>
+                    </a:stretch>
+                  </pic:blipFill>
+                  <pic:spPr bwMode="auto">
+                    <a:xfrm>
+                      <a:off x="0" y="0"/>
+                      <a:ext cx="2667000" cy="2731943"/>
+                    </a:xfrm>
+                    <a:prstGeom prst="rect">
+                      <a:avLst/>
+                    </a:prstGeom>
+                    <a:noFill/>
+                    <a:ln w="9525">
+                      <a:noFill/>
+                      <a:headEnd/>
+                      <a:tailEnd/>
+                    </a:ln>
+                  </pic:spPr>
+                </pic:pic>
+              </a:graphicData>
+            </a:graphic>
+          </wp:inline>
+        </w:drawing>
+      </w:r>
+      <w:r>
+        <w:rPr>
+          <w:rFonts w:ascii="Times New Roman" w:hAnsi="Times New Roman" w:eastAsia="Times New Roman" w:cs="Times New Roman"/>
+        </w:rPr>
+        <w:t xml:space="preserve"> </w:t>
+      </w:r>
+      <w:r>
+        <w:rPr>
+          <w:rFonts w:ascii="Times New Roman" w:hAnsi="Times New Roman" w:eastAsia="Times New Roman" w:cs="Times New Roman"/>
+        </w:rPr>
+        <w:t xml:space="preserve">|</w:t>
+      </w:r>
+      <w:r>
+        <w:rPr>
+          <w:rFonts w:ascii="Times New Roman" w:hAnsi="Times New Roman" w:eastAsia="Times New Roman" w:cs="Times New Roman"/>
+        </w:rPr>
+        <w:br/>
+      </w:r>
+      <w:r>
+        <w:rPr>
+          <w:rFonts w:ascii="Times New Roman" w:hAnsi="Times New Roman" w:eastAsia="Times New Roman" w:cs="Times New Roman"/>
+        </w:rPr>
+        <w:t xml:space="preserve">&gt; </w:t>
+      </w:r>
+      <w:r>
+        <w:rPr>
+          <w:rFonts w:hint="eastAsia" w:ascii="Times New Roman" w:hAnsi="Times New Roman" w:eastAsia="FangSong" w:cs="Times New Roman"/>
+        </w:rPr>
+        <w:t xml:space="preserve">图</w:t>
+      </w:r>
+      <w:r>
+        <w:rPr>
+          <w:rFonts w:ascii="Times New Roman" w:hAnsi="Times New Roman" w:eastAsia="Times New Roman" w:cs="Times New Roman"/>
+        </w:rPr>
+        <w:t xml:space="preserve"> </w:t>
+      </w:r>
+      <w:r>
+        <w:rPr>
+          <w:rFonts w:hint="eastAsia" w:ascii="Times New Roman" w:hAnsi="Times New Roman" w:eastAsia="Times New Roman" w:cs="Times New Roman"/>
+        </w:rPr>
+        <w:t>3-9：</w:t>
+      </w:r>
+      <w:r>
+        <w:rPr>
+          <w:rFonts w:hint="eastAsia" w:ascii="Times New Roman" w:hAnsi="Times New Roman" w:eastAsia="FangSong" w:cs="Times New Roman"/>
+        </w:rPr>
+        <w:t>层状硅酸盐的六元环网格与云母</w:t>
+      </w:r>
+      <w:r>
+        <w:rPr>
+          <w:rFonts w:ascii="Times New Roman" w:hAnsi="Times New Roman" w:eastAsia="Times New Roman" w:cs="Times New Roman"/>
+        </w:rPr>
+        <w:t xml:space="preserve"> |</w:t>
+      </w:r>
+    </w:p>
+    <w:p>
+      <w:pPr>
+        <w:pStyle w:val="BodyText"/>
         <w:spacing w:after="80"/>
         <w:ind w:firstLine="420"/>
       </w:pPr>
@@ -12562,8 +12594,7 @@
     <w:tbl>
       <w:tblPr>
         <w:tblStyle w:val="Table"/>
-        <w:tblW w:type="pct" w:w="5000"/>
-        <w:tblLayout w:type="fixed"/>
+        <w:tblW w:type="auto" w:w="0"/>
         <w:tblLook w:firstRow="1" w:lastRow="0" w:firstColumn="0" w:lastColumn="0" w:noHBand="0" w:noVBand="0" w:val="0020"/>
         <w:jc w:val="center"/>
         <w:tblBorders>
@@ -12584,62 +12615,6 @@
           <w:tblHeader w:val="on"/>
         </w:trPr>
         <w:tc>
-          <w:tcPr>
-            <w:tcBorders>
-              <w:bottom w:val="single" w:sz="6" w:space="0" w:color="333333"/>
-            </w:tcBorders>
-          </w:tcPr>
-          <w:p>
-            <w:pPr>
-              <w:pStyle w:val="Compact"/>
-              <w:jc w:val="center"/>
-            </w:pPr>
-            <w:r>
-              <w:rPr>
-                <w:rFonts w:ascii="Times New Roman" w:hAnsi="Times New Roman" w:eastAsia="Times New Roman" w:cs="Times New Roman"/>
-                <w:b/>
-              </w:rPr>
-              <w:t xml:space="preserve">A </w:t>
-            </w:r>
-            <w:r>
-              <w:rPr>
-                <w:rFonts w:hint="eastAsia" w:ascii="Times New Roman" w:hAnsi="Times New Roman" w:eastAsia="SimHei" w:cs="Times New Roman"/>
-                <w:b/>
-              </w:rPr>
-              <w:t xml:space="preserve">型沸石</w:t>
-            </w:r>
-          </w:p>
-        </w:tc>
-        <w:tc>
-          <w:tcPr>
-            <w:tcBorders>
-              <w:bottom w:val="single" w:sz="6" w:space="0" w:color="333333"/>
-            </w:tcBorders>
-          </w:tcPr>
-          <w:p>
-            <w:pPr>
-              <w:pStyle w:val="Compact"/>
-              <w:jc w:val="center"/>
-            </w:pPr>
-            <w:r>
-              <w:rPr>
-                <w:rFonts w:ascii="Times New Roman" w:hAnsi="Times New Roman" w:eastAsia="Times New Roman" w:cs="Times New Roman"/>
-                <w:b/>
-              </w:rPr>
-              <w:t xml:space="preserve">LTA </w:t>
-            </w:r>
-            <w:r>
-              <w:rPr>
-                <w:rFonts w:hint="eastAsia" w:ascii="Times New Roman" w:hAnsi="Times New Roman" w:eastAsia="SimHei" w:cs="Times New Roman"/>
-                <w:b/>
-              </w:rPr>
-              <w:t xml:space="preserve">分子筛</w:t>
-            </w:r>
-          </w:p>
-        </w:tc>
-      </w:tr>
-      <w:tr>
-        <w:tc>
           <w:tcPr/>
           <w:p>
             <w:pPr>
@@ -12649,47 +12624,16 @@
             <w:r>
               <w:rPr>
                 <w:rFonts w:ascii="Times New Roman" w:hAnsi="Times New Roman" w:eastAsia="Times New Roman" w:cs="Times New Roman"/>
-              </w:rPr>
-              <w:drawing>
-                <wp:inline>
-                  <wp:extent cx="2667000" cy="1437836"/>
-                  <wp:effectExtent b="0" l="0" r="0" t="0"/>
-                  <wp:docPr descr="" title="" id="51" name="Picture"/>
-                  <a:graphic>
-                    <a:graphicData uri="http://schemas.openxmlformats.org/drawingml/2006/picture">
-                      <pic:pic>
-                        <pic:nvPicPr>
-                          <pic:cNvPr descr="20211d9b1030337618ae6820cb223515015e7850b4fdfa2bb6cf8d894ec827bb.png" id="52" name="Picture"/>
-                          <pic:cNvPicPr>
-                            <a:picLocks noChangeArrowheads="1" noChangeAspect="1"/>
-                          </pic:cNvPicPr>
-                        </pic:nvPicPr>
-                        <pic:blipFill>
-                          <a:blip r:embed="rId50"/>
-                          <a:stretch>
-                            <a:fillRect/>
-                          </a:stretch>
-                        </pic:blipFill>
-                        <pic:spPr bwMode="auto">
-                          <a:xfrm>
-                            <a:off x="0" y="0"/>
-                            <a:ext cx="2667000" cy="1437836"/>
-                          </a:xfrm>
-                          <a:prstGeom prst="rect">
-                            <a:avLst/>
-                          </a:prstGeom>
-                          <a:noFill/>
-                          <a:ln w="9525">
-                            <a:noFill/>
-                            <a:headEnd/>
-                            <a:tailEnd/>
-                          </a:ln>
-                        </pic:spPr>
-                      </pic:pic>
-                    </a:graphicData>
-                  </a:graphic>
-                </wp:inline>
-              </w:drawing>
+                <w:b/>
+              </w:rPr>
+              <w:t xml:space="preserve">A </w:t>
+            </w:r>
+            <w:r>
+              <w:rPr>
+                <w:rFonts w:hint="eastAsia" w:ascii="Times New Roman" w:hAnsi="Times New Roman" w:eastAsia="SimHei" w:cs="Times New Roman"/>
+                <w:b/>
+              </w:rPr>
+              <w:t xml:space="preserve">型沸石</w:t>
             </w:r>
           </w:p>
         </w:tc>
@@ -12703,169 +12647,22 @@
             <w:r>
               <w:rPr>
                 <w:rFonts w:ascii="Times New Roman" w:hAnsi="Times New Roman" w:eastAsia="Times New Roman" w:cs="Times New Roman"/>
-              </w:rPr>
-              <w:drawing>
-                <wp:inline>
-                  <wp:extent cx="2667000" cy="2340319"/>
-                  <wp:effectExtent b="0" l="0" r="0" t="0"/>
-                  <wp:docPr descr="" title="" id="54" name="Picture"/>
-                  <a:graphic>
-                    <a:graphicData uri="http://schemas.openxmlformats.org/drawingml/2006/picture">
-                      <pic:pic>
-                        <pic:nvPicPr>
-                          <pic:cNvPr descr="0e57953cd1dea2b31a83e9b724c006675016988c296a65b8ae67819fe263891e.jpg" id="55" name="Picture"/>
-                          <pic:cNvPicPr>
-                            <a:picLocks noChangeArrowheads="1" noChangeAspect="1"/>
-                          </pic:cNvPicPr>
-                        </pic:nvPicPr>
-                        <pic:blipFill>
-                          <a:blip r:embed="rId53"/>
-                          <a:stretch>
-                            <a:fillRect/>
-                          </a:stretch>
-                        </pic:blipFill>
-                        <pic:spPr bwMode="auto">
-                          <a:xfrm>
-                            <a:off x="0" y="0"/>
-                            <a:ext cx="2667000" cy="2340319"/>
-                          </a:xfrm>
-                          <a:prstGeom prst="rect">
-                            <a:avLst/>
-                          </a:prstGeom>
-                          <a:noFill/>
-                          <a:ln w="9525">
-                            <a:noFill/>
-                            <a:headEnd/>
-                            <a:tailEnd/>
-                          </a:ln>
-                        </pic:spPr>
-                      </pic:pic>
-                    </a:graphicData>
-                  </a:graphic>
-                </wp:inline>
-              </w:drawing>
-            </w:r>
-          </w:p>
-        </w:tc>
-      </w:tr>
-      <w:tr>
-        <w:tc>
-          <w:tcPr/>
-          <w:p>
-            <w:pPr>
-              <w:pStyle w:val="Compact"/>
-              <w:jc w:val="center"/>
-            </w:pPr>
-            <w:r>
-              <w:rPr>
-                <w:rFonts w:ascii="Times New Roman" w:hAnsi="Times New Roman" w:eastAsia="Times New Roman" w:cs="Times New Roman"/>
-              </w:rPr>
-              <w:t xml:space="preserve">&gt; </w:t>
-            </w:r>
-            <w:r>
-              <w:rPr>
-                <w:rFonts w:hint="eastAsia" w:ascii="Times New Roman" w:hAnsi="Times New Roman" w:eastAsia="FangSong" w:cs="Times New Roman"/>
-              </w:rPr>
-              <w:t xml:space="preserve">图</w:t>
-            </w:r>
-            <w:r>
-              <w:rPr>
-                <w:rFonts w:ascii="Times New Roman" w:hAnsi="Times New Roman" w:eastAsia="Times New Roman" w:cs="Times New Roman"/>
-              </w:rPr>
-              <w:t xml:space="preserve"> </w:t>
-            </w:r>
-            <w:r>
-              <w:rPr>
-                <w:rFonts w:hint="eastAsia" w:ascii="Times New Roman" w:hAnsi="Times New Roman" w:eastAsia="Times New Roman" w:cs="Times New Roman"/>
-              </w:rPr>
-              <w:t xml:space="preserve">3-10：A</w:t>
-            </w:r>
-            <w:r>
-              <w:rPr>
-                <w:rFonts w:ascii="Times New Roman" w:hAnsi="Times New Roman" w:eastAsia="Times New Roman" w:cs="Times New Roman"/>
-              </w:rPr>
-              <w:t xml:space="preserve"> </w:t>
-            </w:r>
-            <w:r>
-              <w:rPr>
-                <w:rFonts w:hint="eastAsia" w:ascii="Times New Roman" w:hAnsi="Times New Roman" w:eastAsia="FangSong" w:cs="Times New Roman"/>
-              </w:rPr>
-              <w:t xml:space="preserve">型沸石的</w:t>
-            </w:r>
-            <w:r>
-              <w:rPr>
-                <w:rFonts w:ascii="Times New Roman" w:hAnsi="Times New Roman" w:eastAsia="Times New Roman" w:cs="Times New Roman"/>
-              </w:rPr>
-              <w:t xml:space="preserve"> β </w:t>
-            </w:r>
-            <w:r>
-              <w:rPr>
-                <w:rFonts w:hint="eastAsia" w:ascii="Times New Roman" w:hAnsi="Times New Roman" w:eastAsia="FangSong" w:cs="Times New Roman"/>
-              </w:rPr>
-              <w:t xml:space="preserve">笼与</w:t>
-            </w:r>
-            <w:r>
-              <w:rPr>
-                <w:rFonts w:ascii="Times New Roman" w:hAnsi="Times New Roman" w:eastAsia="Times New Roman" w:cs="Times New Roman"/>
-              </w:rPr>
-              <w:t xml:space="preserve"> α </w:t>
-            </w:r>
-            <w:r>
-              <w:rPr>
-                <w:rFonts w:hint="eastAsia" w:ascii="Times New Roman" w:hAnsi="Times New Roman" w:eastAsia="FangSong" w:cs="Times New Roman"/>
-              </w:rPr>
-              <w:t xml:space="preserve">超笼</w:t>
-            </w:r>
-          </w:p>
-        </w:tc>
-        <w:tc>
-          <w:tcPr/>
-          <w:p>
-            <w:pPr>
-              <w:pStyle w:val="Compact"/>
-              <w:jc w:val="center"/>
-            </w:pPr>
-            <w:r>
-              <w:rPr>
-                <w:rFonts w:ascii="Times New Roman" w:hAnsi="Times New Roman" w:eastAsia="Times New Roman" w:cs="Times New Roman"/>
-              </w:rPr>
-              <w:t xml:space="preserve">&gt; </w:t>
-            </w:r>
-            <w:r>
-              <w:rPr>
-                <w:rFonts w:hint="eastAsia" w:ascii="Times New Roman" w:hAnsi="Times New Roman" w:eastAsia="FangSong" w:cs="Times New Roman"/>
-              </w:rPr>
-              <w:t xml:space="preserve">图</w:t>
-            </w:r>
-            <w:r>
-              <w:rPr>
-                <w:rFonts w:ascii="Times New Roman" w:hAnsi="Times New Roman" w:eastAsia="Times New Roman" w:cs="Times New Roman"/>
-              </w:rPr>
-              <w:t xml:space="preserve"> </w:t>
-            </w:r>
-            <w:r>
-              <w:rPr>
-                <w:rFonts w:hint="eastAsia" w:ascii="Times New Roman" w:hAnsi="Times New Roman" w:eastAsia="Times New Roman" w:cs="Times New Roman"/>
-              </w:rPr>
-              <w:t xml:space="preserve">3-11：LTA</w:t>
-            </w:r>
-            <w:r>
-              <w:rPr>
-                <w:rFonts w:ascii="Times New Roman" w:hAnsi="Times New Roman" w:eastAsia="Times New Roman" w:cs="Times New Roman"/>
-              </w:rPr>
-              <w:t xml:space="preserve"> </w:t>
-            </w:r>
-            <w:r>
-              <w:rPr>
-                <w:rFonts w:hint="eastAsia" w:ascii="Times New Roman" w:hAnsi="Times New Roman" w:eastAsia="FangSong" w:cs="Times New Roman"/>
-              </w:rPr>
-              <w:t xml:space="preserve">型分子筛的骨架与超笼孔道</w:t>
+                <w:b/>
+              </w:rPr>
+              <w:t xml:space="preserve">LTA </w:t>
+            </w:r>
+            <w:r>
+              <w:rPr>
+                <w:rFonts w:hint="eastAsia" w:ascii="Times New Roman" w:hAnsi="Times New Roman" w:eastAsia="SimHei" w:cs="Times New Roman"/>
+                <w:b/>
+              </w:rPr>
+              <w:t xml:space="preserve">分子筛</w:t>
             </w:r>
           </w:p>
         </w:tc>
       </w:tr>
     </w:tbl>
-    <w:bookmarkEnd w:id="56"/>
+    <w:bookmarkEnd w:id="50"/>
     <w:bookmarkStart w:id="57" w:name="沸石分子筛"/>
     <w:p>
       <w:pPr>
@@ -12888,6 +12685,241 @@
     <w:p>
       <w:pPr>
         <w:pStyle w:val="FirstParagraph"/>
+        <w:spacing w:before="160" w:after="80"/>
+        <w:jc w:val="center"/>
+      </w:pPr>
+      <w:r>
+        <w:rPr>
+          <w:rFonts w:ascii="Times New Roman" w:hAnsi="Times New Roman" w:eastAsia="Times New Roman" w:cs="Times New Roman"/>
+        </w:rPr>
+        <w:drawing>
+          <wp:inline>
+            <wp:extent cx="2381250" cy="1283782"/>
+            <wp:effectExtent b="0" l="0" r="0" t="0"/>
+            <wp:docPr descr="" title="" id="52" name="Picture"/>
+            <a:graphic>
+              <a:graphicData uri="http://schemas.openxmlformats.org/drawingml/2006/picture">
+                <pic:pic>
+                  <pic:nvPicPr>
+                    <pic:cNvPr descr="20211d9b1030337618ae6820cb223515015e7850b4fdfa2bb6cf8d894ec827bb.png" id="53" name="Picture"/>
+                    <pic:cNvPicPr>
+                      <a:picLocks noChangeArrowheads="1" noChangeAspect="1"/>
+                    </pic:cNvPicPr>
+                  </pic:nvPicPr>
+                  <pic:blipFill>
+                    <a:blip r:embed="rId51"/>
+                    <a:stretch>
+                      <a:fillRect/>
+                    </a:stretch>
+                  </pic:blipFill>
+                  <pic:spPr bwMode="auto">
+                    <a:xfrm>
+                      <a:off x="0" y="0"/>
+                      <a:ext cx="2381250" cy="1283782"/>
+                    </a:xfrm>
+                    <a:prstGeom prst="rect">
+                      <a:avLst/>
+                    </a:prstGeom>
+                    <a:noFill/>
+                    <a:ln w="9525">
+                      <a:noFill/>
+                      <a:headEnd/>
+                      <a:tailEnd/>
+                    </a:ln>
+                  </pic:spPr>
+                </pic:pic>
+              </a:graphicData>
+            </a:graphic>
+          </wp:inline>
+        </w:drawing>
+      </w:r>
+      <w:r>
+        <w:rPr>
+          <w:rFonts w:ascii="Times New Roman" w:hAnsi="Times New Roman" w:eastAsia="Times New Roman" w:cs="Times New Roman"/>
+        </w:rPr>
+        <w:t xml:space="preserve"> </w:t>
+      </w:r>
+      <w:r>
+        <w:rPr>
+          <w:rFonts w:ascii="Times New Roman" w:hAnsi="Times New Roman" w:eastAsia="Times New Roman" w:cs="Times New Roman"/>
+        </w:rPr>
+        <w:t xml:space="preserve">|</w:t>
+      </w:r>
+      <w:r>
+        <w:rPr>
+          <w:rFonts w:ascii="Times New Roman" w:hAnsi="Times New Roman" w:eastAsia="Times New Roman" w:cs="Times New Roman"/>
+        </w:rPr>
+        <w:t xml:space="preserve"> </w:t>
+      </w:r>
+      <w:r>
+        <w:rPr>
+          <w:rFonts w:ascii="Times New Roman" w:hAnsi="Times New Roman" w:eastAsia="Times New Roman" w:cs="Times New Roman"/>
+        </w:rPr>
+        <w:drawing>
+          <wp:inline>
+            <wp:extent cx="2381250" cy="2089570"/>
+            <wp:effectExtent b="0" l="0" r="0" t="0"/>
+            <wp:docPr descr="" title="" id="55" name="Picture"/>
+            <a:graphic>
+              <a:graphicData uri="http://schemas.openxmlformats.org/drawingml/2006/picture">
+                <pic:pic>
+                  <pic:nvPicPr>
+                    <pic:cNvPr descr="0e57953cd1dea2b31a83e9b724c006675016988c296a65b8ae67819fe263891e.jpg" id="56" name="Picture"/>
+                    <pic:cNvPicPr>
+                      <a:picLocks noChangeArrowheads="1" noChangeAspect="1"/>
+                    </pic:cNvPicPr>
+                  </pic:nvPicPr>
+                  <pic:blipFill>
+                    <a:blip r:embed="rId54"/>
+                    <a:stretch>
+                      <a:fillRect/>
+                    </a:stretch>
+                  </pic:blipFill>
+                  <pic:spPr bwMode="auto">
+                    <a:xfrm>
+                      <a:off x="0" y="0"/>
+                      <a:ext cx="2381250" cy="2089570"/>
+                    </a:xfrm>
+                    <a:prstGeom prst="rect">
+                      <a:avLst/>
+                    </a:prstGeom>
+                    <a:noFill/>
+                    <a:ln w="9525">
+                      <a:noFill/>
+                      <a:headEnd/>
+                      <a:tailEnd/>
+                    </a:ln>
+                  </pic:spPr>
+                </pic:pic>
+              </a:graphicData>
+            </a:graphic>
+          </wp:inline>
+        </w:drawing>
+      </w:r>
+      <w:r>
+        <w:rPr>
+          <w:rFonts w:ascii="Times New Roman" w:hAnsi="Times New Roman" w:eastAsia="Times New Roman" w:cs="Times New Roman"/>
+        </w:rPr>
+        <w:t xml:space="preserve"> </w:t>
+      </w:r>
+      <w:r>
+        <w:rPr>
+          <w:rFonts w:ascii="Times New Roman" w:hAnsi="Times New Roman" w:eastAsia="Times New Roman" w:cs="Times New Roman"/>
+        </w:rPr>
+        <w:t xml:space="preserve">|</w:t>
+      </w:r>
+      <w:r>
+        <w:rPr>
+          <w:rFonts w:ascii="Times New Roman" w:hAnsi="Times New Roman" w:eastAsia="Times New Roman" w:cs="Times New Roman"/>
+        </w:rPr>
+        <w:br/>
+      </w:r>
+      <w:r>
+        <w:rPr>
+          <w:rFonts w:ascii="Times New Roman" w:hAnsi="Times New Roman" w:eastAsia="Times New Roman" w:cs="Times New Roman"/>
+        </w:rPr>
+        <w:t xml:space="preserve">&gt; </w:t>
+      </w:r>
+      <w:r>
+        <w:rPr>
+          <w:rFonts w:hint="eastAsia" w:ascii="Times New Roman" w:hAnsi="Times New Roman" w:eastAsia="FangSong" w:cs="Times New Roman"/>
+        </w:rPr>
+        <w:t xml:space="preserve">图</w:t>
+      </w:r>
+      <w:r>
+        <w:rPr>
+          <w:rFonts w:ascii="Times New Roman" w:hAnsi="Times New Roman" w:eastAsia="Times New Roman" w:cs="Times New Roman"/>
+        </w:rPr>
+        <w:t xml:space="preserve"> </w:t>
+      </w:r>
+      <w:r>
+        <w:rPr>
+          <w:rFonts w:hint="eastAsia" w:ascii="Times New Roman" w:hAnsi="Times New Roman" w:eastAsia="Times New Roman" w:cs="Times New Roman"/>
+        </w:rPr>
+        <w:t xml:space="preserve">3-10：A</w:t>
+      </w:r>
+      <w:r>
+        <w:rPr>
+          <w:rFonts w:ascii="Times New Roman" w:hAnsi="Times New Roman" w:eastAsia="Times New Roman" w:cs="Times New Roman"/>
+        </w:rPr>
+        <w:t xml:space="preserve"> </w:t>
+      </w:r>
+      <w:r>
+        <w:rPr>
+          <w:rFonts w:hint="eastAsia" w:ascii="Times New Roman" w:hAnsi="Times New Roman" w:eastAsia="FangSong" w:cs="Times New Roman"/>
+        </w:rPr>
+        <w:t xml:space="preserve">型沸石的</w:t>
+      </w:r>
+      <w:r>
+        <w:rPr>
+          <w:rFonts w:ascii="Times New Roman" w:hAnsi="Times New Roman" w:eastAsia="Times New Roman" w:cs="Times New Roman"/>
+        </w:rPr>
+        <w:t xml:space="preserve"> β </w:t>
+      </w:r>
+      <w:r>
+        <w:rPr>
+          <w:rFonts w:hint="eastAsia" w:ascii="Times New Roman" w:hAnsi="Times New Roman" w:eastAsia="FangSong" w:cs="Times New Roman"/>
+        </w:rPr>
+        <w:t xml:space="preserve">笼与</w:t>
+      </w:r>
+      <w:r>
+        <w:rPr>
+          <w:rFonts w:ascii="Times New Roman" w:hAnsi="Times New Roman" w:eastAsia="Times New Roman" w:cs="Times New Roman"/>
+        </w:rPr>
+        <w:t xml:space="preserve"> α </w:t>
+      </w:r>
+      <w:r>
+        <w:rPr>
+          <w:rFonts w:hint="eastAsia" w:ascii="Times New Roman" w:hAnsi="Times New Roman" w:eastAsia="FangSong" w:cs="Times New Roman"/>
+        </w:rPr>
+        <w:t xml:space="preserve">超笼</w:t>
+      </w:r>
+      <w:r>
+        <w:rPr>
+          <w:rFonts w:ascii="Times New Roman" w:hAnsi="Times New Roman" w:eastAsia="Times New Roman" w:cs="Times New Roman"/>
+        </w:rPr>
+        <w:t xml:space="preserve"> | &gt; </w:t>
+      </w:r>
+      <w:r>
+        <w:rPr>
+          <w:rFonts w:hint="eastAsia" w:ascii="Times New Roman" w:hAnsi="Times New Roman" w:eastAsia="FangSong" w:cs="Times New Roman"/>
+        </w:rPr>
+        <w:t xml:space="preserve">图</w:t>
+      </w:r>
+      <w:r>
+        <w:rPr>
+          <w:rFonts w:ascii="Times New Roman" w:hAnsi="Times New Roman" w:eastAsia="Times New Roman" w:cs="Times New Roman"/>
+        </w:rPr>
+        <w:t xml:space="preserve"> </w:t>
+      </w:r>
+      <w:r>
+        <w:rPr>
+          <w:rFonts w:hint="eastAsia" w:ascii="Times New Roman" w:hAnsi="Times New Roman" w:eastAsia="Times New Roman" w:cs="Times New Roman"/>
+        </w:rPr>
+        <w:t xml:space="preserve">3-11：LTA</w:t>
+      </w:r>
+      <w:r>
+        <w:rPr>
+          <w:rFonts w:ascii="Times New Roman" w:hAnsi="Times New Roman" w:eastAsia="Times New Roman" w:cs="Times New Roman"/>
+        </w:rPr>
+        <w:t xml:space="preserve"> </w:t>
+      </w:r>
+      <w:r>
+        <w:rPr>
+          <w:rFonts w:hint="eastAsia" w:ascii="Times New Roman" w:hAnsi="Times New Roman" w:eastAsia="FangSong" w:cs="Times New Roman"/>
+        </w:rPr>
+        <w:t xml:space="preserve">型分子筛的骨架与超笼孔道</w:t>
+      </w:r>
+      <w:r>
+        <w:rPr>
+          <w:rFonts w:ascii="Times New Roman" w:hAnsi="Times New Roman" w:eastAsia="Times New Roman" w:cs="Times New Roman"/>
+        </w:rPr>
+        <w:t xml:space="preserve"> |</w:t>
+      </w:r>
+    </w:p>
+    <w:p>
+      <w:pPr>
+        <w:pStyle w:val="BodyText"/>
         <w:ind w:firstLine="420"/>
       </w:pPr>
       <w:r>
@@ -17068,7 +17100,7 @@
       </w:r>
     </w:p>
     <w:bookmarkEnd w:id="62"/>
-    <w:bookmarkStart w:id="66" w:name="混合价氧化物-pb₃o₄"/>
+    <w:bookmarkStart w:id="63" w:name="混合价氧化物-pb₃o₄"/>
     <w:p>
       <w:pPr>
         <w:pStyle w:val="Heading3"/>
@@ -17891,8 +17923,7 @@
     <w:tbl>
       <w:tblPr>
         <w:tblStyle w:val="Table"/>
-        <w:tblW w:type="pct" w:w="5000"/>
-        <w:tblLayout w:type="fixed"/>
+        <w:tblW w:type="auto" w:w="0"/>
         <w:tblLook w:firstRow="1" w:lastRow="0" w:firstColumn="0" w:lastColumn="0" w:noHBand="0" w:noVBand="0" w:val="0020"/>
         <w:jc w:val="center"/>
         <w:tblBorders>
@@ -17912,28 +17943,6 @@
           <w:tblHeader w:val="on"/>
         </w:trPr>
         <w:tc>
-          <w:tcPr>
-            <w:tcBorders>
-              <w:bottom w:val="single" w:sz="6" w:space="0" w:color="333333"/>
-            </w:tcBorders>
-          </w:tcPr>
-          <w:p>
-            <w:pPr>
-              <w:pStyle w:val="Compact"/>
-              <w:jc w:val="center"/>
-            </w:pPr>
-            <w:r>
-              <w:rPr>
-                <w:rFonts w:ascii="Times New Roman" w:hAnsi="Times New Roman" w:eastAsia="Times New Roman" w:cs="Times New Roman"/>
-                <w:b/>
-              </w:rPr>
-              <w:t xml:space="preserve">SnO / PbO</w:t>
-            </w:r>
-          </w:p>
-        </w:tc>
-      </w:tr>
-      <w:tr>
-        <w:tc>
           <w:tcPr/>
           <w:p>
             <w:pPr>
@@ -17943,112 +17952,15 @@
             <w:r>
               <w:rPr>
                 <w:rFonts w:ascii="Times New Roman" w:hAnsi="Times New Roman" w:eastAsia="Times New Roman" w:cs="Times New Roman"/>
-              </w:rPr>
-              <w:drawing>
-                <wp:inline>
-                  <wp:extent cx="2667000" cy="1470393"/>
-                  <wp:effectExtent b="0" l="0" r="0" t="0"/>
-                  <wp:docPr descr="" title="" id="64" name="Picture"/>
-                  <a:graphic>
-                    <a:graphicData uri="http://schemas.openxmlformats.org/drawingml/2006/picture">
-                      <pic:pic>
-                        <pic:nvPicPr>
-                          <pic:cNvPr descr="a8bdc74df3f8d4fe27290dff2bcae7e804fa7d72310271e30afecac16b7d4b10.png" id="65" name="Picture"/>
-                          <pic:cNvPicPr>
-                            <a:picLocks noChangeArrowheads="1" noChangeAspect="1"/>
-                          </pic:cNvPicPr>
-                        </pic:nvPicPr>
-                        <pic:blipFill>
-                          <a:blip r:embed="rId63"/>
-                          <a:stretch>
-                            <a:fillRect/>
-                          </a:stretch>
-                        </pic:blipFill>
-                        <pic:spPr bwMode="auto">
-                          <a:xfrm>
-                            <a:off x="0" y="0"/>
-                            <a:ext cx="2667000" cy="1470393"/>
-                          </a:xfrm>
-                          <a:prstGeom prst="rect">
-                            <a:avLst/>
-                          </a:prstGeom>
-                          <a:noFill/>
-                          <a:ln w="9525">
-                            <a:noFill/>
-                            <a:headEnd/>
-                            <a:tailEnd/>
-                          </a:ln>
-                        </pic:spPr>
-                      </pic:pic>
-                    </a:graphicData>
-                  </a:graphic>
-                </wp:inline>
-              </w:drawing>
-            </w:r>
-          </w:p>
-        </w:tc>
-      </w:tr>
-      <w:tr>
-        <w:tc>
-          <w:tcPr/>
-          <w:p>
-            <w:pPr>
-              <w:pStyle w:val="Compact"/>
-              <w:jc w:val="center"/>
-            </w:pPr>
-            <w:r>
-              <w:rPr>
-                <w:rFonts w:ascii="Times New Roman" w:hAnsi="Times New Roman" w:eastAsia="Times New Roman" w:cs="Times New Roman"/>
-              </w:rPr>
-              <w:t xml:space="preserve">&gt; </w:t>
-            </w:r>
-            <w:r>
-              <w:rPr>
-                <w:rFonts w:hint="eastAsia" w:ascii="Times New Roman" w:hAnsi="Times New Roman" w:eastAsia="FangSong" w:cs="Times New Roman"/>
-              </w:rPr>
-              <w:t xml:space="preserve">图</w:t>
-            </w:r>
-            <w:r>
-              <w:rPr>
-                <w:rFonts w:ascii="Times New Roman" w:hAnsi="Times New Roman" w:eastAsia="Times New Roman" w:cs="Times New Roman"/>
-              </w:rPr>
-              <w:t xml:space="preserve"> </w:t>
-            </w:r>
-            <w:r>
-              <w:rPr>
-                <w:rFonts w:hint="eastAsia" w:ascii="Times New Roman" w:hAnsi="Times New Roman" w:eastAsia="Times New Roman" w:cs="Times New Roman"/>
-              </w:rPr>
-              <w:t xml:space="preserve">3-12：SnO</w:t>
-            </w:r>
-            <w:r>
-              <w:rPr>
-                <w:rFonts w:ascii="Times New Roman" w:hAnsi="Times New Roman" w:eastAsia="Times New Roman" w:cs="Times New Roman"/>
-              </w:rPr>
-              <w:t xml:space="preserve"> </w:t>
-            </w:r>
-            <w:r>
-              <w:rPr>
-                <w:rFonts w:hint="eastAsia" w:ascii="Times New Roman" w:hAnsi="Times New Roman" w:eastAsia="FangSong" w:cs="Times New Roman"/>
-              </w:rPr>
-              <w:t xml:space="preserve">与</w:t>
-            </w:r>
-            <w:r>
-              <w:rPr>
-                <w:rFonts w:ascii="Times New Roman" w:hAnsi="Times New Roman" w:eastAsia="Times New Roman" w:cs="Times New Roman"/>
-              </w:rPr>
-              <w:t xml:space="preserve"> PbO </w:t>
-            </w:r>
-            <w:r>
-              <w:rPr>
-                <w:rFonts w:hint="eastAsia" w:ascii="Times New Roman" w:hAnsi="Times New Roman" w:eastAsia="FangSong" w:cs="Times New Roman"/>
-              </w:rPr>
-              <w:t xml:space="preserve">中的立体活性孤对电子</w:t>
+                <w:b/>
+              </w:rPr>
+              <w:t xml:space="preserve">SnO / PbO</w:t>
             </w:r>
           </w:p>
         </w:tc>
       </w:tr>
     </w:tbl>
-    <w:bookmarkEnd w:id="66"/>
+    <w:bookmarkEnd w:id="63"/>
     <w:bookmarkStart w:id="67" w:name="立体化学活性的孤对电子"/>
     <w:p>
       <w:pPr>
@@ -18071,6 +17983,130 @@
     <w:p>
       <w:pPr>
         <w:pStyle w:val="FirstParagraph"/>
+        <w:spacing w:before="160" w:after="80"/>
+        <w:jc w:val="center"/>
+      </w:pPr>
+      <w:r>
+        <w:rPr>
+          <w:rFonts w:ascii="Times New Roman" w:hAnsi="Times New Roman" w:eastAsia="Times New Roman" w:cs="Times New Roman"/>
+        </w:rPr>
+        <w:drawing>
+          <wp:inline>
+            <wp:extent cx="2667000" cy="1470393"/>
+            <wp:effectExtent b="0" l="0" r="0" t="0"/>
+            <wp:docPr descr="" title="" id="65" name="Picture"/>
+            <a:graphic>
+              <a:graphicData uri="http://schemas.openxmlformats.org/drawingml/2006/picture">
+                <pic:pic>
+                  <pic:nvPicPr>
+                    <pic:cNvPr descr="a8bdc74df3f8d4fe27290dff2bcae7e804fa7d72310271e30afecac16b7d4b10.png" id="66" name="Picture"/>
+                    <pic:cNvPicPr>
+                      <a:picLocks noChangeArrowheads="1" noChangeAspect="1"/>
+                    </pic:cNvPicPr>
+                  </pic:nvPicPr>
+                  <pic:blipFill>
+                    <a:blip r:embed="rId64"/>
+                    <a:stretch>
+                      <a:fillRect/>
+                    </a:stretch>
+                  </pic:blipFill>
+                  <pic:spPr bwMode="auto">
+                    <a:xfrm>
+                      <a:off x="0" y="0"/>
+                      <a:ext cx="2667000" cy="1470393"/>
+                    </a:xfrm>
+                    <a:prstGeom prst="rect">
+                      <a:avLst/>
+                    </a:prstGeom>
+                    <a:noFill/>
+                    <a:ln w="9525">
+                      <a:noFill/>
+                      <a:headEnd/>
+                      <a:tailEnd/>
+                    </a:ln>
+                  </pic:spPr>
+                </pic:pic>
+              </a:graphicData>
+            </a:graphic>
+          </wp:inline>
+        </w:drawing>
+      </w:r>
+      <w:r>
+        <w:rPr>
+          <w:rFonts w:ascii="Times New Roman" w:hAnsi="Times New Roman" w:eastAsia="Times New Roman" w:cs="Times New Roman"/>
+        </w:rPr>
+        <w:t xml:space="preserve"> </w:t>
+      </w:r>
+      <w:r>
+        <w:rPr>
+          <w:rFonts w:ascii="Times New Roman" w:hAnsi="Times New Roman" w:eastAsia="Times New Roman" w:cs="Times New Roman"/>
+        </w:rPr>
+        <w:t xml:space="preserve">|</w:t>
+      </w:r>
+      <w:r>
+        <w:rPr>
+          <w:rFonts w:ascii="Times New Roman" w:hAnsi="Times New Roman" w:eastAsia="Times New Roman" w:cs="Times New Roman"/>
+        </w:rPr>
+        <w:br/>
+      </w:r>
+      <w:r>
+        <w:rPr>
+          <w:rFonts w:ascii="Times New Roman" w:hAnsi="Times New Roman" w:eastAsia="Times New Roman" w:cs="Times New Roman"/>
+        </w:rPr>
+        <w:t xml:space="preserve">&gt; </w:t>
+      </w:r>
+      <w:r>
+        <w:rPr>
+          <w:rFonts w:hint="eastAsia" w:ascii="Times New Roman" w:hAnsi="Times New Roman" w:eastAsia="FangSong" w:cs="Times New Roman"/>
+        </w:rPr>
+        <w:t xml:space="preserve">图</w:t>
+      </w:r>
+      <w:r>
+        <w:rPr>
+          <w:rFonts w:ascii="Times New Roman" w:hAnsi="Times New Roman" w:eastAsia="Times New Roman" w:cs="Times New Roman"/>
+        </w:rPr>
+        <w:t xml:space="preserve"> </w:t>
+      </w:r>
+      <w:r>
+        <w:rPr>
+          <w:rFonts w:hint="eastAsia" w:ascii="Times New Roman" w:hAnsi="Times New Roman" w:eastAsia="Times New Roman" w:cs="Times New Roman"/>
+        </w:rPr>
+        <w:t xml:space="preserve">3-12：SnO</w:t>
+      </w:r>
+      <w:r>
+        <w:rPr>
+          <w:rFonts w:ascii="Times New Roman" w:hAnsi="Times New Roman" w:eastAsia="Times New Roman" w:cs="Times New Roman"/>
+        </w:rPr>
+        <w:t xml:space="preserve"> </w:t>
+      </w:r>
+      <w:r>
+        <w:rPr>
+          <w:rFonts w:hint="eastAsia" w:ascii="Times New Roman" w:hAnsi="Times New Roman" w:eastAsia="FangSong" w:cs="Times New Roman"/>
+        </w:rPr>
+        <w:t xml:space="preserve">与</w:t>
+      </w:r>
+      <w:r>
+        <w:rPr>
+          <w:rFonts w:ascii="Times New Roman" w:hAnsi="Times New Roman" w:eastAsia="Times New Roman" w:cs="Times New Roman"/>
+        </w:rPr>
+        <w:t xml:space="preserve"> PbO </w:t>
+      </w:r>
+      <w:r>
+        <w:rPr>
+          <w:rFonts w:hint="eastAsia" w:ascii="Times New Roman" w:hAnsi="Times New Roman" w:eastAsia="FangSong" w:cs="Times New Roman"/>
+        </w:rPr>
+        <w:t xml:space="preserve">中的立体活性孤对电子</w:t>
+      </w:r>
+      <w:r>
+        <w:rPr>
+          <w:rFonts w:ascii="Times New Roman" w:hAnsi="Times New Roman" w:eastAsia="Times New Roman" w:cs="Times New Roman"/>
+        </w:rPr>
+        <w:t xml:space="preserve"> |</w:t>
+      </w:r>
+    </w:p>
+    <w:p>
+      <w:pPr>
+        <w:pStyle w:val="BodyText"/>
         <w:ind w:firstLine="420"/>
       </w:pPr>
       <w:r>
@@ -26741,7 +26777,7 @@
         <w:t>多中心键与硼烷原子簇</w:t>
       </w:r>
     </w:p>
-    <w:bookmarkStart w:id="74" w:name="缺电子化学与多中心键"/>
+    <w:bookmarkStart w:id="71" w:name="缺电子化学与多中心键"/>
     <w:p>
       <w:pPr>
         <w:pStyle w:val="Heading3"/>
@@ -27158,8 +27194,7 @@
     <w:tbl>
       <w:tblPr>
         <w:tblStyle w:val="Table"/>
-        <w:tblW w:type="pct" w:w="5000"/>
-        <w:tblLayout w:type="fixed"/>
+        <w:tblW w:type="auto" w:w="0"/>
         <w:tblLook w:firstRow="1" w:lastRow="0" w:firstColumn="0" w:lastColumn="0" w:noHBand="0" w:noVBand="0" w:val="0020"/>
         <w:jc w:val="center"/>
         <w:tblBorders>
@@ -27179,50 +27214,6 @@
           <w:tblHeader w:val="on"/>
         </w:trPr>
         <w:tc>
-          <w:tcPr>
-            <w:tcBorders>
-              <w:bottom w:val="single" w:sz="6" w:space="0" w:color="333333"/>
-            </w:tcBorders>
-          </w:tcPr>
-          <w:p>
-            <w:pPr>
-              <w:pStyle w:val="Compact"/>
-              <w:jc w:val="center"/>
-            </w:pPr>
-            <w:r>
-              <w:rPr>
-                <w:rFonts w:ascii="Times New Roman" w:hAnsi="Times New Roman" w:eastAsia="Times New Roman" w:cs="Times New Roman"/>
-                <w:b/>
-              </w:rPr>
-              <w:t>B</w:t>
-            </w:r>
-            <w:r>
-              <w:rPr>
-                <w:rFonts w:ascii="Times New Roman" w:hAnsi="Times New Roman" w:eastAsia="Times New Roman" w:cs="Times New Roman"/>
-                <w:b/>
-                <w:vertAlign w:val="subscript"/>
-              </w:rPr>
-              <w:t>12</w:t>
-            </w:r>
-            <w:r>
-              <w:rPr>
-                <w:rFonts w:ascii="Times New Roman" w:hAnsi="Times New Roman" w:eastAsia="Times New Roman" w:cs="Times New Roman"/>
-                <w:b/>
-              </w:rPr>
-              <w:t xml:space="preserve"> </w:t>
-            </w:r>
-            <w:r>
-              <w:rPr>
-                <w:rFonts w:hint="eastAsia" w:ascii="Times New Roman" w:hAnsi="Times New Roman" w:eastAsia="SimHei" w:cs="Times New Roman"/>
-                <w:b/>
-              </w:rPr>
-              <w:t xml:space="preserve">二十面体</w:t>
-            </w:r>
-          </w:p>
-        </w:tc>
-      </w:tr>
-      <w:tr>
-        <w:tc>
           <w:tcPr/>
           <w:p>
             <w:pPr>
@@ -27232,111 +27223,29 @@
             <w:r>
               <w:rPr>
                 <w:rFonts w:ascii="Times New Roman" w:hAnsi="Times New Roman" w:eastAsia="Times New Roman" w:cs="Times New Roman"/>
-              </w:rPr>
-              <w:drawing>
-                <wp:inline>
-                  <wp:extent cx="2667000" cy="2894670"/>
-                  <wp:effectExtent b="0" l="0" r="0" t="0"/>
-                  <wp:docPr descr="" title="" id="72" name="Picture"/>
-                  <a:graphic>
-                    <a:graphicData uri="http://schemas.openxmlformats.org/drawingml/2006/picture">
-                      <pic:pic>
-                        <pic:nvPicPr>
-                          <pic:cNvPr descr="873cbe75eb3febf36d01f2dec2ee98bdf5d4ec3a688469ba12e1355be002ec44.jpg" id="73" name="Picture"/>
-                          <pic:cNvPicPr>
-                            <a:picLocks noChangeArrowheads="1" noChangeAspect="1"/>
-                          </pic:cNvPicPr>
-                        </pic:nvPicPr>
-                        <pic:blipFill>
-                          <a:blip r:embed="rId71"/>
-                          <a:stretch>
-                            <a:fillRect/>
-                          </a:stretch>
-                        </pic:blipFill>
-                        <pic:spPr bwMode="auto">
-                          <a:xfrm>
-                            <a:off x="0" y="0"/>
-                            <a:ext cx="2667000" cy="2894670"/>
-                          </a:xfrm>
-                          <a:prstGeom prst="rect">
-                            <a:avLst/>
-                          </a:prstGeom>
-                          <a:noFill/>
-                          <a:ln w="9525">
-                            <a:noFill/>
-                            <a:headEnd/>
-                            <a:tailEnd/>
-                          </a:ln>
-                        </pic:spPr>
-                      </pic:pic>
-                    </a:graphicData>
-                  </a:graphic>
-                </wp:inline>
-              </w:drawing>
-            </w:r>
-          </w:p>
-        </w:tc>
-      </w:tr>
-      <w:tr>
-        <w:tc>
-          <w:tcPr/>
-          <w:p>
-            <w:pPr>
-              <w:pStyle w:val="Compact"/>
-              <w:jc w:val="center"/>
-            </w:pPr>
+                <w:b/>
+              </w:rPr>
+              <w:t>B</w:t>
+            </w:r>
             <w:r>
               <w:rPr>
                 <w:rFonts w:ascii="Times New Roman" w:hAnsi="Times New Roman" w:eastAsia="Times New Roman" w:cs="Times New Roman"/>
-              </w:rPr>
-              <w:t xml:space="preserve">&gt; </w:t>
-            </w:r>
-            <w:r>
-              <w:rPr>
-                <w:rFonts w:hint="eastAsia" w:ascii="Times New Roman" w:hAnsi="Times New Roman" w:eastAsia="FangSong" w:cs="Times New Roman"/>
-              </w:rPr>
-              <w:t xml:space="preserve">图</w:t>
+                <w:b/>
+                <w:vertAlign w:val="subscript"/>
+              </w:rPr>
+              <w:t>12</w:t>
             </w:r>
             <w:r>
               <w:rPr>
                 <w:rFonts w:ascii="Times New Roman" w:hAnsi="Times New Roman" w:eastAsia="Times New Roman" w:cs="Times New Roman"/>
+                <w:b/>
               </w:rPr>
               <w:t xml:space="preserve"> </w:t>
             </w:r>
             <w:r>
               <w:rPr>
-                <w:rFonts w:hint="eastAsia" w:ascii="Times New Roman" w:hAnsi="Times New Roman" w:eastAsia="Times New Roman" w:cs="Times New Roman"/>
-              </w:rPr>
-              <w:t>3-13：</w:t>
-            </w:r>
-            <w:r>
-              <w:rPr>
-                <w:rFonts w:hint="eastAsia" w:ascii="Times New Roman" w:hAnsi="Times New Roman" w:eastAsia="FangSong" w:cs="Times New Roman"/>
-              </w:rPr>
-              <w:t>单质硼的</w:t>
-            </w:r>
-            <w:r>
-              <w:rPr>
-                <w:rFonts w:ascii="Times New Roman" w:hAnsi="Times New Roman" w:eastAsia="Times New Roman" w:cs="Times New Roman"/>
-              </w:rPr>
-              <w:t xml:space="preserve"> B</w:t>
-            </w:r>
-            <w:r>
-              <w:rPr>
-                <w:rFonts w:ascii="Times New Roman" w:hAnsi="Times New Roman" w:eastAsia="Times New Roman" w:cs="Times New Roman"/>
-                <w:vertAlign w:val="subscript"/>
-              </w:rPr>
-              <w:t>12</w:t>
-            </w:r>
-            <w:r>
-              <w:rPr>
-                <w:rFonts w:ascii="Times New Roman" w:hAnsi="Times New Roman" w:eastAsia="Times New Roman" w:cs="Times New Roman"/>
-              </w:rPr>
-              <w:t xml:space="preserve"> </w:t>
-            </w:r>
-            <w:r>
-              <w:rPr>
-                <w:rFonts w:hint="eastAsia" w:ascii="Times New Roman" w:hAnsi="Times New Roman" w:eastAsia="FangSong" w:cs="Times New Roman"/>
+                <w:rFonts w:hint="eastAsia" w:ascii="Times New Roman" w:hAnsi="Times New Roman" w:eastAsia="SimHei" w:cs="Times New Roman"/>
+                <w:b/>
               </w:rPr>
               <w:t xml:space="preserve">二十面体</w:t>
             </w:r>
@@ -27344,8 +27253,8 @@
         </w:tc>
       </w:tr>
     </w:tbl>
-    <w:bookmarkEnd w:id="74"/>
-    <w:bookmarkStart w:id="81" w:name="单质硼的-b₁₂-二十面体"/>
+    <w:bookmarkEnd w:id="71"/>
+    <w:bookmarkStart w:id="75" w:name="单质硼的-b₁₂-二十面体"/>
     <w:p>
       <w:pPr>
         <w:pStyle w:val="Heading3"/>
@@ -27392,6 +27301,137 @@
     <w:p>
       <w:pPr>
         <w:pStyle w:val="FirstParagraph"/>
+        <w:spacing w:before="160" w:after="80"/>
+        <w:jc w:val="center"/>
+      </w:pPr>
+      <w:r>
+        <w:rPr>
+          <w:rFonts w:ascii="Times New Roman" w:hAnsi="Times New Roman" w:eastAsia="Times New Roman" w:cs="Times New Roman"/>
+        </w:rPr>
+        <w:drawing>
+          <wp:inline>
+            <wp:extent cx="2667000" cy="2894670"/>
+            <wp:effectExtent b="0" l="0" r="0" t="0"/>
+            <wp:docPr descr="" title="" id="73" name="Picture"/>
+            <a:graphic>
+              <a:graphicData uri="http://schemas.openxmlformats.org/drawingml/2006/picture">
+                <pic:pic>
+                  <pic:nvPicPr>
+                    <pic:cNvPr descr="873cbe75eb3febf36d01f2dec2ee98bdf5d4ec3a688469ba12e1355be002ec44.jpg" id="74" name="Picture"/>
+                    <pic:cNvPicPr>
+                      <a:picLocks noChangeArrowheads="1" noChangeAspect="1"/>
+                    </pic:cNvPicPr>
+                  </pic:nvPicPr>
+                  <pic:blipFill>
+                    <a:blip r:embed="rId72"/>
+                    <a:stretch>
+                      <a:fillRect/>
+                    </a:stretch>
+                  </pic:blipFill>
+                  <pic:spPr bwMode="auto">
+                    <a:xfrm>
+                      <a:off x="0" y="0"/>
+                      <a:ext cx="2667000" cy="2894670"/>
+                    </a:xfrm>
+                    <a:prstGeom prst="rect">
+                      <a:avLst/>
+                    </a:prstGeom>
+                    <a:noFill/>
+                    <a:ln w="9525">
+                      <a:noFill/>
+                      <a:headEnd/>
+                      <a:tailEnd/>
+                    </a:ln>
+                  </pic:spPr>
+                </pic:pic>
+              </a:graphicData>
+            </a:graphic>
+          </wp:inline>
+        </w:drawing>
+      </w:r>
+      <w:r>
+        <w:rPr>
+          <w:rFonts w:ascii="Times New Roman" w:hAnsi="Times New Roman" w:eastAsia="Times New Roman" w:cs="Times New Roman"/>
+        </w:rPr>
+        <w:t xml:space="preserve"> </w:t>
+      </w:r>
+      <w:r>
+        <w:rPr>
+          <w:rFonts w:ascii="Times New Roman" w:hAnsi="Times New Roman" w:eastAsia="Times New Roman" w:cs="Times New Roman"/>
+        </w:rPr>
+        <w:t xml:space="preserve">|</w:t>
+      </w:r>
+      <w:r>
+        <w:rPr>
+          <w:rFonts w:ascii="Times New Roman" w:hAnsi="Times New Roman" w:eastAsia="Times New Roman" w:cs="Times New Roman"/>
+        </w:rPr>
+        <w:br/>
+      </w:r>
+      <w:r>
+        <w:rPr>
+          <w:rFonts w:ascii="Times New Roman" w:hAnsi="Times New Roman" w:eastAsia="Times New Roman" w:cs="Times New Roman"/>
+        </w:rPr>
+        <w:t xml:space="preserve">&gt; </w:t>
+      </w:r>
+      <w:r>
+        <w:rPr>
+          <w:rFonts w:hint="eastAsia" w:ascii="Times New Roman" w:hAnsi="Times New Roman" w:eastAsia="FangSong" w:cs="Times New Roman"/>
+        </w:rPr>
+        <w:t xml:space="preserve">图</w:t>
+      </w:r>
+      <w:r>
+        <w:rPr>
+          <w:rFonts w:ascii="Times New Roman" w:hAnsi="Times New Roman" w:eastAsia="Times New Roman" w:cs="Times New Roman"/>
+        </w:rPr>
+        <w:t xml:space="preserve"> </w:t>
+      </w:r>
+      <w:r>
+        <w:rPr>
+          <w:rFonts w:hint="eastAsia" w:ascii="Times New Roman" w:hAnsi="Times New Roman" w:eastAsia="Times New Roman" w:cs="Times New Roman"/>
+        </w:rPr>
+        <w:t>3-13：</w:t>
+      </w:r>
+      <w:r>
+        <w:rPr>
+          <w:rFonts w:hint="eastAsia" w:ascii="Times New Roman" w:hAnsi="Times New Roman" w:eastAsia="FangSong" w:cs="Times New Roman"/>
+        </w:rPr>
+        <w:t>单质硼的</w:t>
+      </w:r>
+      <w:r>
+        <w:rPr>
+          <w:rFonts w:ascii="Times New Roman" w:hAnsi="Times New Roman" w:eastAsia="Times New Roman" w:cs="Times New Roman"/>
+        </w:rPr>
+        <w:t xml:space="preserve"> B</w:t>
+      </w:r>
+      <w:r>
+        <w:rPr>
+          <w:rFonts w:ascii="Times New Roman" w:hAnsi="Times New Roman" w:eastAsia="Times New Roman" w:cs="Times New Roman"/>
+          <w:vertAlign w:val="subscript"/>
+        </w:rPr>
+        <w:t>12</w:t>
+      </w:r>
+      <w:r>
+        <w:rPr>
+          <w:rFonts w:ascii="Times New Roman" w:hAnsi="Times New Roman" w:eastAsia="Times New Roman" w:cs="Times New Roman"/>
+        </w:rPr>
+        <w:t xml:space="preserve"> </w:t>
+      </w:r>
+      <w:r>
+        <w:rPr>
+          <w:rFonts w:hint="eastAsia" w:ascii="Times New Roman" w:hAnsi="Times New Roman" w:eastAsia="FangSong" w:cs="Times New Roman"/>
+        </w:rPr>
+        <w:t xml:space="preserve">二十面体</w:t>
+      </w:r>
+      <w:r>
+        <w:rPr>
+          <w:rFonts w:ascii="Times New Roman" w:hAnsi="Times New Roman" w:eastAsia="Times New Roman" w:cs="Times New Roman"/>
+        </w:rPr>
+        <w:t xml:space="preserve"> |</w:t>
+      </w:r>
+    </w:p>
+    <w:p>
+      <w:pPr>
+        <w:pStyle w:val="BodyText"/>
         <w:spacing w:after="80"/>
         <w:ind w:firstLine="420"/>
       </w:pPr>
@@ -27640,8 +27680,7 @@
     <w:tbl>
       <w:tblPr>
         <w:tblStyle w:val="Table"/>
-        <w:tblW w:type="pct" w:w="5000"/>
-        <w:tblLayout w:type="fixed"/>
+        <w:tblW w:type="auto" w:w="0"/>
         <w:tblLook w:firstRow="1" w:lastRow="0" w:firstColumn="0" w:lastColumn="0" w:noHBand="0" w:noVBand="0" w:val="0020"/>
         <w:jc w:val="center"/>
         <w:tblBorders>
@@ -27662,122 +27701,6 @@
           <w:tblHeader w:val="on"/>
         </w:trPr>
         <w:tc>
-          <w:tcPr>
-            <w:tcBorders>
-              <w:bottom w:val="single" w:sz="6" w:space="0" w:color="333333"/>
-            </w:tcBorders>
-          </w:tcPr>
-          <w:p>
-            <w:pPr>
-              <w:pStyle w:val="Compact"/>
-              <w:jc w:val="center"/>
-            </w:pPr>
-            <w:r>
-              <w:rPr>
-                <w:rFonts w:ascii="Times New Roman" w:hAnsi="Times New Roman" w:eastAsia="Times New Roman" w:cs="Times New Roman"/>
-                <w:b/>
-              </w:rPr>
-              <w:t>B</w:t>
-            </w:r>
-            <w:r>
-              <w:rPr>
-                <w:rFonts w:ascii="Times New Roman" w:hAnsi="Times New Roman" w:eastAsia="Times New Roman" w:cs="Times New Roman"/>
-                <w:b/>
-                <w:vertAlign w:val="subscript"/>
-              </w:rPr>
-              <w:t>2</w:t>
-            </w:r>
-            <w:r>
-              <w:rPr>
-                <w:rFonts w:ascii="Times New Roman" w:hAnsi="Times New Roman" w:eastAsia="Times New Roman" w:cs="Times New Roman"/>
-                <w:b/>
-              </w:rPr>
-              <w:t>H</w:t>
-            </w:r>
-            <w:r>
-              <w:rPr>
-                <w:rFonts w:ascii="Times New Roman" w:hAnsi="Times New Roman" w:eastAsia="Times New Roman" w:cs="Times New Roman"/>
-                <w:b/>
-                <w:vertAlign w:val="subscript"/>
-              </w:rPr>
-              <w:t>6</w:t>
-            </w:r>
-            <w:r>
-              <w:rPr>
-                <w:rFonts w:ascii="Times New Roman" w:hAnsi="Times New Roman" w:eastAsia="Times New Roman" w:cs="Times New Roman"/>
-                <w:b/>
-              </w:rPr>
-              <w:t xml:space="preserve"> </w:t>
-            </w:r>
-            <w:r>
-              <w:rPr>
-                <w:rFonts w:hint="eastAsia" w:ascii="Times New Roman" w:hAnsi="Times New Roman" w:eastAsia="SimHei" w:cs="Times New Roman"/>
-                <w:b/>
-              </w:rPr>
-              <w:t xml:space="preserve">结构</w:t>
-            </w:r>
-          </w:p>
-        </w:tc>
-        <w:tc>
-          <w:tcPr>
-            <w:tcBorders>
-              <w:bottom w:val="single" w:sz="6" w:space="0" w:color="333333"/>
-            </w:tcBorders>
-          </w:tcPr>
-          <w:p>
-            <w:pPr>
-              <w:pStyle w:val="Compact"/>
-              <w:jc w:val="center"/>
-            </w:pPr>
-            <w:r>
-              <w:rPr>
-                <w:rFonts w:ascii="Times New Roman" w:hAnsi="Times New Roman" w:eastAsia="Times New Roman" w:cs="Times New Roman"/>
-                <w:b/>
-              </w:rPr>
-              <w:t>B</w:t>
-            </w:r>
-            <w:r>
-              <w:rPr>
-                <w:rFonts w:ascii="Times New Roman" w:hAnsi="Times New Roman" w:eastAsia="Times New Roman" w:cs="Times New Roman"/>
-                <w:b/>
-                <w:vertAlign w:val="subscript"/>
-              </w:rPr>
-              <w:t>2</w:t>
-            </w:r>
-            <w:r>
-              <w:rPr>
-                <w:rFonts w:ascii="Times New Roman" w:hAnsi="Times New Roman" w:eastAsia="Times New Roman" w:cs="Times New Roman"/>
-                <w:b/>
-              </w:rPr>
-              <w:t>H</w:t>
-            </w:r>
-            <w:r>
-              <w:rPr>
-                <w:rFonts w:ascii="Times New Roman" w:hAnsi="Times New Roman" w:eastAsia="Times New Roman" w:cs="Times New Roman"/>
-                <w:b/>
-                <w:vertAlign w:val="subscript"/>
-              </w:rPr>
-              <w:t>6</w:t>
-            </w:r>
-            <w:r>
-              <w:rPr>
-                <w:rFonts w:ascii="Times New Roman" w:hAnsi="Times New Roman" w:eastAsia="Times New Roman" w:cs="Times New Roman"/>
-                <w:b/>
-              </w:rPr>
-              <w:t xml:space="preserve"> </w:t>
-            </w:r>
-            <w:r>
-              <w:rPr>
-                <w:rFonts w:hint="eastAsia" w:ascii="Times New Roman" w:hAnsi="Times New Roman" w:eastAsia="SimHei" w:cs="Times New Roman"/>
-                <w:b/>
-              </w:rPr>
-              <w:t xml:space="preserve">轨道</w:t>
-            </w:r>
-          </w:p>
-        </w:tc>
-      </w:tr>
-      <w:tr>
-        <w:tc>
           <w:tcPr/>
           <w:p>
             <w:pPr>
@@ -27787,47 +27710,46 @@
             <w:r>
               <w:rPr>
                 <w:rFonts w:ascii="Times New Roman" w:hAnsi="Times New Roman" w:eastAsia="Times New Roman" w:cs="Times New Roman"/>
-              </w:rPr>
-              <w:drawing>
-                <wp:inline>
-                  <wp:extent cx="2667000" cy="1658101"/>
-                  <wp:effectExtent b="0" l="0" r="0" t="0"/>
-                  <wp:docPr descr="" title="" id="76" name="Picture"/>
-                  <a:graphic>
-                    <a:graphicData uri="http://schemas.openxmlformats.org/drawingml/2006/picture">
-                      <pic:pic>
-                        <pic:nvPicPr>
-                          <pic:cNvPr descr="8c42f36410e8e37837e8ea15bd6ea12e9b7dfbcc8ea8597c2183c4519507c39b.jpg" id="77" name="Picture"/>
-                          <pic:cNvPicPr>
-                            <a:picLocks noChangeArrowheads="1" noChangeAspect="1"/>
-                          </pic:cNvPicPr>
-                        </pic:nvPicPr>
-                        <pic:blipFill>
-                          <a:blip r:embed="rId75"/>
-                          <a:stretch>
-                            <a:fillRect/>
-                          </a:stretch>
-                        </pic:blipFill>
-                        <pic:spPr bwMode="auto">
-                          <a:xfrm>
-                            <a:off x="0" y="0"/>
-                            <a:ext cx="2667000" cy="1658101"/>
-                          </a:xfrm>
-                          <a:prstGeom prst="rect">
-                            <a:avLst/>
-                          </a:prstGeom>
-                          <a:noFill/>
-                          <a:ln w="9525">
-                            <a:noFill/>
-                            <a:headEnd/>
-                            <a:tailEnd/>
-                          </a:ln>
-                        </pic:spPr>
-                      </pic:pic>
-                    </a:graphicData>
-                  </a:graphic>
-                </wp:inline>
-              </w:drawing>
+                <w:b/>
+              </w:rPr>
+              <w:t>B</w:t>
+            </w:r>
+            <w:r>
+              <w:rPr>
+                <w:rFonts w:ascii="Times New Roman" w:hAnsi="Times New Roman" w:eastAsia="Times New Roman" w:cs="Times New Roman"/>
+                <w:b/>
+                <w:vertAlign w:val="subscript"/>
+              </w:rPr>
+              <w:t>2</w:t>
+            </w:r>
+            <w:r>
+              <w:rPr>
+                <w:rFonts w:ascii="Times New Roman" w:hAnsi="Times New Roman" w:eastAsia="Times New Roman" w:cs="Times New Roman"/>
+                <w:b/>
+              </w:rPr>
+              <w:t>H</w:t>
+            </w:r>
+            <w:r>
+              <w:rPr>
+                <w:rFonts w:ascii="Times New Roman" w:hAnsi="Times New Roman" w:eastAsia="Times New Roman" w:cs="Times New Roman"/>
+                <w:b/>
+                <w:vertAlign w:val="subscript"/>
+              </w:rPr>
+              <w:t>6</w:t>
+            </w:r>
+            <w:r>
+              <w:rPr>
+                <w:rFonts w:ascii="Times New Roman" w:hAnsi="Times New Roman" w:eastAsia="Times New Roman" w:cs="Times New Roman"/>
+                <w:b/>
+              </w:rPr>
+              <w:t xml:space="preserve"> </w:t>
+            </w:r>
+            <w:r>
+              <w:rPr>
+                <w:rFonts w:hint="eastAsia" w:ascii="Times New Roman" w:hAnsi="Times New Roman" w:eastAsia="SimHei" w:cs="Times New Roman"/>
+                <w:b/>
+              </w:rPr>
+              <w:t xml:space="preserve">结构</w:t>
             </w:r>
           </w:p>
         </w:tc>
@@ -27841,197 +27763,52 @@
             <w:r>
               <w:rPr>
                 <w:rFonts w:ascii="Times New Roman" w:hAnsi="Times New Roman" w:eastAsia="Times New Roman" w:cs="Times New Roman"/>
-              </w:rPr>
-              <w:drawing>
-                <wp:inline>
-                  <wp:extent cx="2667000" cy="1771142"/>
-                  <wp:effectExtent b="0" l="0" r="0" t="0"/>
-                  <wp:docPr descr="" title="" id="79" name="Picture"/>
-                  <a:graphic>
-                    <a:graphicData uri="http://schemas.openxmlformats.org/drawingml/2006/picture">
-                      <pic:pic>
-                        <pic:nvPicPr>
-                          <pic:cNvPr descr="8203710cb0f11b53222a04500250e92bbb67961ab7d7c0bf8468755f4859e4ce.jpg" id="80" name="Picture"/>
-                          <pic:cNvPicPr>
-                            <a:picLocks noChangeArrowheads="1" noChangeAspect="1"/>
-                          </pic:cNvPicPr>
-                        </pic:nvPicPr>
-                        <pic:blipFill>
-                          <a:blip r:embed="rId78"/>
-                          <a:stretch>
-                            <a:fillRect/>
-                          </a:stretch>
-                        </pic:blipFill>
-                        <pic:spPr bwMode="auto">
-                          <a:xfrm>
-                            <a:off x="0" y="0"/>
-                            <a:ext cx="2667000" cy="1771142"/>
-                          </a:xfrm>
-                          <a:prstGeom prst="rect">
-                            <a:avLst/>
-                          </a:prstGeom>
-                          <a:noFill/>
-                          <a:ln w="9525">
-                            <a:noFill/>
-                            <a:headEnd/>
-                            <a:tailEnd/>
-                          </a:ln>
-                        </pic:spPr>
-                      </pic:pic>
-                    </a:graphicData>
-                  </a:graphic>
-                </wp:inline>
-              </w:drawing>
-            </w:r>
-          </w:p>
-        </w:tc>
-      </w:tr>
-      <w:tr>
-        <w:tc>
-          <w:tcPr/>
-          <w:p>
-            <w:pPr>
-              <w:pStyle w:val="Compact"/>
-              <w:jc w:val="center"/>
-            </w:pPr>
+                <w:b/>
+              </w:rPr>
+              <w:t>B</w:t>
+            </w:r>
             <w:r>
               <w:rPr>
                 <w:rFonts w:ascii="Times New Roman" w:hAnsi="Times New Roman" w:eastAsia="Times New Roman" w:cs="Times New Roman"/>
-              </w:rPr>
-              <w:t xml:space="preserve">&gt; </w:t>
-            </w:r>
-            <w:r>
-              <w:rPr>
-                <w:rFonts w:hint="eastAsia" w:ascii="Times New Roman" w:hAnsi="Times New Roman" w:eastAsia="FangSong" w:cs="Times New Roman"/>
-              </w:rPr>
-              <w:t xml:space="preserve">图</w:t>
+                <w:b/>
+                <w:vertAlign w:val="subscript"/>
+              </w:rPr>
+              <w:t>2</w:t>
             </w:r>
             <w:r>
               <w:rPr>
                 <w:rFonts w:ascii="Times New Roman" w:hAnsi="Times New Roman" w:eastAsia="Times New Roman" w:cs="Times New Roman"/>
+                <w:b/>
+              </w:rPr>
+              <w:t>H</w:t>
+            </w:r>
+            <w:r>
+              <w:rPr>
+                <w:rFonts w:ascii="Times New Roman" w:hAnsi="Times New Roman" w:eastAsia="Times New Roman" w:cs="Times New Roman"/>
+                <w:b/>
+                <w:vertAlign w:val="subscript"/>
+              </w:rPr>
+              <w:t>6</w:t>
+            </w:r>
+            <w:r>
+              <w:rPr>
+                <w:rFonts w:ascii="Times New Roman" w:hAnsi="Times New Roman" w:eastAsia="Times New Roman" w:cs="Times New Roman"/>
+                <w:b/>
               </w:rPr>
               <w:t xml:space="preserve"> </w:t>
             </w:r>
             <w:r>
               <w:rPr>
-                <w:rFonts w:hint="eastAsia" w:ascii="Times New Roman" w:hAnsi="Times New Roman" w:eastAsia="Times New Roman" w:cs="Times New Roman"/>
-              </w:rPr>
-              <w:t>3-14：B</w:t>
-            </w:r>
-            <w:r>
-              <w:rPr>
-                <w:rFonts w:hint="eastAsia" w:ascii="Times New Roman" w:hAnsi="Times New Roman" w:eastAsia="Times New Roman" w:cs="Times New Roman"/>
-                <w:vertAlign w:val="subscript"/>
-              </w:rPr>
-              <w:t>2</w:t>
-            </w:r>
-            <w:r>
-              <w:rPr>
-                <w:rFonts w:hint="eastAsia" w:ascii="Times New Roman" w:hAnsi="Times New Roman" w:eastAsia="Times New Roman" w:cs="Times New Roman"/>
-              </w:rPr>
-              <w:t>H</w:t>
-            </w:r>
-            <w:r>
-              <w:rPr>
-                <w:rFonts w:hint="eastAsia" w:ascii="Times New Roman" w:hAnsi="Times New Roman" w:eastAsia="Times New Roman" w:cs="Times New Roman"/>
-                <w:vertAlign w:val="subscript"/>
-              </w:rPr>
-              <w:t>6</w:t>
-            </w:r>
-            <w:r>
-              <w:rPr>
-                <w:rFonts w:ascii="Times New Roman" w:hAnsi="Times New Roman" w:eastAsia="Times New Roman" w:cs="Times New Roman"/>
-              </w:rPr>
-              <w:t xml:space="preserve"> </w:t>
-            </w:r>
-            <w:r>
-              <w:rPr>
-                <w:rFonts w:hint="eastAsia" w:ascii="Times New Roman" w:hAnsi="Times New Roman" w:eastAsia="FangSong" w:cs="Times New Roman"/>
-              </w:rPr>
-              <w:t xml:space="preserve">的双桥氢结构</w:t>
-            </w:r>
-          </w:p>
-        </w:tc>
-        <w:tc>
-          <w:tcPr/>
-          <w:p>
-            <w:pPr>
-              <w:pStyle w:val="Compact"/>
-              <w:jc w:val="center"/>
-            </w:pPr>
-            <w:r>
-              <w:rPr>
-                <w:rFonts w:ascii="Times New Roman" w:hAnsi="Times New Roman" w:eastAsia="Times New Roman" w:cs="Times New Roman"/>
-              </w:rPr>
-              <w:t xml:space="preserve">&gt; </w:t>
-            </w:r>
-            <w:r>
-              <w:rPr>
-                <w:rFonts w:hint="eastAsia" w:ascii="Times New Roman" w:hAnsi="Times New Roman" w:eastAsia="FangSong" w:cs="Times New Roman"/>
-              </w:rPr>
-              <w:t xml:space="preserve">图</w:t>
-            </w:r>
-            <w:r>
-              <w:rPr>
-                <w:rFonts w:ascii="Times New Roman" w:hAnsi="Times New Roman" w:eastAsia="Times New Roman" w:cs="Times New Roman"/>
-              </w:rPr>
-              <w:t xml:space="preserve"> </w:t>
-            </w:r>
-            <w:r>
-              <w:rPr>
-                <w:rFonts w:hint="eastAsia" w:ascii="Times New Roman" w:hAnsi="Times New Roman" w:eastAsia="Times New Roman" w:cs="Times New Roman"/>
-              </w:rPr>
-              <w:t>3-15：B</w:t>
-            </w:r>
-            <w:r>
-              <w:rPr>
-                <w:rFonts w:hint="eastAsia" w:ascii="Times New Roman" w:hAnsi="Times New Roman" w:eastAsia="Times New Roman" w:cs="Times New Roman"/>
-                <w:vertAlign w:val="subscript"/>
-              </w:rPr>
-              <w:t>2</w:t>
-            </w:r>
-            <w:r>
-              <w:rPr>
-                <w:rFonts w:hint="eastAsia" w:ascii="Times New Roman" w:hAnsi="Times New Roman" w:eastAsia="Times New Roman" w:cs="Times New Roman"/>
-              </w:rPr>
-              <w:t>H</w:t>
-            </w:r>
-            <w:r>
-              <w:rPr>
-                <w:rFonts w:hint="eastAsia" w:ascii="Times New Roman" w:hAnsi="Times New Roman" w:eastAsia="Times New Roman" w:cs="Times New Roman"/>
-                <w:vertAlign w:val="subscript"/>
-              </w:rPr>
-              <w:t>6</w:t>
-            </w:r>
-            <w:r>
-              <w:rPr>
-                <w:rFonts w:ascii="Times New Roman" w:hAnsi="Times New Roman" w:eastAsia="Times New Roman" w:cs="Times New Roman"/>
-              </w:rPr>
-              <w:t xml:space="preserve"> </w:t>
-            </w:r>
-            <w:r>
-              <w:rPr>
-                <w:rFonts w:hint="eastAsia" w:ascii="Times New Roman" w:hAnsi="Times New Roman" w:eastAsia="FangSong" w:cs="Times New Roman"/>
-              </w:rPr>
-              <w:t xml:space="preserve">的</w:t>
-            </w:r>
-            <w:r>
-              <w:rPr>
-                <w:rFonts w:ascii="Times New Roman" w:hAnsi="Times New Roman" w:eastAsia="Times New Roman" w:cs="Times New Roman"/>
-              </w:rPr>
-              <w:t xml:space="preserve"> 3c-2e </w:t>
-            </w:r>
-            <w:r>
-              <w:rPr>
-                <w:rFonts w:hint="eastAsia" w:ascii="Times New Roman" w:hAnsi="Times New Roman" w:eastAsia="FangSong" w:cs="Times New Roman"/>
-              </w:rPr>
-              <w:t xml:space="preserve">桥氢分子轨道</w:t>
+                <w:rFonts w:hint="eastAsia" w:ascii="Times New Roman" w:hAnsi="Times New Roman" w:eastAsia="SimHei" w:cs="Times New Roman"/>
+                <w:b/>
+              </w:rPr>
+              <w:t xml:space="preserve">轨道</w:t>
             </w:r>
           </w:p>
         </w:tc>
       </w:tr>
     </w:tbl>
-    <w:bookmarkEnd w:id="81"/>
+    <w:bookmarkEnd w:id="75"/>
     <w:bookmarkStart w:id="82" w:name="乙硼烷的三中心两电子桥键"/>
     <w:p>
       <w:pPr>
@@ -28054,6 +27831,269 @@
     <w:p>
       <w:pPr>
         <w:pStyle w:val="FirstParagraph"/>
+        <w:spacing w:before="160" w:after="80"/>
+        <w:jc w:val="center"/>
+      </w:pPr>
+      <w:r>
+        <w:rPr>
+          <w:rFonts w:ascii="Times New Roman" w:hAnsi="Times New Roman" w:eastAsia="Times New Roman" w:cs="Times New Roman"/>
+        </w:rPr>
+        <w:drawing>
+          <wp:inline>
+            <wp:extent cx="2381250" cy="1480448"/>
+            <wp:effectExtent b="0" l="0" r="0" t="0"/>
+            <wp:docPr descr="" title="" id="77" name="Picture"/>
+            <a:graphic>
+              <a:graphicData uri="http://schemas.openxmlformats.org/drawingml/2006/picture">
+                <pic:pic>
+                  <pic:nvPicPr>
+                    <pic:cNvPr descr="8c42f36410e8e37837e8ea15bd6ea12e9b7dfbcc8ea8597c2183c4519507c39b.jpg" id="78" name="Picture"/>
+                    <pic:cNvPicPr>
+                      <a:picLocks noChangeArrowheads="1" noChangeAspect="1"/>
+                    </pic:cNvPicPr>
+                  </pic:nvPicPr>
+                  <pic:blipFill>
+                    <a:blip r:embed="rId76"/>
+                    <a:stretch>
+                      <a:fillRect/>
+                    </a:stretch>
+                  </pic:blipFill>
+                  <pic:spPr bwMode="auto">
+                    <a:xfrm>
+                      <a:off x="0" y="0"/>
+                      <a:ext cx="2381250" cy="1480448"/>
+                    </a:xfrm>
+                    <a:prstGeom prst="rect">
+                      <a:avLst/>
+                    </a:prstGeom>
+                    <a:noFill/>
+                    <a:ln w="9525">
+                      <a:noFill/>
+                      <a:headEnd/>
+                      <a:tailEnd/>
+                    </a:ln>
+                  </pic:spPr>
+                </pic:pic>
+              </a:graphicData>
+            </a:graphic>
+          </wp:inline>
+        </w:drawing>
+      </w:r>
+      <w:r>
+        <w:rPr>
+          <w:rFonts w:ascii="Times New Roman" w:hAnsi="Times New Roman" w:eastAsia="Times New Roman" w:cs="Times New Roman"/>
+        </w:rPr>
+        <w:t xml:space="preserve"> </w:t>
+      </w:r>
+      <w:r>
+        <w:rPr>
+          <w:rFonts w:ascii="Times New Roman" w:hAnsi="Times New Roman" w:eastAsia="Times New Roman" w:cs="Times New Roman"/>
+        </w:rPr>
+        <w:t xml:space="preserve">|</w:t>
+      </w:r>
+      <w:r>
+        <w:rPr>
+          <w:rFonts w:ascii="Times New Roman" w:hAnsi="Times New Roman" w:eastAsia="Times New Roman" w:cs="Times New Roman"/>
+        </w:rPr>
+        <w:t xml:space="preserve"> </w:t>
+      </w:r>
+      <w:r>
+        <w:rPr>
+          <w:rFonts w:ascii="Times New Roman" w:hAnsi="Times New Roman" w:eastAsia="Times New Roman" w:cs="Times New Roman"/>
+        </w:rPr>
+        <w:drawing>
+          <wp:inline>
+            <wp:extent cx="2381250" cy="1581377"/>
+            <wp:effectExtent b="0" l="0" r="0" t="0"/>
+            <wp:docPr descr="" title="" id="80" name="Picture"/>
+            <a:graphic>
+              <a:graphicData uri="http://schemas.openxmlformats.org/drawingml/2006/picture">
+                <pic:pic>
+                  <pic:nvPicPr>
+                    <pic:cNvPr descr="8203710cb0f11b53222a04500250e92bbb67961ab7d7c0bf8468755f4859e4ce.jpg" id="81" name="Picture"/>
+                    <pic:cNvPicPr>
+                      <a:picLocks noChangeArrowheads="1" noChangeAspect="1"/>
+                    </pic:cNvPicPr>
+                  </pic:nvPicPr>
+                  <pic:blipFill>
+                    <a:blip r:embed="rId79"/>
+                    <a:stretch>
+                      <a:fillRect/>
+                    </a:stretch>
+                  </pic:blipFill>
+                  <pic:spPr bwMode="auto">
+                    <a:xfrm>
+                      <a:off x="0" y="0"/>
+                      <a:ext cx="2381250" cy="1581377"/>
+                    </a:xfrm>
+                    <a:prstGeom prst="rect">
+                      <a:avLst/>
+                    </a:prstGeom>
+                    <a:noFill/>
+                    <a:ln w="9525">
+                      <a:noFill/>
+                      <a:headEnd/>
+                      <a:tailEnd/>
+                    </a:ln>
+                  </pic:spPr>
+                </pic:pic>
+              </a:graphicData>
+            </a:graphic>
+          </wp:inline>
+        </w:drawing>
+      </w:r>
+      <w:r>
+        <w:rPr>
+          <w:rFonts w:ascii="Times New Roman" w:hAnsi="Times New Roman" w:eastAsia="Times New Roman" w:cs="Times New Roman"/>
+        </w:rPr>
+        <w:t xml:space="preserve"> </w:t>
+      </w:r>
+      <w:r>
+        <w:rPr>
+          <w:rFonts w:ascii="Times New Roman" w:hAnsi="Times New Roman" w:eastAsia="Times New Roman" w:cs="Times New Roman"/>
+        </w:rPr>
+        <w:t xml:space="preserve">|</w:t>
+      </w:r>
+      <w:r>
+        <w:rPr>
+          <w:rFonts w:ascii="Times New Roman" w:hAnsi="Times New Roman" w:eastAsia="Times New Roman" w:cs="Times New Roman"/>
+        </w:rPr>
+        <w:br/>
+      </w:r>
+      <w:r>
+        <w:rPr>
+          <w:rFonts w:ascii="Times New Roman" w:hAnsi="Times New Roman" w:eastAsia="Times New Roman" w:cs="Times New Roman"/>
+        </w:rPr>
+        <w:t xml:space="preserve">&gt; </w:t>
+      </w:r>
+      <w:r>
+        <w:rPr>
+          <w:rFonts w:hint="eastAsia" w:ascii="Times New Roman" w:hAnsi="Times New Roman" w:eastAsia="FangSong" w:cs="Times New Roman"/>
+        </w:rPr>
+        <w:t xml:space="preserve">图</w:t>
+      </w:r>
+      <w:r>
+        <w:rPr>
+          <w:rFonts w:ascii="Times New Roman" w:hAnsi="Times New Roman" w:eastAsia="Times New Roman" w:cs="Times New Roman"/>
+        </w:rPr>
+        <w:t xml:space="preserve"> </w:t>
+      </w:r>
+      <w:r>
+        <w:rPr>
+          <w:rFonts w:hint="eastAsia" w:ascii="Times New Roman" w:hAnsi="Times New Roman" w:eastAsia="Times New Roman" w:cs="Times New Roman"/>
+        </w:rPr>
+        <w:t>3-14：B</w:t>
+      </w:r>
+      <w:r>
+        <w:rPr>
+          <w:rFonts w:hint="eastAsia" w:ascii="Times New Roman" w:hAnsi="Times New Roman" w:eastAsia="Times New Roman" w:cs="Times New Roman"/>
+          <w:vertAlign w:val="subscript"/>
+        </w:rPr>
+        <w:t>2</w:t>
+      </w:r>
+      <w:r>
+        <w:rPr>
+          <w:rFonts w:hint="eastAsia" w:ascii="Times New Roman" w:hAnsi="Times New Roman" w:eastAsia="Times New Roman" w:cs="Times New Roman"/>
+        </w:rPr>
+        <w:t>H</w:t>
+      </w:r>
+      <w:r>
+        <w:rPr>
+          <w:rFonts w:hint="eastAsia" w:ascii="Times New Roman" w:hAnsi="Times New Roman" w:eastAsia="Times New Roman" w:cs="Times New Roman"/>
+          <w:vertAlign w:val="subscript"/>
+        </w:rPr>
+        <w:t>6</w:t>
+      </w:r>
+      <w:r>
+        <w:rPr>
+          <w:rFonts w:ascii="Times New Roman" w:hAnsi="Times New Roman" w:eastAsia="Times New Roman" w:cs="Times New Roman"/>
+        </w:rPr>
+        <w:t xml:space="preserve"> </w:t>
+      </w:r>
+      <w:r>
+        <w:rPr>
+          <w:rFonts w:hint="eastAsia" w:ascii="Times New Roman" w:hAnsi="Times New Roman" w:eastAsia="FangSong" w:cs="Times New Roman"/>
+        </w:rPr>
+        <w:t xml:space="preserve">的双桥氢结构</w:t>
+      </w:r>
+      <w:r>
+        <w:rPr>
+          <w:rFonts w:ascii="Times New Roman" w:hAnsi="Times New Roman" w:eastAsia="Times New Roman" w:cs="Times New Roman"/>
+        </w:rPr>
+        <w:t xml:space="preserve"> | &gt; </w:t>
+      </w:r>
+      <w:r>
+        <w:rPr>
+          <w:rFonts w:hint="eastAsia" w:ascii="Times New Roman" w:hAnsi="Times New Roman" w:eastAsia="FangSong" w:cs="Times New Roman"/>
+        </w:rPr>
+        <w:t xml:space="preserve">图</w:t>
+      </w:r>
+      <w:r>
+        <w:rPr>
+          <w:rFonts w:ascii="Times New Roman" w:hAnsi="Times New Roman" w:eastAsia="Times New Roman" w:cs="Times New Roman"/>
+        </w:rPr>
+        <w:t xml:space="preserve"> </w:t>
+      </w:r>
+      <w:r>
+        <w:rPr>
+          <w:rFonts w:hint="eastAsia" w:ascii="Times New Roman" w:hAnsi="Times New Roman" w:eastAsia="Times New Roman" w:cs="Times New Roman"/>
+        </w:rPr>
+        <w:t>3-15：B</w:t>
+      </w:r>
+      <w:r>
+        <w:rPr>
+          <w:rFonts w:hint="eastAsia" w:ascii="Times New Roman" w:hAnsi="Times New Roman" w:eastAsia="Times New Roman" w:cs="Times New Roman"/>
+          <w:vertAlign w:val="subscript"/>
+        </w:rPr>
+        <w:t>2</w:t>
+      </w:r>
+      <w:r>
+        <w:rPr>
+          <w:rFonts w:hint="eastAsia" w:ascii="Times New Roman" w:hAnsi="Times New Roman" w:eastAsia="Times New Roman" w:cs="Times New Roman"/>
+        </w:rPr>
+        <w:t>H</w:t>
+      </w:r>
+      <w:r>
+        <w:rPr>
+          <w:rFonts w:hint="eastAsia" w:ascii="Times New Roman" w:hAnsi="Times New Roman" w:eastAsia="Times New Roman" w:cs="Times New Roman"/>
+          <w:vertAlign w:val="subscript"/>
+        </w:rPr>
+        <w:t>6</w:t>
+      </w:r>
+      <w:r>
+        <w:rPr>
+          <w:rFonts w:ascii="Times New Roman" w:hAnsi="Times New Roman" w:eastAsia="Times New Roman" w:cs="Times New Roman"/>
+        </w:rPr>
+        <w:t xml:space="preserve"> </w:t>
+      </w:r>
+      <w:r>
+        <w:rPr>
+          <w:rFonts w:hint="eastAsia" w:ascii="Times New Roman" w:hAnsi="Times New Roman" w:eastAsia="FangSong" w:cs="Times New Roman"/>
+        </w:rPr>
+        <w:t xml:space="preserve">的</w:t>
+      </w:r>
+      <w:r>
+        <w:rPr>
+          <w:rFonts w:ascii="Times New Roman" w:hAnsi="Times New Roman" w:eastAsia="Times New Roman" w:cs="Times New Roman"/>
+        </w:rPr>
+        <w:t xml:space="preserve"> 3c-2e </w:t>
+      </w:r>
+      <w:r>
+        <w:rPr>
+          <w:rFonts w:hint="eastAsia" w:ascii="Times New Roman" w:hAnsi="Times New Roman" w:eastAsia="FangSong" w:cs="Times New Roman"/>
+        </w:rPr>
+        <w:t xml:space="preserve">桥氢分子轨道</w:t>
+      </w:r>
+      <w:r>
+        <w:rPr>
+          <w:rFonts w:ascii="Times New Roman" w:hAnsi="Times New Roman" w:eastAsia="Times New Roman" w:cs="Times New Roman"/>
+        </w:rPr>
+        <w:t xml:space="preserve"> |</w:t>
+      </w:r>
+    </w:p>
+    <w:p>
+      <w:pPr>
+        <w:pStyle w:val="BodyText"/>
         <w:ind w:firstLine="420"/>
       </w:pPr>
       <w:r>
@@ -30737,7 +30777,7 @@
       </w:r>
     </w:p>
     <w:bookmarkEnd w:id="85"/>
-    <w:bookmarkStart w:id="89" w:name="硼酸的结构与路易斯酸性"/>
+    <w:bookmarkStart w:id="86" w:name="硼酸的结构与路易斯酸性"/>
     <w:p>
       <w:pPr>
         <w:pStyle w:val="Heading3"/>
@@ -31630,8 +31670,7 @@
     <w:tbl>
       <w:tblPr>
         <w:tblStyle w:val="Table"/>
-        <w:tblW w:type="pct" w:w="5000"/>
-        <w:tblLayout w:type="fixed"/>
+        <w:tblW w:type="auto" w:w="0"/>
         <w:tblLook w:firstRow="1" w:lastRow="0" w:firstColumn="0" w:lastColumn="0" w:noHBand="0" w:noVBand="0" w:val="0020"/>
         <w:jc w:val="center"/>
         <w:tblBorders>
@@ -31651,28 +31690,6 @@
           <w:tblHeader w:val="on"/>
         </w:trPr>
         <w:tc>
-          <w:tcPr>
-            <w:tcBorders>
-              <w:bottom w:val="single" w:sz="6" w:space="0" w:color="333333"/>
-            </w:tcBorders>
-          </w:tcPr>
-          <w:p>
-            <w:pPr>
-              <w:pStyle w:val="Compact"/>
-              <w:jc w:val="center"/>
-            </w:pPr>
-            <w:r>
-              <w:rPr>
-                <w:rFonts w:hint="eastAsia" w:ascii="Times New Roman" w:hAnsi="Times New Roman" w:eastAsia="SimHei" w:cs="Times New Roman"/>
-                <w:b/>
-              </w:rPr>
-              <w:t xml:space="preserve">硼酸螯合</w:t>
-            </w:r>
-          </w:p>
-        </w:tc>
-      </w:tr>
-      <w:tr>
-        <w:tc>
           <w:tcPr/>
           <w:p>
             <w:pPr>
@@ -31681,95 +31698,16 @@
             </w:pPr>
             <w:r>
               <w:rPr>
-                <w:rFonts w:ascii="Times New Roman" w:hAnsi="Times New Roman" w:eastAsia="Times New Roman" w:cs="Times New Roman"/>
-              </w:rPr>
-              <w:drawing>
-                <wp:inline>
-                  <wp:extent cx="2667000" cy="362504"/>
-                  <wp:effectExtent b="0" l="0" r="0" t="0"/>
-                  <wp:docPr descr="" title="" id="87" name="Picture"/>
-                  <a:graphic>
-                    <a:graphicData uri="http://schemas.openxmlformats.org/drawingml/2006/picture">
-                      <pic:pic>
-                        <pic:nvPicPr>
-                          <pic:cNvPr descr="63ab9705e46dd07cabf0890e710d6799d4e94bfa2539f4c851d4cb123f07c53e.jpg" id="88" name="Picture"/>
-                          <pic:cNvPicPr>
-                            <a:picLocks noChangeArrowheads="1" noChangeAspect="1"/>
-                          </pic:cNvPicPr>
-                        </pic:nvPicPr>
-                        <pic:blipFill>
-                          <a:blip r:embed="rId86"/>
-                          <a:stretch>
-                            <a:fillRect/>
-                          </a:stretch>
-                        </pic:blipFill>
-                        <pic:spPr bwMode="auto">
-                          <a:xfrm>
-                            <a:off x="0" y="0"/>
-                            <a:ext cx="2667000" cy="362504"/>
-                          </a:xfrm>
-                          <a:prstGeom prst="rect">
-                            <a:avLst/>
-                          </a:prstGeom>
-                          <a:noFill/>
-                          <a:ln w="9525">
-                            <a:noFill/>
-                            <a:headEnd/>
-                            <a:tailEnd/>
-                          </a:ln>
-                        </pic:spPr>
-                      </pic:pic>
-                    </a:graphicData>
-                  </a:graphic>
-                </wp:inline>
-              </w:drawing>
-            </w:r>
-          </w:p>
-        </w:tc>
-      </w:tr>
-      <w:tr>
-        <w:tc>
-          <w:tcPr/>
-          <w:p>
-            <w:pPr>
-              <w:pStyle w:val="Compact"/>
-              <w:jc w:val="center"/>
-            </w:pPr>
-            <w:r>
-              <w:rPr>
-                <w:rFonts w:ascii="Times New Roman" w:hAnsi="Times New Roman" w:eastAsia="Times New Roman" w:cs="Times New Roman"/>
-              </w:rPr>
-              <w:t xml:space="preserve">&gt; </w:t>
-            </w:r>
-            <w:r>
-              <w:rPr>
-                <w:rFonts w:hint="eastAsia" w:ascii="Times New Roman" w:hAnsi="Times New Roman" w:eastAsia="FangSong" w:cs="Times New Roman"/>
-              </w:rPr>
-              <w:t xml:space="preserve">图</w:t>
-            </w:r>
-            <w:r>
-              <w:rPr>
-                <w:rFonts w:ascii="Times New Roman" w:hAnsi="Times New Roman" w:eastAsia="Times New Roman" w:cs="Times New Roman"/>
-              </w:rPr>
-              <w:t xml:space="preserve"> </w:t>
-            </w:r>
-            <w:r>
-              <w:rPr>
-                <w:rFonts w:hint="eastAsia" w:ascii="Times New Roman" w:hAnsi="Times New Roman" w:eastAsia="Times New Roman" w:cs="Times New Roman"/>
-              </w:rPr>
-              <w:t>3-16：</w:t>
-            </w:r>
-            <w:r>
-              <w:rPr>
-                <w:rFonts w:hint="eastAsia" w:ascii="Times New Roman" w:hAnsi="Times New Roman" w:eastAsia="FangSong" w:cs="Times New Roman"/>
-              </w:rPr>
-              <w:t>邻二醇强化硼酸酸性的原理</w:t>
+                <w:rFonts w:hint="eastAsia" w:ascii="Times New Roman" w:hAnsi="Times New Roman" w:eastAsia="SimHei" w:cs="Times New Roman"/>
+                <w:b/>
+              </w:rPr>
+              <w:t xml:space="preserve">硼酸螯合</w:t>
             </w:r>
           </w:p>
         </w:tc>
       </w:tr>
     </w:tbl>
-    <w:bookmarkEnd w:id="89"/>
+    <w:bookmarkEnd w:id="86"/>
     <w:bookmarkStart w:id="90" w:name="多元醇强化与硼酸的滴定"/>
     <w:p>
       <w:pPr>
@@ -31792,6 +31730,112 @@
     <w:p>
       <w:pPr>
         <w:pStyle w:val="FirstParagraph"/>
+        <w:spacing w:before="160" w:after="80"/>
+        <w:jc w:val="center"/>
+      </w:pPr>
+      <w:r>
+        <w:rPr>
+          <w:rFonts w:ascii="Times New Roman" w:hAnsi="Times New Roman" w:eastAsia="Times New Roman" w:cs="Times New Roman"/>
+        </w:rPr>
+        <w:drawing>
+          <wp:inline>
+            <wp:extent cx="2667000" cy="362504"/>
+            <wp:effectExtent b="0" l="0" r="0" t="0"/>
+            <wp:docPr descr="" title="" id="88" name="Picture"/>
+            <a:graphic>
+              <a:graphicData uri="http://schemas.openxmlformats.org/drawingml/2006/picture">
+                <pic:pic>
+                  <pic:nvPicPr>
+                    <pic:cNvPr descr="63ab9705e46dd07cabf0890e710d6799d4e94bfa2539f4c851d4cb123f07c53e.jpg" id="89" name="Picture"/>
+                    <pic:cNvPicPr>
+                      <a:picLocks noChangeArrowheads="1" noChangeAspect="1"/>
+                    </pic:cNvPicPr>
+                  </pic:nvPicPr>
+                  <pic:blipFill>
+                    <a:blip r:embed="rId87"/>
+                    <a:stretch>
+                      <a:fillRect/>
+                    </a:stretch>
+                  </pic:blipFill>
+                  <pic:spPr bwMode="auto">
+                    <a:xfrm>
+                      <a:off x="0" y="0"/>
+                      <a:ext cx="2667000" cy="362504"/>
+                    </a:xfrm>
+                    <a:prstGeom prst="rect">
+                      <a:avLst/>
+                    </a:prstGeom>
+                    <a:noFill/>
+                    <a:ln w="9525">
+                      <a:noFill/>
+                      <a:headEnd/>
+                      <a:tailEnd/>
+                    </a:ln>
+                  </pic:spPr>
+                </pic:pic>
+              </a:graphicData>
+            </a:graphic>
+          </wp:inline>
+        </w:drawing>
+      </w:r>
+      <w:r>
+        <w:rPr>
+          <w:rFonts w:ascii="Times New Roman" w:hAnsi="Times New Roman" w:eastAsia="Times New Roman" w:cs="Times New Roman"/>
+        </w:rPr>
+        <w:t xml:space="preserve"> </w:t>
+      </w:r>
+      <w:r>
+        <w:rPr>
+          <w:rFonts w:ascii="Times New Roman" w:hAnsi="Times New Roman" w:eastAsia="Times New Roman" w:cs="Times New Roman"/>
+        </w:rPr>
+        <w:t xml:space="preserve">|</w:t>
+      </w:r>
+      <w:r>
+        <w:rPr>
+          <w:rFonts w:ascii="Times New Roman" w:hAnsi="Times New Roman" w:eastAsia="Times New Roman" w:cs="Times New Roman"/>
+        </w:rPr>
+        <w:br/>
+      </w:r>
+      <w:r>
+        <w:rPr>
+          <w:rFonts w:ascii="Times New Roman" w:hAnsi="Times New Roman" w:eastAsia="Times New Roman" w:cs="Times New Roman"/>
+        </w:rPr>
+        <w:t xml:space="preserve">&gt; </w:t>
+      </w:r>
+      <w:r>
+        <w:rPr>
+          <w:rFonts w:hint="eastAsia" w:ascii="Times New Roman" w:hAnsi="Times New Roman" w:eastAsia="FangSong" w:cs="Times New Roman"/>
+        </w:rPr>
+        <w:t xml:space="preserve">图</w:t>
+      </w:r>
+      <w:r>
+        <w:rPr>
+          <w:rFonts w:ascii="Times New Roman" w:hAnsi="Times New Roman" w:eastAsia="Times New Roman" w:cs="Times New Roman"/>
+        </w:rPr>
+        <w:t xml:space="preserve"> </w:t>
+      </w:r>
+      <w:r>
+        <w:rPr>
+          <w:rFonts w:hint="eastAsia" w:ascii="Times New Roman" w:hAnsi="Times New Roman" w:eastAsia="Times New Roman" w:cs="Times New Roman"/>
+        </w:rPr>
+        <w:t>3-16：</w:t>
+      </w:r>
+      <w:r>
+        <w:rPr>
+          <w:rFonts w:hint="eastAsia" w:ascii="Times New Roman" w:hAnsi="Times New Roman" w:eastAsia="FangSong" w:cs="Times New Roman"/>
+        </w:rPr>
+        <w:t>邻二醇强化硼酸酸性的原理</w:t>
+      </w:r>
+      <w:r>
+        <w:rPr>
+          <w:rFonts w:ascii="Times New Roman" w:hAnsi="Times New Roman" w:eastAsia="Times New Roman" w:cs="Times New Roman"/>
+        </w:rPr>
+        <w:t xml:space="preserve"> |</w:t>
+      </w:r>
+    </w:p>
+    <w:p>
+      <w:pPr>
+        <w:pStyle w:val="BodyText"/>
         <w:ind w:firstLine="420"/>
       </w:pPr>
       <w:r>
@@ -32075,7 +32119,7 @@
       </w:r>
     </w:p>
     <w:bookmarkEnd w:id="90"/>
-    <w:bookmarkStart w:id="94" w:name="硼砂的结构与硼砂珠实验"/>
+    <w:bookmarkStart w:id="91" w:name="硼砂的结构与硼砂珠实验"/>
     <w:p>
       <w:pPr>
         <w:pStyle w:val="Heading3"/>
@@ -33179,8 +33223,7 @@
     <w:tbl>
       <w:tblPr>
         <w:tblStyle w:val="Table"/>
-        <w:tblW w:type="pct" w:w="5000"/>
-        <w:tblLayout w:type="fixed"/>
+        <w:tblW w:type="auto" w:w="0"/>
         <w:tblLook w:firstRow="1" w:lastRow="0" w:firstColumn="0" w:lastColumn="0" w:noHBand="0" w:noVBand="0" w:val="0020"/>
         <w:jc w:val="center"/>
         <w:tblBorders>
@@ -33200,50 +33243,6 @@
           <w:tblHeader w:val="on"/>
         </w:trPr>
         <w:tc>
-          <w:tcPr>
-            <w:tcBorders>
-              <w:bottom w:val="single" w:sz="6" w:space="0" w:color="333333"/>
-            </w:tcBorders>
-          </w:tcPr>
-          <w:p>
-            <w:pPr>
-              <w:pStyle w:val="Compact"/>
-              <w:jc w:val="center"/>
-            </w:pPr>
-            <w:r>
-              <w:rPr>
-                <w:rFonts w:ascii="Times New Roman" w:hAnsi="Times New Roman" w:eastAsia="Times New Roman" w:cs="Times New Roman"/>
-                <w:b/>
-              </w:rPr>
-              <w:t>BF</w:t>
-            </w:r>
-            <w:r>
-              <w:rPr>
-                <w:rFonts w:ascii="Times New Roman" w:hAnsi="Times New Roman" w:eastAsia="Times New Roman" w:cs="Times New Roman"/>
-                <w:b/>
-                <w:vertAlign w:val="subscript"/>
-              </w:rPr>
-              <w:t>3</w:t>
-            </w:r>
-            <w:r>
-              <w:rPr>
-                <w:rFonts w:ascii="Times New Roman" w:hAnsi="Times New Roman" w:eastAsia="Times New Roman" w:cs="Times New Roman"/>
-                <w:b/>
-              </w:rPr>
-              <w:t xml:space="preserve"> </w:t>
-            </w:r>
-            <w:r>
-              <w:rPr>
-                <w:rFonts w:hint="eastAsia" w:ascii="Times New Roman" w:hAnsi="Times New Roman" w:eastAsia="SimHei" w:cs="Times New Roman"/>
-                <w:b/>
-              </w:rPr>
-              <w:t xml:space="preserve">反馈键</w:t>
-            </w:r>
-          </w:p>
-        </w:tc>
-      </w:tr>
-      <w:tr>
-        <w:tc>
           <w:tcPr/>
           <w:p>
             <w:pPr>
@@ -33253,111 +33252,29 @@
             <w:r>
               <w:rPr>
                 <w:rFonts w:ascii="Times New Roman" w:hAnsi="Times New Roman" w:eastAsia="Times New Roman" w:cs="Times New Roman"/>
-              </w:rPr>
-              <w:drawing>
-                <wp:inline>
-                  <wp:extent cx="2667000" cy="1181524"/>
-                  <wp:effectExtent b="0" l="0" r="0" t="0"/>
-                  <wp:docPr descr="" title="" id="92" name="Picture"/>
-                  <a:graphic>
-                    <a:graphicData uri="http://schemas.openxmlformats.org/drawingml/2006/picture">
-                      <pic:pic>
-                        <pic:nvPicPr>
-                          <pic:cNvPr descr="1a23633cf952c33a7d32cb4b71d0af79dd342d4b696e7f240ed1f986d5e7c4a0.png" id="93" name="Picture"/>
-                          <pic:cNvPicPr>
-                            <a:picLocks noChangeArrowheads="1" noChangeAspect="1"/>
-                          </pic:cNvPicPr>
-                        </pic:nvPicPr>
-                        <pic:blipFill>
-                          <a:blip r:embed="rId91"/>
-                          <a:stretch>
-                            <a:fillRect/>
-                          </a:stretch>
-                        </pic:blipFill>
-                        <pic:spPr bwMode="auto">
-                          <a:xfrm>
-                            <a:off x="0" y="0"/>
-                            <a:ext cx="2667000" cy="1181524"/>
-                          </a:xfrm>
-                          <a:prstGeom prst="rect">
-                            <a:avLst/>
-                          </a:prstGeom>
-                          <a:noFill/>
-                          <a:ln w="9525">
-                            <a:noFill/>
-                            <a:headEnd/>
-                            <a:tailEnd/>
-                          </a:ln>
-                        </pic:spPr>
-                      </pic:pic>
-                    </a:graphicData>
-                  </a:graphic>
-                </wp:inline>
-              </w:drawing>
-            </w:r>
-          </w:p>
-        </w:tc>
-      </w:tr>
-      <w:tr>
-        <w:tc>
-          <w:tcPr/>
-          <w:p>
-            <w:pPr>
-              <w:pStyle w:val="Compact"/>
-              <w:jc w:val="center"/>
-            </w:pPr>
+                <w:b/>
+              </w:rPr>
+              <w:t>BF</w:t>
+            </w:r>
             <w:r>
               <w:rPr>
                 <w:rFonts w:ascii="Times New Roman" w:hAnsi="Times New Roman" w:eastAsia="Times New Roman" w:cs="Times New Roman"/>
-              </w:rPr>
-              <w:t xml:space="preserve">&gt; </w:t>
-            </w:r>
-            <w:r>
-              <w:rPr>
-                <w:rFonts w:hint="eastAsia" w:ascii="Times New Roman" w:hAnsi="Times New Roman" w:eastAsia="FangSong" w:cs="Times New Roman"/>
-              </w:rPr>
-              <w:t xml:space="preserve">图</w:t>
+                <w:b/>
+                <w:vertAlign w:val="subscript"/>
+              </w:rPr>
+              <w:t>3</w:t>
             </w:r>
             <w:r>
               <w:rPr>
                 <w:rFonts w:ascii="Times New Roman" w:hAnsi="Times New Roman" w:eastAsia="Times New Roman" w:cs="Times New Roman"/>
+                <w:b/>
               </w:rPr>
               <w:t xml:space="preserve"> </w:t>
             </w:r>
             <w:r>
               <w:rPr>
-                <w:rFonts w:hint="eastAsia" w:ascii="Times New Roman" w:hAnsi="Times New Roman" w:eastAsia="Times New Roman" w:cs="Times New Roman"/>
-              </w:rPr>
-              <w:t>3-17：BF</w:t>
-            </w:r>
-            <w:r>
-              <w:rPr>
-                <w:rFonts w:hint="eastAsia" w:ascii="Times New Roman" w:hAnsi="Times New Roman" w:eastAsia="Times New Roman" w:cs="Times New Roman"/>
-                <w:vertAlign w:val="subscript"/>
-              </w:rPr>
-              <w:t>3</w:t>
-            </w:r>
-            <w:r>
-              <w:rPr>
-                <w:rFonts w:ascii="Times New Roman" w:hAnsi="Times New Roman" w:eastAsia="Times New Roman" w:cs="Times New Roman"/>
-              </w:rPr>
-              <w:t xml:space="preserve"> </w:t>
-            </w:r>
-            <w:r>
-              <w:rPr>
-                <w:rFonts w:hint="eastAsia" w:ascii="Times New Roman" w:hAnsi="Times New Roman" w:eastAsia="FangSong" w:cs="Times New Roman"/>
-              </w:rPr>
-              <w:t xml:space="preserve">的分子内</w:t>
-            </w:r>
-            <w:r>
-              <w:rPr>
-                <w:rFonts w:ascii="Times New Roman" w:hAnsi="Times New Roman" w:eastAsia="Times New Roman" w:cs="Times New Roman"/>
-              </w:rPr>
-              <w:t xml:space="preserve"> π </w:t>
-            </w:r>
-            <w:r>
-              <w:rPr>
-                <w:rFonts w:hint="eastAsia" w:ascii="Times New Roman" w:hAnsi="Times New Roman" w:eastAsia="FangSong" w:cs="Times New Roman"/>
+                <w:rFonts w:hint="eastAsia" w:ascii="Times New Roman" w:hAnsi="Times New Roman" w:eastAsia="SimHei" w:cs="Times New Roman"/>
+                <w:b/>
               </w:rPr>
               <w:t xml:space="preserve">反馈键</w:t>
             </w:r>
@@ -33365,8 +33282,8 @@
         </w:tc>
       </w:tr>
     </w:tbl>
-    <w:bookmarkEnd w:id="94"/>
-    <w:bookmarkStart w:id="98" w:name="卤化硼的路易斯酸性顺序"/>
+    <w:bookmarkEnd w:id="91"/>
+    <w:bookmarkStart w:id="95" w:name="卤化硼的路易斯酸性顺序"/>
     <w:p>
       <w:pPr>
         <w:pStyle w:val="Heading3"/>
@@ -33388,6 +33305,137 @@
     <w:p>
       <w:pPr>
         <w:pStyle w:val="FirstParagraph"/>
+        <w:spacing w:before="160" w:after="80"/>
+        <w:jc w:val="center"/>
+      </w:pPr>
+      <w:r>
+        <w:rPr>
+          <w:rFonts w:ascii="Times New Roman" w:hAnsi="Times New Roman" w:eastAsia="Times New Roman" w:cs="Times New Roman"/>
+        </w:rPr>
+        <w:drawing>
+          <wp:inline>
+            <wp:extent cx="2667000" cy="1181524"/>
+            <wp:effectExtent b="0" l="0" r="0" t="0"/>
+            <wp:docPr descr="" title="" id="93" name="Picture"/>
+            <a:graphic>
+              <a:graphicData uri="http://schemas.openxmlformats.org/drawingml/2006/picture">
+                <pic:pic>
+                  <pic:nvPicPr>
+                    <pic:cNvPr descr="1a23633cf952c33a7d32cb4b71d0af79dd342d4b696e7f240ed1f986d5e7c4a0.png" id="94" name="Picture"/>
+                    <pic:cNvPicPr>
+                      <a:picLocks noChangeArrowheads="1" noChangeAspect="1"/>
+                    </pic:cNvPicPr>
+                  </pic:nvPicPr>
+                  <pic:blipFill>
+                    <a:blip r:embed="rId92"/>
+                    <a:stretch>
+                      <a:fillRect/>
+                    </a:stretch>
+                  </pic:blipFill>
+                  <pic:spPr bwMode="auto">
+                    <a:xfrm>
+                      <a:off x="0" y="0"/>
+                      <a:ext cx="2667000" cy="1181524"/>
+                    </a:xfrm>
+                    <a:prstGeom prst="rect">
+                      <a:avLst/>
+                    </a:prstGeom>
+                    <a:noFill/>
+                    <a:ln w="9525">
+                      <a:noFill/>
+                      <a:headEnd/>
+                      <a:tailEnd/>
+                    </a:ln>
+                  </pic:spPr>
+                </pic:pic>
+              </a:graphicData>
+            </a:graphic>
+          </wp:inline>
+        </w:drawing>
+      </w:r>
+      <w:r>
+        <w:rPr>
+          <w:rFonts w:ascii="Times New Roman" w:hAnsi="Times New Roman" w:eastAsia="Times New Roman" w:cs="Times New Roman"/>
+        </w:rPr>
+        <w:t xml:space="preserve"> </w:t>
+      </w:r>
+      <w:r>
+        <w:rPr>
+          <w:rFonts w:ascii="Times New Roman" w:hAnsi="Times New Roman" w:eastAsia="Times New Roman" w:cs="Times New Roman"/>
+        </w:rPr>
+        <w:t xml:space="preserve">|</w:t>
+      </w:r>
+      <w:r>
+        <w:rPr>
+          <w:rFonts w:ascii="Times New Roman" w:hAnsi="Times New Roman" w:eastAsia="Times New Roman" w:cs="Times New Roman"/>
+        </w:rPr>
+        <w:br/>
+      </w:r>
+      <w:r>
+        <w:rPr>
+          <w:rFonts w:ascii="Times New Roman" w:hAnsi="Times New Roman" w:eastAsia="Times New Roman" w:cs="Times New Roman"/>
+        </w:rPr>
+        <w:t xml:space="preserve">&gt; </w:t>
+      </w:r>
+      <w:r>
+        <w:rPr>
+          <w:rFonts w:hint="eastAsia" w:ascii="Times New Roman" w:hAnsi="Times New Roman" w:eastAsia="FangSong" w:cs="Times New Roman"/>
+        </w:rPr>
+        <w:t xml:space="preserve">图</w:t>
+      </w:r>
+      <w:r>
+        <w:rPr>
+          <w:rFonts w:ascii="Times New Roman" w:hAnsi="Times New Roman" w:eastAsia="Times New Roman" w:cs="Times New Roman"/>
+        </w:rPr>
+        <w:t xml:space="preserve"> </w:t>
+      </w:r>
+      <w:r>
+        <w:rPr>
+          <w:rFonts w:hint="eastAsia" w:ascii="Times New Roman" w:hAnsi="Times New Roman" w:eastAsia="Times New Roman" w:cs="Times New Roman"/>
+        </w:rPr>
+        <w:t>3-17：BF</w:t>
+      </w:r>
+      <w:r>
+        <w:rPr>
+          <w:rFonts w:hint="eastAsia" w:ascii="Times New Roman" w:hAnsi="Times New Roman" w:eastAsia="Times New Roman" w:cs="Times New Roman"/>
+          <w:vertAlign w:val="subscript"/>
+        </w:rPr>
+        <w:t>3</w:t>
+      </w:r>
+      <w:r>
+        <w:rPr>
+          <w:rFonts w:ascii="Times New Roman" w:hAnsi="Times New Roman" w:eastAsia="Times New Roman" w:cs="Times New Roman"/>
+        </w:rPr>
+        <w:t xml:space="preserve"> </w:t>
+      </w:r>
+      <w:r>
+        <w:rPr>
+          <w:rFonts w:hint="eastAsia" w:ascii="Times New Roman" w:hAnsi="Times New Roman" w:eastAsia="FangSong" w:cs="Times New Roman"/>
+        </w:rPr>
+        <w:t xml:space="preserve">的分子内</w:t>
+      </w:r>
+      <w:r>
+        <w:rPr>
+          <w:rFonts w:ascii="Times New Roman" w:hAnsi="Times New Roman" w:eastAsia="Times New Roman" w:cs="Times New Roman"/>
+        </w:rPr>
+        <w:t xml:space="preserve"> π </w:t>
+      </w:r>
+      <w:r>
+        <w:rPr>
+          <w:rFonts w:hint="eastAsia" w:ascii="Times New Roman" w:hAnsi="Times New Roman" w:eastAsia="FangSong" w:cs="Times New Roman"/>
+        </w:rPr>
+        <w:t xml:space="preserve">反馈键</w:t>
+      </w:r>
+      <w:r>
+        <w:rPr>
+          <w:rFonts w:ascii="Times New Roman" w:hAnsi="Times New Roman" w:eastAsia="Times New Roman" w:cs="Times New Roman"/>
+        </w:rPr>
+        <w:t xml:space="preserve"> |</w:t>
+      </w:r>
+    </w:p>
+    <w:p>
+      <w:pPr>
+        <w:pStyle w:val="BodyText"/>
         <w:ind w:firstLine="420"/>
       </w:pPr>
       <w:r>
@@ -34732,8 +34780,7 @@
     <w:tbl>
       <w:tblPr>
         <w:tblStyle w:val="Table"/>
-        <w:tblW w:type="pct" w:w="5000"/>
-        <w:tblLayout w:type="fixed"/>
+        <w:tblW w:type="auto" w:w="0"/>
         <w:tblLook w:firstRow="1" w:lastRow="0" w:firstColumn="0" w:lastColumn="0" w:noHBand="0" w:noVBand="0" w:val="0020"/>
         <w:jc w:val="center"/>
         <w:tblBorders>
@@ -34753,28 +34800,6 @@
           <w:tblHeader w:val="on"/>
         </w:trPr>
         <w:tc>
-          <w:tcPr>
-            <w:tcBorders>
-              <w:bottom w:val="single" w:sz="6" w:space="0" w:color="333333"/>
-            </w:tcBorders>
-          </w:tcPr>
-          <w:p>
-            <w:pPr>
-              <w:pStyle w:val="Compact"/>
-              <w:jc w:val="center"/>
-            </w:pPr>
-            <w:r>
-              <w:rPr>
-                <w:rFonts w:hint="eastAsia" w:ascii="Times New Roman" w:hAnsi="Times New Roman" w:eastAsia="SimHei" w:cs="Times New Roman"/>
-                <w:b/>
-              </w:rPr>
-              <w:t xml:space="preserve">立方氮化硼</w:t>
-            </w:r>
-          </w:p>
-        </w:tc>
-      </w:tr>
-      <w:tr>
-        <w:tc>
           <w:tcPr/>
           <w:p>
             <w:pPr>
@@ -34783,95 +34808,16 @@
             </w:pPr>
             <w:r>
               <w:rPr>
-                <w:rFonts w:ascii="Times New Roman" w:hAnsi="Times New Roman" w:eastAsia="Times New Roman" w:cs="Times New Roman"/>
-              </w:rPr>
-              <w:drawing>
-                <wp:inline>
-                  <wp:extent cx="2667000" cy="2156732"/>
-                  <wp:effectExtent b="0" l="0" r="0" t="0"/>
-                  <wp:docPr descr="" title="" id="96" name="Picture"/>
-                  <a:graphic>
-                    <a:graphicData uri="http://schemas.openxmlformats.org/drawingml/2006/picture">
-                      <pic:pic>
-                        <pic:nvPicPr>
-                          <pic:cNvPr descr="b695705be186e24a86213af3c4d42109b2f81d56bd76b6f7314f43d500956255.jpg" id="97" name="Picture"/>
-                          <pic:cNvPicPr>
-                            <a:picLocks noChangeArrowheads="1" noChangeAspect="1"/>
-                          </pic:cNvPicPr>
-                        </pic:nvPicPr>
-                        <pic:blipFill>
-                          <a:blip r:embed="rId95"/>
-                          <a:stretch>
-                            <a:fillRect/>
-                          </a:stretch>
-                        </pic:blipFill>
-                        <pic:spPr bwMode="auto">
-                          <a:xfrm>
-                            <a:off x="0" y="0"/>
-                            <a:ext cx="2667000" cy="2156732"/>
-                          </a:xfrm>
-                          <a:prstGeom prst="rect">
-                            <a:avLst/>
-                          </a:prstGeom>
-                          <a:noFill/>
-                          <a:ln w="9525">
-                            <a:noFill/>
-                            <a:headEnd/>
-                            <a:tailEnd/>
-                          </a:ln>
-                        </pic:spPr>
-                      </pic:pic>
-                    </a:graphicData>
-                  </a:graphic>
-                </wp:inline>
-              </w:drawing>
-            </w:r>
-          </w:p>
-        </w:tc>
-      </w:tr>
-      <w:tr>
-        <w:tc>
-          <w:tcPr/>
-          <w:p>
-            <w:pPr>
-              <w:pStyle w:val="Compact"/>
-              <w:jc w:val="center"/>
-            </w:pPr>
-            <w:r>
-              <w:rPr>
-                <w:rFonts w:ascii="Times New Roman" w:hAnsi="Times New Roman" w:eastAsia="Times New Roman" w:cs="Times New Roman"/>
-              </w:rPr>
-              <w:t xml:space="preserve">&gt; </w:t>
-            </w:r>
-            <w:r>
-              <w:rPr>
-                <w:rFonts w:hint="eastAsia" w:ascii="Times New Roman" w:hAnsi="Times New Roman" w:eastAsia="FangSong" w:cs="Times New Roman"/>
-              </w:rPr>
-              <w:t xml:space="preserve">图</w:t>
-            </w:r>
-            <w:r>
-              <w:rPr>
-                <w:rFonts w:ascii="Times New Roman" w:hAnsi="Times New Roman" w:eastAsia="Times New Roman" w:cs="Times New Roman"/>
-              </w:rPr>
-              <w:t xml:space="preserve"> </w:t>
-            </w:r>
-            <w:r>
-              <w:rPr>
-                <w:rFonts w:hint="eastAsia" w:ascii="Times New Roman" w:hAnsi="Times New Roman" w:eastAsia="Times New Roman" w:cs="Times New Roman"/>
-              </w:rPr>
-              <w:t>3-18：</w:t>
-            </w:r>
-            <w:r>
-              <w:rPr>
-                <w:rFonts w:hint="eastAsia" w:ascii="Times New Roman" w:hAnsi="Times New Roman" w:eastAsia="FangSong" w:cs="Times New Roman"/>
-              </w:rPr>
-              <w:t>立方氮化硼的闪锌矿型晶胞</w:t>
+                <w:rFonts w:hint="eastAsia" w:ascii="Times New Roman" w:hAnsi="Times New Roman" w:eastAsia="SimHei" w:cs="Times New Roman"/>
+                <w:b/>
+              </w:rPr>
+              <w:t xml:space="preserve">立方氮化硼</w:t>
             </w:r>
           </w:p>
         </w:tc>
       </w:tr>
     </w:tbl>
-    <w:bookmarkEnd w:id="98"/>
+    <w:bookmarkEnd w:id="95"/>
     <w:bookmarkStart w:id="99" w:name="氮化硼与金刚石的类比"/>
     <w:p>
       <w:pPr>
@@ -34894,6 +34840,112 @@
     <w:p>
       <w:pPr>
         <w:pStyle w:val="FirstParagraph"/>
+        <w:spacing w:before="160" w:after="80"/>
+        <w:jc w:val="center"/>
+      </w:pPr>
+      <w:r>
+        <w:rPr>
+          <w:rFonts w:ascii="Times New Roman" w:hAnsi="Times New Roman" w:eastAsia="Times New Roman" w:cs="Times New Roman"/>
+        </w:rPr>
+        <w:drawing>
+          <wp:inline>
+            <wp:extent cx="2667000" cy="2156732"/>
+            <wp:effectExtent b="0" l="0" r="0" t="0"/>
+            <wp:docPr descr="" title="" id="97" name="Picture"/>
+            <a:graphic>
+              <a:graphicData uri="http://schemas.openxmlformats.org/drawingml/2006/picture">
+                <pic:pic>
+                  <pic:nvPicPr>
+                    <pic:cNvPr descr="b695705be186e24a86213af3c4d42109b2f81d56bd76b6f7314f43d500956255.jpg" id="98" name="Picture"/>
+                    <pic:cNvPicPr>
+                      <a:picLocks noChangeArrowheads="1" noChangeAspect="1"/>
+                    </pic:cNvPicPr>
+                  </pic:nvPicPr>
+                  <pic:blipFill>
+                    <a:blip r:embed="rId96"/>
+                    <a:stretch>
+                      <a:fillRect/>
+                    </a:stretch>
+                  </pic:blipFill>
+                  <pic:spPr bwMode="auto">
+                    <a:xfrm>
+                      <a:off x="0" y="0"/>
+                      <a:ext cx="2667000" cy="2156732"/>
+                    </a:xfrm>
+                    <a:prstGeom prst="rect">
+                      <a:avLst/>
+                    </a:prstGeom>
+                    <a:noFill/>
+                    <a:ln w="9525">
+                      <a:noFill/>
+                      <a:headEnd/>
+                      <a:tailEnd/>
+                    </a:ln>
+                  </pic:spPr>
+                </pic:pic>
+              </a:graphicData>
+            </a:graphic>
+          </wp:inline>
+        </w:drawing>
+      </w:r>
+      <w:r>
+        <w:rPr>
+          <w:rFonts w:ascii="Times New Roman" w:hAnsi="Times New Roman" w:eastAsia="Times New Roman" w:cs="Times New Roman"/>
+        </w:rPr>
+        <w:t xml:space="preserve"> </w:t>
+      </w:r>
+      <w:r>
+        <w:rPr>
+          <w:rFonts w:ascii="Times New Roman" w:hAnsi="Times New Roman" w:eastAsia="Times New Roman" w:cs="Times New Roman"/>
+        </w:rPr>
+        <w:t xml:space="preserve">|</w:t>
+      </w:r>
+      <w:r>
+        <w:rPr>
+          <w:rFonts w:ascii="Times New Roman" w:hAnsi="Times New Roman" w:eastAsia="Times New Roman" w:cs="Times New Roman"/>
+        </w:rPr>
+        <w:br/>
+      </w:r>
+      <w:r>
+        <w:rPr>
+          <w:rFonts w:ascii="Times New Roman" w:hAnsi="Times New Roman" w:eastAsia="Times New Roman" w:cs="Times New Roman"/>
+        </w:rPr>
+        <w:t xml:space="preserve">&gt; </w:t>
+      </w:r>
+      <w:r>
+        <w:rPr>
+          <w:rFonts w:hint="eastAsia" w:ascii="Times New Roman" w:hAnsi="Times New Roman" w:eastAsia="FangSong" w:cs="Times New Roman"/>
+        </w:rPr>
+        <w:t xml:space="preserve">图</w:t>
+      </w:r>
+      <w:r>
+        <w:rPr>
+          <w:rFonts w:ascii="Times New Roman" w:hAnsi="Times New Roman" w:eastAsia="Times New Roman" w:cs="Times New Roman"/>
+        </w:rPr>
+        <w:t xml:space="preserve"> </w:t>
+      </w:r>
+      <w:r>
+        <w:rPr>
+          <w:rFonts w:hint="eastAsia" w:ascii="Times New Roman" w:hAnsi="Times New Roman" w:eastAsia="Times New Roman" w:cs="Times New Roman"/>
+        </w:rPr>
+        <w:t>3-18：</w:t>
+      </w:r>
+      <w:r>
+        <w:rPr>
+          <w:rFonts w:hint="eastAsia" w:ascii="Times New Roman" w:hAnsi="Times New Roman" w:eastAsia="FangSong" w:cs="Times New Roman"/>
+        </w:rPr>
+        <w:t>立方氮化硼的闪锌矿型晶胞</w:t>
+      </w:r>
+      <w:r>
+        <w:rPr>
+          <w:rFonts w:ascii="Times New Roman" w:hAnsi="Times New Roman" w:eastAsia="Times New Roman" w:cs="Times New Roman"/>
+        </w:rPr>
+        <w:t xml:space="preserve"> |</w:t>
+      </w:r>
+    </w:p>
+    <w:p>
+      <w:pPr>
+        <w:pStyle w:val="BodyText"/>
         <w:spacing w:after="80"/>
         <w:ind w:firstLine="420"/>
       </w:pPr>
@@ -36265,7 +36317,7 @@
       </w:r>
     </w:p>
     <w:bookmarkEnd w:id="101"/>
-    <w:bookmarkStart w:id="105" w:name="氧化铝与氢氧化铝的两性"/>
+    <w:bookmarkStart w:id="102" w:name="氧化铝与氢氧化铝的两性"/>
     <w:p>
       <w:pPr>
         <w:pStyle w:val="Heading3"/>
@@ -37235,8 +37287,7 @@
     <w:tbl>
       <w:tblPr>
         <w:tblStyle w:val="Table"/>
-        <w:tblW w:type="pct" w:w="5000"/>
-        <w:tblLayout w:type="fixed"/>
+        <w:tblW w:type="auto" w:w="0"/>
         <w:tblLook w:firstRow="1" w:lastRow="0" w:firstColumn="0" w:lastColumn="0" w:noHBand="0" w:noVBand="0" w:val="0020"/>
         <w:jc w:val="center"/>
         <w:tblBorders>
@@ -37256,65 +37307,6 @@
           <w:tblHeader w:val="on"/>
         </w:trPr>
         <w:tc>
-          <w:tcPr>
-            <w:tcBorders>
-              <w:bottom w:val="single" w:sz="6" w:space="0" w:color="333333"/>
-            </w:tcBorders>
-          </w:tcPr>
-          <w:p>
-            <w:pPr>
-              <w:pStyle w:val="Compact"/>
-              <w:jc w:val="center"/>
-            </w:pPr>
-            <w:r>
-              <w:rPr>
-                <w:rFonts w:ascii="Times New Roman" w:hAnsi="Times New Roman" w:eastAsia="Times New Roman" w:cs="Times New Roman"/>
-                <w:b/>
-              </w:rPr>
-              <w:t>Al</w:t>
-            </w:r>
-            <w:r>
-              <w:rPr>
-                <w:rFonts w:ascii="Times New Roman" w:hAnsi="Times New Roman" w:eastAsia="Times New Roman" w:cs="Times New Roman"/>
-                <w:b/>
-                <w:vertAlign w:val="subscript"/>
-              </w:rPr>
-              <w:t>2</w:t>
-            </w:r>
-            <w:r>
-              <w:rPr>
-                <w:rFonts w:ascii="Times New Roman" w:hAnsi="Times New Roman" w:eastAsia="Times New Roman" w:cs="Times New Roman"/>
-                <w:b/>
-              </w:rPr>
-              <w:t>Cl</w:t>
-            </w:r>
-            <w:r>
-              <w:rPr>
-                <w:rFonts w:ascii="Times New Roman" w:hAnsi="Times New Roman" w:eastAsia="Times New Roman" w:cs="Times New Roman"/>
-                <w:b/>
-                <w:vertAlign w:val="subscript"/>
-              </w:rPr>
-              <w:t>6</w:t>
-            </w:r>
-            <w:r>
-              <w:rPr>
-                <w:rFonts w:ascii="Times New Roman" w:hAnsi="Times New Roman" w:eastAsia="Times New Roman" w:cs="Times New Roman"/>
-                <w:b/>
-              </w:rPr>
-              <w:t xml:space="preserve"> </w:t>
-            </w:r>
-            <w:r>
-              <w:rPr>
-                <w:rFonts w:hint="eastAsia" w:ascii="Times New Roman" w:hAnsi="Times New Roman" w:eastAsia="SimHei" w:cs="Times New Roman"/>
-                <w:b/>
-              </w:rPr>
-              <w:t xml:space="preserve">结构</w:t>
-            </w:r>
-          </w:p>
-        </w:tc>
-      </w:tr>
-      <w:tr>
-        <w:tc>
           <w:tcPr/>
           <w:p>
             <w:pPr>
@@ -37324,120 +37316,52 @@
             <w:r>
               <w:rPr>
                 <w:rFonts w:ascii="Times New Roman" w:hAnsi="Times New Roman" w:eastAsia="Times New Roman" w:cs="Times New Roman"/>
-              </w:rPr>
-              <w:drawing>
-                <wp:inline>
-                  <wp:extent cx="2667000" cy="1585586"/>
-                  <wp:effectExtent b="0" l="0" r="0" t="0"/>
-                  <wp:docPr descr="" title="" id="103" name="Picture"/>
-                  <a:graphic>
-                    <a:graphicData uri="http://schemas.openxmlformats.org/drawingml/2006/picture">
-                      <pic:pic>
-                        <pic:nvPicPr>
-                          <pic:cNvPr descr="f17db7bdb9b9bd51da5ab21e8b6852fe7593ba9c4be42e2786ba902818e6993c.jpg" id="104" name="Picture"/>
-                          <pic:cNvPicPr>
-                            <a:picLocks noChangeArrowheads="1" noChangeAspect="1"/>
-                          </pic:cNvPicPr>
-                        </pic:nvPicPr>
-                        <pic:blipFill>
-                          <a:blip r:embed="rId102"/>
-                          <a:stretch>
-                            <a:fillRect/>
-                          </a:stretch>
-                        </pic:blipFill>
-                        <pic:spPr bwMode="auto">
-                          <a:xfrm>
-                            <a:off x="0" y="0"/>
-                            <a:ext cx="2667000" cy="1585586"/>
-                          </a:xfrm>
-                          <a:prstGeom prst="rect">
-                            <a:avLst/>
-                          </a:prstGeom>
-                          <a:noFill/>
-                          <a:ln w="9525">
-                            <a:noFill/>
-                            <a:headEnd/>
-                            <a:tailEnd/>
-                          </a:ln>
-                        </pic:spPr>
-                      </pic:pic>
-                    </a:graphicData>
-                  </a:graphic>
-                </wp:inline>
-              </w:drawing>
-            </w:r>
-          </w:p>
-        </w:tc>
-      </w:tr>
-      <w:tr>
-        <w:tc>
-          <w:tcPr/>
-          <w:p>
-            <w:pPr>
-              <w:pStyle w:val="Compact"/>
-              <w:jc w:val="center"/>
-            </w:pPr>
+                <w:b/>
+              </w:rPr>
+              <w:t>Al</w:t>
+            </w:r>
             <w:r>
               <w:rPr>
                 <w:rFonts w:ascii="Times New Roman" w:hAnsi="Times New Roman" w:eastAsia="Times New Roman" w:cs="Times New Roman"/>
-              </w:rPr>
-              <w:t xml:space="preserve">&gt; </w:t>
-            </w:r>
-            <w:r>
-              <w:rPr>
-                <w:rFonts w:hint="eastAsia" w:ascii="Times New Roman" w:hAnsi="Times New Roman" w:eastAsia="FangSong" w:cs="Times New Roman"/>
-              </w:rPr>
-              <w:t xml:space="preserve">图</w:t>
+                <w:b/>
+                <w:vertAlign w:val="subscript"/>
+              </w:rPr>
+              <w:t>2</w:t>
             </w:r>
             <w:r>
               <w:rPr>
                 <w:rFonts w:ascii="Times New Roman" w:hAnsi="Times New Roman" w:eastAsia="Times New Roman" w:cs="Times New Roman"/>
+                <w:b/>
+              </w:rPr>
+              <w:t>Cl</w:t>
+            </w:r>
+            <w:r>
+              <w:rPr>
+                <w:rFonts w:ascii="Times New Roman" w:hAnsi="Times New Roman" w:eastAsia="Times New Roman" w:cs="Times New Roman"/>
+                <w:b/>
+                <w:vertAlign w:val="subscript"/>
+              </w:rPr>
+              <w:t>6</w:t>
+            </w:r>
+            <w:r>
+              <w:rPr>
+                <w:rFonts w:ascii="Times New Roman" w:hAnsi="Times New Roman" w:eastAsia="Times New Roman" w:cs="Times New Roman"/>
+                <w:b/>
               </w:rPr>
               <w:t xml:space="preserve"> </w:t>
             </w:r>
             <w:r>
               <w:rPr>
-                <w:rFonts w:hint="eastAsia" w:ascii="Times New Roman" w:hAnsi="Times New Roman" w:eastAsia="Times New Roman" w:cs="Times New Roman"/>
-              </w:rPr>
-              <w:t>3-19：Al</w:t>
-            </w:r>
-            <w:r>
-              <w:rPr>
-                <w:rFonts w:hint="eastAsia" w:ascii="Times New Roman" w:hAnsi="Times New Roman" w:eastAsia="Times New Roman" w:cs="Times New Roman"/>
-                <w:vertAlign w:val="subscript"/>
-              </w:rPr>
-              <w:t>2</w:t>
-            </w:r>
-            <w:r>
-              <w:rPr>
-                <w:rFonts w:hint="eastAsia" w:ascii="Times New Roman" w:hAnsi="Times New Roman" w:eastAsia="Times New Roman" w:cs="Times New Roman"/>
-              </w:rPr>
-              <w:t>Cl</w:t>
-            </w:r>
-            <w:r>
-              <w:rPr>
-                <w:rFonts w:hint="eastAsia" w:ascii="Times New Roman" w:hAnsi="Times New Roman" w:eastAsia="Times New Roman" w:cs="Times New Roman"/>
-                <w:vertAlign w:val="subscript"/>
-              </w:rPr>
-              <w:t>6</w:t>
-            </w:r>
-            <w:r>
-              <w:rPr>
-                <w:rFonts w:ascii="Times New Roman" w:hAnsi="Times New Roman" w:eastAsia="Times New Roman" w:cs="Times New Roman"/>
-              </w:rPr>
-              <w:t xml:space="preserve"> </w:t>
-            </w:r>
-            <w:r>
-              <w:rPr>
-                <w:rFonts w:hint="eastAsia" w:ascii="Times New Roman" w:hAnsi="Times New Roman" w:eastAsia="FangSong" w:cs="Times New Roman"/>
-              </w:rPr>
-              <w:t xml:space="preserve">的双四面体共棱结构</w:t>
+                <w:rFonts w:hint="eastAsia" w:ascii="Times New Roman" w:hAnsi="Times New Roman" w:eastAsia="SimHei" w:cs="Times New Roman"/>
+                <w:b/>
+              </w:rPr>
+              <w:t xml:space="preserve">结构</w:t>
             </w:r>
           </w:p>
         </w:tc>
       </w:tr>
     </w:tbl>
-    <w:bookmarkEnd w:id="105"/>
+    <w:bookmarkEnd w:id="102"/>
     <w:bookmarkStart w:id="106" w:name="氯化铝的双聚与相变"/>
     <w:p>
       <w:pPr>
@@ -37460,6 +37384,138 @@
     <w:p>
       <w:pPr>
         <w:pStyle w:val="FirstParagraph"/>
+        <w:spacing w:before="160" w:after="80"/>
+        <w:jc w:val="center"/>
+      </w:pPr>
+      <w:r>
+        <w:rPr>
+          <w:rFonts w:ascii="Times New Roman" w:hAnsi="Times New Roman" w:eastAsia="Times New Roman" w:cs="Times New Roman"/>
+        </w:rPr>
+        <w:drawing>
+          <wp:inline>
+            <wp:extent cx="2667000" cy="1585586"/>
+            <wp:effectExtent b="0" l="0" r="0" t="0"/>
+            <wp:docPr descr="" title="" id="104" name="Picture"/>
+            <a:graphic>
+              <a:graphicData uri="http://schemas.openxmlformats.org/drawingml/2006/picture">
+                <pic:pic>
+                  <pic:nvPicPr>
+                    <pic:cNvPr descr="f17db7bdb9b9bd51da5ab21e8b6852fe7593ba9c4be42e2786ba902818e6993c.jpg" id="105" name="Picture"/>
+                    <pic:cNvPicPr>
+                      <a:picLocks noChangeArrowheads="1" noChangeAspect="1"/>
+                    </pic:cNvPicPr>
+                  </pic:nvPicPr>
+                  <pic:blipFill>
+                    <a:blip r:embed="rId103"/>
+                    <a:stretch>
+                      <a:fillRect/>
+                    </a:stretch>
+                  </pic:blipFill>
+                  <pic:spPr bwMode="auto">
+                    <a:xfrm>
+                      <a:off x="0" y="0"/>
+                      <a:ext cx="2667000" cy="1585586"/>
+                    </a:xfrm>
+                    <a:prstGeom prst="rect">
+                      <a:avLst/>
+                    </a:prstGeom>
+                    <a:noFill/>
+                    <a:ln w="9525">
+                      <a:noFill/>
+                      <a:headEnd/>
+                      <a:tailEnd/>
+                    </a:ln>
+                  </pic:spPr>
+                </pic:pic>
+              </a:graphicData>
+            </a:graphic>
+          </wp:inline>
+        </w:drawing>
+      </w:r>
+      <w:r>
+        <w:rPr>
+          <w:rFonts w:ascii="Times New Roman" w:hAnsi="Times New Roman" w:eastAsia="Times New Roman" w:cs="Times New Roman"/>
+        </w:rPr>
+        <w:t xml:space="preserve"> </w:t>
+      </w:r>
+      <w:r>
+        <w:rPr>
+          <w:rFonts w:ascii="Times New Roman" w:hAnsi="Times New Roman" w:eastAsia="Times New Roman" w:cs="Times New Roman"/>
+        </w:rPr>
+        <w:t xml:space="preserve">|</w:t>
+      </w:r>
+      <w:r>
+        <w:rPr>
+          <w:rFonts w:ascii="Times New Roman" w:hAnsi="Times New Roman" w:eastAsia="Times New Roman" w:cs="Times New Roman"/>
+        </w:rPr>
+        <w:br/>
+      </w:r>
+      <w:r>
+        <w:rPr>
+          <w:rFonts w:ascii="Times New Roman" w:hAnsi="Times New Roman" w:eastAsia="Times New Roman" w:cs="Times New Roman"/>
+        </w:rPr>
+        <w:t xml:space="preserve">&gt; </w:t>
+      </w:r>
+      <w:r>
+        <w:rPr>
+          <w:rFonts w:hint="eastAsia" w:ascii="Times New Roman" w:hAnsi="Times New Roman" w:eastAsia="FangSong" w:cs="Times New Roman"/>
+        </w:rPr>
+        <w:t xml:space="preserve">图</w:t>
+      </w:r>
+      <w:r>
+        <w:rPr>
+          <w:rFonts w:ascii="Times New Roman" w:hAnsi="Times New Roman" w:eastAsia="Times New Roman" w:cs="Times New Roman"/>
+        </w:rPr>
+        <w:t xml:space="preserve"> </w:t>
+      </w:r>
+      <w:r>
+        <w:rPr>
+          <w:rFonts w:hint="eastAsia" w:ascii="Times New Roman" w:hAnsi="Times New Roman" w:eastAsia="Times New Roman" w:cs="Times New Roman"/>
+        </w:rPr>
+        <w:t>3-19：Al</w:t>
+      </w:r>
+      <w:r>
+        <w:rPr>
+          <w:rFonts w:hint="eastAsia" w:ascii="Times New Roman" w:hAnsi="Times New Roman" w:eastAsia="Times New Roman" w:cs="Times New Roman"/>
+          <w:vertAlign w:val="subscript"/>
+        </w:rPr>
+        <w:t>2</w:t>
+      </w:r>
+      <w:r>
+        <w:rPr>
+          <w:rFonts w:hint="eastAsia" w:ascii="Times New Roman" w:hAnsi="Times New Roman" w:eastAsia="Times New Roman" w:cs="Times New Roman"/>
+        </w:rPr>
+        <w:t>Cl</w:t>
+      </w:r>
+      <w:r>
+        <w:rPr>
+          <w:rFonts w:hint="eastAsia" w:ascii="Times New Roman" w:hAnsi="Times New Roman" w:eastAsia="Times New Roman" w:cs="Times New Roman"/>
+          <w:vertAlign w:val="subscript"/>
+        </w:rPr>
+        <w:t>6</w:t>
+      </w:r>
+      <w:r>
+        <w:rPr>
+          <w:rFonts w:ascii="Times New Roman" w:hAnsi="Times New Roman" w:eastAsia="Times New Roman" w:cs="Times New Roman"/>
+        </w:rPr>
+        <w:t xml:space="preserve"> </w:t>
+      </w:r>
+      <w:r>
+        <w:rPr>
+          <w:rFonts w:hint="eastAsia" w:ascii="Times New Roman" w:hAnsi="Times New Roman" w:eastAsia="FangSong" w:cs="Times New Roman"/>
+        </w:rPr>
+        <w:t xml:space="preserve">的双四面体共棱结构</w:t>
+      </w:r>
+      <w:r>
+        <w:rPr>
+          <w:rFonts w:ascii="Times New Roman" w:hAnsi="Times New Roman" w:eastAsia="Times New Roman" w:cs="Times New Roman"/>
+        </w:rPr>
+        <w:t xml:space="preserve"> |</w:t>
+      </w:r>
+    </w:p>
+    <w:p>
+      <w:pPr>
+        <w:pStyle w:val="BodyText"/>
         <w:ind w:firstLine="420"/>
       </w:pPr>
       <m:oMath>
@@ -51619,7 +51675,7 @@
     </w:p>
     <w:bookmarkEnd w:id="111"/>
     <w:sectPr>
-      <w:footerReference w:type="default" r:id="rId10"/>
+      <w:footerReference w:type="default" r:id="rId9"/>
       <w:footnotePr>
         <w:numRestart w:val="eachSect"/>
       </w:footnotePr>

--- a/06-学生侧材料/讲义/学生专用版/5-无机化学/碳族与硼族元素-超级充实版（学生专用版）.docx
+++ b/06-学生侧材料/讲义/学生专用版/5-无机化学/碳族与硼族元素-超级充实版（学生专用版）.docx
@@ -43,7 +43,6 @@
     <w:p>
       <w:pPr>
         <w:pStyle w:val="FirstParagraph"/>
-        <w:spacing w:after="80"/>
         <w:ind w:firstLine="420"/>
       </w:pPr>
       <w:r>
@@ -617,10 +616,31 @@
         <w:t>。</w:t>
       </w:r>
     </w:p>
+    <w:bookmarkEnd w:id="9"/>
+    <w:bookmarkStart w:id="13" w:name="金刚石"/>
+    <w:p>
+      <w:pPr>
+        <w:pStyle w:val="Heading3"/>
+        <w:spacing w:after="120" w:before="280"/>
+      </w:pPr>
+      <w:r>
+        <w:rPr>
+          <w:rFonts w:ascii="Times New Roman" w:hAnsi="Times New Roman" w:eastAsia="Times New Roman" w:cs="Times New Roman"/>
+        </w:rPr>
+        <w:t xml:space="preserve">1.2 </w:t>
+      </w:r>
+      <w:r>
+        <w:rPr>
+          <w:rFonts w:hint="eastAsia" w:ascii="Times New Roman" w:hAnsi="Times New Roman" w:eastAsia="SimHei" w:cs="Times New Roman"/>
+        </w:rPr>
+        <w:t xml:space="preserve">金刚石</w:t>
+      </w:r>
+    </w:p>
     <w:tbl>
       <w:tblPr>
         <w:tblStyle w:val="Table"/>
-        <w:tblW w:type="auto" w:w="0"/>
+        <w:tblW w:type="pct" w:w="5000"/>
+        <w:tblLayout w:type="fixed"/>
         <w:tblLook w:firstRow="1" w:lastRow="0" w:firstColumn="0" w:lastColumn="0" w:noHBand="0" w:noVBand="0" w:val="0020"/>
         <w:jc w:val="center"/>
         <w:tblBorders>
@@ -640,6 +660,28 @@
           <w:tblHeader w:val="on"/>
         </w:trPr>
         <w:tc>
+          <w:tcPr>
+            <w:tcBorders>
+              <w:bottom w:val="single" w:sz="6" w:space="0" w:color="333333"/>
+            </w:tcBorders>
+          </w:tcPr>
+          <w:p>
+            <w:pPr>
+              <w:pStyle w:val="Compact"/>
+              <w:jc w:val="center"/>
+            </w:pPr>
+            <w:r>
+              <w:rPr>
+                <w:rFonts w:hint="eastAsia" w:ascii="Times New Roman" w:hAnsi="Times New Roman" w:eastAsia="SimHei" w:cs="Times New Roman"/>
+                <w:b/>
+              </w:rPr>
+              <w:t xml:space="preserve">金刚石骨架</w:t>
+            </w:r>
+          </w:p>
+        </w:tc>
+      </w:tr>
+      <w:tr>
+        <w:tc>
           <w:tcPr/>
           <w:p>
             <w:pPr>
@@ -648,145 +690,98 @@
             </w:pPr>
             <w:r>
               <w:rPr>
-                <w:rFonts w:hint="eastAsia" w:ascii="Times New Roman" w:hAnsi="Times New Roman" w:eastAsia="SimHei" w:cs="Times New Roman"/>
-                <w:b/>
-              </w:rPr>
-              <w:t xml:space="preserve">金刚石骨架</w:t>
+                <w:rFonts w:ascii="Times New Roman" w:hAnsi="Times New Roman" w:eastAsia="Times New Roman" w:cs="Times New Roman"/>
+              </w:rPr>
+              <w:drawing>
+                <wp:inline>
+                  <wp:extent cx="2667000" cy="2240280"/>
+                  <wp:effectExtent b="0" l="0" r="0" t="0"/>
+                  <wp:docPr descr="" title="" id="11" name="Picture"/>
+                  <a:graphic>
+                    <a:graphicData uri="http://schemas.openxmlformats.org/drawingml/2006/picture">
+                      <pic:pic>
+                        <pic:nvPicPr>
+                          <pic:cNvPr descr="e45fc8ba0b1f587a8ee2afd3b58f39294fc1d5d7d92aff920e18069285f70c1e.jpg" id="12" name="Picture"/>
+                          <pic:cNvPicPr>
+                            <a:picLocks noChangeArrowheads="1" noChangeAspect="1"/>
+                          </pic:cNvPicPr>
+                        </pic:nvPicPr>
+                        <pic:blipFill>
+                          <a:blip r:embed="rId10"/>
+                          <a:stretch>
+                            <a:fillRect/>
+                          </a:stretch>
+                        </pic:blipFill>
+                        <pic:spPr bwMode="auto">
+                          <a:xfrm>
+                            <a:off x="0" y="0"/>
+                            <a:ext cx="2667000" cy="2240280"/>
+                          </a:xfrm>
+                          <a:prstGeom prst="rect">
+                            <a:avLst/>
+                          </a:prstGeom>
+                          <a:noFill/>
+                          <a:ln w="9525">
+                            <a:noFill/>
+                            <a:headEnd/>
+                            <a:tailEnd/>
+                          </a:ln>
+                        </pic:spPr>
+                      </pic:pic>
+                    </a:graphicData>
+                  </a:graphic>
+                </wp:inline>
+              </w:drawing>
+            </w:r>
+          </w:p>
+        </w:tc>
+      </w:tr>
+      <w:tr>
+        <w:tc>
+          <w:tcPr/>
+          <w:p>
+            <w:pPr>
+              <w:pStyle w:val="Compact"/>
+              <w:jc w:val="center"/>
+            </w:pPr>
+            <w:r>
+              <w:rPr>
+                <w:rFonts w:ascii="Times New Roman" w:hAnsi="Times New Roman" w:eastAsia="Times New Roman" w:cs="Times New Roman"/>
+              </w:rPr>
+              <w:t xml:space="preserve">&gt; </w:t>
+            </w:r>
+            <w:r>
+              <w:rPr>
+                <w:rFonts w:hint="eastAsia" w:ascii="Times New Roman" w:hAnsi="Times New Roman" w:eastAsia="FangSong" w:cs="Times New Roman"/>
+              </w:rPr>
+              <w:t xml:space="preserve">图</w:t>
+            </w:r>
+            <w:r>
+              <w:rPr>
+                <w:rFonts w:ascii="Times New Roman" w:hAnsi="Times New Roman" w:eastAsia="Times New Roman" w:cs="Times New Roman"/>
+              </w:rPr>
+              <w:t xml:space="preserve"> </w:t>
+            </w:r>
+            <w:r>
+              <w:rPr>
+                <w:rFonts w:hint="eastAsia" w:ascii="Times New Roman" w:hAnsi="Times New Roman" w:eastAsia="Times New Roman" w:cs="Times New Roman"/>
+              </w:rPr>
+              <w:t>3-1：</w:t>
+            </w:r>
+            <w:r>
+              <w:rPr>
+                <w:rFonts w:hint="eastAsia" w:ascii="Times New Roman" w:hAnsi="Times New Roman" w:eastAsia="FangSong" w:cs="Times New Roman"/>
+              </w:rPr>
+              <w:t>金刚石的三维共价骨架</w:t>
             </w:r>
           </w:p>
         </w:tc>
       </w:tr>
     </w:tbl>
-    <w:bookmarkEnd w:id="9"/>
-    <w:bookmarkStart w:id="13" w:name="金刚石"/>
-    <w:p>
-      <w:pPr>
-        <w:pStyle w:val="Heading3"/>
-        <w:spacing w:before="280" w:after="120"/>
-      </w:pPr>
-      <w:r>
-        <w:rPr>
-          <w:rFonts w:ascii="Times New Roman" w:hAnsi="Times New Roman" w:eastAsia="Times New Roman" w:cs="Times New Roman"/>
-        </w:rPr>
-        <w:t xml:space="preserve">1.2 </w:t>
-      </w:r>
-      <w:r>
-        <w:rPr>
-          <w:rFonts w:hint="eastAsia" w:ascii="Times New Roman" w:hAnsi="Times New Roman" w:eastAsia="SimHei" w:cs="Times New Roman"/>
-        </w:rPr>
-        <w:t xml:space="preserve">金刚石</w:t>
-      </w:r>
-    </w:p>
-    <w:p>
-      <w:pPr>
-        <w:pStyle w:val="FirstParagraph"/>
-        <w:spacing w:before="160" w:after="80"/>
-        <w:jc w:val="center"/>
-      </w:pPr>
-      <w:r>
-        <w:rPr>
-          <w:rFonts w:ascii="Times New Roman" w:hAnsi="Times New Roman" w:eastAsia="Times New Roman" w:cs="Times New Roman"/>
-        </w:rPr>
-        <w:drawing>
-          <wp:inline>
-            <wp:extent cx="2667000" cy="2240280"/>
-            <wp:effectExtent b="0" l="0" r="0" t="0"/>
-            <wp:docPr descr="" title="" id="11" name="Picture"/>
-            <a:graphic>
-              <a:graphicData uri="http://schemas.openxmlformats.org/drawingml/2006/picture">
-                <pic:pic>
-                  <pic:nvPicPr>
-                    <pic:cNvPr descr="e45fc8ba0b1f587a8ee2afd3b58f39294fc1d5d7d92aff920e18069285f70c1e.jpg" id="12" name="Picture"/>
-                    <pic:cNvPicPr>
-                      <a:picLocks noChangeArrowheads="1" noChangeAspect="1"/>
-                    </pic:cNvPicPr>
-                  </pic:nvPicPr>
-                  <pic:blipFill>
-                    <a:blip r:embed="rId10"/>
-                    <a:stretch>
-                      <a:fillRect/>
-                    </a:stretch>
-                  </pic:blipFill>
-                  <pic:spPr bwMode="auto">
-                    <a:xfrm>
-                      <a:off x="0" y="0"/>
-                      <a:ext cx="2667000" cy="2240280"/>
-                    </a:xfrm>
-                    <a:prstGeom prst="rect">
-                      <a:avLst/>
-                    </a:prstGeom>
-                    <a:noFill/>
-                    <a:ln w="9525">
-                      <a:noFill/>
-                      <a:headEnd/>
-                      <a:tailEnd/>
-                    </a:ln>
-                  </pic:spPr>
-                </pic:pic>
-              </a:graphicData>
-            </a:graphic>
-          </wp:inline>
-        </w:drawing>
-      </w:r>
-      <w:r>
-        <w:rPr>
-          <w:rFonts w:ascii="Times New Roman" w:hAnsi="Times New Roman" w:eastAsia="Times New Roman" w:cs="Times New Roman"/>
-        </w:rPr>
-        <w:t xml:space="preserve"> </w:t>
-      </w:r>
-      <w:r>
-        <w:rPr>
-          <w:rFonts w:ascii="Times New Roman" w:hAnsi="Times New Roman" w:eastAsia="Times New Roman" w:cs="Times New Roman"/>
-        </w:rPr>
-        <w:t xml:space="preserve">|</w:t>
-      </w:r>
-      <w:r>
-        <w:rPr>
-          <w:rFonts w:ascii="Times New Roman" w:hAnsi="Times New Roman" w:eastAsia="Times New Roman" w:cs="Times New Roman"/>
-        </w:rPr>
-        <w:br/>
-      </w:r>
-      <w:r>
-        <w:rPr>
-          <w:rFonts w:ascii="Times New Roman" w:hAnsi="Times New Roman" w:eastAsia="Times New Roman" w:cs="Times New Roman"/>
-        </w:rPr>
-        <w:t xml:space="preserve">&gt; </w:t>
-      </w:r>
-      <w:r>
-        <w:rPr>
-          <w:rFonts w:hint="eastAsia" w:ascii="Times New Roman" w:hAnsi="Times New Roman" w:eastAsia="FangSong" w:cs="Times New Roman"/>
-        </w:rPr>
-        <w:t xml:space="preserve">图</w:t>
-      </w:r>
-      <w:r>
-        <w:rPr>
-          <w:rFonts w:ascii="Times New Roman" w:hAnsi="Times New Roman" w:eastAsia="Times New Roman" w:cs="Times New Roman"/>
-        </w:rPr>
-        <w:t xml:space="preserve"> </w:t>
-      </w:r>
-      <w:r>
-        <w:rPr>
-          <w:rFonts w:hint="eastAsia" w:ascii="Times New Roman" w:hAnsi="Times New Roman" w:eastAsia="Times New Roman" w:cs="Times New Roman"/>
-        </w:rPr>
-        <w:t>3-1：</w:t>
-      </w:r>
-      <w:r>
-        <w:rPr>
-          <w:rFonts w:hint="eastAsia" w:ascii="Times New Roman" w:hAnsi="Times New Roman" w:eastAsia="FangSong" w:cs="Times New Roman"/>
-        </w:rPr>
-        <w:t>金刚石的三维共价骨架</w:t>
-      </w:r>
-      <w:r>
-        <w:rPr>
-          <w:rFonts w:ascii="Times New Roman" w:hAnsi="Times New Roman" w:eastAsia="Times New Roman" w:cs="Times New Roman"/>
-        </w:rPr>
-        <w:t xml:space="preserve"> |</w:t>
-      </w:r>
-    </w:p>
     <w:p>
       <w:pPr>
         <w:pStyle w:val="BodyText"/>
-        <w:spacing w:after="80"/>
+        <w:spacing w:before="120"/>
         <w:ind w:firstLine="420"/>
       </w:pPr>
       <w:r>
@@ -1201,10 +1196,31 @@
         <w:t>）。</w:t>
       </w:r>
     </w:p>
+    <w:bookmarkEnd w:id="13"/>
+    <w:bookmarkStart w:id="17" w:name="石墨"/>
+    <w:p>
+      <w:pPr>
+        <w:pStyle w:val="Heading3"/>
+        <w:spacing w:after="120" w:before="280"/>
+      </w:pPr>
+      <w:r>
+        <w:rPr>
+          <w:rFonts w:ascii="Times New Roman" w:hAnsi="Times New Roman" w:eastAsia="Times New Roman" w:cs="Times New Roman"/>
+        </w:rPr>
+        <w:t xml:space="preserve">1.3 </w:t>
+      </w:r>
+      <w:r>
+        <w:rPr>
+          <w:rFonts w:hint="eastAsia" w:ascii="Times New Roman" w:hAnsi="Times New Roman" w:eastAsia="SimHei" w:cs="Times New Roman"/>
+        </w:rPr>
+        <w:t xml:space="preserve">石墨</w:t>
+      </w:r>
+    </w:p>
     <w:tbl>
       <w:tblPr>
         <w:tblStyle w:val="Table"/>
-        <w:tblW w:type="auto" w:w="0"/>
+        <w:tblW w:type="pct" w:w="5000"/>
+        <w:tblLayout w:type="fixed"/>
         <w:tblLook w:firstRow="1" w:lastRow="0" w:firstColumn="0" w:lastColumn="0" w:noHBand="0" w:noVBand="0" w:val="0020"/>
         <w:jc w:val="center"/>
         <w:tblBorders>
@@ -1224,6 +1240,28 @@
           <w:tblHeader w:val="on"/>
         </w:trPr>
         <w:tc>
+          <w:tcPr>
+            <w:tcBorders>
+              <w:bottom w:val="single" w:sz="6" w:space="0" w:color="333333"/>
+            </w:tcBorders>
+          </w:tcPr>
+          <w:p>
+            <w:pPr>
+              <w:pStyle w:val="Compact"/>
+              <w:jc w:val="center"/>
+            </w:pPr>
+            <w:r>
+              <w:rPr>
+                <w:rFonts w:hint="eastAsia" w:ascii="Times New Roman" w:hAnsi="Times New Roman" w:eastAsia="SimHei" w:cs="Times New Roman"/>
+                <w:b/>
+              </w:rPr>
+              <w:t xml:space="preserve">石墨层结构</w:t>
+            </w:r>
+          </w:p>
+        </w:tc>
+      </w:tr>
+      <w:tr>
+        <w:tc>
           <w:tcPr/>
           <w:p>
             <w:pPr>
@@ -1232,145 +1270,98 @@
             </w:pPr>
             <w:r>
               <w:rPr>
-                <w:rFonts w:hint="eastAsia" w:ascii="Times New Roman" w:hAnsi="Times New Roman" w:eastAsia="SimHei" w:cs="Times New Roman"/>
-                <w:b/>
-              </w:rPr>
-              <w:t xml:space="preserve">石墨层结构</w:t>
+                <w:rFonts w:ascii="Times New Roman" w:hAnsi="Times New Roman" w:eastAsia="Times New Roman" w:cs="Times New Roman"/>
+              </w:rPr>
+              <w:drawing>
+                <wp:inline>
+                  <wp:extent cx="2667000" cy="2463362"/>
+                  <wp:effectExtent b="0" l="0" r="0" t="0"/>
+                  <wp:docPr descr="" title="" id="15" name="Picture"/>
+                  <a:graphic>
+                    <a:graphicData uri="http://schemas.openxmlformats.org/drawingml/2006/picture">
+                      <pic:pic>
+                        <pic:nvPicPr>
+                          <pic:cNvPr descr="f6e5ed8edce10a77b628eb6eef3bc803a029b31b716c0b86c6ca720b7f2c1698.jpg" id="16" name="Picture"/>
+                          <pic:cNvPicPr>
+                            <a:picLocks noChangeArrowheads="1" noChangeAspect="1"/>
+                          </pic:cNvPicPr>
+                        </pic:nvPicPr>
+                        <pic:blipFill>
+                          <a:blip r:embed="rId14"/>
+                          <a:stretch>
+                            <a:fillRect/>
+                          </a:stretch>
+                        </pic:blipFill>
+                        <pic:spPr bwMode="auto">
+                          <a:xfrm>
+                            <a:off x="0" y="0"/>
+                            <a:ext cx="2667000" cy="2463362"/>
+                          </a:xfrm>
+                          <a:prstGeom prst="rect">
+                            <a:avLst/>
+                          </a:prstGeom>
+                          <a:noFill/>
+                          <a:ln w="9525">
+                            <a:noFill/>
+                            <a:headEnd/>
+                            <a:tailEnd/>
+                          </a:ln>
+                        </pic:spPr>
+                      </pic:pic>
+                    </a:graphicData>
+                  </a:graphic>
+                </wp:inline>
+              </w:drawing>
+            </w:r>
+          </w:p>
+        </w:tc>
+      </w:tr>
+      <w:tr>
+        <w:tc>
+          <w:tcPr/>
+          <w:p>
+            <w:pPr>
+              <w:pStyle w:val="Compact"/>
+              <w:jc w:val="center"/>
+            </w:pPr>
+            <w:r>
+              <w:rPr>
+                <w:rFonts w:ascii="Times New Roman" w:hAnsi="Times New Roman" w:eastAsia="Times New Roman" w:cs="Times New Roman"/>
+              </w:rPr>
+              <w:t xml:space="preserve">&gt; </w:t>
+            </w:r>
+            <w:r>
+              <w:rPr>
+                <w:rFonts w:hint="eastAsia" w:ascii="Times New Roman" w:hAnsi="Times New Roman" w:eastAsia="FangSong" w:cs="Times New Roman"/>
+              </w:rPr>
+              <w:t xml:space="preserve">图</w:t>
+            </w:r>
+            <w:r>
+              <w:rPr>
+                <w:rFonts w:ascii="Times New Roman" w:hAnsi="Times New Roman" w:eastAsia="Times New Roman" w:cs="Times New Roman"/>
+              </w:rPr>
+              <w:t xml:space="preserve"> </w:t>
+            </w:r>
+            <w:r>
+              <w:rPr>
+                <w:rFonts w:hint="eastAsia" w:ascii="Times New Roman" w:hAnsi="Times New Roman" w:eastAsia="Times New Roman" w:cs="Times New Roman"/>
+              </w:rPr>
+              <w:t>3-2：</w:t>
+            </w:r>
+            <w:r>
+              <w:rPr>
+                <w:rFonts w:hint="eastAsia" w:ascii="Times New Roman" w:hAnsi="Times New Roman" w:eastAsia="FangSong" w:cs="Times New Roman"/>
+              </w:rPr>
+              <w:t>石墨的层状六元环结构</w:t>
             </w:r>
           </w:p>
         </w:tc>
       </w:tr>
     </w:tbl>
-    <w:bookmarkEnd w:id="13"/>
-    <w:bookmarkStart w:id="17" w:name="石墨"/>
-    <w:p>
-      <w:pPr>
-        <w:pStyle w:val="Heading3"/>
-        <w:spacing w:before="280" w:after="120"/>
-      </w:pPr>
-      <w:r>
-        <w:rPr>
-          <w:rFonts w:ascii="Times New Roman" w:hAnsi="Times New Roman" w:eastAsia="Times New Roman" w:cs="Times New Roman"/>
-        </w:rPr>
-        <w:t xml:space="preserve">1.3 </w:t>
-      </w:r>
-      <w:r>
-        <w:rPr>
-          <w:rFonts w:hint="eastAsia" w:ascii="Times New Roman" w:hAnsi="Times New Roman" w:eastAsia="SimHei" w:cs="Times New Roman"/>
-        </w:rPr>
-        <w:t xml:space="preserve">石墨</w:t>
-      </w:r>
-    </w:p>
-    <w:p>
-      <w:pPr>
-        <w:pStyle w:val="FirstParagraph"/>
-        <w:spacing w:before="160" w:after="80"/>
-        <w:jc w:val="center"/>
-      </w:pPr>
-      <w:r>
-        <w:rPr>
-          <w:rFonts w:ascii="Times New Roman" w:hAnsi="Times New Roman" w:eastAsia="Times New Roman" w:cs="Times New Roman"/>
-        </w:rPr>
-        <w:drawing>
-          <wp:inline>
-            <wp:extent cx="2667000" cy="2463362"/>
-            <wp:effectExtent b="0" l="0" r="0" t="0"/>
-            <wp:docPr descr="" title="" id="15" name="Picture"/>
-            <a:graphic>
-              <a:graphicData uri="http://schemas.openxmlformats.org/drawingml/2006/picture">
-                <pic:pic>
-                  <pic:nvPicPr>
-                    <pic:cNvPr descr="f6e5ed8edce10a77b628eb6eef3bc803a029b31b716c0b86c6ca720b7f2c1698.jpg" id="16" name="Picture"/>
-                    <pic:cNvPicPr>
-                      <a:picLocks noChangeArrowheads="1" noChangeAspect="1"/>
-                    </pic:cNvPicPr>
-                  </pic:nvPicPr>
-                  <pic:blipFill>
-                    <a:blip r:embed="rId14"/>
-                    <a:stretch>
-                      <a:fillRect/>
-                    </a:stretch>
-                  </pic:blipFill>
-                  <pic:spPr bwMode="auto">
-                    <a:xfrm>
-                      <a:off x="0" y="0"/>
-                      <a:ext cx="2667000" cy="2463362"/>
-                    </a:xfrm>
-                    <a:prstGeom prst="rect">
-                      <a:avLst/>
-                    </a:prstGeom>
-                    <a:noFill/>
-                    <a:ln w="9525">
-                      <a:noFill/>
-                      <a:headEnd/>
-                      <a:tailEnd/>
-                    </a:ln>
-                  </pic:spPr>
-                </pic:pic>
-              </a:graphicData>
-            </a:graphic>
-          </wp:inline>
-        </w:drawing>
-      </w:r>
-      <w:r>
-        <w:rPr>
-          <w:rFonts w:ascii="Times New Roman" w:hAnsi="Times New Roman" w:eastAsia="Times New Roman" w:cs="Times New Roman"/>
-        </w:rPr>
-        <w:t xml:space="preserve"> </w:t>
-      </w:r>
-      <w:r>
-        <w:rPr>
-          <w:rFonts w:ascii="Times New Roman" w:hAnsi="Times New Roman" w:eastAsia="Times New Roman" w:cs="Times New Roman"/>
-        </w:rPr>
-        <w:t xml:space="preserve">|</w:t>
-      </w:r>
-      <w:r>
-        <w:rPr>
-          <w:rFonts w:ascii="Times New Roman" w:hAnsi="Times New Roman" w:eastAsia="Times New Roman" w:cs="Times New Roman"/>
-        </w:rPr>
-        <w:br/>
-      </w:r>
-      <w:r>
-        <w:rPr>
-          <w:rFonts w:ascii="Times New Roman" w:hAnsi="Times New Roman" w:eastAsia="Times New Roman" w:cs="Times New Roman"/>
-        </w:rPr>
-        <w:t xml:space="preserve">&gt; </w:t>
-      </w:r>
-      <w:r>
-        <w:rPr>
-          <w:rFonts w:hint="eastAsia" w:ascii="Times New Roman" w:hAnsi="Times New Roman" w:eastAsia="FangSong" w:cs="Times New Roman"/>
-        </w:rPr>
-        <w:t xml:space="preserve">图</w:t>
-      </w:r>
-      <w:r>
-        <w:rPr>
-          <w:rFonts w:ascii="Times New Roman" w:hAnsi="Times New Roman" w:eastAsia="Times New Roman" w:cs="Times New Roman"/>
-        </w:rPr>
-        <w:t xml:space="preserve"> </w:t>
-      </w:r>
-      <w:r>
-        <w:rPr>
-          <w:rFonts w:hint="eastAsia" w:ascii="Times New Roman" w:hAnsi="Times New Roman" w:eastAsia="Times New Roman" w:cs="Times New Roman"/>
-        </w:rPr>
-        <w:t>3-2：</w:t>
-      </w:r>
-      <w:r>
-        <w:rPr>
-          <w:rFonts w:hint="eastAsia" w:ascii="Times New Roman" w:hAnsi="Times New Roman" w:eastAsia="FangSong" w:cs="Times New Roman"/>
-        </w:rPr>
-        <w:t>石墨的层状六元环结构</w:t>
-      </w:r>
-      <w:r>
-        <w:rPr>
-          <w:rFonts w:ascii="Times New Roman" w:hAnsi="Times New Roman" w:eastAsia="Times New Roman" w:cs="Times New Roman"/>
-        </w:rPr>
-        <w:t xml:space="preserve"> |</w:t>
-      </w:r>
-    </w:p>
     <w:p>
       <w:pPr>
         <w:pStyle w:val="BodyText"/>
-        <w:spacing w:after="80"/>
+        <w:spacing w:before="120"/>
         <w:ind w:firstLine="420"/>
       </w:pPr>
       <w:r>
@@ -1945,10 +1936,31 @@
         <w:t>。</w:t>
       </w:r>
     </w:p>
+    <w:bookmarkEnd w:id="17"/>
+    <w:bookmarkStart w:id="21" w:name="富勒烯与孤立五元环规则"/>
+    <w:p>
+      <w:pPr>
+        <w:pStyle w:val="Heading3"/>
+        <w:spacing w:after="120" w:before="280"/>
+      </w:pPr>
+      <w:r>
+        <w:rPr>
+          <w:rFonts w:ascii="Times New Roman" w:hAnsi="Times New Roman" w:eastAsia="Times New Roman" w:cs="Times New Roman"/>
+        </w:rPr>
+        <w:t xml:space="preserve">1.4 </w:t>
+      </w:r>
+      <w:r>
+        <w:rPr>
+          <w:rFonts w:hint="eastAsia" w:ascii="Times New Roman" w:hAnsi="Times New Roman" w:eastAsia="SimHei" w:cs="Times New Roman"/>
+        </w:rPr>
+        <w:t xml:space="preserve">富勒烯与孤立五元环规则</w:t>
+      </w:r>
+    </w:p>
     <w:tbl>
       <w:tblPr>
         <w:tblStyle w:val="Table"/>
-        <w:tblW w:type="auto" w:w="0"/>
+        <w:tblW w:type="pct" w:w="5000"/>
+        <w:tblLayout w:type="fixed"/>
         <w:tblLook w:firstRow="1" w:lastRow="0" w:firstColumn="0" w:lastColumn="0" w:noHBand="0" w:noVBand="0" w:val="0020"/>
         <w:jc w:val="center"/>
         <w:tblBorders>
@@ -1968,6 +1980,50 @@
           <w:tblHeader w:val="on"/>
         </w:trPr>
         <w:tc>
+          <w:tcPr>
+            <w:tcBorders>
+              <w:bottom w:val="single" w:sz="6" w:space="0" w:color="333333"/>
+            </w:tcBorders>
+          </w:tcPr>
+          <w:p>
+            <w:pPr>
+              <w:pStyle w:val="Compact"/>
+              <w:jc w:val="center"/>
+            </w:pPr>
+            <w:r>
+              <w:rPr>
+                <w:rFonts w:ascii="Times New Roman" w:hAnsi="Times New Roman" w:eastAsia="Times New Roman" w:cs="Times New Roman"/>
+                <w:b/>
+              </w:rPr>
+              <w:t>C</w:t>
+            </w:r>
+            <w:r>
+              <w:rPr>
+                <w:rFonts w:ascii="Times New Roman" w:hAnsi="Times New Roman" w:eastAsia="Times New Roman" w:cs="Times New Roman"/>
+                <w:b/>
+                <w:vertAlign w:val="subscript"/>
+              </w:rPr>
+              <w:t>60</w:t>
+            </w:r>
+            <w:r>
+              <w:rPr>
+                <w:rFonts w:ascii="Times New Roman" w:hAnsi="Times New Roman" w:eastAsia="Times New Roman" w:cs="Times New Roman"/>
+                <w:b/>
+              </w:rPr>
+              <w:t xml:space="preserve"> </w:t>
+            </w:r>
+            <w:r>
+              <w:rPr>
+                <w:rFonts w:hint="eastAsia" w:ascii="Times New Roman" w:hAnsi="Times New Roman" w:eastAsia="SimHei" w:cs="Times New Roman"/>
+                <w:b/>
+              </w:rPr>
+              <w:t xml:space="preserve">骨架</w:t>
+            </w:r>
+          </w:p>
+        </w:tc>
+      </w:tr>
+      <w:tr>
+        <w:tc>
           <w:tcPr/>
           <w:p>
             <w:pPr>
@@ -1977,14 +2033,86 @@
             <w:r>
               <w:rPr>
                 <w:rFonts w:ascii="Times New Roman" w:hAnsi="Times New Roman" w:eastAsia="Times New Roman" w:cs="Times New Roman"/>
-                <w:b/>
-              </w:rPr>
-              <w:t>C</w:t>
-            </w:r>
+              </w:rPr>
+              <w:drawing>
+                <wp:inline>
+                  <wp:extent cx="2667000" cy="2584715"/>
+                  <wp:effectExtent b="0" l="0" r="0" t="0"/>
+                  <wp:docPr descr="" title="" id="19" name="Picture"/>
+                  <a:graphic>
+                    <a:graphicData uri="http://schemas.openxmlformats.org/drawingml/2006/picture">
+                      <pic:pic>
+                        <pic:nvPicPr>
+                          <pic:cNvPr descr="3efff61f9cb3bcc10ebb63b82cabcce63a41402ca2926a858c05eaf9161a8ce4.jpg" id="20" name="Picture"/>
+                          <pic:cNvPicPr>
+                            <a:picLocks noChangeArrowheads="1" noChangeAspect="1"/>
+                          </pic:cNvPicPr>
+                        </pic:nvPicPr>
+                        <pic:blipFill>
+                          <a:blip r:embed="rId18"/>
+                          <a:stretch>
+                            <a:fillRect/>
+                          </a:stretch>
+                        </pic:blipFill>
+                        <pic:spPr bwMode="auto">
+                          <a:xfrm>
+                            <a:off x="0" y="0"/>
+                            <a:ext cx="2667000" cy="2584715"/>
+                          </a:xfrm>
+                          <a:prstGeom prst="rect">
+                            <a:avLst/>
+                          </a:prstGeom>
+                          <a:noFill/>
+                          <a:ln w="9525">
+                            <a:noFill/>
+                            <a:headEnd/>
+                            <a:tailEnd/>
+                          </a:ln>
+                        </pic:spPr>
+                      </pic:pic>
+                    </a:graphicData>
+                  </a:graphic>
+                </wp:inline>
+              </w:drawing>
+            </w:r>
+          </w:p>
+        </w:tc>
+      </w:tr>
+      <w:tr>
+        <w:tc>
+          <w:tcPr/>
+          <w:p>
+            <w:pPr>
+              <w:pStyle w:val="Compact"/>
+              <w:jc w:val="center"/>
+            </w:pPr>
             <w:r>
               <w:rPr>
                 <w:rFonts w:ascii="Times New Roman" w:hAnsi="Times New Roman" w:eastAsia="Times New Roman" w:cs="Times New Roman"/>
-                <w:b/>
+              </w:rPr>
+              <w:t xml:space="preserve">&gt; </w:t>
+            </w:r>
+            <w:r>
+              <w:rPr>
+                <w:rFonts w:hint="eastAsia" w:ascii="Times New Roman" w:hAnsi="Times New Roman" w:eastAsia="FangSong" w:cs="Times New Roman"/>
+              </w:rPr>
+              <w:t xml:space="preserve">图</w:t>
+            </w:r>
+            <w:r>
+              <w:rPr>
+                <w:rFonts w:ascii="Times New Roman" w:hAnsi="Times New Roman" w:eastAsia="Times New Roman" w:cs="Times New Roman"/>
+              </w:rPr>
+              <w:t xml:space="preserve"> </w:t>
+            </w:r>
+            <w:r>
+              <w:rPr>
+                <w:rFonts w:hint="eastAsia" w:ascii="Times New Roman" w:hAnsi="Times New Roman" w:eastAsia="Times New Roman" w:cs="Times New Roman"/>
+              </w:rPr>
+              <w:t>3-3：C</w:t>
+            </w:r>
+            <w:r>
+              <w:rPr>
+                <w:rFonts w:hint="eastAsia" w:ascii="Times New Roman" w:hAnsi="Times New Roman" w:eastAsia="Times New Roman" w:cs="Times New Roman"/>
                 <w:vertAlign w:val="subscript"/>
               </w:rPr>
               <w:t>60</w:t>
@@ -1992,163 +2120,23 @@
             <w:r>
               <w:rPr>
                 <w:rFonts w:ascii="Times New Roman" w:hAnsi="Times New Roman" w:eastAsia="Times New Roman" w:cs="Times New Roman"/>
-                <w:b/>
               </w:rPr>
               <w:t xml:space="preserve"> </w:t>
             </w:r>
             <w:r>
               <w:rPr>
-                <w:rFonts w:hint="eastAsia" w:ascii="Times New Roman" w:hAnsi="Times New Roman" w:eastAsia="SimHei" w:cs="Times New Roman"/>
-                <w:b/>
-              </w:rPr>
-              <w:t xml:space="preserve">骨架</w:t>
+                <w:rFonts w:hint="eastAsia" w:ascii="Times New Roman" w:hAnsi="Times New Roman" w:eastAsia="FangSong" w:cs="Times New Roman"/>
+              </w:rPr>
+              <w:t xml:space="preserve">的截角二十面体骨架</w:t>
             </w:r>
           </w:p>
         </w:tc>
       </w:tr>
     </w:tbl>
-    <w:bookmarkEnd w:id="17"/>
-    <w:bookmarkStart w:id="21" w:name="富勒烯与孤立五元环规则"/>
-    <w:p>
-      <w:pPr>
-        <w:pStyle w:val="Heading3"/>
-        <w:spacing w:before="280" w:after="120"/>
-      </w:pPr>
-      <w:r>
-        <w:rPr>
-          <w:rFonts w:ascii="Times New Roman" w:hAnsi="Times New Roman" w:eastAsia="Times New Roman" w:cs="Times New Roman"/>
-        </w:rPr>
-        <w:t xml:space="preserve">1.4 </w:t>
-      </w:r>
-      <w:r>
-        <w:rPr>
-          <w:rFonts w:hint="eastAsia" w:ascii="Times New Roman" w:hAnsi="Times New Roman" w:eastAsia="SimHei" w:cs="Times New Roman"/>
-        </w:rPr>
-        <w:t xml:space="preserve">富勒烯与孤立五元环规则</w:t>
-      </w:r>
-    </w:p>
-    <w:p>
-      <w:pPr>
-        <w:pStyle w:val="FirstParagraph"/>
-        <w:spacing w:before="160" w:after="80"/>
-        <w:jc w:val="center"/>
-      </w:pPr>
-      <w:r>
-        <w:rPr>
-          <w:rFonts w:ascii="Times New Roman" w:hAnsi="Times New Roman" w:eastAsia="Times New Roman" w:cs="Times New Roman"/>
-        </w:rPr>
-        <w:drawing>
-          <wp:inline>
-            <wp:extent cx="2667000" cy="2584715"/>
-            <wp:effectExtent b="0" l="0" r="0" t="0"/>
-            <wp:docPr descr="" title="" id="19" name="Picture"/>
-            <a:graphic>
-              <a:graphicData uri="http://schemas.openxmlformats.org/drawingml/2006/picture">
-                <pic:pic>
-                  <pic:nvPicPr>
-                    <pic:cNvPr descr="3efff61f9cb3bcc10ebb63b82cabcce63a41402ca2926a858c05eaf9161a8ce4.jpg" id="20" name="Picture"/>
-                    <pic:cNvPicPr>
-                      <a:picLocks noChangeArrowheads="1" noChangeAspect="1"/>
-                    </pic:cNvPicPr>
-                  </pic:nvPicPr>
-                  <pic:blipFill>
-                    <a:blip r:embed="rId18"/>
-                    <a:stretch>
-                      <a:fillRect/>
-                    </a:stretch>
-                  </pic:blipFill>
-                  <pic:spPr bwMode="auto">
-                    <a:xfrm>
-                      <a:off x="0" y="0"/>
-                      <a:ext cx="2667000" cy="2584715"/>
-                    </a:xfrm>
-                    <a:prstGeom prst="rect">
-                      <a:avLst/>
-                    </a:prstGeom>
-                    <a:noFill/>
-                    <a:ln w="9525">
-                      <a:noFill/>
-                      <a:headEnd/>
-                      <a:tailEnd/>
-                    </a:ln>
-                  </pic:spPr>
-                </pic:pic>
-              </a:graphicData>
-            </a:graphic>
-          </wp:inline>
-        </w:drawing>
-      </w:r>
-      <w:r>
-        <w:rPr>
-          <w:rFonts w:ascii="Times New Roman" w:hAnsi="Times New Roman" w:eastAsia="Times New Roman" w:cs="Times New Roman"/>
-        </w:rPr>
-        <w:t xml:space="preserve"> </w:t>
-      </w:r>
-      <w:r>
-        <w:rPr>
-          <w:rFonts w:ascii="Times New Roman" w:hAnsi="Times New Roman" w:eastAsia="Times New Roman" w:cs="Times New Roman"/>
-        </w:rPr>
-        <w:t xml:space="preserve">|</w:t>
-      </w:r>
-      <w:r>
-        <w:rPr>
-          <w:rFonts w:ascii="Times New Roman" w:hAnsi="Times New Roman" w:eastAsia="Times New Roman" w:cs="Times New Roman"/>
-        </w:rPr>
-        <w:br/>
-      </w:r>
-      <w:r>
-        <w:rPr>
-          <w:rFonts w:ascii="Times New Roman" w:hAnsi="Times New Roman" w:eastAsia="Times New Roman" w:cs="Times New Roman"/>
-        </w:rPr>
-        <w:t xml:space="preserve">&gt; </w:t>
-      </w:r>
-      <w:r>
-        <w:rPr>
-          <w:rFonts w:hint="eastAsia" w:ascii="Times New Roman" w:hAnsi="Times New Roman" w:eastAsia="FangSong" w:cs="Times New Roman"/>
-        </w:rPr>
-        <w:t xml:space="preserve">图</w:t>
-      </w:r>
-      <w:r>
-        <w:rPr>
-          <w:rFonts w:ascii="Times New Roman" w:hAnsi="Times New Roman" w:eastAsia="Times New Roman" w:cs="Times New Roman"/>
-        </w:rPr>
-        <w:t xml:space="preserve"> </w:t>
-      </w:r>
-      <w:r>
-        <w:rPr>
-          <w:rFonts w:hint="eastAsia" w:ascii="Times New Roman" w:hAnsi="Times New Roman" w:eastAsia="Times New Roman" w:cs="Times New Roman"/>
-        </w:rPr>
-        <w:t>3-3：C</w:t>
-      </w:r>
-      <w:r>
-        <w:rPr>
-          <w:rFonts w:hint="eastAsia" w:ascii="Times New Roman" w:hAnsi="Times New Roman" w:eastAsia="Times New Roman" w:cs="Times New Roman"/>
-          <w:vertAlign w:val="subscript"/>
-        </w:rPr>
-        <w:t>60</w:t>
-      </w:r>
-      <w:r>
-        <w:rPr>
-          <w:rFonts w:ascii="Times New Roman" w:hAnsi="Times New Roman" w:eastAsia="Times New Roman" w:cs="Times New Roman"/>
-        </w:rPr>
-        <w:t xml:space="preserve"> </w:t>
-      </w:r>
-      <w:r>
-        <w:rPr>
-          <w:rFonts w:hint="eastAsia" w:ascii="Times New Roman" w:hAnsi="Times New Roman" w:eastAsia="FangSong" w:cs="Times New Roman"/>
-        </w:rPr>
-        <w:t xml:space="preserve">的截角二十面体骨架</w:t>
-      </w:r>
-      <w:r>
-        <w:rPr>
-          <w:rFonts w:ascii="Times New Roman" w:hAnsi="Times New Roman" w:eastAsia="Times New Roman" w:cs="Times New Roman"/>
-        </w:rPr>
-        <w:t xml:space="preserve"> |</w:t>
-      </w:r>
-    </w:p>
     <w:p>
       <w:pPr>
         <w:pStyle w:val="BodyText"/>
+        <w:spacing w:before="120"/>
         <w:ind w:firstLine="420"/>
       </w:pPr>
       <w:r>
@@ -2688,7 +2676,6 @@
     <w:p>
       <w:pPr>
         <w:pStyle w:val="FirstParagraph"/>
-        <w:spacing w:after="80"/>
         <w:ind w:firstLine="420"/>
       </w:pPr>
       <w:r>
@@ -3362,10 +3349,31 @@
         <w:t>。</w:t>
       </w:r>
     </w:p>
+    <w:bookmarkEnd w:id="24"/>
+    <w:bookmarkStart w:id="31" w:name="二氧化碳的结构与相图"/>
+    <w:p>
+      <w:pPr>
+        <w:pStyle w:val="Heading3"/>
+        <w:spacing w:after="120" w:before="280"/>
+      </w:pPr>
+      <w:r>
+        <w:rPr>
+          <w:rFonts w:ascii="Times New Roman" w:hAnsi="Times New Roman" w:eastAsia="Times New Roman" w:cs="Times New Roman"/>
+        </w:rPr>
+        <w:t xml:space="preserve">2.3 </w:t>
+      </w:r>
+      <w:r>
+        <w:rPr>
+          <w:rFonts w:hint="eastAsia" w:ascii="Times New Roman" w:hAnsi="Times New Roman" w:eastAsia="SimHei" w:cs="Times New Roman"/>
+        </w:rPr>
+        <w:t xml:space="preserve">二氧化碳的结构与相图</w:t>
+      </w:r>
+    </w:p>
     <w:tbl>
       <w:tblPr>
         <w:tblStyle w:val="Table"/>
-        <w:tblW w:type="auto" w:w="0"/>
+        <w:tblW w:type="pct" w:w="5000"/>
+        <w:tblLayout w:type="fixed"/>
         <w:tblLook w:firstRow="1" w:lastRow="0" w:firstColumn="0" w:lastColumn="0" w:noHBand="0" w:noVBand="0" w:val="0020"/>
         <w:jc w:val="center"/>
         <w:tblBorders>
@@ -3385,6 +3393,50 @@
           <w:tblHeader w:val="on"/>
         </w:trPr>
         <w:tc>
+          <w:tcPr>
+            <w:tcBorders>
+              <w:bottom w:val="single" w:sz="6" w:space="0" w:color="333333"/>
+            </w:tcBorders>
+          </w:tcPr>
+          <w:p>
+            <w:pPr>
+              <w:pStyle w:val="Compact"/>
+              <w:jc w:val="center"/>
+            </w:pPr>
+            <w:r>
+              <w:rPr>
+                <w:rFonts w:ascii="Times New Roman" w:hAnsi="Times New Roman" w:eastAsia="Times New Roman" w:cs="Times New Roman"/>
+                <w:b/>
+              </w:rPr>
+              <w:t>CO</w:t>
+            </w:r>
+            <w:r>
+              <w:rPr>
+                <w:rFonts w:ascii="Times New Roman" w:hAnsi="Times New Roman" w:eastAsia="Times New Roman" w:cs="Times New Roman"/>
+                <w:b/>
+                <w:vertAlign w:val="subscript"/>
+              </w:rPr>
+              <w:t>2</w:t>
+            </w:r>
+            <w:r>
+              <w:rPr>
+                <w:rFonts w:ascii="Times New Roman" w:hAnsi="Times New Roman" w:eastAsia="Times New Roman" w:cs="Times New Roman"/>
+                <w:b/>
+              </w:rPr>
+              <w:t xml:space="preserve"> </w:t>
+            </w:r>
+            <w:r>
+              <w:rPr>
+                <w:rFonts w:hint="eastAsia" w:ascii="Times New Roman" w:hAnsi="Times New Roman" w:eastAsia="SimHei" w:cs="Times New Roman"/>
+                <w:b/>
+              </w:rPr>
+              <w:t xml:space="preserve">晶胞</w:t>
+            </w:r>
+          </w:p>
+        </w:tc>
+      </w:tr>
+      <w:tr>
+        <w:tc>
           <w:tcPr/>
           <w:p>
             <w:pPr>
@@ -3394,14 +3446,86 @@
             <w:r>
               <w:rPr>
                 <w:rFonts w:ascii="Times New Roman" w:hAnsi="Times New Roman" w:eastAsia="Times New Roman" w:cs="Times New Roman"/>
-                <w:b/>
-              </w:rPr>
-              <w:t>CO</w:t>
-            </w:r>
+              </w:rPr>
+              <w:drawing>
+                <wp:inline>
+                  <wp:extent cx="2667000" cy="2206510"/>
+                  <wp:effectExtent b="0" l="0" r="0" t="0"/>
+                  <wp:docPr descr="" title="" id="26" name="Picture"/>
+                  <a:graphic>
+                    <a:graphicData uri="http://schemas.openxmlformats.org/drawingml/2006/picture">
+                      <pic:pic>
+                        <pic:nvPicPr>
+                          <pic:cNvPr descr="37ee95c5f40e7cad3dafca4b5be3a6cc8213c3cd34a16453130dd0b5c6105b3b.jpg" id="27" name="Picture"/>
+                          <pic:cNvPicPr>
+                            <a:picLocks noChangeArrowheads="1" noChangeAspect="1"/>
+                          </pic:cNvPicPr>
+                        </pic:nvPicPr>
+                        <pic:blipFill>
+                          <a:blip r:embed="rId25"/>
+                          <a:stretch>
+                            <a:fillRect/>
+                          </a:stretch>
+                        </pic:blipFill>
+                        <pic:spPr bwMode="auto">
+                          <a:xfrm>
+                            <a:off x="0" y="0"/>
+                            <a:ext cx="2667000" cy="2206510"/>
+                          </a:xfrm>
+                          <a:prstGeom prst="rect">
+                            <a:avLst/>
+                          </a:prstGeom>
+                          <a:noFill/>
+                          <a:ln w="9525">
+                            <a:noFill/>
+                            <a:headEnd/>
+                            <a:tailEnd/>
+                          </a:ln>
+                        </pic:spPr>
+                      </pic:pic>
+                    </a:graphicData>
+                  </a:graphic>
+                </wp:inline>
+              </w:drawing>
+            </w:r>
+          </w:p>
+        </w:tc>
+      </w:tr>
+      <w:tr>
+        <w:tc>
+          <w:tcPr/>
+          <w:p>
+            <w:pPr>
+              <w:pStyle w:val="Compact"/>
+              <w:jc w:val="center"/>
+            </w:pPr>
             <w:r>
               <w:rPr>
                 <w:rFonts w:ascii="Times New Roman" w:hAnsi="Times New Roman" w:eastAsia="Times New Roman" w:cs="Times New Roman"/>
-                <w:b/>
+              </w:rPr>
+              <w:t xml:space="preserve">&gt; </w:t>
+            </w:r>
+            <w:r>
+              <w:rPr>
+                <w:rFonts w:hint="eastAsia" w:ascii="Times New Roman" w:hAnsi="Times New Roman" w:eastAsia="FangSong" w:cs="Times New Roman"/>
+              </w:rPr>
+              <w:t xml:space="preserve">图</w:t>
+            </w:r>
+            <w:r>
+              <w:rPr>
+                <w:rFonts w:ascii="Times New Roman" w:hAnsi="Times New Roman" w:eastAsia="Times New Roman" w:cs="Times New Roman"/>
+              </w:rPr>
+              <w:t xml:space="preserve"> </w:t>
+            </w:r>
+            <w:r>
+              <w:rPr>
+                <w:rFonts w:hint="eastAsia" w:ascii="Times New Roman" w:hAnsi="Times New Roman" w:eastAsia="Times New Roman" w:cs="Times New Roman"/>
+              </w:rPr>
+              <w:t>3-4：CO</w:t>
+            </w:r>
+            <w:r>
+              <w:rPr>
+                <w:rFonts w:hint="eastAsia" w:ascii="Times New Roman" w:hAnsi="Times New Roman" w:eastAsia="Times New Roman" w:cs="Times New Roman"/>
                 <w:vertAlign w:val="subscript"/>
               </w:rPr>
               <w:t>2</w:t>
@@ -3409,164 +3533,23 @@
             <w:r>
               <w:rPr>
                 <w:rFonts w:ascii="Times New Roman" w:hAnsi="Times New Roman" w:eastAsia="Times New Roman" w:cs="Times New Roman"/>
-                <w:b/>
               </w:rPr>
               <w:t xml:space="preserve"> </w:t>
             </w:r>
             <w:r>
               <w:rPr>
-                <w:rFonts w:hint="eastAsia" w:ascii="Times New Roman" w:hAnsi="Times New Roman" w:eastAsia="SimHei" w:cs="Times New Roman"/>
-                <w:b/>
-              </w:rPr>
-              <w:t xml:space="preserve">晶胞</w:t>
+                <w:rFonts w:hint="eastAsia" w:ascii="Times New Roman" w:hAnsi="Times New Roman" w:eastAsia="FangSong" w:cs="Times New Roman"/>
+              </w:rPr>
+              <w:t xml:space="preserve">分子晶体的晶胞取向</w:t>
             </w:r>
           </w:p>
         </w:tc>
       </w:tr>
     </w:tbl>
-    <w:bookmarkEnd w:id="24"/>
-    <w:bookmarkStart w:id="31" w:name="二氧化碳的结构与相图"/>
-    <w:p>
-      <w:pPr>
-        <w:pStyle w:val="Heading3"/>
-        <w:spacing w:before="280" w:after="120"/>
-      </w:pPr>
-      <w:r>
-        <w:rPr>
-          <w:rFonts w:ascii="Times New Roman" w:hAnsi="Times New Roman" w:eastAsia="Times New Roman" w:cs="Times New Roman"/>
-        </w:rPr>
-        <w:t xml:space="preserve">2.3 </w:t>
-      </w:r>
-      <w:r>
-        <w:rPr>
-          <w:rFonts w:hint="eastAsia" w:ascii="Times New Roman" w:hAnsi="Times New Roman" w:eastAsia="SimHei" w:cs="Times New Roman"/>
-        </w:rPr>
-        <w:t xml:space="preserve">二氧化碳的结构与相图</w:t>
-      </w:r>
-    </w:p>
-    <w:p>
-      <w:pPr>
-        <w:pStyle w:val="FirstParagraph"/>
-        <w:spacing w:before="160" w:after="80"/>
-        <w:jc w:val="center"/>
-      </w:pPr>
-      <w:r>
-        <w:rPr>
-          <w:rFonts w:ascii="Times New Roman" w:hAnsi="Times New Roman" w:eastAsia="Times New Roman" w:cs="Times New Roman"/>
-        </w:rPr>
-        <w:drawing>
-          <wp:inline>
-            <wp:extent cx="2667000" cy="2206510"/>
-            <wp:effectExtent b="0" l="0" r="0" t="0"/>
-            <wp:docPr descr="" title="" id="26" name="Picture"/>
-            <a:graphic>
-              <a:graphicData uri="http://schemas.openxmlformats.org/drawingml/2006/picture">
-                <pic:pic>
-                  <pic:nvPicPr>
-                    <pic:cNvPr descr="37ee95c5f40e7cad3dafca4b5be3a6cc8213c3cd34a16453130dd0b5c6105b3b.jpg" id="27" name="Picture"/>
-                    <pic:cNvPicPr>
-                      <a:picLocks noChangeArrowheads="1" noChangeAspect="1"/>
-                    </pic:cNvPicPr>
-                  </pic:nvPicPr>
-                  <pic:blipFill>
-                    <a:blip r:embed="rId25"/>
-                    <a:stretch>
-                      <a:fillRect/>
-                    </a:stretch>
-                  </pic:blipFill>
-                  <pic:spPr bwMode="auto">
-                    <a:xfrm>
-                      <a:off x="0" y="0"/>
-                      <a:ext cx="2667000" cy="2206510"/>
-                    </a:xfrm>
-                    <a:prstGeom prst="rect">
-                      <a:avLst/>
-                    </a:prstGeom>
-                    <a:noFill/>
-                    <a:ln w="9525">
-                      <a:noFill/>
-                      <a:headEnd/>
-                      <a:tailEnd/>
-                    </a:ln>
-                  </pic:spPr>
-                </pic:pic>
-              </a:graphicData>
-            </a:graphic>
-          </wp:inline>
-        </w:drawing>
-      </w:r>
-      <w:r>
-        <w:rPr>
-          <w:rFonts w:ascii="Times New Roman" w:hAnsi="Times New Roman" w:eastAsia="Times New Roman" w:cs="Times New Roman"/>
-        </w:rPr>
-        <w:t xml:space="preserve"> </w:t>
-      </w:r>
-      <w:r>
-        <w:rPr>
-          <w:rFonts w:ascii="Times New Roman" w:hAnsi="Times New Roman" w:eastAsia="Times New Roman" w:cs="Times New Roman"/>
-        </w:rPr>
-        <w:t xml:space="preserve">|</w:t>
-      </w:r>
-      <w:r>
-        <w:rPr>
-          <w:rFonts w:ascii="Times New Roman" w:hAnsi="Times New Roman" w:eastAsia="Times New Roman" w:cs="Times New Roman"/>
-        </w:rPr>
-        <w:br/>
-      </w:r>
-      <w:r>
-        <w:rPr>
-          <w:rFonts w:ascii="Times New Roman" w:hAnsi="Times New Roman" w:eastAsia="Times New Roman" w:cs="Times New Roman"/>
-        </w:rPr>
-        <w:t xml:space="preserve">&gt; </w:t>
-      </w:r>
-      <w:r>
-        <w:rPr>
-          <w:rFonts w:hint="eastAsia" w:ascii="Times New Roman" w:hAnsi="Times New Roman" w:eastAsia="FangSong" w:cs="Times New Roman"/>
-        </w:rPr>
-        <w:t xml:space="preserve">图</w:t>
-      </w:r>
-      <w:r>
-        <w:rPr>
-          <w:rFonts w:ascii="Times New Roman" w:hAnsi="Times New Roman" w:eastAsia="Times New Roman" w:cs="Times New Roman"/>
-        </w:rPr>
-        <w:t xml:space="preserve"> </w:t>
-      </w:r>
-      <w:r>
-        <w:rPr>
-          <w:rFonts w:hint="eastAsia" w:ascii="Times New Roman" w:hAnsi="Times New Roman" w:eastAsia="Times New Roman" w:cs="Times New Roman"/>
-        </w:rPr>
-        <w:t>3-4：CO</w:t>
-      </w:r>
-      <w:r>
-        <w:rPr>
-          <w:rFonts w:hint="eastAsia" w:ascii="Times New Roman" w:hAnsi="Times New Roman" w:eastAsia="Times New Roman" w:cs="Times New Roman"/>
-          <w:vertAlign w:val="subscript"/>
-        </w:rPr>
-        <w:t>2</w:t>
-      </w:r>
-      <w:r>
-        <w:rPr>
-          <w:rFonts w:ascii="Times New Roman" w:hAnsi="Times New Roman" w:eastAsia="Times New Roman" w:cs="Times New Roman"/>
-        </w:rPr>
-        <w:t xml:space="preserve"> </w:t>
-      </w:r>
-      <w:r>
-        <w:rPr>
-          <w:rFonts w:hint="eastAsia" w:ascii="Times New Roman" w:hAnsi="Times New Roman" w:eastAsia="FangSong" w:cs="Times New Roman"/>
-        </w:rPr>
-        <w:t xml:space="preserve">分子晶体的晶胞取向</w:t>
-      </w:r>
-      <w:r>
-        <w:rPr>
-          <w:rFonts w:ascii="Times New Roman" w:hAnsi="Times New Roman" w:eastAsia="Times New Roman" w:cs="Times New Roman"/>
-        </w:rPr>
-        <w:t xml:space="preserve"> |</w:t>
-      </w:r>
-    </w:p>
     <w:p>
       <w:pPr>
         <w:pStyle w:val="BodyText"/>
-        <w:spacing w:after="80"/>
+        <w:spacing w:before="120" w:after="80"/>
         <w:ind w:firstLine="420"/>
       </w:pPr>
       <w:r>
@@ -4311,7 +4294,6 @@
     <w:p>
       <w:pPr>
         <w:pStyle w:val="BodyText"/>
-        <w:spacing w:after="80"/>
         <w:ind w:firstLine="420"/>
       </w:pPr>
       <w:r>
@@ -4569,10 +4551,31 @@
         <w:t>。</w:t>
       </w:r>
     </w:p>
+    <w:bookmarkEnd w:id="31"/>
+    <w:bookmarkStart w:id="35" w:name="碳化物的三类及其水解"/>
+    <w:p>
+      <w:pPr>
+        <w:pStyle w:val="Heading3"/>
+        <w:spacing w:after="120" w:before="280"/>
+      </w:pPr>
+      <w:r>
+        <w:rPr>
+          <w:rFonts w:ascii="Times New Roman" w:hAnsi="Times New Roman" w:eastAsia="Times New Roman" w:cs="Times New Roman"/>
+        </w:rPr>
+        <w:t xml:space="preserve">2.4 </w:t>
+      </w:r>
+      <w:r>
+        <w:rPr>
+          <w:rFonts w:hint="eastAsia" w:ascii="Times New Roman" w:hAnsi="Times New Roman" w:eastAsia="SimHei" w:cs="Times New Roman"/>
+        </w:rPr>
+        <w:t xml:space="preserve">碳化物的三类及其水解</w:t>
+      </w:r>
+    </w:p>
     <w:tbl>
       <w:tblPr>
         <w:tblStyle w:val="Table"/>
-        <w:tblW w:type="auto" w:w="0"/>
+        <w:tblW w:type="pct" w:w="5000"/>
+        <w:tblLayout w:type="fixed"/>
         <w:tblLook w:firstRow="1" w:lastRow="0" w:firstColumn="0" w:lastColumn="0" w:noHBand="0" w:noVBand="0" w:val="0020"/>
         <w:jc w:val="center"/>
         <w:tblBorders>
@@ -4592,6 +4595,50 @@
           <w:tblHeader w:val="on"/>
         </w:trPr>
         <w:tc>
+          <w:tcPr>
+            <w:tcBorders>
+              <w:bottom w:val="single" w:sz="6" w:space="0" w:color="333333"/>
+            </w:tcBorders>
+          </w:tcPr>
+          <w:p>
+            <w:pPr>
+              <w:pStyle w:val="Compact"/>
+              <w:jc w:val="center"/>
+            </w:pPr>
+            <w:r>
+              <w:rPr>
+                <w:rFonts w:ascii="Times New Roman" w:hAnsi="Times New Roman" w:eastAsia="Times New Roman" w:cs="Times New Roman"/>
+                <w:b/>
+              </w:rPr>
+              <w:t>CaC</w:t>
+            </w:r>
+            <w:r>
+              <w:rPr>
+                <w:rFonts w:ascii="Times New Roman" w:hAnsi="Times New Roman" w:eastAsia="Times New Roman" w:cs="Times New Roman"/>
+                <w:b/>
+                <w:vertAlign w:val="subscript"/>
+              </w:rPr>
+              <w:t>2</w:t>
+            </w:r>
+            <w:r>
+              <w:rPr>
+                <w:rFonts w:ascii="Times New Roman" w:hAnsi="Times New Roman" w:eastAsia="Times New Roman" w:cs="Times New Roman"/>
+                <w:b/>
+              </w:rPr>
+              <w:t xml:space="preserve"> </w:t>
+            </w:r>
+            <w:r>
+              <w:rPr>
+                <w:rFonts w:hint="eastAsia" w:ascii="Times New Roman" w:hAnsi="Times New Roman" w:eastAsia="SimHei" w:cs="Times New Roman"/>
+                <w:b/>
+              </w:rPr>
+              <w:t xml:space="preserve">晶胞</w:t>
+            </w:r>
+          </w:p>
+        </w:tc>
+      </w:tr>
+      <w:tr>
+        <w:tc>
           <w:tcPr/>
           <w:p>
             <w:pPr>
@@ -4601,14 +4648,86 @@
             <w:r>
               <w:rPr>
                 <w:rFonts w:ascii="Times New Roman" w:hAnsi="Times New Roman" w:eastAsia="Times New Roman" w:cs="Times New Roman"/>
-                <w:b/>
-              </w:rPr>
-              <w:t>CaC</w:t>
-            </w:r>
+              </w:rPr>
+              <w:drawing>
+                <wp:inline>
+                  <wp:extent cx="2667000" cy="2562274"/>
+                  <wp:effectExtent b="0" l="0" r="0" t="0"/>
+                  <wp:docPr descr="" title="" id="33" name="Picture"/>
+                  <a:graphic>
+                    <a:graphicData uri="http://schemas.openxmlformats.org/drawingml/2006/picture">
+                      <pic:pic>
+                        <pic:nvPicPr>
+                          <pic:cNvPr descr="4aac665f6acb5c6dd55e85e0dc41f85b2cd321a1b15111cf4f282109adb1340c.jpg" id="34" name="Picture"/>
+                          <pic:cNvPicPr>
+                            <a:picLocks noChangeArrowheads="1" noChangeAspect="1"/>
+                          </pic:cNvPicPr>
+                        </pic:nvPicPr>
+                        <pic:blipFill>
+                          <a:blip r:embed="rId32"/>
+                          <a:stretch>
+                            <a:fillRect/>
+                          </a:stretch>
+                        </pic:blipFill>
+                        <pic:spPr bwMode="auto">
+                          <a:xfrm>
+                            <a:off x="0" y="0"/>
+                            <a:ext cx="2667000" cy="2562274"/>
+                          </a:xfrm>
+                          <a:prstGeom prst="rect">
+                            <a:avLst/>
+                          </a:prstGeom>
+                          <a:noFill/>
+                          <a:ln w="9525">
+                            <a:noFill/>
+                            <a:headEnd/>
+                            <a:tailEnd/>
+                          </a:ln>
+                        </pic:spPr>
+                      </pic:pic>
+                    </a:graphicData>
+                  </a:graphic>
+                </wp:inline>
+              </w:drawing>
+            </w:r>
+          </w:p>
+        </w:tc>
+      </w:tr>
+      <w:tr>
+        <w:tc>
+          <w:tcPr/>
+          <w:p>
+            <w:pPr>
+              <w:pStyle w:val="Compact"/>
+              <w:jc w:val="center"/>
+            </w:pPr>
             <w:r>
               <w:rPr>
                 <w:rFonts w:ascii="Times New Roman" w:hAnsi="Times New Roman" w:eastAsia="Times New Roman" w:cs="Times New Roman"/>
-                <w:b/>
+              </w:rPr>
+              <w:t xml:space="preserve">&gt; </w:t>
+            </w:r>
+            <w:r>
+              <w:rPr>
+                <w:rFonts w:hint="eastAsia" w:ascii="Times New Roman" w:hAnsi="Times New Roman" w:eastAsia="FangSong" w:cs="Times New Roman"/>
+              </w:rPr>
+              <w:t xml:space="preserve">图</w:t>
+            </w:r>
+            <w:r>
+              <w:rPr>
+                <w:rFonts w:ascii="Times New Roman" w:hAnsi="Times New Roman" w:eastAsia="Times New Roman" w:cs="Times New Roman"/>
+              </w:rPr>
+              <w:t xml:space="preserve"> </w:t>
+            </w:r>
+            <w:r>
+              <w:rPr>
+                <w:rFonts w:hint="eastAsia" w:ascii="Times New Roman" w:hAnsi="Times New Roman" w:eastAsia="Times New Roman" w:cs="Times New Roman"/>
+              </w:rPr>
+              <w:t>3-6：CaC</w:t>
+            </w:r>
+            <w:r>
+              <w:rPr>
+                <w:rFonts w:hint="eastAsia" w:ascii="Times New Roman" w:hAnsi="Times New Roman" w:eastAsia="Times New Roman" w:cs="Times New Roman"/>
                 <w:vertAlign w:val="subscript"/>
               </w:rPr>
               <w:t>2</w:t>
@@ -4616,164 +4735,23 @@
             <w:r>
               <w:rPr>
                 <w:rFonts w:ascii="Times New Roman" w:hAnsi="Times New Roman" w:eastAsia="Times New Roman" w:cs="Times New Roman"/>
-                <w:b/>
               </w:rPr>
               <w:t xml:space="preserve"> </w:t>
             </w:r>
             <w:r>
               <w:rPr>
-                <w:rFonts w:hint="eastAsia" w:ascii="Times New Roman" w:hAnsi="Times New Roman" w:eastAsia="SimHei" w:cs="Times New Roman"/>
-                <w:b/>
-              </w:rPr>
-              <w:t xml:space="preserve">晶胞</w:t>
+                <w:rFonts w:hint="eastAsia" w:ascii="Times New Roman" w:hAnsi="Times New Roman" w:eastAsia="FangSong" w:cs="Times New Roman"/>
+              </w:rPr>
+              <w:t xml:space="preserve">四方晶胞中乙炔根的取向</w:t>
             </w:r>
           </w:p>
         </w:tc>
       </w:tr>
     </w:tbl>
-    <w:bookmarkEnd w:id="31"/>
-    <w:bookmarkStart w:id="35" w:name="碳化物的三类及其水解"/>
-    <w:p>
-      <w:pPr>
-        <w:pStyle w:val="Heading3"/>
-        <w:spacing w:before="280" w:after="120"/>
-      </w:pPr>
-      <w:r>
-        <w:rPr>
-          <w:rFonts w:ascii="Times New Roman" w:hAnsi="Times New Roman" w:eastAsia="Times New Roman" w:cs="Times New Roman"/>
-        </w:rPr>
-        <w:t xml:space="preserve">2.4 </w:t>
-      </w:r>
-      <w:r>
-        <w:rPr>
-          <w:rFonts w:hint="eastAsia" w:ascii="Times New Roman" w:hAnsi="Times New Roman" w:eastAsia="SimHei" w:cs="Times New Roman"/>
-        </w:rPr>
-        <w:t xml:space="preserve">碳化物的三类及其水解</w:t>
-      </w:r>
-    </w:p>
-    <w:p>
-      <w:pPr>
-        <w:pStyle w:val="FirstParagraph"/>
-        <w:spacing w:before="160" w:after="80"/>
-        <w:jc w:val="center"/>
-      </w:pPr>
-      <w:r>
-        <w:rPr>
-          <w:rFonts w:ascii="Times New Roman" w:hAnsi="Times New Roman" w:eastAsia="Times New Roman" w:cs="Times New Roman"/>
-        </w:rPr>
-        <w:drawing>
-          <wp:inline>
-            <wp:extent cx="2667000" cy="2562274"/>
-            <wp:effectExtent b="0" l="0" r="0" t="0"/>
-            <wp:docPr descr="" title="" id="33" name="Picture"/>
-            <a:graphic>
-              <a:graphicData uri="http://schemas.openxmlformats.org/drawingml/2006/picture">
-                <pic:pic>
-                  <pic:nvPicPr>
-                    <pic:cNvPr descr="4aac665f6acb5c6dd55e85e0dc41f85b2cd321a1b15111cf4f282109adb1340c.jpg" id="34" name="Picture"/>
-                    <pic:cNvPicPr>
-                      <a:picLocks noChangeArrowheads="1" noChangeAspect="1"/>
-                    </pic:cNvPicPr>
-                  </pic:nvPicPr>
-                  <pic:blipFill>
-                    <a:blip r:embed="rId32"/>
-                    <a:stretch>
-                      <a:fillRect/>
-                    </a:stretch>
-                  </pic:blipFill>
-                  <pic:spPr bwMode="auto">
-                    <a:xfrm>
-                      <a:off x="0" y="0"/>
-                      <a:ext cx="2667000" cy="2562274"/>
-                    </a:xfrm>
-                    <a:prstGeom prst="rect">
-                      <a:avLst/>
-                    </a:prstGeom>
-                    <a:noFill/>
-                    <a:ln w="9525">
-                      <a:noFill/>
-                      <a:headEnd/>
-                      <a:tailEnd/>
-                    </a:ln>
-                  </pic:spPr>
-                </pic:pic>
-              </a:graphicData>
-            </a:graphic>
-          </wp:inline>
-        </w:drawing>
-      </w:r>
-      <w:r>
-        <w:rPr>
-          <w:rFonts w:ascii="Times New Roman" w:hAnsi="Times New Roman" w:eastAsia="Times New Roman" w:cs="Times New Roman"/>
-        </w:rPr>
-        <w:t xml:space="preserve"> </w:t>
-      </w:r>
-      <w:r>
-        <w:rPr>
-          <w:rFonts w:ascii="Times New Roman" w:hAnsi="Times New Roman" w:eastAsia="Times New Roman" w:cs="Times New Roman"/>
-        </w:rPr>
-        <w:t xml:space="preserve">|</w:t>
-      </w:r>
-      <w:r>
-        <w:rPr>
-          <w:rFonts w:ascii="Times New Roman" w:hAnsi="Times New Roman" w:eastAsia="Times New Roman" w:cs="Times New Roman"/>
-        </w:rPr>
-        <w:br/>
-      </w:r>
-      <w:r>
-        <w:rPr>
-          <w:rFonts w:ascii="Times New Roman" w:hAnsi="Times New Roman" w:eastAsia="Times New Roman" w:cs="Times New Roman"/>
-        </w:rPr>
-        <w:t xml:space="preserve">&gt; </w:t>
-      </w:r>
-      <w:r>
-        <w:rPr>
-          <w:rFonts w:hint="eastAsia" w:ascii="Times New Roman" w:hAnsi="Times New Roman" w:eastAsia="FangSong" w:cs="Times New Roman"/>
-        </w:rPr>
-        <w:t xml:space="preserve">图</w:t>
-      </w:r>
-      <w:r>
-        <w:rPr>
-          <w:rFonts w:ascii="Times New Roman" w:hAnsi="Times New Roman" w:eastAsia="Times New Roman" w:cs="Times New Roman"/>
-        </w:rPr>
-        <w:t xml:space="preserve"> </w:t>
-      </w:r>
-      <w:r>
-        <w:rPr>
-          <w:rFonts w:hint="eastAsia" w:ascii="Times New Roman" w:hAnsi="Times New Roman" w:eastAsia="Times New Roman" w:cs="Times New Roman"/>
-        </w:rPr>
-        <w:t>3-6：CaC</w:t>
-      </w:r>
-      <w:r>
-        <w:rPr>
-          <w:rFonts w:hint="eastAsia" w:ascii="Times New Roman" w:hAnsi="Times New Roman" w:eastAsia="Times New Roman" w:cs="Times New Roman"/>
-          <w:vertAlign w:val="subscript"/>
-        </w:rPr>
-        <w:t>2</w:t>
-      </w:r>
-      <w:r>
-        <w:rPr>
-          <w:rFonts w:ascii="Times New Roman" w:hAnsi="Times New Roman" w:eastAsia="Times New Roman" w:cs="Times New Roman"/>
-        </w:rPr>
-        <w:t xml:space="preserve"> </w:t>
-      </w:r>
-      <w:r>
-        <w:rPr>
-          <w:rFonts w:hint="eastAsia" w:ascii="Times New Roman" w:hAnsi="Times New Roman" w:eastAsia="FangSong" w:cs="Times New Roman"/>
-        </w:rPr>
-        <w:t xml:space="preserve">四方晶胞中乙炔根的取向</w:t>
-      </w:r>
-      <w:r>
-        <w:rPr>
-          <w:rFonts w:ascii="Times New Roman" w:hAnsi="Times New Roman" w:eastAsia="Times New Roman" w:cs="Times New Roman"/>
-        </w:rPr>
-        <w:t xml:space="preserve"> |</w:t>
-      </w:r>
-    </w:p>
     <w:p>
       <w:pPr>
         <w:pStyle w:val="BodyText"/>
-        <w:spacing w:after="80"/>
+        <w:spacing w:before="120" w:after="80"/>
         <w:ind w:firstLine="420"/>
       </w:pPr>
       <w:r>
@@ -8631,7 +8609,6 @@
     <w:p>
       <w:pPr>
         <w:pStyle w:val="BodyText"/>
-        <w:spacing w:after="80"/>
         <w:ind w:firstLine="420"/>
       </w:pPr>
       <w:r>
@@ -9051,10 +9028,31 @@
         <w:t xml:space="preserve">。</w:t>
       </w:r>
     </w:p>
+    <w:bookmarkEnd w:id="38"/>
+    <w:bookmarkStart w:id="42" w:name="二氧化硅与石英玻璃"/>
+    <w:p>
+      <w:pPr>
+        <w:pStyle w:val="Heading3"/>
+        <w:spacing w:after="120" w:before="280"/>
+      </w:pPr>
+      <w:r>
+        <w:rPr>
+          <w:rFonts w:ascii="Times New Roman" w:hAnsi="Times New Roman" w:eastAsia="Times New Roman" w:cs="Times New Roman"/>
+        </w:rPr>
+        <w:t xml:space="preserve">3.2 </w:t>
+      </w:r>
+      <w:r>
+        <w:rPr>
+          <w:rFonts w:hint="eastAsia" w:ascii="Times New Roman" w:hAnsi="Times New Roman" w:eastAsia="SimHei" w:cs="Times New Roman"/>
+        </w:rPr>
+        <w:t xml:space="preserve">二氧化硅与石英玻璃</w:t>
+      </w:r>
+    </w:p>
     <w:tbl>
       <w:tblPr>
         <w:tblStyle w:val="Table"/>
-        <w:tblW w:type="auto" w:w="0"/>
+        <w:tblW w:type="pct" w:w="5000"/>
+        <w:tblLayout w:type="fixed"/>
         <w:tblLook w:firstRow="1" w:lastRow="0" w:firstColumn="0" w:lastColumn="0" w:noHBand="0" w:noVBand="0" w:val="0020"/>
         <w:jc w:val="center"/>
         <w:tblBorders>
@@ -9074,6 +9072,28 @@
           <w:tblHeader w:val="on"/>
         </w:trPr>
         <w:tc>
+          <w:tcPr>
+            <w:tcBorders>
+              <w:bottom w:val="single" w:sz="6" w:space="0" w:color="333333"/>
+            </w:tcBorders>
+          </w:tcPr>
+          <w:p>
+            <w:pPr>
+              <w:pStyle w:val="Compact"/>
+              <w:jc w:val="center"/>
+            </w:pPr>
+            <w:r>
+              <w:rPr>
+                <w:rFonts w:hint="eastAsia" w:ascii="Times New Roman" w:hAnsi="Times New Roman" w:eastAsia="SimHei" w:cs="Times New Roman"/>
+                <w:b/>
+              </w:rPr>
+              <w:t xml:space="preserve">石英对比</w:t>
+            </w:r>
+          </w:p>
+        </w:tc>
+      </w:tr>
+      <w:tr>
+        <w:tc>
           <w:tcPr/>
           <w:p>
             <w:pPr>
@@ -9082,144 +9102,98 @@
             </w:pPr>
             <w:r>
               <w:rPr>
-                <w:rFonts w:hint="eastAsia" w:ascii="Times New Roman" w:hAnsi="Times New Roman" w:eastAsia="SimHei" w:cs="Times New Roman"/>
-                <w:b/>
-              </w:rPr>
-              <w:t xml:space="preserve">石英对比</w:t>
+                <w:rFonts w:ascii="Times New Roman" w:hAnsi="Times New Roman" w:eastAsia="Times New Roman" w:cs="Times New Roman"/>
+              </w:rPr>
+              <w:drawing>
+                <wp:inline>
+                  <wp:extent cx="2667000" cy="1636480"/>
+                  <wp:effectExtent b="0" l="0" r="0" t="0"/>
+                  <wp:docPr descr="" title="" id="40" name="Picture"/>
+                  <a:graphic>
+                    <a:graphicData uri="http://schemas.openxmlformats.org/drawingml/2006/picture">
+                      <pic:pic>
+                        <pic:nvPicPr>
+                          <pic:cNvPr descr="27ac9342a844791755cc810d5d1d429942a710567fd4c89f0083268d01b8ae27.png" id="41" name="Picture"/>
+                          <pic:cNvPicPr>
+                            <a:picLocks noChangeArrowheads="1" noChangeAspect="1"/>
+                          </pic:cNvPicPr>
+                        </pic:nvPicPr>
+                        <pic:blipFill>
+                          <a:blip r:embed="rId39"/>
+                          <a:stretch>
+                            <a:fillRect/>
+                          </a:stretch>
+                        </pic:blipFill>
+                        <pic:spPr bwMode="auto">
+                          <a:xfrm>
+                            <a:off x="0" y="0"/>
+                            <a:ext cx="2667000" cy="1636480"/>
+                          </a:xfrm>
+                          <a:prstGeom prst="rect">
+                            <a:avLst/>
+                          </a:prstGeom>
+                          <a:noFill/>
+                          <a:ln w="9525">
+                            <a:noFill/>
+                            <a:headEnd/>
+                            <a:tailEnd/>
+                          </a:ln>
+                        </pic:spPr>
+                      </pic:pic>
+                    </a:graphicData>
+                  </a:graphic>
+                </wp:inline>
+              </w:drawing>
+            </w:r>
+          </w:p>
+        </w:tc>
+      </w:tr>
+      <w:tr>
+        <w:tc>
+          <w:tcPr/>
+          <w:p>
+            <w:pPr>
+              <w:pStyle w:val="Compact"/>
+              <w:jc w:val="center"/>
+            </w:pPr>
+            <w:r>
+              <w:rPr>
+                <w:rFonts w:ascii="Times New Roman" w:hAnsi="Times New Roman" w:eastAsia="Times New Roman" w:cs="Times New Roman"/>
+              </w:rPr>
+              <w:t xml:space="preserve">&gt; </w:t>
+            </w:r>
+            <w:r>
+              <w:rPr>
+                <w:rFonts w:hint="eastAsia" w:ascii="Times New Roman" w:hAnsi="Times New Roman" w:eastAsia="FangSong" w:cs="Times New Roman"/>
+              </w:rPr>
+              <w:t xml:space="preserve">图</w:t>
+            </w:r>
+            <w:r>
+              <w:rPr>
+                <w:rFonts w:ascii="Times New Roman" w:hAnsi="Times New Roman" w:eastAsia="Times New Roman" w:cs="Times New Roman"/>
+              </w:rPr>
+              <w:t xml:space="preserve"> </w:t>
+            </w:r>
+            <w:r>
+              <w:rPr>
+                <w:rFonts w:hint="eastAsia" w:ascii="Times New Roman" w:hAnsi="Times New Roman" w:eastAsia="Times New Roman" w:cs="Times New Roman"/>
+              </w:rPr>
+              <w:t>3-7：</w:t>
+            </w:r>
+            <w:r>
+              <w:rPr>
+                <w:rFonts w:hint="eastAsia" w:ascii="Times New Roman" w:hAnsi="Times New Roman" w:eastAsia="FangSong" w:cs="Times New Roman"/>
+              </w:rPr>
+              <w:t>石英晶体与石英玻璃的拓扑对比</w:t>
             </w:r>
           </w:p>
         </w:tc>
       </w:tr>
     </w:tbl>
-    <w:bookmarkEnd w:id="38"/>
-    <w:bookmarkStart w:id="42" w:name="二氧化硅与石英玻璃"/>
-    <w:p>
-      <w:pPr>
-        <w:pStyle w:val="Heading3"/>
-        <w:spacing w:before="280" w:after="120"/>
-      </w:pPr>
-      <w:r>
-        <w:rPr>
-          <w:rFonts w:ascii="Times New Roman" w:hAnsi="Times New Roman" w:eastAsia="Times New Roman" w:cs="Times New Roman"/>
-        </w:rPr>
-        <w:t xml:space="preserve">3.2 </w:t>
-      </w:r>
-      <w:r>
-        <w:rPr>
-          <w:rFonts w:hint="eastAsia" w:ascii="Times New Roman" w:hAnsi="Times New Roman" w:eastAsia="SimHei" w:cs="Times New Roman"/>
-        </w:rPr>
-        <w:t xml:space="preserve">二氧化硅与石英玻璃</w:t>
-      </w:r>
-    </w:p>
-    <w:p>
-      <w:pPr>
-        <w:pStyle w:val="FirstParagraph"/>
-        <w:spacing w:before="160" w:after="80"/>
-        <w:jc w:val="center"/>
-      </w:pPr>
-      <w:r>
-        <w:rPr>
-          <w:rFonts w:ascii="Times New Roman" w:hAnsi="Times New Roman" w:eastAsia="Times New Roman" w:cs="Times New Roman"/>
-        </w:rPr>
-        <w:drawing>
-          <wp:inline>
-            <wp:extent cx="2667000" cy="1636480"/>
-            <wp:effectExtent b="0" l="0" r="0" t="0"/>
-            <wp:docPr descr="" title="" id="40" name="Picture"/>
-            <a:graphic>
-              <a:graphicData uri="http://schemas.openxmlformats.org/drawingml/2006/picture">
-                <pic:pic>
-                  <pic:nvPicPr>
-                    <pic:cNvPr descr="27ac9342a844791755cc810d5d1d429942a710567fd4c89f0083268d01b8ae27.png" id="41" name="Picture"/>
-                    <pic:cNvPicPr>
-                      <a:picLocks noChangeArrowheads="1" noChangeAspect="1"/>
-                    </pic:cNvPicPr>
-                  </pic:nvPicPr>
-                  <pic:blipFill>
-                    <a:blip r:embed="rId39"/>
-                    <a:stretch>
-                      <a:fillRect/>
-                    </a:stretch>
-                  </pic:blipFill>
-                  <pic:spPr bwMode="auto">
-                    <a:xfrm>
-                      <a:off x="0" y="0"/>
-                      <a:ext cx="2667000" cy="1636480"/>
-                    </a:xfrm>
-                    <a:prstGeom prst="rect">
-                      <a:avLst/>
-                    </a:prstGeom>
-                    <a:noFill/>
-                    <a:ln w="9525">
-                      <a:noFill/>
-                      <a:headEnd/>
-                      <a:tailEnd/>
-                    </a:ln>
-                  </pic:spPr>
-                </pic:pic>
-              </a:graphicData>
-            </a:graphic>
-          </wp:inline>
-        </w:drawing>
-      </w:r>
-      <w:r>
-        <w:rPr>
-          <w:rFonts w:ascii="Times New Roman" w:hAnsi="Times New Roman" w:eastAsia="Times New Roman" w:cs="Times New Roman"/>
-        </w:rPr>
-        <w:t xml:space="preserve"> </w:t>
-      </w:r>
-      <w:r>
-        <w:rPr>
-          <w:rFonts w:ascii="Times New Roman" w:hAnsi="Times New Roman" w:eastAsia="Times New Roman" w:cs="Times New Roman"/>
-        </w:rPr>
-        <w:t xml:space="preserve">|</w:t>
-      </w:r>
-      <w:r>
-        <w:rPr>
-          <w:rFonts w:ascii="Times New Roman" w:hAnsi="Times New Roman" w:eastAsia="Times New Roman" w:cs="Times New Roman"/>
-        </w:rPr>
-        <w:br/>
-      </w:r>
-      <w:r>
-        <w:rPr>
-          <w:rFonts w:ascii="Times New Roman" w:hAnsi="Times New Roman" w:eastAsia="Times New Roman" w:cs="Times New Roman"/>
-        </w:rPr>
-        <w:t xml:space="preserve">&gt; </w:t>
-      </w:r>
-      <w:r>
-        <w:rPr>
-          <w:rFonts w:hint="eastAsia" w:ascii="Times New Roman" w:hAnsi="Times New Roman" w:eastAsia="FangSong" w:cs="Times New Roman"/>
-        </w:rPr>
-        <w:t xml:space="preserve">图</w:t>
-      </w:r>
-      <w:r>
-        <w:rPr>
-          <w:rFonts w:ascii="Times New Roman" w:hAnsi="Times New Roman" w:eastAsia="Times New Roman" w:cs="Times New Roman"/>
-        </w:rPr>
-        <w:t xml:space="preserve"> </w:t>
-      </w:r>
-      <w:r>
-        <w:rPr>
-          <w:rFonts w:hint="eastAsia" w:ascii="Times New Roman" w:hAnsi="Times New Roman" w:eastAsia="Times New Roman" w:cs="Times New Roman"/>
-        </w:rPr>
-        <w:t>3-7：</w:t>
-      </w:r>
-      <w:r>
-        <w:rPr>
-          <w:rFonts w:hint="eastAsia" w:ascii="Times New Roman" w:hAnsi="Times New Roman" w:eastAsia="FangSong" w:cs="Times New Roman"/>
-        </w:rPr>
-        <w:t>石英晶体与石英玻璃的拓扑对比</w:t>
-      </w:r>
-      <w:r>
-        <w:rPr>
-          <w:rFonts w:ascii="Times New Roman" w:hAnsi="Times New Roman" w:eastAsia="Times New Roman" w:cs="Times New Roman"/>
-        </w:rPr>
-        <w:t xml:space="preserve"> |</w:t>
-      </w:r>
-    </w:p>
     <w:p>
       <w:pPr>
         <w:pStyle w:val="BodyText"/>
+        <w:spacing w:before="120"/>
         <w:ind w:firstLine="420"/>
       </w:pPr>
       <w:r>
@@ -10007,7 +9981,6 @@
     <w:p>
       <w:pPr>
         <w:pStyle w:val="BodyText"/>
-        <w:spacing w:after="80"/>
         <w:ind w:firstLine="420"/>
       </w:pPr>
       <w:r>
@@ -10173,10 +10146,31 @@
         <w:t>。</w:t>
       </w:r>
     </w:p>
+    <w:bookmarkEnd w:id="42"/>
+    <w:bookmarkStart w:id="46" w:name="硅酸盐的分类"/>
+    <w:p>
+      <w:pPr>
+        <w:pStyle w:val="Heading3"/>
+        <w:spacing w:after="120" w:before="280"/>
+      </w:pPr>
+      <w:r>
+        <w:rPr>
+          <w:rFonts w:ascii="Times New Roman" w:hAnsi="Times New Roman" w:eastAsia="Times New Roman" w:cs="Times New Roman"/>
+        </w:rPr>
+        <w:t xml:space="preserve">3.3 </w:t>
+      </w:r>
+      <w:r>
+        <w:rPr>
+          <w:rFonts w:hint="eastAsia" w:ascii="Times New Roman" w:hAnsi="Times New Roman" w:eastAsia="SimHei" w:cs="Times New Roman"/>
+        </w:rPr>
+        <w:t xml:space="preserve">硅酸盐的分类</w:t>
+      </w:r>
+    </w:p>
     <w:tbl>
       <w:tblPr>
         <w:tblStyle w:val="Table"/>
-        <w:tblW w:type="auto" w:w="0"/>
+        <w:tblW w:type="pct" w:w="5000"/>
+        <w:tblLayout w:type="fixed"/>
         <w:tblLook w:firstRow="1" w:lastRow="0" w:firstColumn="0" w:lastColumn="0" w:noHBand="0" w:noVBand="0" w:val="0020"/>
         <w:jc w:val="center"/>
         <w:tblBorders>
@@ -10196,6 +10190,28 @@
           <w:tblHeader w:val="on"/>
         </w:trPr>
         <w:tc>
+          <w:tcPr>
+            <w:tcBorders>
+              <w:bottom w:val="single" w:sz="6" w:space="0" w:color="333333"/>
+            </w:tcBorders>
+          </w:tcPr>
+          <w:p>
+            <w:pPr>
+              <w:pStyle w:val="Compact"/>
+              <w:jc w:val="center"/>
+            </w:pPr>
+            <w:r>
+              <w:rPr>
+                <w:rFonts w:hint="eastAsia" w:ascii="Times New Roman" w:hAnsi="Times New Roman" w:eastAsia="SimHei" w:cs="Times New Roman"/>
+                <w:b/>
+              </w:rPr>
+              <w:t xml:space="preserve">硅酸结构</w:t>
+            </w:r>
+          </w:p>
+        </w:tc>
+      </w:tr>
+      <w:tr>
+        <w:tc>
           <w:tcPr/>
           <w:p>
             <w:pPr>
@@ -10204,145 +10220,98 @@
             </w:pPr>
             <w:r>
               <w:rPr>
-                <w:rFonts w:hint="eastAsia" w:ascii="Times New Roman" w:hAnsi="Times New Roman" w:eastAsia="SimHei" w:cs="Times New Roman"/>
-                <w:b/>
-              </w:rPr>
-              <w:t xml:space="preserve">硅酸结构</w:t>
+                <w:rFonts w:ascii="Times New Roman" w:hAnsi="Times New Roman" w:eastAsia="Times New Roman" w:cs="Times New Roman"/>
+              </w:rPr>
+              <w:drawing>
+                <wp:inline>
+                  <wp:extent cx="2667000" cy="869900"/>
+                  <wp:effectExtent b="0" l="0" r="0" t="0"/>
+                  <wp:docPr descr="" title="" id="44" name="Picture"/>
+                  <a:graphic>
+                    <a:graphicData uri="http://schemas.openxmlformats.org/drawingml/2006/picture">
+                      <pic:pic>
+                        <pic:nvPicPr>
+                          <pic:cNvPr descr="4dc16a2dd81ebf68fd20f8d08d77951303d65cf1d1c590c0b0fe8efdd6fd49bb.jpg" id="45" name="Picture"/>
+                          <pic:cNvPicPr>
+                            <a:picLocks noChangeArrowheads="1" noChangeAspect="1"/>
+                          </pic:cNvPicPr>
+                        </pic:nvPicPr>
+                        <pic:blipFill>
+                          <a:blip r:embed="rId43"/>
+                          <a:stretch>
+                            <a:fillRect/>
+                          </a:stretch>
+                        </pic:blipFill>
+                        <pic:spPr bwMode="auto">
+                          <a:xfrm>
+                            <a:off x="0" y="0"/>
+                            <a:ext cx="2667000" cy="869900"/>
+                          </a:xfrm>
+                          <a:prstGeom prst="rect">
+                            <a:avLst/>
+                          </a:prstGeom>
+                          <a:noFill/>
+                          <a:ln w="9525">
+                            <a:noFill/>
+                            <a:headEnd/>
+                            <a:tailEnd/>
+                          </a:ln>
+                        </pic:spPr>
+                      </pic:pic>
+                    </a:graphicData>
+                  </a:graphic>
+                </wp:inline>
+              </w:drawing>
+            </w:r>
+          </w:p>
+        </w:tc>
+      </w:tr>
+      <w:tr>
+        <w:tc>
+          <w:tcPr/>
+          <w:p>
+            <w:pPr>
+              <w:pStyle w:val="Compact"/>
+              <w:jc w:val="center"/>
+            </w:pPr>
+            <w:r>
+              <w:rPr>
+                <w:rFonts w:ascii="Times New Roman" w:hAnsi="Times New Roman" w:eastAsia="Times New Roman" w:cs="Times New Roman"/>
+              </w:rPr>
+              <w:t xml:space="preserve">&gt; </w:t>
+            </w:r>
+            <w:r>
+              <w:rPr>
+                <w:rFonts w:hint="eastAsia" w:ascii="Times New Roman" w:hAnsi="Times New Roman" w:eastAsia="FangSong" w:cs="Times New Roman"/>
+              </w:rPr>
+              <w:t xml:space="preserve">图</w:t>
+            </w:r>
+            <w:r>
+              <w:rPr>
+                <w:rFonts w:ascii="Times New Roman" w:hAnsi="Times New Roman" w:eastAsia="Times New Roman" w:cs="Times New Roman"/>
+              </w:rPr>
+              <w:t xml:space="preserve"> </w:t>
+            </w:r>
+            <w:r>
+              <w:rPr>
+                <w:rFonts w:hint="eastAsia" w:ascii="Times New Roman" w:hAnsi="Times New Roman" w:eastAsia="Times New Roman" w:cs="Times New Roman"/>
+              </w:rPr>
+              <w:t>3-8：</w:t>
+            </w:r>
+            <w:r>
+              <w:rPr>
+                <w:rFonts w:hint="eastAsia" w:ascii="Times New Roman" w:hAnsi="Times New Roman" w:eastAsia="FangSong" w:cs="Times New Roman"/>
+              </w:rPr>
+              <w:t>偏硅酸与链状偏硅酸根的结构对比</w:t>
             </w:r>
           </w:p>
         </w:tc>
       </w:tr>
     </w:tbl>
-    <w:bookmarkEnd w:id="42"/>
-    <w:bookmarkStart w:id="46" w:name="硅酸盐的分类"/>
-    <w:p>
-      <w:pPr>
-        <w:pStyle w:val="Heading3"/>
-        <w:spacing w:before="280" w:after="120"/>
-      </w:pPr>
-      <w:r>
-        <w:rPr>
-          <w:rFonts w:ascii="Times New Roman" w:hAnsi="Times New Roman" w:eastAsia="Times New Roman" w:cs="Times New Roman"/>
-        </w:rPr>
-        <w:t xml:space="preserve">3.3 </w:t>
-      </w:r>
-      <w:r>
-        <w:rPr>
-          <w:rFonts w:hint="eastAsia" w:ascii="Times New Roman" w:hAnsi="Times New Roman" w:eastAsia="SimHei" w:cs="Times New Roman"/>
-        </w:rPr>
-        <w:t xml:space="preserve">硅酸盐的分类</w:t>
-      </w:r>
-    </w:p>
-    <w:p>
-      <w:pPr>
-        <w:pStyle w:val="FirstParagraph"/>
-        <w:spacing w:before="160" w:after="80"/>
-        <w:jc w:val="center"/>
-      </w:pPr>
-      <w:r>
-        <w:rPr>
-          <w:rFonts w:ascii="Times New Roman" w:hAnsi="Times New Roman" w:eastAsia="Times New Roman" w:cs="Times New Roman"/>
-        </w:rPr>
-        <w:drawing>
-          <wp:inline>
-            <wp:extent cx="2667000" cy="869900"/>
-            <wp:effectExtent b="0" l="0" r="0" t="0"/>
-            <wp:docPr descr="" title="" id="44" name="Picture"/>
-            <a:graphic>
-              <a:graphicData uri="http://schemas.openxmlformats.org/drawingml/2006/picture">
-                <pic:pic>
-                  <pic:nvPicPr>
-                    <pic:cNvPr descr="4dc16a2dd81ebf68fd20f8d08d77951303d65cf1d1c590c0b0fe8efdd6fd49bb.jpg" id="45" name="Picture"/>
-                    <pic:cNvPicPr>
-                      <a:picLocks noChangeArrowheads="1" noChangeAspect="1"/>
-                    </pic:cNvPicPr>
-                  </pic:nvPicPr>
-                  <pic:blipFill>
-                    <a:blip r:embed="rId43"/>
-                    <a:stretch>
-                      <a:fillRect/>
-                    </a:stretch>
-                  </pic:blipFill>
-                  <pic:spPr bwMode="auto">
-                    <a:xfrm>
-                      <a:off x="0" y="0"/>
-                      <a:ext cx="2667000" cy="869900"/>
-                    </a:xfrm>
-                    <a:prstGeom prst="rect">
-                      <a:avLst/>
-                    </a:prstGeom>
-                    <a:noFill/>
-                    <a:ln w="9525">
-                      <a:noFill/>
-                      <a:headEnd/>
-                      <a:tailEnd/>
-                    </a:ln>
-                  </pic:spPr>
-                </pic:pic>
-              </a:graphicData>
-            </a:graphic>
-          </wp:inline>
-        </w:drawing>
-      </w:r>
-      <w:r>
-        <w:rPr>
-          <w:rFonts w:ascii="Times New Roman" w:hAnsi="Times New Roman" w:eastAsia="Times New Roman" w:cs="Times New Roman"/>
-        </w:rPr>
-        <w:t xml:space="preserve"> </w:t>
-      </w:r>
-      <w:r>
-        <w:rPr>
-          <w:rFonts w:ascii="Times New Roman" w:hAnsi="Times New Roman" w:eastAsia="Times New Roman" w:cs="Times New Roman"/>
-        </w:rPr>
-        <w:t xml:space="preserve">|</w:t>
-      </w:r>
-      <w:r>
-        <w:rPr>
-          <w:rFonts w:ascii="Times New Roman" w:hAnsi="Times New Roman" w:eastAsia="Times New Roman" w:cs="Times New Roman"/>
-        </w:rPr>
-        <w:br/>
-      </w:r>
-      <w:r>
-        <w:rPr>
-          <w:rFonts w:ascii="Times New Roman" w:hAnsi="Times New Roman" w:eastAsia="Times New Roman" w:cs="Times New Roman"/>
-        </w:rPr>
-        <w:t xml:space="preserve">&gt; </w:t>
-      </w:r>
-      <w:r>
-        <w:rPr>
-          <w:rFonts w:hint="eastAsia" w:ascii="Times New Roman" w:hAnsi="Times New Roman" w:eastAsia="FangSong" w:cs="Times New Roman"/>
-        </w:rPr>
-        <w:t xml:space="preserve">图</w:t>
-      </w:r>
-      <w:r>
-        <w:rPr>
-          <w:rFonts w:ascii="Times New Roman" w:hAnsi="Times New Roman" w:eastAsia="Times New Roman" w:cs="Times New Roman"/>
-        </w:rPr>
-        <w:t xml:space="preserve"> </w:t>
-      </w:r>
-      <w:r>
-        <w:rPr>
-          <w:rFonts w:hint="eastAsia" w:ascii="Times New Roman" w:hAnsi="Times New Roman" w:eastAsia="Times New Roman" w:cs="Times New Roman"/>
-        </w:rPr>
-        <w:t>3-8：</w:t>
-      </w:r>
-      <w:r>
-        <w:rPr>
-          <w:rFonts w:hint="eastAsia" w:ascii="Times New Roman" w:hAnsi="Times New Roman" w:eastAsia="FangSong" w:cs="Times New Roman"/>
-        </w:rPr>
-        <w:t>偏硅酸与链状偏硅酸根的结构对比</w:t>
-      </w:r>
-      <w:r>
-        <w:rPr>
-          <w:rFonts w:ascii="Times New Roman" w:hAnsi="Times New Roman" w:eastAsia="Times New Roman" w:cs="Times New Roman"/>
-        </w:rPr>
-        <w:t xml:space="preserve"> |</w:t>
-      </w:r>
-    </w:p>
     <w:p>
       <w:pPr>
         <w:pStyle w:val="BodyText"/>
-        <w:spacing w:after="80"/>
+        <w:spacing w:before="120" w:after="80"/>
         <w:ind w:firstLine="420"/>
       </w:pPr>
       <w:r>
@@ -12005,15 +11974,31 @@
         </w:tc>
       </w:tr>
     </w:tbl>
+    <w:bookmarkEnd w:id="46"/>
+    <w:bookmarkStart w:id="50" w:name="层状硅酸盐与云母"/>
     <w:p>
       <w:pPr>
-        <w:spacing w:before="120" w:after="80"/>
+        <w:pStyle w:val="Heading3"/>
+        <w:spacing w:after="120" w:before="280"/>
       </w:pPr>
+      <w:r>
+        <w:rPr>
+          <w:rFonts w:ascii="Times New Roman" w:hAnsi="Times New Roman" w:eastAsia="Times New Roman" w:cs="Times New Roman"/>
+        </w:rPr>
+        <w:t xml:space="preserve">3.4 </w:t>
+      </w:r>
+      <w:r>
+        <w:rPr>
+          <w:rFonts w:hint="eastAsia" w:ascii="Times New Roman" w:hAnsi="Times New Roman" w:eastAsia="SimHei" w:cs="Times New Roman"/>
+        </w:rPr>
+        <w:t xml:space="preserve">层状硅酸盐与云母</w:t>
+      </w:r>
     </w:p>
     <w:tbl>
       <w:tblPr>
         <w:tblStyle w:val="Table"/>
-        <w:tblW w:type="auto" w:w="0"/>
+        <w:tblW w:type="pct" w:w="5000"/>
+        <w:tblLayout w:type="fixed"/>
         <w:tblLook w:firstRow="1" w:lastRow="0" w:firstColumn="0" w:lastColumn="0" w:noHBand="0" w:noVBand="0" w:val="0020"/>
         <w:jc w:val="center"/>
         <w:tblBorders>
@@ -12033,6 +12018,28 @@
           <w:tblHeader w:val="on"/>
         </w:trPr>
         <w:tc>
+          <w:tcPr>
+            <w:tcBorders>
+              <w:bottom w:val="single" w:sz="6" w:space="0" w:color="333333"/>
+            </w:tcBorders>
+          </w:tcPr>
+          <w:p>
+            <w:pPr>
+              <w:pStyle w:val="Compact"/>
+              <w:jc w:val="center"/>
+            </w:pPr>
+            <w:r>
+              <w:rPr>
+                <w:rFonts w:hint="eastAsia" w:ascii="Times New Roman" w:hAnsi="Times New Roman" w:eastAsia="SimHei" w:cs="Times New Roman"/>
+                <w:b/>
+              </w:rPr>
+              <w:t xml:space="preserve">层状硅酸盐</w:t>
+            </w:r>
+          </w:p>
+        </w:tc>
+      </w:tr>
+      <w:tr>
+        <w:tc>
           <w:tcPr/>
           <w:p>
             <w:pPr>
@@ -12041,145 +12048,98 @@
             </w:pPr>
             <w:r>
               <w:rPr>
-                <w:rFonts w:hint="eastAsia" w:ascii="Times New Roman" w:hAnsi="Times New Roman" w:eastAsia="SimHei" w:cs="Times New Roman"/>
-                <w:b/>
-              </w:rPr>
-              <w:t xml:space="preserve">层状硅酸盐</w:t>
+                <w:rFonts w:ascii="Times New Roman" w:hAnsi="Times New Roman" w:eastAsia="Times New Roman" w:cs="Times New Roman"/>
+              </w:rPr>
+              <w:drawing>
+                <wp:inline>
+                  <wp:extent cx="2667000" cy="2731943"/>
+                  <wp:effectExtent b="0" l="0" r="0" t="0"/>
+                  <wp:docPr descr="" title="" id="48" name="Picture"/>
+                  <a:graphic>
+                    <a:graphicData uri="http://schemas.openxmlformats.org/drawingml/2006/picture">
+                      <pic:pic>
+                        <pic:nvPicPr>
+                          <pic:cNvPr descr="0547a4cb0dafb62ee1f93e9ea5064cfcf662616cf23a40b7c29b532faede98e9.jpg" id="49" name="Picture"/>
+                          <pic:cNvPicPr>
+                            <a:picLocks noChangeArrowheads="1" noChangeAspect="1"/>
+                          </pic:cNvPicPr>
+                        </pic:nvPicPr>
+                        <pic:blipFill>
+                          <a:blip r:embed="rId47"/>
+                          <a:stretch>
+                            <a:fillRect/>
+                          </a:stretch>
+                        </pic:blipFill>
+                        <pic:spPr bwMode="auto">
+                          <a:xfrm>
+                            <a:off x="0" y="0"/>
+                            <a:ext cx="2667000" cy="2731943"/>
+                          </a:xfrm>
+                          <a:prstGeom prst="rect">
+                            <a:avLst/>
+                          </a:prstGeom>
+                          <a:noFill/>
+                          <a:ln w="9525">
+                            <a:noFill/>
+                            <a:headEnd/>
+                            <a:tailEnd/>
+                          </a:ln>
+                        </pic:spPr>
+                      </pic:pic>
+                    </a:graphicData>
+                  </a:graphic>
+                </wp:inline>
+              </w:drawing>
+            </w:r>
+          </w:p>
+        </w:tc>
+      </w:tr>
+      <w:tr>
+        <w:tc>
+          <w:tcPr/>
+          <w:p>
+            <w:pPr>
+              <w:pStyle w:val="Compact"/>
+              <w:jc w:val="center"/>
+            </w:pPr>
+            <w:r>
+              <w:rPr>
+                <w:rFonts w:ascii="Times New Roman" w:hAnsi="Times New Roman" w:eastAsia="Times New Roman" w:cs="Times New Roman"/>
+              </w:rPr>
+              <w:t xml:space="preserve">&gt; </w:t>
+            </w:r>
+            <w:r>
+              <w:rPr>
+                <w:rFonts w:hint="eastAsia" w:ascii="Times New Roman" w:hAnsi="Times New Roman" w:eastAsia="FangSong" w:cs="Times New Roman"/>
+              </w:rPr>
+              <w:t xml:space="preserve">图</w:t>
+            </w:r>
+            <w:r>
+              <w:rPr>
+                <w:rFonts w:ascii="Times New Roman" w:hAnsi="Times New Roman" w:eastAsia="Times New Roman" w:cs="Times New Roman"/>
+              </w:rPr>
+              <w:t xml:space="preserve"> </w:t>
+            </w:r>
+            <w:r>
+              <w:rPr>
+                <w:rFonts w:hint="eastAsia" w:ascii="Times New Roman" w:hAnsi="Times New Roman" w:eastAsia="Times New Roman" w:cs="Times New Roman"/>
+              </w:rPr>
+              <w:t>3-9：</w:t>
+            </w:r>
+            <w:r>
+              <w:rPr>
+                <w:rFonts w:hint="eastAsia" w:ascii="Times New Roman" w:hAnsi="Times New Roman" w:eastAsia="FangSong" w:cs="Times New Roman"/>
+              </w:rPr>
+              <w:t>层状硅酸盐的六元环网格与云母</w:t>
             </w:r>
           </w:p>
         </w:tc>
       </w:tr>
     </w:tbl>
-    <w:bookmarkEnd w:id="46"/>
-    <w:bookmarkStart w:id="50" w:name="层状硅酸盐与云母"/>
-    <w:p>
-      <w:pPr>
-        <w:pStyle w:val="Heading3"/>
-        <w:spacing w:before="280" w:after="120"/>
-      </w:pPr>
-      <w:r>
-        <w:rPr>
-          <w:rFonts w:ascii="Times New Roman" w:hAnsi="Times New Roman" w:eastAsia="Times New Roman" w:cs="Times New Roman"/>
-        </w:rPr>
-        <w:t xml:space="preserve">3.4 </w:t>
-      </w:r>
-      <w:r>
-        <w:rPr>
-          <w:rFonts w:hint="eastAsia" w:ascii="Times New Roman" w:hAnsi="Times New Roman" w:eastAsia="SimHei" w:cs="Times New Roman"/>
-        </w:rPr>
-        <w:t xml:space="preserve">层状硅酸盐与云母</w:t>
-      </w:r>
-    </w:p>
-    <w:p>
-      <w:pPr>
-        <w:pStyle w:val="FirstParagraph"/>
-        <w:spacing w:before="160" w:after="80"/>
-        <w:jc w:val="center"/>
-      </w:pPr>
-      <w:r>
-        <w:rPr>
-          <w:rFonts w:ascii="Times New Roman" w:hAnsi="Times New Roman" w:eastAsia="Times New Roman" w:cs="Times New Roman"/>
-        </w:rPr>
-        <w:drawing>
-          <wp:inline>
-            <wp:extent cx="2667000" cy="2731943"/>
-            <wp:effectExtent b="0" l="0" r="0" t="0"/>
-            <wp:docPr descr="" title="" id="48" name="Picture"/>
-            <a:graphic>
-              <a:graphicData uri="http://schemas.openxmlformats.org/drawingml/2006/picture">
-                <pic:pic>
-                  <pic:nvPicPr>
-                    <pic:cNvPr descr="0547a4cb0dafb62ee1f93e9ea5064cfcf662616cf23a40b7c29b532faede98e9.jpg" id="49" name="Picture"/>
-                    <pic:cNvPicPr>
-                      <a:picLocks noChangeArrowheads="1" noChangeAspect="1"/>
-                    </pic:cNvPicPr>
-                  </pic:nvPicPr>
-                  <pic:blipFill>
-                    <a:blip r:embed="rId47"/>
-                    <a:stretch>
-                      <a:fillRect/>
-                    </a:stretch>
-                  </pic:blipFill>
-                  <pic:spPr bwMode="auto">
-                    <a:xfrm>
-                      <a:off x="0" y="0"/>
-                      <a:ext cx="2667000" cy="2731943"/>
-                    </a:xfrm>
-                    <a:prstGeom prst="rect">
-                      <a:avLst/>
-                    </a:prstGeom>
-                    <a:noFill/>
-                    <a:ln w="9525">
-                      <a:noFill/>
-                      <a:headEnd/>
-                      <a:tailEnd/>
-                    </a:ln>
-                  </pic:spPr>
-                </pic:pic>
-              </a:graphicData>
-            </a:graphic>
-          </wp:inline>
-        </w:drawing>
-      </w:r>
-      <w:r>
-        <w:rPr>
-          <w:rFonts w:ascii="Times New Roman" w:hAnsi="Times New Roman" w:eastAsia="Times New Roman" w:cs="Times New Roman"/>
-        </w:rPr>
-        <w:t xml:space="preserve"> </w:t>
-      </w:r>
-      <w:r>
-        <w:rPr>
-          <w:rFonts w:ascii="Times New Roman" w:hAnsi="Times New Roman" w:eastAsia="Times New Roman" w:cs="Times New Roman"/>
-        </w:rPr>
-        <w:t xml:space="preserve">|</w:t>
-      </w:r>
-      <w:r>
-        <w:rPr>
-          <w:rFonts w:ascii="Times New Roman" w:hAnsi="Times New Roman" w:eastAsia="Times New Roman" w:cs="Times New Roman"/>
-        </w:rPr>
-        <w:br/>
-      </w:r>
-      <w:r>
-        <w:rPr>
-          <w:rFonts w:ascii="Times New Roman" w:hAnsi="Times New Roman" w:eastAsia="Times New Roman" w:cs="Times New Roman"/>
-        </w:rPr>
-        <w:t xml:space="preserve">&gt; </w:t>
-      </w:r>
-      <w:r>
-        <w:rPr>
-          <w:rFonts w:hint="eastAsia" w:ascii="Times New Roman" w:hAnsi="Times New Roman" w:eastAsia="FangSong" w:cs="Times New Roman"/>
-        </w:rPr>
-        <w:t xml:space="preserve">图</w:t>
-      </w:r>
-      <w:r>
-        <w:rPr>
-          <w:rFonts w:ascii="Times New Roman" w:hAnsi="Times New Roman" w:eastAsia="Times New Roman" w:cs="Times New Roman"/>
-        </w:rPr>
-        <w:t xml:space="preserve"> </w:t>
-      </w:r>
-      <w:r>
-        <w:rPr>
-          <w:rFonts w:hint="eastAsia" w:ascii="Times New Roman" w:hAnsi="Times New Roman" w:eastAsia="Times New Roman" w:cs="Times New Roman"/>
-        </w:rPr>
-        <w:t>3-9：</w:t>
-      </w:r>
-      <w:r>
-        <w:rPr>
-          <w:rFonts w:hint="eastAsia" w:ascii="Times New Roman" w:hAnsi="Times New Roman" w:eastAsia="FangSong" w:cs="Times New Roman"/>
-        </w:rPr>
-        <w:t>层状硅酸盐的六元环网格与云母</w:t>
-      </w:r>
-      <w:r>
-        <w:rPr>
-          <w:rFonts w:ascii="Times New Roman" w:hAnsi="Times New Roman" w:eastAsia="Times New Roman" w:cs="Times New Roman"/>
-        </w:rPr>
-        <w:t xml:space="preserve"> |</w:t>
-      </w:r>
-    </w:p>
     <w:p>
       <w:pPr>
         <w:pStyle w:val="BodyText"/>
-        <w:spacing w:after="80"/>
+        <w:spacing w:before="120"/>
         <w:ind w:firstLine="420"/>
       </w:pPr>
       <w:r>
@@ -12591,10 +12551,31 @@
         <w:t xml:space="preserve">。</w:t>
       </w:r>
     </w:p>
+    <w:bookmarkEnd w:id="50"/>
+    <w:bookmarkStart w:id="57" w:name="沸石分子筛"/>
+    <w:p>
+      <w:pPr>
+        <w:pStyle w:val="Heading3"/>
+        <w:spacing w:after="120" w:before="280"/>
+      </w:pPr>
+      <w:r>
+        <w:rPr>
+          <w:rFonts w:ascii="Times New Roman" w:hAnsi="Times New Roman" w:eastAsia="Times New Roman" w:cs="Times New Roman"/>
+        </w:rPr>
+        <w:t xml:space="preserve">3.5 </w:t>
+      </w:r>
+      <w:r>
+        <w:rPr>
+          <w:rFonts w:hint="eastAsia" w:ascii="Times New Roman" w:hAnsi="Times New Roman" w:eastAsia="SimHei" w:cs="Times New Roman"/>
+        </w:rPr>
+        <w:t xml:space="preserve">沸石分子筛</w:t>
+      </w:r>
+    </w:p>
     <w:tbl>
       <w:tblPr>
         <w:tblStyle w:val="Table"/>
-        <w:tblW w:type="auto" w:w="0"/>
+        <w:tblW w:type="pct" w:w="5000"/>
+        <w:tblLayout w:type="fixed"/>
         <w:tblLook w:firstRow="1" w:lastRow="0" w:firstColumn="0" w:lastColumn="0" w:noHBand="0" w:noVBand="0" w:val="0020"/>
         <w:jc w:val="center"/>
         <w:tblBorders>
@@ -12615,6 +12596,62 @@
           <w:tblHeader w:val="on"/>
         </w:trPr>
         <w:tc>
+          <w:tcPr>
+            <w:tcBorders>
+              <w:bottom w:val="single" w:sz="6" w:space="0" w:color="333333"/>
+            </w:tcBorders>
+          </w:tcPr>
+          <w:p>
+            <w:pPr>
+              <w:pStyle w:val="Compact"/>
+              <w:jc w:val="center"/>
+            </w:pPr>
+            <w:r>
+              <w:rPr>
+                <w:rFonts w:ascii="Times New Roman" w:hAnsi="Times New Roman" w:eastAsia="Times New Roman" w:cs="Times New Roman"/>
+                <w:b/>
+              </w:rPr>
+              <w:t xml:space="preserve">A </w:t>
+            </w:r>
+            <w:r>
+              <w:rPr>
+                <w:rFonts w:hint="eastAsia" w:ascii="Times New Roman" w:hAnsi="Times New Roman" w:eastAsia="SimHei" w:cs="Times New Roman"/>
+                <w:b/>
+              </w:rPr>
+              <w:t xml:space="preserve">型沸石</w:t>
+            </w:r>
+          </w:p>
+        </w:tc>
+        <w:tc>
+          <w:tcPr>
+            <w:tcBorders>
+              <w:bottom w:val="single" w:sz="6" w:space="0" w:color="333333"/>
+            </w:tcBorders>
+          </w:tcPr>
+          <w:p>
+            <w:pPr>
+              <w:pStyle w:val="Compact"/>
+              <w:jc w:val="center"/>
+            </w:pPr>
+            <w:r>
+              <w:rPr>
+                <w:rFonts w:ascii="Times New Roman" w:hAnsi="Times New Roman" w:eastAsia="Times New Roman" w:cs="Times New Roman"/>
+                <w:b/>
+              </w:rPr>
+              <w:t xml:space="preserve">LTA </w:t>
+            </w:r>
+            <w:r>
+              <w:rPr>
+                <w:rFonts w:hint="eastAsia" w:ascii="Times New Roman" w:hAnsi="Times New Roman" w:eastAsia="SimHei" w:cs="Times New Roman"/>
+                <w:b/>
+              </w:rPr>
+              <w:t xml:space="preserve">分子筛</w:t>
+            </w:r>
+          </w:p>
+        </w:tc>
+      </w:tr>
+      <w:tr>
+        <w:tc>
           <w:tcPr/>
           <w:p>
             <w:pPr>
@@ -12624,16 +12661,47 @@
             <w:r>
               <w:rPr>
                 <w:rFonts w:ascii="Times New Roman" w:hAnsi="Times New Roman" w:eastAsia="Times New Roman" w:cs="Times New Roman"/>
-                <w:b/>
-              </w:rPr>
-              <w:t xml:space="preserve">A </w:t>
-            </w:r>
-            <w:r>
-              <w:rPr>
-                <w:rFonts w:hint="eastAsia" w:ascii="Times New Roman" w:hAnsi="Times New Roman" w:eastAsia="SimHei" w:cs="Times New Roman"/>
-                <w:b/>
-              </w:rPr>
-              <w:t xml:space="preserve">型沸石</w:t>
+              </w:rPr>
+              <w:drawing>
+                <wp:inline>
+                  <wp:extent cx="2381250" cy="1283782"/>
+                  <wp:effectExtent b="0" l="0" r="0" t="0"/>
+                  <wp:docPr descr="" title="" id="52" name="Picture"/>
+                  <a:graphic>
+                    <a:graphicData uri="http://schemas.openxmlformats.org/drawingml/2006/picture">
+                      <pic:pic>
+                        <pic:nvPicPr>
+                          <pic:cNvPr descr="20211d9b1030337618ae6820cb223515015e7850b4fdfa2bb6cf8d894ec827bb.png" id="53" name="Picture"/>
+                          <pic:cNvPicPr>
+                            <a:picLocks noChangeArrowheads="1" noChangeAspect="1"/>
+                          </pic:cNvPicPr>
+                        </pic:nvPicPr>
+                        <pic:blipFill>
+                          <a:blip r:embed="rId51"/>
+                          <a:stretch>
+                            <a:fillRect/>
+                          </a:stretch>
+                        </pic:blipFill>
+                        <pic:spPr bwMode="auto">
+                          <a:xfrm>
+                            <a:off x="0" y="0"/>
+                            <a:ext cx="2381250" cy="1283782"/>
+                          </a:xfrm>
+                          <a:prstGeom prst="rect">
+                            <a:avLst/>
+                          </a:prstGeom>
+                          <a:noFill/>
+                          <a:ln w="9525">
+                            <a:noFill/>
+                            <a:headEnd/>
+                            <a:tailEnd/>
+                          </a:ln>
+                        </pic:spPr>
+                      </pic:pic>
+                    </a:graphicData>
+                  </a:graphic>
+                </wp:inline>
+              </w:drawing>
             </w:r>
           </w:p>
         </w:tc>
@@ -12647,279 +12715,172 @@
             <w:r>
               <w:rPr>
                 <w:rFonts w:ascii="Times New Roman" w:hAnsi="Times New Roman" w:eastAsia="Times New Roman" w:cs="Times New Roman"/>
-                <w:b/>
-              </w:rPr>
-              <w:t xml:space="preserve">LTA </w:t>
-            </w:r>
-            <w:r>
-              <w:rPr>
-                <w:rFonts w:hint="eastAsia" w:ascii="Times New Roman" w:hAnsi="Times New Roman" w:eastAsia="SimHei" w:cs="Times New Roman"/>
-                <w:b/>
-              </w:rPr>
-              <w:t xml:space="preserve">分子筛</w:t>
+              </w:rPr>
+              <w:drawing>
+                <wp:inline>
+                  <wp:extent cx="2381250" cy="2089570"/>
+                  <wp:effectExtent b="0" l="0" r="0" t="0"/>
+                  <wp:docPr descr="" title="" id="55" name="Picture"/>
+                  <a:graphic>
+                    <a:graphicData uri="http://schemas.openxmlformats.org/drawingml/2006/picture">
+                      <pic:pic>
+                        <pic:nvPicPr>
+                          <pic:cNvPr descr="0e57953cd1dea2b31a83e9b724c006675016988c296a65b8ae67819fe263891e.jpg" id="56" name="Picture"/>
+                          <pic:cNvPicPr>
+                            <a:picLocks noChangeArrowheads="1" noChangeAspect="1"/>
+                          </pic:cNvPicPr>
+                        </pic:nvPicPr>
+                        <pic:blipFill>
+                          <a:blip r:embed="rId54"/>
+                          <a:stretch>
+                            <a:fillRect/>
+                          </a:stretch>
+                        </pic:blipFill>
+                        <pic:spPr bwMode="auto">
+                          <a:xfrm>
+                            <a:off x="0" y="0"/>
+                            <a:ext cx="2381250" cy="2089570"/>
+                          </a:xfrm>
+                          <a:prstGeom prst="rect">
+                            <a:avLst/>
+                          </a:prstGeom>
+                          <a:noFill/>
+                          <a:ln w="9525">
+                            <a:noFill/>
+                            <a:headEnd/>
+                            <a:tailEnd/>
+                          </a:ln>
+                        </pic:spPr>
+                      </pic:pic>
+                    </a:graphicData>
+                  </a:graphic>
+                </wp:inline>
+              </w:drawing>
+            </w:r>
+          </w:p>
+        </w:tc>
+      </w:tr>
+      <w:tr>
+        <w:tc>
+          <w:tcPr/>
+          <w:p>
+            <w:pPr>
+              <w:pStyle w:val="Compact"/>
+              <w:jc w:val="center"/>
+            </w:pPr>
+            <w:r>
+              <w:rPr>
+                <w:rFonts w:ascii="Times New Roman" w:hAnsi="Times New Roman" w:eastAsia="Times New Roman" w:cs="Times New Roman"/>
+              </w:rPr>
+              <w:t xml:space="preserve">&gt; </w:t>
+            </w:r>
+            <w:r>
+              <w:rPr>
+                <w:rFonts w:hint="eastAsia" w:ascii="Times New Roman" w:hAnsi="Times New Roman" w:eastAsia="FangSong" w:cs="Times New Roman"/>
+              </w:rPr>
+              <w:t xml:space="preserve">图</w:t>
+            </w:r>
+            <w:r>
+              <w:rPr>
+                <w:rFonts w:ascii="Times New Roman" w:hAnsi="Times New Roman" w:eastAsia="Times New Roman" w:cs="Times New Roman"/>
+              </w:rPr>
+              <w:t xml:space="preserve"> </w:t>
+            </w:r>
+            <w:r>
+              <w:rPr>
+                <w:rFonts w:hint="eastAsia" w:ascii="Times New Roman" w:hAnsi="Times New Roman" w:eastAsia="Times New Roman" w:cs="Times New Roman"/>
+              </w:rPr>
+              <w:t xml:space="preserve">3-10：A</w:t>
+            </w:r>
+            <w:r>
+              <w:rPr>
+                <w:rFonts w:ascii="Times New Roman" w:hAnsi="Times New Roman" w:eastAsia="Times New Roman" w:cs="Times New Roman"/>
+              </w:rPr>
+              <w:t xml:space="preserve"> </w:t>
+            </w:r>
+            <w:r>
+              <w:rPr>
+                <w:rFonts w:hint="eastAsia" w:ascii="Times New Roman" w:hAnsi="Times New Roman" w:eastAsia="FangSong" w:cs="Times New Roman"/>
+              </w:rPr>
+              <w:t xml:space="preserve">型沸石的</w:t>
+            </w:r>
+            <w:r>
+              <w:rPr>
+                <w:rFonts w:ascii="Times New Roman" w:hAnsi="Times New Roman" w:eastAsia="Times New Roman" w:cs="Times New Roman"/>
+              </w:rPr>
+              <w:t xml:space="preserve"> β </w:t>
+            </w:r>
+            <w:r>
+              <w:rPr>
+                <w:rFonts w:hint="eastAsia" w:ascii="Times New Roman" w:hAnsi="Times New Roman" w:eastAsia="FangSong" w:cs="Times New Roman"/>
+              </w:rPr>
+              <w:t xml:space="preserve">笼与</w:t>
+            </w:r>
+            <w:r>
+              <w:rPr>
+                <w:rFonts w:ascii="Times New Roman" w:hAnsi="Times New Roman" w:eastAsia="Times New Roman" w:cs="Times New Roman"/>
+              </w:rPr>
+              <w:t xml:space="preserve"> α </w:t>
+            </w:r>
+            <w:r>
+              <w:rPr>
+                <w:rFonts w:hint="eastAsia" w:ascii="Times New Roman" w:hAnsi="Times New Roman" w:eastAsia="FangSong" w:cs="Times New Roman"/>
+              </w:rPr>
+              <w:t xml:space="preserve">超笼</w:t>
+            </w:r>
+          </w:p>
+        </w:tc>
+        <w:tc>
+          <w:tcPr/>
+          <w:p>
+            <w:pPr>
+              <w:pStyle w:val="Compact"/>
+              <w:jc w:val="center"/>
+            </w:pPr>
+            <w:r>
+              <w:rPr>
+                <w:rFonts w:ascii="Times New Roman" w:hAnsi="Times New Roman" w:eastAsia="Times New Roman" w:cs="Times New Roman"/>
+              </w:rPr>
+              <w:t xml:space="preserve">&gt; </w:t>
+            </w:r>
+            <w:r>
+              <w:rPr>
+                <w:rFonts w:hint="eastAsia" w:ascii="Times New Roman" w:hAnsi="Times New Roman" w:eastAsia="FangSong" w:cs="Times New Roman"/>
+              </w:rPr>
+              <w:t xml:space="preserve">图</w:t>
+            </w:r>
+            <w:r>
+              <w:rPr>
+                <w:rFonts w:ascii="Times New Roman" w:hAnsi="Times New Roman" w:eastAsia="Times New Roman" w:cs="Times New Roman"/>
+              </w:rPr>
+              <w:t xml:space="preserve"> </w:t>
+            </w:r>
+            <w:r>
+              <w:rPr>
+                <w:rFonts w:hint="eastAsia" w:ascii="Times New Roman" w:hAnsi="Times New Roman" w:eastAsia="Times New Roman" w:cs="Times New Roman"/>
+              </w:rPr>
+              <w:t xml:space="preserve">3-11：LTA</w:t>
+            </w:r>
+            <w:r>
+              <w:rPr>
+                <w:rFonts w:ascii="Times New Roman" w:hAnsi="Times New Roman" w:eastAsia="Times New Roman" w:cs="Times New Roman"/>
+              </w:rPr>
+              <w:t xml:space="preserve"> </w:t>
+            </w:r>
+            <w:r>
+              <w:rPr>
+                <w:rFonts w:hint="eastAsia" w:ascii="Times New Roman" w:hAnsi="Times New Roman" w:eastAsia="FangSong" w:cs="Times New Roman"/>
+              </w:rPr>
+              <w:t xml:space="preserve">型分子筛的骨架与超笼孔道</w:t>
             </w:r>
           </w:p>
         </w:tc>
       </w:tr>
     </w:tbl>
-    <w:bookmarkEnd w:id="50"/>
-    <w:bookmarkStart w:id="57" w:name="沸石分子筛"/>
-    <w:p>
-      <w:pPr>
-        <w:pStyle w:val="Heading3"/>
-        <w:spacing w:before="280" w:after="120"/>
-      </w:pPr>
-      <w:r>
-        <w:rPr>
-          <w:rFonts w:ascii="Times New Roman" w:hAnsi="Times New Roman" w:eastAsia="Times New Roman" w:cs="Times New Roman"/>
-        </w:rPr>
-        <w:t xml:space="preserve">3.5 </w:t>
-      </w:r>
-      <w:r>
-        <w:rPr>
-          <w:rFonts w:hint="eastAsia" w:ascii="Times New Roman" w:hAnsi="Times New Roman" w:eastAsia="SimHei" w:cs="Times New Roman"/>
-        </w:rPr>
-        <w:t xml:space="preserve">沸石分子筛</w:t>
-      </w:r>
-    </w:p>
-    <w:p>
-      <w:pPr>
-        <w:pStyle w:val="FirstParagraph"/>
-        <w:spacing w:before="160" w:after="80"/>
-        <w:jc w:val="center"/>
-      </w:pPr>
-      <w:r>
-        <w:rPr>
-          <w:rFonts w:ascii="Times New Roman" w:hAnsi="Times New Roman" w:eastAsia="Times New Roman" w:cs="Times New Roman"/>
-        </w:rPr>
-        <w:drawing>
-          <wp:inline>
-            <wp:extent cx="2381250" cy="1283782"/>
-            <wp:effectExtent b="0" l="0" r="0" t="0"/>
-            <wp:docPr descr="" title="" id="52" name="Picture"/>
-            <a:graphic>
-              <a:graphicData uri="http://schemas.openxmlformats.org/drawingml/2006/picture">
-                <pic:pic>
-                  <pic:nvPicPr>
-                    <pic:cNvPr descr="20211d9b1030337618ae6820cb223515015e7850b4fdfa2bb6cf8d894ec827bb.png" id="53" name="Picture"/>
-                    <pic:cNvPicPr>
-                      <a:picLocks noChangeArrowheads="1" noChangeAspect="1"/>
-                    </pic:cNvPicPr>
-                  </pic:nvPicPr>
-                  <pic:blipFill>
-                    <a:blip r:embed="rId51"/>
-                    <a:stretch>
-                      <a:fillRect/>
-                    </a:stretch>
-                  </pic:blipFill>
-                  <pic:spPr bwMode="auto">
-                    <a:xfrm>
-                      <a:off x="0" y="0"/>
-                      <a:ext cx="2381250" cy="1283782"/>
-                    </a:xfrm>
-                    <a:prstGeom prst="rect">
-                      <a:avLst/>
-                    </a:prstGeom>
-                    <a:noFill/>
-                    <a:ln w="9525">
-                      <a:noFill/>
-                      <a:headEnd/>
-                      <a:tailEnd/>
-                    </a:ln>
-                  </pic:spPr>
-                </pic:pic>
-              </a:graphicData>
-            </a:graphic>
-          </wp:inline>
-        </w:drawing>
-      </w:r>
-      <w:r>
-        <w:rPr>
-          <w:rFonts w:ascii="Times New Roman" w:hAnsi="Times New Roman" w:eastAsia="Times New Roman" w:cs="Times New Roman"/>
-        </w:rPr>
-        <w:t xml:space="preserve"> </w:t>
-      </w:r>
-      <w:r>
-        <w:rPr>
-          <w:rFonts w:ascii="Times New Roman" w:hAnsi="Times New Roman" w:eastAsia="Times New Roman" w:cs="Times New Roman"/>
-        </w:rPr>
-        <w:t xml:space="preserve">|</w:t>
-      </w:r>
-      <w:r>
-        <w:rPr>
-          <w:rFonts w:ascii="Times New Roman" w:hAnsi="Times New Roman" w:eastAsia="Times New Roman" w:cs="Times New Roman"/>
-        </w:rPr>
-        <w:t xml:space="preserve"> </w:t>
-      </w:r>
-      <w:r>
-        <w:rPr>
-          <w:rFonts w:ascii="Times New Roman" w:hAnsi="Times New Roman" w:eastAsia="Times New Roman" w:cs="Times New Roman"/>
-        </w:rPr>
-        <w:drawing>
-          <wp:inline>
-            <wp:extent cx="2381250" cy="2089570"/>
-            <wp:effectExtent b="0" l="0" r="0" t="0"/>
-            <wp:docPr descr="" title="" id="55" name="Picture"/>
-            <a:graphic>
-              <a:graphicData uri="http://schemas.openxmlformats.org/drawingml/2006/picture">
-                <pic:pic>
-                  <pic:nvPicPr>
-                    <pic:cNvPr descr="0e57953cd1dea2b31a83e9b724c006675016988c296a65b8ae67819fe263891e.jpg" id="56" name="Picture"/>
-                    <pic:cNvPicPr>
-                      <a:picLocks noChangeArrowheads="1" noChangeAspect="1"/>
-                    </pic:cNvPicPr>
-                  </pic:nvPicPr>
-                  <pic:blipFill>
-                    <a:blip r:embed="rId54"/>
-                    <a:stretch>
-                      <a:fillRect/>
-                    </a:stretch>
-                  </pic:blipFill>
-                  <pic:spPr bwMode="auto">
-                    <a:xfrm>
-                      <a:off x="0" y="0"/>
-                      <a:ext cx="2381250" cy="2089570"/>
-                    </a:xfrm>
-                    <a:prstGeom prst="rect">
-                      <a:avLst/>
-                    </a:prstGeom>
-                    <a:noFill/>
-                    <a:ln w="9525">
-                      <a:noFill/>
-                      <a:headEnd/>
-                      <a:tailEnd/>
-                    </a:ln>
-                  </pic:spPr>
-                </pic:pic>
-              </a:graphicData>
-            </a:graphic>
-          </wp:inline>
-        </w:drawing>
-      </w:r>
-      <w:r>
-        <w:rPr>
-          <w:rFonts w:ascii="Times New Roman" w:hAnsi="Times New Roman" w:eastAsia="Times New Roman" w:cs="Times New Roman"/>
-        </w:rPr>
-        <w:t xml:space="preserve"> </w:t>
-      </w:r>
-      <w:r>
-        <w:rPr>
-          <w:rFonts w:ascii="Times New Roman" w:hAnsi="Times New Roman" w:eastAsia="Times New Roman" w:cs="Times New Roman"/>
-        </w:rPr>
-        <w:t xml:space="preserve">|</w:t>
-      </w:r>
-      <w:r>
-        <w:rPr>
-          <w:rFonts w:ascii="Times New Roman" w:hAnsi="Times New Roman" w:eastAsia="Times New Roman" w:cs="Times New Roman"/>
-        </w:rPr>
-        <w:br/>
-      </w:r>
-      <w:r>
-        <w:rPr>
-          <w:rFonts w:ascii="Times New Roman" w:hAnsi="Times New Roman" w:eastAsia="Times New Roman" w:cs="Times New Roman"/>
-        </w:rPr>
-        <w:t xml:space="preserve">&gt; </w:t>
-      </w:r>
-      <w:r>
-        <w:rPr>
-          <w:rFonts w:hint="eastAsia" w:ascii="Times New Roman" w:hAnsi="Times New Roman" w:eastAsia="FangSong" w:cs="Times New Roman"/>
-        </w:rPr>
-        <w:t xml:space="preserve">图</w:t>
-      </w:r>
-      <w:r>
-        <w:rPr>
-          <w:rFonts w:ascii="Times New Roman" w:hAnsi="Times New Roman" w:eastAsia="Times New Roman" w:cs="Times New Roman"/>
-        </w:rPr>
-        <w:t xml:space="preserve"> </w:t>
-      </w:r>
-      <w:r>
-        <w:rPr>
-          <w:rFonts w:hint="eastAsia" w:ascii="Times New Roman" w:hAnsi="Times New Roman" w:eastAsia="Times New Roman" w:cs="Times New Roman"/>
-        </w:rPr>
-        <w:t xml:space="preserve">3-10：A</w:t>
-      </w:r>
-      <w:r>
-        <w:rPr>
-          <w:rFonts w:ascii="Times New Roman" w:hAnsi="Times New Roman" w:eastAsia="Times New Roman" w:cs="Times New Roman"/>
-        </w:rPr>
-        <w:t xml:space="preserve"> </w:t>
-      </w:r>
-      <w:r>
-        <w:rPr>
-          <w:rFonts w:hint="eastAsia" w:ascii="Times New Roman" w:hAnsi="Times New Roman" w:eastAsia="FangSong" w:cs="Times New Roman"/>
-        </w:rPr>
-        <w:t xml:space="preserve">型沸石的</w:t>
-      </w:r>
-      <w:r>
-        <w:rPr>
-          <w:rFonts w:ascii="Times New Roman" w:hAnsi="Times New Roman" w:eastAsia="Times New Roman" w:cs="Times New Roman"/>
-        </w:rPr>
-        <w:t xml:space="preserve"> β </w:t>
-      </w:r>
-      <w:r>
-        <w:rPr>
-          <w:rFonts w:hint="eastAsia" w:ascii="Times New Roman" w:hAnsi="Times New Roman" w:eastAsia="FangSong" w:cs="Times New Roman"/>
-        </w:rPr>
-        <w:t xml:space="preserve">笼与</w:t>
-      </w:r>
-      <w:r>
-        <w:rPr>
-          <w:rFonts w:ascii="Times New Roman" w:hAnsi="Times New Roman" w:eastAsia="Times New Roman" w:cs="Times New Roman"/>
-        </w:rPr>
-        <w:t xml:space="preserve"> α </w:t>
-      </w:r>
-      <w:r>
-        <w:rPr>
-          <w:rFonts w:hint="eastAsia" w:ascii="Times New Roman" w:hAnsi="Times New Roman" w:eastAsia="FangSong" w:cs="Times New Roman"/>
-        </w:rPr>
-        <w:t xml:space="preserve">超笼</w:t>
-      </w:r>
-      <w:r>
-        <w:rPr>
-          <w:rFonts w:ascii="Times New Roman" w:hAnsi="Times New Roman" w:eastAsia="Times New Roman" w:cs="Times New Roman"/>
-        </w:rPr>
-        <w:t xml:space="preserve"> | &gt; </w:t>
-      </w:r>
-      <w:r>
-        <w:rPr>
-          <w:rFonts w:hint="eastAsia" w:ascii="Times New Roman" w:hAnsi="Times New Roman" w:eastAsia="FangSong" w:cs="Times New Roman"/>
-        </w:rPr>
-        <w:t xml:space="preserve">图</w:t>
-      </w:r>
-      <w:r>
-        <w:rPr>
-          <w:rFonts w:ascii="Times New Roman" w:hAnsi="Times New Roman" w:eastAsia="Times New Roman" w:cs="Times New Roman"/>
-        </w:rPr>
-        <w:t xml:space="preserve"> </w:t>
-      </w:r>
-      <w:r>
-        <w:rPr>
-          <w:rFonts w:hint="eastAsia" w:ascii="Times New Roman" w:hAnsi="Times New Roman" w:eastAsia="Times New Roman" w:cs="Times New Roman"/>
-        </w:rPr>
-        <w:t xml:space="preserve">3-11：LTA</w:t>
-      </w:r>
-      <w:r>
-        <w:rPr>
-          <w:rFonts w:ascii="Times New Roman" w:hAnsi="Times New Roman" w:eastAsia="Times New Roman" w:cs="Times New Roman"/>
-        </w:rPr>
-        <w:t xml:space="preserve"> </w:t>
-      </w:r>
-      <w:r>
-        <w:rPr>
-          <w:rFonts w:hint="eastAsia" w:ascii="Times New Roman" w:hAnsi="Times New Roman" w:eastAsia="FangSong" w:cs="Times New Roman"/>
-        </w:rPr>
-        <w:t xml:space="preserve">型分子筛的骨架与超笼孔道</w:t>
-      </w:r>
-      <w:r>
-        <w:rPr>
-          <w:rFonts w:ascii="Times New Roman" w:hAnsi="Times New Roman" w:eastAsia="Times New Roman" w:cs="Times New Roman"/>
-        </w:rPr>
-        <w:t xml:space="preserve"> |</w:t>
-      </w:r>
-    </w:p>
     <w:p>
       <w:pPr>
         <w:pStyle w:val="BodyText"/>
+        <w:spacing w:before="120"/>
         <w:ind w:firstLine="420"/>
       </w:pPr>
       <w:r>
@@ -17148,7 +17109,6 @@
     <w:p>
       <w:pPr>
         <w:pStyle w:val="FirstParagraph"/>
-        <w:spacing w:after="80"/>
         <w:ind w:firstLine="420"/>
       </w:pPr>
       <w:r>
@@ -17920,10 +17880,31 @@
         <w:t xml:space="preserve">。</w:t>
       </w:r>
     </w:p>
+    <w:bookmarkEnd w:id="63"/>
+    <w:bookmarkStart w:id="67" w:name="立体化学活性的孤对电子"/>
+    <w:p>
+      <w:pPr>
+        <w:pStyle w:val="Heading3"/>
+        <w:spacing w:after="120" w:before="280"/>
+      </w:pPr>
+      <w:r>
+        <w:rPr>
+          <w:rFonts w:ascii="Times New Roman" w:hAnsi="Times New Roman" w:eastAsia="Times New Roman" w:cs="Times New Roman"/>
+        </w:rPr>
+        <w:t xml:space="preserve">4.6 </w:t>
+      </w:r>
+      <w:r>
+        <w:rPr>
+          <w:rFonts w:hint="eastAsia" w:ascii="Times New Roman" w:hAnsi="Times New Roman" w:eastAsia="SimHei" w:cs="Times New Roman"/>
+        </w:rPr>
+        <w:t xml:space="preserve">立体化学活性的孤对电子</w:t>
+      </w:r>
+    </w:p>
     <w:tbl>
       <w:tblPr>
         <w:tblStyle w:val="Table"/>
-        <w:tblW w:type="auto" w:w="0"/>
+        <w:tblW w:type="pct" w:w="5000"/>
+        <w:tblLayout w:type="fixed"/>
         <w:tblLook w:firstRow="1" w:lastRow="0" w:firstColumn="0" w:lastColumn="0" w:noHBand="0" w:noVBand="0" w:val="0020"/>
         <w:jc w:val="center"/>
         <w:tblBorders>
@@ -17943,6 +17924,28 @@
           <w:tblHeader w:val="on"/>
         </w:trPr>
         <w:tc>
+          <w:tcPr>
+            <w:tcBorders>
+              <w:bottom w:val="single" w:sz="6" w:space="0" w:color="333333"/>
+            </w:tcBorders>
+          </w:tcPr>
+          <w:p>
+            <w:pPr>
+              <w:pStyle w:val="Compact"/>
+              <w:jc w:val="center"/>
+            </w:pPr>
+            <w:r>
+              <w:rPr>
+                <w:rFonts w:ascii="Times New Roman" w:hAnsi="Times New Roman" w:eastAsia="Times New Roman" w:cs="Times New Roman"/>
+                <w:b/>
+              </w:rPr>
+              <w:t xml:space="preserve">SnO / PbO</w:t>
+            </w:r>
+          </w:p>
+        </w:tc>
+      </w:tr>
+      <w:tr>
+        <w:tc>
           <w:tcPr/>
           <w:p>
             <w:pPr>
@@ -17952,161 +17955,115 @@
             <w:r>
               <w:rPr>
                 <w:rFonts w:ascii="Times New Roman" w:hAnsi="Times New Roman" w:eastAsia="Times New Roman" w:cs="Times New Roman"/>
-                <w:b/>
-              </w:rPr>
-              <w:t xml:space="preserve">SnO / PbO</w:t>
+              </w:rPr>
+              <w:drawing>
+                <wp:inline>
+                  <wp:extent cx="2667000" cy="1470393"/>
+                  <wp:effectExtent b="0" l="0" r="0" t="0"/>
+                  <wp:docPr descr="" title="" id="65" name="Picture"/>
+                  <a:graphic>
+                    <a:graphicData uri="http://schemas.openxmlformats.org/drawingml/2006/picture">
+                      <pic:pic>
+                        <pic:nvPicPr>
+                          <pic:cNvPr descr="a8bdc74df3f8d4fe27290dff2bcae7e804fa7d72310271e30afecac16b7d4b10.png" id="66" name="Picture"/>
+                          <pic:cNvPicPr>
+                            <a:picLocks noChangeArrowheads="1" noChangeAspect="1"/>
+                          </pic:cNvPicPr>
+                        </pic:nvPicPr>
+                        <pic:blipFill>
+                          <a:blip r:embed="rId64"/>
+                          <a:stretch>
+                            <a:fillRect/>
+                          </a:stretch>
+                        </pic:blipFill>
+                        <pic:spPr bwMode="auto">
+                          <a:xfrm>
+                            <a:off x="0" y="0"/>
+                            <a:ext cx="2667000" cy="1470393"/>
+                          </a:xfrm>
+                          <a:prstGeom prst="rect">
+                            <a:avLst/>
+                          </a:prstGeom>
+                          <a:noFill/>
+                          <a:ln w="9525">
+                            <a:noFill/>
+                            <a:headEnd/>
+                            <a:tailEnd/>
+                          </a:ln>
+                        </pic:spPr>
+                      </pic:pic>
+                    </a:graphicData>
+                  </a:graphic>
+                </wp:inline>
+              </w:drawing>
+            </w:r>
+          </w:p>
+        </w:tc>
+      </w:tr>
+      <w:tr>
+        <w:tc>
+          <w:tcPr/>
+          <w:p>
+            <w:pPr>
+              <w:pStyle w:val="Compact"/>
+              <w:jc w:val="center"/>
+            </w:pPr>
+            <w:r>
+              <w:rPr>
+                <w:rFonts w:ascii="Times New Roman" w:hAnsi="Times New Roman" w:eastAsia="Times New Roman" w:cs="Times New Roman"/>
+              </w:rPr>
+              <w:t xml:space="preserve">&gt; </w:t>
+            </w:r>
+            <w:r>
+              <w:rPr>
+                <w:rFonts w:hint="eastAsia" w:ascii="Times New Roman" w:hAnsi="Times New Roman" w:eastAsia="FangSong" w:cs="Times New Roman"/>
+              </w:rPr>
+              <w:t xml:space="preserve">图</w:t>
+            </w:r>
+            <w:r>
+              <w:rPr>
+                <w:rFonts w:ascii="Times New Roman" w:hAnsi="Times New Roman" w:eastAsia="Times New Roman" w:cs="Times New Roman"/>
+              </w:rPr>
+              <w:t xml:space="preserve"> </w:t>
+            </w:r>
+            <w:r>
+              <w:rPr>
+                <w:rFonts w:hint="eastAsia" w:ascii="Times New Roman" w:hAnsi="Times New Roman" w:eastAsia="Times New Roman" w:cs="Times New Roman"/>
+              </w:rPr>
+              <w:t xml:space="preserve">3-12：SnO</w:t>
+            </w:r>
+            <w:r>
+              <w:rPr>
+                <w:rFonts w:ascii="Times New Roman" w:hAnsi="Times New Roman" w:eastAsia="Times New Roman" w:cs="Times New Roman"/>
+              </w:rPr>
+              <w:t xml:space="preserve"> </w:t>
+            </w:r>
+            <w:r>
+              <w:rPr>
+                <w:rFonts w:hint="eastAsia" w:ascii="Times New Roman" w:hAnsi="Times New Roman" w:eastAsia="FangSong" w:cs="Times New Roman"/>
+              </w:rPr>
+              <w:t xml:space="preserve">与</w:t>
+            </w:r>
+            <w:r>
+              <w:rPr>
+                <w:rFonts w:ascii="Times New Roman" w:hAnsi="Times New Roman" w:eastAsia="Times New Roman" w:cs="Times New Roman"/>
+              </w:rPr>
+              <w:t xml:space="preserve"> PbO </w:t>
+            </w:r>
+            <w:r>
+              <w:rPr>
+                <w:rFonts w:hint="eastAsia" w:ascii="Times New Roman" w:hAnsi="Times New Roman" w:eastAsia="FangSong" w:cs="Times New Roman"/>
+              </w:rPr>
+              <w:t xml:space="preserve">中的立体活性孤对电子</w:t>
             </w:r>
           </w:p>
         </w:tc>
       </w:tr>
     </w:tbl>
-    <w:bookmarkEnd w:id="63"/>
-    <w:bookmarkStart w:id="67" w:name="立体化学活性的孤对电子"/>
-    <w:p>
-      <w:pPr>
-        <w:pStyle w:val="Heading3"/>
-        <w:spacing w:before="280" w:after="120"/>
-      </w:pPr>
-      <w:r>
-        <w:rPr>
-          <w:rFonts w:ascii="Times New Roman" w:hAnsi="Times New Roman" w:eastAsia="Times New Roman" w:cs="Times New Roman"/>
-        </w:rPr>
-        <w:t xml:space="preserve">4.6 </w:t>
-      </w:r>
-      <w:r>
-        <w:rPr>
-          <w:rFonts w:hint="eastAsia" w:ascii="Times New Roman" w:hAnsi="Times New Roman" w:eastAsia="SimHei" w:cs="Times New Roman"/>
-        </w:rPr>
-        <w:t xml:space="preserve">立体化学活性的孤对电子</w:t>
-      </w:r>
-    </w:p>
-    <w:p>
-      <w:pPr>
-        <w:pStyle w:val="FirstParagraph"/>
-        <w:spacing w:before="160" w:after="80"/>
-        <w:jc w:val="center"/>
-      </w:pPr>
-      <w:r>
-        <w:rPr>
-          <w:rFonts w:ascii="Times New Roman" w:hAnsi="Times New Roman" w:eastAsia="Times New Roman" w:cs="Times New Roman"/>
-        </w:rPr>
-        <w:drawing>
-          <wp:inline>
-            <wp:extent cx="2667000" cy="1470393"/>
-            <wp:effectExtent b="0" l="0" r="0" t="0"/>
-            <wp:docPr descr="" title="" id="65" name="Picture"/>
-            <a:graphic>
-              <a:graphicData uri="http://schemas.openxmlformats.org/drawingml/2006/picture">
-                <pic:pic>
-                  <pic:nvPicPr>
-                    <pic:cNvPr descr="a8bdc74df3f8d4fe27290dff2bcae7e804fa7d72310271e30afecac16b7d4b10.png" id="66" name="Picture"/>
-                    <pic:cNvPicPr>
-                      <a:picLocks noChangeArrowheads="1" noChangeAspect="1"/>
-                    </pic:cNvPicPr>
-                  </pic:nvPicPr>
-                  <pic:blipFill>
-                    <a:blip r:embed="rId64"/>
-                    <a:stretch>
-                      <a:fillRect/>
-                    </a:stretch>
-                  </pic:blipFill>
-                  <pic:spPr bwMode="auto">
-                    <a:xfrm>
-                      <a:off x="0" y="0"/>
-                      <a:ext cx="2667000" cy="1470393"/>
-                    </a:xfrm>
-                    <a:prstGeom prst="rect">
-                      <a:avLst/>
-                    </a:prstGeom>
-                    <a:noFill/>
-                    <a:ln w="9525">
-                      <a:noFill/>
-                      <a:headEnd/>
-                      <a:tailEnd/>
-                    </a:ln>
-                  </pic:spPr>
-                </pic:pic>
-              </a:graphicData>
-            </a:graphic>
-          </wp:inline>
-        </w:drawing>
-      </w:r>
-      <w:r>
-        <w:rPr>
-          <w:rFonts w:ascii="Times New Roman" w:hAnsi="Times New Roman" w:eastAsia="Times New Roman" w:cs="Times New Roman"/>
-        </w:rPr>
-        <w:t xml:space="preserve"> </w:t>
-      </w:r>
-      <w:r>
-        <w:rPr>
-          <w:rFonts w:ascii="Times New Roman" w:hAnsi="Times New Roman" w:eastAsia="Times New Roman" w:cs="Times New Roman"/>
-        </w:rPr>
-        <w:t xml:space="preserve">|</w:t>
-      </w:r>
-      <w:r>
-        <w:rPr>
-          <w:rFonts w:ascii="Times New Roman" w:hAnsi="Times New Roman" w:eastAsia="Times New Roman" w:cs="Times New Roman"/>
-        </w:rPr>
-        <w:br/>
-      </w:r>
-      <w:r>
-        <w:rPr>
-          <w:rFonts w:ascii="Times New Roman" w:hAnsi="Times New Roman" w:eastAsia="Times New Roman" w:cs="Times New Roman"/>
-        </w:rPr>
-        <w:t xml:space="preserve">&gt; </w:t>
-      </w:r>
-      <w:r>
-        <w:rPr>
-          <w:rFonts w:hint="eastAsia" w:ascii="Times New Roman" w:hAnsi="Times New Roman" w:eastAsia="FangSong" w:cs="Times New Roman"/>
-        </w:rPr>
-        <w:t xml:space="preserve">图</w:t>
-      </w:r>
-      <w:r>
-        <w:rPr>
-          <w:rFonts w:ascii="Times New Roman" w:hAnsi="Times New Roman" w:eastAsia="Times New Roman" w:cs="Times New Roman"/>
-        </w:rPr>
-        <w:t xml:space="preserve"> </w:t>
-      </w:r>
-      <w:r>
-        <w:rPr>
-          <w:rFonts w:hint="eastAsia" w:ascii="Times New Roman" w:hAnsi="Times New Roman" w:eastAsia="Times New Roman" w:cs="Times New Roman"/>
-        </w:rPr>
-        <w:t xml:space="preserve">3-12：SnO</w:t>
-      </w:r>
-      <w:r>
-        <w:rPr>
-          <w:rFonts w:ascii="Times New Roman" w:hAnsi="Times New Roman" w:eastAsia="Times New Roman" w:cs="Times New Roman"/>
-        </w:rPr>
-        <w:t xml:space="preserve"> </w:t>
-      </w:r>
-      <w:r>
-        <w:rPr>
-          <w:rFonts w:hint="eastAsia" w:ascii="Times New Roman" w:hAnsi="Times New Roman" w:eastAsia="FangSong" w:cs="Times New Roman"/>
-        </w:rPr>
-        <w:t xml:space="preserve">与</w:t>
-      </w:r>
-      <w:r>
-        <w:rPr>
-          <w:rFonts w:ascii="Times New Roman" w:hAnsi="Times New Roman" w:eastAsia="Times New Roman" w:cs="Times New Roman"/>
-        </w:rPr>
-        <w:t xml:space="preserve"> PbO </w:t>
-      </w:r>
-      <w:r>
-        <w:rPr>
-          <w:rFonts w:hint="eastAsia" w:ascii="Times New Roman" w:hAnsi="Times New Roman" w:eastAsia="FangSong" w:cs="Times New Roman"/>
-        </w:rPr>
-        <w:t xml:space="preserve">中的立体活性孤对电子</w:t>
-      </w:r>
-      <w:r>
-        <w:rPr>
-          <w:rFonts w:ascii="Times New Roman" w:hAnsi="Times New Roman" w:eastAsia="Times New Roman" w:cs="Times New Roman"/>
-        </w:rPr>
-        <w:t xml:space="preserve"> |</w:t>
-      </w:r>
-    </w:p>
     <w:p>
       <w:pPr>
         <w:pStyle w:val="BodyText"/>
+        <w:spacing w:before="120"/>
         <w:ind w:firstLine="420"/>
       </w:pPr>
       <w:r>
@@ -26949,7 +26906,6 @@
     <w:p>
       <w:pPr>
         <w:pStyle w:val="BodyText"/>
-        <w:spacing w:after="80"/>
         <w:ind w:firstLine="420"/>
       </w:pPr>
       <w:r>
@@ -27189,12 +27145,58 @@
           <w:rFonts w:hint="eastAsia" w:ascii="Times New Roman" w:hAnsi="Times New Roman" w:eastAsia="Times New Roman" w:cs="Times New Roman"/>
         </w:rPr>
         <w:t>。</w:t>
+      </w:r>
+    </w:p>
+    <w:bookmarkEnd w:id="71"/>
+    <w:bookmarkStart w:id="75" w:name="单质硼的-b₁₂-二十面体"/>
+    <w:p>
+      <w:pPr>
+        <w:pStyle w:val="Heading3"/>
+        <w:spacing w:after="120" w:before="280"/>
+      </w:pPr>
+      <w:r>
+        <w:rPr>
+          <w:rFonts w:ascii="Times New Roman" w:hAnsi="Times New Roman" w:eastAsia="Times New Roman" w:cs="Times New Roman"/>
+        </w:rPr>
+        <w:t xml:space="preserve">5.2 </w:t>
+      </w:r>
+      <w:r>
+        <w:rPr>
+          <w:rFonts w:hint="eastAsia" w:ascii="Times New Roman" w:hAnsi="Times New Roman" w:eastAsia="SimHei" w:cs="Times New Roman"/>
+        </w:rPr>
+        <w:t xml:space="preserve">单质硼的</w:t>
+      </w:r>
+      <w:r>
+        <w:rPr>
+          <w:rFonts w:ascii="Times New Roman" w:hAnsi="Times New Roman" w:eastAsia="Times New Roman" w:cs="Times New Roman"/>
+        </w:rPr>
+        <w:t xml:space="preserve"> B</w:t>
+      </w:r>
+      <w:r>
+        <w:rPr>
+          <w:rFonts w:ascii="Times New Roman" w:hAnsi="Times New Roman" w:eastAsia="Times New Roman" w:cs="Times New Roman"/>
+          <w:vertAlign w:val="subscript"/>
+        </w:rPr>
+        <w:t>12</w:t>
+      </w:r>
+      <w:r>
+        <w:rPr>
+          <w:rFonts w:ascii="Times New Roman" w:hAnsi="Times New Roman" w:eastAsia="Times New Roman" w:cs="Times New Roman"/>
+        </w:rPr>
+        <w:t xml:space="preserve"> </w:t>
+      </w:r>
+      <w:r>
+        <w:rPr>
+          <w:rFonts w:hint="eastAsia" w:ascii="Times New Roman" w:hAnsi="Times New Roman" w:eastAsia="SimHei" w:cs="Times New Roman"/>
+        </w:rPr>
+        <w:t xml:space="preserve">二十面体</w:t>
       </w:r>
     </w:p>
     <w:tbl>
       <w:tblPr>
         <w:tblStyle w:val="Table"/>
-        <w:tblW w:type="auto" w:w="0"/>
+        <w:tblW w:type="pct" w:w="5000"/>
+        <w:tblLayout w:type="fixed"/>
         <w:tblLook w:firstRow="1" w:lastRow="0" w:firstColumn="0" w:lastColumn="0" w:noHBand="0" w:noVBand="0" w:val="0020"/>
         <w:jc w:val="center"/>
         <w:tblBorders>
@@ -27214,6 +27216,50 @@
           <w:tblHeader w:val="on"/>
         </w:trPr>
         <w:tc>
+          <w:tcPr>
+            <w:tcBorders>
+              <w:bottom w:val="single" w:sz="6" w:space="0" w:color="333333"/>
+            </w:tcBorders>
+          </w:tcPr>
+          <w:p>
+            <w:pPr>
+              <w:pStyle w:val="Compact"/>
+              <w:jc w:val="center"/>
+            </w:pPr>
+            <w:r>
+              <w:rPr>
+                <w:rFonts w:ascii="Times New Roman" w:hAnsi="Times New Roman" w:eastAsia="Times New Roman" w:cs="Times New Roman"/>
+                <w:b/>
+              </w:rPr>
+              <w:t>B</w:t>
+            </w:r>
+            <w:r>
+              <w:rPr>
+                <w:rFonts w:ascii="Times New Roman" w:hAnsi="Times New Roman" w:eastAsia="Times New Roman" w:cs="Times New Roman"/>
+                <w:b/>
+                <w:vertAlign w:val="subscript"/>
+              </w:rPr>
+              <w:t>12</w:t>
+            </w:r>
+            <w:r>
+              <w:rPr>
+                <w:rFonts w:ascii="Times New Roman" w:hAnsi="Times New Roman" w:eastAsia="Times New Roman" w:cs="Times New Roman"/>
+                <w:b/>
+              </w:rPr>
+              <w:t xml:space="preserve"> </w:t>
+            </w:r>
+            <w:r>
+              <w:rPr>
+                <w:rFonts w:hint="eastAsia" w:ascii="Times New Roman" w:hAnsi="Times New Roman" w:eastAsia="SimHei" w:cs="Times New Roman"/>
+                <w:b/>
+              </w:rPr>
+              <w:t xml:space="preserve">二十面体</w:t>
+            </w:r>
+          </w:p>
+        </w:tc>
+      </w:tr>
+      <w:tr>
+        <w:tc>
           <w:tcPr/>
           <w:p>
             <w:pPr>
@@ -27223,14 +27269,98 @@
             <w:r>
               <w:rPr>
                 <w:rFonts w:ascii="Times New Roman" w:hAnsi="Times New Roman" w:eastAsia="Times New Roman" w:cs="Times New Roman"/>
-                <w:b/>
-              </w:rPr>
-              <w:t>B</w:t>
-            </w:r>
+              </w:rPr>
+              <w:drawing>
+                <wp:inline>
+                  <wp:extent cx="2667000" cy="2894670"/>
+                  <wp:effectExtent b="0" l="0" r="0" t="0"/>
+                  <wp:docPr descr="" title="" id="73" name="Picture"/>
+                  <a:graphic>
+                    <a:graphicData uri="http://schemas.openxmlformats.org/drawingml/2006/picture">
+                      <pic:pic>
+                        <pic:nvPicPr>
+                          <pic:cNvPr descr="873cbe75eb3febf36d01f2dec2ee98bdf5d4ec3a688469ba12e1355be002ec44.jpg" id="74" name="Picture"/>
+                          <pic:cNvPicPr>
+                            <a:picLocks noChangeArrowheads="1" noChangeAspect="1"/>
+                          </pic:cNvPicPr>
+                        </pic:nvPicPr>
+                        <pic:blipFill>
+                          <a:blip r:embed="rId72"/>
+                          <a:stretch>
+                            <a:fillRect/>
+                          </a:stretch>
+                        </pic:blipFill>
+                        <pic:spPr bwMode="auto">
+                          <a:xfrm>
+                            <a:off x="0" y="0"/>
+                            <a:ext cx="2667000" cy="2894670"/>
+                          </a:xfrm>
+                          <a:prstGeom prst="rect">
+                            <a:avLst/>
+                          </a:prstGeom>
+                          <a:noFill/>
+                          <a:ln w="9525">
+                            <a:noFill/>
+                            <a:headEnd/>
+                            <a:tailEnd/>
+                          </a:ln>
+                        </pic:spPr>
+                      </pic:pic>
+                    </a:graphicData>
+                  </a:graphic>
+                </wp:inline>
+              </w:drawing>
+            </w:r>
+          </w:p>
+        </w:tc>
+      </w:tr>
+      <w:tr>
+        <w:tc>
+          <w:tcPr/>
+          <w:p>
+            <w:pPr>
+              <w:pStyle w:val="Compact"/>
+              <w:jc w:val="center"/>
+            </w:pPr>
             <w:r>
               <w:rPr>
                 <w:rFonts w:ascii="Times New Roman" w:hAnsi="Times New Roman" w:eastAsia="Times New Roman" w:cs="Times New Roman"/>
-                <w:b/>
+              </w:rPr>
+              <w:t xml:space="preserve">&gt; </w:t>
+            </w:r>
+            <w:r>
+              <w:rPr>
+                <w:rFonts w:hint="eastAsia" w:ascii="Times New Roman" w:hAnsi="Times New Roman" w:eastAsia="FangSong" w:cs="Times New Roman"/>
+              </w:rPr>
+              <w:t xml:space="preserve">图</w:t>
+            </w:r>
+            <w:r>
+              <w:rPr>
+                <w:rFonts w:ascii="Times New Roman" w:hAnsi="Times New Roman" w:eastAsia="Times New Roman" w:cs="Times New Roman"/>
+              </w:rPr>
+              <w:t xml:space="preserve"> </w:t>
+            </w:r>
+            <w:r>
+              <w:rPr>
+                <w:rFonts w:hint="eastAsia" w:ascii="Times New Roman" w:hAnsi="Times New Roman" w:eastAsia="Times New Roman" w:cs="Times New Roman"/>
+              </w:rPr>
+              <w:t>3-13：</w:t>
+            </w:r>
+            <w:r>
+              <w:rPr>
+                <w:rFonts w:hint="eastAsia" w:ascii="Times New Roman" w:hAnsi="Times New Roman" w:eastAsia="FangSong" w:cs="Times New Roman"/>
+              </w:rPr>
+              <w:t>单质硼的</w:t>
+            </w:r>
+            <w:r>
+              <w:rPr>
+                <w:rFonts w:ascii="Times New Roman" w:hAnsi="Times New Roman" w:eastAsia="Times New Roman" w:cs="Times New Roman"/>
+              </w:rPr>
+              <w:t xml:space="preserve"> B</w:t>
+            </w:r>
+            <w:r>
+              <w:rPr>
+                <w:rFonts w:ascii="Times New Roman" w:hAnsi="Times New Roman" w:eastAsia="Times New Roman" w:cs="Times New Roman"/>
                 <w:vertAlign w:val="subscript"/>
               </w:rPr>
               <w:t>12</w:t>
@@ -27238,14 +27368,12 @@
             <w:r>
               <w:rPr>
                 <w:rFonts w:ascii="Times New Roman" w:hAnsi="Times New Roman" w:eastAsia="Times New Roman" w:cs="Times New Roman"/>
-                <w:b/>
               </w:rPr>
               <w:t xml:space="preserve"> </w:t>
             </w:r>
             <w:r>
               <w:rPr>
-                <w:rFonts w:hint="eastAsia" w:ascii="Times New Roman" w:hAnsi="Times New Roman" w:eastAsia="SimHei" w:cs="Times New Roman"/>
-                <w:b/>
+                <w:rFonts w:hint="eastAsia" w:ascii="Times New Roman" w:hAnsi="Times New Roman" w:eastAsia="FangSong" w:cs="Times New Roman"/>
               </w:rPr>
               <w:t xml:space="preserve">二十面体</w:t>
             </w:r>
@@ -27253,186 +27381,10 @@
         </w:tc>
       </w:tr>
     </w:tbl>
-    <w:bookmarkEnd w:id="71"/>
-    <w:bookmarkStart w:id="75" w:name="单质硼的-b₁₂-二十面体"/>
-    <w:p>
-      <w:pPr>
-        <w:pStyle w:val="Heading3"/>
-        <w:spacing w:before="280" w:after="120"/>
-      </w:pPr>
-      <w:r>
-        <w:rPr>
-          <w:rFonts w:ascii="Times New Roman" w:hAnsi="Times New Roman" w:eastAsia="Times New Roman" w:cs="Times New Roman"/>
-        </w:rPr>
-        <w:t xml:space="preserve">5.2 </w:t>
-      </w:r>
-      <w:r>
-        <w:rPr>
-          <w:rFonts w:hint="eastAsia" w:ascii="Times New Roman" w:hAnsi="Times New Roman" w:eastAsia="SimHei" w:cs="Times New Roman"/>
-        </w:rPr>
-        <w:t xml:space="preserve">单质硼的</w:t>
-      </w:r>
-      <w:r>
-        <w:rPr>
-          <w:rFonts w:ascii="Times New Roman" w:hAnsi="Times New Roman" w:eastAsia="Times New Roman" w:cs="Times New Roman"/>
-        </w:rPr>
-        <w:t xml:space="preserve"> B</w:t>
-      </w:r>
-      <w:r>
-        <w:rPr>
-          <w:rFonts w:ascii="Times New Roman" w:hAnsi="Times New Roman" w:eastAsia="Times New Roman" w:cs="Times New Roman"/>
-          <w:vertAlign w:val="subscript"/>
-        </w:rPr>
-        <w:t>12</w:t>
-      </w:r>
-      <w:r>
-        <w:rPr>
-          <w:rFonts w:ascii="Times New Roman" w:hAnsi="Times New Roman" w:eastAsia="Times New Roman" w:cs="Times New Roman"/>
-        </w:rPr>
-        <w:t xml:space="preserve"> </w:t>
-      </w:r>
-      <w:r>
-        <w:rPr>
-          <w:rFonts w:hint="eastAsia" w:ascii="Times New Roman" w:hAnsi="Times New Roman" w:eastAsia="SimHei" w:cs="Times New Roman"/>
-        </w:rPr>
-        <w:t xml:space="preserve">二十面体</w:t>
-      </w:r>
-    </w:p>
-    <w:p>
-      <w:pPr>
-        <w:pStyle w:val="FirstParagraph"/>
-        <w:spacing w:before="160" w:after="80"/>
-        <w:jc w:val="center"/>
-      </w:pPr>
-      <w:r>
-        <w:rPr>
-          <w:rFonts w:ascii="Times New Roman" w:hAnsi="Times New Roman" w:eastAsia="Times New Roman" w:cs="Times New Roman"/>
-        </w:rPr>
-        <w:drawing>
-          <wp:inline>
-            <wp:extent cx="2667000" cy="2894670"/>
-            <wp:effectExtent b="0" l="0" r="0" t="0"/>
-            <wp:docPr descr="" title="" id="73" name="Picture"/>
-            <a:graphic>
-              <a:graphicData uri="http://schemas.openxmlformats.org/drawingml/2006/picture">
-                <pic:pic>
-                  <pic:nvPicPr>
-                    <pic:cNvPr descr="873cbe75eb3febf36d01f2dec2ee98bdf5d4ec3a688469ba12e1355be002ec44.jpg" id="74" name="Picture"/>
-                    <pic:cNvPicPr>
-                      <a:picLocks noChangeArrowheads="1" noChangeAspect="1"/>
-                    </pic:cNvPicPr>
-                  </pic:nvPicPr>
-                  <pic:blipFill>
-                    <a:blip r:embed="rId72"/>
-                    <a:stretch>
-                      <a:fillRect/>
-                    </a:stretch>
-                  </pic:blipFill>
-                  <pic:spPr bwMode="auto">
-                    <a:xfrm>
-                      <a:off x="0" y="0"/>
-                      <a:ext cx="2667000" cy="2894670"/>
-                    </a:xfrm>
-                    <a:prstGeom prst="rect">
-                      <a:avLst/>
-                    </a:prstGeom>
-                    <a:noFill/>
-                    <a:ln w="9525">
-                      <a:noFill/>
-                      <a:headEnd/>
-                      <a:tailEnd/>
-                    </a:ln>
-                  </pic:spPr>
-                </pic:pic>
-              </a:graphicData>
-            </a:graphic>
-          </wp:inline>
-        </w:drawing>
-      </w:r>
-      <w:r>
-        <w:rPr>
-          <w:rFonts w:ascii="Times New Roman" w:hAnsi="Times New Roman" w:eastAsia="Times New Roman" w:cs="Times New Roman"/>
-        </w:rPr>
-        <w:t xml:space="preserve"> </w:t>
-      </w:r>
-      <w:r>
-        <w:rPr>
-          <w:rFonts w:ascii="Times New Roman" w:hAnsi="Times New Roman" w:eastAsia="Times New Roman" w:cs="Times New Roman"/>
-        </w:rPr>
-        <w:t xml:space="preserve">|</w:t>
-      </w:r>
-      <w:r>
-        <w:rPr>
-          <w:rFonts w:ascii="Times New Roman" w:hAnsi="Times New Roman" w:eastAsia="Times New Roman" w:cs="Times New Roman"/>
-        </w:rPr>
-        <w:br/>
-      </w:r>
-      <w:r>
-        <w:rPr>
-          <w:rFonts w:ascii="Times New Roman" w:hAnsi="Times New Roman" w:eastAsia="Times New Roman" w:cs="Times New Roman"/>
-        </w:rPr>
-        <w:t xml:space="preserve">&gt; </w:t>
-      </w:r>
-      <w:r>
-        <w:rPr>
-          <w:rFonts w:hint="eastAsia" w:ascii="Times New Roman" w:hAnsi="Times New Roman" w:eastAsia="FangSong" w:cs="Times New Roman"/>
-        </w:rPr>
-        <w:t xml:space="preserve">图</w:t>
-      </w:r>
-      <w:r>
-        <w:rPr>
-          <w:rFonts w:ascii="Times New Roman" w:hAnsi="Times New Roman" w:eastAsia="Times New Roman" w:cs="Times New Roman"/>
-        </w:rPr>
-        <w:t xml:space="preserve"> </w:t>
-      </w:r>
-      <w:r>
-        <w:rPr>
-          <w:rFonts w:hint="eastAsia" w:ascii="Times New Roman" w:hAnsi="Times New Roman" w:eastAsia="Times New Roman" w:cs="Times New Roman"/>
-        </w:rPr>
-        <w:t>3-13：</w:t>
-      </w:r>
-      <w:r>
-        <w:rPr>
-          <w:rFonts w:hint="eastAsia" w:ascii="Times New Roman" w:hAnsi="Times New Roman" w:eastAsia="FangSong" w:cs="Times New Roman"/>
-        </w:rPr>
-        <w:t>单质硼的</w:t>
-      </w:r>
-      <w:r>
-        <w:rPr>
-          <w:rFonts w:ascii="Times New Roman" w:hAnsi="Times New Roman" w:eastAsia="Times New Roman" w:cs="Times New Roman"/>
-        </w:rPr>
-        <w:t xml:space="preserve"> B</w:t>
-      </w:r>
-      <w:r>
-        <w:rPr>
-          <w:rFonts w:ascii="Times New Roman" w:hAnsi="Times New Roman" w:eastAsia="Times New Roman" w:cs="Times New Roman"/>
-          <w:vertAlign w:val="subscript"/>
-        </w:rPr>
-        <w:t>12</w:t>
-      </w:r>
-      <w:r>
-        <w:rPr>
-          <w:rFonts w:ascii="Times New Roman" w:hAnsi="Times New Roman" w:eastAsia="Times New Roman" w:cs="Times New Roman"/>
-        </w:rPr>
-        <w:t xml:space="preserve"> </w:t>
-      </w:r>
-      <w:r>
-        <w:rPr>
-          <w:rFonts w:hint="eastAsia" w:ascii="Times New Roman" w:hAnsi="Times New Roman" w:eastAsia="FangSong" w:cs="Times New Roman"/>
-        </w:rPr>
-        <w:t xml:space="preserve">二十面体</w:t>
-      </w:r>
-      <w:r>
-        <w:rPr>
-          <w:rFonts w:ascii="Times New Roman" w:hAnsi="Times New Roman" w:eastAsia="Times New Roman" w:cs="Times New Roman"/>
-        </w:rPr>
-        <w:t xml:space="preserve"> |</w:t>
-      </w:r>
-    </w:p>
     <w:p>
       <w:pPr>
         <w:pStyle w:val="BodyText"/>
-        <w:spacing w:after="80"/>
+        <w:spacing w:before="120"/>
         <w:ind w:firstLine="420"/>
       </w:pPr>
       <w:r>
@@ -27677,10 +27629,31 @@
         <w:t>）。</w:t>
       </w:r>
     </w:p>
+    <w:bookmarkEnd w:id="75"/>
+    <w:bookmarkStart w:id="82" w:name="乙硼烷的三中心两电子桥键"/>
+    <w:p>
+      <w:pPr>
+        <w:pStyle w:val="Heading3"/>
+        <w:spacing w:after="120" w:before="280"/>
+      </w:pPr>
+      <w:r>
+        <w:rPr>
+          <w:rFonts w:ascii="Times New Roman" w:hAnsi="Times New Roman" w:eastAsia="Times New Roman" w:cs="Times New Roman"/>
+        </w:rPr>
+        <w:t xml:space="preserve">5.3 </w:t>
+      </w:r>
+      <w:r>
+        <w:rPr>
+          <w:rFonts w:hint="eastAsia" w:ascii="Times New Roman" w:hAnsi="Times New Roman" w:eastAsia="SimHei" w:cs="Times New Roman"/>
+        </w:rPr>
+        <w:t xml:space="preserve">乙硼烷的三中心两电子桥键</w:t>
+      </w:r>
+    </w:p>
     <w:tbl>
       <w:tblPr>
         <w:tblStyle w:val="Table"/>
-        <w:tblW w:type="auto" w:w="0"/>
+        <w:tblW w:type="pct" w:w="5000"/>
+        <w:tblLayout w:type="fixed"/>
         <w:tblLook w:firstRow="1" w:lastRow="0" w:firstColumn="0" w:lastColumn="0" w:noHBand="0" w:noVBand="0" w:val="0020"/>
         <w:jc w:val="center"/>
         <w:tblBorders>
@@ -27701,6 +27674,122 @@
           <w:tblHeader w:val="on"/>
         </w:trPr>
         <w:tc>
+          <w:tcPr>
+            <w:tcBorders>
+              <w:bottom w:val="single" w:sz="6" w:space="0" w:color="333333"/>
+            </w:tcBorders>
+          </w:tcPr>
+          <w:p>
+            <w:pPr>
+              <w:pStyle w:val="Compact"/>
+              <w:jc w:val="center"/>
+            </w:pPr>
+            <w:r>
+              <w:rPr>
+                <w:rFonts w:ascii="Times New Roman" w:hAnsi="Times New Roman" w:eastAsia="Times New Roman" w:cs="Times New Roman"/>
+                <w:b/>
+              </w:rPr>
+              <w:t>B</w:t>
+            </w:r>
+            <w:r>
+              <w:rPr>
+                <w:rFonts w:ascii="Times New Roman" w:hAnsi="Times New Roman" w:eastAsia="Times New Roman" w:cs="Times New Roman"/>
+                <w:b/>
+                <w:vertAlign w:val="subscript"/>
+              </w:rPr>
+              <w:t>2</w:t>
+            </w:r>
+            <w:r>
+              <w:rPr>
+                <w:rFonts w:ascii="Times New Roman" w:hAnsi="Times New Roman" w:eastAsia="Times New Roman" w:cs="Times New Roman"/>
+                <w:b/>
+              </w:rPr>
+              <w:t>H</w:t>
+            </w:r>
+            <w:r>
+              <w:rPr>
+                <w:rFonts w:ascii="Times New Roman" w:hAnsi="Times New Roman" w:eastAsia="Times New Roman" w:cs="Times New Roman"/>
+                <w:b/>
+                <w:vertAlign w:val="subscript"/>
+              </w:rPr>
+              <w:t>6</w:t>
+            </w:r>
+            <w:r>
+              <w:rPr>
+                <w:rFonts w:ascii="Times New Roman" w:hAnsi="Times New Roman" w:eastAsia="Times New Roman" w:cs="Times New Roman"/>
+                <w:b/>
+              </w:rPr>
+              <w:t xml:space="preserve"> </w:t>
+            </w:r>
+            <w:r>
+              <w:rPr>
+                <w:rFonts w:hint="eastAsia" w:ascii="Times New Roman" w:hAnsi="Times New Roman" w:eastAsia="SimHei" w:cs="Times New Roman"/>
+                <w:b/>
+              </w:rPr>
+              <w:t xml:space="preserve">结构</w:t>
+            </w:r>
+          </w:p>
+        </w:tc>
+        <w:tc>
+          <w:tcPr>
+            <w:tcBorders>
+              <w:bottom w:val="single" w:sz="6" w:space="0" w:color="333333"/>
+            </w:tcBorders>
+          </w:tcPr>
+          <w:p>
+            <w:pPr>
+              <w:pStyle w:val="Compact"/>
+              <w:jc w:val="center"/>
+            </w:pPr>
+            <w:r>
+              <w:rPr>
+                <w:rFonts w:ascii="Times New Roman" w:hAnsi="Times New Roman" w:eastAsia="Times New Roman" w:cs="Times New Roman"/>
+                <w:b/>
+              </w:rPr>
+              <w:t>B</w:t>
+            </w:r>
+            <w:r>
+              <w:rPr>
+                <w:rFonts w:ascii="Times New Roman" w:hAnsi="Times New Roman" w:eastAsia="Times New Roman" w:cs="Times New Roman"/>
+                <w:b/>
+                <w:vertAlign w:val="subscript"/>
+              </w:rPr>
+              <w:t>2</w:t>
+            </w:r>
+            <w:r>
+              <w:rPr>
+                <w:rFonts w:ascii="Times New Roman" w:hAnsi="Times New Roman" w:eastAsia="Times New Roman" w:cs="Times New Roman"/>
+                <w:b/>
+              </w:rPr>
+              <w:t>H</w:t>
+            </w:r>
+            <w:r>
+              <w:rPr>
+                <w:rFonts w:ascii="Times New Roman" w:hAnsi="Times New Roman" w:eastAsia="Times New Roman" w:cs="Times New Roman"/>
+                <w:b/>
+                <w:vertAlign w:val="subscript"/>
+              </w:rPr>
+              <w:t>6</w:t>
+            </w:r>
+            <w:r>
+              <w:rPr>
+                <w:rFonts w:ascii="Times New Roman" w:hAnsi="Times New Roman" w:eastAsia="Times New Roman" w:cs="Times New Roman"/>
+                <w:b/>
+              </w:rPr>
+              <w:t xml:space="preserve"> </w:t>
+            </w:r>
+            <w:r>
+              <w:rPr>
+                <w:rFonts w:hint="eastAsia" w:ascii="Times New Roman" w:hAnsi="Times New Roman" w:eastAsia="SimHei" w:cs="Times New Roman"/>
+                <w:b/>
+              </w:rPr>
+              <w:t xml:space="preserve">轨道</w:t>
+            </w:r>
+          </w:p>
+        </w:tc>
+      </w:tr>
+      <w:tr>
+        <w:tc>
           <w:tcPr/>
           <w:p>
             <w:pPr>
@@ -27710,46 +27799,47 @@
             <w:r>
               <w:rPr>
                 <w:rFonts w:ascii="Times New Roman" w:hAnsi="Times New Roman" w:eastAsia="Times New Roman" w:cs="Times New Roman"/>
-                <w:b/>
-              </w:rPr>
-              <w:t>B</w:t>
-            </w:r>
-            <w:r>
-              <w:rPr>
-                <w:rFonts w:ascii="Times New Roman" w:hAnsi="Times New Roman" w:eastAsia="Times New Roman" w:cs="Times New Roman"/>
-                <w:b/>
-                <w:vertAlign w:val="subscript"/>
-              </w:rPr>
-              <w:t>2</w:t>
-            </w:r>
-            <w:r>
-              <w:rPr>
-                <w:rFonts w:ascii="Times New Roman" w:hAnsi="Times New Roman" w:eastAsia="Times New Roman" w:cs="Times New Roman"/>
-                <w:b/>
-              </w:rPr>
-              <w:t>H</w:t>
-            </w:r>
-            <w:r>
-              <w:rPr>
-                <w:rFonts w:ascii="Times New Roman" w:hAnsi="Times New Roman" w:eastAsia="Times New Roman" w:cs="Times New Roman"/>
-                <w:b/>
-                <w:vertAlign w:val="subscript"/>
-              </w:rPr>
-              <w:t>6</w:t>
-            </w:r>
-            <w:r>
-              <w:rPr>
-                <w:rFonts w:ascii="Times New Roman" w:hAnsi="Times New Roman" w:eastAsia="Times New Roman" w:cs="Times New Roman"/>
-                <w:b/>
-              </w:rPr>
-              <w:t xml:space="preserve"> </w:t>
-            </w:r>
-            <w:r>
-              <w:rPr>
-                <w:rFonts w:hint="eastAsia" w:ascii="Times New Roman" w:hAnsi="Times New Roman" w:eastAsia="SimHei" w:cs="Times New Roman"/>
-                <w:b/>
-              </w:rPr>
-              <w:t xml:space="preserve">结构</w:t>
+              </w:rPr>
+              <w:drawing>
+                <wp:inline>
+                  <wp:extent cx="2381250" cy="1480448"/>
+                  <wp:effectExtent b="0" l="0" r="0" t="0"/>
+                  <wp:docPr descr="" title="" id="77" name="Picture"/>
+                  <a:graphic>
+                    <a:graphicData uri="http://schemas.openxmlformats.org/drawingml/2006/picture">
+                      <pic:pic>
+                        <pic:nvPicPr>
+                          <pic:cNvPr descr="8c42f36410e8e37837e8ea15bd6ea12e9b7dfbcc8ea8597c2183c4519507c39b.jpg" id="78" name="Picture"/>
+                          <pic:cNvPicPr>
+                            <a:picLocks noChangeArrowheads="1" noChangeAspect="1"/>
+                          </pic:cNvPicPr>
+                        </pic:nvPicPr>
+                        <pic:blipFill>
+                          <a:blip r:embed="rId76"/>
+                          <a:stretch>
+                            <a:fillRect/>
+                          </a:stretch>
+                        </pic:blipFill>
+                        <pic:spPr bwMode="auto">
+                          <a:xfrm>
+                            <a:off x="0" y="0"/>
+                            <a:ext cx="2381250" cy="1480448"/>
+                          </a:xfrm>
+                          <a:prstGeom prst="rect">
+                            <a:avLst/>
+                          </a:prstGeom>
+                          <a:noFill/>
+                          <a:ln w="9525">
+                            <a:noFill/>
+                            <a:headEnd/>
+                            <a:tailEnd/>
+                          </a:ln>
+                        </pic:spPr>
+                      </pic:pic>
+                    </a:graphicData>
+                  </a:graphic>
+                </wp:inline>
+              </w:drawing>
             </w:r>
           </w:p>
         </w:tc>
@@ -27763,337 +27853,200 @@
             <w:r>
               <w:rPr>
                 <w:rFonts w:ascii="Times New Roman" w:hAnsi="Times New Roman" w:eastAsia="Times New Roman" w:cs="Times New Roman"/>
-                <w:b/>
-              </w:rPr>
-              <w:t>B</w:t>
-            </w:r>
+              </w:rPr>
+              <w:drawing>
+                <wp:inline>
+                  <wp:extent cx="2381250" cy="1581377"/>
+                  <wp:effectExtent b="0" l="0" r="0" t="0"/>
+                  <wp:docPr descr="" title="" id="80" name="Picture"/>
+                  <a:graphic>
+                    <a:graphicData uri="http://schemas.openxmlformats.org/drawingml/2006/picture">
+                      <pic:pic>
+                        <pic:nvPicPr>
+                          <pic:cNvPr descr="8203710cb0f11b53222a04500250e92bbb67961ab7d7c0bf8468755f4859e4ce.jpg" id="81" name="Picture"/>
+                          <pic:cNvPicPr>
+                            <a:picLocks noChangeArrowheads="1" noChangeAspect="1"/>
+                          </pic:cNvPicPr>
+                        </pic:nvPicPr>
+                        <pic:blipFill>
+                          <a:blip r:embed="rId79"/>
+                          <a:stretch>
+                            <a:fillRect/>
+                          </a:stretch>
+                        </pic:blipFill>
+                        <pic:spPr bwMode="auto">
+                          <a:xfrm>
+                            <a:off x="0" y="0"/>
+                            <a:ext cx="2381250" cy="1581377"/>
+                          </a:xfrm>
+                          <a:prstGeom prst="rect">
+                            <a:avLst/>
+                          </a:prstGeom>
+                          <a:noFill/>
+                          <a:ln w="9525">
+                            <a:noFill/>
+                            <a:headEnd/>
+                            <a:tailEnd/>
+                          </a:ln>
+                        </pic:spPr>
+                      </pic:pic>
+                    </a:graphicData>
+                  </a:graphic>
+                </wp:inline>
+              </w:drawing>
+            </w:r>
+          </w:p>
+        </w:tc>
+      </w:tr>
+      <w:tr>
+        <w:tc>
+          <w:tcPr/>
+          <w:p>
+            <w:pPr>
+              <w:pStyle w:val="Compact"/>
+              <w:jc w:val="center"/>
+            </w:pPr>
             <w:r>
               <w:rPr>
                 <w:rFonts w:ascii="Times New Roman" w:hAnsi="Times New Roman" w:eastAsia="Times New Roman" w:cs="Times New Roman"/>
-                <w:b/>
+              </w:rPr>
+              <w:t xml:space="preserve">&gt; </w:t>
+            </w:r>
+            <w:r>
+              <w:rPr>
+                <w:rFonts w:hint="eastAsia" w:ascii="Times New Roman" w:hAnsi="Times New Roman" w:eastAsia="FangSong" w:cs="Times New Roman"/>
+              </w:rPr>
+              <w:t xml:space="preserve">图</w:t>
+            </w:r>
+            <w:r>
+              <w:rPr>
+                <w:rFonts w:ascii="Times New Roman" w:hAnsi="Times New Roman" w:eastAsia="Times New Roman" w:cs="Times New Roman"/>
+              </w:rPr>
+              <w:t xml:space="preserve"> </w:t>
+            </w:r>
+            <w:r>
+              <w:rPr>
+                <w:rFonts w:hint="eastAsia" w:ascii="Times New Roman" w:hAnsi="Times New Roman" w:eastAsia="Times New Roman" w:cs="Times New Roman"/>
+              </w:rPr>
+              <w:t>3-14：B</w:t>
+            </w:r>
+            <w:r>
+              <w:rPr>
+                <w:rFonts w:hint="eastAsia" w:ascii="Times New Roman" w:hAnsi="Times New Roman" w:eastAsia="Times New Roman" w:cs="Times New Roman"/>
                 <w:vertAlign w:val="subscript"/>
               </w:rPr>
               <w:t>2</w:t>
             </w:r>
             <w:r>
               <w:rPr>
+                <w:rFonts w:hint="eastAsia" w:ascii="Times New Roman" w:hAnsi="Times New Roman" w:eastAsia="Times New Roman" w:cs="Times New Roman"/>
+              </w:rPr>
+              <w:t>H</w:t>
+            </w:r>
+            <w:r>
+              <w:rPr>
+                <w:rFonts w:hint="eastAsia" w:ascii="Times New Roman" w:hAnsi="Times New Roman" w:eastAsia="Times New Roman" w:cs="Times New Roman"/>
+                <w:vertAlign w:val="subscript"/>
+              </w:rPr>
+              <w:t>6</w:t>
+            </w:r>
+            <w:r>
+              <w:rPr>
                 <w:rFonts w:ascii="Times New Roman" w:hAnsi="Times New Roman" w:eastAsia="Times New Roman" w:cs="Times New Roman"/>
-                <w:b/>
+              </w:rPr>
+              <w:t xml:space="preserve"> </w:t>
+            </w:r>
+            <w:r>
+              <w:rPr>
+                <w:rFonts w:hint="eastAsia" w:ascii="Times New Roman" w:hAnsi="Times New Roman" w:eastAsia="FangSong" w:cs="Times New Roman"/>
+              </w:rPr>
+              <w:t xml:space="preserve">的双桥氢结构</w:t>
+            </w:r>
+          </w:p>
+        </w:tc>
+        <w:tc>
+          <w:tcPr/>
+          <w:p>
+            <w:pPr>
+              <w:pStyle w:val="Compact"/>
+              <w:jc w:val="center"/>
+            </w:pPr>
+            <w:r>
+              <w:rPr>
+                <w:rFonts w:ascii="Times New Roman" w:hAnsi="Times New Roman" w:eastAsia="Times New Roman" w:cs="Times New Roman"/>
+              </w:rPr>
+              <w:t xml:space="preserve">&gt; </w:t>
+            </w:r>
+            <w:r>
+              <w:rPr>
+                <w:rFonts w:hint="eastAsia" w:ascii="Times New Roman" w:hAnsi="Times New Roman" w:eastAsia="FangSong" w:cs="Times New Roman"/>
+              </w:rPr>
+              <w:t xml:space="preserve">图</w:t>
+            </w:r>
+            <w:r>
+              <w:rPr>
+                <w:rFonts w:ascii="Times New Roman" w:hAnsi="Times New Roman" w:eastAsia="Times New Roman" w:cs="Times New Roman"/>
+              </w:rPr>
+              <w:t xml:space="preserve"> </w:t>
+            </w:r>
+            <w:r>
+              <w:rPr>
+                <w:rFonts w:hint="eastAsia" w:ascii="Times New Roman" w:hAnsi="Times New Roman" w:eastAsia="Times New Roman" w:cs="Times New Roman"/>
+              </w:rPr>
+              <w:t>3-15：B</w:t>
+            </w:r>
+            <w:r>
+              <w:rPr>
+                <w:rFonts w:hint="eastAsia" w:ascii="Times New Roman" w:hAnsi="Times New Roman" w:eastAsia="Times New Roman" w:cs="Times New Roman"/>
+                <w:vertAlign w:val="subscript"/>
+              </w:rPr>
+              <w:t>2</w:t>
+            </w:r>
+            <w:r>
+              <w:rPr>
+                <w:rFonts w:hint="eastAsia" w:ascii="Times New Roman" w:hAnsi="Times New Roman" w:eastAsia="Times New Roman" w:cs="Times New Roman"/>
               </w:rPr>
               <w:t>H</w:t>
             </w:r>
             <w:r>
               <w:rPr>
+                <w:rFonts w:hint="eastAsia" w:ascii="Times New Roman" w:hAnsi="Times New Roman" w:eastAsia="Times New Roman" w:cs="Times New Roman"/>
+                <w:vertAlign w:val="subscript"/>
+              </w:rPr>
+              <w:t>6</w:t>
+            </w:r>
+            <w:r>
+              <w:rPr>
                 <w:rFonts w:ascii="Times New Roman" w:hAnsi="Times New Roman" w:eastAsia="Times New Roman" w:cs="Times New Roman"/>
-                <w:b/>
-                <w:vertAlign w:val="subscript"/>
-              </w:rPr>
-              <w:t>6</w:t>
+              </w:rPr>
+              <w:t xml:space="preserve"> </w:t>
+            </w:r>
+            <w:r>
+              <w:rPr>
+                <w:rFonts w:hint="eastAsia" w:ascii="Times New Roman" w:hAnsi="Times New Roman" w:eastAsia="FangSong" w:cs="Times New Roman"/>
+              </w:rPr>
+              <w:t xml:space="preserve">的</w:t>
             </w:r>
             <w:r>
               <w:rPr>
                 <w:rFonts w:ascii="Times New Roman" w:hAnsi="Times New Roman" w:eastAsia="Times New Roman" w:cs="Times New Roman"/>
-                <w:b/>
-              </w:rPr>
-              <w:t xml:space="preserve"> </w:t>
-            </w:r>
-            <w:r>
-              <w:rPr>
-                <w:rFonts w:hint="eastAsia" w:ascii="Times New Roman" w:hAnsi="Times New Roman" w:eastAsia="SimHei" w:cs="Times New Roman"/>
-                <w:b/>
-              </w:rPr>
-              <w:t xml:space="preserve">轨道</w:t>
+              </w:rPr>
+              <w:t xml:space="preserve"> 3c-2e </w:t>
+            </w:r>
+            <w:r>
+              <w:rPr>
+                <w:rFonts w:hint="eastAsia" w:ascii="Times New Roman" w:hAnsi="Times New Roman" w:eastAsia="FangSong" w:cs="Times New Roman"/>
+              </w:rPr>
+              <w:t xml:space="preserve">桥氢分子轨道</w:t>
             </w:r>
           </w:p>
         </w:tc>
       </w:tr>
     </w:tbl>
-    <w:bookmarkEnd w:id="75"/>
-    <w:bookmarkStart w:id="82" w:name="乙硼烷的三中心两电子桥键"/>
-    <w:p>
-      <w:pPr>
-        <w:pStyle w:val="Heading3"/>
-        <w:spacing w:before="280" w:after="120"/>
-      </w:pPr>
-      <w:r>
-        <w:rPr>
-          <w:rFonts w:ascii="Times New Roman" w:hAnsi="Times New Roman" w:eastAsia="Times New Roman" w:cs="Times New Roman"/>
-        </w:rPr>
-        <w:t xml:space="preserve">5.3 </w:t>
-      </w:r>
-      <w:r>
-        <w:rPr>
-          <w:rFonts w:hint="eastAsia" w:ascii="Times New Roman" w:hAnsi="Times New Roman" w:eastAsia="SimHei" w:cs="Times New Roman"/>
-        </w:rPr>
-        <w:t xml:space="preserve">乙硼烷的三中心两电子桥键</w:t>
-      </w:r>
-    </w:p>
-    <w:p>
-      <w:pPr>
-        <w:pStyle w:val="FirstParagraph"/>
-        <w:spacing w:before="160" w:after="80"/>
-        <w:jc w:val="center"/>
-      </w:pPr>
-      <w:r>
-        <w:rPr>
-          <w:rFonts w:ascii="Times New Roman" w:hAnsi="Times New Roman" w:eastAsia="Times New Roman" w:cs="Times New Roman"/>
-        </w:rPr>
-        <w:drawing>
-          <wp:inline>
-            <wp:extent cx="2381250" cy="1480448"/>
-            <wp:effectExtent b="0" l="0" r="0" t="0"/>
-            <wp:docPr descr="" title="" id="77" name="Picture"/>
-            <a:graphic>
-              <a:graphicData uri="http://schemas.openxmlformats.org/drawingml/2006/picture">
-                <pic:pic>
-                  <pic:nvPicPr>
-                    <pic:cNvPr descr="8c42f36410e8e37837e8ea15bd6ea12e9b7dfbcc8ea8597c2183c4519507c39b.jpg" id="78" name="Picture"/>
-                    <pic:cNvPicPr>
-                      <a:picLocks noChangeArrowheads="1" noChangeAspect="1"/>
-                    </pic:cNvPicPr>
-                  </pic:nvPicPr>
-                  <pic:blipFill>
-                    <a:blip r:embed="rId76"/>
-                    <a:stretch>
-                      <a:fillRect/>
-                    </a:stretch>
-                  </pic:blipFill>
-                  <pic:spPr bwMode="auto">
-                    <a:xfrm>
-                      <a:off x="0" y="0"/>
-                      <a:ext cx="2381250" cy="1480448"/>
-                    </a:xfrm>
-                    <a:prstGeom prst="rect">
-                      <a:avLst/>
-                    </a:prstGeom>
-                    <a:noFill/>
-                    <a:ln w="9525">
-                      <a:noFill/>
-                      <a:headEnd/>
-                      <a:tailEnd/>
-                    </a:ln>
-                  </pic:spPr>
-                </pic:pic>
-              </a:graphicData>
-            </a:graphic>
-          </wp:inline>
-        </w:drawing>
-      </w:r>
-      <w:r>
-        <w:rPr>
-          <w:rFonts w:ascii="Times New Roman" w:hAnsi="Times New Roman" w:eastAsia="Times New Roman" w:cs="Times New Roman"/>
-        </w:rPr>
-        <w:t xml:space="preserve"> </w:t>
-      </w:r>
-      <w:r>
-        <w:rPr>
-          <w:rFonts w:ascii="Times New Roman" w:hAnsi="Times New Roman" w:eastAsia="Times New Roman" w:cs="Times New Roman"/>
-        </w:rPr>
-        <w:t xml:space="preserve">|</w:t>
-      </w:r>
-      <w:r>
-        <w:rPr>
-          <w:rFonts w:ascii="Times New Roman" w:hAnsi="Times New Roman" w:eastAsia="Times New Roman" w:cs="Times New Roman"/>
-        </w:rPr>
-        <w:t xml:space="preserve"> </w:t>
-      </w:r>
-      <w:r>
-        <w:rPr>
-          <w:rFonts w:ascii="Times New Roman" w:hAnsi="Times New Roman" w:eastAsia="Times New Roman" w:cs="Times New Roman"/>
-        </w:rPr>
-        <w:drawing>
-          <wp:inline>
-            <wp:extent cx="2381250" cy="1581377"/>
-            <wp:effectExtent b="0" l="0" r="0" t="0"/>
-            <wp:docPr descr="" title="" id="80" name="Picture"/>
-            <a:graphic>
-              <a:graphicData uri="http://schemas.openxmlformats.org/drawingml/2006/picture">
-                <pic:pic>
-                  <pic:nvPicPr>
-                    <pic:cNvPr descr="8203710cb0f11b53222a04500250e92bbb67961ab7d7c0bf8468755f4859e4ce.jpg" id="81" name="Picture"/>
-                    <pic:cNvPicPr>
-                      <a:picLocks noChangeArrowheads="1" noChangeAspect="1"/>
-                    </pic:cNvPicPr>
-                  </pic:nvPicPr>
-                  <pic:blipFill>
-                    <a:blip r:embed="rId79"/>
-                    <a:stretch>
-                      <a:fillRect/>
-                    </a:stretch>
-                  </pic:blipFill>
-                  <pic:spPr bwMode="auto">
-                    <a:xfrm>
-                      <a:off x="0" y="0"/>
-                      <a:ext cx="2381250" cy="1581377"/>
-                    </a:xfrm>
-                    <a:prstGeom prst="rect">
-                      <a:avLst/>
-                    </a:prstGeom>
-                    <a:noFill/>
-                    <a:ln w="9525">
-                      <a:noFill/>
-                      <a:headEnd/>
-                      <a:tailEnd/>
-                    </a:ln>
-                  </pic:spPr>
-                </pic:pic>
-              </a:graphicData>
-            </a:graphic>
-          </wp:inline>
-        </w:drawing>
-      </w:r>
-      <w:r>
-        <w:rPr>
-          <w:rFonts w:ascii="Times New Roman" w:hAnsi="Times New Roman" w:eastAsia="Times New Roman" w:cs="Times New Roman"/>
-        </w:rPr>
-        <w:t xml:space="preserve"> </w:t>
-      </w:r>
-      <w:r>
-        <w:rPr>
-          <w:rFonts w:ascii="Times New Roman" w:hAnsi="Times New Roman" w:eastAsia="Times New Roman" w:cs="Times New Roman"/>
-        </w:rPr>
-        <w:t xml:space="preserve">|</w:t>
-      </w:r>
-      <w:r>
-        <w:rPr>
-          <w:rFonts w:ascii="Times New Roman" w:hAnsi="Times New Roman" w:eastAsia="Times New Roman" w:cs="Times New Roman"/>
-        </w:rPr>
-        <w:br/>
-      </w:r>
-      <w:r>
-        <w:rPr>
-          <w:rFonts w:ascii="Times New Roman" w:hAnsi="Times New Roman" w:eastAsia="Times New Roman" w:cs="Times New Roman"/>
-        </w:rPr>
-        <w:t xml:space="preserve">&gt; </w:t>
-      </w:r>
-      <w:r>
-        <w:rPr>
-          <w:rFonts w:hint="eastAsia" w:ascii="Times New Roman" w:hAnsi="Times New Roman" w:eastAsia="FangSong" w:cs="Times New Roman"/>
-        </w:rPr>
-        <w:t xml:space="preserve">图</w:t>
-      </w:r>
-      <w:r>
-        <w:rPr>
-          <w:rFonts w:ascii="Times New Roman" w:hAnsi="Times New Roman" w:eastAsia="Times New Roman" w:cs="Times New Roman"/>
-        </w:rPr>
-        <w:t xml:space="preserve"> </w:t>
-      </w:r>
-      <w:r>
-        <w:rPr>
-          <w:rFonts w:hint="eastAsia" w:ascii="Times New Roman" w:hAnsi="Times New Roman" w:eastAsia="Times New Roman" w:cs="Times New Roman"/>
-        </w:rPr>
-        <w:t>3-14：B</w:t>
-      </w:r>
-      <w:r>
-        <w:rPr>
-          <w:rFonts w:hint="eastAsia" w:ascii="Times New Roman" w:hAnsi="Times New Roman" w:eastAsia="Times New Roman" w:cs="Times New Roman"/>
-          <w:vertAlign w:val="subscript"/>
-        </w:rPr>
-        <w:t>2</w:t>
-      </w:r>
-      <w:r>
-        <w:rPr>
-          <w:rFonts w:hint="eastAsia" w:ascii="Times New Roman" w:hAnsi="Times New Roman" w:eastAsia="Times New Roman" w:cs="Times New Roman"/>
-        </w:rPr>
-        <w:t>H</w:t>
-      </w:r>
-      <w:r>
-        <w:rPr>
-          <w:rFonts w:hint="eastAsia" w:ascii="Times New Roman" w:hAnsi="Times New Roman" w:eastAsia="Times New Roman" w:cs="Times New Roman"/>
-          <w:vertAlign w:val="subscript"/>
-        </w:rPr>
-        <w:t>6</w:t>
-      </w:r>
-      <w:r>
-        <w:rPr>
-          <w:rFonts w:ascii="Times New Roman" w:hAnsi="Times New Roman" w:eastAsia="Times New Roman" w:cs="Times New Roman"/>
-        </w:rPr>
-        <w:t xml:space="preserve"> </w:t>
-      </w:r>
-      <w:r>
-        <w:rPr>
-          <w:rFonts w:hint="eastAsia" w:ascii="Times New Roman" w:hAnsi="Times New Roman" w:eastAsia="FangSong" w:cs="Times New Roman"/>
-        </w:rPr>
-        <w:t xml:space="preserve">的双桥氢结构</w:t>
-      </w:r>
-      <w:r>
-        <w:rPr>
-          <w:rFonts w:ascii="Times New Roman" w:hAnsi="Times New Roman" w:eastAsia="Times New Roman" w:cs="Times New Roman"/>
-        </w:rPr>
-        <w:t xml:space="preserve"> | &gt; </w:t>
-      </w:r>
-      <w:r>
-        <w:rPr>
-          <w:rFonts w:hint="eastAsia" w:ascii="Times New Roman" w:hAnsi="Times New Roman" w:eastAsia="FangSong" w:cs="Times New Roman"/>
-        </w:rPr>
-        <w:t xml:space="preserve">图</w:t>
-      </w:r>
-      <w:r>
-        <w:rPr>
-          <w:rFonts w:ascii="Times New Roman" w:hAnsi="Times New Roman" w:eastAsia="Times New Roman" w:cs="Times New Roman"/>
-        </w:rPr>
-        <w:t xml:space="preserve"> </w:t>
-      </w:r>
-      <w:r>
-        <w:rPr>
-          <w:rFonts w:hint="eastAsia" w:ascii="Times New Roman" w:hAnsi="Times New Roman" w:eastAsia="Times New Roman" w:cs="Times New Roman"/>
-        </w:rPr>
-        <w:t>3-15：B</w:t>
-      </w:r>
-      <w:r>
-        <w:rPr>
-          <w:rFonts w:hint="eastAsia" w:ascii="Times New Roman" w:hAnsi="Times New Roman" w:eastAsia="Times New Roman" w:cs="Times New Roman"/>
-          <w:vertAlign w:val="subscript"/>
-        </w:rPr>
-        <w:t>2</w:t>
-      </w:r>
-      <w:r>
-        <w:rPr>
-          <w:rFonts w:hint="eastAsia" w:ascii="Times New Roman" w:hAnsi="Times New Roman" w:eastAsia="Times New Roman" w:cs="Times New Roman"/>
-        </w:rPr>
-        <w:t>H</w:t>
-      </w:r>
-      <w:r>
-        <w:rPr>
-          <w:rFonts w:hint="eastAsia" w:ascii="Times New Roman" w:hAnsi="Times New Roman" w:eastAsia="Times New Roman" w:cs="Times New Roman"/>
-          <w:vertAlign w:val="subscript"/>
-        </w:rPr>
-        <w:t>6</w:t>
-      </w:r>
-      <w:r>
-        <w:rPr>
-          <w:rFonts w:ascii="Times New Roman" w:hAnsi="Times New Roman" w:eastAsia="Times New Roman" w:cs="Times New Roman"/>
-        </w:rPr>
-        <w:t xml:space="preserve"> </w:t>
-      </w:r>
-      <w:r>
-        <w:rPr>
-          <w:rFonts w:hint="eastAsia" w:ascii="Times New Roman" w:hAnsi="Times New Roman" w:eastAsia="FangSong" w:cs="Times New Roman"/>
-        </w:rPr>
-        <w:t xml:space="preserve">的</w:t>
-      </w:r>
-      <w:r>
-        <w:rPr>
-          <w:rFonts w:ascii="Times New Roman" w:hAnsi="Times New Roman" w:eastAsia="Times New Roman" w:cs="Times New Roman"/>
-        </w:rPr>
-        <w:t xml:space="preserve"> 3c-2e </w:t>
-      </w:r>
-      <w:r>
-        <w:rPr>
-          <w:rFonts w:hint="eastAsia" w:ascii="Times New Roman" w:hAnsi="Times New Roman" w:eastAsia="FangSong" w:cs="Times New Roman"/>
-        </w:rPr>
-        <w:t xml:space="preserve">桥氢分子轨道</w:t>
-      </w:r>
-      <w:r>
-        <w:rPr>
-          <w:rFonts w:ascii="Times New Roman" w:hAnsi="Times New Roman" w:eastAsia="Times New Roman" w:cs="Times New Roman"/>
-        </w:rPr>
-        <w:t xml:space="preserve"> |</w:t>
-      </w:r>
-    </w:p>
     <w:p>
       <w:pPr>
         <w:pStyle w:val="BodyText"/>
+        <w:spacing w:before="120"/>
         <w:ind w:firstLine="420"/>
       </w:pPr>
       <w:r>
@@ -31159,7 +31112,6 @@
     <w:p>
       <w:pPr>
         <w:pStyle w:val="BodyText"/>
-        <w:spacing w:after="80"/>
         <w:ind w:firstLine="420"/>
       </w:pPr>
       <w:r>
@@ -31667,10 +31619,31 @@
         <w:t>。</w:t>
       </w:r>
     </w:p>
+    <w:bookmarkEnd w:id="86"/>
+    <w:bookmarkStart w:id="90" w:name="多元醇强化与硼酸的滴定"/>
+    <w:p>
+      <w:pPr>
+        <w:pStyle w:val="Heading3"/>
+        <w:spacing w:after="120" w:before="280"/>
+      </w:pPr>
+      <w:r>
+        <w:rPr>
+          <w:rFonts w:ascii="Times New Roman" w:hAnsi="Times New Roman" w:eastAsia="Times New Roman" w:cs="Times New Roman"/>
+        </w:rPr>
+        <w:t xml:space="preserve">6.3 </w:t>
+      </w:r>
+      <w:r>
+        <w:rPr>
+          <w:rFonts w:hint="eastAsia" w:ascii="Times New Roman" w:hAnsi="Times New Roman" w:eastAsia="SimHei" w:cs="Times New Roman"/>
+        </w:rPr>
+        <w:t xml:space="preserve">多元醇强化与硼酸的滴定</w:t>
+      </w:r>
+    </w:p>
     <w:tbl>
       <w:tblPr>
         <w:tblStyle w:val="Table"/>
-        <w:tblW w:type="auto" w:w="0"/>
+        <w:tblW w:type="pct" w:w="5000"/>
+        <w:tblLayout w:type="fixed"/>
         <w:tblLook w:firstRow="1" w:lastRow="0" w:firstColumn="0" w:lastColumn="0" w:noHBand="0" w:noVBand="0" w:val="0020"/>
         <w:jc w:val="center"/>
         <w:tblBorders>
@@ -31690,6 +31663,28 @@
           <w:tblHeader w:val="on"/>
         </w:trPr>
         <w:tc>
+          <w:tcPr>
+            <w:tcBorders>
+              <w:bottom w:val="single" w:sz="6" w:space="0" w:color="333333"/>
+            </w:tcBorders>
+          </w:tcPr>
+          <w:p>
+            <w:pPr>
+              <w:pStyle w:val="Compact"/>
+              <w:jc w:val="center"/>
+            </w:pPr>
+            <w:r>
+              <w:rPr>
+                <w:rFonts w:hint="eastAsia" w:ascii="Times New Roman" w:hAnsi="Times New Roman" w:eastAsia="SimHei" w:cs="Times New Roman"/>
+                <w:b/>
+              </w:rPr>
+              <w:t xml:space="preserve">硼酸螯合</w:t>
+            </w:r>
+          </w:p>
+        </w:tc>
+      </w:tr>
+      <w:tr>
+        <w:tc>
           <w:tcPr/>
           <w:p>
             <w:pPr>
@@ -31698,144 +31693,98 @@
             </w:pPr>
             <w:r>
               <w:rPr>
-                <w:rFonts w:hint="eastAsia" w:ascii="Times New Roman" w:hAnsi="Times New Roman" w:eastAsia="SimHei" w:cs="Times New Roman"/>
-                <w:b/>
-              </w:rPr>
-              <w:t xml:space="preserve">硼酸螯合</w:t>
+                <w:rFonts w:ascii="Times New Roman" w:hAnsi="Times New Roman" w:eastAsia="Times New Roman" w:cs="Times New Roman"/>
+              </w:rPr>
+              <w:drawing>
+                <wp:inline>
+                  <wp:extent cx="2667000" cy="362504"/>
+                  <wp:effectExtent b="0" l="0" r="0" t="0"/>
+                  <wp:docPr descr="" title="" id="88" name="Picture"/>
+                  <a:graphic>
+                    <a:graphicData uri="http://schemas.openxmlformats.org/drawingml/2006/picture">
+                      <pic:pic>
+                        <pic:nvPicPr>
+                          <pic:cNvPr descr="63ab9705e46dd07cabf0890e710d6799d4e94bfa2539f4c851d4cb123f07c53e.jpg" id="89" name="Picture"/>
+                          <pic:cNvPicPr>
+                            <a:picLocks noChangeArrowheads="1" noChangeAspect="1"/>
+                          </pic:cNvPicPr>
+                        </pic:nvPicPr>
+                        <pic:blipFill>
+                          <a:blip r:embed="rId87"/>
+                          <a:stretch>
+                            <a:fillRect/>
+                          </a:stretch>
+                        </pic:blipFill>
+                        <pic:spPr bwMode="auto">
+                          <a:xfrm>
+                            <a:off x="0" y="0"/>
+                            <a:ext cx="2667000" cy="362504"/>
+                          </a:xfrm>
+                          <a:prstGeom prst="rect">
+                            <a:avLst/>
+                          </a:prstGeom>
+                          <a:noFill/>
+                          <a:ln w="9525">
+                            <a:noFill/>
+                            <a:headEnd/>
+                            <a:tailEnd/>
+                          </a:ln>
+                        </pic:spPr>
+                      </pic:pic>
+                    </a:graphicData>
+                  </a:graphic>
+                </wp:inline>
+              </w:drawing>
+            </w:r>
+          </w:p>
+        </w:tc>
+      </w:tr>
+      <w:tr>
+        <w:tc>
+          <w:tcPr/>
+          <w:p>
+            <w:pPr>
+              <w:pStyle w:val="Compact"/>
+              <w:jc w:val="center"/>
+            </w:pPr>
+            <w:r>
+              <w:rPr>
+                <w:rFonts w:ascii="Times New Roman" w:hAnsi="Times New Roman" w:eastAsia="Times New Roman" w:cs="Times New Roman"/>
+              </w:rPr>
+              <w:t xml:space="preserve">&gt; </w:t>
+            </w:r>
+            <w:r>
+              <w:rPr>
+                <w:rFonts w:hint="eastAsia" w:ascii="Times New Roman" w:hAnsi="Times New Roman" w:eastAsia="FangSong" w:cs="Times New Roman"/>
+              </w:rPr>
+              <w:t xml:space="preserve">图</w:t>
+            </w:r>
+            <w:r>
+              <w:rPr>
+                <w:rFonts w:ascii="Times New Roman" w:hAnsi="Times New Roman" w:eastAsia="Times New Roman" w:cs="Times New Roman"/>
+              </w:rPr>
+              <w:t xml:space="preserve"> </w:t>
+            </w:r>
+            <w:r>
+              <w:rPr>
+                <w:rFonts w:hint="eastAsia" w:ascii="Times New Roman" w:hAnsi="Times New Roman" w:eastAsia="Times New Roman" w:cs="Times New Roman"/>
+              </w:rPr>
+              <w:t>3-16：</w:t>
+            </w:r>
+            <w:r>
+              <w:rPr>
+                <w:rFonts w:hint="eastAsia" w:ascii="Times New Roman" w:hAnsi="Times New Roman" w:eastAsia="FangSong" w:cs="Times New Roman"/>
+              </w:rPr>
+              <w:t>邻二醇强化硼酸酸性的原理</w:t>
             </w:r>
           </w:p>
         </w:tc>
       </w:tr>
     </w:tbl>
-    <w:bookmarkEnd w:id="86"/>
-    <w:bookmarkStart w:id="90" w:name="多元醇强化与硼酸的滴定"/>
-    <w:p>
-      <w:pPr>
-        <w:pStyle w:val="Heading3"/>
-        <w:spacing w:before="280" w:after="120"/>
-      </w:pPr>
-      <w:r>
-        <w:rPr>
-          <w:rFonts w:ascii="Times New Roman" w:hAnsi="Times New Roman" w:eastAsia="Times New Roman" w:cs="Times New Roman"/>
-        </w:rPr>
-        <w:t xml:space="preserve">6.3 </w:t>
-      </w:r>
-      <w:r>
-        <w:rPr>
-          <w:rFonts w:hint="eastAsia" w:ascii="Times New Roman" w:hAnsi="Times New Roman" w:eastAsia="SimHei" w:cs="Times New Roman"/>
-        </w:rPr>
-        <w:t xml:space="preserve">多元醇强化与硼酸的滴定</w:t>
-      </w:r>
-    </w:p>
-    <w:p>
-      <w:pPr>
-        <w:pStyle w:val="FirstParagraph"/>
-        <w:spacing w:before="160" w:after="80"/>
-        <w:jc w:val="center"/>
-      </w:pPr>
-      <w:r>
-        <w:rPr>
-          <w:rFonts w:ascii="Times New Roman" w:hAnsi="Times New Roman" w:eastAsia="Times New Roman" w:cs="Times New Roman"/>
-        </w:rPr>
-        <w:drawing>
-          <wp:inline>
-            <wp:extent cx="2667000" cy="362504"/>
-            <wp:effectExtent b="0" l="0" r="0" t="0"/>
-            <wp:docPr descr="" title="" id="88" name="Picture"/>
-            <a:graphic>
-              <a:graphicData uri="http://schemas.openxmlformats.org/drawingml/2006/picture">
-                <pic:pic>
-                  <pic:nvPicPr>
-                    <pic:cNvPr descr="63ab9705e46dd07cabf0890e710d6799d4e94bfa2539f4c851d4cb123f07c53e.jpg" id="89" name="Picture"/>
-                    <pic:cNvPicPr>
-                      <a:picLocks noChangeArrowheads="1" noChangeAspect="1"/>
-                    </pic:cNvPicPr>
-                  </pic:nvPicPr>
-                  <pic:blipFill>
-                    <a:blip r:embed="rId87"/>
-                    <a:stretch>
-                      <a:fillRect/>
-                    </a:stretch>
-                  </pic:blipFill>
-                  <pic:spPr bwMode="auto">
-                    <a:xfrm>
-                      <a:off x="0" y="0"/>
-                      <a:ext cx="2667000" cy="362504"/>
-                    </a:xfrm>
-                    <a:prstGeom prst="rect">
-                      <a:avLst/>
-                    </a:prstGeom>
-                    <a:noFill/>
-                    <a:ln w="9525">
-                      <a:noFill/>
-                      <a:headEnd/>
-                      <a:tailEnd/>
-                    </a:ln>
-                  </pic:spPr>
-                </pic:pic>
-              </a:graphicData>
-            </a:graphic>
-          </wp:inline>
-        </w:drawing>
-      </w:r>
-      <w:r>
-        <w:rPr>
-          <w:rFonts w:ascii="Times New Roman" w:hAnsi="Times New Roman" w:eastAsia="Times New Roman" w:cs="Times New Roman"/>
-        </w:rPr>
-        <w:t xml:space="preserve"> </w:t>
-      </w:r>
-      <w:r>
-        <w:rPr>
-          <w:rFonts w:ascii="Times New Roman" w:hAnsi="Times New Roman" w:eastAsia="Times New Roman" w:cs="Times New Roman"/>
-        </w:rPr>
-        <w:t xml:space="preserve">|</w:t>
-      </w:r>
-      <w:r>
-        <w:rPr>
-          <w:rFonts w:ascii="Times New Roman" w:hAnsi="Times New Roman" w:eastAsia="Times New Roman" w:cs="Times New Roman"/>
-        </w:rPr>
-        <w:br/>
-      </w:r>
-      <w:r>
-        <w:rPr>
-          <w:rFonts w:ascii="Times New Roman" w:hAnsi="Times New Roman" w:eastAsia="Times New Roman" w:cs="Times New Roman"/>
-        </w:rPr>
-        <w:t xml:space="preserve">&gt; </w:t>
-      </w:r>
-      <w:r>
-        <w:rPr>
-          <w:rFonts w:hint="eastAsia" w:ascii="Times New Roman" w:hAnsi="Times New Roman" w:eastAsia="FangSong" w:cs="Times New Roman"/>
-        </w:rPr>
-        <w:t xml:space="preserve">图</w:t>
-      </w:r>
-      <w:r>
-        <w:rPr>
-          <w:rFonts w:ascii="Times New Roman" w:hAnsi="Times New Roman" w:eastAsia="Times New Roman" w:cs="Times New Roman"/>
-        </w:rPr>
-        <w:t xml:space="preserve"> </w:t>
-      </w:r>
-      <w:r>
-        <w:rPr>
-          <w:rFonts w:hint="eastAsia" w:ascii="Times New Roman" w:hAnsi="Times New Roman" w:eastAsia="Times New Roman" w:cs="Times New Roman"/>
-        </w:rPr>
-        <w:t>3-16：</w:t>
-      </w:r>
-      <w:r>
-        <w:rPr>
-          <w:rFonts w:hint="eastAsia" w:ascii="Times New Roman" w:hAnsi="Times New Roman" w:eastAsia="FangSong" w:cs="Times New Roman"/>
-        </w:rPr>
-        <w:t>邻二醇强化硼酸酸性的原理</w:t>
-      </w:r>
-      <w:r>
-        <w:rPr>
-          <w:rFonts w:ascii="Times New Roman" w:hAnsi="Times New Roman" w:eastAsia="Times New Roman" w:cs="Times New Roman"/>
-        </w:rPr>
-        <w:t xml:space="preserve"> |</w:t>
-      </w:r>
-    </w:p>
     <w:p>
       <w:pPr>
         <w:pStyle w:val="BodyText"/>
+        <w:spacing w:before="120"/>
         <w:ind w:firstLine="420"/>
       </w:pPr>
       <w:r>
@@ -32816,7 +32765,6 @@
     <w:p>
       <w:pPr>
         <w:pStyle w:val="BodyText"/>
-        <w:spacing w:after="80"/>
         <w:ind w:firstLine="420"/>
       </w:pPr>
       <w:r>
@@ -33220,10 +33168,31 @@
         <w:t>。</w:t>
       </w:r>
     </w:p>
+    <w:bookmarkEnd w:id="91"/>
+    <w:bookmarkStart w:id="95" w:name="卤化硼的路易斯酸性顺序"/>
+    <w:p>
+      <w:pPr>
+        <w:pStyle w:val="Heading3"/>
+        <w:spacing w:after="120" w:before="280"/>
+      </w:pPr>
+      <w:r>
+        <w:rPr>
+          <w:rFonts w:ascii="Times New Roman" w:hAnsi="Times New Roman" w:eastAsia="Times New Roman" w:cs="Times New Roman"/>
+        </w:rPr>
+        <w:t xml:space="preserve">6.5 </w:t>
+      </w:r>
+      <w:r>
+        <w:rPr>
+          <w:rFonts w:hint="eastAsia" w:ascii="Times New Roman" w:hAnsi="Times New Roman" w:eastAsia="SimHei" w:cs="Times New Roman"/>
+        </w:rPr>
+        <w:t xml:space="preserve">卤化硼的路易斯酸性顺序</w:t>
+      </w:r>
+    </w:p>
     <w:tbl>
       <w:tblPr>
         <w:tblStyle w:val="Table"/>
-        <w:tblW w:type="auto" w:w="0"/>
+        <w:tblW w:type="pct" w:w="5000"/>
+        <w:tblLayout w:type="fixed"/>
         <w:tblLook w:firstRow="1" w:lastRow="0" w:firstColumn="0" w:lastColumn="0" w:noHBand="0" w:noVBand="0" w:val="0020"/>
         <w:jc w:val="center"/>
         <w:tblBorders>
@@ -33243,6 +33212,50 @@
           <w:tblHeader w:val="on"/>
         </w:trPr>
         <w:tc>
+          <w:tcPr>
+            <w:tcBorders>
+              <w:bottom w:val="single" w:sz="6" w:space="0" w:color="333333"/>
+            </w:tcBorders>
+          </w:tcPr>
+          <w:p>
+            <w:pPr>
+              <w:pStyle w:val="Compact"/>
+              <w:jc w:val="center"/>
+            </w:pPr>
+            <w:r>
+              <w:rPr>
+                <w:rFonts w:ascii="Times New Roman" w:hAnsi="Times New Roman" w:eastAsia="Times New Roman" w:cs="Times New Roman"/>
+                <w:b/>
+              </w:rPr>
+              <w:t>BF</w:t>
+            </w:r>
+            <w:r>
+              <w:rPr>
+                <w:rFonts w:ascii="Times New Roman" w:hAnsi="Times New Roman" w:eastAsia="Times New Roman" w:cs="Times New Roman"/>
+                <w:b/>
+                <w:vertAlign w:val="subscript"/>
+              </w:rPr>
+              <w:t>3</w:t>
+            </w:r>
+            <w:r>
+              <w:rPr>
+                <w:rFonts w:ascii="Times New Roman" w:hAnsi="Times New Roman" w:eastAsia="Times New Roman" w:cs="Times New Roman"/>
+                <w:b/>
+              </w:rPr>
+              <w:t xml:space="preserve"> </w:t>
+            </w:r>
+            <w:r>
+              <w:rPr>
+                <w:rFonts w:hint="eastAsia" w:ascii="Times New Roman" w:hAnsi="Times New Roman" w:eastAsia="SimHei" w:cs="Times New Roman"/>
+                <w:b/>
+              </w:rPr>
+              <w:t xml:space="preserve">反馈键</w:t>
+            </w:r>
+          </w:p>
+        </w:tc>
+      </w:tr>
+      <w:tr>
+        <w:tc>
           <w:tcPr/>
           <w:p>
             <w:pPr>
@@ -33252,14 +33265,86 @@
             <w:r>
               <w:rPr>
                 <w:rFonts w:ascii="Times New Roman" w:hAnsi="Times New Roman" w:eastAsia="Times New Roman" w:cs="Times New Roman"/>
-                <w:b/>
-              </w:rPr>
-              <w:t>BF</w:t>
-            </w:r>
+              </w:rPr>
+              <w:drawing>
+                <wp:inline>
+                  <wp:extent cx="2667000" cy="1181524"/>
+                  <wp:effectExtent b="0" l="0" r="0" t="0"/>
+                  <wp:docPr descr="" title="" id="93" name="Picture"/>
+                  <a:graphic>
+                    <a:graphicData uri="http://schemas.openxmlformats.org/drawingml/2006/picture">
+                      <pic:pic>
+                        <pic:nvPicPr>
+                          <pic:cNvPr descr="1a23633cf952c33a7d32cb4b71d0af79dd342d4b696e7f240ed1f986d5e7c4a0.png" id="94" name="Picture"/>
+                          <pic:cNvPicPr>
+                            <a:picLocks noChangeArrowheads="1" noChangeAspect="1"/>
+                          </pic:cNvPicPr>
+                        </pic:nvPicPr>
+                        <pic:blipFill>
+                          <a:blip r:embed="rId92"/>
+                          <a:stretch>
+                            <a:fillRect/>
+                          </a:stretch>
+                        </pic:blipFill>
+                        <pic:spPr bwMode="auto">
+                          <a:xfrm>
+                            <a:off x="0" y="0"/>
+                            <a:ext cx="2667000" cy="1181524"/>
+                          </a:xfrm>
+                          <a:prstGeom prst="rect">
+                            <a:avLst/>
+                          </a:prstGeom>
+                          <a:noFill/>
+                          <a:ln w="9525">
+                            <a:noFill/>
+                            <a:headEnd/>
+                            <a:tailEnd/>
+                          </a:ln>
+                        </pic:spPr>
+                      </pic:pic>
+                    </a:graphicData>
+                  </a:graphic>
+                </wp:inline>
+              </w:drawing>
+            </w:r>
+          </w:p>
+        </w:tc>
+      </w:tr>
+      <w:tr>
+        <w:tc>
+          <w:tcPr/>
+          <w:p>
+            <w:pPr>
+              <w:pStyle w:val="Compact"/>
+              <w:jc w:val="center"/>
+            </w:pPr>
             <w:r>
               <w:rPr>
                 <w:rFonts w:ascii="Times New Roman" w:hAnsi="Times New Roman" w:eastAsia="Times New Roman" w:cs="Times New Roman"/>
-                <w:b/>
+              </w:rPr>
+              <w:t xml:space="preserve">&gt; </w:t>
+            </w:r>
+            <w:r>
+              <w:rPr>
+                <w:rFonts w:hint="eastAsia" w:ascii="Times New Roman" w:hAnsi="Times New Roman" w:eastAsia="FangSong" w:cs="Times New Roman"/>
+              </w:rPr>
+              <w:t xml:space="preserve">图</w:t>
+            </w:r>
+            <w:r>
+              <w:rPr>
+                <w:rFonts w:ascii="Times New Roman" w:hAnsi="Times New Roman" w:eastAsia="Times New Roman" w:cs="Times New Roman"/>
+              </w:rPr>
+              <w:t xml:space="preserve"> </w:t>
+            </w:r>
+            <w:r>
+              <w:rPr>
+                <w:rFonts w:hint="eastAsia" w:ascii="Times New Roman" w:hAnsi="Times New Roman" w:eastAsia="Times New Roman" w:cs="Times New Roman"/>
+              </w:rPr>
+              <w:t>3-17：BF</w:t>
+            </w:r>
+            <w:r>
+              <w:rPr>
+                <w:rFonts w:hint="eastAsia" w:ascii="Times New Roman" w:hAnsi="Times New Roman" w:eastAsia="Times New Roman" w:cs="Times New Roman"/>
                 <w:vertAlign w:val="subscript"/>
               </w:rPr>
               <w:t>3</w:t>
@@ -33267,14 +33352,24 @@
             <w:r>
               <w:rPr>
                 <w:rFonts w:ascii="Times New Roman" w:hAnsi="Times New Roman" w:eastAsia="Times New Roman" w:cs="Times New Roman"/>
-                <w:b/>
               </w:rPr>
               <w:t xml:space="preserve"> </w:t>
             </w:r>
             <w:r>
               <w:rPr>
-                <w:rFonts w:hint="eastAsia" w:ascii="Times New Roman" w:hAnsi="Times New Roman" w:eastAsia="SimHei" w:cs="Times New Roman"/>
-                <w:b/>
+                <w:rFonts w:hint="eastAsia" w:ascii="Times New Roman" w:hAnsi="Times New Roman" w:eastAsia="FangSong" w:cs="Times New Roman"/>
+              </w:rPr>
+              <w:t xml:space="preserve">的分子内</w:t>
+            </w:r>
+            <w:r>
+              <w:rPr>
+                <w:rFonts w:ascii="Times New Roman" w:hAnsi="Times New Roman" w:eastAsia="Times New Roman" w:cs="Times New Roman"/>
+              </w:rPr>
+              <w:t xml:space="preserve"> π </w:t>
+            </w:r>
+            <w:r>
+              <w:rPr>
+                <w:rFonts w:hint="eastAsia" w:ascii="Times New Roman" w:hAnsi="Times New Roman" w:eastAsia="FangSong" w:cs="Times New Roman"/>
               </w:rPr>
               <w:t xml:space="preserve">反馈键</w:t>
             </w:r>
@@ -33282,160 +33377,10 @@
         </w:tc>
       </w:tr>
     </w:tbl>
-    <w:bookmarkEnd w:id="91"/>
-    <w:bookmarkStart w:id="95" w:name="卤化硼的路易斯酸性顺序"/>
-    <w:p>
-      <w:pPr>
-        <w:pStyle w:val="Heading3"/>
-        <w:spacing w:before="280" w:after="120"/>
-      </w:pPr>
-      <w:r>
-        <w:rPr>
-          <w:rFonts w:ascii="Times New Roman" w:hAnsi="Times New Roman" w:eastAsia="Times New Roman" w:cs="Times New Roman"/>
-        </w:rPr>
-        <w:t xml:space="preserve">6.5 </w:t>
-      </w:r>
-      <w:r>
-        <w:rPr>
-          <w:rFonts w:hint="eastAsia" w:ascii="Times New Roman" w:hAnsi="Times New Roman" w:eastAsia="SimHei" w:cs="Times New Roman"/>
-        </w:rPr>
-        <w:t xml:space="preserve">卤化硼的路易斯酸性顺序</w:t>
-      </w:r>
-    </w:p>
-    <w:p>
-      <w:pPr>
-        <w:pStyle w:val="FirstParagraph"/>
-        <w:spacing w:before="160" w:after="80"/>
-        <w:jc w:val="center"/>
-      </w:pPr>
-      <w:r>
-        <w:rPr>
-          <w:rFonts w:ascii="Times New Roman" w:hAnsi="Times New Roman" w:eastAsia="Times New Roman" w:cs="Times New Roman"/>
-        </w:rPr>
-        <w:drawing>
-          <wp:inline>
-            <wp:extent cx="2667000" cy="1181524"/>
-            <wp:effectExtent b="0" l="0" r="0" t="0"/>
-            <wp:docPr descr="" title="" id="93" name="Picture"/>
-            <a:graphic>
-              <a:graphicData uri="http://schemas.openxmlformats.org/drawingml/2006/picture">
-                <pic:pic>
-                  <pic:nvPicPr>
-                    <pic:cNvPr descr="1a23633cf952c33a7d32cb4b71d0af79dd342d4b696e7f240ed1f986d5e7c4a0.png" id="94" name="Picture"/>
-                    <pic:cNvPicPr>
-                      <a:picLocks noChangeArrowheads="1" noChangeAspect="1"/>
-                    </pic:cNvPicPr>
-                  </pic:nvPicPr>
-                  <pic:blipFill>
-                    <a:blip r:embed="rId92"/>
-                    <a:stretch>
-                      <a:fillRect/>
-                    </a:stretch>
-                  </pic:blipFill>
-                  <pic:spPr bwMode="auto">
-                    <a:xfrm>
-                      <a:off x="0" y="0"/>
-                      <a:ext cx="2667000" cy="1181524"/>
-                    </a:xfrm>
-                    <a:prstGeom prst="rect">
-                      <a:avLst/>
-                    </a:prstGeom>
-                    <a:noFill/>
-                    <a:ln w="9525">
-                      <a:noFill/>
-                      <a:headEnd/>
-                      <a:tailEnd/>
-                    </a:ln>
-                  </pic:spPr>
-                </pic:pic>
-              </a:graphicData>
-            </a:graphic>
-          </wp:inline>
-        </w:drawing>
-      </w:r>
-      <w:r>
-        <w:rPr>
-          <w:rFonts w:ascii="Times New Roman" w:hAnsi="Times New Roman" w:eastAsia="Times New Roman" w:cs="Times New Roman"/>
-        </w:rPr>
-        <w:t xml:space="preserve"> </w:t>
-      </w:r>
-      <w:r>
-        <w:rPr>
-          <w:rFonts w:ascii="Times New Roman" w:hAnsi="Times New Roman" w:eastAsia="Times New Roman" w:cs="Times New Roman"/>
-        </w:rPr>
-        <w:t xml:space="preserve">|</w:t>
-      </w:r>
-      <w:r>
-        <w:rPr>
-          <w:rFonts w:ascii="Times New Roman" w:hAnsi="Times New Roman" w:eastAsia="Times New Roman" w:cs="Times New Roman"/>
-        </w:rPr>
-        <w:br/>
-      </w:r>
-      <w:r>
-        <w:rPr>
-          <w:rFonts w:ascii="Times New Roman" w:hAnsi="Times New Roman" w:eastAsia="Times New Roman" w:cs="Times New Roman"/>
-        </w:rPr>
-        <w:t xml:space="preserve">&gt; </w:t>
-      </w:r>
-      <w:r>
-        <w:rPr>
-          <w:rFonts w:hint="eastAsia" w:ascii="Times New Roman" w:hAnsi="Times New Roman" w:eastAsia="FangSong" w:cs="Times New Roman"/>
-        </w:rPr>
-        <w:t xml:space="preserve">图</w:t>
-      </w:r>
-      <w:r>
-        <w:rPr>
-          <w:rFonts w:ascii="Times New Roman" w:hAnsi="Times New Roman" w:eastAsia="Times New Roman" w:cs="Times New Roman"/>
-        </w:rPr>
-        <w:t xml:space="preserve"> </w:t>
-      </w:r>
-      <w:r>
-        <w:rPr>
-          <w:rFonts w:hint="eastAsia" w:ascii="Times New Roman" w:hAnsi="Times New Roman" w:eastAsia="Times New Roman" w:cs="Times New Roman"/>
-        </w:rPr>
-        <w:t>3-17：BF</w:t>
-      </w:r>
-      <w:r>
-        <w:rPr>
-          <w:rFonts w:hint="eastAsia" w:ascii="Times New Roman" w:hAnsi="Times New Roman" w:eastAsia="Times New Roman" w:cs="Times New Roman"/>
-          <w:vertAlign w:val="subscript"/>
-        </w:rPr>
-        <w:t>3</w:t>
-      </w:r>
-      <w:r>
-        <w:rPr>
-          <w:rFonts w:ascii="Times New Roman" w:hAnsi="Times New Roman" w:eastAsia="Times New Roman" w:cs="Times New Roman"/>
-        </w:rPr>
-        <w:t xml:space="preserve"> </w:t>
-      </w:r>
-      <w:r>
-        <w:rPr>
-          <w:rFonts w:hint="eastAsia" w:ascii="Times New Roman" w:hAnsi="Times New Roman" w:eastAsia="FangSong" w:cs="Times New Roman"/>
-        </w:rPr>
-        <w:t xml:space="preserve">的分子内</w:t>
-      </w:r>
-      <w:r>
-        <w:rPr>
-          <w:rFonts w:ascii="Times New Roman" w:hAnsi="Times New Roman" w:eastAsia="Times New Roman" w:cs="Times New Roman"/>
-        </w:rPr>
-        <w:t xml:space="preserve"> π </w:t>
-      </w:r>
-      <w:r>
-        <w:rPr>
-          <w:rFonts w:hint="eastAsia" w:ascii="Times New Roman" w:hAnsi="Times New Roman" w:eastAsia="FangSong" w:cs="Times New Roman"/>
-        </w:rPr>
-        <w:t xml:space="preserve">反馈键</w:t>
-      </w:r>
-      <w:r>
-        <w:rPr>
-          <w:rFonts w:ascii="Times New Roman" w:hAnsi="Times New Roman" w:eastAsia="Times New Roman" w:cs="Times New Roman"/>
-        </w:rPr>
-        <w:t xml:space="preserve"> |</w:t>
-      </w:r>
-    </w:p>
     <w:p>
       <w:pPr>
         <w:pStyle w:val="BodyText"/>
+        <w:spacing w:before="120"/>
         <w:ind w:firstLine="420"/>
       </w:pPr>
       <w:r>
@@ -34438,7 +34383,6 @@
     <w:p>
       <w:pPr>
         <w:pStyle w:val="BodyText"/>
-        <w:spacing w:after="80"/>
         <w:ind w:firstLine="420"/>
       </w:pPr>
       <w:r>
@@ -34777,10 +34721,31 @@
         <w:t xml:space="preserve">。</w:t>
       </w:r>
     </w:p>
+    <w:bookmarkEnd w:id="95"/>
+    <w:bookmarkStart w:id="99" w:name="氮化硼与金刚石的类比"/>
+    <w:p>
+      <w:pPr>
+        <w:pStyle w:val="Heading3"/>
+        <w:spacing w:after="120" w:before="280"/>
+      </w:pPr>
+      <w:r>
+        <w:rPr>
+          <w:rFonts w:ascii="Times New Roman" w:hAnsi="Times New Roman" w:eastAsia="Times New Roman" w:cs="Times New Roman"/>
+        </w:rPr>
+        <w:t xml:space="preserve">6.6 </w:t>
+      </w:r>
+      <w:r>
+        <w:rPr>
+          <w:rFonts w:hint="eastAsia" w:ascii="Times New Roman" w:hAnsi="Times New Roman" w:eastAsia="SimHei" w:cs="Times New Roman"/>
+        </w:rPr>
+        <w:t xml:space="preserve">氮化硼与金刚石的类比</w:t>
+      </w:r>
+    </w:p>
     <w:tbl>
       <w:tblPr>
         <w:tblStyle w:val="Table"/>
-        <w:tblW w:type="auto" w:w="0"/>
+        <w:tblW w:type="pct" w:w="5000"/>
+        <w:tblLayout w:type="fixed"/>
         <w:tblLook w:firstRow="1" w:lastRow="0" w:firstColumn="0" w:lastColumn="0" w:noHBand="0" w:noVBand="0" w:val="0020"/>
         <w:jc w:val="center"/>
         <w:tblBorders>
@@ -34800,6 +34765,28 @@
           <w:tblHeader w:val="on"/>
         </w:trPr>
         <w:tc>
+          <w:tcPr>
+            <w:tcBorders>
+              <w:bottom w:val="single" w:sz="6" w:space="0" w:color="333333"/>
+            </w:tcBorders>
+          </w:tcPr>
+          <w:p>
+            <w:pPr>
+              <w:pStyle w:val="Compact"/>
+              <w:jc w:val="center"/>
+            </w:pPr>
+            <w:r>
+              <w:rPr>
+                <w:rFonts w:hint="eastAsia" w:ascii="Times New Roman" w:hAnsi="Times New Roman" w:eastAsia="SimHei" w:cs="Times New Roman"/>
+                <w:b/>
+              </w:rPr>
+              <w:t xml:space="preserve">立方氮化硼</w:t>
+            </w:r>
+          </w:p>
+        </w:tc>
+      </w:tr>
+      <w:tr>
+        <w:tc>
           <w:tcPr/>
           <w:p>
             <w:pPr>
@@ -34808,145 +34795,98 @@
             </w:pPr>
             <w:r>
               <w:rPr>
-                <w:rFonts w:hint="eastAsia" w:ascii="Times New Roman" w:hAnsi="Times New Roman" w:eastAsia="SimHei" w:cs="Times New Roman"/>
-                <w:b/>
-              </w:rPr>
-              <w:t xml:space="preserve">立方氮化硼</w:t>
+                <w:rFonts w:ascii="Times New Roman" w:hAnsi="Times New Roman" w:eastAsia="Times New Roman" w:cs="Times New Roman"/>
+              </w:rPr>
+              <w:drawing>
+                <wp:inline>
+                  <wp:extent cx="2667000" cy="2156732"/>
+                  <wp:effectExtent b="0" l="0" r="0" t="0"/>
+                  <wp:docPr descr="" title="" id="97" name="Picture"/>
+                  <a:graphic>
+                    <a:graphicData uri="http://schemas.openxmlformats.org/drawingml/2006/picture">
+                      <pic:pic>
+                        <pic:nvPicPr>
+                          <pic:cNvPr descr="b695705be186e24a86213af3c4d42109b2f81d56bd76b6f7314f43d500956255.jpg" id="98" name="Picture"/>
+                          <pic:cNvPicPr>
+                            <a:picLocks noChangeArrowheads="1" noChangeAspect="1"/>
+                          </pic:cNvPicPr>
+                        </pic:nvPicPr>
+                        <pic:blipFill>
+                          <a:blip r:embed="rId96"/>
+                          <a:stretch>
+                            <a:fillRect/>
+                          </a:stretch>
+                        </pic:blipFill>
+                        <pic:spPr bwMode="auto">
+                          <a:xfrm>
+                            <a:off x="0" y="0"/>
+                            <a:ext cx="2667000" cy="2156732"/>
+                          </a:xfrm>
+                          <a:prstGeom prst="rect">
+                            <a:avLst/>
+                          </a:prstGeom>
+                          <a:noFill/>
+                          <a:ln w="9525">
+                            <a:noFill/>
+                            <a:headEnd/>
+                            <a:tailEnd/>
+                          </a:ln>
+                        </pic:spPr>
+                      </pic:pic>
+                    </a:graphicData>
+                  </a:graphic>
+                </wp:inline>
+              </w:drawing>
+            </w:r>
+          </w:p>
+        </w:tc>
+      </w:tr>
+      <w:tr>
+        <w:tc>
+          <w:tcPr/>
+          <w:p>
+            <w:pPr>
+              <w:pStyle w:val="Compact"/>
+              <w:jc w:val="center"/>
+            </w:pPr>
+            <w:r>
+              <w:rPr>
+                <w:rFonts w:ascii="Times New Roman" w:hAnsi="Times New Roman" w:eastAsia="Times New Roman" w:cs="Times New Roman"/>
+              </w:rPr>
+              <w:t xml:space="preserve">&gt; </w:t>
+            </w:r>
+            <w:r>
+              <w:rPr>
+                <w:rFonts w:hint="eastAsia" w:ascii="Times New Roman" w:hAnsi="Times New Roman" w:eastAsia="FangSong" w:cs="Times New Roman"/>
+              </w:rPr>
+              <w:t xml:space="preserve">图</w:t>
+            </w:r>
+            <w:r>
+              <w:rPr>
+                <w:rFonts w:ascii="Times New Roman" w:hAnsi="Times New Roman" w:eastAsia="Times New Roman" w:cs="Times New Roman"/>
+              </w:rPr>
+              <w:t xml:space="preserve"> </w:t>
+            </w:r>
+            <w:r>
+              <w:rPr>
+                <w:rFonts w:hint="eastAsia" w:ascii="Times New Roman" w:hAnsi="Times New Roman" w:eastAsia="Times New Roman" w:cs="Times New Roman"/>
+              </w:rPr>
+              <w:t>3-18：</w:t>
+            </w:r>
+            <w:r>
+              <w:rPr>
+                <w:rFonts w:hint="eastAsia" w:ascii="Times New Roman" w:hAnsi="Times New Roman" w:eastAsia="FangSong" w:cs="Times New Roman"/>
+              </w:rPr>
+              <w:t>立方氮化硼的闪锌矿型晶胞</w:t>
             </w:r>
           </w:p>
         </w:tc>
       </w:tr>
     </w:tbl>
-    <w:bookmarkEnd w:id="95"/>
-    <w:bookmarkStart w:id="99" w:name="氮化硼与金刚石的类比"/>
-    <w:p>
-      <w:pPr>
-        <w:pStyle w:val="Heading3"/>
-        <w:spacing w:before="280" w:after="120"/>
-      </w:pPr>
-      <w:r>
-        <w:rPr>
-          <w:rFonts w:ascii="Times New Roman" w:hAnsi="Times New Roman" w:eastAsia="Times New Roman" w:cs="Times New Roman"/>
-        </w:rPr>
-        <w:t xml:space="preserve">6.6 </w:t>
-      </w:r>
-      <w:r>
-        <w:rPr>
-          <w:rFonts w:hint="eastAsia" w:ascii="Times New Roman" w:hAnsi="Times New Roman" w:eastAsia="SimHei" w:cs="Times New Roman"/>
-        </w:rPr>
-        <w:t xml:space="preserve">氮化硼与金刚石的类比</w:t>
-      </w:r>
-    </w:p>
-    <w:p>
-      <w:pPr>
-        <w:pStyle w:val="FirstParagraph"/>
-        <w:spacing w:before="160" w:after="80"/>
-        <w:jc w:val="center"/>
-      </w:pPr>
-      <w:r>
-        <w:rPr>
-          <w:rFonts w:ascii="Times New Roman" w:hAnsi="Times New Roman" w:eastAsia="Times New Roman" w:cs="Times New Roman"/>
-        </w:rPr>
-        <w:drawing>
-          <wp:inline>
-            <wp:extent cx="2667000" cy="2156732"/>
-            <wp:effectExtent b="0" l="0" r="0" t="0"/>
-            <wp:docPr descr="" title="" id="97" name="Picture"/>
-            <a:graphic>
-              <a:graphicData uri="http://schemas.openxmlformats.org/drawingml/2006/picture">
-                <pic:pic>
-                  <pic:nvPicPr>
-                    <pic:cNvPr descr="b695705be186e24a86213af3c4d42109b2f81d56bd76b6f7314f43d500956255.jpg" id="98" name="Picture"/>
-                    <pic:cNvPicPr>
-                      <a:picLocks noChangeArrowheads="1" noChangeAspect="1"/>
-                    </pic:cNvPicPr>
-                  </pic:nvPicPr>
-                  <pic:blipFill>
-                    <a:blip r:embed="rId96"/>
-                    <a:stretch>
-                      <a:fillRect/>
-                    </a:stretch>
-                  </pic:blipFill>
-                  <pic:spPr bwMode="auto">
-                    <a:xfrm>
-                      <a:off x="0" y="0"/>
-                      <a:ext cx="2667000" cy="2156732"/>
-                    </a:xfrm>
-                    <a:prstGeom prst="rect">
-                      <a:avLst/>
-                    </a:prstGeom>
-                    <a:noFill/>
-                    <a:ln w="9525">
-                      <a:noFill/>
-                      <a:headEnd/>
-                      <a:tailEnd/>
-                    </a:ln>
-                  </pic:spPr>
-                </pic:pic>
-              </a:graphicData>
-            </a:graphic>
-          </wp:inline>
-        </w:drawing>
-      </w:r>
-      <w:r>
-        <w:rPr>
-          <w:rFonts w:ascii="Times New Roman" w:hAnsi="Times New Roman" w:eastAsia="Times New Roman" w:cs="Times New Roman"/>
-        </w:rPr>
-        <w:t xml:space="preserve"> </w:t>
-      </w:r>
-      <w:r>
-        <w:rPr>
-          <w:rFonts w:ascii="Times New Roman" w:hAnsi="Times New Roman" w:eastAsia="Times New Roman" w:cs="Times New Roman"/>
-        </w:rPr>
-        <w:t xml:space="preserve">|</w:t>
-      </w:r>
-      <w:r>
-        <w:rPr>
-          <w:rFonts w:ascii="Times New Roman" w:hAnsi="Times New Roman" w:eastAsia="Times New Roman" w:cs="Times New Roman"/>
-        </w:rPr>
-        <w:br/>
-      </w:r>
-      <w:r>
-        <w:rPr>
-          <w:rFonts w:ascii="Times New Roman" w:hAnsi="Times New Roman" w:eastAsia="Times New Roman" w:cs="Times New Roman"/>
-        </w:rPr>
-        <w:t xml:space="preserve">&gt; </w:t>
-      </w:r>
-      <w:r>
-        <w:rPr>
-          <w:rFonts w:hint="eastAsia" w:ascii="Times New Roman" w:hAnsi="Times New Roman" w:eastAsia="FangSong" w:cs="Times New Roman"/>
-        </w:rPr>
-        <w:t xml:space="preserve">图</w:t>
-      </w:r>
-      <w:r>
-        <w:rPr>
-          <w:rFonts w:ascii="Times New Roman" w:hAnsi="Times New Roman" w:eastAsia="Times New Roman" w:cs="Times New Roman"/>
-        </w:rPr>
-        <w:t xml:space="preserve"> </w:t>
-      </w:r>
-      <w:r>
-        <w:rPr>
-          <w:rFonts w:hint="eastAsia" w:ascii="Times New Roman" w:hAnsi="Times New Roman" w:eastAsia="Times New Roman" w:cs="Times New Roman"/>
-        </w:rPr>
-        <w:t>3-18：</w:t>
-      </w:r>
-      <w:r>
-        <w:rPr>
-          <w:rFonts w:hint="eastAsia" w:ascii="Times New Roman" w:hAnsi="Times New Roman" w:eastAsia="FangSong" w:cs="Times New Roman"/>
-        </w:rPr>
-        <w:t>立方氮化硼的闪锌矿型晶胞</w:t>
-      </w:r>
-      <w:r>
-        <w:rPr>
-          <w:rFonts w:ascii="Times New Roman" w:hAnsi="Times New Roman" w:eastAsia="Times New Roman" w:cs="Times New Roman"/>
-        </w:rPr>
-        <w:t xml:space="preserve"> |</w:t>
-      </w:r>
-    </w:p>
     <w:p>
       <w:pPr>
         <w:pStyle w:val="BodyText"/>
-        <w:spacing w:after="80"/>
+        <w:spacing w:before="120" w:after="80"/>
         <w:ind w:firstLine="420"/>
       </w:pPr>
       <w:r>
@@ -36339,7 +36279,6 @@
     <w:p>
       <w:pPr>
         <w:pStyle w:val="FirstParagraph"/>
-        <w:spacing w:after="80"/>
         <w:ind w:firstLine="420"/>
       </w:pPr>
       <m:oMath>
@@ -37284,10 +37223,31 @@
         <w:t xml:space="preserve">。</w:t>
       </w:r>
     </w:p>
+    <w:bookmarkEnd w:id="102"/>
+    <w:bookmarkStart w:id="106" w:name="氯化铝的双聚与相变"/>
+    <w:p>
+      <w:pPr>
+        <w:pStyle w:val="Heading3"/>
+        <w:spacing w:after="120" w:before="280"/>
+      </w:pPr>
+      <w:r>
+        <w:rPr>
+          <w:rFonts w:ascii="Times New Roman" w:hAnsi="Times New Roman" w:eastAsia="Times New Roman" w:cs="Times New Roman"/>
+        </w:rPr>
+        <w:t xml:space="preserve">7.3 </w:t>
+      </w:r>
+      <w:r>
+        <w:rPr>
+          <w:rFonts w:hint="eastAsia" w:ascii="Times New Roman" w:hAnsi="Times New Roman" w:eastAsia="SimHei" w:cs="Times New Roman"/>
+        </w:rPr>
+        <w:t xml:space="preserve">氯化铝的双聚与相变</w:t>
+      </w:r>
+    </w:p>
     <w:tbl>
       <w:tblPr>
         <w:tblStyle w:val="Table"/>
-        <w:tblW w:type="auto" w:w="0"/>
+        <w:tblW w:type="pct" w:w="5000"/>
+        <w:tblLayout w:type="fixed"/>
         <w:tblLook w:firstRow="1" w:lastRow="0" w:firstColumn="0" w:lastColumn="0" w:noHBand="0" w:noVBand="0" w:val="0020"/>
         <w:jc w:val="center"/>
         <w:tblBorders>
@@ -37307,6 +37267,65 @@
           <w:tblHeader w:val="on"/>
         </w:trPr>
         <w:tc>
+          <w:tcPr>
+            <w:tcBorders>
+              <w:bottom w:val="single" w:sz="6" w:space="0" w:color="333333"/>
+            </w:tcBorders>
+          </w:tcPr>
+          <w:p>
+            <w:pPr>
+              <w:pStyle w:val="Compact"/>
+              <w:jc w:val="center"/>
+            </w:pPr>
+            <w:r>
+              <w:rPr>
+                <w:rFonts w:ascii="Times New Roman" w:hAnsi="Times New Roman" w:eastAsia="Times New Roman" w:cs="Times New Roman"/>
+                <w:b/>
+              </w:rPr>
+              <w:t>Al</w:t>
+            </w:r>
+            <w:r>
+              <w:rPr>
+                <w:rFonts w:ascii="Times New Roman" w:hAnsi="Times New Roman" w:eastAsia="Times New Roman" w:cs="Times New Roman"/>
+                <w:b/>
+                <w:vertAlign w:val="subscript"/>
+              </w:rPr>
+              <w:t>2</w:t>
+            </w:r>
+            <w:r>
+              <w:rPr>
+                <w:rFonts w:ascii="Times New Roman" w:hAnsi="Times New Roman" w:eastAsia="Times New Roman" w:cs="Times New Roman"/>
+                <w:b/>
+              </w:rPr>
+              <w:t>Cl</w:t>
+            </w:r>
+            <w:r>
+              <w:rPr>
+                <w:rFonts w:ascii="Times New Roman" w:hAnsi="Times New Roman" w:eastAsia="Times New Roman" w:cs="Times New Roman"/>
+                <w:b/>
+                <w:vertAlign w:val="subscript"/>
+              </w:rPr>
+              <w:t>6</w:t>
+            </w:r>
+            <w:r>
+              <w:rPr>
+                <w:rFonts w:ascii="Times New Roman" w:hAnsi="Times New Roman" w:eastAsia="Times New Roman" w:cs="Times New Roman"/>
+                <w:b/>
+              </w:rPr>
+              <w:t xml:space="preserve"> </w:t>
+            </w:r>
+            <w:r>
+              <w:rPr>
+                <w:rFonts w:hint="eastAsia" w:ascii="Times New Roman" w:hAnsi="Times New Roman" w:eastAsia="SimHei" w:cs="Times New Roman"/>
+                <w:b/>
+              </w:rPr>
+              <w:t xml:space="preserve">结构</w:t>
+            </w:r>
+          </w:p>
+        </w:tc>
+      </w:tr>
+      <w:tr>
+        <w:tc>
           <w:tcPr/>
           <w:p>
             <w:pPr>
@@ -37316,206 +37335,123 @@
             <w:r>
               <w:rPr>
                 <w:rFonts w:ascii="Times New Roman" w:hAnsi="Times New Roman" w:eastAsia="Times New Roman" w:cs="Times New Roman"/>
-                <w:b/>
-              </w:rPr>
-              <w:t>Al</w:t>
-            </w:r>
+              </w:rPr>
+              <w:drawing>
+                <wp:inline>
+                  <wp:extent cx="2667000" cy="1585586"/>
+                  <wp:effectExtent b="0" l="0" r="0" t="0"/>
+                  <wp:docPr descr="" title="" id="104" name="Picture"/>
+                  <a:graphic>
+                    <a:graphicData uri="http://schemas.openxmlformats.org/drawingml/2006/picture">
+                      <pic:pic>
+                        <pic:nvPicPr>
+                          <pic:cNvPr descr="f17db7bdb9b9bd51da5ab21e8b6852fe7593ba9c4be42e2786ba902818e6993c.jpg" id="105" name="Picture"/>
+                          <pic:cNvPicPr>
+                            <a:picLocks noChangeArrowheads="1" noChangeAspect="1"/>
+                          </pic:cNvPicPr>
+                        </pic:nvPicPr>
+                        <pic:blipFill>
+                          <a:blip r:embed="rId103"/>
+                          <a:stretch>
+                            <a:fillRect/>
+                          </a:stretch>
+                        </pic:blipFill>
+                        <pic:spPr bwMode="auto">
+                          <a:xfrm>
+                            <a:off x="0" y="0"/>
+                            <a:ext cx="2667000" cy="1585586"/>
+                          </a:xfrm>
+                          <a:prstGeom prst="rect">
+                            <a:avLst/>
+                          </a:prstGeom>
+                          <a:noFill/>
+                          <a:ln w="9525">
+                            <a:noFill/>
+                            <a:headEnd/>
+                            <a:tailEnd/>
+                          </a:ln>
+                        </pic:spPr>
+                      </pic:pic>
+                    </a:graphicData>
+                  </a:graphic>
+                </wp:inline>
+              </w:drawing>
+            </w:r>
+          </w:p>
+        </w:tc>
+      </w:tr>
+      <w:tr>
+        <w:tc>
+          <w:tcPr/>
+          <w:p>
+            <w:pPr>
+              <w:pStyle w:val="Compact"/>
+              <w:jc w:val="center"/>
+            </w:pPr>
             <w:r>
               <w:rPr>
                 <w:rFonts w:ascii="Times New Roman" w:hAnsi="Times New Roman" w:eastAsia="Times New Roman" w:cs="Times New Roman"/>
-                <w:b/>
+              </w:rPr>
+              <w:t xml:space="preserve">&gt; </w:t>
+            </w:r>
+            <w:r>
+              <w:rPr>
+                <w:rFonts w:hint="eastAsia" w:ascii="Times New Roman" w:hAnsi="Times New Roman" w:eastAsia="FangSong" w:cs="Times New Roman"/>
+              </w:rPr>
+              <w:t xml:space="preserve">图</w:t>
+            </w:r>
+            <w:r>
+              <w:rPr>
+                <w:rFonts w:ascii="Times New Roman" w:hAnsi="Times New Roman" w:eastAsia="Times New Roman" w:cs="Times New Roman"/>
+              </w:rPr>
+              <w:t xml:space="preserve"> </w:t>
+            </w:r>
+            <w:r>
+              <w:rPr>
+                <w:rFonts w:hint="eastAsia" w:ascii="Times New Roman" w:hAnsi="Times New Roman" w:eastAsia="Times New Roman" w:cs="Times New Roman"/>
+              </w:rPr>
+              <w:t>3-19：Al</w:t>
+            </w:r>
+            <w:r>
+              <w:rPr>
+                <w:rFonts w:hint="eastAsia" w:ascii="Times New Roman" w:hAnsi="Times New Roman" w:eastAsia="Times New Roman" w:cs="Times New Roman"/>
                 <w:vertAlign w:val="subscript"/>
               </w:rPr>
               <w:t>2</w:t>
             </w:r>
             <w:r>
               <w:rPr>
+                <w:rFonts w:hint="eastAsia" w:ascii="Times New Roman" w:hAnsi="Times New Roman" w:eastAsia="Times New Roman" w:cs="Times New Roman"/>
+              </w:rPr>
+              <w:t>Cl</w:t>
+            </w:r>
+            <w:r>
+              <w:rPr>
+                <w:rFonts w:hint="eastAsia" w:ascii="Times New Roman" w:hAnsi="Times New Roman" w:eastAsia="Times New Roman" w:cs="Times New Roman"/>
+                <w:vertAlign w:val="subscript"/>
+              </w:rPr>
+              <w:t>6</w:t>
+            </w:r>
+            <w:r>
+              <w:rPr>
                 <w:rFonts w:ascii="Times New Roman" w:hAnsi="Times New Roman" w:eastAsia="Times New Roman" w:cs="Times New Roman"/>
-                <w:b/>
-              </w:rPr>
-              <w:t>Cl</w:t>
-            </w:r>
-            <w:r>
-              <w:rPr>
-                <w:rFonts w:ascii="Times New Roman" w:hAnsi="Times New Roman" w:eastAsia="Times New Roman" w:cs="Times New Roman"/>
-                <w:b/>
-                <w:vertAlign w:val="subscript"/>
-              </w:rPr>
-              <w:t>6</w:t>
-            </w:r>
-            <w:r>
-              <w:rPr>
-                <w:rFonts w:ascii="Times New Roman" w:hAnsi="Times New Roman" w:eastAsia="Times New Roman" w:cs="Times New Roman"/>
-                <w:b/>
               </w:rPr>
               <w:t xml:space="preserve"> </w:t>
             </w:r>
             <w:r>
               <w:rPr>
-                <w:rFonts w:hint="eastAsia" w:ascii="Times New Roman" w:hAnsi="Times New Roman" w:eastAsia="SimHei" w:cs="Times New Roman"/>
-                <w:b/>
-              </w:rPr>
-              <w:t xml:space="preserve">结构</w:t>
+                <w:rFonts w:hint="eastAsia" w:ascii="Times New Roman" w:hAnsi="Times New Roman" w:eastAsia="FangSong" w:cs="Times New Roman"/>
+              </w:rPr>
+              <w:t xml:space="preserve">的双四面体共棱结构</w:t>
             </w:r>
           </w:p>
         </w:tc>
       </w:tr>
     </w:tbl>
-    <w:bookmarkEnd w:id="102"/>
-    <w:bookmarkStart w:id="106" w:name="氯化铝的双聚与相变"/>
-    <w:p>
-      <w:pPr>
-        <w:pStyle w:val="Heading3"/>
-        <w:spacing w:before="280" w:after="120"/>
-      </w:pPr>
-      <w:r>
-        <w:rPr>
-          <w:rFonts w:ascii="Times New Roman" w:hAnsi="Times New Roman" w:eastAsia="Times New Roman" w:cs="Times New Roman"/>
-        </w:rPr>
-        <w:t xml:space="preserve">7.3 </w:t>
-      </w:r>
-      <w:r>
-        <w:rPr>
-          <w:rFonts w:hint="eastAsia" w:ascii="Times New Roman" w:hAnsi="Times New Roman" w:eastAsia="SimHei" w:cs="Times New Roman"/>
-        </w:rPr>
-        <w:t xml:space="preserve">氯化铝的双聚与相变</w:t>
-      </w:r>
-    </w:p>
-    <w:p>
-      <w:pPr>
-        <w:pStyle w:val="FirstParagraph"/>
-        <w:spacing w:before="160" w:after="80"/>
-        <w:jc w:val="center"/>
-      </w:pPr>
-      <w:r>
-        <w:rPr>
-          <w:rFonts w:ascii="Times New Roman" w:hAnsi="Times New Roman" w:eastAsia="Times New Roman" w:cs="Times New Roman"/>
-        </w:rPr>
-        <w:drawing>
-          <wp:inline>
-            <wp:extent cx="2667000" cy="1585586"/>
-            <wp:effectExtent b="0" l="0" r="0" t="0"/>
-            <wp:docPr descr="" title="" id="104" name="Picture"/>
-            <a:graphic>
-              <a:graphicData uri="http://schemas.openxmlformats.org/drawingml/2006/picture">
-                <pic:pic>
-                  <pic:nvPicPr>
-                    <pic:cNvPr descr="f17db7bdb9b9bd51da5ab21e8b6852fe7593ba9c4be42e2786ba902818e6993c.jpg" id="105" name="Picture"/>
-                    <pic:cNvPicPr>
-                      <a:picLocks noChangeArrowheads="1" noChangeAspect="1"/>
-                    </pic:cNvPicPr>
-                  </pic:nvPicPr>
-                  <pic:blipFill>
-                    <a:blip r:embed="rId103"/>
-                    <a:stretch>
-                      <a:fillRect/>
-                    </a:stretch>
-                  </pic:blipFill>
-                  <pic:spPr bwMode="auto">
-                    <a:xfrm>
-                      <a:off x="0" y="0"/>
-                      <a:ext cx="2667000" cy="1585586"/>
-                    </a:xfrm>
-                    <a:prstGeom prst="rect">
-                      <a:avLst/>
-                    </a:prstGeom>
-                    <a:noFill/>
-                    <a:ln w="9525">
-                      <a:noFill/>
-                      <a:headEnd/>
-                      <a:tailEnd/>
-                    </a:ln>
-                  </pic:spPr>
-                </pic:pic>
-              </a:graphicData>
-            </a:graphic>
-          </wp:inline>
-        </w:drawing>
-      </w:r>
-      <w:r>
-        <w:rPr>
-          <w:rFonts w:ascii="Times New Roman" w:hAnsi="Times New Roman" w:eastAsia="Times New Roman" w:cs="Times New Roman"/>
-        </w:rPr>
-        <w:t xml:space="preserve"> </w:t>
-      </w:r>
-      <w:r>
-        <w:rPr>
-          <w:rFonts w:ascii="Times New Roman" w:hAnsi="Times New Roman" w:eastAsia="Times New Roman" w:cs="Times New Roman"/>
-        </w:rPr>
-        <w:t xml:space="preserve">|</w:t>
-      </w:r>
-      <w:r>
-        <w:rPr>
-          <w:rFonts w:ascii="Times New Roman" w:hAnsi="Times New Roman" w:eastAsia="Times New Roman" w:cs="Times New Roman"/>
-        </w:rPr>
-        <w:br/>
-      </w:r>
-      <w:r>
-        <w:rPr>
-          <w:rFonts w:ascii="Times New Roman" w:hAnsi="Times New Roman" w:eastAsia="Times New Roman" w:cs="Times New Roman"/>
-        </w:rPr>
-        <w:t xml:space="preserve">&gt; </w:t>
-      </w:r>
-      <w:r>
-        <w:rPr>
-          <w:rFonts w:hint="eastAsia" w:ascii="Times New Roman" w:hAnsi="Times New Roman" w:eastAsia="FangSong" w:cs="Times New Roman"/>
-        </w:rPr>
-        <w:t xml:space="preserve">图</w:t>
-      </w:r>
-      <w:r>
-        <w:rPr>
-          <w:rFonts w:ascii="Times New Roman" w:hAnsi="Times New Roman" w:eastAsia="Times New Roman" w:cs="Times New Roman"/>
-        </w:rPr>
-        <w:t xml:space="preserve"> </w:t>
-      </w:r>
-      <w:r>
-        <w:rPr>
-          <w:rFonts w:hint="eastAsia" w:ascii="Times New Roman" w:hAnsi="Times New Roman" w:eastAsia="Times New Roman" w:cs="Times New Roman"/>
-        </w:rPr>
-        <w:t>3-19：Al</w:t>
-      </w:r>
-      <w:r>
-        <w:rPr>
-          <w:rFonts w:hint="eastAsia" w:ascii="Times New Roman" w:hAnsi="Times New Roman" w:eastAsia="Times New Roman" w:cs="Times New Roman"/>
-          <w:vertAlign w:val="subscript"/>
-        </w:rPr>
-        <w:t>2</w:t>
-      </w:r>
-      <w:r>
-        <w:rPr>
-          <w:rFonts w:hint="eastAsia" w:ascii="Times New Roman" w:hAnsi="Times New Roman" w:eastAsia="Times New Roman" w:cs="Times New Roman"/>
-        </w:rPr>
-        <w:t>Cl</w:t>
-      </w:r>
-      <w:r>
-        <w:rPr>
-          <w:rFonts w:hint="eastAsia" w:ascii="Times New Roman" w:hAnsi="Times New Roman" w:eastAsia="Times New Roman" w:cs="Times New Roman"/>
-          <w:vertAlign w:val="subscript"/>
-        </w:rPr>
-        <w:t>6</w:t>
-      </w:r>
-      <w:r>
-        <w:rPr>
-          <w:rFonts w:ascii="Times New Roman" w:hAnsi="Times New Roman" w:eastAsia="Times New Roman" w:cs="Times New Roman"/>
-        </w:rPr>
-        <w:t xml:space="preserve"> </w:t>
-      </w:r>
-      <w:r>
-        <w:rPr>
-          <w:rFonts w:hint="eastAsia" w:ascii="Times New Roman" w:hAnsi="Times New Roman" w:eastAsia="FangSong" w:cs="Times New Roman"/>
-        </w:rPr>
-        <w:t xml:space="preserve">的双四面体共棱结构</w:t>
-      </w:r>
-      <w:r>
-        <w:rPr>
-          <w:rFonts w:ascii="Times New Roman" w:hAnsi="Times New Roman" w:eastAsia="Times New Roman" w:cs="Times New Roman"/>
-        </w:rPr>
-        <w:t xml:space="preserve"> |</w:t>
-      </w:r>
-    </w:p>
     <w:p>
       <w:pPr>
         <w:pStyle w:val="BodyText"/>
+        <w:spacing w:before="120"/>
         <w:ind w:firstLine="420"/>
       </w:pPr>
       <m:oMath>

--- a/06-学生侧材料/讲义/学生专用版/5-无机化学/碳族与硼族元素-超级充实版（学生专用版）.docx
+++ b/06-学生侧材料/讲义/学生专用版/5-无机化学/碳族与硼族元素-超级充实版（学生专用版）.docx
@@ -33268,14 +33268,14 @@
               </w:rPr>
               <w:drawing>
                 <wp:inline>
-                  <wp:extent cx="2667000" cy="1181524"/>
+                  <wp:extent cx="2667000" cy="3647514"/>
                   <wp:effectExtent b="0" l="0" r="0" t="0"/>
                   <wp:docPr descr="" title="" id="93" name="Picture"/>
                   <a:graphic>
                     <a:graphicData uri="http://schemas.openxmlformats.org/drawingml/2006/picture">
                       <pic:pic>
                         <pic:nvPicPr>
-                          <pic:cNvPr descr="1a23633cf952c33a7d32cb4b71d0af79dd342d4b696e7f240ed1f986d5e7c4a0.png" id="94" name="Picture"/>
+                          <pic:cNvPr descr="38c88533161a308471aeabd11fce251adf84d504758144fd60f06db140226411.jpg" id="94" name="Picture"/>
                           <pic:cNvPicPr>
                             <a:picLocks noChangeArrowheads="1" noChangeAspect="1"/>
                           </pic:cNvPicPr>
@@ -33289,7 +33289,7 @@
                         <pic:spPr bwMode="auto">
                           <a:xfrm>
                             <a:off x="0" y="0"/>
-                            <a:ext cx="2667000" cy="1181524"/>
+                            <a:ext cx="2667000" cy="3647514"/>
                           </a:xfrm>
                           <a:prstGeom prst="rect">
                             <a:avLst/>

--- a/06-学生侧材料/讲义/学生专用版/5-无机化学/碳族与硼族元素-超级充实版（学生专用版）.docx
+++ b/06-学生侧材料/讲义/学生专用版/5-无机化学/碳族与硼族元素-超级充实版（学生专用版）.docx
@@ -43145,8 +43145,8 @@
         </w:tblBorders>
       </w:tblPr>
       <w:tblGrid>
-        <w:gridCol w:w="3960"/>
-        <w:gridCol w:w="3960"/>
+        <w:gridCol w:w="1452"/>
+        <w:gridCol w:w="6468"/>
       </w:tblGrid>
       <w:tr>
         <w:trPr>

--- a/06-学生侧材料/讲义/学生专用版/5-无机化学/碳族与硼族元素-超级充实版（学生专用版）.docx
+++ b/06-学生侧材料/讲义/学生专用版/5-无机化学/碳族与硼族元素-超级充实版（学生专用版）.docx
@@ -4792,11 +4792,11 @@
         </w:tblBorders>
       </w:tblPr>
       <w:tblGrid>
-        <w:gridCol w:w="1584"/>
-        <w:gridCol w:w="1584"/>
-        <w:gridCol w:w="1584"/>
-        <w:gridCol w:w="1584"/>
-        <w:gridCol w:w="1584"/>
+        <w:gridCol w:w="1782"/>
+        <w:gridCol w:w="1782"/>
+        <w:gridCol w:w="1650"/>
+        <w:gridCol w:w="1056"/>
+        <w:gridCol w:w="1650"/>
       </w:tblGrid>
       <w:tr>
         <w:trPr>
@@ -43145,8 +43145,8 @@
         </w:tblBorders>
       </w:tblPr>
       <w:tblGrid>
-        <w:gridCol w:w="1452"/>
-        <w:gridCol w:w="6468"/>
+        <w:gridCol w:w="1914"/>
+        <w:gridCol w:w="6006"/>
       </w:tblGrid>
       <w:tr>
         <w:trPr>
